--- a/Thesis_SiebeEveraerts_draft3.docx
+++ b/Thesis_SiebeEveraerts_draft3.docx
@@ -249,7 +249,7 @@
           <w:szCs w:val="24"/>
           <w:lang w:val="en-GB"/>
         </w:rPr>
-        <w:t>(1,2,3)</w:t>
+        <w:fldChar w:fldCharType="begin"/>
       </w:r>
       <w:r>
         <w:rPr>
@@ -258,6 +258,69 @@
           <w:szCs w:val="24"/>
           <w:lang w:val="en-GB"/>
         </w:rPr>
+        <w:instrText xml:space="preserve"> ADDIN ZOTERO_ITEM CSL_CITATION {"citationID":"Ji0GeweX","properties":{"formattedCitation":"(Kantarjian et al., 2000; Siegel et al., 2018)","plainCitation":"(Kantarjian et al., 2000; Siegel et al., 2018)","noteIndex":0},"citationItems":[{"id":54,"uris":["http://zotero.org/users/local/YhuOZDGS/items/BCSD7VI4"],"itemData":{"id":54,"type":"article-journal","abstract":"PURPOSE: To evaluate the efficacy and toxicity of Hyper-CVAD (fractionated cyclophosphamide, vincristine, doxorubicin, and dexamethasone), a dose-intensive regimen, in adult acute lymphocytic leukemia (ALL).\n            \n              PATIENTS AND METHODS: Adults with newly diagnosed ALL referred since 1992 were entered onto the study; treatment was initiated in 204 patients between 1992 and January 1998. No exclusions were made because of older age, poor performance status, organ dysfunction, or active infection. Median age was 39.5 years; 37% were at least 50 years old. Mature B-cell disease (Burkitt type) was present in 9%, T-cell disease in 17%. Leukocytosis of more than 30 × 10\n              9\n              /L was found in 26%, Philadelphia chromosome–positive disease in 16% (20% of patients with assessable metaphases), CNS leukemia at the time of diagnosis in 7%, and a mediastinal mass in 7%. Treatment consisted of four cycles of Hyper-CVAD alternating with four cycles of high-dose methotrexate (MTX) and cytarabine therapy, together with intrathecal CNS prophylaxis and supportive care with antibiotic prophylaxis and granulocyte colony-stimulating factor therapy. Maintenance in patients with nonmature B-cell ALL included 2 years of treatment with mercaptopurine, MTX, vincristine, and prednisone (POMP).\n            \n            RESULTS: Overall, 185 patients (91%) achieved complete remission (CR) and 12 (6%) died during induction therapy. Estimated 5-year survival and 5-year CR rates were 39% and 38%, respectively. The incidence of CNS relapse was low (4%). Compared with 222 patients treated with vincristine, doxorubicin, and dexamethasone (VAD) regimens, our patients had a better CR rate (91% v 75%, P &lt; .01) and CR rate after one course (74% v 55%, P &lt; .01) and better survival (P &lt; .01), and a smaller percentage had more than 5% day 14 blasts (34% v 48%, P = .01). Previous prognostic models remained predictive for outcome with Hyper-CVAD therapy.\n            CONCLUSION: Hyper-CVAD therapy is superior to our previous regimens and should be compared with established regimens in adult ALL.","container-title":"Journal of Clinical Oncology","DOI":"10.1200/JCO.2000.18.3.547","ISSN":"0732-183X, 1527-7755","issue":"3","journalAbbreviation":"JCO","language":"en","page":"547-547","source":"DOI.org (Crossref)","title":"Results of Treatment With Hyper-CVAD, a Dose-Intensive Regimen, in Adult Acute Lymphocytic Leukemia","volume":"18","author":[{"family":"Kantarjian","given":"Hagop M."},{"family":"O’Brien","given":"Susan"},{"family":"Smith","given":"Terry L."},{"family":"Cortes","given":"Jorge"},{"family":"Giles","given":"Francis J."},{"family":"Beran","given":"Miloslav"},{"family":"Pierce","given":"Sherry"},{"family":"Huh","given":"Yang"},{"family":"Andreeff","given":"Michael"},{"family":"Koller","given":"Charles"},{"family":"Ha","given":"Chul S."},{"family":"Keating","given":"Michael J."},{"family":"Murphy","given":"Sharon"},{"family":"Freireich","given":"Emil J."}],"issued":{"date-parts":[["2000",2,1]]}},"label":"page"},{"id":55,"uris":["http://zotero.org/users/local/YhuOZDGS/items/A3LZTF5P"],"itemData":{"id":55,"type":"article-journal","abstract":"Abstract\n            For young adults with acute lymphoblastic leukemia, pediatric‐based regimens are likely to provide the following when compared to hyper‐CVAD regimens: better disease control, less hospitalization time, diminished acute toxicities, decreased financial cost, more quality‐adjusted life years, and fewer adverse late effects, such as infertility, myelodysplasia, and second malignant neoplasms. There are also reasons to expect less cardiac and cognitive dysfunction after pediatric regimens. The improved quality and quantity of life associated with pediatric regimens renders them preferable to hyper‐CVAD regimens for the treatment of Philadelphia‐negative B‐precursor or T‐cell acute lymphoblastic leukemia and lymphoblastic lymphoma in young adults.","container-title":"American Journal of Hematology","DOI":"10.1002/ajh.25229","ISSN":"0361-8609, 1096-8652","issue":"10","journalAbbreviation":"American J Hematol","language":"en","page":"1254-1266","source":"DOI.org (Crossref)","title":"Treatment of young adults with Philadelphia‐negative acute lymphoblastic leukemia and lymphoblastic lymphoma: Hyper‐CVAD vs. pediatric‐inspired regimens","title-short":"Treatment of young adults with Philadelphia‐negative acute lymphoblastic leukemia and lymphoblastic lymphoma","volume":"93","author":[{"family":"Siegel","given":"Stuart E."},{"family":"Advani","given":"Anjali"},{"family":"Seibel","given":"Nita"},{"family":"Muffly","given":"Lori"},{"family":"Stock","given":"Wendy"},{"family":"Luger","given":"Selina"},{"family":"Shah","given":"Bijal"},{"family":"DeAngelo","given":"Daniel J."},{"family":"Freyer","given":"David R."},{"family":"Douer","given":"Dan"},{"family":"Johnson","given":"Rebecca H."},{"family":"Hayes‐Lattin","given":"Brandon"},{"family":"Lewis","given":"Mark"},{"family":"Jaboin","given":"Jerry J."},{"family":"Coccia","given":"Peter F."},{"family":"Bleyer","given":"Archie"}],"issued":{"date-parts":[["2018",10]]}},"label":"page"}],"schema":"https://github.com/citation-style-language/schema/raw/master/csl-citation.json"} </w:instrText>
+      </w:r>
+      <w:r>
+        <w:rPr>
+          <w:rFonts w:ascii="Times New Roman" w:hAnsi="Times New Roman" w:cs="Times New Roman"/>
+          <w:sz w:val="24"/>
+          <w:szCs w:val="24"/>
+          <w:lang w:val="en-GB"/>
+        </w:rPr>
+        <w:fldChar w:fldCharType="separate"/>
+      </w:r>
+      <w:r>
+        <w:rPr>
+          <w:rFonts w:ascii="Times New Roman" w:hAnsi="Times New Roman" w:cs="Times New Roman"/>
+          <w:sz w:val="24"/>
+          <w:lang w:val="en-US"/>
+        </w:rPr>
+        <w:t>(Kantarjian et al., 2000; Siegel et al., 2018</w:t>
+      </w:r>
+      <w:r>
+        <w:rPr>
+          <w:rFonts w:ascii="Times New Roman" w:hAnsi="Times New Roman" w:cs="Times New Roman"/>
+          <w:sz w:val="24"/>
+          <w:lang w:val="en-US"/>
+        </w:rPr>
+        <w:t>; 3</w:t>
+      </w:r>
+      <w:r>
+        <w:rPr>
+          <w:rFonts w:ascii="Times New Roman" w:hAnsi="Times New Roman" w:cs="Times New Roman"/>
+          <w:sz w:val="24"/>
+          <w:lang w:val="en-US"/>
+        </w:rPr>
+        <w:t>)</w:t>
+      </w:r>
+      <w:r>
+        <w:rPr>
+          <w:rFonts w:ascii="Times New Roman" w:hAnsi="Times New Roman" w:cs="Times New Roman"/>
+          <w:sz w:val="24"/>
+          <w:szCs w:val="24"/>
+          <w:lang w:val="en-GB"/>
+        </w:rPr>
+        <w:fldChar w:fldCharType="end"/>
+      </w:r>
+      <w:commentRangeEnd w:id="0"/>
+      <w:r>
+        <w:rPr>
+          <w:rStyle w:val="CommentReference"/>
+          <w:rFonts w:ascii="Times New Roman" w:hAnsi="Times New Roman" w:cs="Times New Roman"/>
+          <w:sz w:val="24"/>
+          <w:szCs w:val="24"/>
+          <w:lang w:val="en-GB"/>
+        </w:rPr>
+        <w:commentReference w:id="0"/>
+      </w:r>
+      <w:commentRangeStart w:id="1"/>
+      <w:r>
+        <w:rPr>
+          <w:rFonts w:ascii="Times New Roman" w:hAnsi="Times New Roman" w:cs="Times New Roman"/>
+          <w:sz w:val="24"/>
+          <w:szCs w:val="24"/>
+          <w:lang w:val="en-GB"/>
+        </w:rPr>
         <w:t>.</w:t>
       </w:r>
       <w:r>
@@ -269,7 +332,7 @@
         </w:rPr>
         <w:t xml:space="preserve"> </w:t>
       </w:r>
-      <w:commentRangeEnd w:id="0"/>
+      <w:commentRangeEnd w:id="1"/>
       <w:r>
         <w:rPr>
           <w:rStyle w:val="CommentReference"/>
@@ -278,7 +341,7 @@
           <w:szCs w:val="24"/>
           <w:lang w:val="en-GB"/>
         </w:rPr>
-        <w:commentReference w:id="0"/>
+        <w:commentReference w:id="1"/>
       </w:r>
       <w:r>
         <w:rPr>
@@ -620,7 +683,6 @@
         <w:pStyle w:val="Sectionheading"/>
       </w:pPr>
       <w:r>
-        <w:lastRenderedPageBreak/>
         <w:t>Methods and Design</w:t>
       </w:r>
     </w:p>
@@ -1465,8 +1527,8 @@
         </w:rPr>
         <w:t xml:space="preserve"> </w:t>
       </w:r>
-      <w:commentRangeStart w:id="1"/>
-      <w:commentRangeEnd w:id="1"/>
+      <w:commentRangeStart w:id="2"/>
+      <w:commentRangeEnd w:id="2"/>
       <w:r>
         <w:rPr>
           <w:rStyle w:val="CommentReference"/>
@@ -1475,7 +1537,7 @@
           <w:szCs w:val="24"/>
           <w:lang w:val="en-GB"/>
         </w:rPr>
-        <w:commentReference w:id="1"/>
+        <w:commentReference w:id="2"/>
       </w:r>
     </w:p>
     <w:p>
@@ -1794,8 +1856,8 @@
         </w:rPr>
         <w:t xml:space="preserve">; </w:t>
       </w:r>
-      <w:commentRangeStart w:id="2"/>
       <w:commentRangeStart w:id="3"/>
+      <w:commentRangeStart w:id="4"/>
       <w:r>
         <w:rPr>
           <w:rFonts w:ascii="Times New Roman" w:hAnsi="Times New Roman" w:cs="Times New Roman"/>
@@ -1805,7 +1867,7 @@
         </w:rPr>
         <w:t>See appendix fig. for weight graphs</w:t>
       </w:r>
-      <w:commentRangeEnd w:id="2"/>
+      <w:commentRangeEnd w:id="3"/>
       <w:r>
         <w:rPr>
           <w:rStyle w:val="CommentReference"/>
@@ -1814,9 +1876,9 @@
           <w:szCs w:val="24"/>
           <w:lang w:val="en-GB"/>
         </w:rPr>
-        <w:commentReference w:id="2"/>
-      </w:r>
-      <w:commentRangeEnd w:id="3"/>
+        <w:commentReference w:id="3"/>
+      </w:r>
+      <w:commentRangeEnd w:id="4"/>
       <w:r>
         <w:rPr>
           <w:rStyle w:val="CommentReference"/>
@@ -1825,7 +1887,7 @@
           <w:szCs w:val="24"/>
           <w:lang w:val="en-GB"/>
         </w:rPr>
-        <w:commentReference w:id="3"/>
+        <w:commentReference w:id="4"/>
       </w:r>
       <w:r>
         <w:rPr>
@@ -1890,7 +1952,7 @@
         </w:rPr>
         <w:t xml:space="preserve">. </w:t>
       </w:r>
-      <w:commentRangeStart w:id="4"/>
+      <w:commentRangeStart w:id="5"/>
       <w:r>
         <w:rPr>
           <w:rFonts w:ascii="Times New Roman" w:hAnsi="Times New Roman" w:cs="Times New Roman"/>
@@ -1909,7 +1971,7 @@
         </w:rPr>
         <w:t xml:space="preserve"> </w:t>
       </w:r>
-      <w:commentRangeEnd w:id="4"/>
+      <w:commentRangeEnd w:id="5"/>
       <w:r>
         <w:rPr>
           <w:rStyle w:val="CommentReference"/>
@@ -1918,7 +1980,7 @@
           <w:szCs w:val="24"/>
           <w:lang w:val="en-GB"/>
         </w:rPr>
-        <w:commentReference w:id="4"/>
+        <w:commentReference w:id="5"/>
       </w:r>
       <w:r>
         <w:rPr>
@@ -2061,6 +2123,7 @@
           <w:szCs w:val="24"/>
           <w:lang w:val="en-GB"/>
         </w:rPr>
+        <w:lastRenderedPageBreak/>
         <w:t>To test our hypotheses, we used a 4x4 between</w:t>
       </w:r>
       <w:r>
@@ -2088,17 +2151,7 @@
           <w:szCs w:val="24"/>
           <w:lang w:val="en-US"/>
         </w:rPr>
-        <w:t xml:space="preserve">The experiment included two manipulated </w:t>
-      </w:r>
-      <w:r>
-        <w:rPr>
-          <w:rFonts w:ascii="Times New Roman" w:hAnsi="Times New Roman" w:cs="Times New Roman"/>
-          <w:sz w:val="24"/>
-          <w:szCs w:val="24"/>
-          <w:lang w:val="en-US"/>
-        </w:rPr>
-        <w:lastRenderedPageBreak/>
-        <w:t xml:space="preserve">factors: treatment and environment. </w:t>
+        <w:t xml:space="preserve">The experiment included two manipulated factors: treatment and environment. </w:t>
       </w:r>
       <w:r>
         <w:rPr>
@@ -2418,7 +2471,7 @@
           <w:lang w:val="en-US"/>
         </w:rPr>
         <w:drawing>
-          <wp:inline distT="0" distB="0" distL="0" distR="0" wp14:anchorId="2DC578DB" wp14:editId="4302EBBC">
+          <wp:inline distT="0" distB="0" distL="0" distR="0" wp14:anchorId="2DC578DB" wp14:editId="4E032894">
             <wp:extent cx="5760720" cy="904576"/>
             <wp:effectExtent l="0" t="0" r="0" b="0"/>
             <wp:docPr id="490171308" name="Picture 2"/>
@@ -2729,37 +2782,50 @@
           <w:szCs w:val="24"/>
           <w:lang w:val="en-US"/>
         </w:rPr>
-        <w:t>(</w:t>
-      </w:r>
-      <w:commentRangeStart w:id="5"/>
-      <w:r>
-        <w:rPr>
-          <w:rFonts w:ascii="Times New Roman" w:hAnsi="Times New Roman" w:cs="Times New Roman"/>
-          <w:sz w:val="24"/>
-          <w:szCs w:val="24"/>
-          <w:lang w:val="en-US"/>
-        </w:rPr>
-        <w:t xml:space="preserve">4, </w:t>
-      </w:r>
-      <w:commentRangeEnd w:id="5"/>
-      <w:r>
-        <w:rPr>
-          <w:rStyle w:val="CommentReference"/>
-          <w:rFonts w:ascii="Times New Roman" w:hAnsi="Times New Roman" w:cs="Times New Roman"/>
-          <w:sz w:val="24"/>
-          <w:szCs w:val="24"/>
-          <w:lang w:val="en-US"/>
-        </w:rPr>
-        <w:commentReference w:id="5"/>
-      </w:r>
-      <w:r>
-        <w:rPr>
-          <w:rFonts w:ascii="Times New Roman" w:hAnsi="Times New Roman" w:cs="Times New Roman"/>
-          <w:sz w:val="24"/>
-          <w:szCs w:val="24"/>
-          <w:lang w:val="en-US"/>
-        </w:rPr>
-        <w:t xml:space="preserve">5).  </w:t>
+        <w:fldChar w:fldCharType="begin"/>
+      </w:r>
+      <w:r>
+        <w:rPr>
+          <w:rFonts w:ascii="Times New Roman" w:hAnsi="Times New Roman" w:cs="Times New Roman"/>
+          <w:sz w:val="24"/>
+          <w:szCs w:val="24"/>
+          <w:lang w:val="en-US"/>
+        </w:rPr>
+        <w:instrText xml:space="preserve"> ADDIN ZOTERO_ITEM CSL_CITATION {"citationID":"ujS9B4yv","properties":{"formattedCitation":"(Fares et al., 2013; Khalil, 2024)","plainCitation":"(Fares et al., 2013; Khalil, 2024)","noteIndex":0},"citationItems":[{"id":57,"uris":["http://zotero.org/users/local/YhuOZDGS/items/FDLZ2UM8"],"itemData":{"id":57,"type":"article-journal","container-title":"PLoS ONE","DOI":"10.1371/journal.pone.0053888","ISSN":"1932-6203","issue":"1","journalAbbreviation":"PLoS ONE","language":"en","page":"e53888","source":"DOI.org (Crossref)","title":"Standardized Environmental Enrichment Supports Enhanced Brain Plasticity in Healthy Rats and Prevents Cognitive Impairment in Epileptic Rats","volume":"8","author":[{"family":"Fares","given":"Raafat P."},{"family":"Belmeguenai","given":"Amor"},{"family":"Sanchez","given":"Pascal E."},{"family":"Kouchi","given":"Hayet Y."},{"family":"Bodennec","given":"Jacques"},{"family":"Morales","given":"Anne"},{"family":"Georges","given":"Béatrice"},{"family":"Bonnet","given":"Chantal"},{"family":"Bouvard","given":"Sandrine"},{"family":"Sloviter","given":"Robert S."},{"family":"Bezin","given":"Laurent"}],"editor":[{"family":"Lei","given":"Saobo"}],"issued":{"date-parts":[["2013",1,14]]}},"label":"page"},{"id":59,"uris":["http://zotero.org/users/local/YhuOZDGS/items/KDPB5U83"],"itemData":{"id":59,"type":"article-journal","abstract":"Introduction\n              Hippocampal neurogenesis is critical for improving learning, memory, and spatial navigation. Inhabiting and navigating spatial complexity is key to stimulating adult hippocampal neurogenesis (AHN) in rodents because they share similar hippocampal neuroplasticity characteristics with humans. AHN in humans has recently been found to persist until the tenth decade of life, but it declines with aging and is influenced by environmental enrichment. This systematic review investigated the impact of spatial complexity on neurogenesis and hippocampal plasticity in rodents, and discussed the translatability of these findings to human interventions.\n            \n            \n              Methods\n              Comprehensive searches were conducted on three databases in English: PubMed, Web of Science, and Scopus. All literature published until December 2023 was screened and assessed for eligibility. A total of 32 studies with original data were included, and the process is reported in accordance with the PRISMA (Preferred Reporting Items for Systematic Reviews and Meta-Analyses) statement and checklist.\n            \n            \n              Results\n              The studies evaluated various models of spatial complexity in rodents, including environmental enrichment, changes to in-cage elements, complex layouts, and navigational mazes featuring novelty and intermittent complexity. A regression equation was formulated to synthesize key factors influencing neurogenesis, such as duration, physical activity, frequency of changes, diversity of complexity, age, living space size, and temperature.\n            \n            \n              Conclusion\n              Findings underscore the cognitive benefits of spatial complexity interventions and inform future translational research from rodents to humans. Home-cage enrichment and models like the Hamlet complex maze and the Marlau cage offer insight into how architectural design and urban navigational complexity can impact neurogenesis in humans. In-space changing complexity, with and without physical activity, is effective for stimulating neurogenesis. While evidence on intermittent spatial complexity in humans is limited, data from the COVID-19 pandemic lockdowns provide preliminary evidence. Existing equations relating rodent and human ages may allow for the translation of enrichment protocol durations from rodents to humans.","container-title":"Frontiers in Neuroscience","DOI":"10.3389/fnins.2024.1368411","ISSN":"1662-453X","journalAbbreviation":"Front. Neurosci.","page":"1368411","source":"DOI.org (Crossref)","title":"Environmental enrichment: a systematic review on the effect of a changing spatial complexity on hippocampal neurogenesis and plasticity in rodents, with considerations for translation to urban and built environments for humans","title-short":"Environmental enrichment","volume":"18","author":[{"family":"Khalil","given":"Mohamed Hesham"}],"issued":{"date-parts":[["2024",6,11]]}},"label":"page"}],"schema":"https://github.com/citation-style-language/schema/raw/master/csl-citation.json"} </w:instrText>
+      </w:r>
+      <w:r>
+        <w:rPr>
+          <w:rFonts w:ascii="Times New Roman" w:hAnsi="Times New Roman" w:cs="Times New Roman"/>
+          <w:sz w:val="24"/>
+          <w:szCs w:val="24"/>
+          <w:lang w:val="en-US"/>
+        </w:rPr>
+        <w:fldChar w:fldCharType="separate"/>
+      </w:r>
+      <w:r>
+        <w:rPr>
+          <w:rFonts w:ascii="Times New Roman" w:hAnsi="Times New Roman" w:cs="Times New Roman"/>
+          <w:sz w:val="24"/>
+        </w:rPr>
+        <w:t>(Fares et al., 2013; Khalil, 2024)</w:t>
+      </w:r>
+      <w:r>
+        <w:rPr>
+          <w:rFonts w:ascii="Times New Roman" w:hAnsi="Times New Roman" w:cs="Times New Roman"/>
+          <w:sz w:val="24"/>
+          <w:szCs w:val="24"/>
+          <w:lang w:val="en-US"/>
+        </w:rPr>
+        <w:fldChar w:fldCharType="end"/>
+      </w:r>
+      <w:r>
+        <w:rPr>
+          <w:rFonts w:ascii="Times New Roman" w:hAnsi="Times New Roman" w:cs="Times New Roman"/>
+          <w:sz w:val="24"/>
+          <w:szCs w:val="24"/>
+          <w:lang w:val="en-US"/>
+        </w:rPr>
+        <w:t xml:space="preserve">.  </w:t>
       </w:r>
       <w:r>
         <w:rPr>
@@ -3029,7 +3095,17 @@
           <w:szCs w:val="24"/>
           <w:lang w:val="en-US"/>
         </w:rPr>
-        <w:t xml:space="preserve"> cages were available, mice in the enriched</w:t>
+        <w:t xml:space="preserve"> cages were </w:t>
+      </w:r>
+      <w:r>
+        <w:rPr>
+          <w:rFonts w:ascii="Times New Roman" w:hAnsi="Times New Roman" w:cs="Times New Roman"/>
+          <w:sz w:val="24"/>
+          <w:szCs w:val="24"/>
+          <w:lang w:val="en-US"/>
+        </w:rPr>
+        <w:lastRenderedPageBreak/>
+        <w:t>available, mice in the enriched</w:t>
       </w:r>
       <w:r>
         <w:rPr>
@@ -3057,17 +3133,7 @@
           <w:szCs w:val="24"/>
           <w:lang w:val="en-US"/>
         </w:rPr>
-        <w:t xml:space="preserve"> cage and two weeks in an alternative enriched environment. The alternative enriched environment consisted </w:t>
-      </w:r>
-      <w:r>
-        <w:rPr>
-          <w:rFonts w:ascii="Times New Roman" w:hAnsi="Times New Roman" w:cs="Times New Roman"/>
-          <w:sz w:val="24"/>
-          <w:szCs w:val="24"/>
-          <w:lang w:val="en-US"/>
-        </w:rPr>
-        <w:lastRenderedPageBreak/>
-        <w:t>of a larger transparent cage equipped with additional running wheels, marbles, and hiding boxes. The order in which mice experienced the two enrichment setups was counterbalanced to minimize order effects.</w:t>
+        <w:t xml:space="preserve"> cage and two weeks in an alternative enriched environment. The alternative enriched environment consisted of a larger transparent cage equipped with additional running wheels, marbles, and hiding boxes. The order in which mice experienced the two enrichment setups was counterbalanced to minimize order effects.</w:t>
       </w:r>
       <w:r>
         <w:rPr>
@@ -3823,7 +3889,61 @@
           <w:lang w:val="en-US"/>
         </w:rPr>
         <w:noBreakHyphen/>
-        <w:t>related behavior in mice (6). The apparatus consisted of a brightly illuminated plexiglass arena (50 × 50 × 30 cm) with transparent walls to promote anxiety</w:t>
+        <w:t xml:space="preserve">related behavior in mice </w:t>
+      </w:r>
+      <w:r>
+        <w:rPr>
+          <w:rFonts w:ascii="Times New Roman" w:hAnsi="Times New Roman" w:cs="Times New Roman"/>
+          <w:sz w:val="24"/>
+          <w:szCs w:val="24"/>
+          <w:lang w:val="en-US"/>
+        </w:rPr>
+        <w:fldChar w:fldCharType="begin"/>
+      </w:r>
+      <w:r>
+        <w:rPr>
+          <w:rFonts w:ascii="Times New Roman" w:hAnsi="Times New Roman" w:cs="Times New Roman"/>
+          <w:sz w:val="24"/>
+          <w:szCs w:val="24"/>
+          <w:lang w:val="en-US"/>
+        </w:rPr>
+        <w:instrText xml:space="preserve"> ADDIN ZOTERO_ITEM CSL_CITATION {"citationID":"IDhVAg6D","properties":{"unsorted":true,"formattedCitation":"(\\uc0\\u199{}evik et al., 2025)","plainCitation":"(Çevik et al., 2025)","noteIndex":0},"citationItems":[{"id":61,"uris":["http://zotero.org/users/local/YhuOZDGS/items/N23UAI2G"],"itemData":{"id":61,"type":"article-journal","container-title":"Behavioural Brain Research","DOI":"10.1016/j.bbr.2025.115612","ISSN":"01664328","journalAbbreviation":"Behavioural Brain Research","language":"en","page":"115612","source":"DOI.org (Crossref)","title":"Contribution of distinctive outcome measures to the assessment of anxiety in the open field: A meta-analysis of factors mediating open-field test variability in rodent models of anxiety","title-short":"Contribution of distinctive outcome measures to the assessment of anxiety in the open field","volume":"490","author":[{"family":"Çevik","given":"Özge Selin"},{"family":"Yıldırım","given":"Didem Derici"},{"family":"Uzun","given":"Coşar"},{"family":"Horata","given":"Erdal"}],"issued":{"date-parts":[["2025",7]]}}}],"schema":"https://github.com/citation-style-language/schema/raw/master/csl-citation.json"} </w:instrText>
+      </w:r>
+      <w:r>
+        <w:rPr>
+          <w:rFonts w:ascii="Times New Roman" w:hAnsi="Times New Roman" w:cs="Times New Roman"/>
+          <w:sz w:val="24"/>
+          <w:szCs w:val="24"/>
+          <w:lang w:val="en-US"/>
+        </w:rPr>
+        <w:fldChar w:fldCharType="separate"/>
+      </w:r>
+      <w:r>
+        <w:rPr>
+          <w:rFonts w:ascii="Times New Roman" w:hAnsi="Times New Roman" w:cs="Times New Roman"/>
+          <w:kern w:val="0"/>
+          <w:sz w:val="24"/>
+          <w:lang w:val="en-US"/>
+        </w:rPr>
+        <w:t>(Çevik et al., 2025)</w:t>
+      </w:r>
+      <w:r>
+        <w:rPr>
+          <w:rFonts w:ascii="Times New Roman" w:hAnsi="Times New Roman" w:cs="Times New Roman"/>
+          <w:sz w:val="24"/>
+          <w:szCs w:val="24"/>
+          <w:lang w:val="en-US"/>
+        </w:rPr>
+        <w:fldChar w:fldCharType="end"/>
+      </w:r>
+      <w:r>
+        <w:rPr>
+          <w:rFonts w:ascii="Times New Roman" w:hAnsi="Times New Roman" w:cs="Times New Roman"/>
+          <w:sz w:val="24"/>
+          <w:szCs w:val="24"/>
+          <w:lang w:val="en-US"/>
+        </w:rPr>
+        <w:t>. The apparatus consisted of a brightly illuminated plexiglass arena (50 × 50 × 30 cm) with transparent walls to promote anxiety</w:t>
       </w:r>
       <w:r>
         <w:rPr>
@@ -3937,7 +4057,7 @@
           <w:lang w:val="en-US"/>
         </w:rPr>
         <w:drawing>
-          <wp:inline distT="0" distB="0" distL="0" distR="0" wp14:anchorId="1D443C78" wp14:editId="710E0C83">
+          <wp:inline distT="0" distB="0" distL="0" distR="0" wp14:anchorId="1D443C78" wp14:editId="6B08DC95">
             <wp:extent cx="1751162" cy="1670485"/>
             <wp:effectExtent l="0" t="0" r="1905" b="6350"/>
             <wp:docPr id="1430163639" name="Picture 4"/>
@@ -4278,7 +4398,60 @@
           <w:szCs w:val="24"/>
           <w:lang w:val="en-US"/>
         </w:rPr>
-        <w:t xml:space="preserve"> nociception in mice (7). Mice were</w:t>
+        <w:t xml:space="preserve"> nociception in mice </w:t>
+      </w:r>
+      <w:r>
+        <w:rPr>
+          <w:rFonts w:ascii="Times New Roman" w:hAnsi="Times New Roman" w:cs="Times New Roman"/>
+          <w:sz w:val="24"/>
+          <w:szCs w:val="24"/>
+          <w:lang w:val="en-US"/>
+        </w:rPr>
+        <w:fldChar w:fldCharType="begin"/>
+      </w:r>
+      <w:r>
+        <w:rPr>
+          <w:rFonts w:ascii="Times New Roman" w:hAnsi="Times New Roman" w:cs="Times New Roman"/>
+          <w:sz w:val="24"/>
+          <w:szCs w:val="24"/>
+          <w:lang w:val="en-US"/>
+        </w:rPr>
+        <w:instrText xml:space="preserve"> ADDIN ZOTERO_ITEM CSL_CITATION {"citationID":"Pf8tBmPA","properties":{"formattedCitation":"(Leo et al., 2008)","plainCitation":"(Leo et al., 2008)","noteIndex":0},"citationItems":[{"id":62,"uris":["http://zotero.org/users/local/YhuOZDGS/items/XJLMMRML"],"itemData":{"id":62,"type":"article-journal","container-title":"Behavioural Brain Research","DOI":"10.1016/j.bbr.2008.03.001","ISSN":"01664328","issue":"2","journalAbbreviation":"Behavioural Brain Research","language":"en","license":"https://www.elsevier.com/tdm/userlicense/1.0/","page":"233-242","source":"DOI.org (Crossref)","title":"Differences in nociceptive behavioral performance between C57BL/6J, 129S6/SvEv, B6 129 F1 and NMRI mice","volume":"190","author":[{"family":"Leo","given":"S"},{"family":"Straetemans","given":"R"},{"family":"Dhooge","given":"R"},{"family":"Meert","given":"T"}],"issued":{"date-parts":[["2008",7,19]]}}}],"schema":"https://github.com/citation-style-language/schema/raw/master/csl-citation.json"} </w:instrText>
+      </w:r>
+      <w:r>
+        <w:rPr>
+          <w:rFonts w:ascii="Times New Roman" w:hAnsi="Times New Roman" w:cs="Times New Roman"/>
+          <w:sz w:val="24"/>
+          <w:szCs w:val="24"/>
+          <w:lang w:val="en-US"/>
+        </w:rPr>
+        <w:fldChar w:fldCharType="separate"/>
+      </w:r>
+      <w:r>
+        <w:rPr>
+          <w:rFonts w:ascii="Times New Roman" w:hAnsi="Times New Roman" w:cs="Times New Roman"/>
+          <w:sz w:val="24"/>
+          <w:lang w:val="en-US"/>
+        </w:rPr>
+        <w:t>(Leo et al., 2008)</w:t>
+      </w:r>
+      <w:r>
+        <w:rPr>
+          <w:rFonts w:ascii="Times New Roman" w:hAnsi="Times New Roman" w:cs="Times New Roman"/>
+          <w:sz w:val="24"/>
+          <w:szCs w:val="24"/>
+          <w:lang w:val="en-US"/>
+        </w:rPr>
+        <w:fldChar w:fldCharType="end"/>
+      </w:r>
+      <w:r>
+        <w:rPr>
+          <w:rFonts w:ascii="Times New Roman" w:hAnsi="Times New Roman" w:cs="Times New Roman"/>
+          <w:sz w:val="24"/>
+          <w:szCs w:val="24"/>
+          <w:lang w:val="en-US"/>
+        </w:rPr>
+        <w:t>. Mice were</w:t>
       </w:r>
       <w:r>
         <w:rPr>
@@ -4566,7 +4739,60 @@
           <w:szCs w:val="24"/>
           <w:lang w:val="en-US"/>
         </w:rPr>
-        <w:t xml:space="preserve"> memory and learning in rodents (8). </w:t>
+        <w:t xml:space="preserve"> memory and learning in rodents </w:t>
+      </w:r>
+      <w:r>
+        <w:rPr>
+          <w:rFonts w:ascii="Times New Roman" w:hAnsi="Times New Roman" w:cs="Times New Roman"/>
+          <w:sz w:val="24"/>
+          <w:szCs w:val="24"/>
+          <w:lang w:val="en-US"/>
+        </w:rPr>
+        <w:fldChar w:fldCharType="begin"/>
+      </w:r>
+      <w:r>
+        <w:rPr>
+          <w:rFonts w:ascii="Times New Roman" w:hAnsi="Times New Roman" w:cs="Times New Roman"/>
+          <w:sz w:val="24"/>
+          <w:szCs w:val="24"/>
+          <w:lang w:val="en-US"/>
+        </w:rPr>
+        <w:instrText xml:space="preserve"> ADDIN ZOTERO_ITEM CSL_CITATION {"citationID":"nP3ynnCR","properties":{"formattedCitation":"(Lueptow, 2017)","plainCitation":"(Lueptow, 2017)","noteIndex":0},"citationItems":[{"id":63,"uris":["http://zotero.org/users/local/YhuOZDGS/items/BRDJZ8AU"],"itemData":{"id":63,"type":"article-journal","container-title":"Journal of Visualized Experiments","DOI":"10.3791/55718","ISSN":"1940-087X","issue":"126","journalAbbreviation":"JoVE","language":"en","page":"55718","source":"DOI.org (Crossref)","title":"Novel Object Recognition Test for the Investigation of Learning and Memory in Mice","author":[{"family":"Lueptow","given":"Lindsay M."}],"issued":{"date-parts":[["2017",8,30]]}}}],"schema":"https://github.com/citation-style-language/schema/raw/master/csl-citation.json"} </w:instrText>
+      </w:r>
+      <w:r>
+        <w:rPr>
+          <w:rFonts w:ascii="Times New Roman" w:hAnsi="Times New Roman" w:cs="Times New Roman"/>
+          <w:sz w:val="24"/>
+          <w:szCs w:val="24"/>
+          <w:lang w:val="en-US"/>
+        </w:rPr>
+        <w:fldChar w:fldCharType="separate"/>
+      </w:r>
+      <w:r>
+        <w:rPr>
+          <w:rFonts w:ascii="Times New Roman" w:hAnsi="Times New Roman" w:cs="Times New Roman"/>
+          <w:sz w:val="24"/>
+          <w:lang w:val="en-US"/>
+        </w:rPr>
+        <w:t>(Lueptow, 2017)</w:t>
+      </w:r>
+      <w:r>
+        <w:rPr>
+          <w:rFonts w:ascii="Times New Roman" w:hAnsi="Times New Roman" w:cs="Times New Roman"/>
+          <w:sz w:val="24"/>
+          <w:szCs w:val="24"/>
+          <w:lang w:val="en-US"/>
+        </w:rPr>
+        <w:fldChar w:fldCharType="end"/>
+      </w:r>
+      <w:r>
+        <w:rPr>
+          <w:rFonts w:ascii="Times New Roman" w:hAnsi="Times New Roman" w:cs="Times New Roman"/>
+          <w:sz w:val="24"/>
+          <w:szCs w:val="24"/>
+          <w:lang w:val="en-US"/>
+        </w:rPr>
+        <w:t xml:space="preserve">. </w:t>
       </w:r>
       <w:r>
         <w:rPr>
@@ -4602,7 +4828,25 @@
           <w:szCs w:val="24"/>
           <w:lang w:val="en-US"/>
         </w:rPr>
-        <w:t xml:space="preserve">to explore novelty (9), </w:t>
+        <w:t xml:space="preserve">to explore novelty </w:t>
+      </w:r>
+      <w:r>
+        <w:rPr>
+          <w:rFonts w:ascii="Times New Roman" w:hAnsi="Times New Roman" w:cs="Times New Roman"/>
+          <w:sz w:val="24"/>
+          <w:szCs w:val="24"/>
+          <w:lang w:val="en-US"/>
+        </w:rPr>
+        <w:t>(Berlyne, 1950)</w:t>
+      </w:r>
+      <w:r>
+        <w:rPr>
+          <w:rFonts w:ascii="Times New Roman" w:hAnsi="Times New Roman" w:cs="Times New Roman"/>
+          <w:sz w:val="24"/>
+          <w:szCs w:val="24"/>
+          <w:lang w:val="en-US"/>
+        </w:rPr>
+        <w:t xml:space="preserve">, </w:t>
       </w:r>
       <w:r>
         <w:rPr>
@@ -5107,7 +5351,7 @@
           <w:szCs w:val="24"/>
           <w:lang w:val="en-US"/>
         </w:rPr>
-        <w:t xml:space="preserve">Total exploration time was also recorded as an index of locomotor activity and general exploratory behavior. Animals that spent fewer than </w:t>
+        <w:t xml:space="preserve">Total exploration time was also recorded as an index of locomotor activity and general exploratory behavior. Animals that spent fewer than 15 seconds exploring during the training phase were excluded, </w:t>
       </w:r>
       <w:r>
         <w:rPr>
@@ -5117,7 +5361,7 @@
           <w:lang w:val="en-US"/>
         </w:rPr>
         <w:lastRenderedPageBreak/>
-        <w:t>15 seconds exploring during the training phase were excluded, as insufficient engagement prevents meaningful interpretation of performance during the testing phase.</w:t>
+        <w:t>as insufficient engagement prevents meaningful interpretation of performance during the testing phase.</w:t>
       </w:r>
     </w:p>
     <w:p>
@@ -5599,7 +5843,26 @@
           <w:szCs w:val="24"/>
           <w:lang w:val="en-US"/>
         </w:rPr>
-        <w:t xml:space="preserve"> (10)</w:t>
+        <w:t xml:space="preserve"> (</w:t>
+      </w:r>
+      <w:r>
+        <w:rPr>
+          <w:rFonts w:ascii="Times New Roman" w:hAnsi="Times New Roman" w:cs="Times New Roman"/>
+          <w:sz w:val="24"/>
+          <w:szCs w:val="24"/>
+          <w:highlight w:val="yellow"/>
+          <w:lang w:val="en-US"/>
+        </w:rPr>
+        <w:t>10</w:t>
+      </w:r>
+      <w:r>
+        <w:rPr>
+          <w:rFonts w:ascii="Times New Roman" w:hAnsi="Times New Roman" w:cs="Times New Roman"/>
+          <w:sz w:val="24"/>
+          <w:szCs w:val="24"/>
+          <w:lang w:val="en-US"/>
+        </w:rPr>
+        <w:t>)</w:t>
       </w:r>
       <w:r>
         <w:rPr>
@@ -5924,26 +6187,6 @@
           <w:lang w:val="en-US"/>
         </w:rPr>
         <w:t>tested in parallel and the apparatus was cleaned between each test.</w:t>
-      </w:r>
-    </w:p>
-    <w:p>
-      <w:pPr>
-        <w:ind w:firstLine="709"/>
-        <w:rPr>
-          <w:rFonts w:ascii="Times New Roman" w:hAnsi="Times New Roman" w:cs="Times New Roman"/>
-          <w:sz w:val="24"/>
-          <w:szCs w:val="24"/>
-          <w:lang w:val="en-US"/>
-        </w:rPr>
-      </w:pPr>
-      <w:r>
-        <w:rPr>
-          <w:rFonts w:ascii="Times New Roman" w:hAnsi="Times New Roman" w:cs="Times New Roman"/>
-          <w:sz w:val="24"/>
-          <w:szCs w:val="24"/>
-          <w:lang w:val="en-US"/>
-        </w:rPr>
-        <w:t>----</w:t>
       </w:r>
     </w:p>
     <w:p>
@@ -6157,7 +6400,96 @@
           <w:szCs w:val="24"/>
           <w:lang w:val="en-US"/>
         </w:rPr>
-        <w:t xml:space="preserve">social (11). The setup consists of a plexiglass arena with </w:t>
+        <w:t xml:space="preserve">social (11). </w:t>
+      </w:r>
+      <w:r>
+        <w:rPr>
+          <w:rFonts w:ascii="Times New Roman" w:hAnsi="Times New Roman" w:cs="Times New Roman"/>
+          <w:sz w:val="24"/>
+          <w:szCs w:val="24"/>
+          <w:lang w:val="en-US"/>
+        </w:rPr>
+        <w:t xml:space="preserve">Mice are social animals and show interest in unknown con-specifics. This curiosity towards stranger animals can be harvested to evaluate social approach and social recognition memory </w:t>
+      </w:r>
+      <w:r>
+        <w:rPr>
+          <w:rFonts w:ascii="Times New Roman" w:hAnsi="Times New Roman" w:cs="Times New Roman"/>
+          <w:sz w:val="24"/>
+          <w:szCs w:val="24"/>
+          <w:lang w:val="en-US"/>
+        </w:rPr>
+        <w:fldChar w:fldCharType="begin"/>
+      </w:r>
+      <w:r>
+        <w:rPr>
+          <w:rFonts w:ascii="Times New Roman" w:hAnsi="Times New Roman" w:cs="Times New Roman"/>
+          <w:sz w:val="24"/>
+          <w:szCs w:val="24"/>
+          <w:lang w:val="en-US"/>
+        </w:rPr>
+        <w:instrText xml:space="preserve"> ADDIN ZOTERO_ITEM CSL_CITATION {"citationID":"t0lJ7quR","properties":{"formattedCitation":"(Moy et al., 2004)","plainCitation":"(Moy et al., 2004)","noteIndex":0},"citationItems":[{"id":52,"uris":["http://zotero.org/users/local/YhuOZDGS/items/Z4DRRGPG"],"itemData":{"id":52,"type":"article-journal","abstract":"Deficits in social interaction are important early markers for autism and related neurodevelopmental disorders with strong genetic components. Standardized behavioral assays that measure the preference of mice for initiating social interactions with novel conspecifics would be of great value for mutant mouse models of autism. We developed a new procedure to assess sociability and the preference for social novelty in mice. To quantitate sociability, each mouse was scored on measures of exploration in a central habituated area, a side chamber containing an unfamiliar conspecific (stranger 1) in a wire cage, or an empty side chamber. In a secondary test, preference for social novelty was quantitated by presenting the test mouse with a choice between the first, now‐familiar, conspecific (stranger 1) in one side chamber, and a second unfamiliar mouse (stranger 2) in the other side chamber. Parameters scored included time spent in each chamber and number of entries into the chambers. Five inbred strains of mice were tested, C57BL/6J, DBA/2J, FVB/NJ, A/J and B6129PF2/J hybrids. Four strains showed significant levels of sociability (spend‐ ing more time in the chamber containing stranger 1 than in the empty chamber) and a preference for social novelty (spending more time in the chamber containing stranger 2 than in the chamber containing the now‐familiar stranger 1). These social preferences were observed in both male and female mice, and in juveniles and adults. The exception was A/J, a strain that demonstrated a preference for the central chamber. Results are discussed in terms of potential applications of the new methods, and the proper controls for the interpretation of social behavior data, including assays for health, relevant sensory abilities and motor functions. This new standardized procedure to quantitate sociability and preference for social novelty in mice provides a method to assess tendencies for social avoidance in mouse models of autism.","container-title":"Genes, Brain and Behavior","DOI":"10.1111/j.1601-1848.2004.00076.x","ISSN":"1601-1848, 1601-183X","issue":"5","journalAbbreviation":"Genes Brain and Behavior","language":"en","license":"http://onlinelibrary.wiley.com/termsAndConditions#vor","page":"287-302","source":"DOI.org (Crossref)","title":"Sociability and preference for social novelty in five inbred strains: an approach to assess autistic‐like behavior in mice","title-short":"Sociability and preference for social novelty in five inbred strains","volume":"3","author":[{"family":"Moy","given":"S. S."},{"family":"Nadler","given":"J. J."},{"family":"Perez","given":"A."},{"family":"Barbaro","given":"R. P."},{"family":"Johns","given":"J. M."},{"family":"Magnuson","given":"T. R."},{"family":"Piven","given":"J."},{"family":"Crawley","given":"J. N."}],"issued":{"date-parts":[["2004",10]]}}}],"schema":"https://github.com/citation-style-language/schema/raw/master/csl-citation.json"} </w:instrText>
+      </w:r>
+      <w:r>
+        <w:rPr>
+          <w:rFonts w:ascii="Times New Roman" w:hAnsi="Times New Roman" w:cs="Times New Roman"/>
+          <w:sz w:val="24"/>
+          <w:szCs w:val="24"/>
+          <w:lang w:val="en-US"/>
+        </w:rPr>
+        <w:fldChar w:fldCharType="separate"/>
+      </w:r>
+      <w:r>
+        <w:rPr>
+          <w:rFonts w:ascii="Times New Roman" w:hAnsi="Times New Roman" w:cs="Times New Roman"/>
+          <w:sz w:val="24"/>
+          <w:lang w:val="en-US"/>
+        </w:rPr>
+        <w:t>(Moy et al., 2004)</w:t>
+      </w:r>
+      <w:r>
+        <w:rPr>
+          <w:rFonts w:ascii="Times New Roman" w:hAnsi="Times New Roman" w:cs="Times New Roman"/>
+          <w:sz w:val="24"/>
+          <w:szCs w:val="24"/>
+          <w:lang w:val="en-US"/>
+        </w:rPr>
+        <w:fldChar w:fldCharType="end"/>
+      </w:r>
+      <w:r>
+        <w:rPr>
+          <w:rFonts w:ascii="Times New Roman" w:hAnsi="Times New Roman" w:cs="Times New Roman"/>
+          <w:sz w:val="24"/>
+          <w:szCs w:val="24"/>
+          <w:lang w:val="en-US"/>
+        </w:rPr>
+        <w:t xml:space="preserve">. </w:t>
+      </w:r>
+      <w:r>
+        <w:rPr>
+          <w:rFonts w:ascii="Times New Roman" w:hAnsi="Times New Roman" w:cs="Times New Roman"/>
+          <w:sz w:val="24"/>
+          <w:szCs w:val="24"/>
+          <w:lang w:val="en-US"/>
+        </w:rPr>
+        <w:t>The setup consist</w:t>
+      </w:r>
+      <w:r>
+        <w:rPr>
+          <w:rFonts w:ascii="Times New Roman" w:hAnsi="Times New Roman" w:cs="Times New Roman"/>
+          <w:sz w:val="24"/>
+          <w:szCs w:val="24"/>
+          <w:lang w:val="en-US"/>
+        </w:rPr>
+        <w:t xml:space="preserve">ed </w:t>
+      </w:r>
+      <w:r>
+        <w:rPr>
+          <w:rFonts w:ascii="Times New Roman" w:hAnsi="Times New Roman" w:cs="Times New Roman"/>
+          <w:sz w:val="24"/>
+          <w:szCs w:val="24"/>
+          <w:lang w:val="en-US"/>
+        </w:rPr>
+        <w:t xml:space="preserve">of a plexiglass arena with </w:t>
       </w:r>
       <w:r>
         <w:rPr>
@@ -6256,7 +6588,34 @@
           <w:szCs w:val="24"/>
           <w:lang w:val="en-US"/>
         </w:rPr>
-        <w:t>, each of which could hold an unfamiliar mouse.</w:t>
+        <w:t>. E</w:t>
+      </w:r>
+      <w:r>
+        <w:rPr>
+          <w:rFonts w:ascii="Times New Roman" w:hAnsi="Times New Roman" w:cs="Times New Roman"/>
+          <w:sz w:val="24"/>
+          <w:szCs w:val="24"/>
+          <w:lang w:val="en-US"/>
+        </w:rPr>
+        <w:t xml:space="preserve">ach </w:t>
+      </w:r>
+      <w:r>
+        <w:rPr>
+          <w:rFonts w:ascii="Times New Roman" w:hAnsi="Times New Roman" w:cs="Times New Roman"/>
+          <w:sz w:val="24"/>
+          <w:szCs w:val="24"/>
+          <w:lang w:val="en-US"/>
+        </w:rPr>
+        <w:t>side compartment</w:t>
+      </w:r>
+      <w:r>
+        <w:rPr>
+          <w:rFonts w:ascii="Times New Roman" w:hAnsi="Times New Roman" w:cs="Times New Roman"/>
+          <w:sz w:val="24"/>
+          <w:szCs w:val="24"/>
+          <w:lang w:val="en-US"/>
+        </w:rPr>
+        <w:t xml:space="preserve"> could hold an unfamiliar mouse.</w:t>
       </w:r>
       <w:r>
         <w:rPr>
@@ -6274,7 +6633,43 @@
           <w:szCs w:val="24"/>
           <w:lang w:val="en-US"/>
         </w:rPr>
-        <w:t>The arena was illuminated just enough to allow reliable tracking of the test mouse behavior while remaining dim enough to minimize anxiety.</w:t>
+        <w:t xml:space="preserve">The arena was illuminated </w:t>
+      </w:r>
+      <w:r>
+        <w:rPr>
+          <w:rFonts w:ascii="Times New Roman" w:hAnsi="Times New Roman" w:cs="Times New Roman"/>
+          <w:sz w:val="24"/>
+          <w:szCs w:val="24"/>
+          <w:lang w:val="en-US"/>
+        </w:rPr>
+        <w:t>dimly (</w:t>
+      </w:r>
+      <w:r>
+        <w:rPr>
+          <w:rFonts w:ascii="Times New Roman" w:hAnsi="Times New Roman" w:cs="Times New Roman"/>
+          <w:sz w:val="24"/>
+          <w:szCs w:val="24"/>
+          <w:lang w:val="en-US"/>
+        </w:rPr>
+        <w:t>just enough to allow reliable tracking of the test mouse behavior while remaining dim enough to minimize anxiety</w:t>
+      </w:r>
+      <w:r>
+        <w:rPr>
+          <w:rFonts w:ascii="Times New Roman" w:hAnsi="Times New Roman" w:cs="Times New Roman"/>
+          <w:sz w:val="24"/>
+          <w:szCs w:val="24"/>
+          <w:lang w:val="en-US"/>
+        </w:rPr>
+        <w:t>)</w:t>
+      </w:r>
+      <w:r>
+        <w:rPr>
+          <w:rFonts w:ascii="Times New Roman" w:hAnsi="Times New Roman" w:cs="Times New Roman"/>
+          <w:sz w:val="24"/>
+          <w:szCs w:val="24"/>
+          <w:lang w:val="en-US"/>
+        </w:rPr>
+        <w:t>.</w:t>
       </w:r>
       <w:r>
         <w:rPr>
@@ -6292,7 +6687,17 @@
           <w:szCs w:val="24"/>
           <w:lang w:val="en-US"/>
         </w:rPr>
-        <w:t>First, the test mouse was placed in the middle compartment and given five minutes to habituate to the environment</w:t>
+        <w:t xml:space="preserve">First, the test mouse was placed in the middle compartment and </w:t>
+      </w:r>
+      <w:r>
+        <w:rPr>
+          <w:rFonts w:ascii="Times New Roman" w:hAnsi="Times New Roman" w:cs="Times New Roman"/>
+          <w:sz w:val="24"/>
+          <w:szCs w:val="24"/>
+          <w:lang w:val="en-US"/>
+        </w:rPr>
+        <w:lastRenderedPageBreak/>
+        <w:t>given five minutes to habituate to the environment</w:t>
       </w:r>
       <w:r>
         <w:rPr>
@@ -6312,7 +6717,6 @@
         </w:rPr>
         <w:t>Next</w:t>
       </w:r>
-      <w:commentRangeStart w:id="7"/>
       <w:r>
         <w:rPr>
           <w:rFonts w:ascii="Times New Roman" w:hAnsi="Times New Roman" w:cs="Times New Roman"/>
@@ -6356,28 +6760,7 @@
           <w:szCs w:val="24"/>
           <w:lang w:val="en-US"/>
         </w:rPr>
-        <w:t xml:space="preserve">to one of the two possible side </w:t>
-      </w:r>
-      <w:r>
-        <w:rPr>
-          <w:rFonts w:ascii="Times New Roman" w:hAnsi="Times New Roman" w:cs="Times New Roman"/>
-          <w:sz w:val="24"/>
-          <w:szCs w:val="24"/>
-          <w:lang w:val="en-US"/>
-        </w:rPr>
-        <w:lastRenderedPageBreak/>
-        <w:t>chambers</w:t>
-      </w:r>
-      <w:commentRangeEnd w:id="7"/>
-      <w:r>
-        <w:rPr>
-          <w:rStyle w:val="CommentReference"/>
-          <w:rFonts w:ascii="Times New Roman" w:hAnsi="Times New Roman" w:cs="Times New Roman"/>
-          <w:sz w:val="24"/>
-          <w:szCs w:val="24"/>
-          <w:lang w:val="en-US"/>
-        </w:rPr>
-        <w:commentReference w:id="7"/>
+        <w:t>to one of the two possible side chambers</w:t>
       </w:r>
       <w:r>
         <w:rPr>
@@ -6494,7 +6877,25 @@
           <w:szCs w:val="24"/>
           <w:lang w:val="en-US"/>
         </w:rPr>
-        <w:t xml:space="preserve"> in the opposite side compartment</w:t>
+        <w:t xml:space="preserve"> in the </w:t>
+      </w:r>
+      <w:r>
+        <w:rPr>
+          <w:rFonts w:ascii="Times New Roman" w:hAnsi="Times New Roman" w:cs="Times New Roman"/>
+          <w:sz w:val="24"/>
+          <w:szCs w:val="24"/>
+          <w:lang w:val="en-US"/>
+        </w:rPr>
+        <w:t>other</w:t>
+      </w:r>
+      <w:r>
+        <w:rPr>
+          <w:rFonts w:ascii="Times New Roman" w:hAnsi="Times New Roman" w:cs="Times New Roman"/>
+          <w:sz w:val="24"/>
+          <w:szCs w:val="24"/>
+          <w:lang w:val="en-US"/>
+        </w:rPr>
+        <w:t xml:space="preserve"> side compartment</w:t>
       </w:r>
       <w:r>
         <w:rPr>
@@ -6631,24 +7032,22 @@
           <w:szCs w:val="24"/>
           <w:lang w:val="en-US"/>
         </w:rPr>
-        <w:t xml:space="preserve">Both stranger mice were of the same sex and were completely unfamiliar to the test mouse. </w:t>
-      </w:r>
-      <w:r>
-        <w:rPr>
-          <w:rFonts w:ascii="Times New Roman" w:hAnsi="Times New Roman" w:cs="Times New Roman"/>
-          <w:sz w:val="24"/>
-          <w:szCs w:val="24"/>
-          <w:highlight w:val="cyan"/>
-          <w:lang w:val="en-US"/>
-        </w:rPr>
-        <w:t>A</w:t>
-      </w:r>
-      <w:r>
-        <w:rPr>
-          <w:rFonts w:ascii="Times New Roman" w:hAnsi="Times New Roman" w:cs="Times New Roman"/>
-          <w:sz w:val="24"/>
-          <w:szCs w:val="24"/>
-          <w:highlight w:val="cyan"/>
+        <w:t xml:space="preserve">Both stranger mice were of the same sex and were completely unfamiliar to the test </w:t>
+      </w:r>
+      <w:r>
+        <w:rPr>
+          <w:rFonts w:ascii="Times New Roman" w:hAnsi="Times New Roman" w:cs="Times New Roman"/>
+          <w:sz w:val="24"/>
+          <w:szCs w:val="24"/>
+          <w:lang w:val="en-US"/>
+        </w:rPr>
+        <w:t>mouse. A</w:t>
+      </w:r>
+      <w:r>
+        <w:rPr>
+          <w:rFonts w:ascii="Times New Roman" w:hAnsi="Times New Roman" w:cs="Times New Roman"/>
+          <w:sz w:val="24"/>
+          <w:szCs w:val="24"/>
           <w:lang w:val="en-US"/>
         </w:rPr>
         <w:t xml:space="preserve">ll behavior was recorded using a </w:t>
@@ -6658,7 +7057,6 @@
           <w:rFonts w:ascii="Times New Roman" w:hAnsi="Times New Roman" w:cs="Times New Roman"/>
           <w:sz w:val="24"/>
           <w:szCs w:val="24"/>
-          <w:highlight w:val="cyan"/>
           <w:lang w:val="en-US"/>
         </w:rPr>
         <w:t>Logitech webcam and ANY-maze software (Stoelting Co., 2023).</w:t>
@@ -6873,6 +7271,25 @@
     </w:p>
     <w:p>
       <w:pPr>
+        <w:rPr>
+          <w:rFonts w:ascii="Times New Roman" w:hAnsi="Times New Roman" w:cs="Times New Roman"/>
+          <w:sz w:val="24"/>
+          <w:szCs w:val="24"/>
+          <w:lang w:val="en-US"/>
+        </w:rPr>
+      </w:pPr>
+      <w:r>
+        <w:rPr>
+          <w:rFonts w:ascii="Times New Roman" w:hAnsi="Times New Roman" w:cs="Times New Roman"/>
+          <w:sz w:val="24"/>
+          <w:szCs w:val="24"/>
+          <w:lang w:val="en-US"/>
+        </w:rPr>
+        <w:t>--------</w:t>
+      </w:r>
+    </w:p>
+    <w:p>
+      <w:pPr>
         <w:pStyle w:val="ListParagraph"/>
         <w:numPr>
           <w:ilvl w:val="0"/>
@@ -6944,14 +7361,12 @@
           <w:rFonts w:ascii="Times New Roman" w:hAnsi="Times New Roman" w:cs="Times New Roman"/>
           <w:sz w:val="24"/>
           <w:szCs w:val="24"/>
-          <w:highlight w:val="cyan"/>
           <w:lang w:val="en-US"/>
         </w:rPr>
         <w:t xml:space="preserve">Many patients receiving chemotherapy report alterations in smell and taste (24). </w:t>
       </w:r>
       <w:r>
         <w:rPr>
-          <w:highlight w:val="cyan"/>
           <w:lang w:val="en-US"/>
         </w:rPr>
         <w:t xml:space="preserve"> </w:t>
@@ -6961,19 +7376,18 @@
           <w:rFonts w:ascii="Times New Roman" w:hAnsi="Times New Roman" w:cs="Times New Roman"/>
           <w:sz w:val="24"/>
           <w:szCs w:val="24"/>
-          <w:highlight w:val="cyan"/>
-          <w:lang w:val="en-US"/>
-        </w:rPr>
-        <w:t>Because food odors are essential for survival in mice, the Buried food-seeking test (BFT) allowed us to model these sensory alterations in mice (12). Specifically, the test measures the ability to detect and recognize these odors</w:t>
-      </w:r>
-      <w:r>
-        <w:rPr>
-          <w:rFonts w:ascii="Times New Roman" w:hAnsi="Times New Roman" w:cs="Times New Roman"/>
-          <w:sz w:val="24"/>
-          <w:szCs w:val="24"/>
-          <w:lang w:val="en-US"/>
-        </w:rPr>
-        <w:t>. Before testing, mice were food</w:t>
+          <w:lang w:val="en-US"/>
+        </w:rPr>
+        <w:t>Because food odors are essential for survival in mice, the Buried food-seeking test (BFT) allowed us to model these sensory alterations in mice (12). Specifically, the test measures the ability to detect and recognize these odors. Before</w:t>
+      </w:r>
+      <w:r>
+        <w:rPr>
+          <w:rFonts w:ascii="Times New Roman" w:hAnsi="Times New Roman" w:cs="Times New Roman"/>
+          <w:sz w:val="24"/>
+          <w:szCs w:val="24"/>
+          <w:lang w:val="en-US"/>
+        </w:rPr>
+        <w:t xml:space="preserve"> testing, mice were food</w:t>
       </w:r>
       <w:r>
         <w:rPr>
@@ -7053,6 +7467,7 @@
           <w:szCs w:val="24"/>
           <w:lang w:val="en-US"/>
         </w:rPr>
+        <w:lastRenderedPageBreak/>
         <w:t xml:space="preserve"> </w:t>
       </w:r>
       <w:r>
@@ -7072,17 +7487,7 @@
           <w:lang w:val="en-US"/>
         </w:rPr>
         <w:noBreakHyphen/>
-        <w:t xml:space="preserve">dependent spatial learning and memory (14, 15, 16). The setup consisted of a </w:t>
-      </w:r>
-      <w:r>
-        <w:rPr>
-          <w:rFonts w:ascii="Times New Roman" w:hAnsi="Times New Roman" w:cs="Times New Roman"/>
-          <w:sz w:val="24"/>
-          <w:szCs w:val="24"/>
-          <w:lang w:val="en-US"/>
-        </w:rPr>
-        <w:lastRenderedPageBreak/>
-        <w:t>circular pool filled with water maintained at 26 ± 1 °C and mixed with an opacifier (Acusol Op 301, Dow Chemicals) to enhance tracking of dark</w:t>
+        <w:t>dependent spatial learning and memory (14, 15, 16). The setup consisted of a circular pool filled with water maintained at 26 ± 1 °C and mixed with an opacifier (Acusol Op 301, Dow Chemicals) to enhance tracking of dark</w:t>
       </w:r>
       <w:r>
         <w:rPr>
@@ -8826,20 +9231,10 @@
       <w:pPr>
         <w:pStyle w:val="Sectionheading"/>
       </w:pPr>
-      <w:commentRangeStart w:id="8"/>
       <w:r>
         <w:lastRenderedPageBreak/>
         <w:t>Results</w:t>
       </w:r>
-      <w:commentRangeEnd w:id="8"/>
-      <w:r>
-        <w:rPr>
-          <w:rStyle w:val="CommentReference"/>
-          <w:sz w:val="32"/>
-          <w:szCs w:val="24"/>
-        </w:rPr>
-        <w:commentReference w:id="8"/>
-      </w:r>
     </w:p>
     <w:p>
       <w:pPr>
@@ -8859,35 +9254,25 @@
           <w:lang w:val="en-US"/>
         </w:rPr>
       </w:pPr>
-      <w:commentRangeStart w:id="9"/>
-      <w:r>
-        <w:rPr>
-          <w:rFonts w:ascii="Times New Roman" w:hAnsi="Times New Roman" w:cs="Times New Roman"/>
-          <w:sz w:val="24"/>
-          <w:szCs w:val="24"/>
-          <w:lang w:val="en-US"/>
-        </w:rPr>
-        <w:t xml:space="preserve">Total path length </w:t>
-      </w:r>
-      <w:commentRangeEnd w:id="9"/>
-      <w:r>
-        <w:rPr>
-          <w:rStyle w:val="CommentReference"/>
-          <w:rFonts w:ascii="Times New Roman" w:hAnsi="Times New Roman" w:cs="Times New Roman"/>
-          <w:sz w:val="24"/>
-          <w:szCs w:val="24"/>
-          <w:lang w:val="en-US"/>
-        </w:rPr>
-        <w:commentReference w:id="9"/>
-      </w:r>
-      <w:r>
-        <w:rPr>
-          <w:rFonts w:ascii="Times New Roman" w:hAnsi="Times New Roman" w:cs="Times New Roman"/>
-          <w:sz w:val="24"/>
-          <w:szCs w:val="24"/>
-          <w:lang w:val="en-US"/>
-        </w:rPr>
-        <w:t>was used as a measure of general exploration and locomotor activity</w:t>
+      <w:r>
+        <w:rPr>
+          <w:rFonts w:ascii="Times New Roman" w:hAnsi="Times New Roman" w:cs="Times New Roman"/>
+          <w:i/>
+          <w:iCs/>
+          <w:sz w:val="24"/>
+          <w:szCs w:val="24"/>
+          <w:lang w:val="en-US"/>
+        </w:rPr>
+        <w:t>Total path length</w:t>
+      </w:r>
+      <w:r>
+        <w:rPr>
+          <w:rFonts w:ascii="Times New Roman" w:hAnsi="Times New Roman" w:cs="Times New Roman"/>
+          <w:sz w:val="24"/>
+          <w:szCs w:val="24"/>
+          <w:lang w:val="en-US"/>
+        </w:rPr>
+        <w:t xml:space="preserve"> was used as a measure of general exploration and locomotor activity</w:t>
       </w:r>
       <w:r>
         <w:rPr>
@@ -10491,12 +10876,1008 @@
       <w:r>
         <w:rPr>
           <w:rFonts w:ascii="Times New Roman" w:hAnsi="Times New Roman" w:cs="Times New Roman"/>
+          <w:i/>
+          <w:iCs/>
           <w:sz w:val="24"/>
           <w:szCs w:val="24"/>
           <w:lang w:val="en-US"/>
         </w:rPr>
         <w:lastRenderedPageBreak/>
-        <w:t>) =</w:t>
+        <w:t>Thigmotaxis</w:t>
+      </w:r>
+      <w:r>
+        <w:rPr>
+          <w:rFonts w:ascii="Times New Roman" w:hAnsi="Times New Roman" w:cs="Times New Roman"/>
+          <w:sz w:val="24"/>
+          <w:szCs w:val="24"/>
+          <w:lang w:val="en-US"/>
+        </w:rPr>
+        <w:t xml:space="preserve"> and </w:t>
+      </w:r>
+      <w:r>
+        <w:rPr>
+          <w:rFonts w:ascii="Times New Roman" w:hAnsi="Times New Roman" w:cs="Times New Roman"/>
+          <w:i/>
+          <w:iCs/>
+          <w:sz w:val="24"/>
+          <w:szCs w:val="24"/>
+          <w:lang w:val="en-US"/>
+        </w:rPr>
+        <w:t>center exploration</w:t>
+      </w:r>
+      <w:r>
+        <w:rPr>
+          <w:rFonts w:ascii="Times New Roman" w:hAnsi="Times New Roman" w:cs="Times New Roman"/>
+          <w:sz w:val="24"/>
+          <w:szCs w:val="24"/>
+          <w:lang w:val="en-US"/>
+        </w:rPr>
+        <w:t xml:space="preserve"> were quantified as time spent in the periphery and center, respectively. </w:t>
+      </w:r>
+      <w:r>
+        <w:rPr>
+          <w:rFonts w:ascii="Times New Roman" w:hAnsi="Times New Roman" w:cs="Times New Roman"/>
+          <w:sz w:val="24"/>
+          <w:szCs w:val="24"/>
+          <w:lang w:val="en-US"/>
+        </w:rPr>
+        <w:t xml:space="preserve">A two-way ANOVA revealed no main effect of </w:t>
+      </w:r>
+      <w:r>
+        <w:rPr>
+          <w:rFonts w:ascii="Times New Roman" w:hAnsi="Times New Roman" w:cs="Times New Roman"/>
+          <w:sz w:val="24"/>
+          <w:szCs w:val="24"/>
+          <w:lang w:val="en-US"/>
+        </w:rPr>
+        <w:t xml:space="preserve">environment in both peripheral </w:t>
+      </w:r>
+      <w:r>
+        <w:rPr>
+          <w:rFonts w:ascii="Times New Roman" w:hAnsi="Times New Roman" w:cs="Times New Roman"/>
+          <w:sz w:val="24"/>
+          <w:szCs w:val="24"/>
+          <w:lang w:val="en-US"/>
+        </w:rPr>
+        <w:t>(</w:t>
+      </w:r>
+      <w:r>
+        <w:rPr>
+          <w:rFonts w:ascii="Times New Roman" w:hAnsi="Times New Roman" w:cs="Times New Roman"/>
+          <w:i/>
+          <w:iCs/>
+          <w:sz w:val="24"/>
+          <w:szCs w:val="24"/>
+          <w:lang w:val="en-US"/>
+        </w:rPr>
+        <w:t>F</w:t>
+      </w:r>
+      <w:r>
+        <w:rPr>
+          <w:rFonts w:ascii="Times New Roman" w:hAnsi="Times New Roman" w:cs="Times New Roman"/>
+          <w:sz w:val="24"/>
+          <w:szCs w:val="24"/>
+          <w:lang w:val="en-US"/>
+        </w:rPr>
+        <w:t>(1, 30) =</w:t>
+      </w:r>
+      <w:r>
+        <w:rPr>
+          <w:rFonts w:ascii="Times New Roman" w:hAnsi="Times New Roman" w:cs="Times New Roman"/>
+          <w:sz w:val="24"/>
+          <w:szCs w:val="24"/>
+          <w:lang w:val="en-US"/>
+        </w:rPr>
+        <w:t xml:space="preserve"> 2.94</w:t>
+      </w:r>
+      <w:r>
+        <w:rPr>
+          <w:rFonts w:ascii="Times New Roman" w:hAnsi="Times New Roman" w:cs="Times New Roman"/>
+          <w:sz w:val="24"/>
+          <w:szCs w:val="24"/>
+          <w:lang w:val="en-US"/>
+        </w:rPr>
+        <w:t xml:space="preserve"> , </w:t>
+      </w:r>
+      <w:r>
+        <w:rPr>
+          <w:rFonts w:ascii="Times New Roman" w:hAnsi="Times New Roman" w:cs="Times New Roman"/>
+          <w:i/>
+          <w:iCs/>
+          <w:sz w:val="24"/>
+          <w:szCs w:val="24"/>
+          <w:lang w:val="en-US"/>
+        </w:rPr>
+        <w:t>p</w:t>
+      </w:r>
+      <w:r>
+        <w:rPr>
+          <w:rFonts w:ascii="Times New Roman" w:hAnsi="Times New Roman" w:cs="Times New Roman"/>
+          <w:sz w:val="24"/>
+          <w:szCs w:val="24"/>
+          <w:lang w:val="en-US"/>
+        </w:rPr>
+        <w:t xml:space="preserve"> </w:t>
+      </w:r>
+      <w:r>
+        <w:rPr>
+          <w:rFonts w:ascii="Times New Roman" w:hAnsi="Times New Roman" w:cs="Times New Roman"/>
+          <w:sz w:val="24"/>
+          <w:szCs w:val="24"/>
+          <w:lang w:val="en-US"/>
+        </w:rPr>
+        <w:t>=</w:t>
+      </w:r>
+      <w:r>
+        <w:rPr>
+          <w:rFonts w:ascii="Times New Roman" w:hAnsi="Times New Roman" w:cs="Times New Roman"/>
+          <w:sz w:val="24"/>
+          <w:szCs w:val="24"/>
+          <w:lang w:val="en-US"/>
+        </w:rPr>
+        <w:t xml:space="preserve"> </w:t>
+      </w:r>
+      <w:r>
+        <w:rPr>
+          <w:rFonts w:ascii="Times New Roman" w:hAnsi="Times New Roman" w:cs="Times New Roman"/>
+          <w:sz w:val="24"/>
+          <w:szCs w:val="24"/>
+          <w:lang w:val="en-US"/>
+        </w:rPr>
+        <w:t>0.10</w:t>
+      </w:r>
+      <w:r>
+        <w:rPr>
+          <w:rFonts w:ascii="Times New Roman" w:hAnsi="Times New Roman" w:cs="Times New Roman"/>
+          <w:sz w:val="24"/>
+          <w:szCs w:val="24"/>
+          <w:lang w:val="en-US"/>
+        </w:rPr>
+        <w:t xml:space="preserve">, </w:t>
+      </w:r>
+      <w:r>
+        <w:rPr>
+          <w:rFonts w:ascii="Times New Roman" w:hAnsi="Times New Roman" w:cs="Times New Roman"/>
+          <w:i/>
+          <w:iCs/>
+          <w:sz w:val="24"/>
+          <w:szCs w:val="24"/>
+        </w:rPr>
+        <w:t>η</w:t>
+      </w:r>
+      <w:r>
+        <w:rPr>
+          <w:rFonts w:ascii="Times New Roman" w:hAnsi="Times New Roman" w:cs="Times New Roman"/>
+          <w:i/>
+          <w:iCs/>
+          <w:sz w:val="24"/>
+          <w:szCs w:val="24"/>
+          <w:lang w:val="en-US"/>
+        </w:rPr>
+        <w:t>²</w:t>
+      </w:r>
+      <w:r>
+        <w:rPr>
+          <w:rFonts w:ascii="Times New Roman" w:hAnsi="Times New Roman" w:cs="Times New Roman"/>
+          <w:sz w:val="24"/>
+          <w:szCs w:val="24"/>
+          <w:lang w:val="en-US"/>
+        </w:rPr>
+        <w:t xml:space="preserve"> = </w:t>
+      </w:r>
+      <w:r>
+        <w:rPr>
+          <w:rFonts w:ascii="Times New Roman" w:hAnsi="Times New Roman" w:cs="Times New Roman"/>
+          <w:sz w:val="24"/>
+          <w:szCs w:val="24"/>
+          <w:lang w:val="en-US"/>
+        </w:rPr>
+        <w:t>0</w:t>
+      </w:r>
+      <w:r>
+        <w:rPr>
+          <w:rFonts w:ascii="Times New Roman" w:hAnsi="Times New Roman" w:cs="Times New Roman"/>
+          <w:sz w:val="24"/>
+          <w:szCs w:val="24"/>
+          <w:lang w:val="en-US"/>
+        </w:rPr>
+        <w:t>.</w:t>
+      </w:r>
+      <w:r>
+        <w:rPr>
+          <w:rFonts w:ascii="Times New Roman" w:hAnsi="Times New Roman" w:cs="Times New Roman"/>
+          <w:sz w:val="24"/>
+          <w:szCs w:val="24"/>
+          <w:lang w:val="en-US"/>
+        </w:rPr>
+        <w:t>09</w:t>
+      </w:r>
+      <w:r>
+        <w:rPr>
+          <w:rFonts w:ascii="Times New Roman" w:hAnsi="Times New Roman" w:cs="Times New Roman"/>
+          <w:sz w:val="24"/>
+          <w:szCs w:val="24"/>
+          <w:lang w:val="en-US"/>
+        </w:rPr>
+        <w:t>)</w:t>
+      </w:r>
+      <w:r>
+        <w:rPr>
+          <w:rFonts w:ascii="Times New Roman" w:hAnsi="Times New Roman" w:cs="Times New Roman"/>
+          <w:sz w:val="24"/>
+          <w:szCs w:val="24"/>
+          <w:lang w:val="en-US"/>
+        </w:rPr>
+        <w:t xml:space="preserve">, and central time </w:t>
+      </w:r>
+      <w:r>
+        <w:rPr>
+          <w:rFonts w:ascii="Times New Roman" w:hAnsi="Times New Roman" w:cs="Times New Roman"/>
+          <w:sz w:val="24"/>
+          <w:szCs w:val="24"/>
+          <w:lang w:val="en-US"/>
+        </w:rPr>
+        <w:t>(</w:t>
+      </w:r>
+      <w:r>
+        <w:rPr>
+          <w:rFonts w:ascii="Times New Roman" w:hAnsi="Times New Roman" w:cs="Times New Roman"/>
+          <w:i/>
+          <w:iCs/>
+          <w:sz w:val="24"/>
+          <w:szCs w:val="24"/>
+          <w:lang w:val="en-US"/>
+        </w:rPr>
+        <w:t>F</w:t>
+      </w:r>
+      <w:r>
+        <w:rPr>
+          <w:rFonts w:ascii="Times New Roman" w:hAnsi="Times New Roman" w:cs="Times New Roman"/>
+          <w:sz w:val="24"/>
+          <w:szCs w:val="24"/>
+          <w:lang w:val="en-US"/>
+        </w:rPr>
+        <w:t>(1, 30) =</w:t>
+      </w:r>
+      <w:r>
+        <w:rPr>
+          <w:rFonts w:ascii="Times New Roman" w:hAnsi="Times New Roman" w:cs="Times New Roman"/>
+          <w:sz w:val="24"/>
+          <w:szCs w:val="24"/>
+          <w:lang w:val="en-US"/>
+        </w:rPr>
+        <w:t xml:space="preserve"> 0.44</w:t>
+      </w:r>
+      <w:r>
+        <w:rPr>
+          <w:rFonts w:ascii="Times New Roman" w:hAnsi="Times New Roman" w:cs="Times New Roman"/>
+          <w:sz w:val="24"/>
+          <w:szCs w:val="24"/>
+          <w:lang w:val="en-US"/>
+        </w:rPr>
+        <w:t xml:space="preserve"> , </w:t>
+      </w:r>
+      <w:r>
+        <w:rPr>
+          <w:rFonts w:ascii="Times New Roman" w:hAnsi="Times New Roman" w:cs="Times New Roman"/>
+          <w:i/>
+          <w:iCs/>
+          <w:sz w:val="24"/>
+          <w:szCs w:val="24"/>
+          <w:lang w:val="en-US"/>
+        </w:rPr>
+        <w:t>p</w:t>
+      </w:r>
+      <w:r>
+        <w:rPr>
+          <w:rFonts w:ascii="Times New Roman" w:hAnsi="Times New Roman" w:cs="Times New Roman"/>
+          <w:sz w:val="24"/>
+          <w:szCs w:val="24"/>
+          <w:lang w:val="en-US"/>
+        </w:rPr>
+        <w:t xml:space="preserve"> </w:t>
+      </w:r>
+      <w:r>
+        <w:rPr>
+          <w:rFonts w:ascii="Times New Roman" w:hAnsi="Times New Roman" w:cs="Times New Roman"/>
+          <w:sz w:val="24"/>
+          <w:szCs w:val="24"/>
+          <w:lang w:val="en-US"/>
+        </w:rPr>
+        <w:t>=</w:t>
+      </w:r>
+      <w:r>
+        <w:rPr>
+          <w:rFonts w:ascii="Times New Roman" w:hAnsi="Times New Roman" w:cs="Times New Roman"/>
+          <w:sz w:val="24"/>
+          <w:szCs w:val="24"/>
+          <w:lang w:val="en-US"/>
+        </w:rPr>
+        <w:t xml:space="preserve"> </w:t>
+      </w:r>
+      <w:r>
+        <w:rPr>
+          <w:rFonts w:ascii="Times New Roman" w:hAnsi="Times New Roman" w:cs="Times New Roman"/>
+          <w:sz w:val="24"/>
+          <w:szCs w:val="24"/>
+          <w:lang w:val="en-US"/>
+        </w:rPr>
+        <w:t>.51</w:t>
+      </w:r>
+      <w:r>
+        <w:rPr>
+          <w:rFonts w:ascii="Times New Roman" w:hAnsi="Times New Roman" w:cs="Times New Roman"/>
+          <w:sz w:val="24"/>
+          <w:szCs w:val="24"/>
+          <w:lang w:val="en-US"/>
+        </w:rPr>
+        <w:t xml:space="preserve">, </w:t>
+      </w:r>
+      <w:r>
+        <w:rPr>
+          <w:rFonts w:ascii="Times New Roman" w:hAnsi="Times New Roman" w:cs="Times New Roman"/>
+          <w:i/>
+          <w:iCs/>
+          <w:sz w:val="24"/>
+          <w:szCs w:val="24"/>
+        </w:rPr>
+        <w:t>η</w:t>
+      </w:r>
+      <w:r>
+        <w:rPr>
+          <w:rFonts w:ascii="Times New Roman" w:hAnsi="Times New Roman" w:cs="Times New Roman"/>
+          <w:i/>
+          <w:iCs/>
+          <w:sz w:val="24"/>
+          <w:szCs w:val="24"/>
+          <w:lang w:val="en-US"/>
+        </w:rPr>
+        <w:t>²</w:t>
+      </w:r>
+      <w:r>
+        <w:rPr>
+          <w:rFonts w:ascii="Times New Roman" w:hAnsi="Times New Roman" w:cs="Times New Roman"/>
+          <w:sz w:val="24"/>
+          <w:szCs w:val="24"/>
+          <w:lang w:val="en-US"/>
+        </w:rPr>
+        <w:t xml:space="preserve"> = .</w:t>
+      </w:r>
+      <w:r>
+        <w:rPr>
+          <w:rFonts w:ascii="Times New Roman" w:hAnsi="Times New Roman" w:cs="Times New Roman"/>
+          <w:sz w:val="24"/>
+          <w:szCs w:val="24"/>
+          <w:lang w:val="en-US"/>
+        </w:rPr>
+        <w:t>01</w:t>
+      </w:r>
+      <w:r>
+        <w:rPr>
+          <w:rFonts w:ascii="Times New Roman" w:hAnsi="Times New Roman" w:cs="Times New Roman"/>
+          <w:sz w:val="24"/>
+          <w:szCs w:val="24"/>
+          <w:lang w:val="en-US"/>
+        </w:rPr>
+        <w:t>)</w:t>
+      </w:r>
+      <w:r>
+        <w:rPr>
+          <w:rFonts w:ascii="Times New Roman" w:hAnsi="Times New Roman" w:cs="Times New Roman"/>
+          <w:sz w:val="24"/>
+          <w:szCs w:val="24"/>
+          <w:lang w:val="en-US"/>
+        </w:rPr>
+        <w:t>. However</w:t>
+      </w:r>
+      <w:r>
+        <w:rPr>
+          <w:rFonts w:ascii="Times New Roman" w:hAnsi="Times New Roman" w:cs="Times New Roman"/>
+          <w:sz w:val="24"/>
+          <w:szCs w:val="24"/>
+          <w:lang w:val="en-US"/>
+        </w:rPr>
+        <w:t xml:space="preserve">, the Bayesian analysis provided </w:t>
+      </w:r>
+      <w:r>
+        <w:rPr>
+          <w:rFonts w:ascii="Times New Roman" w:hAnsi="Times New Roman" w:cs="Times New Roman"/>
+          <w:sz w:val="24"/>
+          <w:szCs w:val="24"/>
+          <w:lang w:val="en-US"/>
+        </w:rPr>
+        <w:t xml:space="preserve">moderate </w:t>
+      </w:r>
+      <w:r>
+        <w:rPr>
+          <w:rFonts w:ascii="Times New Roman" w:hAnsi="Times New Roman" w:cs="Times New Roman"/>
+          <w:sz w:val="24"/>
+          <w:szCs w:val="24"/>
+          <w:lang w:val="en-US"/>
+        </w:rPr>
+        <w:t xml:space="preserve">evidence for an environment effect on peripheral time </w:t>
+      </w:r>
+      <w:r>
+        <w:rPr>
+          <w:rFonts w:ascii="Times New Roman" w:hAnsi="Times New Roman" w:cs="Times New Roman"/>
+          <w:sz w:val="24"/>
+          <w:szCs w:val="24"/>
+          <w:lang w:val="en-US"/>
+        </w:rPr>
+        <w:t>(</w:t>
+      </w:r>
+      <m:oMath>
+        <m:sSub>
+          <m:sSubPr>
+            <m:ctrlPr>
+              <w:rPr>
+                <w:rFonts w:ascii="Cambria Math" w:hAnsi="Cambria Math" w:cs="Times New Roman"/>
+                <w:i/>
+                <w:iCs/>
+                <w:sz w:val="24"/>
+                <w:szCs w:val="24"/>
+                <w:lang w:val="en-US"/>
+              </w:rPr>
+            </m:ctrlPr>
+          </m:sSubPr>
+          <m:e>
+            <m:r>
+              <w:rPr>
+                <w:rFonts w:ascii="Cambria Math" w:hAnsi="Cambria Math" w:cs="Times New Roman"/>
+                <w:sz w:val="24"/>
+                <w:szCs w:val="24"/>
+                <w:lang w:val="en-US"/>
+              </w:rPr>
+              <m:t>BF</m:t>
+            </m:r>
+          </m:e>
+          <m:sub>
+            <m:r>
+              <w:rPr>
+                <w:rFonts w:ascii="Cambria Math" w:hAnsi="Cambria Math" w:cs="Times New Roman"/>
+                <w:sz w:val="24"/>
+                <w:szCs w:val="24"/>
+                <w:lang w:val="en-US"/>
+              </w:rPr>
+              <m:t>01</m:t>
+            </m:r>
+          </m:sub>
+        </m:sSub>
+      </m:oMath>
+      <w:r>
+        <w:rPr>
+          <w:rFonts w:ascii="Times New Roman" w:eastAsiaTheme="minorEastAsia" w:hAnsi="Times New Roman" w:cs="Times New Roman"/>
+          <w:iCs/>
+          <w:sz w:val="24"/>
+          <w:szCs w:val="24"/>
+          <w:lang w:val="en-US"/>
+        </w:rPr>
+        <w:t xml:space="preserve">= </w:t>
+      </w:r>
+      <w:r>
+        <w:rPr>
+          <w:rFonts w:ascii="Times New Roman" w:eastAsiaTheme="minorEastAsia" w:hAnsi="Times New Roman" w:cs="Times New Roman"/>
+          <w:iCs/>
+          <w:sz w:val="24"/>
+          <w:szCs w:val="24"/>
+          <w:lang w:val="en-US"/>
+        </w:rPr>
+        <w:t>3.65</w:t>
+      </w:r>
+      <w:r>
+        <w:rPr>
+          <w:rFonts w:ascii="Times New Roman" w:hAnsi="Times New Roman" w:cs="Times New Roman"/>
+          <w:sz w:val="24"/>
+          <w:szCs w:val="24"/>
+          <w:lang w:val="en-US"/>
+        </w:rPr>
+        <w:t xml:space="preserve">, </w:t>
+      </w:r>
+      <m:oMath>
+        <m:sSub>
+          <m:sSubPr>
+            <m:ctrlPr>
+              <w:rPr>
+                <w:rFonts w:ascii="Cambria Math" w:hAnsi="Cambria Math" w:cs="Times New Roman"/>
+                <w:i/>
+                <w:sz w:val="24"/>
+                <w:szCs w:val="24"/>
+              </w:rPr>
+            </m:ctrlPr>
+          </m:sSubPr>
+          <m:e>
+            <m:r>
+              <w:rPr>
+                <w:rFonts w:ascii="Cambria Math" w:hAnsi="Cambria Math" w:cs="Times New Roman"/>
+                <w:sz w:val="24"/>
+                <w:szCs w:val="24"/>
+              </w:rPr>
+              <m:t>HDI</m:t>
+            </m:r>
+          </m:e>
+          <m:sub>
+            <m:r>
+              <w:rPr>
+                <w:rFonts w:ascii="Cambria Math" w:hAnsi="Cambria Math" w:cs="Times New Roman"/>
+                <w:sz w:val="24"/>
+                <w:szCs w:val="24"/>
+                <w:lang w:val="en-US"/>
+              </w:rPr>
+              <m:t>90%</m:t>
+            </m:r>
+          </m:sub>
+        </m:sSub>
+      </m:oMath>
+      <w:r>
+        <w:rPr>
+          <w:rFonts w:ascii="Times New Roman" w:eastAsiaTheme="minorEastAsia" w:hAnsi="Times New Roman" w:cs="Times New Roman"/>
+          <w:sz w:val="24"/>
+          <w:szCs w:val="24"/>
+          <w:lang w:val="en-US"/>
+        </w:rPr>
+        <w:t>=[-</w:t>
+      </w:r>
+      <w:r>
+        <w:rPr>
+          <w:rFonts w:ascii="Times New Roman" w:eastAsiaTheme="minorEastAsia" w:hAnsi="Times New Roman" w:cs="Times New Roman"/>
+          <w:sz w:val="24"/>
+          <w:szCs w:val="24"/>
+          <w:lang w:val="en-US"/>
+        </w:rPr>
+        <w:t>1.22</w:t>
+      </w:r>
+      <w:r>
+        <w:rPr>
+          <w:rFonts w:ascii="Times New Roman" w:eastAsiaTheme="minorEastAsia" w:hAnsi="Times New Roman" w:cs="Times New Roman"/>
+          <w:sz w:val="24"/>
+          <w:szCs w:val="24"/>
+          <w:lang w:val="en-US"/>
+        </w:rPr>
+        <w:t>;</w:t>
+      </w:r>
+      <w:r>
+        <w:rPr>
+          <w:rFonts w:ascii="Times New Roman" w:eastAsiaTheme="minorEastAsia" w:hAnsi="Times New Roman" w:cs="Times New Roman"/>
+          <w:sz w:val="24"/>
+          <w:szCs w:val="24"/>
+          <w:lang w:val="en-US"/>
+        </w:rPr>
+        <w:t>-0.21</w:t>
+      </w:r>
+      <w:r>
+        <w:rPr>
+          <w:rFonts w:ascii="Times New Roman" w:eastAsiaTheme="minorEastAsia" w:hAnsi="Times New Roman" w:cs="Times New Roman"/>
+          <w:sz w:val="24"/>
+          <w:szCs w:val="24"/>
+          <w:lang w:val="en-US"/>
+        </w:rPr>
+        <w:t>]</w:t>
+      </w:r>
+      <w:r>
+        <w:rPr>
+          <w:rFonts w:ascii="Times New Roman" w:hAnsi="Times New Roman" w:cs="Times New Roman"/>
+          <w:sz w:val="24"/>
+          <w:szCs w:val="24"/>
+          <w:lang w:val="en-US"/>
+        </w:rPr>
+        <w:t>)</w:t>
+      </w:r>
+      <w:r>
+        <w:rPr>
+          <w:rFonts w:ascii="Times New Roman" w:hAnsi="Times New Roman" w:cs="Times New Roman"/>
+          <w:sz w:val="24"/>
+          <w:szCs w:val="24"/>
+          <w:lang w:val="en-US"/>
+        </w:rPr>
+        <w:t xml:space="preserve">, and </w:t>
+      </w:r>
+      <w:r>
+        <w:rPr>
+          <w:rFonts w:ascii="Times New Roman" w:hAnsi="Times New Roman" w:cs="Times New Roman"/>
+          <w:sz w:val="24"/>
+          <w:szCs w:val="24"/>
+          <w:lang w:val="en-US"/>
+        </w:rPr>
+        <w:t xml:space="preserve">anecdotal evidence for the absence of an effect on central time </w:t>
+      </w:r>
+      <w:r>
+        <w:rPr>
+          <w:rFonts w:ascii="Times New Roman" w:hAnsi="Times New Roman" w:cs="Times New Roman"/>
+          <w:sz w:val="24"/>
+          <w:szCs w:val="24"/>
+          <w:lang w:val="en-US"/>
+        </w:rPr>
+        <w:t>(</w:t>
+      </w:r>
+      <m:oMath>
+        <m:sSub>
+          <m:sSubPr>
+            <m:ctrlPr>
+              <w:rPr>
+                <w:rFonts w:ascii="Cambria Math" w:hAnsi="Cambria Math" w:cs="Times New Roman"/>
+                <w:i/>
+                <w:iCs/>
+                <w:sz w:val="24"/>
+                <w:szCs w:val="24"/>
+                <w:lang w:val="en-US"/>
+              </w:rPr>
+            </m:ctrlPr>
+          </m:sSubPr>
+          <m:e>
+            <m:r>
+              <w:rPr>
+                <w:rFonts w:ascii="Cambria Math" w:hAnsi="Cambria Math" w:cs="Times New Roman"/>
+                <w:sz w:val="24"/>
+                <w:szCs w:val="24"/>
+                <w:lang w:val="en-US"/>
+              </w:rPr>
+              <m:t>BF</m:t>
+            </m:r>
+          </m:e>
+          <m:sub>
+            <m:r>
+              <w:rPr>
+                <w:rFonts w:ascii="Cambria Math" w:hAnsi="Cambria Math" w:cs="Times New Roman"/>
+                <w:sz w:val="24"/>
+                <w:szCs w:val="24"/>
+                <w:lang w:val="en-US"/>
+              </w:rPr>
+              <m:t>01</m:t>
+            </m:r>
+          </m:sub>
+        </m:sSub>
+      </m:oMath>
+      <w:r>
+        <w:rPr>
+          <w:rFonts w:ascii="Times New Roman" w:eastAsiaTheme="minorEastAsia" w:hAnsi="Times New Roman" w:cs="Times New Roman"/>
+          <w:iCs/>
+          <w:sz w:val="24"/>
+          <w:szCs w:val="24"/>
+          <w:lang w:val="en-US"/>
+        </w:rPr>
+        <w:t xml:space="preserve">= </w:t>
+      </w:r>
+      <w:r>
+        <w:rPr>
+          <w:rFonts w:ascii="Times New Roman" w:eastAsiaTheme="minorEastAsia" w:hAnsi="Times New Roman" w:cs="Times New Roman"/>
+          <w:iCs/>
+          <w:sz w:val="24"/>
+          <w:szCs w:val="24"/>
+          <w:lang w:val="en-US"/>
+        </w:rPr>
+        <w:t>.54</w:t>
+      </w:r>
+      <w:r>
+        <w:rPr>
+          <w:rFonts w:ascii="Times New Roman" w:hAnsi="Times New Roman" w:cs="Times New Roman"/>
+          <w:sz w:val="24"/>
+          <w:szCs w:val="24"/>
+          <w:lang w:val="en-US"/>
+        </w:rPr>
+        <w:t xml:space="preserve">, </w:t>
+      </w:r>
+      <m:oMath>
+        <m:sSub>
+          <m:sSubPr>
+            <m:ctrlPr>
+              <w:rPr>
+                <w:rFonts w:ascii="Cambria Math" w:hAnsi="Cambria Math" w:cs="Times New Roman"/>
+                <w:i/>
+                <w:sz w:val="24"/>
+                <w:szCs w:val="24"/>
+              </w:rPr>
+            </m:ctrlPr>
+          </m:sSubPr>
+          <m:e>
+            <m:r>
+              <w:rPr>
+                <w:rFonts w:ascii="Cambria Math" w:hAnsi="Cambria Math" w:cs="Times New Roman"/>
+                <w:sz w:val="24"/>
+                <w:szCs w:val="24"/>
+              </w:rPr>
+              <m:t>HDI</m:t>
+            </m:r>
+          </m:e>
+          <m:sub>
+            <m:r>
+              <w:rPr>
+                <w:rFonts w:ascii="Cambria Math" w:hAnsi="Cambria Math" w:cs="Times New Roman"/>
+                <w:sz w:val="24"/>
+                <w:szCs w:val="24"/>
+                <w:lang w:val="en-US"/>
+              </w:rPr>
+              <m:t>90%</m:t>
+            </m:r>
+          </m:sub>
+        </m:sSub>
+      </m:oMath>
+      <w:r>
+        <w:rPr>
+          <w:rFonts w:ascii="Times New Roman" w:eastAsiaTheme="minorEastAsia" w:hAnsi="Times New Roman" w:cs="Times New Roman"/>
+          <w:sz w:val="24"/>
+          <w:szCs w:val="24"/>
+          <w:lang w:val="en-US"/>
+        </w:rPr>
+        <w:t>=[-</w:t>
+      </w:r>
+      <w:r>
+        <w:rPr>
+          <w:rFonts w:ascii="Times New Roman" w:eastAsiaTheme="minorEastAsia" w:hAnsi="Times New Roman" w:cs="Times New Roman"/>
+          <w:sz w:val="24"/>
+          <w:szCs w:val="24"/>
+          <w:lang w:val="en-US"/>
+        </w:rPr>
+        <w:t>0.18</w:t>
+      </w:r>
+      <w:r>
+        <w:rPr>
+          <w:rFonts w:ascii="Times New Roman" w:eastAsiaTheme="minorEastAsia" w:hAnsi="Times New Roman" w:cs="Times New Roman"/>
+          <w:sz w:val="24"/>
+          <w:szCs w:val="24"/>
+          <w:lang w:val="en-US"/>
+        </w:rPr>
+        <w:t>;</w:t>
+      </w:r>
+      <w:r>
+        <w:rPr>
+          <w:rFonts w:ascii="Times New Roman" w:eastAsiaTheme="minorEastAsia" w:hAnsi="Times New Roman" w:cs="Times New Roman"/>
+          <w:sz w:val="24"/>
+          <w:szCs w:val="24"/>
+          <w:lang w:val="en-US"/>
+        </w:rPr>
+        <w:t>-0.93</w:t>
+      </w:r>
+      <w:r>
+        <w:rPr>
+          <w:rFonts w:ascii="Times New Roman" w:eastAsiaTheme="minorEastAsia" w:hAnsi="Times New Roman" w:cs="Times New Roman"/>
+          <w:sz w:val="24"/>
+          <w:szCs w:val="24"/>
+          <w:lang w:val="en-US"/>
+        </w:rPr>
+        <w:t>]</w:t>
+      </w:r>
+      <w:r>
+        <w:rPr>
+          <w:rFonts w:ascii="Times New Roman" w:hAnsi="Times New Roman" w:cs="Times New Roman"/>
+          <w:sz w:val="24"/>
+          <w:szCs w:val="24"/>
+          <w:lang w:val="en-US"/>
+        </w:rPr>
+        <w:t>)</w:t>
+      </w:r>
+      <w:r>
+        <w:rPr>
+          <w:rFonts w:ascii="Times New Roman" w:hAnsi="Times New Roman" w:cs="Times New Roman"/>
+          <w:sz w:val="24"/>
+          <w:szCs w:val="24"/>
+          <w:lang w:val="en-US"/>
+        </w:rPr>
+        <w:t xml:space="preserve">. </w:t>
+      </w:r>
+      <w:r>
+        <w:rPr>
+          <w:rFonts w:ascii="Times New Roman" w:hAnsi="Times New Roman" w:cs="Times New Roman"/>
+          <w:sz w:val="24"/>
+          <w:szCs w:val="24"/>
+          <w:lang w:val="en-US"/>
+        </w:rPr>
+        <w:t>This pattern could suggest that with a larger sample, the environment effect on peripheral time might have reached significance, whereas for central time the effect is likely genuinely absent.</w:t>
+      </w:r>
+      <w:r>
+        <w:rPr>
+          <w:rFonts w:ascii="Times New Roman" w:hAnsi="Times New Roman" w:cs="Times New Roman"/>
+          <w:sz w:val="24"/>
+          <w:szCs w:val="24"/>
+          <w:lang w:val="en-US"/>
+        </w:rPr>
+        <w:t xml:space="preserve"> However, more data is needed to draw conclusions. Similarly</w:t>
+      </w:r>
+      <w:r>
+        <w:rPr>
+          <w:rFonts w:ascii="Times New Roman" w:hAnsi="Times New Roman" w:cs="Times New Roman"/>
+          <w:sz w:val="24"/>
+          <w:szCs w:val="24"/>
+          <w:lang w:val="en-US"/>
+        </w:rPr>
+        <w:t xml:space="preserve">, the main effect of treatment did not reach significance for either peripheral </w:t>
+      </w:r>
+      <w:r>
+        <w:rPr>
+          <w:rFonts w:ascii="Times New Roman" w:hAnsi="Times New Roman" w:cs="Times New Roman"/>
+          <w:sz w:val="24"/>
+          <w:szCs w:val="24"/>
+          <w:lang w:val="en-US"/>
+        </w:rPr>
+        <w:t>(</w:t>
+      </w:r>
+      <w:r>
+        <w:rPr>
+          <w:rFonts w:ascii="Times New Roman" w:hAnsi="Times New Roman" w:cs="Times New Roman"/>
+          <w:i/>
+          <w:iCs/>
+          <w:sz w:val="24"/>
+          <w:szCs w:val="24"/>
+          <w:lang w:val="en-US"/>
+        </w:rPr>
+        <w:t>F</w:t>
+      </w:r>
+      <w:r>
+        <w:rPr>
+          <w:rFonts w:ascii="Times New Roman" w:hAnsi="Times New Roman" w:cs="Times New Roman"/>
+          <w:sz w:val="24"/>
+          <w:szCs w:val="24"/>
+          <w:lang w:val="en-US"/>
+        </w:rPr>
+        <w:t>(1, 30) =</w:t>
+      </w:r>
+      <w:r>
+        <w:rPr>
+          <w:rFonts w:ascii="Times New Roman" w:hAnsi="Times New Roman" w:cs="Times New Roman"/>
+          <w:sz w:val="24"/>
+          <w:szCs w:val="24"/>
+          <w:lang w:val="en-US"/>
+        </w:rPr>
+        <w:t xml:space="preserve"> 1.40</w:t>
+      </w:r>
+      <w:r>
+        <w:rPr>
+          <w:rFonts w:ascii="Times New Roman" w:hAnsi="Times New Roman" w:cs="Times New Roman"/>
+          <w:sz w:val="24"/>
+          <w:szCs w:val="24"/>
+          <w:lang w:val="en-US"/>
+        </w:rPr>
+        <w:t xml:space="preserve">, </w:t>
+      </w:r>
+      <w:r>
+        <w:rPr>
+          <w:rFonts w:ascii="Times New Roman" w:hAnsi="Times New Roman" w:cs="Times New Roman"/>
+          <w:i/>
+          <w:iCs/>
+          <w:sz w:val="24"/>
+          <w:szCs w:val="24"/>
+          <w:lang w:val="en-US"/>
+        </w:rPr>
+        <w:t>p</w:t>
+      </w:r>
+      <w:r>
+        <w:rPr>
+          <w:rFonts w:ascii="Times New Roman" w:hAnsi="Times New Roman" w:cs="Times New Roman"/>
+          <w:sz w:val="24"/>
+          <w:szCs w:val="24"/>
+          <w:lang w:val="en-US"/>
+        </w:rPr>
+        <w:t xml:space="preserve"> </w:t>
+      </w:r>
+      <w:r>
+        <w:rPr>
+          <w:rFonts w:ascii="Times New Roman" w:hAnsi="Times New Roman" w:cs="Times New Roman"/>
+          <w:sz w:val="24"/>
+          <w:szCs w:val="24"/>
+          <w:lang w:val="en-US"/>
+        </w:rPr>
+        <w:t>=</w:t>
+      </w:r>
+      <w:r>
+        <w:rPr>
+          <w:rFonts w:ascii="Times New Roman" w:hAnsi="Times New Roman" w:cs="Times New Roman"/>
+          <w:sz w:val="24"/>
+          <w:szCs w:val="24"/>
+          <w:lang w:val="en-US"/>
+        </w:rPr>
+        <w:t xml:space="preserve"> </w:t>
+      </w:r>
+      <w:r>
+        <w:rPr>
+          <w:rFonts w:ascii="Times New Roman" w:hAnsi="Times New Roman" w:cs="Times New Roman"/>
+          <w:sz w:val="24"/>
+          <w:szCs w:val="24"/>
+          <w:lang w:val="en-US"/>
+        </w:rPr>
+        <w:t>.25</w:t>
+      </w:r>
+      <w:r>
+        <w:rPr>
+          <w:rFonts w:ascii="Times New Roman" w:hAnsi="Times New Roman" w:cs="Times New Roman"/>
+          <w:sz w:val="24"/>
+          <w:szCs w:val="24"/>
+          <w:lang w:val="en-US"/>
+        </w:rPr>
+        <w:t xml:space="preserve">, </w:t>
+      </w:r>
+      <w:r>
+        <w:rPr>
+          <w:rFonts w:ascii="Times New Roman" w:hAnsi="Times New Roman" w:cs="Times New Roman"/>
+          <w:i/>
+          <w:iCs/>
+          <w:sz w:val="24"/>
+          <w:szCs w:val="24"/>
+        </w:rPr>
+        <w:t>η</w:t>
+      </w:r>
+      <w:r>
+        <w:rPr>
+          <w:rFonts w:ascii="Times New Roman" w:hAnsi="Times New Roman" w:cs="Times New Roman"/>
+          <w:i/>
+          <w:iCs/>
+          <w:sz w:val="24"/>
+          <w:szCs w:val="24"/>
+          <w:lang w:val="en-US"/>
+        </w:rPr>
+        <w:t>²</w:t>
+      </w:r>
+      <w:r>
+        <w:rPr>
+          <w:rFonts w:ascii="Times New Roman" w:hAnsi="Times New Roman" w:cs="Times New Roman"/>
+          <w:sz w:val="24"/>
+          <w:szCs w:val="24"/>
+          <w:lang w:val="en-US"/>
+        </w:rPr>
+        <w:t xml:space="preserve"> = .</w:t>
+      </w:r>
+      <w:r>
+        <w:rPr>
+          <w:rFonts w:ascii="Times New Roman" w:hAnsi="Times New Roman" w:cs="Times New Roman"/>
+          <w:sz w:val="24"/>
+          <w:szCs w:val="24"/>
+          <w:lang w:val="en-US"/>
+        </w:rPr>
+        <w:t xml:space="preserve">04) </w:t>
+      </w:r>
+      <w:r>
+        <w:rPr>
+          <w:rFonts w:ascii="Times New Roman" w:hAnsi="Times New Roman" w:cs="Times New Roman"/>
+          <w:sz w:val="24"/>
+          <w:szCs w:val="24"/>
+          <w:lang w:val="en-US"/>
+        </w:rPr>
+        <w:t>or central time</w:t>
+      </w:r>
+      <w:r>
+        <w:rPr>
+          <w:rFonts w:ascii="Times New Roman" w:hAnsi="Times New Roman" w:cs="Times New Roman"/>
+          <w:sz w:val="24"/>
+          <w:szCs w:val="24"/>
+          <w:lang w:val="en-US"/>
+        </w:rPr>
+        <w:t xml:space="preserve"> </w:t>
+      </w:r>
+      <w:r>
+        <w:rPr>
+          <w:rFonts w:ascii="Times New Roman" w:hAnsi="Times New Roman" w:cs="Times New Roman"/>
+          <w:sz w:val="24"/>
+          <w:szCs w:val="24"/>
+          <w:lang w:val="en-US"/>
+        </w:rPr>
+        <w:t>(</w:t>
+      </w:r>
+      <w:r>
+        <w:rPr>
+          <w:rFonts w:ascii="Times New Roman" w:hAnsi="Times New Roman" w:cs="Times New Roman"/>
+          <w:i/>
+          <w:iCs/>
+          <w:sz w:val="24"/>
+          <w:szCs w:val="24"/>
+          <w:lang w:val="en-US"/>
+        </w:rPr>
+        <w:t>F</w:t>
+      </w:r>
+      <w:r>
+        <w:rPr>
+          <w:rFonts w:ascii="Times New Roman" w:hAnsi="Times New Roman" w:cs="Times New Roman"/>
+          <w:sz w:val="24"/>
+          <w:szCs w:val="24"/>
+          <w:lang w:val="en-US"/>
+        </w:rPr>
+        <w:t xml:space="preserve">(1, 30) </w:t>
+      </w:r>
+      <w:r>
+        <w:rPr>
+          <w:rFonts w:ascii="Times New Roman" w:hAnsi="Times New Roman" w:cs="Times New Roman"/>
+          <w:sz w:val="24"/>
+          <w:szCs w:val="24"/>
+          <w:lang w:val="en-US"/>
+        </w:rPr>
+        <w:t>=</w:t>
       </w:r>
       <w:r>
         <w:rPr>
@@ -11625,6 +13006,7 @@
           <w:szCs w:val="24"/>
           <w:lang w:val="en-GB"/>
         </w:rPr>
+        <w:lastRenderedPageBreak/>
         <w:t xml:space="preserve">Note. </w:t>
       </w:r>
       <w:r>
@@ -11708,7 +13090,7 @@
           <w:szCs w:val="24"/>
           <w:lang w:val="en-GB"/>
         </w:rPr>
-        <w:t>In the tail flick test, latency to withdraw the tail from the water is used as a measure of nociception in mice</w:t>
+        <w:t>In the tail flick test</w:t>
       </w:r>
       <w:r>
         <w:rPr>
@@ -11717,6 +13099,53 @@
           <w:szCs w:val="24"/>
           <w:lang w:val="en-GB"/>
         </w:rPr>
+        <w:t>,</w:t>
+      </w:r>
+      <w:r>
+        <w:rPr>
+          <w:rFonts w:ascii="Times New Roman" w:hAnsi="Times New Roman" w:cs="Times New Roman"/>
+          <w:sz w:val="24"/>
+          <w:szCs w:val="24"/>
+          <w:lang w:val="en-GB"/>
+        </w:rPr>
+        <w:t xml:space="preserve"> latency to withdraw the tail</w:t>
+      </w:r>
+      <w:r>
+        <w:rPr>
+          <w:rFonts w:ascii="Times New Roman" w:hAnsi="Times New Roman" w:cs="Times New Roman"/>
+          <w:sz w:val="24"/>
+          <w:szCs w:val="24"/>
+          <w:lang w:val="en-GB"/>
+        </w:rPr>
+        <w:t xml:space="preserve"> from the water is used as a measure of </w:t>
+      </w:r>
+      <w:r>
+        <w:rPr>
+          <w:rFonts w:ascii="Times New Roman" w:hAnsi="Times New Roman" w:cs="Times New Roman"/>
+          <w:i/>
+          <w:iCs/>
+          <w:sz w:val="24"/>
+          <w:szCs w:val="24"/>
+          <w:lang w:val="en-GB"/>
+        </w:rPr>
+        <w:t>nociception</w:t>
+      </w:r>
+      <w:r>
+        <w:rPr>
+          <w:rFonts w:ascii="Times New Roman" w:hAnsi="Times New Roman" w:cs="Times New Roman"/>
+          <w:sz w:val="24"/>
+          <w:szCs w:val="24"/>
+          <w:lang w:val="en-GB"/>
+        </w:rPr>
+        <w:t xml:space="preserve"> in mice</w:t>
+      </w:r>
+      <w:r>
+        <w:rPr>
+          <w:rFonts w:ascii="Times New Roman" w:hAnsi="Times New Roman" w:cs="Times New Roman"/>
+          <w:sz w:val="24"/>
+          <w:szCs w:val="24"/>
+          <w:lang w:val="en-GB"/>
+        </w:rPr>
         <w:t xml:space="preserve"> </w:t>
       </w:r>
       <w:r>
@@ -11798,7 +13227,16 @@
           <w:szCs w:val="24"/>
           <w:lang w:val="en-US"/>
         </w:rPr>
-        <w:t xml:space="preserve">performed on these </w:t>
+        <w:t>fitted</w:t>
+      </w:r>
+      <w:r>
+        <w:rPr>
+          <w:rFonts w:ascii="Times New Roman" w:hAnsi="Times New Roman" w:cs="Times New Roman"/>
+          <w:sz w:val="24"/>
+          <w:szCs w:val="24"/>
+          <w:lang w:val="en-US"/>
+        </w:rPr>
+        <w:t xml:space="preserve"> on these </w:t>
       </w:r>
       <w:r>
         <w:rPr>
@@ -12318,17 +13756,7 @@
           <w:szCs w:val="24"/>
           <w:lang w:val="en-US"/>
         </w:rPr>
-        <w:t xml:space="preserve">The </w:t>
-      </w:r>
-      <w:r>
-        <w:rPr>
-          <w:rFonts w:ascii="Times New Roman" w:hAnsi="Times New Roman" w:cs="Times New Roman"/>
-          <w:sz w:val="24"/>
-          <w:szCs w:val="24"/>
-          <w:lang w:val="en-US"/>
-        </w:rPr>
-        <w:lastRenderedPageBreak/>
-        <w:t>interaction between treatment and environment was also non</w:t>
+        <w:t>The interaction between treatment and environment was also non</w:t>
       </w:r>
       <w:r>
         <w:rPr>
@@ -13343,6 +14771,208 @@
     </w:p>
     <w:p>
       <w:pPr>
+        <w:pStyle w:val="Resultsheading"/>
+        <w:numPr>
+          <w:ilvl w:val="0"/>
+          <w:numId w:val="0"/>
+        </w:numPr>
+      </w:pPr>
+      <w:r>
+        <w:t>Figure 10</w:t>
+      </w:r>
+    </w:p>
+    <w:p>
+      <w:pPr>
+        <w:pStyle w:val="Resultsheading"/>
+        <w:numPr>
+          <w:ilvl w:val="0"/>
+          <w:numId w:val="0"/>
+        </w:numPr>
+        <w:rPr>
+          <w:b w:val="0"/>
+          <w:bCs w:val="0"/>
+          <w:i/>
+          <w:iCs/>
+        </w:rPr>
+      </w:pPr>
+      <w:r>
+        <w:rPr>
+          <w:b w:val="0"/>
+          <w:bCs w:val="0"/>
+          <w:i/>
+          <w:iCs/>
+        </w:rPr>
+        <w:t>Novel object recognition test results</w:t>
+      </w:r>
+    </w:p>
+    <w:p>
+      <w:pPr>
+        <w:jc w:val="center"/>
+        <w:rPr>
+          <w:rFonts w:ascii="Times New Roman" w:hAnsi="Times New Roman" w:cs="Times New Roman"/>
+          <w:sz w:val="24"/>
+          <w:szCs w:val="24"/>
+          <w:lang w:val="en-US"/>
+        </w:rPr>
+      </w:pPr>
+      <w:r>
+        <w:rPr>
+          <w:rFonts w:ascii="Times New Roman" w:hAnsi="Times New Roman" w:cs="Times New Roman"/>
+          <w:noProof/>
+          <w:sz w:val="24"/>
+          <w:szCs w:val="24"/>
+          <w:lang w:val="en-US"/>
+        </w:rPr>
+        <w:drawing>
+          <wp:inline distT="0" distB="0" distL="0" distR="0" wp14:anchorId="47E205B8" wp14:editId="59E142B6">
+            <wp:extent cx="3848100" cy="2307739"/>
+            <wp:effectExtent l="0" t="0" r="0" b="0"/>
+            <wp:docPr id="1234053907" name="Picture 2"/>
+            <wp:cNvGraphicFramePr>
+              <a:graphicFrameLocks xmlns:a="http://schemas.openxmlformats.org/drawingml/2006/main" noChangeAspect="1"/>
+            </wp:cNvGraphicFramePr>
+            <a:graphic xmlns:a="http://schemas.openxmlformats.org/drawingml/2006/main">
+              <a:graphicData uri="http://schemas.openxmlformats.org/drawingml/2006/picture">
+                <pic:pic xmlns:pic="http://schemas.openxmlformats.org/drawingml/2006/picture">
+                  <pic:nvPicPr>
+                    <pic:cNvPr id="0" name="Picture 4"/>
+                    <pic:cNvPicPr>
+                      <a:picLocks noChangeAspect="1" noChangeArrowheads="1"/>
+                    </pic:cNvPicPr>
+                  </pic:nvPicPr>
+                  <pic:blipFill rotWithShape="1">
+                    <a:blip r:embed="rId18">
+                      <a:extLst>
+                        <a:ext uri="{28A0092B-C50C-407E-A947-70E740481C1C}">
+                          <a14:useLocalDpi xmlns:a14="http://schemas.microsoft.com/office/drawing/2010/main" val="0"/>
+                        </a:ext>
+                      </a:extLst>
+                    </a:blip>
+                    <a:srcRect l="21983" t="17032" r="22725" b="24062"/>
+                    <a:stretch>
+                      <a:fillRect/>
+                    </a:stretch>
+                  </pic:blipFill>
+                  <pic:spPr bwMode="auto">
+                    <a:xfrm>
+                      <a:off x="0" y="0"/>
+                      <a:ext cx="3851647" cy="2309866"/>
+                    </a:xfrm>
+                    <a:prstGeom prst="rect">
+                      <a:avLst/>
+                    </a:prstGeom>
+                    <a:noFill/>
+                    <a:ln>
+                      <a:noFill/>
+                    </a:ln>
+                    <a:extLst>
+                      <a:ext uri="{53640926-AAD7-44D8-BBD7-CCE9431645EC}">
+                        <a14:shadowObscured xmlns:a14="http://schemas.microsoft.com/office/drawing/2010/main"/>
+                      </a:ext>
+                    </a:extLst>
+                  </pic:spPr>
+                </pic:pic>
+              </a:graphicData>
+            </a:graphic>
+          </wp:inline>
+        </w:drawing>
+      </w:r>
+    </w:p>
+    <w:p>
+      <w:pPr>
+        <w:rPr>
+          <w:rFonts w:ascii="Times New Roman" w:hAnsi="Times New Roman" w:cs="Times New Roman"/>
+          <w:sz w:val="24"/>
+          <w:szCs w:val="24"/>
+          <w:lang w:val="en-US"/>
+        </w:rPr>
+      </w:pPr>
+      <w:r>
+        <w:rPr>
+          <w:rFonts w:ascii="Times New Roman" w:hAnsi="Times New Roman" w:cs="Times New Roman"/>
+          <w:i/>
+          <w:iCs/>
+          <w:sz w:val="24"/>
+          <w:szCs w:val="24"/>
+          <w:lang w:val="en-US"/>
+        </w:rPr>
+        <w:t xml:space="preserve">Note. </w:t>
+      </w:r>
+      <w:r>
+        <w:rPr>
+          <w:rFonts w:ascii="Times New Roman" w:hAnsi="Times New Roman" w:cs="Times New Roman"/>
+          <w:sz w:val="24"/>
+          <w:szCs w:val="24"/>
+          <w:lang w:val="en-US"/>
+        </w:rPr>
+        <w:t xml:space="preserve">(A) General exploration time as </w:t>
+      </w:r>
+      <w:r>
+        <w:rPr>
+          <w:rFonts w:ascii="Times New Roman" w:hAnsi="Times New Roman" w:cs="Times New Roman"/>
+          <w:sz w:val="24"/>
+          <w:szCs w:val="24"/>
+          <w:lang w:val="en-US"/>
+        </w:rPr>
+        <w:t>time spent in the familiar and novel zones during the test phase</w:t>
+      </w:r>
+      <w:r>
+        <w:rPr>
+          <w:rFonts w:ascii="Times New Roman" w:hAnsi="Times New Roman" w:cs="Times New Roman"/>
+          <w:sz w:val="24"/>
+          <w:szCs w:val="24"/>
+          <w:lang w:val="en-US"/>
+        </w:rPr>
+        <w:t xml:space="preserve">. (B) Novel object preference, which measures recognition memory. </w:t>
+      </w:r>
+      <w:r>
+        <w:rPr>
+          <w:rFonts w:ascii="Times New Roman" w:hAnsi="Times New Roman" w:cs="Times New Roman"/>
+          <w:sz w:val="24"/>
+          <w:szCs w:val="24"/>
+          <w:lang w:val="en-US"/>
+        </w:rPr>
+        <w:t>Bars show means ± SEM; individual points represent</w:t>
+      </w:r>
+      <w:r>
+        <w:rPr>
+          <w:rFonts w:ascii="Times New Roman" w:hAnsi="Times New Roman" w:cs="Times New Roman"/>
+          <w:sz w:val="24"/>
+          <w:szCs w:val="24"/>
+          <w:lang w:val="en-US"/>
+        </w:rPr>
+        <w:t xml:space="preserve"> </w:t>
+      </w:r>
+      <w:r>
+        <w:rPr>
+          <w:rFonts w:ascii="Times New Roman" w:hAnsi="Times New Roman" w:cs="Times New Roman"/>
+          <w:sz w:val="24"/>
+          <w:szCs w:val="24"/>
+          <w:lang w:val="en-US"/>
+        </w:rPr>
+        <w:t>raw data</w:t>
+      </w:r>
+      <w:r>
+        <w:rPr>
+          <w:rFonts w:ascii="Times New Roman" w:hAnsi="Times New Roman" w:cs="Times New Roman"/>
+          <w:sz w:val="24"/>
+          <w:szCs w:val="24"/>
+          <w:lang w:val="en-US"/>
+        </w:rPr>
+        <w:t>.</w:t>
+      </w:r>
+      <w:r>
+        <w:rPr>
+          <w:rFonts w:ascii="Times New Roman" w:hAnsi="Times New Roman" w:cs="Times New Roman"/>
+          <w:sz w:val="24"/>
+          <w:szCs w:val="24"/>
+          <w:lang w:val="en-US"/>
+        </w:rPr>
+        <w:t xml:space="preserve"> </w:t>
+      </w:r>
+    </w:p>
+    <w:p>
+      <w:pPr>
         <w:ind w:firstLine="709"/>
         <w:rPr>
           <w:rFonts w:ascii="Times New Roman" w:hAnsi="Times New Roman" w:cs="Times New Roman"/>
@@ -13358,7 +14988,47 @@
           <w:szCs w:val="24"/>
           <w:lang w:val="en-US"/>
         </w:rPr>
-        <w:t>In the novel object recognition test, general exploration and locomotion were assessed by summing the time spent in the familiar and novel zones during the test phase</w:t>
+        <w:t xml:space="preserve">In the novel object recognition test, </w:t>
+      </w:r>
+      <w:r>
+        <w:rPr>
+          <w:rFonts w:ascii="Times New Roman" w:hAnsi="Times New Roman" w:cs="Times New Roman"/>
+          <w:i/>
+          <w:iCs/>
+          <w:sz w:val="24"/>
+          <w:szCs w:val="24"/>
+          <w:lang w:val="en-US"/>
+        </w:rPr>
+        <w:t>general exploration</w:t>
+      </w:r>
+      <w:r>
+        <w:rPr>
+          <w:rFonts w:ascii="Times New Roman" w:hAnsi="Times New Roman" w:cs="Times New Roman"/>
+          <w:sz w:val="24"/>
+          <w:szCs w:val="24"/>
+          <w:lang w:val="en-US"/>
+        </w:rPr>
+        <w:t xml:space="preserve"> and </w:t>
+      </w:r>
+      <w:r>
+        <w:rPr>
+          <w:rFonts w:ascii="Times New Roman" w:hAnsi="Times New Roman" w:cs="Times New Roman"/>
+          <w:i/>
+          <w:iCs/>
+          <w:sz w:val="24"/>
+          <w:szCs w:val="24"/>
+          <w:lang w:val="en-US"/>
+        </w:rPr>
+        <w:t xml:space="preserve">locomotion </w:t>
+      </w:r>
+      <w:r>
+        <w:rPr>
+          <w:rFonts w:ascii="Times New Roman" w:hAnsi="Times New Roman" w:cs="Times New Roman"/>
+          <w:sz w:val="24"/>
+          <w:szCs w:val="24"/>
+          <w:lang w:val="en-US"/>
+        </w:rPr>
+        <w:t>were assessed by summing the time spent in the familiar and novel zones during the test phase</w:t>
       </w:r>
       <w:r>
         <w:rPr>
@@ -13374,10 +15044,9 @@
           <w:rFonts w:ascii="Times New Roman" w:hAnsi="Times New Roman" w:cs="Times New Roman"/>
           <w:sz w:val="24"/>
           <w:szCs w:val="24"/>
-          <w:highlight w:val="yellow"/>
-          <w:lang w:val="en-US"/>
-        </w:rPr>
-        <w:t>fig</w:t>
+          <w:lang w:val="en-US"/>
+        </w:rPr>
+        <w:t>Fgure 10A</w:t>
       </w:r>
       <w:r>
         <w:rPr>
@@ -14015,7 +15684,17 @@
           <w:szCs w:val="24"/>
           <w:lang w:val="en-US"/>
         </w:rPr>
-        <w:t xml:space="preserve">However, the Bayesian analysis suggested caution in interpreting this result, as it indicated essentially no evidence in either direction </w:t>
+        <w:t xml:space="preserve">However, </w:t>
+      </w:r>
+      <w:r>
+        <w:rPr>
+          <w:rFonts w:ascii="Times New Roman" w:hAnsi="Times New Roman" w:cs="Times New Roman"/>
+          <w:sz w:val="24"/>
+          <w:szCs w:val="24"/>
+          <w:lang w:val="en-US"/>
+        </w:rPr>
+        <w:lastRenderedPageBreak/>
+        <w:t xml:space="preserve">the Bayesian analysis suggested caution in interpreting this result, as it indicated essentially no evidence in either direction </w:t>
       </w:r>
       <w:r>
         <w:rPr>
@@ -14702,30 +16381,9 @@
           <w:rFonts w:ascii="Times New Roman" w:hAnsi="Times New Roman" w:cs="Times New Roman"/>
           <w:sz w:val="24"/>
           <w:szCs w:val="24"/>
-          <w:highlight w:val="yellow"/>
-          <w:lang w:val="en-US"/>
-        </w:rPr>
-        <w:t>fig</w:t>
-      </w:r>
-      <w:r>
-        <w:rPr>
-          <w:rFonts w:ascii="Times New Roman" w:hAnsi="Times New Roman" w:cs="Times New Roman"/>
-          <w:sz w:val="24"/>
-          <w:szCs w:val="24"/>
-          <w:highlight w:val="yellow"/>
-          <w:lang w:val="en-US"/>
-        </w:rPr>
-        <w:t>)</w:t>
-      </w:r>
-      <w:r>
-        <w:rPr>
-          <w:rFonts w:ascii="Times New Roman" w:hAnsi="Times New Roman" w:cs="Times New Roman"/>
-          <w:sz w:val="24"/>
-          <w:szCs w:val="24"/>
-          <w:highlight w:val="yellow"/>
-          <w:lang w:val="en-US"/>
-        </w:rPr>
-        <w:t>.</w:t>
+          <w:lang w:val="en-US"/>
+        </w:rPr>
+        <w:t>Figure 10B).</w:t>
       </w:r>
       <w:r>
         <w:rPr>
@@ -16984,7 +18642,6 @@
           <w:szCs w:val="24"/>
           <w:lang w:val="en-US"/>
         </w:rPr>
-        <w:lastRenderedPageBreak/>
         <w:t xml:space="preserve">environment </w:t>
       </w:r>
       <w:r>
@@ -17840,16 +19497,7 @@
           <w:szCs w:val="24"/>
           <w:lang w:val="en-US"/>
         </w:rPr>
-        <w:t>Additional analyses showed that the SPSN stages differed sufficiently that they could not be treated as reflecting the same underlying process</w:t>
-      </w:r>
-      <w:r>
-        <w:rPr>
-          <w:rFonts w:ascii="Times New Roman" w:hAnsi="Times New Roman" w:cs="Times New Roman"/>
-          <w:sz w:val="24"/>
-          <w:szCs w:val="24"/>
-          <w:lang w:val="en-US"/>
-        </w:rPr>
-        <w:t xml:space="preserve"> </w:t>
+        <w:t xml:space="preserve">Additional analyses showed that the SPSN stages differed sufficiently that they could not be treated as reflecting the same underlying process </w:t>
       </w:r>
       <w:r>
         <w:rPr>
@@ -17859,6 +19507,15 @@
           <w:lang w:val="en-US"/>
         </w:rPr>
         <w:t>regarding locomotion (</w:t>
+      </w:r>
+      <w:r>
+        <w:rPr>
+          <w:rFonts w:ascii="Times New Roman" w:hAnsi="Times New Roman" w:cs="Times New Roman"/>
+          <w:sz w:val="24"/>
+          <w:szCs w:val="24"/>
+          <w:lang w:val="en-US"/>
+        </w:rPr>
+        <w:t xml:space="preserve">fig; </w:t>
       </w:r>
       <w:r>
         <w:rPr>
@@ -18730,7 +20387,17 @@
           <w:szCs w:val="24"/>
           <w:lang w:val="en-US"/>
         </w:rPr>
-        <w:t>and the interaction effect</w:t>
+        <w:t xml:space="preserve">and the </w:t>
+      </w:r>
+      <w:r>
+        <w:rPr>
+          <w:rFonts w:ascii="Times New Roman" w:hAnsi="Times New Roman" w:cs="Times New Roman"/>
+          <w:sz w:val="24"/>
+          <w:szCs w:val="24"/>
+          <w:lang w:val="en-US"/>
+        </w:rPr>
+        <w:lastRenderedPageBreak/>
+        <w:t>interaction effect</w:t>
       </w:r>
       <w:r>
         <w:rPr>
@@ -19522,8 +21189,6 @@
         <w:ind w:firstLine="709"/>
         <w:rPr>
           <w:rFonts w:ascii="Times New Roman" w:hAnsi="Times New Roman" w:cs="Times New Roman"/>
-          <w:b/>
-          <w:bCs/>
           <w:sz w:val="24"/>
           <w:szCs w:val="24"/>
           <w:lang w:val="en-US"/>
@@ -19591,7 +21256,1604 @@
           <w:szCs w:val="24"/>
           <w:lang w:val="en-US"/>
         </w:rPr>
-        <w:t>. We found no significant main effect of treatment, but we did observe a significant main effect of environment. The interaction did not reach significance. Bayesian analyses for the treatment and interaction terms likewise provided anecdotal evidence for the absence of an effect. Post hoc comparisons showed that mice in the PE condition spent significantly more time near the stranger mouse when treated with saline, but not when treated with CVAD. The Bayesian comparison supported this pattern by providing anecdotal evidence for the absence of a difference in the CVAD group. Given the limited strength of the evidence, additional data will be needed to draw firm conclusi</w:t>
+        <w:t>. We found no significant main effect of treatment</w:t>
+      </w:r>
+      <w:r>
+        <w:rPr>
+          <w:rFonts w:ascii="Times New Roman" w:hAnsi="Times New Roman" w:cs="Times New Roman"/>
+          <w:sz w:val="24"/>
+          <w:szCs w:val="24"/>
+          <w:lang w:val="en-US"/>
+        </w:rPr>
+        <w:t xml:space="preserve"> </w:t>
+      </w:r>
+      <w:r>
+        <w:rPr>
+          <w:rFonts w:ascii="Times New Roman" w:hAnsi="Times New Roman" w:cs="Times New Roman"/>
+          <w:sz w:val="24"/>
+          <w:szCs w:val="24"/>
+          <w:lang w:val="en-US"/>
+        </w:rPr>
+        <w:t>(</w:t>
+      </w:r>
+      <w:r>
+        <w:rPr>
+          <w:rFonts w:ascii="Times New Roman" w:hAnsi="Times New Roman" w:cs="Times New Roman"/>
+          <w:i/>
+          <w:iCs/>
+          <w:sz w:val="24"/>
+          <w:szCs w:val="24"/>
+          <w:lang w:val="en-US"/>
+        </w:rPr>
+        <w:t>F</w:t>
+      </w:r>
+      <w:r>
+        <w:rPr>
+          <w:rFonts w:ascii="Times New Roman" w:hAnsi="Times New Roman" w:cs="Times New Roman"/>
+          <w:sz w:val="24"/>
+          <w:szCs w:val="24"/>
+          <w:lang w:val="en-US"/>
+        </w:rPr>
+        <w:t>(1, 30) =</w:t>
+      </w:r>
+      <w:r>
+        <w:rPr>
+          <w:rFonts w:ascii="Times New Roman" w:hAnsi="Times New Roman" w:cs="Times New Roman"/>
+          <w:sz w:val="24"/>
+          <w:szCs w:val="24"/>
+          <w:lang w:val="en-US"/>
+        </w:rPr>
+        <w:t xml:space="preserve"> </w:t>
+      </w:r>
+      <w:r>
+        <w:rPr>
+          <w:rFonts w:ascii="Times New Roman" w:hAnsi="Times New Roman" w:cs="Times New Roman"/>
+          <w:sz w:val="24"/>
+          <w:szCs w:val="24"/>
+          <w:lang w:val="en-US"/>
+        </w:rPr>
+        <w:t>1.05</w:t>
+      </w:r>
+      <w:r>
+        <w:rPr>
+          <w:rFonts w:ascii="Times New Roman" w:hAnsi="Times New Roman" w:cs="Times New Roman"/>
+          <w:sz w:val="24"/>
+          <w:szCs w:val="24"/>
+          <w:lang w:val="en-US"/>
+        </w:rPr>
+        <w:t xml:space="preserve">, </w:t>
+      </w:r>
+      <w:r>
+        <w:rPr>
+          <w:rFonts w:ascii="Times New Roman" w:hAnsi="Times New Roman" w:cs="Times New Roman"/>
+          <w:i/>
+          <w:iCs/>
+          <w:sz w:val="24"/>
+          <w:szCs w:val="24"/>
+          <w:lang w:val="en-US"/>
+        </w:rPr>
+        <w:t>p</w:t>
+      </w:r>
+      <w:r>
+        <w:rPr>
+          <w:rFonts w:ascii="Times New Roman" w:hAnsi="Times New Roman" w:cs="Times New Roman"/>
+          <w:sz w:val="24"/>
+          <w:szCs w:val="24"/>
+          <w:lang w:val="en-US"/>
+        </w:rPr>
+        <w:t xml:space="preserve"> </w:t>
+      </w:r>
+      <w:r>
+        <w:rPr>
+          <w:rFonts w:ascii="Times New Roman" w:hAnsi="Times New Roman" w:cs="Times New Roman"/>
+          <w:sz w:val="24"/>
+          <w:szCs w:val="24"/>
+          <w:lang w:val="en-US"/>
+        </w:rPr>
+        <w:t>=</w:t>
+      </w:r>
+      <w:r>
+        <w:rPr>
+          <w:rFonts w:ascii="Times New Roman" w:hAnsi="Times New Roman" w:cs="Times New Roman"/>
+          <w:sz w:val="24"/>
+          <w:szCs w:val="24"/>
+          <w:lang w:val="en-US"/>
+        </w:rPr>
+        <w:t xml:space="preserve"> </w:t>
+      </w:r>
+      <w:r>
+        <w:rPr>
+          <w:rFonts w:ascii="Times New Roman" w:hAnsi="Times New Roman" w:cs="Times New Roman"/>
+          <w:sz w:val="24"/>
+          <w:szCs w:val="24"/>
+          <w:lang w:val="en-US"/>
+        </w:rPr>
+        <w:t>0.</w:t>
+      </w:r>
+      <w:r>
+        <w:rPr>
+          <w:rFonts w:ascii="Times New Roman" w:hAnsi="Times New Roman" w:cs="Times New Roman"/>
+          <w:sz w:val="24"/>
+          <w:szCs w:val="24"/>
+          <w:lang w:val="en-US"/>
+        </w:rPr>
+        <w:t>31</w:t>
+      </w:r>
+      <w:r>
+        <w:rPr>
+          <w:rFonts w:ascii="Times New Roman" w:hAnsi="Times New Roman" w:cs="Times New Roman"/>
+          <w:sz w:val="24"/>
+          <w:szCs w:val="24"/>
+          <w:lang w:val="en-US"/>
+        </w:rPr>
+        <w:t xml:space="preserve">, </w:t>
+      </w:r>
+      <w:r>
+        <w:rPr>
+          <w:rFonts w:ascii="Times New Roman" w:hAnsi="Times New Roman" w:cs="Times New Roman"/>
+          <w:i/>
+          <w:iCs/>
+          <w:sz w:val="24"/>
+          <w:szCs w:val="24"/>
+        </w:rPr>
+        <w:t>η</w:t>
+      </w:r>
+      <w:r>
+        <w:rPr>
+          <w:rFonts w:ascii="Times New Roman" w:hAnsi="Times New Roman" w:cs="Times New Roman"/>
+          <w:i/>
+          <w:iCs/>
+          <w:sz w:val="24"/>
+          <w:szCs w:val="24"/>
+          <w:lang w:val="en-US"/>
+        </w:rPr>
+        <w:t>²</w:t>
+      </w:r>
+      <w:r>
+        <w:rPr>
+          <w:rFonts w:ascii="Times New Roman" w:hAnsi="Times New Roman" w:cs="Times New Roman"/>
+          <w:sz w:val="24"/>
+          <w:szCs w:val="24"/>
+          <w:lang w:val="en-US"/>
+        </w:rPr>
+        <w:t xml:space="preserve"> = </w:t>
+      </w:r>
+      <w:r>
+        <w:rPr>
+          <w:rFonts w:ascii="Times New Roman" w:hAnsi="Times New Roman" w:cs="Times New Roman"/>
+          <w:sz w:val="24"/>
+          <w:szCs w:val="24"/>
+          <w:lang w:val="en-US"/>
+        </w:rPr>
+        <w:t>0</w:t>
+      </w:r>
+      <w:r>
+        <w:rPr>
+          <w:rFonts w:ascii="Times New Roman" w:hAnsi="Times New Roman" w:cs="Times New Roman"/>
+          <w:sz w:val="24"/>
+          <w:szCs w:val="24"/>
+          <w:lang w:val="en-US"/>
+        </w:rPr>
+        <w:t>.</w:t>
+      </w:r>
+      <w:r>
+        <w:rPr>
+          <w:rFonts w:ascii="Times New Roman" w:hAnsi="Times New Roman" w:cs="Times New Roman"/>
+          <w:sz w:val="24"/>
+          <w:szCs w:val="24"/>
+          <w:lang w:val="en-US"/>
+        </w:rPr>
+        <w:t>03</w:t>
+      </w:r>
+      <w:r>
+        <w:rPr>
+          <w:rFonts w:ascii="Times New Roman" w:hAnsi="Times New Roman" w:cs="Times New Roman"/>
+          <w:sz w:val="24"/>
+          <w:szCs w:val="24"/>
+          <w:lang w:val="en-US"/>
+        </w:rPr>
+        <w:t>)</w:t>
+      </w:r>
+      <w:r>
+        <w:rPr>
+          <w:rFonts w:ascii="Times New Roman" w:hAnsi="Times New Roman" w:cs="Times New Roman"/>
+          <w:sz w:val="24"/>
+          <w:szCs w:val="24"/>
+          <w:lang w:val="en-US"/>
+        </w:rPr>
+        <w:t>, but we did observe a significant main effect of environment</w:t>
+      </w:r>
+      <w:r>
+        <w:rPr>
+          <w:rFonts w:ascii="Times New Roman" w:hAnsi="Times New Roman" w:cs="Times New Roman"/>
+          <w:sz w:val="24"/>
+          <w:szCs w:val="24"/>
+          <w:lang w:val="en-US"/>
+        </w:rPr>
+        <w:t xml:space="preserve"> </w:t>
+      </w:r>
+      <w:r>
+        <w:rPr>
+          <w:rFonts w:ascii="Times New Roman" w:hAnsi="Times New Roman" w:cs="Times New Roman"/>
+          <w:sz w:val="24"/>
+          <w:szCs w:val="24"/>
+          <w:lang w:val="en-US"/>
+        </w:rPr>
+        <w:t>(</w:t>
+      </w:r>
+      <w:r>
+        <w:rPr>
+          <w:rFonts w:ascii="Times New Roman" w:hAnsi="Times New Roman" w:cs="Times New Roman"/>
+          <w:i/>
+          <w:iCs/>
+          <w:sz w:val="24"/>
+          <w:szCs w:val="24"/>
+          <w:lang w:val="en-US"/>
+        </w:rPr>
+        <w:t>F</w:t>
+      </w:r>
+      <w:r>
+        <w:rPr>
+          <w:rFonts w:ascii="Times New Roman" w:hAnsi="Times New Roman" w:cs="Times New Roman"/>
+          <w:sz w:val="24"/>
+          <w:szCs w:val="24"/>
+          <w:lang w:val="en-US"/>
+        </w:rPr>
+        <w:t>(1, 30) =</w:t>
+      </w:r>
+      <w:r>
+        <w:rPr>
+          <w:rFonts w:ascii="Times New Roman" w:hAnsi="Times New Roman" w:cs="Times New Roman"/>
+          <w:sz w:val="24"/>
+          <w:szCs w:val="24"/>
+          <w:lang w:val="en-US"/>
+        </w:rPr>
+        <w:t xml:space="preserve"> </w:t>
+      </w:r>
+      <w:r>
+        <w:rPr>
+          <w:rFonts w:ascii="Times New Roman" w:hAnsi="Times New Roman" w:cs="Times New Roman"/>
+          <w:sz w:val="24"/>
+          <w:szCs w:val="24"/>
+          <w:lang w:val="en-US"/>
+        </w:rPr>
+        <w:t>6.50</w:t>
+      </w:r>
+      <w:r>
+        <w:rPr>
+          <w:rFonts w:ascii="Times New Roman" w:hAnsi="Times New Roman" w:cs="Times New Roman"/>
+          <w:sz w:val="24"/>
+          <w:szCs w:val="24"/>
+          <w:lang w:val="en-US"/>
+        </w:rPr>
+        <w:t xml:space="preserve">, </w:t>
+      </w:r>
+      <w:r>
+        <w:rPr>
+          <w:rFonts w:ascii="Times New Roman" w:hAnsi="Times New Roman" w:cs="Times New Roman"/>
+          <w:i/>
+          <w:iCs/>
+          <w:sz w:val="24"/>
+          <w:szCs w:val="24"/>
+          <w:lang w:val="en-US"/>
+        </w:rPr>
+        <w:t>p</w:t>
+      </w:r>
+      <w:r>
+        <w:rPr>
+          <w:rFonts w:ascii="Times New Roman" w:hAnsi="Times New Roman" w:cs="Times New Roman"/>
+          <w:sz w:val="24"/>
+          <w:szCs w:val="24"/>
+          <w:lang w:val="en-US"/>
+        </w:rPr>
+        <w:t xml:space="preserve"> </w:t>
+      </w:r>
+      <w:r>
+        <w:rPr>
+          <w:rFonts w:ascii="Times New Roman" w:hAnsi="Times New Roman" w:cs="Times New Roman"/>
+          <w:sz w:val="24"/>
+          <w:szCs w:val="24"/>
+          <w:lang w:val="en-US"/>
+        </w:rPr>
+        <w:t>=</w:t>
+      </w:r>
+      <w:r>
+        <w:rPr>
+          <w:rFonts w:ascii="Times New Roman" w:hAnsi="Times New Roman" w:cs="Times New Roman"/>
+          <w:sz w:val="24"/>
+          <w:szCs w:val="24"/>
+          <w:lang w:val="en-US"/>
+        </w:rPr>
+        <w:t xml:space="preserve"> </w:t>
+      </w:r>
+      <w:r>
+        <w:rPr>
+          <w:rFonts w:ascii="Times New Roman" w:hAnsi="Times New Roman" w:cs="Times New Roman"/>
+          <w:sz w:val="24"/>
+          <w:szCs w:val="24"/>
+          <w:lang w:val="en-US"/>
+        </w:rPr>
+        <w:t>0.</w:t>
+      </w:r>
+      <w:r>
+        <w:rPr>
+          <w:rFonts w:ascii="Times New Roman" w:hAnsi="Times New Roman" w:cs="Times New Roman"/>
+          <w:sz w:val="24"/>
+          <w:szCs w:val="24"/>
+          <w:lang w:val="en-US"/>
+        </w:rPr>
+        <w:t>02</w:t>
+      </w:r>
+      <w:r>
+        <w:rPr>
+          <w:rFonts w:ascii="Times New Roman" w:hAnsi="Times New Roman" w:cs="Times New Roman"/>
+          <w:sz w:val="24"/>
+          <w:szCs w:val="24"/>
+          <w:lang w:val="en-US"/>
+        </w:rPr>
+        <w:t xml:space="preserve">, </w:t>
+      </w:r>
+      <w:r>
+        <w:rPr>
+          <w:rFonts w:ascii="Times New Roman" w:hAnsi="Times New Roman" w:cs="Times New Roman"/>
+          <w:i/>
+          <w:iCs/>
+          <w:sz w:val="24"/>
+          <w:szCs w:val="24"/>
+        </w:rPr>
+        <w:t>η</w:t>
+      </w:r>
+      <w:r>
+        <w:rPr>
+          <w:rFonts w:ascii="Times New Roman" w:hAnsi="Times New Roman" w:cs="Times New Roman"/>
+          <w:i/>
+          <w:iCs/>
+          <w:sz w:val="24"/>
+          <w:szCs w:val="24"/>
+          <w:lang w:val="en-US"/>
+        </w:rPr>
+        <w:t>²</w:t>
+      </w:r>
+      <w:r>
+        <w:rPr>
+          <w:rFonts w:ascii="Times New Roman" w:hAnsi="Times New Roman" w:cs="Times New Roman"/>
+          <w:sz w:val="24"/>
+          <w:szCs w:val="24"/>
+          <w:lang w:val="en-US"/>
+        </w:rPr>
+        <w:t xml:space="preserve"> = </w:t>
+      </w:r>
+      <w:r>
+        <w:rPr>
+          <w:rFonts w:ascii="Times New Roman" w:hAnsi="Times New Roman" w:cs="Times New Roman"/>
+          <w:sz w:val="24"/>
+          <w:szCs w:val="24"/>
+          <w:lang w:val="en-US"/>
+        </w:rPr>
+        <w:t>0</w:t>
+      </w:r>
+      <w:r>
+        <w:rPr>
+          <w:rFonts w:ascii="Times New Roman" w:hAnsi="Times New Roman" w:cs="Times New Roman"/>
+          <w:sz w:val="24"/>
+          <w:szCs w:val="24"/>
+          <w:lang w:val="en-US"/>
+        </w:rPr>
+        <w:t>.</w:t>
+      </w:r>
+      <w:r>
+        <w:rPr>
+          <w:rFonts w:ascii="Times New Roman" w:hAnsi="Times New Roman" w:cs="Times New Roman"/>
+          <w:sz w:val="24"/>
+          <w:szCs w:val="24"/>
+          <w:lang w:val="en-US"/>
+        </w:rPr>
+        <w:t>18</w:t>
+      </w:r>
+      <w:r>
+        <w:rPr>
+          <w:rFonts w:ascii="Times New Roman" w:hAnsi="Times New Roman" w:cs="Times New Roman"/>
+          <w:sz w:val="24"/>
+          <w:szCs w:val="24"/>
+          <w:lang w:val="en-US"/>
+        </w:rPr>
+        <w:t>)</w:t>
+      </w:r>
+      <w:r>
+        <w:rPr>
+          <w:rFonts w:ascii="Times New Roman" w:hAnsi="Times New Roman" w:cs="Times New Roman"/>
+          <w:sz w:val="24"/>
+          <w:szCs w:val="24"/>
+          <w:lang w:val="en-US"/>
+        </w:rPr>
+        <w:t>. The interaction did not reach significance</w:t>
+      </w:r>
+      <w:r>
+        <w:rPr>
+          <w:rFonts w:ascii="Times New Roman" w:hAnsi="Times New Roman" w:cs="Times New Roman"/>
+          <w:sz w:val="24"/>
+          <w:szCs w:val="24"/>
+          <w:lang w:val="en-US"/>
+        </w:rPr>
+        <w:t xml:space="preserve"> </w:t>
+      </w:r>
+      <w:r>
+        <w:rPr>
+          <w:rFonts w:ascii="Times New Roman" w:hAnsi="Times New Roman" w:cs="Times New Roman"/>
+          <w:sz w:val="24"/>
+          <w:szCs w:val="24"/>
+          <w:lang w:val="en-US"/>
+        </w:rPr>
+        <w:t>(</w:t>
+      </w:r>
+      <w:r>
+        <w:rPr>
+          <w:rFonts w:ascii="Times New Roman" w:hAnsi="Times New Roman" w:cs="Times New Roman"/>
+          <w:i/>
+          <w:iCs/>
+          <w:sz w:val="24"/>
+          <w:szCs w:val="24"/>
+          <w:lang w:val="en-US"/>
+        </w:rPr>
+        <w:t>F</w:t>
+      </w:r>
+      <w:r>
+        <w:rPr>
+          <w:rFonts w:ascii="Times New Roman" w:hAnsi="Times New Roman" w:cs="Times New Roman"/>
+          <w:sz w:val="24"/>
+          <w:szCs w:val="24"/>
+          <w:lang w:val="en-US"/>
+        </w:rPr>
+        <w:t>(1, 30) =</w:t>
+      </w:r>
+      <w:r>
+        <w:rPr>
+          <w:rFonts w:ascii="Times New Roman" w:hAnsi="Times New Roman" w:cs="Times New Roman"/>
+          <w:sz w:val="24"/>
+          <w:szCs w:val="24"/>
+          <w:lang w:val="en-US"/>
+        </w:rPr>
+        <w:t xml:space="preserve"> </w:t>
+      </w:r>
+      <w:r>
+        <w:rPr>
+          <w:rFonts w:ascii="Times New Roman" w:hAnsi="Times New Roman" w:cs="Times New Roman"/>
+          <w:sz w:val="24"/>
+          <w:szCs w:val="24"/>
+          <w:lang w:val="en-US"/>
+        </w:rPr>
+        <w:t>0.04</w:t>
+      </w:r>
+      <w:r>
+        <w:rPr>
+          <w:rFonts w:ascii="Times New Roman" w:hAnsi="Times New Roman" w:cs="Times New Roman"/>
+          <w:sz w:val="24"/>
+          <w:szCs w:val="24"/>
+          <w:lang w:val="en-US"/>
+        </w:rPr>
+        <w:t xml:space="preserve">, </w:t>
+      </w:r>
+      <w:r>
+        <w:rPr>
+          <w:rFonts w:ascii="Times New Roman" w:hAnsi="Times New Roman" w:cs="Times New Roman"/>
+          <w:i/>
+          <w:iCs/>
+          <w:sz w:val="24"/>
+          <w:szCs w:val="24"/>
+          <w:lang w:val="en-US"/>
+        </w:rPr>
+        <w:t>p</w:t>
+      </w:r>
+      <w:r>
+        <w:rPr>
+          <w:rFonts w:ascii="Times New Roman" w:hAnsi="Times New Roman" w:cs="Times New Roman"/>
+          <w:sz w:val="24"/>
+          <w:szCs w:val="24"/>
+          <w:lang w:val="en-US"/>
+        </w:rPr>
+        <w:t xml:space="preserve"> </w:t>
+      </w:r>
+      <w:r>
+        <w:rPr>
+          <w:rFonts w:ascii="Times New Roman" w:hAnsi="Times New Roman" w:cs="Times New Roman"/>
+          <w:sz w:val="24"/>
+          <w:szCs w:val="24"/>
+          <w:lang w:val="en-US"/>
+        </w:rPr>
+        <w:t>=</w:t>
+      </w:r>
+      <w:r>
+        <w:rPr>
+          <w:rFonts w:ascii="Times New Roman" w:hAnsi="Times New Roman" w:cs="Times New Roman"/>
+          <w:sz w:val="24"/>
+          <w:szCs w:val="24"/>
+          <w:lang w:val="en-US"/>
+        </w:rPr>
+        <w:t xml:space="preserve"> </w:t>
+      </w:r>
+      <w:r>
+        <w:rPr>
+          <w:rFonts w:ascii="Times New Roman" w:hAnsi="Times New Roman" w:cs="Times New Roman"/>
+          <w:sz w:val="24"/>
+          <w:szCs w:val="24"/>
+          <w:lang w:val="en-US"/>
+        </w:rPr>
+        <w:t>0.</w:t>
+      </w:r>
+      <w:r>
+        <w:rPr>
+          <w:rFonts w:ascii="Times New Roman" w:hAnsi="Times New Roman" w:cs="Times New Roman"/>
+          <w:sz w:val="24"/>
+          <w:szCs w:val="24"/>
+          <w:lang w:val="en-US"/>
+        </w:rPr>
+        <w:t>84</w:t>
+      </w:r>
+      <w:r>
+        <w:rPr>
+          <w:rFonts w:ascii="Times New Roman" w:hAnsi="Times New Roman" w:cs="Times New Roman"/>
+          <w:sz w:val="24"/>
+          <w:szCs w:val="24"/>
+          <w:lang w:val="en-US"/>
+        </w:rPr>
+        <w:t xml:space="preserve">, </w:t>
+      </w:r>
+      <w:r>
+        <w:rPr>
+          <w:rFonts w:ascii="Times New Roman" w:hAnsi="Times New Roman" w:cs="Times New Roman"/>
+          <w:i/>
+          <w:iCs/>
+          <w:sz w:val="24"/>
+          <w:szCs w:val="24"/>
+        </w:rPr>
+        <w:t>η</w:t>
+      </w:r>
+      <w:r>
+        <w:rPr>
+          <w:rFonts w:ascii="Times New Roman" w:hAnsi="Times New Roman" w:cs="Times New Roman"/>
+          <w:i/>
+          <w:iCs/>
+          <w:sz w:val="24"/>
+          <w:szCs w:val="24"/>
+          <w:lang w:val="en-US"/>
+        </w:rPr>
+        <w:t>²</w:t>
+      </w:r>
+      <w:r>
+        <w:rPr>
+          <w:rFonts w:ascii="Times New Roman" w:hAnsi="Times New Roman" w:cs="Times New Roman"/>
+          <w:sz w:val="24"/>
+          <w:szCs w:val="24"/>
+          <w:lang w:val="en-US"/>
+        </w:rPr>
+        <w:t xml:space="preserve"> = </w:t>
+      </w:r>
+      <w:r>
+        <w:rPr>
+          <w:rFonts w:ascii="Times New Roman" w:hAnsi="Times New Roman" w:cs="Times New Roman"/>
+          <w:sz w:val="24"/>
+          <w:szCs w:val="24"/>
+          <w:lang w:val="en-US"/>
+        </w:rPr>
+        <w:t>0</w:t>
+      </w:r>
+      <w:r>
+        <w:rPr>
+          <w:rFonts w:ascii="Times New Roman" w:hAnsi="Times New Roman" w:cs="Times New Roman"/>
+          <w:sz w:val="24"/>
+          <w:szCs w:val="24"/>
+          <w:lang w:val="en-US"/>
+        </w:rPr>
+        <w:t>.</w:t>
+      </w:r>
+      <w:r>
+        <w:rPr>
+          <w:rFonts w:ascii="Times New Roman" w:hAnsi="Times New Roman" w:cs="Times New Roman"/>
+          <w:sz w:val="24"/>
+          <w:szCs w:val="24"/>
+          <w:lang w:val="en-US"/>
+        </w:rPr>
+        <w:t>0</w:t>
+      </w:r>
+      <w:r>
+        <w:rPr>
+          <w:rFonts w:ascii="Times New Roman" w:hAnsi="Times New Roman" w:cs="Times New Roman"/>
+          <w:sz w:val="24"/>
+          <w:szCs w:val="24"/>
+          <w:lang w:val="en-US"/>
+        </w:rPr>
+        <w:t>01</w:t>
+      </w:r>
+      <w:r>
+        <w:rPr>
+          <w:rFonts w:ascii="Times New Roman" w:hAnsi="Times New Roman" w:cs="Times New Roman"/>
+          <w:sz w:val="24"/>
+          <w:szCs w:val="24"/>
+          <w:lang w:val="en-US"/>
+        </w:rPr>
+        <w:t>)</w:t>
+      </w:r>
+      <w:r>
+        <w:rPr>
+          <w:rFonts w:ascii="Times New Roman" w:hAnsi="Times New Roman" w:cs="Times New Roman"/>
+          <w:sz w:val="24"/>
+          <w:szCs w:val="24"/>
+          <w:lang w:val="en-US"/>
+        </w:rPr>
+        <w:t xml:space="preserve">. Bayesian analyses for the treatment </w:t>
+      </w:r>
+      <w:r>
+        <w:rPr>
+          <w:rFonts w:ascii="Times New Roman" w:hAnsi="Times New Roman" w:cs="Times New Roman"/>
+          <w:sz w:val="24"/>
+          <w:szCs w:val="24"/>
+          <w:lang w:val="en-US"/>
+        </w:rPr>
+        <w:t>(</w:t>
+      </w:r>
+      <m:oMath>
+        <m:sSub>
+          <m:sSubPr>
+            <m:ctrlPr>
+              <w:rPr>
+                <w:rFonts w:ascii="Cambria Math" w:hAnsi="Cambria Math" w:cs="Times New Roman"/>
+                <w:i/>
+                <w:iCs/>
+                <w:sz w:val="24"/>
+                <w:szCs w:val="24"/>
+                <w:lang w:val="en-US"/>
+              </w:rPr>
+            </m:ctrlPr>
+          </m:sSubPr>
+          <m:e>
+            <m:r>
+              <w:rPr>
+                <w:rFonts w:ascii="Cambria Math" w:hAnsi="Cambria Math" w:cs="Times New Roman"/>
+                <w:sz w:val="24"/>
+                <w:szCs w:val="24"/>
+                <w:lang w:val="en-US"/>
+              </w:rPr>
+              <m:t>BF</m:t>
+            </m:r>
+          </m:e>
+          <m:sub>
+            <m:r>
+              <w:rPr>
+                <w:rFonts w:ascii="Cambria Math" w:hAnsi="Cambria Math" w:cs="Times New Roman"/>
+                <w:sz w:val="24"/>
+                <w:szCs w:val="24"/>
+                <w:lang w:val="en-US"/>
+              </w:rPr>
+              <m:t>01</m:t>
+            </m:r>
+          </m:sub>
+        </m:sSub>
+      </m:oMath>
+      <w:r>
+        <w:rPr>
+          <w:rFonts w:ascii="Times New Roman" w:eastAsiaTheme="minorEastAsia" w:hAnsi="Times New Roman" w:cs="Times New Roman"/>
+          <w:iCs/>
+          <w:sz w:val="24"/>
+          <w:szCs w:val="24"/>
+          <w:lang w:val="en-US"/>
+        </w:rPr>
+        <w:t xml:space="preserve">= </w:t>
+      </w:r>
+      <w:r>
+        <w:rPr>
+          <w:rFonts w:ascii="Times New Roman" w:eastAsiaTheme="minorEastAsia" w:hAnsi="Times New Roman" w:cs="Times New Roman"/>
+          <w:iCs/>
+          <w:sz w:val="24"/>
+          <w:szCs w:val="24"/>
+          <w:lang w:val="en-US"/>
+        </w:rPr>
+        <w:t>0.</w:t>
+      </w:r>
+      <w:r>
+        <w:rPr>
+          <w:rFonts w:ascii="Times New Roman" w:eastAsiaTheme="minorEastAsia" w:hAnsi="Times New Roman" w:cs="Times New Roman"/>
+          <w:iCs/>
+          <w:sz w:val="24"/>
+          <w:szCs w:val="24"/>
+          <w:lang w:val="en-US"/>
+        </w:rPr>
+        <w:t>42</w:t>
+      </w:r>
+      <w:r>
+        <w:rPr>
+          <w:rFonts w:ascii="Times New Roman" w:hAnsi="Times New Roman" w:cs="Times New Roman"/>
+          <w:sz w:val="24"/>
+          <w:szCs w:val="24"/>
+          <w:lang w:val="en-US"/>
+        </w:rPr>
+        <w:t>,</w:t>
+      </w:r>
+      <w:r>
+        <w:rPr>
+          <w:rFonts w:ascii="Times New Roman" w:hAnsi="Times New Roman" w:cs="Times New Roman"/>
+          <w:sz w:val="24"/>
+          <w:szCs w:val="24"/>
+          <w:lang w:val="en-US"/>
+        </w:rPr>
+        <w:t xml:space="preserve"> </w:t>
+      </w:r>
+      <m:oMath>
+        <m:sSub>
+          <m:sSubPr>
+            <m:ctrlPr>
+              <w:rPr>
+                <w:rFonts w:ascii="Cambria Math" w:hAnsi="Cambria Math" w:cs="Times New Roman"/>
+                <w:i/>
+                <w:sz w:val="24"/>
+                <w:szCs w:val="24"/>
+              </w:rPr>
+            </m:ctrlPr>
+          </m:sSubPr>
+          <m:e>
+            <m:r>
+              <w:rPr>
+                <w:rFonts w:ascii="Cambria Math" w:hAnsi="Cambria Math" w:cs="Times New Roman"/>
+                <w:sz w:val="24"/>
+                <w:szCs w:val="24"/>
+              </w:rPr>
+              <m:t>HDI</m:t>
+            </m:r>
+          </m:e>
+          <m:sub>
+            <m:r>
+              <w:rPr>
+                <w:rFonts w:ascii="Cambria Math" w:hAnsi="Cambria Math" w:cs="Times New Roman"/>
+                <w:sz w:val="24"/>
+                <w:szCs w:val="24"/>
+                <w:lang w:val="en-US"/>
+              </w:rPr>
+              <m:t>90%</m:t>
+            </m:r>
+          </m:sub>
+        </m:sSub>
+      </m:oMath>
+      <w:r>
+        <w:rPr>
+          <w:rFonts w:ascii="Times New Roman" w:eastAsiaTheme="minorEastAsia" w:hAnsi="Times New Roman" w:cs="Times New Roman"/>
+          <w:sz w:val="24"/>
+          <w:szCs w:val="24"/>
+          <w:lang w:val="en-US"/>
+        </w:rPr>
+        <w:t>=</w:t>
+      </w:r>
+      <w:r>
+        <w:rPr>
+          <w:rFonts w:ascii="Times New Roman" w:eastAsiaTheme="minorEastAsia" w:hAnsi="Times New Roman" w:cs="Times New Roman"/>
+          <w:sz w:val="24"/>
+          <w:szCs w:val="24"/>
+          <w:lang w:val="en-US"/>
+        </w:rPr>
+        <w:t xml:space="preserve"> </w:t>
+      </w:r>
+      <w:r>
+        <w:rPr>
+          <w:rFonts w:ascii="Times New Roman" w:eastAsiaTheme="minorEastAsia" w:hAnsi="Times New Roman" w:cs="Times New Roman"/>
+          <w:sz w:val="24"/>
+          <w:szCs w:val="24"/>
+          <w:lang w:val="en-US"/>
+        </w:rPr>
+        <w:t>[-</w:t>
+      </w:r>
+      <w:r>
+        <w:rPr>
+          <w:rFonts w:ascii="Times New Roman" w:eastAsiaTheme="minorEastAsia" w:hAnsi="Times New Roman" w:cs="Times New Roman"/>
+          <w:sz w:val="24"/>
+          <w:szCs w:val="24"/>
+          <w:lang w:val="en-US"/>
+        </w:rPr>
+        <w:t>0.</w:t>
+      </w:r>
+      <w:r>
+        <w:rPr>
+          <w:rFonts w:ascii="Times New Roman" w:eastAsiaTheme="minorEastAsia" w:hAnsi="Times New Roman" w:cs="Times New Roman"/>
+          <w:sz w:val="24"/>
+          <w:szCs w:val="24"/>
+          <w:lang w:val="en-US"/>
+        </w:rPr>
+        <w:t>24</w:t>
+      </w:r>
+      <w:r>
+        <w:rPr>
+          <w:rFonts w:ascii="Times New Roman" w:eastAsiaTheme="minorEastAsia" w:hAnsi="Times New Roman" w:cs="Times New Roman"/>
+          <w:sz w:val="24"/>
+          <w:szCs w:val="24"/>
+          <w:lang w:val="en-US"/>
+        </w:rPr>
+        <w:t>;</w:t>
+      </w:r>
+      <w:r>
+        <w:rPr>
+          <w:rFonts w:ascii="Times New Roman" w:eastAsiaTheme="minorEastAsia" w:hAnsi="Times New Roman" w:cs="Times New Roman"/>
+          <w:sz w:val="24"/>
+          <w:szCs w:val="24"/>
+          <w:lang w:val="en-US"/>
+        </w:rPr>
+        <w:t>0.</w:t>
+      </w:r>
+      <w:r>
+        <w:rPr>
+          <w:rFonts w:ascii="Times New Roman" w:eastAsiaTheme="minorEastAsia" w:hAnsi="Times New Roman" w:cs="Times New Roman"/>
+          <w:sz w:val="24"/>
+          <w:szCs w:val="24"/>
+          <w:lang w:val="en-US"/>
+        </w:rPr>
+        <w:t>84</w:t>
+      </w:r>
+      <w:r>
+        <w:rPr>
+          <w:rFonts w:ascii="Times New Roman" w:eastAsiaTheme="minorEastAsia" w:hAnsi="Times New Roman" w:cs="Times New Roman"/>
+          <w:sz w:val="24"/>
+          <w:szCs w:val="24"/>
+          <w:lang w:val="en-US"/>
+        </w:rPr>
+        <w:t>]</w:t>
+      </w:r>
+      <w:r>
+        <w:rPr>
+          <w:rFonts w:ascii="Times New Roman" w:hAnsi="Times New Roman" w:cs="Times New Roman"/>
+          <w:sz w:val="24"/>
+          <w:szCs w:val="24"/>
+          <w:lang w:val="en-US"/>
+        </w:rPr>
+        <w:t>)</w:t>
+      </w:r>
+      <w:r>
+        <w:rPr>
+          <w:rFonts w:ascii="Times New Roman" w:hAnsi="Times New Roman" w:cs="Times New Roman"/>
+          <w:sz w:val="24"/>
+          <w:szCs w:val="24"/>
+          <w:lang w:val="en-US"/>
+        </w:rPr>
+        <w:t xml:space="preserve"> </w:t>
+      </w:r>
+      <w:r>
+        <w:rPr>
+          <w:rFonts w:ascii="Times New Roman" w:hAnsi="Times New Roman" w:cs="Times New Roman"/>
+          <w:sz w:val="24"/>
+          <w:szCs w:val="24"/>
+          <w:lang w:val="en-US"/>
+        </w:rPr>
+        <w:t xml:space="preserve">and interaction terms </w:t>
+      </w:r>
+      <w:r>
+        <w:rPr>
+          <w:rFonts w:ascii="Times New Roman" w:hAnsi="Times New Roman" w:cs="Times New Roman"/>
+          <w:sz w:val="24"/>
+          <w:szCs w:val="24"/>
+          <w:lang w:val="en-US"/>
+        </w:rPr>
+        <w:t>(</w:t>
+      </w:r>
+      <m:oMath>
+        <m:sSub>
+          <m:sSubPr>
+            <m:ctrlPr>
+              <w:rPr>
+                <w:rFonts w:ascii="Cambria Math" w:hAnsi="Cambria Math" w:cs="Times New Roman"/>
+                <w:i/>
+                <w:iCs/>
+                <w:sz w:val="24"/>
+                <w:szCs w:val="24"/>
+                <w:lang w:val="en-US"/>
+              </w:rPr>
+            </m:ctrlPr>
+          </m:sSubPr>
+          <m:e>
+            <m:r>
+              <w:rPr>
+                <w:rFonts w:ascii="Cambria Math" w:hAnsi="Cambria Math" w:cs="Times New Roman"/>
+                <w:sz w:val="24"/>
+                <w:szCs w:val="24"/>
+                <w:lang w:val="en-US"/>
+              </w:rPr>
+              <m:t>BF</m:t>
+            </m:r>
+          </m:e>
+          <m:sub>
+            <m:r>
+              <w:rPr>
+                <w:rFonts w:ascii="Cambria Math" w:hAnsi="Cambria Math" w:cs="Times New Roman"/>
+                <w:sz w:val="24"/>
+                <w:szCs w:val="24"/>
+                <w:lang w:val="en-US"/>
+              </w:rPr>
+              <m:t>01</m:t>
+            </m:r>
+          </m:sub>
+        </m:sSub>
+      </m:oMath>
+      <w:r>
+        <w:rPr>
+          <w:rFonts w:ascii="Times New Roman" w:eastAsiaTheme="minorEastAsia" w:hAnsi="Times New Roman" w:cs="Times New Roman"/>
+          <w:iCs/>
+          <w:sz w:val="24"/>
+          <w:szCs w:val="24"/>
+          <w:lang w:val="en-US"/>
+        </w:rPr>
+        <w:t xml:space="preserve">= </w:t>
+      </w:r>
+      <w:r>
+        <w:rPr>
+          <w:rFonts w:ascii="Times New Roman" w:eastAsiaTheme="minorEastAsia" w:hAnsi="Times New Roman" w:cs="Times New Roman"/>
+          <w:iCs/>
+          <w:sz w:val="24"/>
+          <w:szCs w:val="24"/>
+          <w:lang w:val="en-US"/>
+        </w:rPr>
+        <w:t>0.</w:t>
+      </w:r>
+      <w:r>
+        <w:rPr>
+          <w:rFonts w:ascii="Times New Roman" w:eastAsiaTheme="minorEastAsia" w:hAnsi="Times New Roman" w:cs="Times New Roman"/>
+          <w:iCs/>
+          <w:sz w:val="24"/>
+          <w:szCs w:val="24"/>
+          <w:lang w:val="en-US"/>
+        </w:rPr>
+        <w:t>54</w:t>
+      </w:r>
+      <w:r>
+        <w:rPr>
+          <w:rFonts w:ascii="Times New Roman" w:hAnsi="Times New Roman" w:cs="Times New Roman"/>
+          <w:sz w:val="24"/>
+          <w:szCs w:val="24"/>
+          <w:lang w:val="en-US"/>
+        </w:rPr>
+        <w:t>,</w:t>
+      </w:r>
+      <w:r>
+        <w:rPr>
+          <w:rFonts w:ascii="Times New Roman" w:hAnsi="Times New Roman" w:cs="Times New Roman"/>
+          <w:sz w:val="24"/>
+          <w:szCs w:val="24"/>
+          <w:lang w:val="en-US"/>
+        </w:rPr>
+        <w:t xml:space="preserve"> </w:t>
+      </w:r>
+      <m:oMath>
+        <m:sSub>
+          <m:sSubPr>
+            <m:ctrlPr>
+              <w:rPr>
+                <w:rFonts w:ascii="Cambria Math" w:hAnsi="Cambria Math" w:cs="Times New Roman"/>
+                <w:i/>
+                <w:sz w:val="24"/>
+                <w:szCs w:val="24"/>
+              </w:rPr>
+            </m:ctrlPr>
+          </m:sSubPr>
+          <m:e>
+            <m:r>
+              <w:rPr>
+                <w:rFonts w:ascii="Cambria Math" w:hAnsi="Cambria Math" w:cs="Times New Roman"/>
+                <w:sz w:val="24"/>
+                <w:szCs w:val="24"/>
+              </w:rPr>
+              <m:t>HDI</m:t>
+            </m:r>
+          </m:e>
+          <m:sub>
+            <m:r>
+              <w:rPr>
+                <w:rFonts w:ascii="Cambria Math" w:hAnsi="Cambria Math" w:cs="Times New Roman"/>
+                <w:sz w:val="24"/>
+                <w:szCs w:val="24"/>
+                <w:lang w:val="en-US"/>
+              </w:rPr>
+              <m:t>90%</m:t>
+            </m:r>
+          </m:sub>
+        </m:sSub>
+      </m:oMath>
+      <w:r>
+        <w:rPr>
+          <w:rFonts w:ascii="Times New Roman" w:eastAsiaTheme="minorEastAsia" w:hAnsi="Times New Roman" w:cs="Times New Roman"/>
+          <w:sz w:val="24"/>
+          <w:szCs w:val="24"/>
+          <w:lang w:val="en-US"/>
+        </w:rPr>
+        <w:t>=</w:t>
+      </w:r>
+      <w:r>
+        <w:rPr>
+          <w:rFonts w:ascii="Times New Roman" w:eastAsiaTheme="minorEastAsia" w:hAnsi="Times New Roman" w:cs="Times New Roman"/>
+          <w:sz w:val="24"/>
+          <w:szCs w:val="24"/>
+          <w:lang w:val="en-US"/>
+        </w:rPr>
+        <w:t xml:space="preserve"> </w:t>
+      </w:r>
+      <w:r>
+        <w:rPr>
+          <w:rFonts w:ascii="Times New Roman" w:eastAsiaTheme="minorEastAsia" w:hAnsi="Times New Roman" w:cs="Times New Roman"/>
+          <w:sz w:val="24"/>
+          <w:szCs w:val="24"/>
+          <w:lang w:val="en-US"/>
+        </w:rPr>
+        <w:t>[-</w:t>
+      </w:r>
+      <w:r>
+        <w:rPr>
+          <w:rFonts w:ascii="Times New Roman" w:eastAsiaTheme="minorEastAsia" w:hAnsi="Times New Roman" w:cs="Times New Roman"/>
+          <w:sz w:val="24"/>
+          <w:szCs w:val="24"/>
+          <w:lang w:val="en-US"/>
+        </w:rPr>
+        <w:t>0.</w:t>
+      </w:r>
+      <w:r>
+        <w:rPr>
+          <w:rFonts w:ascii="Times New Roman" w:eastAsiaTheme="minorEastAsia" w:hAnsi="Times New Roman" w:cs="Times New Roman"/>
+          <w:sz w:val="24"/>
+          <w:szCs w:val="24"/>
+          <w:lang w:val="en-US"/>
+        </w:rPr>
+        <w:t>83</w:t>
+      </w:r>
+      <w:r>
+        <w:rPr>
+          <w:rFonts w:ascii="Times New Roman" w:eastAsiaTheme="minorEastAsia" w:hAnsi="Times New Roman" w:cs="Times New Roman"/>
+          <w:sz w:val="24"/>
+          <w:szCs w:val="24"/>
+          <w:lang w:val="en-US"/>
+        </w:rPr>
+        <w:t>;</w:t>
+      </w:r>
+      <w:r>
+        <w:rPr>
+          <w:rFonts w:ascii="Times New Roman" w:eastAsiaTheme="minorEastAsia" w:hAnsi="Times New Roman" w:cs="Times New Roman"/>
+          <w:sz w:val="24"/>
+          <w:szCs w:val="24"/>
+          <w:lang w:val="en-US"/>
+        </w:rPr>
+        <w:t>0.</w:t>
+      </w:r>
+      <w:r>
+        <w:rPr>
+          <w:rFonts w:ascii="Times New Roman" w:eastAsiaTheme="minorEastAsia" w:hAnsi="Times New Roman" w:cs="Times New Roman"/>
+          <w:sz w:val="24"/>
+          <w:szCs w:val="24"/>
+          <w:lang w:val="en-US"/>
+        </w:rPr>
+        <w:t>94</w:t>
+      </w:r>
+      <w:r>
+        <w:rPr>
+          <w:rFonts w:ascii="Times New Roman" w:eastAsiaTheme="minorEastAsia" w:hAnsi="Times New Roman" w:cs="Times New Roman"/>
+          <w:sz w:val="24"/>
+          <w:szCs w:val="24"/>
+          <w:lang w:val="en-US"/>
+        </w:rPr>
+        <w:t>]</w:t>
+      </w:r>
+      <w:r>
+        <w:rPr>
+          <w:rFonts w:ascii="Times New Roman" w:hAnsi="Times New Roman" w:cs="Times New Roman"/>
+          <w:sz w:val="24"/>
+          <w:szCs w:val="24"/>
+          <w:lang w:val="en-US"/>
+        </w:rPr>
+        <w:t>)</w:t>
+      </w:r>
+      <w:r>
+        <w:rPr>
+          <w:rFonts w:ascii="Times New Roman" w:hAnsi="Times New Roman" w:cs="Times New Roman"/>
+          <w:sz w:val="24"/>
+          <w:szCs w:val="24"/>
+          <w:lang w:val="en-US"/>
+        </w:rPr>
+        <w:t xml:space="preserve"> </w:t>
+      </w:r>
+      <w:r>
+        <w:rPr>
+          <w:rFonts w:ascii="Times New Roman" w:hAnsi="Times New Roman" w:cs="Times New Roman"/>
+          <w:sz w:val="24"/>
+          <w:szCs w:val="24"/>
+          <w:lang w:val="en-US"/>
+        </w:rPr>
+        <w:t>likewise provided anecdotal evidence for the absence of an effect. Post hoc comparisons showed that mice in the PE condition spent significantly more time near the stranger mouse when treated with saline</w:t>
+      </w:r>
+      <w:r>
+        <w:rPr>
+          <w:rFonts w:ascii="Times New Roman" w:hAnsi="Times New Roman" w:cs="Times New Roman"/>
+          <w:sz w:val="24"/>
+          <w:szCs w:val="24"/>
+          <w:lang w:val="en-US"/>
+        </w:rPr>
+        <w:t xml:space="preserve"> </w:t>
+      </w:r>
+      <w:r>
+        <w:rPr>
+          <w:rFonts w:ascii="Times New Roman" w:hAnsi="Times New Roman" w:cs="Times New Roman"/>
+          <w:sz w:val="24"/>
+          <w:szCs w:val="24"/>
+          <w:lang w:val="en-US"/>
+        </w:rPr>
+        <w:t>(</w:t>
+      </w:r>
+      <w:r>
+        <w:rPr>
+          <w:rFonts w:ascii="Times New Roman" w:hAnsi="Times New Roman" w:cs="Times New Roman"/>
+          <w:sz w:val="24"/>
+          <w:szCs w:val="24"/>
+        </w:rPr>
+        <w:t>Δ</w:t>
+      </w:r>
+      <w:r>
+        <w:rPr>
+          <w:rFonts w:ascii="Times New Roman" w:hAnsi="Times New Roman" w:cs="Times New Roman"/>
+          <w:sz w:val="24"/>
+          <w:szCs w:val="24"/>
+          <w:lang w:val="en-US"/>
+        </w:rPr>
+        <w:t xml:space="preserve"> </w:t>
+      </w:r>
+      <w:r>
+        <w:rPr>
+          <w:rFonts w:ascii="Times New Roman" w:hAnsi="Times New Roman" w:cs="Times New Roman"/>
+          <w:sz w:val="24"/>
+          <w:szCs w:val="24"/>
+          <w:lang w:val="en-US"/>
+        </w:rPr>
+        <w:t xml:space="preserve">= </w:t>
+      </w:r>
+      <w:r>
+        <w:rPr>
+          <w:rFonts w:ascii="Times New Roman" w:hAnsi="Times New Roman" w:cs="Times New Roman"/>
+          <w:sz w:val="24"/>
+          <w:szCs w:val="24"/>
+          <w:lang w:val="en-US"/>
+        </w:rPr>
+        <w:t>44</w:t>
+      </w:r>
+      <w:r>
+        <w:rPr>
+          <w:rFonts w:ascii="Times New Roman" w:hAnsi="Times New Roman" w:cs="Times New Roman"/>
+          <w:sz w:val="24"/>
+          <w:szCs w:val="24"/>
+          <w:lang w:val="en-US"/>
+        </w:rPr>
+        <w:t>, SE =</w:t>
+      </w:r>
+      <w:r>
+        <w:rPr>
+          <w:rFonts w:ascii="Times New Roman" w:hAnsi="Times New Roman" w:cs="Times New Roman"/>
+          <w:sz w:val="24"/>
+          <w:szCs w:val="24"/>
+          <w:lang w:val="en-US"/>
+        </w:rPr>
+        <w:t xml:space="preserve"> </w:t>
+      </w:r>
+      <w:r>
+        <w:rPr>
+          <w:rFonts w:ascii="Times New Roman" w:hAnsi="Times New Roman" w:cs="Times New Roman"/>
+          <w:sz w:val="24"/>
+          <w:szCs w:val="24"/>
+          <w:lang w:val="en-US"/>
+        </w:rPr>
+        <w:t>18.80</w:t>
+      </w:r>
+      <w:r>
+        <w:rPr>
+          <w:rFonts w:ascii="Times New Roman" w:hAnsi="Times New Roman" w:cs="Times New Roman"/>
+          <w:sz w:val="24"/>
+          <w:szCs w:val="24"/>
+          <w:lang w:val="en-US"/>
+        </w:rPr>
+        <w:t xml:space="preserve">, p = </w:t>
+      </w:r>
+      <w:r>
+        <w:rPr>
+          <w:rFonts w:ascii="Times New Roman" w:hAnsi="Times New Roman" w:cs="Times New Roman"/>
+          <w:sz w:val="24"/>
+          <w:szCs w:val="24"/>
+          <w:lang w:val="en-US"/>
+        </w:rPr>
+        <w:t>0</w:t>
+      </w:r>
+      <w:r>
+        <w:rPr>
+          <w:rFonts w:ascii="Times New Roman" w:hAnsi="Times New Roman" w:cs="Times New Roman"/>
+          <w:sz w:val="24"/>
+          <w:szCs w:val="24"/>
+          <w:lang w:val="en-US"/>
+        </w:rPr>
+        <w:t>.0</w:t>
+      </w:r>
+      <w:r>
+        <w:rPr>
+          <w:rFonts w:ascii="Times New Roman" w:hAnsi="Times New Roman" w:cs="Times New Roman"/>
+          <w:sz w:val="24"/>
+          <w:szCs w:val="24"/>
+          <w:lang w:val="en-US"/>
+        </w:rPr>
+        <w:t>2</w:t>
+      </w:r>
+      <w:r>
+        <w:rPr>
+          <w:rFonts w:ascii="Times New Roman" w:hAnsi="Times New Roman" w:cs="Times New Roman"/>
+          <w:sz w:val="24"/>
+          <w:szCs w:val="24"/>
+          <w:lang w:val="en-US"/>
+        </w:rPr>
+        <w:t>)</w:t>
+      </w:r>
+      <w:r>
+        <w:rPr>
+          <w:rFonts w:ascii="Times New Roman" w:hAnsi="Times New Roman" w:cs="Times New Roman"/>
+          <w:sz w:val="24"/>
+          <w:szCs w:val="24"/>
+          <w:lang w:val="en-US"/>
+        </w:rPr>
+        <w:t>, but not when treated with CVAD</w:t>
+      </w:r>
+      <w:r>
+        <w:rPr>
+          <w:rFonts w:ascii="Times New Roman" w:hAnsi="Times New Roman" w:cs="Times New Roman"/>
+          <w:sz w:val="24"/>
+          <w:szCs w:val="24"/>
+          <w:lang w:val="en-US"/>
+        </w:rPr>
+        <w:t xml:space="preserve"> </w:t>
+      </w:r>
+      <w:r>
+        <w:rPr>
+          <w:rFonts w:ascii="Times New Roman" w:hAnsi="Times New Roman" w:cs="Times New Roman"/>
+          <w:sz w:val="24"/>
+          <w:szCs w:val="24"/>
+          <w:lang w:val="en-US"/>
+        </w:rPr>
+        <w:t>(</w:t>
+      </w:r>
+      <w:r>
+        <w:rPr>
+          <w:rFonts w:ascii="Times New Roman" w:hAnsi="Times New Roman" w:cs="Times New Roman"/>
+          <w:sz w:val="24"/>
+          <w:szCs w:val="24"/>
+        </w:rPr>
+        <w:t>Δ</w:t>
+      </w:r>
+      <w:r>
+        <w:rPr>
+          <w:rFonts w:ascii="Times New Roman" w:hAnsi="Times New Roman" w:cs="Times New Roman"/>
+          <w:sz w:val="24"/>
+          <w:szCs w:val="24"/>
+          <w:lang w:val="en-US"/>
+        </w:rPr>
+        <w:t xml:space="preserve"> </w:t>
+      </w:r>
+      <w:r>
+        <w:rPr>
+          <w:rFonts w:ascii="Times New Roman" w:hAnsi="Times New Roman" w:cs="Times New Roman"/>
+          <w:sz w:val="24"/>
+          <w:szCs w:val="24"/>
+          <w:lang w:val="en-US"/>
+        </w:rPr>
+        <w:t xml:space="preserve">= </w:t>
+      </w:r>
+      <w:r>
+        <w:rPr>
+          <w:rFonts w:ascii="Times New Roman" w:hAnsi="Times New Roman" w:cs="Times New Roman"/>
+          <w:sz w:val="24"/>
+          <w:szCs w:val="24"/>
+          <w:lang w:val="en-US"/>
+        </w:rPr>
+        <w:t>37</w:t>
+      </w:r>
+      <w:r>
+        <w:rPr>
+          <w:rFonts w:ascii="Times New Roman" w:hAnsi="Times New Roman" w:cs="Times New Roman"/>
+          <w:sz w:val="24"/>
+          <w:szCs w:val="24"/>
+          <w:lang w:val="en-US"/>
+        </w:rPr>
+        <w:t>, SE =</w:t>
+      </w:r>
+      <w:r>
+        <w:rPr>
+          <w:rFonts w:ascii="Times New Roman" w:hAnsi="Times New Roman" w:cs="Times New Roman"/>
+          <w:sz w:val="24"/>
+          <w:szCs w:val="24"/>
+          <w:lang w:val="en-US"/>
+        </w:rPr>
+        <w:t xml:space="preserve"> </w:t>
+      </w:r>
+      <w:r>
+        <w:rPr>
+          <w:rFonts w:ascii="Times New Roman" w:hAnsi="Times New Roman" w:cs="Times New Roman"/>
+          <w:sz w:val="24"/>
+          <w:szCs w:val="24"/>
+          <w:lang w:val="en-US"/>
+        </w:rPr>
+        <w:t>28.2</w:t>
+      </w:r>
+      <w:r>
+        <w:rPr>
+          <w:rFonts w:ascii="Times New Roman" w:hAnsi="Times New Roman" w:cs="Times New Roman"/>
+          <w:sz w:val="24"/>
+          <w:szCs w:val="24"/>
+          <w:lang w:val="en-US"/>
+        </w:rPr>
+        <w:t xml:space="preserve">, p = </w:t>
+      </w:r>
+      <w:r>
+        <w:rPr>
+          <w:rFonts w:ascii="Times New Roman" w:hAnsi="Times New Roman" w:cs="Times New Roman"/>
+          <w:sz w:val="24"/>
+          <w:szCs w:val="24"/>
+          <w:lang w:val="en-US"/>
+        </w:rPr>
+        <w:t>0</w:t>
+      </w:r>
+      <w:r>
+        <w:rPr>
+          <w:rFonts w:ascii="Times New Roman" w:hAnsi="Times New Roman" w:cs="Times New Roman"/>
+          <w:sz w:val="24"/>
+          <w:szCs w:val="24"/>
+          <w:lang w:val="en-US"/>
+        </w:rPr>
+        <w:t>.</w:t>
+      </w:r>
+      <w:r>
+        <w:rPr>
+          <w:rFonts w:ascii="Times New Roman" w:hAnsi="Times New Roman" w:cs="Times New Roman"/>
+          <w:sz w:val="24"/>
+          <w:szCs w:val="24"/>
+          <w:lang w:val="en-US"/>
+        </w:rPr>
+        <w:t>20</w:t>
+      </w:r>
+      <w:r>
+        <w:rPr>
+          <w:rFonts w:ascii="Times New Roman" w:hAnsi="Times New Roman" w:cs="Times New Roman"/>
+          <w:sz w:val="24"/>
+          <w:szCs w:val="24"/>
+          <w:lang w:val="en-US"/>
+        </w:rPr>
+        <w:t>)</w:t>
+      </w:r>
+      <w:r>
+        <w:rPr>
+          <w:rFonts w:ascii="Times New Roman" w:hAnsi="Times New Roman" w:cs="Times New Roman"/>
+          <w:sz w:val="24"/>
+          <w:szCs w:val="24"/>
+          <w:lang w:val="en-US"/>
+        </w:rPr>
+        <w:t>. The Bayesian comparison supported this pattern by providing anecdotal evidence for the absence of a difference in the CVAD group</w:t>
+      </w:r>
+      <w:r>
+        <w:rPr>
+          <w:rFonts w:ascii="Times New Roman" w:hAnsi="Times New Roman" w:cs="Times New Roman"/>
+          <w:sz w:val="24"/>
+          <w:szCs w:val="24"/>
+          <w:lang w:val="en-US"/>
+        </w:rPr>
+        <w:t xml:space="preserve"> </w:t>
+      </w:r>
+      <w:r>
+        <w:rPr>
+          <w:rFonts w:ascii="Times New Roman" w:hAnsi="Times New Roman" w:cs="Times New Roman"/>
+          <w:sz w:val="24"/>
+          <w:szCs w:val="24"/>
+          <w:lang w:val="en-US"/>
+        </w:rPr>
+        <w:t>(</w:t>
+      </w:r>
+      <m:oMath>
+        <m:sSub>
+          <m:sSubPr>
+            <m:ctrlPr>
+              <w:rPr>
+                <w:rFonts w:ascii="Cambria Math" w:hAnsi="Cambria Math" w:cs="Times New Roman"/>
+                <w:i/>
+                <w:iCs/>
+                <w:sz w:val="24"/>
+                <w:szCs w:val="24"/>
+                <w:lang w:val="en-US"/>
+              </w:rPr>
+            </m:ctrlPr>
+          </m:sSubPr>
+          <m:e>
+            <m:r>
+              <w:rPr>
+                <w:rFonts w:ascii="Cambria Math" w:hAnsi="Cambria Math" w:cs="Times New Roman"/>
+                <w:sz w:val="24"/>
+                <w:szCs w:val="24"/>
+                <w:lang w:val="en-US"/>
+              </w:rPr>
+              <m:t>BF</m:t>
+            </m:r>
+          </m:e>
+          <m:sub>
+            <m:r>
+              <w:rPr>
+                <w:rFonts w:ascii="Cambria Math" w:hAnsi="Cambria Math" w:cs="Times New Roman"/>
+                <w:sz w:val="24"/>
+                <w:szCs w:val="24"/>
+                <w:lang w:val="en-US"/>
+              </w:rPr>
+              <m:t>01</m:t>
+            </m:r>
+          </m:sub>
+        </m:sSub>
+      </m:oMath>
+      <w:r>
+        <w:rPr>
+          <w:rFonts w:ascii="Times New Roman" w:eastAsiaTheme="minorEastAsia" w:hAnsi="Times New Roman" w:cs="Times New Roman"/>
+          <w:iCs/>
+          <w:sz w:val="24"/>
+          <w:szCs w:val="24"/>
+          <w:lang w:val="en-US"/>
+        </w:rPr>
+        <w:t xml:space="preserve">= </w:t>
+      </w:r>
+      <w:r>
+        <w:rPr>
+          <w:rFonts w:ascii="Times New Roman" w:eastAsiaTheme="minorEastAsia" w:hAnsi="Times New Roman" w:cs="Times New Roman"/>
+          <w:iCs/>
+          <w:sz w:val="24"/>
+          <w:szCs w:val="24"/>
+          <w:lang w:val="en-US"/>
+        </w:rPr>
+        <w:t>0</w:t>
+      </w:r>
+      <w:r>
+        <w:rPr>
+          <w:rFonts w:ascii="Times New Roman" w:eastAsiaTheme="minorEastAsia" w:hAnsi="Times New Roman" w:cs="Times New Roman"/>
+          <w:iCs/>
+          <w:sz w:val="24"/>
+          <w:szCs w:val="24"/>
+          <w:lang w:val="en-US"/>
+        </w:rPr>
+        <w:t>.76</w:t>
+      </w:r>
+      <w:r>
+        <w:rPr>
+          <w:rFonts w:ascii="Times New Roman" w:hAnsi="Times New Roman" w:cs="Times New Roman"/>
+          <w:sz w:val="24"/>
+          <w:szCs w:val="24"/>
+          <w:lang w:val="en-US"/>
+        </w:rPr>
+        <w:t>,</w:t>
+      </w:r>
+      <w:r>
+        <w:rPr>
+          <w:rFonts w:ascii="Times New Roman" w:hAnsi="Times New Roman" w:cs="Times New Roman"/>
+          <w:sz w:val="24"/>
+          <w:szCs w:val="24"/>
+          <w:lang w:val="en-US"/>
+        </w:rPr>
+        <w:t xml:space="preserve"> </w:t>
+      </w:r>
+      <m:oMath>
+        <m:sSub>
+          <m:sSubPr>
+            <m:ctrlPr>
+              <w:rPr>
+                <w:rFonts w:ascii="Cambria Math" w:hAnsi="Cambria Math" w:cs="Times New Roman"/>
+                <w:i/>
+                <w:sz w:val="24"/>
+                <w:szCs w:val="24"/>
+              </w:rPr>
+            </m:ctrlPr>
+          </m:sSubPr>
+          <m:e>
+            <m:r>
+              <w:rPr>
+                <w:rFonts w:ascii="Cambria Math" w:hAnsi="Cambria Math" w:cs="Times New Roman"/>
+                <w:sz w:val="24"/>
+                <w:szCs w:val="24"/>
+              </w:rPr>
+              <m:t>HDI</m:t>
+            </m:r>
+          </m:e>
+          <m:sub>
+            <m:r>
+              <w:rPr>
+                <w:rFonts w:ascii="Cambria Math" w:hAnsi="Cambria Math" w:cs="Times New Roman"/>
+                <w:sz w:val="24"/>
+                <w:szCs w:val="24"/>
+                <w:lang w:val="en-US"/>
+              </w:rPr>
+              <m:t>90%</m:t>
+            </m:r>
+          </m:sub>
+        </m:sSub>
+      </m:oMath>
+      <w:r>
+        <w:rPr>
+          <w:rFonts w:ascii="Times New Roman" w:eastAsiaTheme="minorEastAsia" w:hAnsi="Times New Roman" w:cs="Times New Roman"/>
+          <w:sz w:val="24"/>
+          <w:szCs w:val="24"/>
+          <w:lang w:val="en-US"/>
+        </w:rPr>
+        <w:t>=</w:t>
+      </w:r>
+      <w:r>
+        <w:rPr>
+          <w:rFonts w:ascii="Times New Roman" w:eastAsiaTheme="minorEastAsia" w:hAnsi="Times New Roman" w:cs="Times New Roman"/>
+          <w:sz w:val="24"/>
+          <w:szCs w:val="24"/>
+          <w:lang w:val="en-US"/>
+        </w:rPr>
+        <w:t xml:space="preserve"> </w:t>
+      </w:r>
+      <w:r>
+        <w:rPr>
+          <w:rFonts w:ascii="Times New Roman" w:eastAsiaTheme="minorEastAsia" w:hAnsi="Times New Roman" w:cs="Times New Roman"/>
+          <w:sz w:val="24"/>
+          <w:szCs w:val="24"/>
+          <w:lang w:val="en-US"/>
+        </w:rPr>
+        <w:t>[-</w:t>
+      </w:r>
+      <w:r>
+        <w:rPr>
+          <w:rFonts w:ascii="Times New Roman" w:eastAsiaTheme="minorEastAsia" w:hAnsi="Times New Roman" w:cs="Times New Roman"/>
+          <w:sz w:val="24"/>
+          <w:szCs w:val="24"/>
+          <w:lang w:val="en-US"/>
+        </w:rPr>
+        <w:t>1.56</w:t>
+      </w:r>
+      <w:r>
+        <w:rPr>
+          <w:rFonts w:ascii="Times New Roman" w:eastAsiaTheme="minorEastAsia" w:hAnsi="Times New Roman" w:cs="Times New Roman"/>
+          <w:sz w:val="24"/>
+          <w:szCs w:val="24"/>
+          <w:lang w:val="en-US"/>
+        </w:rPr>
+        <w:t>;</w:t>
+      </w:r>
+      <w:r>
+        <w:rPr>
+          <w:rFonts w:ascii="Times New Roman" w:eastAsiaTheme="minorEastAsia" w:hAnsi="Times New Roman" w:cs="Times New Roman"/>
+          <w:sz w:val="24"/>
+          <w:szCs w:val="24"/>
+          <w:lang w:val="en-US"/>
+        </w:rPr>
+        <w:t>0.</w:t>
+      </w:r>
+      <w:r>
+        <w:rPr>
+          <w:rFonts w:ascii="Times New Roman" w:eastAsiaTheme="minorEastAsia" w:hAnsi="Times New Roman" w:cs="Times New Roman"/>
+          <w:sz w:val="24"/>
+          <w:szCs w:val="24"/>
+          <w:lang w:val="en-US"/>
+        </w:rPr>
+        <w:t>09</w:t>
+      </w:r>
+      <w:r>
+        <w:rPr>
+          <w:rFonts w:ascii="Times New Roman" w:eastAsiaTheme="minorEastAsia" w:hAnsi="Times New Roman" w:cs="Times New Roman"/>
+          <w:sz w:val="24"/>
+          <w:szCs w:val="24"/>
+          <w:lang w:val="en-US"/>
+        </w:rPr>
+        <w:t>]</w:t>
+      </w:r>
+      <w:r>
+        <w:rPr>
+          <w:rFonts w:ascii="Times New Roman" w:hAnsi="Times New Roman" w:cs="Times New Roman"/>
+          <w:sz w:val="24"/>
+          <w:szCs w:val="24"/>
+          <w:lang w:val="en-US"/>
+        </w:rPr>
+        <w:t>)</w:t>
+      </w:r>
+      <w:r>
+        <w:rPr>
+          <w:rFonts w:ascii="Times New Roman" w:hAnsi="Times New Roman" w:cs="Times New Roman"/>
+          <w:sz w:val="24"/>
+          <w:szCs w:val="24"/>
+          <w:lang w:val="en-US"/>
+        </w:rPr>
+        <w:t>. Given the limited strength of the evidence, additional data will be needed to draw firm conclusi</w:t>
       </w:r>
       <w:r>
         <w:rPr>
@@ -19608,26 +22870,1846 @@
         <w:ind w:firstLine="709"/>
         <w:rPr>
           <w:rFonts w:ascii="Times New Roman" w:hAnsi="Times New Roman" w:cs="Times New Roman"/>
-          <w:b/>
-          <w:bCs/>
-          <w:sz w:val="24"/>
-          <w:szCs w:val="24"/>
-          <w:lang w:val="en-GB"/>
-        </w:rPr>
-      </w:pPr>
+          <w:sz w:val="24"/>
+          <w:szCs w:val="24"/>
+          <w:lang w:val="en-US"/>
+        </w:rPr>
+      </w:pPr>
+      <w:r>
+        <w:rPr>
+          <w:rFonts w:ascii="Times New Roman" w:hAnsi="Times New Roman" w:cs="Times New Roman"/>
+          <w:sz w:val="24"/>
+          <w:szCs w:val="24"/>
+          <w:lang w:val="en-US"/>
+        </w:rPr>
+        <w:t>Finally, t</w:t>
+      </w:r>
+      <w:r>
+        <w:rPr>
+          <w:rFonts w:ascii="Times New Roman" w:hAnsi="Times New Roman" w:cs="Times New Roman"/>
+          <w:sz w:val="24"/>
+          <w:szCs w:val="24"/>
+          <w:lang w:val="en-US"/>
+        </w:rPr>
+        <w:t>ime spent near the second stranger mouse in the final stage of the SPSN was used as an index of social recognition memory</w:t>
+      </w:r>
+      <w:r>
+        <w:rPr>
+          <w:rFonts w:ascii="Times New Roman" w:hAnsi="Times New Roman" w:cs="Times New Roman"/>
+          <w:sz w:val="24"/>
+          <w:szCs w:val="24"/>
+          <w:lang w:val="en-US"/>
+        </w:rPr>
+        <w:t xml:space="preserve"> (</w:t>
+      </w:r>
+      <w:r>
+        <w:rPr>
+          <w:rFonts w:ascii="Times New Roman" w:hAnsi="Times New Roman" w:cs="Times New Roman"/>
+          <w:sz w:val="24"/>
+          <w:szCs w:val="24"/>
+          <w:highlight w:val="yellow"/>
+          <w:lang w:val="en-US"/>
+        </w:rPr>
+        <w:t>fig</w:t>
+      </w:r>
+      <w:r>
+        <w:rPr>
+          <w:rFonts w:ascii="Times New Roman" w:hAnsi="Times New Roman" w:cs="Times New Roman"/>
+          <w:sz w:val="24"/>
+          <w:szCs w:val="24"/>
+          <w:lang w:val="en-US"/>
+        </w:rPr>
+        <w:t>)</w:t>
+      </w:r>
+      <w:r>
+        <w:rPr>
+          <w:rFonts w:ascii="Times New Roman" w:hAnsi="Times New Roman" w:cs="Times New Roman"/>
+          <w:sz w:val="24"/>
+          <w:szCs w:val="24"/>
+          <w:lang w:val="en-US"/>
+        </w:rPr>
+        <w:t>.</w:t>
+      </w:r>
+      <w:r>
+        <w:rPr>
+          <w:rFonts w:ascii="Times New Roman" w:hAnsi="Times New Roman" w:cs="Times New Roman"/>
+          <w:sz w:val="24"/>
+          <w:szCs w:val="24"/>
+          <w:lang w:val="en-US"/>
+        </w:rPr>
+        <w:t xml:space="preserve"> Again,</w:t>
+      </w:r>
+      <w:r>
+        <w:rPr>
+          <w:rFonts w:ascii="Times New Roman" w:hAnsi="Times New Roman" w:cs="Times New Roman"/>
+          <w:sz w:val="24"/>
+          <w:szCs w:val="24"/>
+          <w:lang w:val="en-US"/>
+        </w:rPr>
+        <w:t xml:space="preserve"> </w:t>
+      </w:r>
+      <w:r>
+        <w:rPr>
+          <w:rFonts w:ascii="Times New Roman" w:hAnsi="Times New Roman" w:cs="Times New Roman"/>
+          <w:sz w:val="24"/>
+          <w:szCs w:val="24"/>
+          <w:lang w:val="en-US"/>
+        </w:rPr>
+        <w:t>a</w:t>
+      </w:r>
+      <w:r>
+        <w:rPr>
+          <w:rFonts w:ascii="Times New Roman" w:hAnsi="Times New Roman" w:cs="Times New Roman"/>
+          <w:sz w:val="24"/>
+          <w:szCs w:val="24"/>
+          <w:lang w:val="en-US"/>
+        </w:rPr>
+        <w:t xml:space="preserve"> two</w:t>
+      </w:r>
+      <w:r>
+        <w:rPr>
+          <w:rFonts w:ascii="Times New Roman" w:hAnsi="Times New Roman" w:cs="Times New Roman"/>
+          <w:sz w:val="24"/>
+          <w:szCs w:val="24"/>
+          <w:lang w:val="en-US"/>
+        </w:rPr>
+        <w:noBreakHyphen/>
+        <w:t>way ANOVA was fitted to these data. The analysis revealed no main effect of environment</w:t>
+      </w:r>
+      <w:r>
+        <w:rPr>
+          <w:rFonts w:ascii="Times New Roman" w:hAnsi="Times New Roman" w:cs="Times New Roman"/>
+          <w:sz w:val="24"/>
+          <w:szCs w:val="24"/>
+          <w:lang w:val="en-US"/>
+        </w:rPr>
+        <w:t xml:space="preserve"> </w:t>
+      </w:r>
+      <w:r>
+        <w:rPr>
+          <w:rFonts w:ascii="Times New Roman" w:hAnsi="Times New Roman" w:cs="Times New Roman"/>
+          <w:sz w:val="24"/>
+          <w:szCs w:val="24"/>
+          <w:lang w:val="en-US"/>
+        </w:rPr>
+        <w:t>(</w:t>
+      </w:r>
+      <w:r>
+        <w:rPr>
+          <w:rFonts w:ascii="Times New Roman" w:hAnsi="Times New Roman" w:cs="Times New Roman"/>
+          <w:i/>
+          <w:iCs/>
+          <w:sz w:val="24"/>
+          <w:szCs w:val="24"/>
+          <w:lang w:val="en-US"/>
+        </w:rPr>
+        <w:t>F</w:t>
+      </w:r>
+      <w:r>
+        <w:rPr>
+          <w:rFonts w:ascii="Times New Roman" w:hAnsi="Times New Roman" w:cs="Times New Roman"/>
+          <w:sz w:val="24"/>
+          <w:szCs w:val="24"/>
+          <w:lang w:val="en-US"/>
+        </w:rPr>
+        <w:t>(1, 30) =</w:t>
+      </w:r>
+      <w:r>
+        <w:rPr>
+          <w:rFonts w:ascii="Times New Roman" w:hAnsi="Times New Roman" w:cs="Times New Roman"/>
+          <w:sz w:val="24"/>
+          <w:szCs w:val="24"/>
+          <w:lang w:val="en-US"/>
+        </w:rPr>
+        <w:t xml:space="preserve"> </w:t>
+      </w:r>
+      <w:r>
+        <w:rPr>
+          <w:rFonts w:ascii="Times New Roman" w:hAnsi="Times New Roman" w:cs="Times New Roman"/>
+          <w:sz w:val="24"/>
+          <w:szCs w:val="24"/>
+          <w:lang w:val="en-US"/>
+        </w:rPr>
+        <w:t>0.01</w:t>
+      </w:r>
+      <w:r>
+        <w:rPr>
+          <w:rFonts w:ascii="Times New Roman" w:hAnsi="Times New Roman" w:cs="Times New Roman"/>
+          <w:sz w:val="24"/>
+          <w:szCs w:val="24"/>
+          <w:lang w:val="en-US"/>
+        </w:rPr>
+        <w:t xml:space="preserve">, </w:t>
+      </w:r>
+      <w:r>
+        <w:rPr>
+          <w:rFonts w:ascii="Times New Roman" w:hAnsi="Times New Roman" w:cs="Times New Roman"/>
+          <w:i/>
+          <w:iCs/>
+          <w:sz w:val="24"/>
+          <w:szCs w:val="24"/>
+          <w:lang w:val="en-US"/>
+        </w:rPr>
+        <w:t>p</w:t>
+      </w:r>
+      <w:r>
+        <w:rPr>
+          <w:rFonts w:ascii="Times New Roman" w:hAnsi="Times New Roman" w:cs="Times New Roman"/>
+          <w:sz w:val="24"/>
+          <w:szCs w:val="24"/>
+          <w:lang w:val="en-US"/>
+        </w:rPr>
+        <w:t xml:space="preserve"> </w:t>
+      </w:r>
+      <w:r>
+        <w:rPr>
+          <w:rFonts w:ascii="Times New Roman" w:hAnsi="Times New Roman" w:cs="Times New Roman"/>
+          <w:sz w:val="24"/>
+          <w:szCs w:val="24"/>
+          <w:lang w:val="en-US"/>
+        </w:rPr>
+        <w:t>=</w:t>
+      </w:r>
+      <w:r>
+        <w:rPr>
+          <w:rFonts w:ascii="Times New Roman" w:hAnsi="Times New Roman" w:cs="Times New Roman"/>
+          <w:sz w:val="24"/>
+          <w:szCs w:val="24"/>
+          <w:lang w:val="en-US"/>
+        </w:rPr>
+        <w:t xml:space="preserve"> </w:t>
+      </w:r>
+      <w:r>
+        <w:rPr>
+          <w:rFonts w:ascii="Times New Roman" w:hAnsi="Times New Roman" w:cs="Times New Roman"/>
+          <w:sz w:val="24"/>
+          <w:szCs w:val="24"/>
+          <w:lang w:val="en-US"/>
+        </w:rPr>
+        <w:t>0.</w:t>
+      </w:r>
+      <w:r>
+        <w:rPr>
+          <w:rFonts w:ascii="Times New Roman" w:hAnsi="Times New Roman" w:cs="Times New Roman"/>
+          <w:sz w:val="24"/>
+          <w:szCs w:val="24"/>
+          <w:lang w:val="en-US"/>
+        </w:rPr>
+        <w:t>91</w:t>
+      </w:r>
+      <w:r>
+        <w:rPr>
+          <w:rFonts w:ascii="Times New Roman" w:hAnsi="Times New Roman" w:cs="Times New Roman"/>
+          <w:sz w:val="24"/>
+          <w:szCs w:val="24"/>
+          <w:lang w:val="en-US"/>
+        </w:rPr>
+        <w:t xml:space="preserve">, </w:t>
+      </w:r>
+      <w:r>
+        <w:rPr>
+          <w:rFonts w:ascii="Times New Roman" w:hAnsi="Times New Roman" w:cs="Times New Roman"/>
+          <w:i/>
+          <w:iCs/>
+          <w:sz w:val="24"/>
+          <w:szCs w:val="24"/>
+        </w:rPr>
+        <w:t>η</w:t>
+      </w:r>
+      <w:r>
+        <w:rPr>
+          <w:rFonts w:ascii="Times New Roman" w:hAnsi="Times New Roman" w:cs="Times New Roman"/>
+          <w:i/>
+          <w:iCs/>
+          <w:sz w:val="24"/>
+          <w:szCs w:val="24"/>
+          <w:lang w:val="en-US"/>
+        </w:rPr>
+        <w:t>²</w:t>
+      </w:r>
+      <w:r>
+        <w:rPr>
+          <w:rFonts w:ascii="Times New Roman" w:hAnsi="Times New Roman" w:cs="Times New Roman"/>
+          <w:sz w:val="24"/>
+          <w:szCs w:val="24"/>
+          <w:lang w:val="en-US"/>
+        </w:rPr>
+        <w:t xml:space="preserve"> </w:t>
+      </w:r>
+      <w:r>
+        <w:rPr>
+          <w:rFonts w:ascii="Times New Roman" w:hAnsi="Times New Roman" w:cs="Times New Roman"/>
+          <w:sz w:val="24"/>
+          <w:szCs w:val="24"/>
+          <w:lang w:val="en-US"/>
+        </w:rPr>
+        <w:t>&lt; 0.001</w:t>
+      </w:r>
+      <w:r>
+        <w:rPr>
+          <w:rFonts w:ascii="Times New Roman" w:hAnsi="Times New Roman" w:cs="Times New Roman"/>
+          <w:sz w:val="24"/>
+          <w:szCs w:val="24"/>
+          <w:lang w:val="en-US"/>
+        </w:rPr>
+        <w:t>)</w:t>
+      </w:r>
+      <w:r>
+        <w:rPr>
+          <w:rFonts w:ascii="Times New Roman" w:hAnsi="Times New Roman" w:cs="Times New Roman"/>
+          <w:sz w:val="24"/>
+          <w:szCs w:val="24"/>
+          <w:lang w:val="en-US"/>
+        </w:rPr>
+        <w:t>, but a significant main effect of treatment</w:t>
+      </w:r>
+      <w:r>
+        <w:rPr>
+          <w:rFonts w:ascii="Times New Roman" w:hAnsi="Times New Roman" w:cs="Times New Roman"/>
+          <w:sz w:val="24"/>
+          <w:szCs w:val="24"/>
+          <w:lang w:val="en-US"/>
+        </w:rPr>
+        <w:t xml:space="preserve"> </w:t>
+      </w:r>
+      <w:r>
+        <w:rPr>
+          <w:rFonts w:ascii="Times New Roman" w:hAnsi="Times New Roman" w:cs="Times New Roman"/>
+          <w:sz w:val="24"/>
+          <w:szCs w:val="24"/>
+          <w:lang w:val="en-US"/>
+        </w:rPr>
+        <w:t>(</w:t>
+      </w:r>
+      <w:r>
+        <w:rPr>
+          <w:rFonts w:ascii="Times New Roman" w:hAnsi="Times New Roman" w:cs="Times New Roman"/>
+          <w:i/>
+          <w:iCs/>
+          <w:sz w:val="24"/>
+          <w:szCs w:val="24"/>
+          <w:lang w:val="en-US"/>
+        </w:rPr>
+        <w:t>F</w:t>
+      </w:r>
+      <w:r>
+        <w:rPr>
+          <w:rFonts w:ascii="Times New Roman" w:hAnsi="Times New Roman" w:cs="Times New Roman"/>
+          <w:sz w:val="24"/>
+          <w:szCs w:val="24"/>
+          <w:lang w:val="en-US"/>
+        </w:rPr>
+        <w:t>(1, 30) =</w:t>
+      </w:r>
+      <w:r>
+        <w:rPr>
+          <w:rFonts w:ascii="Times New Roman" w:hAnsi="Times New Roman" w:cs="Times New Roman"/>
+          <w:sz w:val="24"/>
+          <w:szCs w:val="24"/>
+          <w:lang w:val="en-US"/>
+        </w:rPr>
+        <w:t xml:space="preserve"> </w:t>
+      </w:r>
+      <w:r>
+        <w:rPr>
+          <w:rFonts w:ascii="Times New Roman" w:hAnsi="Times New Roman" w:cs="Times New Roman"/>
+          <w:sz w:val="24"/>
+          <w:szCs w:val="24"/>
+          <w:lang w:val="en-US"/>
+        </w:rPr>
+        <w:t>7.27</w:t>
+      </w:r>
+      <w:r>
+        <w:rPr>
+          <w:rFonts w:ascii="Times New Roman" w:hAnsi="Times New Roman" w:cs="Times New Roman"/>
+          <w:sz w:val="24"/>
+          <w:szCs w:val="24"/>
+          <w:lang w:val="en-US"/>
+        </w:rPr>
+        <w:t xml:space="preserve">, </w:t>
+      </w:r>
+      <w:r>
+        <w:rPr>
+          <w:rFonts w:ascii="Times New Roman" w:hAnsi="Times New Roman" w:cs="Times New Roman"/>
+          <w:i/>
+          <w:iCs/>
+          <w:sz w:val="24"/>
+          <w:szCs w:val="24"/>
+          <w:lang w:val="en-US"/>
+        </w:rPr>
+        <w:t>p</w:t>
+      </w:r>
+      <w:r>
+        <w:rPr>
+          <w:rFonts w:ascii="Times New Roman" w:hAnsi="Times New Roman" w:cs="Times New Roman"/>
+          <w:sz w:val="24"/>
+          <w:szCs w:val="24"/>
+          <w:lang w:val="en-US"/>
+        </w:rPr>
+        <w:t xml:space="preserve"> </w:t>
+      </w:r>
+      <w:r>
+        <w:rPr>
+          <w:rFonts w:ascii="Times New Roman" w:hAnsi="Times New Roman" w:cs="Times New Roman"/>
+          <w:sz w:val="24"/>
+          <w:szCs w:val="24"/>
+          <w:lang w:val="en-US"/>
+        </w:rPr>
+        <w:t>=</w:t>
+      </w:r>
+      <w:r>
+        <w:rPr>
+          <w:rFonts w:ascii="Times New Roman" w:hAnsi="Times New Roman" w:cs="Times New Roman"/>
+          <w:sz w:val="24"/>
+          <w:szCs w:val="24"/>
+          <w:lang w:val="en-US"/>
+        </w:rPr>
+        <w:t xml:space="preserve"> </w:t>
+      </w:r>
+      <w:r>
+        <w:rPr>
+          <w:rFonts w:ascii="Times New Roman" w:hAnsi="Times New Roman" w:cs="Times New Roman"/>
+          <w:sz w:val="24"/>
+          <w:szCs w:val="24"/>
+          <w:lang w:val="en-US"/>
+        </w:rPr>
+        <w:t>0.</w:t>
+      </w:r>
+      <w:r>
+        <w:rPr>
+          <w:rFonts w:ascii="Times New Roman" w:hAnsi="Times New Roman" w:cs="Times New Roman"/>
+          <w:sz w:val="24"/>
+          <w:szCs w:val="24"/>
+          <w:lang w:val="en-US"/>
+        </w:rPr>
+        <w:t>01</w:t>
+      </w:r>
+      <w:r>
+        <w:rPr>
+          <w:rFonts w:ascii="Times New Roman" w:hAnsi="Times New Roman" w:cs="Times New Roman"/>
+          <w:sz w:val="24"/>
+          <w:szCs w:val="24"/>
+          <w:lang w:val="en-US"/>
+        </w:rPr>
+        <w:t xml:space="preserve">, </w:t>
+      </w:r>
+      <w:r>
+        <w:rPr>
+          <w:rFonts w:ascii="Times New Roman" w:hAnsi="Times New Roman" w:cs="Times New Roman"/>
+          <w:i/>
+          <w:iCs/>
+          <w:sz w:val="24"/>
+          <w:szCs w:val="24"/>
+        </w:rPr>
+        <w:t>η</w:t>
+      </w:r>
+      <w:r>
+        <w:rPr>
+          <w:rFonts w:ascii="Times New Roman" w:hAnsi="Times New Roman" w:cs="Times New Roman"/>
+          <w:i/>
+          <w:iCs/>
+          <w:sz w:val="24"/>
+          <w:szCs w:val="24"/>
+          <w:lang w:val="en-US"/>
+        </w:rPr>
+        <w:t>²</w:t>
+      </w:r>
+      <w:r>
+        <w:rPr>
+          <w:rFonts w:ascii="Times New Roman" w:hAnsi="Times New Roman" w:cs="Times New Roman"/>
+          <w:sz w:val="24"/>
+          <w:szCs w:val="24"/>
+          <w:lang w:val="en-US"/>
+        </w:rPr>
+        <w:t xml:space="preserve"> = </w:t>
+      </w:r>
+      <w:r>
+        <w:rPr>
+          <w:rFonts w:ascii="Times New Roman" w:hAnsi="Times New Roman" w:cs="Times New Roman"/>
+          <w:sz w:val="24"/>
+          <w:szCs w:val="24"/>
+          <w:lang w:val="en-US"/>
+        </w:rPr>
+        <w:t>0</w:t>
+      </w:r>
+      <w:r>
+        <w:rPr>
+          <w:rFonts w:ascii="Times New Roman" w:hAnsi="Times New Roman" w:cs="Times New Roman"/>
+          <w:sz w:val="24"/>
+          <w:szCs w:val="24"/>
+          <w:lang w:val="en-US"/>
+        </w:rPr>
+        <w:t>.</w:t>
+      </w:r>
+      <w:r>
+        <w:rPr>
+          <w:rFonts w:ascii="Times New Roman" w:hAnsi="Times New Roman" w:cs="Times New Roman"/>
+          <w:sz w:val="24"/>
+          <w:szCs w:val="24"/>
+          <w:lang w:val="en-US"/>
+        </w:rPr>
+        <w:t>20</w:t>
+      </w:r>
+      <w:r>
+        <w:rPr>
+          <w:rFonts w:ascii="Times New Roman" w:hAnsi="Times New Roman" w:cs="Times New Roman"/>
+          <w:sz w:val="24"/>
+          <w:szCs w:val="24"/>
+          <w:lang w:val="en-US"/>
+        </w:rPr>
+        <w:t>)</w:t>
+      </w:r>
+      <w:r>
+        <w:rPr>
+          <w:rFonts w:ascii="Times New Roman" w:hAnsi="Times New Roman" w:cs="Times New Roman"/>
+          <w:sz w:val="24"/>
+          <w:szCs w:val="24"/>
+          <w:lang w:val="en-US"/>
+        </w:rPr>
+        <w:t>, with Saline-treated animals spending more time exploring the novel mouse</w:t>
+      </w:r>
+      <w:r>
+        <w:rPr>
+          <w:rFonts w:ascii="Times New Roman" w:hAnsi="Times New Roman" w:cs="Times New Roman"/>
+          <w:sz w:val="24"/>
+          <w:szCs w:val="24"/>
+          <w:lang w:val="en-US"/>
+        </w:rPr>
+        <w:t>. The interaction did not reach significance</w:t>
+      </w:r>
+      <w:r>
+        <w:rPr>
+          <w:rFonts w:ascii="Times New Roman" w:hAnsi="Times New Roman" w:cs="Times New Roman"/>
+          <w:sz w:val="24"/>
+          <w:szCs w:val="24"/>
+          <w:lang w:val="en-US"/>
+        </w:rPr>
+        <w:t xml:space="preserve"> </w:t>
+      </w:r>
+      <w:r>
+        <w:rPr>
+          <w:rFonts w:ascii="Times New Roman" w:hAnsi="Times New Roman" w:cs="Times New Roman"/>
+          <w:sz w:val="24"/>
+          <w:szCs w:val="24"/>
+          <w:lang w:val="en-US"/>
+        </w:rPr>
+        <w:t>(</w:t>
+      </w:r>
+      <w:r>
+        <w:rPr>
+          <w:rFonts w:ascii="Times New Roman" w:hAnsi="Times New Roman" w:cs="Times New Roman"/>
+          <w:i/>
+          <w:iCs/>
+          <w:sz w:val="24"/>
+          <w:szCs w:val="24"/>
+          <w:lang w:val="en-US"/>
+        </w:rPr>
+        <w:t>F</w:t>
+      </w:r>
+      <w:r>
+        <w:rPr>
+          <w:rFonts w:ascii="Times New Roman" w:hAnsi="Times New Roman" w:cs="Times New Roman"/>
+          <w:sz w:val="24"/>
+          <w:szCs w:val="24"/>
+          <w:lang w:val="en-US"/>
+        </w:rPr>
+        <w:t>(1, 30) =</w:t>
+      </w:r>
+      <w:r>
+        <w:rPr>
+          <w:rFonts w:ascii="Times New Roman" w:hAnsi="Times New Roman" w:cs="Times New Roman"/>
+          <w:sz w:val="24"/>
+          <w:szCs w:val="24"/>
+          <w:lang w:val="en-US"/>
+        </w:rPr>
+        <w:t xml:space="preserve"> </w:t>
+      </w:r>
+      <w:r>
+        <w:rPr>
+          <w:rFonts w:ascii="Times New Roman" w:hAnsi="Times New Roman" w:cs="Times New Roman"/>
+          <w:sz w:val="24"/>
+          <w:szCs w:val="24"/>
+          <w:lang w:val="en-US"/>
+        </w:rPr>
+        <w:t>0.24</w:t>
+      </w:r>
+      <w:r>
+        <w:rPr>
+          <w:rFonts w:ascii="Times New Roman" w:hAnsi="Times New Roman" w:cs="Times New Roman"/>
+          <w:sz w:val="24"/>
+          <w:szCs w:val="24"/>
+          <w:lang w:val="en-US"/>
+        </w:rPr>
+        <w:t xml:space="preserve">, </w:t>
+      </w:r>
+      <w:r>
+        <w:rPr>
+          <w:rFonts w:ascii="Times New Roman" w:hAnsi="Times New Roman" w:cs="Times New Roman"/>
+          <w:i/>
+          <w:iCs/>
+          <w:sz w:val="24"/>
+          <w:szCs w:val="24"/>
+          <w:lang w:val="en-US"/>
+        </w:rPr>
+        <w:t>p</w:t>
+      </w:r>
+      <w:r>
+        <w:rPr>
+          <w:rFonts w:ascii="Times New Roman" w:hAnsi="Times New Roman" w:cs="Times New Roman"/>
+          <w:sz w:val="24"/>
+          <w:szCs w:val="24"/>
+          <w:lang w:val="en-US"/>
+        </w:rPr>
+        <w:t xml:space="preserve"> </w:t>
+      </w:r>
+      <w:r>
+        <w:rPr>
+          <w:rFonts w:ascii="Times New Roman" w:hAnsi="Times New Roman" w:cs="Times New Roman"/>
+          <w:sz w:val="24"/>
+          <w:szCs w:val="24"/>
+          <w:lang w:val="en-US"/>
+        </w:rPr>
+        <w:t>=</w:t>
+      </w:r>
+      <w:r>
+        <w:rPr>
+          <w:rFonts w:ascii="Times New Roman" w:hAnsi="Times New Roman" w:cs="Times New Roman"/>
+          <w:sz w:val="24"/>
+          <w:szCs w:val="24"/>
+          <w:lang w:val="en-US"/>
+        </w:rPr>
+        <w:t xml:space="preserve"> </w:t>
+      </w:r>
+      <w:r>
+        <w:rPr>
+          <w:rFonts w:ascii="Times New Roman" w:hAnsi="Times New Roman" w:cs="Times New Roman"/>
+          <w:sz w:val="24"/>
+          <w:szCs w:val="24"/>
+          <w:lang w:val="en-US"/>
+        </w:rPr>
+        <w:t>0</w:t>
+      </w:r>
+      <w:r>
+        <w:rPr>
+          <w:rFonts w:ascii="Times New Roman" w:hAnsi="Times New Roman" w:cs="Times New Roman"/>
+          <w:sz w:val="24"/>
+          <w:szCs w:val="24"/>
+          <w:lang w:val="en-US"/>
+        </w:rPr>
+        <w:t>.63</w:t>
+      </w:r>
+      <w:r>
+        <w:rPr>
+          <w:rFonts w:ascii="Times New Roman" w:hAnsi="Times New Roman" w:cs="Times New Roman"/>
+          <w:sz w:val="24"/>
+          <w:szCs w:val="24"/>
+          <w:lang w:val="en-US"/>
+        </w:rPr>
+        <w:t xml:space="preserve">, </w:t>
+      </w:r>
+      <w:r>
+        <w:rPr>
+          <w:rFonts w:ascii="Times New Roman" w:hAnsi="Times New Roman" w:cs="Times New Roman"/>
+          <w:i/>
+          <w:iCs/>
+          <w:sz w:val="24"/>
+          <w:szCs w:val="24"/>
+        </w:rPr>
+        <w:t>η</w:t>
+      </w:r>
+      <w:r>
+        <w:rPr>
+          <w:rFonts w:ascii="Times New Roman" w:hAnsi="Times New Roman" w:cs="Times New Roman"/>
+          <w:i/>
+          <w:iCs/>
+          <w:sz w:val="24"/>
+          <w:szCs w:val="24"/>
+          <w:lang w:val="en-US"/>
+        </w:rPr>
+        <w:t>²</w:t>
+      </w:r>
+      <w:r>
+        <w:rPr>
+          <w:rFonts w:ascii="Times New Roman" w:hAnsi="Times New Roman" w:cs="Times New Roman"/>
+          <w:sz w:val="24"/>
+          <w:szCs w:val="24"/>
+          <w:lang w:val="en-US"/>
+        </w:rPr>
+        <w:t xml:space="preserve"> = </w:t>
+      </w:r>
+      <w:r>
+        <w:rPr>
+          <w:rFonts w:ascii="Times New Roman" w:hAnsi="Times New Roman" w:cs="Times New Roman"/>
+          <w:sz w:val="24"/>
+          <w:szCs w:val="24"/>
+          <w:lang w:val="en-US"/>
+        </w:rPr>
+        <w:t>0</w:t>
+      </w:r>
+      <w:r>
+        <w:rPr>
+          <w:rFonts w:ascii="Times New Roman" w:hAnsi="Times New Roman" w:cs="Times New Roman"/>
+          <w:sz w:val="24"/>
+          <w:szCs w:val="24"/>
+          <w:lang w:val="en-US"/>
+        </w:rPr>
+        <w:t>.</w:t>
+      </w:r>
+      <w:r>
+        <w:rPr>
+          <w:rFonts w:ascii="Times New Roman" w:hAnsi="Times New Roman" w:cs="Times New Roman"/>
+          <w:sz w:val="24"/>
+          <w:szCs w:val="24"/>
+          <w:lang w:val="en-US"/>
+        </w:rPr>
+        <w:t>0</w:t>
+      </w:r>
+      <w:r>
+        <w:rPr>
+          <w:rFonts w:ascii="Times New Roman" w:hAnsi="Times New Roman" w:cs="Times New Roman"/>
+          <w:sz w:val="24"/>
+          <w:szCs w:val="24"/>
+          <w:lang w:val="en-US"/>
+        </w:rPr>
+        <w:t>08</w:t>
+      </w:r>
+      <w:r>
+        <w:rPr>
+          <w:rFonts w:ascii="Times New Roman" w:hAnsi="Times New Roman" w:cs="Times New Roman"/>
+          <w:sz w:val="24"/>
+          <w:szCs w:val="24"/>
+          <w:lang w:val="en-US"/>
+        </w:rPr>
+        <w:t>)</w:t>
+      </w:r>
+      <w:r>
+        <w:rPr>
+          <w:rFonts w:ascii="Times New Roman" w:hAnsi="Times New Roman" w:cs="Times New Roman"/>
+          <w:sz w:val="24"/>
+          <w:szCs w:val="24"/>
+          <w:lang w:val="en-US"/>
+        </w:rPr>
+        <w:t>. Bayesian follow</w:t>
+      </w:r>
+      <w:r>
+        <w:rPr>
+          <w:rFonts w:ascii="Times New Roman" w:hAnsi="Times New Roman" w:cs="Times New Roman"/>
+          <w:sz w:val="24"/>
+          <w:szCs w:val="24"/>
+          <w:lang w:val="en-US"/>
+        </w:rPr>
+        <w:noBreakHyphen/>
+        <w:t xml:space="preserve">up analyses provided moderate evidence for the absence of an environment effect </w:t>
+      </w:r>
+      <w:r>
+        <w:rPr>
+          <w:rFonts w:ascii="Times New Roman" w:hAnsi="Times New Roman" w:cs="Times New Roman"/>
+          <w:sz w:val="24"/>
+          <w:szCs w:val="24"/>
+          <w:lang w:val="en-US"/>
+        </w:rPr>
+        <w:t>(</w:t>
+      </w:r>
+      <m:oMath>
+        <m:sSub>
+          <m:sSubPr>
+            <m:ctrlPr>
+              <w:rPr>
+                <w:rFonts w:ascii="Cambria Math" w:hAnsi="Cambria Math" w:cs="Times New Roman"/>
+                <w:i/>
+                <w:iCs/>
+                <w:sz w:val="24"/>
+                <w:szCs w:val="24"/>
+                <w:lang w:val="en-US"/>
+              </w:rPr>
+            </m:ctrlPr>
+          </m:sSubPr>
+          <m:e>
+            <m:r>
+              <w:rPr>
+                <w:rFonts w:ascii="Cambria Math" w:hAnsi="Cambria Math" w:cs="Times New Roman"/>
+                <w:sz w:val="24"/>
+                <w:szCs w:val="24"/>
+                <w:lang w:val="en-US"/>
+              </w:rPr>
+              <m:t>BF</m:t>
+            </m:r>
+          </m:e>
+          <m:sub>
+            <m:r>
+              <w:rPr>
+                <w:rFonts w:ascii="Cambria Math" w:hAnsi="Cambria Math" w:cs="Times New Roman"/>
+                <w:sz w:val="24"/>
+                <w:szCs w:val="24"/>
+                <w:lang w:val="en-US"/>
+              </w:rPr>
+              <m:t>01</m:t>
+            </m:r>
+          </m:sub>
+        </m:sSub>
+      </m:oMath>
+      <w:r>
+        <w:rPr>
+          <w:rFonts w:ascii="Times New Roman" w:eastAsiaTheme="minorEastAsia" w:hAnsi="Times New Roman" w:cs="Times New Roman"/>
+          <w:iCs/>
+          <w:sz w:val="24"/>
+          <w:szCs w:val="24"/>
+          <w:lang w:val="en-US"/>
+        </w:rPr>
+        <w:t xml:space="preserve">= </w:t>
+      </w:r>
+      <w:r>
+        <w:rPr>
+          <w:rFonts w:ascii="Times New Roman" w:eastAsiaTheme="minorEastAsia" w:hAnsi="Times New Roman" w:cs="Times New Roman"/>
+          <w:iCs/>
+          <w:sz w:val="24"/>
+          <w:szCs w:val="24"/>
+          <w:lang w:val="en-US"/>
+        </w:rPr>
+        <w:t>0.</w:t>
+      </w:r>
+      <w:r>
+        <w:rPr>
+          <w:rFonts w:ascii="Times New Roman" w:eastAsiaTheme="minorEastAsia" w:hAnsi="Times New Roman" w:cs="Times New Roman"/>
+          <w:iCs/>
+          <w:sz w:val="24"/>
+          <w:szCs w:val="24"/>
+          <w:lang w:val="en-US"/>
+        </w:rPr>
+        <w:t>30</w:t>
+      </w:r>
+      <w:r>
+        <w:rPr>
+          <w:rFonts w:ascii="Times New Roman" w:hAnsi="Times New Roman" w:cs="Times New Roman"/>
+          <w:sz w:val="24"/>
+          <w:szCs w:val="24"/>
+          <w:lang w:val="en-US"/>
+        </w:rPr>
+        <w:t>,</w:t>
+      </w:r>
+      <w:r>
+        <w:rPr>
+          <w:rFonts w:ascii="Times New Roman" w:hAnsi="Times New Roman" w:cs="Times New Roman"/>
+          <w:sz w:val="24"/>
+          <w:szCs w:val="24"/>
+          <w:lang w:val="en-US"/>
+        </w:rPr>
+        <w:t xml:space="preserve"> </w:t>
+      </w:r>
+      <m:oMath>
+        <m:sSub>
+          <m:sSubPr>
+            <m:ctrlPr>
+              <w:rPr>
+                <w:rFonts w:ascii="Cambria Math" w:hAnsi="Cambria Math" w:cs="Times New Roman"/>
+                <w:i/>
+                <w:sz w:val="24"/>
+                <w:szCs w:val="24"/>
+              </w:rPr>
+            </m:ctrlPr>
+          </m:sSubPr>
+          <m:e>
+            <m:r>
+              <w:rPr>
+                <w:rFonts w:ascii="Cambria Math" w:hAnsi="Cambria Math" w:cs="Times New Roman"/>
+                <w:sz w:val="24"/>
+                <w:szCs w:val="24"/>
+              </w:rPr>
+              <m:t>HDI</m:t>
+            </m:r>
+          </m:e>
+          <m:sub>
+            <m:r>
+              <w:rPr>
+                <w:rFonts w:ascii="Cambria Math" w:hAnsi="Cambria Math" w:cs="Times New Roman"/>
+                <w:sz w:val="24"/>
+                <w:szCs w:val="24"/>
+                <w:lang w:val="en-US"/>
+              </w:rPr>
+              <m:t>90%</m:t>
+            </m:r>
+          </m:sub>
+        </m:sSub>
+      </m:oMath>
+      <w:r>
+        <w:rPr>
+          <w:rFonts w:ascii="Times New Roman" w:eastAsiaTheme="minorEastAsia" w:hAnsi="Times New Roman" w:cs="Times New Roman"/>
+          <w:sz w:val="24"/>
+          <w:szCs w:val="24"/>
+          <w:lang w:val="en-US"/>
+        </w:rPr>
+        <w:t>=</w:t>
+      </w:r>
+      <w:r>
+        <w:rPr>
+          <w:rFonts w:ascii="Times New Roman" w:eastAsiaTheme="minorEastAsia" w:hAnsi="Times New Roman" w:cs="Times New Roman"/>
+          <w:sz w:val="24"/>
+          <w:szCs w:val="24"/>
+          <w:lang w:val="en-US"/>
+        </w:rPr>
+        <w:t xml:space="preserve"> </w:t>
+      </w:r>
+      <w:r>
+        <w:rPr>
+          <w:rFonts w:ascii="Times New Roman" w:eastAsiaTheme="minorEastAsia" w:hAnsi="Times New Roman" w:cs="Times New Roman"/>
+          <w:sz w:val="24"/>
+          <w:szCs w:val="24"/>
+          <w:lang w:val="en-US"/>
+        </w:rPr>
+        <w:t>[-</w:t>
+      </w:r>
+      <w:r>
+        <w:rPr>
+          <w:rFonts w:ascii="Times New Roman" w:eastAsiaTheme="minorEastAsia" w:hAnsi="Times New Roman" w:cs="Times New Roman"/>
+          <w:sz w:val="24"/>
+          <w:szCs w:val="24"/>
+          <w:lang w:val="en-US"/>
+        </w:rPr>
+        <w:t>0.41</w:t>
+      </w:r>
+      <w:r>
+        <w:rPr>
+          <w:rFonts w:ascii="Times New Roman" w:eastAsiaTheme="minorEastAsia" w:hAnsi="Times New Roman" w:cs="Times New Roman"/>
+          <w:sz w:val="24"/>
+          <w:szCs w:val="24"/>
+          <w:lang w:val="en-US"/>
+        </w:rPr>
+        <w:t>;</w:t>
+      </w:r>
+      <w:r>
+        <w:rPr>
+          <w:rFonts w:ascii="Times New Roman" w:eastAsiaTheme="minorEastAsia" w:hAnsi="Times New Roman" w:cs="Times New Roman"/>
+          <w:sz w:val="24"/>
+          <w:szCs w:val="24"/>
+          <w:lang w:val="en-US"/>
+        </w:rPr>
+        <w:t>0.</w:t>
+      </w:r>
+      <w:r>
+        <w:rPr>
+          <w:rFonts w:ascii="Times New Roman" w:eastAsiaTheme="minorEastAsia" w:hAnsi="Times New Roman" w:cs="Times New Roman"/>
+          <w:sz w:val="24"/>
+          <w:szCs w:val="24"/>
+          <w:lang w:val="en-US"/>
+        </w:rPr>
+        <w:t>71</w:t>
+      </w:r>
+      <w:r>
+        <w:rPr>
+          <w:rFonts w:ascii="Times New Roman" w:eastAsiaTheme="minorEastAsia" w:hAnsi="Times New Roman" w:cs="Times New Roman"/>
+          <w:sz w:val="24"/>
+          <w:szCs w:val="24"/>
+          <w:lang w:val="en-US"/>
+        </w:rPr>
+        <w:t>]</w:t>
+      </w:r>
+      <w:r>
+        <w:rPr>
+          <w:rFonts w:ascii="Times New Roman" w:eastAsiaTheme="minorEastAsia" w:hAnsi="Times New Roman" w:cs="Times New Roman"/>
+          <w:sz w:val="24"/>
+          <w:szCs w:val="24"/>
+          <w:lang w:val="en-US"/>
+        </w:rPr>
+        <w:t xml:space="preserve">) </w:t>
+      </w:r>
+      <w:r>
+        <w:rPr>
+          <w:rFonts w:ascii="Times New Roman" w:hAnsi="Times New Roman" w:cs="Times New Roman"/>
+          <w:sz w:val="24"/>
+          <w:szCs w:val="24"/>
+          <w:lang w:val="en-US"/>
+        </w:rPr>
+        <w:t>and only anecdotal evidence regarding the</w:t>
+      </w:r>
+      <w:r>
+        <w:rPr>
+          <w:rFonts w:ascii="Times New Roman" w:hAnsi="Times New Roman" w:cs="Times New Roman"/>
+          <w:sz w:val="24"/>
+          <w:szCs w:val="24"/>
+          <w:lang w:val="en-US"/>
+        </w:rPr>
+        <w:t xml:space="preserve"> absence of an</w:t>
+      </w:r>
+      <w:r>
+        <w:rPr>
+          <w:rFonts w:ascii="Times New Roman" w:hAnsi="Times New Roman" w:cs="Times New Roman"/>
+          <w:sz w:val="24"/>
+          <w:szCs w:val="24"/>
+          <w:lang w:val="en-US"/>
+        </w:rPr>
+        <w:t xml:space="preserve"> interaction</w:t>
+      </w:r>
+      <w:r>
+        <w:rPr>
+          <w:rFonts w:ascii="Times New Roman" w:hAnsi="Times New Roman" w:cs="Times New Roman"/>
+          <w:sz w:val="24"/>
+          <w:szCs w:val="24"/>
+          <w:lang w:val="en-US"/>
+        </w:rPr>
+        <w:t xml:space="preserve"> </w:t>
+      </w:r>
+      <w:r>
+        <w:rPr>
+          <w:rFonts w:ascii="Times New Roman" w:hAnsi="Times New Roman" w:cs="Times New Roman"/>
+          <w:sz w:val="24"/>
+          <w:szCs w:val="24"/>
+          <w:lang w:val="en-US"/>
+        </w:rPr>
+        <w:t>(</w:t>
+      </w:r>
+      <m:oMath>
+        <m:sSub>
+          <m:sSubPr>
+            <m:ctrlPr>
+              <w:rPr>
+                <w:rFonts w:ascii="Cambria Math" w:hAnsi="Cambria Math" w:cs="Times New Roman"/>
+                <w:i/>
+                <w:iCs/>
+                <w:sz w:val="24"/>
+                <w:szCs w:val="24"/>
+                <w:lang w:val="en-US"/>
+              </w:rPr>
+            </m:ctrlPr>
+          </m:sSubPr>
+          <m:e>
+            <m:r>
+              <w:rPr>
+                <w:rFonts w:ascii="Cambria Math" w:hAnsi="Cambria Math" w:cs="Times New Roman"/>
+                <w:sz w:val="24"/>
+                <w:szCs w:val="24"/>
+                <w:lang w:val="en-US"/>
+              </w:rPr>
+              <m:t>BF</m:t>
+            </m:r>
+          </m:e>
+          <m:sub>
+            <m:r>
+              <w:rPr>
+                <w:rFonts w:ascii="Cambria Math" w:hAnsi="Cambria Math" w:cs="Times New Roman"/>
+                <w:sz w:val="24"/>
+                <w:szCs w:val="24"/>
+                <w:lang w:val="en-US"/>
+              </w:rPr>
+              <m:t>01</m:t>
+            </m:r>
+          </m:sub>
+        </m:sSub>
+      </m:oMath>
+      <w:r>
+        <w:rPr>
+          <w:rFonts w:ascii="Times New Roman" w:eastAsiaTheme="minorEastAsia" w:hAnsi="Times New Roman" w:cs="Times New Roman"/>
+          <w:iCs/>
+          <w:sz w:val="24"/>
+          <w:szCs w:val="24"/>
+          <w:lang w:val="en-US"/>
+        </w:rPr>
+        <w:t xml:space="preserve">= </w:t>
+      </w:r>
+      <w:r>
+        <w:rPr>
+          <w:rFonts w:ascii="Times New Roman" w:eastAsiaTheme="minorEastAsia" w:hAnsi="Times New Roman" w:cs="Times New Roman"/>
+          <w:iCs/>
+          <w:sz w:val="24"/>
+          <w:szCs w:val="24"/>
+          <w:lang w:val="en-US"/>
+        </w:rPr>
+        <w:t>0.</w:t>
+      </w:r>
+      <w:r>
+        <w:rPr>
+          <w:rFonts w:ascii="Times New Roman" w:eastAsiaTheme="minorEastAsia" w:hAnsi="Times New Roman" w:cs="Times New Roman"/>
+          <w:iCs/>
+          <w:sz w:val="24"/>
+          <w:szCs w:val="24"/>
+          <w:lang w:val="en-US"/>
+        </w:rPr>
+        <w:t>54</w:t>
+      </w:r>
+      <w:r>
+        <w:rPr>
+          <w:rFonts w:ascii="Times New Roman" w:hAnsi="Times New Roman" w:cs="Times New Roman"/>
+          <w:sz w:val="24"/>
+          <w:szCs w:val="24"/>
+          <w:lang w:val="en-US"/>
+        </w:rPr>
+        <w:t>,</w:t>
+      </w:r>
+      <w:r>
+        <w:rPr>
+          <w:rFonts w:ascii="Times New Roman" w:hAnsi="Times New Roman" w:cs="Times New Roman"/>
+          <w:sz w:val="24"/>
+          <w:szCs w:val="24"/>
+          <w:lang w:val="en-US"/>
+        </w:rPr>
+        <w:t xml:space="preserve"> </w:t>
+      </w:r>
+      <m:oMath>
+        <m:sSub>
+          <m:sSubPr>
+            <m:ctrlPr>
+              <w:rPr>
+                <w:rFonts w:ascii="Cambria Math" w:hAnsi="Cambria Math" w:cs="Times New Roman"/>
+                <w:i/>
+                <w:sz w:val="24"/>
+                <w:szCs w:val="24"/>
+              </w:rPr>
+            </m:ctrlPr>
+          </m:sSubPr>
+          <m:e>
+            <m:r>
+              <w:rPr>
+                <w:rFonts w:ascii="Cambria Math" w:hAnsi="Cambria Math" w:cs="Times New Roman"/>
+                <w:sz w:val="24"/>
+                <w:szCs w:val="24"/>
+              </w:rPr>
+              <m:t>HDI</m:t>
+            </m:r>
+          </m:e>
+          <m:sub>
+            <m:r>
+              <w:rPr>
+                <w:rFonts w:ascii="Cambria Math" w:hAnsi="Cambria Math" w:cs="Times New Roman"/>
+                <w:sz w:val="24"/>
+                <w:szCs w:val="24"/>
+                <w:lang w:val="en-US"/>
+              </w:rPr>
+              <m:t>90%</m:t>
+            </m:r>
+          </m:sub>
+        </m:sSub>
+      </m:oMath>
+      <w:r>
+        <w:rPr>
+          <w:rFonts w:ascii="Times New Roman" w:eastAsiaTheme="minorEastAsia" w:hAnsi="Times New Roman" w:cs="Times New Roman"/>
+          <w:sz w:val="24"/>
+          <w:szCs w:val="24"/>
+          <w:lang w:val="en-US"/>
+        </w:rPr>
+        <w:t>=</w:t>
+      </w:r>
+      <w:r>
+        <w:rPr>
+          <w:rFonts w:ascii="Times New Roman" w:eastAsiaTheme="minorEastAsia" w:hAnsi="Times New Roman" w:cs="Times New Roman"/>
+          <w:sz w:val="24"/>
+          <w:szCs w:val="24"/>
+          <w:lang w:val="en-US"/>
+        </w:rPr>
+        <w:t xml:space="preserve"> </w:t>
+      </w:r>
+      <w:r>
+        <w:rPr>
+          <w:rFonts w:ascii="Times New Roman" w:eastAsiaTheme="minorEastAsia" w:hAnsi="Times New Roman" w:cs="Times New Roman"/>
+          <w:sz w:val="24"/>
+          <w:szCs w:val="24"/>
+          <w:lang w:val="en-US"/>
+        </w:rPr>
+        <w:t>[-</w:t>
+      </w:r>
+      <w:r>
+        <w:rPr>
+          <w:rFonts w:ascii="Times New Roman" w:eastAsiaTheme="minorEastAsia" w:hAnsi="Times New Roman" w:cs="Times New Roman"/>
+          <w:sz w:val="24"/>
+          <w:szCs w:val="24"/>
+          <w:lang w:val="en-US"/>
+        </w:rPr>
+        <w:t>0.87</w:t>
+      </w:r>
+      <w:r>
+        <w:rPr>
+          <w:rFonts w:ascii="Times New Roman" w:eastAsiaTheme="minorEastAsia" w:hAnsi="Times New Roman" w:cs="Times New Roman"/>
+          <w:sz w:val="24"/>
+          <w:szCs w:val="24"/>
+          <w:lang w:val="en-US"/>
+        </w:rPr>
+        <w:t>;</w:t>
+      </w:r>
+      <w:r>
+        <w:rPr>
+          <w:rFonts w:ascii="Times New Roman" w:eastAsiaTheme="minorEastAsia" w:hAnsi="Times New Roman" w:cs="Times New Roman"/>
+          <w:sz w:val="24"/>
+          <w:szCs w:val="24"/>
+          <w:lang w:val="en-US"/>
+        </w:rPr>
+        <w:t>0.</w:t>
+      </w:r>
+      <w:r>
+        <w:rPr>
+          <w:rFonts w:ascii="Times New Roman" w:eastAsiaTheme="minorEastAsia" w:hAnsi="Times New Roman" w:cs="Times New Roman"/>
+          <w:sz w:val="24"/>
+          <w:szCs w:val="24"/>
+          <w:lang w:val="en-US"/>
+        </w:rPr>
+        <w:t>94</w:t>
+      </w:r>
+      <w:r>
+        <w:rPr>
+          <w:rFonts w:ascii="Times New Roman" w:eastAsiaTheme="minorEastAsia" w:hAnsi="Times New Roman" w:cs="Times New Roman"/>
+          <w:sz w:val="24"/>
+          <w:szCs w:val="24"/>
+          <w:lang w:val="en-US"/>
+        </w:rPr>
+        <w:t>]</w:t>
+      </w:r>
+      <w:r>
+        <w:rPr>
+          <w:rFonts w:ascii="Times New Roman" w:eastAsiaTheme="minorEastAsia" w:hAnsi="Times New Roman" w:cs="Times New Roman"/>
+          <w:sz w:val="24"/>
+          <w:szCs w:val="24"/>
+          <w:lang w:val="en-US"/>
+        </w:rPr>
+        <w:t>)</w:t>
+      </w:r>
+      <w:r>
+        <w:rPr>
+          <w:rFonts w:ascii="Times New Roman" w:hAnsi="Times New Roman" w:cs="Times New Roman"/>
+          <w:sz w:val="24"/>
+          <w:szCs w:val="24"/>
+          <w:lang w:val="en-US"/>
+        </w:rPr>
+        <w:t>.</w:t>
+      </w:r>
+      <w:r>
+        <w:rPr>
+          <w:rFonts w:ascii="Times New Roman" w:hAnsi="Times New Roman" w:cs="Times New Roman"/>
+          <w:sz w:val="24"/>
+          <w:szCs w:val="24"/>
+          <w:lang w:val="en-US"/>
+        </w:rPr>
+        <w:t xml:space="preserve"> </w:t>
+      </w:r>
+      <w:r>
+        <w:rPr>
+          <w:rFonts w:ascii="Times New Roman" w:hAnsi="Times New Roman" w:cs="Times New Roman"/>
+          <w:sz w:val="24"/>
+          <w:szCs w:val="24"/>
+          <w:lang w:val="en-US"/>
+        </w:rPr>
+        <w:t>Post</w:t>
+      </w:r>
+      <w:r>
+        <w:rPr>
+          <w:rFonts w:ascii="Times New Roman" w:hAnsi="Times New Roman" w:cs="Times New Roman"/>
+          <w:sz w:val="24"/>
+          <w:szCs w:val="24"/>
+          <w:lang w:val="en-US"/>
+        </w:rPr>
+        <w:noBreakHyphen/>
+        <w:t>hoc comparisons were conducted to further examine the treatment effect. Under PE conditions, saline</w:t>
+      </w:r>
+      <w:r>
+        <w:rPr>
+          <w:rFonts w:ascii="Times New Roman" w:hAnsi="Times New Roman" w:cs="Times New Roman"/>
+          <w:sz w:val="24"/>
+          <w:szCs w:val="24"/>
+          <w:lang w:val="en-US"/>
+        </w:rPr>
+        <w:noBreakHyphen/>
+        <w:t>treated mice spent more time near the novel stranger mouse than chemotherapy</w:t>
+      </w:r>
+      <w:r>
+        <w:rPr>
+          <w:rFonts w:ascii="Times New Roman" w:hAnsi="Times New Roman" w:cs="Times New Roman"/>
+          <w:sz w:val="24"/>
+          <w:szCs w:val="24"/>
+          <w:lang w:val="en-US"/>
+        </w:rPr>
+        <w:noBreakHyphen/>
+        <w:t>treated mice</w:t>
+      </w:r>
+      <w:r>
+        <w:rPr>
+          <w:rFonts w:ascii="Times New Roman" w:hAnsi="Times New Roman" w:cs="Times New Roman"/>
+          <w:sz w:val="24"/>
+          <w:szCs w:val="24"/>
+          <w:lang w:val="en-US"/>
+        </w:rPr>
+        <w:t xml:space="preserve"> </w:t>
+      </w:r>
+      <w:r>
+        <w:rPr>
+          <w:rFonts w:ascii="Times New Roman" w:hAnsi="Times New Roman" w:cs="Times New Roman"/>
+          <w:sz w:val="24"/>
+          <w:szCs w:val="24"/>
+          <w:lang w:val="en-US"/>
+        </w:rPr>
+        <w:t>(</w:t>
+      </w:r>
+      <w:r>
+        <w:rPr>
+          <w:rFonts w:ascii="Times New Roman" w:hAnsi="Times New Roman" w:cs="Times New Roman"/>
+          <w:sz w:val="24"/>
+          <w:szCs w:val="24"/>
+        </w:rPr>
+        <w:t>Δ</w:t>
+      </w:r>
+      <w:r>
+        <w:rPr>
+          <w:rFonts w:ascii="Times New Roman" w:hAnsi="Times New Roman" w:cs="Times New Roman"/>
+          <w:sz w:val="24"/>
+          <w:szCs w:val="24"/>
+          <w:lang w:val="en-US"/>
+        </w:rPr>
+        <w:t xml:space="preserve"> </w:t>
+      </w:r>
+      <w:r>
+        <w:rPr>
+          <w:rFonts w:ascii="Times New Roman" w:hAnsi="Times New Roman" w:cs="Times New Roman"/>
+          <w:sz w:val="24"/>
+          <w:szCs w:val="24"/>
+          <w:lang w:val="en-US"/>
+        </w:rPr>
+        <w:t xml:space="preserve">= </w:t>
+      </w:r>
+      <w:r>
+        <w:rPr>
+          <w:rFonts w:ascii="Times New Roman" w:hAnsi="Times New Roman" w:cs="Times New Roman"/>
+          <w:sz w:val="24"/>
+          <w:szCs w:val="24"/>
+          <w:lang w:val="en-US"/>
+        </w:rPr>
+        <w:t>42</w:t>
+      </w:r>
+      <w:r>
+        <w:rPr>
+          <w:rFonts w:ascii="Times New Roman" w:hAnsi="Times New Roman" w:cs="Times New Roman"/>
+          <w:sz w:val="24"/>
+          <w:szCs w:val="24"/>
+          <w:lang w:val="en-US"/>
+        </w:rPr>
+        <w:t>, SE =</w:t>
+      </w:r>
+      <w:r>
+        <w:rPr>
+          <w:rFonts w:ascii="Times New Roman" w:hAnsi="Times New Roman" w:cs="Times New Roman"/>
+          <w:sz w:val="24"/>
+          <w:szCs w:val="24"/>
+          <w:lang w:val="en-US"/>
+        </w:rPr>
+        <w:t xml:space="preserve"> </w:t>
+      </w:r>
+      <w:r>
+        <w:rPr>
+          <w:rFonts w:ascii="Times New Roman" w:hAnsi="Times New Roman" w:cs="Times New Roman"/>
+          <w:sz w:val="24"/>
+          <w:szCs w:val="24"/>
+          <w:lang w:val="en-US"/>
+        </w:rPr>
+        <w:t>19.90</w:t>
+      </w:r>
+      <w:r>
+        <w:rPr>
+          <w:rFonts w:ascii="Times New Roman" w:hAnsi="Times New Roman" w:cs="Times New Roman"/>
+          <w:sz w:val="24"/>
+          <w:szCs w:val="24"/>
+          <w:lang w:val="en-US"/>
+        </w:rPr>
+        <w:t xml:space="preserve">, p = </w:t>
+      </w:r>
+      <w:r>
+        <w:rPr>
+          <w:rFonts w:ascii="Times New Roman" w:hAnsi="Times New Roman" w:cs="Times New Roman"/>
+          <w:sz w:val="24"/>
+          <w:szCs w:val="24"/>
+          <w:lang w:val="en-US"/>
+        </w:rPr>
+        <w:t>0</w:t>
+      </w:r>
+      <w:r>
+        <w:rPr>
+          <w:rFonts w:ascii="Times New Roman" w:hAnsi="Times New Roman" w:cs="Times New Roman"/>
+          <w:sz w:val="24"/>
+          <w:szCs w:val="24"/>
+          <w:lang w:val="en-US"/>
+        </w:rPr>
+        <w:t>.</w:t>
+      </w:r>
+      <w:r>
+        <w:rPr>
+          <w:rFonts w:ascii="Times New Roman" w:hAnsi="Times New Roman" w:cs="Times New Roman"/>
+          <w:sz w:val="24"/>
+          <w:szCs w:val="24"/>
+          <w:lang w:val="en-US"/>
+        </w:rPr>
+        <w:t>04</w:t>
+      </w:r>
+      <w:r>
+        <w:rPr>
+          <w:rFonts w:ascii="Times New Roman" w:hAnsi="Times New Roman" w:cs="Times New Roman"/>
+          <w:sz w:val="24"/>
+          <w:szCs w:val="24"/>
+          <w:lang w:val="en-US"/>
+        </w:rPr>
+        <w:t>)</w:t>
+      </w:r>
+      <w:r>
+        <w:rPr>
+          <w:rFonts w:ascii="Times New Roman" w:hAnsi="Times New Roman" w:cs="Times New Roman"/>
+          <w:sz w:val="24"/>
+          <w:szCs w:val="24"/>
+          <w:lang w:val="en-US"/>
+        </w:rPr>
+        <w:t>. This difference did not reach significance under EE conditions</w:t>
+      </w:r>
+      <w:r>
+        <w:rPr>
+          <w:rFonts w:ascii="Times New Roman" w:hAnsi="Times New Roman" w:cs="Times New Roman"/>
+          <w:sz w:val="24"/>
+          <w:szCs w:val="24"/>
+          <w:lang w:val="en-US"/>
+        </w:rPr>
+        <w:t xml:space="preserve"> </w:t>
+      </w:r>
+      <w:r>
+        <w:rPr>
+          <w:rFonts w:ascii="Times New Roman" w:hAnsi="Times New Roman" w:cs="Times New Roman"/>
+          <w:sz w:val="24"/>
+          <w:szCs w:val="24"/>
+          <w:lang w:val="en-US"/>
+        </w:rPr>
+        <w:t>(</w:t>
+      </w:r>
+      <w:r>
+        <w:rPr>
+          <w:rFonts w:ascii="Times New Roman" w:hAnsi="Times New Roman" w:cs="Times New Roman"/>
+          <w:sz w:val="24"/>
+          <w:szCs w:val="24"/>
+        </w:rPr>
+        <w:t>Δ</w:t>
+      </w:r>
+      <w:r>
+        <w:rPr>
+          <w:rFonts w:ascii="Times New Roman" w:hAnsi="Times New Roman" w:cs="Times New Roman"/>
+          <w:sz w:val="24"/>
+          <w:szCs w:val="24"/>
+          <w:lang w:val="en-US"/>
+        </w:rPr>
+        <w:t xml:space="preserve"> </w:t>
+      </w:r>
+      <w:r>
+        <w:rPr>
+          <w:rFonts w:ascii="Times New Roman" w:hAnsi="Times New Roman" w:cs="Times New Roman"/>
+          <w:sz w:val="24"/>
+          <w:szCs w:val="24"/>
+          <w:lang w:val="en-US"/>
+        </w:rPr>
+        <w:t xml:space="preserve">= </w:t>
+      </w:r>
+      <w:r>
+        <w:rPr>
+          <w:rFonts w:ascii="Times New Roman" w:hAnsi="Times New Roman" w:cs="Times New Roman"/>
+          <w:sz w:val="24"/>
+          <w:szCs w:val="24"/>
+          <w:lang w:val="en-US"/>
+        </w:rPr>
+        <w:t>29.30</w:t>
+      </w:r>
+      <w:r>
+        <w:rPr>
+          <w:rFonts w:ascii="Times New Roman" w:hAnsi="Times New Roman" w:cs="Times New Roman"/>
+          <w:sz w:val="24"/>
+          <w:szCs w:val="24"/>
+          <w:lang w:val="en-US"/>
+        </w:rPr>
+        <w:t>, SE =</w:t>
+      </w:r>
+      <w:r>
+        <w:rPr>
+          <w:rFonts w:ascii="Times New Roman" w:hAnsi="Times New Roman" w:cs="Times New Roman"/>
+          <w:sz w:val="24"/>
+          <w:szCs w:val="24"/>
+          <w:lang w:val="en-US"/>
+        </w:rPr>
+        <w:t xml:space="preserve"> </w:t>
+      </w:r>
+      <w:r>
+        <w:rPr>
+          <w:rFonts w:ascii="Times New Roman" w:hAnsi="Times New Roman" w:cs="Times New Roman"/>
+          <w:sz w:val="24"/>
+          <w:szCs w:val="24"/>
+          <w:lang w:val="en-US"/>
+        </w:rPr>
+        <w:t>16.70</w:t>
+      </w:r>
+      <w:r>
+        <w:rPr>
+          <w:rFonts w:ascii="Times New Roman" w:hAnsi="Times New Roman" w:cs="Times New Roman"/>
+          <w:sz w:val="24"/>
+          <w:szCs w:val="24"/>
+          <w:lang w:val="en-US"/>
+        </w:rPr>
+        <w:t xml:space="preserve">, p = </w:t>
+      </w:r>
+      <w:r>
+        <w:rPr>
+          <w:rFonts w:ascii="Times New Roman" w:hAnsi="Times New Roman" w:cs="Times New Roman"/>
+          <w:sz w:val="24"/>
+          <w:szCs w:val="24"/>
+          <w:lang w:val="en-US"/>
+        </w:rPr>
+        <w:t>0</w:t>
+      </w:r>
+      <w:r>
+        <w:rPr>
+          <w:rFonts w:ascii="Times New Roman" w:hAnsi="Times New Roman" w:cs="Times New Roman"/>
+          <w:sz w:val="24"/>
+          <w:szCs w:val="24"/>
+          <w:lang w:val="en-US"/>
+        </w:rPr>
+        <w:t>.</w:t>
+      </w:r>
+      <w:r>
+        <w:rPr>
+          <w:rFonts w:ascii="Times New Roman" w:hAnsi="Times New Roman" w:cs="Times New Roman"/>
+          <w:sz w:val="24"/>
+          <w:szCs w:val="24"/>
+          <w:lang w:val="en-US"/>
+        </w:rPr>
+        <w:t>09</w:t>
+      </w:r>
+      <w:r>
+        <w:rPr>
+          <w:rFonts w:ascii="Times New Roman" w:hAnsi="Times New Roman" w:cs="Times New Roman"/>
+          <w:sz w:val="24"/>
+          <w:szCs w:val="24"/>
+          <w:lang w:val="en-US"/>
+        </w:rPr>
+        <w:t>)</w:t>
+      </w:r>
+      <w:r>
+        <w:rPr>
+          <w:rFonts w:ascii="Times New Roman" w:hAnsi="Times New Roman" w:cs="Times New Roman"/>
+          <w:sz w:val="24"/>
+          <w:szCs w:val="24"/>
+          <w:lang w:val="en-US"/>
+        </w:rPr>
+        <w:t xml:space="preserve">. </w:t>
+      </w:r>
+      <w:r>
+        <w:rPr>
+          <w:rFonts w:ascii="Times New Roman" w:hAnsi="Times New Roman" w:cs="Times New Roman"/>
+          <w:sz w:val="24"/>
+          <w:szCs w:val="24"/>
+          <w:lang w:val="en-US"/>
+        </w:rPr>
+        <w:t>However, t</w:t>
+      </w:r>
+      <w:r>
+        <w:rPr>
+          <w:rFonts w:ascii="Times New Roman" w:hAnsi="Times New Roman" w:cs="Times New Roman"/>
+          <w:sz w:val="24"/>
+          <w:szCs w:val="24"/>
+          <w:lang w:val="en-US"/>
+        </w:rPr>
+        <w:t xml:space="preserve">he </w:t>
+      </w:r>
+      <w:r>
+        <w:rPr>
+          <w:rFonts w:ascii="Times New Roman" w:hAnsi="Times New Roman" w:cs="Times New Roman"/>
+          <w:sz w:val="24"/>
+          <w:szCs w:val="24"/>
+          <w:lang w:val="en-US"/>
+        </w:rPr>
+        <w:t xml:space="preserve">same comparison in a </w:t>
+      </w:r>
+      <w:r>
+        <w:rPr>
+          <w:rFonts w:ascii="Times New Roman" w:hAnsi="Times New Roman" w:cs="Times New Roman"/>
+          <w:sz w:val="24"/>
+          <w:szCs w:val="24"/>
+          <w:lang w:val="en-US"/>
+        </w:rPr>
+        <w:t>Bayesian</w:t>
+      </w:r>
+      <w:r>
+        <w:rPr>
+          <w:rFonts w:ascii="Times New Roman" w:hAnsi="Times New Roman" w:cs="Times New Roman"/>
+          <w:sz w:val="24"/>
+          <w:szCs w:val="24"/>
+          <w:lang w:val="en-US"/>
+        </w:rPr>
+        <w:t xml:space="preserve"> framework </w:t>
+      </w:r>
+      <w:r>
+        <w:rPr>
+          <w:rFonts w:ascii="Times New Roman" w:hAnsi="Times New Roman" w:cs="Times New Roman"/>
+          <w:sz w:val="24"/>
+          <w:szCs w:val="24"/>
+          <w:lang w:val="en-US"/>
+        </w:rPr>
+        <w:t>indicated essentially no evidence for either hypothesis in the EE condition</w:t>
+      </w:r>
+      <w:r>
+        <w:rPr>
+          <w:rFonts w:ascii="Times New Roman" w:hAnsi="Times New Roman" w:cs="Times New Roman"/>
+          <w:sz w:val="24"/>
+          <w:szCs w:val="24"/>
+          <w:lang w:val="en-US"/>
+        </w:rPr>
+        <w:t xml:space="preserve"> </w:t>
+      </w:r>
+      <w:r>
+        <w:rPr>
+          <w:rFonts w:ascii="Times New Roman" w:hAnsi="Times New Roman" w:cs="Times New Roman"/>
+          <w:sz w:val="24"/>
+          <w:szCs w:val="24"/>
+          <w:lang w:val="en-US"/>
+        </w:rPr>
+        <w:t>(</w:t>
+      </w:r>
+      <m:oMath>
+        <m:sSub>
+          <m:sSubPr>
+            <m:ctrlPr>
+              <w:rPr>
+                <w:rFonts w:ascii="Cambria Math" w:hAnsi="Cambria Math" w:cs="Times New Roman"/>
+                <w:i/>
+                <w:iCs/>
+                <w:sz w:val="24"/>
+                <w:szCs w:val="24"/>
+                <w:lang w:val="en-US"/>
+              </w:rPr>
+            </m:ctrlPr>
+          </m:sSubPr>
+          <m:e>
+            <m:r>
+              <w:rPr>
+                <w:rFonts w:ascii="Cambria Math" w:hAnsi="Cambria Math" w:cs="Times New Roman"/>
+                <w:sz w:val="24"/>
+                <w:szCs w:val="24"/>
+                <w:lang w:val="en-US"/>
+              </w:rPr>
+              <m:t>BF</m:t>
+            </m:r>
+          </m:e>
+          <m:sub>
+            <m:r>
+              <w:rPr>
+                <w:rFonts w:ascii="Cambria Math" w:hAnsi="Cambria Math" w:cs="Times New Roman"/>
+                <w:sz w:val="24"/>
+                <w:szCs w:val="24"/>
+                <w:lang w:val="en-US"/>
+              </w:rPr>
+              <m:t>01</m:t>
+            </m:r>
+          </m:sub>
+        </m:sSub>
+      </m:oMath>
+      <w:r>
+        <w:rPr>
+          <w:rFonts w:ascii="Times New Roman" w:eastAsiaTheme="minorEastAsia" w:hAnsi="Times New Roman" w:cs="Times New Roman"/>
+          <w:iCs/>
+          <w:sz w:val="24"/>
+          <w:szCs w:val="24"/>
+          <w:lang w:val="en-US"/>
+        </w:rPr>
+        <w:t xml:space="preserve">= </w:t>
+      </w:r>
+      <w:r>
+        <w:rPr>
+          <w:rFonts w:ascii="Times New Roman" w:eastAsiaTheme="minorEastAsia" w:hAnsi="Times New Roman" w:cs="Times New Roman"/>
+          <w:iCs/>
+          <w:sz w:val="24"/>
+          <w:szCs w:val="24"/>
+          <w:lang w:val="en-US"/>
+        </w:rPr>
+        <w:t>1.18</w:t>
+      </w:r>
+      <w:r>
+        <w:rPr>
+          <w:rFonts w:ascii="Times New Roman" w:hAnsi="Times New Roman" w:cs="Times New Roman"/>
+          <w:sz w:val="24"/>
+          <w:szCs w:val="24"/>
+          <w:lang w:val="en-US"/>
+        </w:rPr>
+        <w:t>,</w:t>
+      </w:r>
+      <w:r>
+        <w:rPr>
+          <w:rFonts w:ascii="Times New Roman" w:hAnsi="Times New Roman" w:cs="Times New Roman"/>
+          <w:sz w:val="24"/>
+          <w:szCs w:val="24"/>
+          <w:lang w:val="en-US"/>
+        </w:rPr>
+        <w:t xml:space="preserve"> </w:t>
+      </w:r>
+      <m:oMath>
+        <m:sSub>
+          <m:sSubPr>
+            <m:ctrlPr>
+              <w:rPr>
+                <w:rFonts w:ascii="Cambria Math" w:hAnsi="Cambria Math" w:cs="Times New Roman"/>
+                <w:i/>
+                <w:sz w:val="24"/>
+                <w:szCs w:val="24"/>
+              </w:rPr>
+            </m:ctrlPr>
+          </m:sSubPr>
+          <m:e>
+            <m:r>
+              <w:rPr>
+                <w:rFonts w:ascii="Cambria Math" w:hAnsi="Cambria Math" w:cs="Times New Roman"/>
+                <w:sz w:val="24"/>
+                <w:szCs w:val="24"/>
+              </w:rPr>
+              <m:t>HDI</m:t>
+            </m:r>
+          </m:e>
+          <m:sub>
+            <m:r>
+              <w:rPr>
+                <w:rFonts w:ascii="Cambria Math" w:hAnsi="Cambria Math" w:cs="Times New Roman"/>
+                <w:sz w:val="24"/>
+                <w:szCs w:val="24"/>
+                <w:lang w:val="en-US"/>
+              </w:rPr>
+              <m:t>90%</m:t>
+            </m:r>
+          </m:sub>
+        </m:sSub>
+      </m:oMath>
+      <w:r>
+        <w:rPr>
+          <w:rFonts w:ascii="Times New Roman" w:eastAsiaTheme="minorEastAsia" w:hAnsi="Times New Roman" w:cs="Times New Roman"/>
+          <w:sz w:val="24"/>
+          <w:szCs w:val="24"/>
+          <w:lang w:val="en-US"/>
+        </w:rPr>
+        <w:t>=</w:t>
+      </w:r>
+      <w:r>
+        <w:rPr>
+          <w:rFonts w:ascii="Times New Roman" w:eastAsiaTheme="minorEastAsia" w:hAnsi="Times New Roman" w:cs="Times New Roman"/>
+          <w:sz w:val="24"/>
+          <w:szCs w:val="24"/>
+          <w:lang w:val="en-US"/>
+        </w:rPr>
+        <w:t xml:space="preserve"> </w:t>
+      </w:r>
+      <w:r>
+        <w:rPr>
+          <w:rFonts w:ascii="Times New Roman" w:eastAsiaTheme="minorEastAsia" w:hAnsi="Times New Roman" w:cs="Times New Roman"/>
+          <w:sz w:val="24"/>
+          <w:szCs w:val="24"/>
+          <w:lang w:val="en-US"/>
+        </w:rPr>
+        <w:t>[-</w:t>
+      </w:r>
+      <w:r>
+        <w:rPr>
+          <w:rFonts w:ascii="Times New Roman" w:eastAsiaTheme="minorEastAsia" w:hAnsi="Times New Roman" w:cs="Times New Roman"/>
+          <w:sz w:val="24"/>
+          <w:szCs w:val="24"/>
+          <w:lang w:val="en-US"/>
+        </w:rPr>
+        <w:t>1.5</w:t>
+      </w:r>
+      <w:r>
+        <w:rPr>
+          <w:rFonts w:ascii="Times New Roman" w:eastAsiaTheme="minorEastAsia" w:hAnsi="Times New Roman" w:cs="Times New Roman"/>
+          <w:sz w:val="24"/>
+          <w:szCs w:val="24"/>
+          <w:lang w:val="en-US"/>
+        </w:rPr>
+        <w:t>0</w:t>
+      </w:r>
+      <w:r>
+        <w:rPr>
+          <w:rFonts w:ascii="Times New Roman" w:eastAsiaTheme="minorEastAsia" w:hAnsi="Times New Roman" w:cs="Times New Roman"/>
+          <w:sz w:val="24"/>
+          <w:szCs w:val="24"/>
+          <w:lang w:val="en-US"/>
+        </w:rPr>
+        <w:t>;</w:t>
+      </w:r>
+      <w:r>
+        <w:rPr>
+          <w:rFonts w:ascii="Times New Roman" w:eastAsiaTheme="minorEastAsia" w:hAnsi="Times New Roman" w:cs="Times New Roman"/>
+          <w:sz w:val="24"/>
+          <w:szCs w:val="24"/>
+          <w:lang w:val="en-US"/>
+        </w:rPr>
+        <w:t>-</w:t>
+      </w:r>
+      <w:r>
+        <w:rPr>
+          <w:rFonts w:ascii="Times New Roman" w:eastAsiaTheme="minorEastAsia" w:hAnsi="Times New Roman" w:cs="Times New Roman"/>
+          <w:sz w:val="24"/>
+          <w:szCs w:val="24"/>
+          <w:lang w:val="en-US"/>
+        </w:rPr>
+        <w:t>0.09</w:t>
+      </w:r>
+      <w:r>
+        <w:rPr>
+          <w:rFonts w:ascii="Times New Roman" w:eastAsiaTheme="minorEastAsia" w:hAnsi="Times New Roman" w:cs="Times New Roman"/>
+          <w:sz w:val="24"/>
+          <w:szCs w:val="24"/>
+          <w:lang w:val="en-US"/>
+        </w:rPr>
+        <w:t>]</w:t>
+      </w:r>
+      <w:r>
+        <w:rPr>
+          <w:rFonts w:ascii="Times New Roman" w:eastAsiaTheme="minorEastAsia" w:hAnsi="Times New Roman" w:cs="Times New Roman"/>
+          <w:sz w:val="24"/>
+          <w:szCs w:val="24"/>
+          <w:lang w:val="en-US"/>
+        </w:rPr>
+        <w:t>)</w:t>
+      </w:r>
+      <w:r>
+        <w:rPr>
+          <w:rFonts w:ascii="Times New Roman" w:hAnsi="Times New Roman" w:cs="Times New Roman"/>
+          <w:sz w:val="24"/>
+          <w:szCs w:val="24"/>
+          <w:lang w:val="en-US"/>
+        </w:rPr>
+        <w:t>.</w:t>
+      </w:r>
+      <w:r>
+        <w:rPr>
+          <w:rFonts w:ascii="Times New Roman" w:hAnsi="Times New Roman" w:cs="Times New Roman"/>
+          <w:sz w:val="24"/>
+          <w:szCs w:val="24"/>
+          <w:lang w:val="en-US"/>
+        </w:rPr>
+        <w:t xml:space="preserve"> </w:t>
+      </w:r>
+      <w:r>
+        <w:rPr>
+          <w:rFonts w:ascii="Times New Roman" w:hAnsi="Times New Roman" w:cs="Times New Roman"/>
+          <w:sz w:val="24"/>
+          <w:szCs w:val="24"/>
+          <w:lang w:val="en-US"/>
+        </w:rPr>
+        <w:t xml:space="preserve">Given the limited evidence for the absence of an interaction and the inconclusive EE contrast, an interaction cannot be ruled out. However, the current dataset does not provide sufficient information to support any </w:t>
+      </w:r>
+      <w:r>
+        <w:rPr>
+          <w:rFonts w:ascii="Times New Roman" w:hAnsi="Times New Roman" w:cs="Times New Roman"/>
+          <w:sz w:val="24"/>
+          <w:szCs w:val="24"/>
+          <w:lang w:val="en-US"/>
+        </w:rPr>
+        <w:t xml:space="preserve">of these </w:t>
+      </w:r>
+      <w:r>
+        <w:rPr>
+          <w:rFonts w:ascii="Times New Roman" w:hAnsi="Times New Roman" w:cs="Times New Roman"/>
+          <w:sz w:val="24"/>
+          <w:szCs w:val="24"/>
+          <w:lang w:val="en-US"/>
+        </w:rPr>
+        <w:t>claims.</w:t>
+      </w:r>
     </w:p>
     <w:p>
       <w:pPr>
-        <w:ind w:firstLine="709"/>
-        <w:rPr>
-          <w:rFonts w:ascii="Times New Roman" w:hAnsi="Times New Roman" w:cs="Times New Roman"/>
-          <w:b/>
-          <w:bCs/>
-          <w:sz w:val="24"/>
-          <w:szCs w:val="24"/>
-          <w:lang w:val="en-GB"/>
-        </w:rPr>
-      </w:pPr>
+        <w:pStyle w:val="Resultsheading"/>
+      </w:pPr>
+      <w:r>
+        <w:t>Buried food-seeking test</w:t>
+      </w:r>
     </w:p>
     <w:p>
       <w:pPr>
@@ -19636,20 +24718,1082 @@
           <w:rFonts w:ascii="Times New Roman" w:hAnsi="Times New Roman" w:cs="Times New Roman"/>
           <w:sz w:val="24"/>
           <w:szCs w:val="24"/>
-          <w:lang w:val="en-GB"/>
-        </w:rPr>
-      </w:pPr>
+          <w:lang w:val="en-US"/>
+        </w:rPr>
+      </w:pPr>
+      <w:r>
+        <w:rPr>
+          <w:rFonts w:ascii="Times New Roman" w:hAnsi="Times New Roman" w:cs="Times New Roman"/>
+          <w:sz w:val="24"/>
+          <w:szCs w:val="24"/>
+          <w:lang w:val="en-US"/>
+        </w:rPr>
+        <w:t>Olfactory function was quantified as the latency to find food during the buried food</w:t>
+      </w:r>
+      <w:r>
+        <w:rPr>
+          <w:rFonts w:ascii="Times New Roman" w:hAnsi="Times New Roman" w:cs="Times New Roman"/>
+          <w:sz w:val="24"/>
+          <w:szCs w:val="24"/>
+          <w:lang w:val="en-US"/>
+        </w:rPr>
+        <w:noBreakHyphen/>
+        <w:t>seeking test</w:t>
+      </w:r>
+      <w:r>
+        <w:rPr>
+          <w:rFonts w:ascii="Times New Roman" w:hAnsi="Times New Roman" w:cs="Times New Roman"/>
+          <w:sz w:val="24"/>
+          <w:szCs w:val="24"/>
+          <w:lang w:val="en-US"/>
+        </w:rPr>
+        <w:t xml:space="preserve"> (fig)</w:t>
+      </w:r>
+      <w:r>
+        <w:rPr>
+          <w:rFonts w:ascii="Times New Roman" w:hAnsi="Times New Roman" w:cs="Times New Roman"/>
+          <w:sz w:val="24"/>
+          <w:szCs w:val="24"/>
+          <w:lang w:val="en-US"/>
+        </w:rPr>
+        <w:t>. A two</w:t>
+      </w:r>
+      <w:r>
+        <w:rPr>
+          <w:rFonts w:ascii="Times New Roman" w:hAnsi="Times New Roman" w:cs="Times New Roman"/>
+          <w:sz w:val="24"/>
+          <w:szCs w:val="24"/>
+          <w:lang w:val="en-US"/>
+        </w:rPr>
+        <w:noBreakHyphen/>
+        <w:t xml:space="preserve">way ANOVA was conducted to examine the effects of treatment, environment, and their interaction. The analysis revealed no significant main effect of treatment </w:t>
+      </w:r>
+      <w:r>
+        <w:rPr>
+          <w:rFonts w:ascii="Times New Roman" w:hAnsi="Times New Roman" w:cs="Times New Roman"/>
+          <w:sz w:val="24"/>
+          <w:szCs w:val="24"/>
+          <w:lang w:val="en-US"/>
+        </w:rPr>
+        <w:t>(</w:t>
+      </w:r>
+      <w:r>
+        <w:rPr>
+          <w:rFonts w:ascii="Times New Roman" w:hAnsi="Times New Roman" w:cs="Times New Roman"/>
+          <w:i/>
+          <w:iCs/>
+          <w:sz w:val="24"/>
+          <w:szCs w:val="24"/>
+          <w:lang w:val="en-US"/>
+        </w:rPr>
+        <w:t>F</w:t>
+      </w:r>
+      <w:r>
+        <w:rPr>
+          <w:rFonts w:ascii="Times New Roman" w:hAnsi="Times New Roman" w:cs="Times New Roman"/>
+          <w:sz w:val="24"/>
+          <w:szCs w:val="24"/>
+          <w:lang w:val="en-US"/>
+        </w:rPr>
+        <w:t>(1, 30) =</w:t>
+      </w:r>
+      <w:r>
+        <w:rPr>
+          <w:rFonts w:ascii="Times New Roman" w:hAnsi="Times New Roman" w:cs="Times New Roman"/>
+          <w:sz w:val="24"/>
+          <w:szCs w:val="24"/>
+          <w:lang w:val="en-US"/>
+        </w:rPr>
+        <w:t xml:space="preserve"> 0.</w:t>
+      </w:r>
+      <w:r>
+        <w:rPr>
+          <w:rFonts w:ascii="Times New Roman" w:hAnsi="Times New Roman" w:cs="Times New Roman"/>
+          <w:sz w:val="24"/>
+          <w:szCs w:val="24"/>
+          <w:lang w:val="en-US"/>
+        </w:rPr>
+        <w:t>31</w:t>
+      </w:r>
+      <w:r>
+        <w:rPr>
+          <w:rFonts w:ascii="Times New Roman" w:hAnsi="Times New Roman" w:cs="Times New Roman"/>
+          <w:sz w:val="24"/>
+          <w:szCs w:val="24"/>
+          <w:lang w:val="en-US"/>
+        </w:rPr>
+        <w:t xml:space="preserve">, </w:t>
+      </w:r>
+      <w:r>
+        <w:rPr>
+          <w:rFonts w:ascii="Times New Roman" w:hAnsi="Times New Roman" w:cs="Times New Roman"/>
+          <w:i/>
+          <w:iCs/>
+          <w:sz w:val="24"/>
+          <w:szCs w:val="24"/>
+          <w:lang w:val="en-US"/>
+        </w:rPr>
+        <w:t>p</w:t>
+      </w:r>
+      <w:r>
+        <w:rPr>
+          <w:rFonts w:ascii="Times New Roman" w:hAnsi="Times New Roman" w:cs="Times New Roman"/>
+          <w:sz w:val="24"/>
+          <w:szCs w:val="24"/>
+          <w:lang w:val="en-US"/>
+        </w:rPr>
+        <w:t xml:space="preserve"> </w:t>
+      </w:r>
+      <w:r>
+        <w:rPr>
+          <w:rFonts w:ascii="Times New Roman" w:hAnsi="Times New Roman" w:cs="Times New Roman"/>
+          <w:sz w:val="24"/>
+          <w:szCs w:val="24"/>
+          <w:lang w:val="en-US"/>
+        </w:rPr>
+        <w:t>=</w:t>
+      </w:r>
+      <w:r>
+        <w:rPr>
+          <w:rFonts w:ascii="Times New Roman" w:hAnsi="Times New Roman" w:cs="Times New Roman"/>
+          <w:sz w:val="24"/>
+          <w:szCs w:val="24"/>
+          <w:lang w:val="en-US"/>
+        </w:rPr>
+        <w:t xml:space="preserve"> </w:t>
+      </w:r>
+      <w:r>
+        <w:rPr>
+          <w:rFonts w:ascii="Times New Roman" w:hAnsi="Times New Roman" w:cs="Times New Roman"/>
+          <w:sz w:val="24"/>
+          <w:szCs w:val="24"/>
+          <w:lang w:val="en-US"/>
+        </w:rPr>
+        <w:t>0.</w:t>
+      </w:r>
+      <w:r>
+        <w:rPr>
+          <w:rFonts w:ascii="Times New Roman" w:hAnsi="Times New Roman" w:cs="Times New Roman"/>
+          <w:sz w:val="24"/>
+          <w:szCs w:val="24"/>
+          <w:lang w:val="en-US"/>
+        </w:rPr>
+        <w:t>58</w:t>
+      </w:r>
+      <w:r>
+        <w:rPr>
+          <w:rFonts w:ascii="Times New Roman" w:hAnsi="Times New Roman" w:cs="Times New Roman"/>
+          <w:sz w:val="24"/>
+          <w:szCs w:val="24"/>
+          <w:lang w:val="en-US"/>
+        </w:rPr>
+        <w:t xml:space="preserve">, </w:t>
+      </w:r>
+      <w:r>
+        <w:rPr>
+          <w:rFonts w:ascii="Times New Roman" w:hAnsi="Times New Roman" w:cs="Times New Roman"/>
+          <w:i/>
+          <w:iCs/>
+          <w:sz w:val="24"/>
+          <w:szCs w:val="24"/>
+        </w:rPr>
+        <w:t>η</w:t>
+      </w:r>
+      <w:r>
+        <w:rPr>
+          <w:rFonts w:ascii="Times New Roman" w:hAnsi="Times New Roman" w:cs="Times New Roman"/>
+          <w:i/>
+          <w:iCs/>
+          <w:sz w:val="24"/>
+          <w:szCs w:val="24"/>
+          <w:lang w:val="en-US"/>
+        </w:rPr>
+        <w:t>²</w:t>
+      </w:r>
+      <w:r>
+        <w:rPr>
+          <w:rFonts w:ascii="Times New Roman" w:hAnsi="Times New Roman" w:cs="Times New Roman"/>
+          <w:sz w:val="24"/>
+          <w:szCs w:val="24"/>
+          <w:lang w:val="en-US"/>
+        </w:rPr>
+        <w:t xml:space="preserve"> </w:t>
+      </w:r>
+      <w:r>
+        <w:rPr>
+          <w:rFonts w:ascii="Times New Roman" w:hAnsi="Times New Roman" w:cs="Times New Roman"/>
+          <w:sz w:val="24"/>
+          <w:szCs w:val="24"/>
+          <w:lang w:val="en-US"/>
+        </w:rPr>
+        <w:t>= 0.01</w:t>
+      </w:r>
+      <w:r>
+        <w:rPr>
+          <w:rFonts w:ascii="Times New Roman" w:hAnsi="Times New Roman" w:cs="Times New Roman"/>
+          <w:sz w:val="24"/>
+          <w:szCs w:val="24"/>
+          <w:lang w:val="en-US"/>
+        </w:rPr>
+        <w:t>)</w:t>
+      </w:r>
+      <w:r>
+        <w:rPr>
+          <w:rFonts w:ascii="Times New Roman" w:hAnsi="Times New Roman" w:cs="Times New Roman"/>
+          <w:sz w:val="24"/>
+          <w:szCs w:val="24"/>
+          <w:lang w:val="en-US"/>
+        </w:rPr>
+        <w:t xml:space="preserve"> </w:t>
+      </w:r>
+      <w:r>
+        <w:rPr>
+          <w:rFonts w:ascii="Times New Roman" w:hAnsi="Times New Roman" w:cs="Times New Roman"/>
+          <w:sz w:val="24"/>
+          <w:szCs w:val="24"/>
+          <w:lang w:val="en-US"/>
+        </w:rPr>
+        <w:t>and no significant main effect of environment</w:t>
+      </w:r>
+      <w:r>
+        <w:rPr>
+          <w:rFonts w:ascii="Times New Roman" w:hAnsi="Times New Roman" w:cs="Times New Roman"/>
+          <w:sz w:val="24"/>
+          <w:szCs w:val="24"/>
+          <w:lang w:val="en-US"/>
+        </w:rPr>
+        <w:t>(</w:t>
+      </w:r>
+      <w:r>
+        <w:rPr>
+          <w:rFonts w:ascii="Times New Roman" w:hAnsi="Times New Roman" w:cs="Times New Roman"/>
+          <w:i/>
+          <w:iCs/>
+          <w:sz w:val="24"/>
+          <w:szCs w:val="24"/>
+          <w:lang w:val="en-US"/>
+        </w:rPr>
+        <w:t>F</w:t>
+      </w:r>
+      <w:r>
+        <w:rPr>
+          <w:rFonts w:ascii="Times New Roman" w:hAnsi="Times New Roman" w:cs="Times New Roman"/>
+          <w:sz w:val="24"/>
+          <w:szCs w:val="24"/>
+          <w:lang w:val="en-US"/>
+        </w:rPr>
+        <w:t>(1, 30) =</w:t>
+      </w:r>
+      <w:r>
+        <w:rPr>
+          <w:rFonts w:ascii="Times New Roman" w:hAnsi="Times New Roman" w:cs="Times New Roman"/>
+          <w:sz w:val="24"/>
+          <w:szCs w:val="24"/>
+          <w:lang w:val="en-US"/>
+        </w:rPr>
+        <w:t xml:space="preserve"> 0.</w:t>
+      </w:r>
+      <w:r>
+        <w:rPr>
+          <w:rFonts w:ascii="Times New Roman" w:hAnsi="Times New Roman" w:cs="Times New Roman"/>
+          <w:sz w:val="24"/>
+          <w:szCs w:val="24"/>
+          <w:lang w:val="en-US"/>
+        </w:rPr>
+        <w:t>12</w:t>
+      </w:r>
+      <w:r>
+        <w:rPr>
+          <w:rFonts w:ascii="Times New Roman" w:hAnsi="Times New Roman" w:cs="Times New Roman"/>
+          <w:sz w:val="24"/>
+          <w:szCs w:val="24"/>
+          <w:lang w:val="en-US"/>
+        </w:rPr>
+        <w:t xml:space="preserve">, </w:t>
+      </w:r>
+      <w:r>
+        <w:rPr>
+          <w:rFonts w:ascii="Times New Roman" w:hAnsi="Times New Roman" w:cs="Times New Roman"/>
+          <w:i/>
+          <w:iCs/>
+          <w:sz w:val="24"/>
+          <w:szCs w:val="24"/>
+          <w:lang w:val="en-US"/>
+        </w:rPr>
+        <w:t>p</w:t>
+      </w:r>
+      <w:r>
+        <w:rPr>
+          <w:rFonts w:ascii="Times New Roman" w:hAnsi="Times New Roman" w:cs="Times New Roman"/>
+          <w:sz w:val="24"/>
+          <w:szCs w:val="24"/>
+          <w:lang w:val="en-US"/>
+        </w:rPr>
+        <w:t xml:space="preserve"> </w:t>
+      </w:r>
+      <w:r>
+        <w:rPr>
+          <w:rFonts w:ascii="Times New Roman" w:hAnsi="Times New Roman" w:cs="Times New Roman"/>
+          <w:sz w:val="24"/>
+          <w:szCs w:val="24"/>
+          <w:lang w:val="en-US"/>
+        </w:rPr>
+        <w:t>=</w:t>
+      </w:r>
+      <w:r>
+        <w:rPr>
+          <w:rFonts w:ascii="Times New Roman" w:hAnsi="Times New Roman" w:cs="Times New Roman"/>
+          <w:sz w:val="24"/>
+          <w:szCs w:val="24"/>
+          <w:lang w:val="en-US"/>
+        </w:rPr>
+        <w:t xml:space="preserve"> </w:t>
+      </w:r>
+      <w:r>
+        <w:rPr>
+          <w:rFonts w:ascii="Times New Roman" w:hAnsi="Times New Roman" w:cs="Times New Roman"/>
+          <w:sz w:val="24"/>
+          <w:szCs w:val="24"/>
+          <w:lang w:val="en-US"/>
+        </w:rPr>
+        <w:t>0.</w:t>
+      </w:r>
+      <w:r>
+        <w:rPr>
+          <w:rFonts w:ascii="Times New Roman" w:hAnsi="Times New Roman" w:cs="Times New Roman"/>
+          <w:sz w:val="24"/>
+          <w:szCs w:val="24"/>
+          <w:lang w:val="en-US"/>
+        </w:rPr>
+        <w:t>73</w:t>
+      </w:r>
+      <w:r>
+        <w:rPr>
+          <w:rFonts w:ascii="Times New Roman" w:hAnsi="Times New Roman" w:cs="Times New Roman"/>
+          <w:sz w:val="24"/>
+          <w:szCs w:val="24"/>
+          <w:lang w:val="en-US"/>
+        </w:rPr>
+        <w:t xml:space="preserve">, </w:t>
+      </w:r>
+      <w:r>
+        <w:rPr>
+          <w:rFonts w:ascii="Times New Roman" w:hAnsi="Times New Roman" w:cs="Times New Roman"/>
+          <w:i/>
+          <w:iCs/>
+          <w:sz w:val="24"/>
+          <w:szCs w:val="24"/>
+        </w:rPr>
+        <w:t>η</w:t>
+      </w:r>
+      <w:r>
+        <w:rPr>
+          <w:rFonts w:ascii="Times New Roman" w:hAnsi="Times New Roman" w:cs="Times New Roman"/>
+          <w:i/>
+          <w:iCs/>
+          <w:sz w:val="24"/>
+          <w:szCs w:val="24"/>
+          <w:lang w:val="en-US"/>
+        </w:rPr>
+        <w:t>²</w:t>
+      </w:r>
+      <w:r>
+        <w:rPr>
+          <w:rFonts w:ascii="Times New Roman" w:hAnsi="Times New Roman" w:cs="Times New Roman"/>
+          <w:sz w:val="24"/>
+          <w:szCs w:val="24"/>
+          <w:lang w:val="en-US"/>
+        </w:rPr>
+        <w:t xml:space="preserve"> </w:t>
+      </w:r>
+      <w:r>
+        <w:rPr>
+          <w:rFonts w:ascii="Times New Roman" w:hAnsi="Times New Roman" w:cs="Times New Roman"/>
+          <w:sz w:val="24"/>
+          <w:szCs w:val="24"/>
+          <w:lang w:val="en-US"/>
+        </w:rPr>
+        <w:t>= 0.0</w:t>
+      </w:r>
+      <w:r>
+        <w:rPr>
+          <w:rFonts w:ascii="Times New Roman" w:hAnsi="Times New Roman" w:cs="Times New Roman"/>
+          <w:sz w:val="24"/>
+          <w:szCs w:val="24"/>
+          <w:lang w:val="en-US"/>
+        </w:rPr>
+        <w:t>04</w:t>
+      </w:r>
+      <w:r>
+        <w:rPr>
+          <w:rFonts w:ascii="Times New Roman" w:hAnsi="Times New Roman" w:cs="Times New Roman"/>
+          <w:sz w:val="24"/>
+          <w:szCs w:val="24"/>
+          <w:lang w:val="en-US"/>
+        </w:rPr>
+        <w:t>)</w:t>
+      </w:r>
+      <w:r>
+        <w:rPr>
+          <w:rFonts w:ascii="Times New Roman" w:hAnsi="Times New Roman" w:cs="Times New Roman"/>
+          <w:sz w:val="24"/>
+          <w:szCs w:val="24"/>
+          <w:lang w:val="en-US"/>
+        </w:rPr>
+        <w:t>. There was also no interaction effect observed</w:t>
+      </w:r>
+      <w:r>
+        <w:rPr>
+          <w:rFonts w:ascii="Times New Roman" w:hAnsi="Times New Roman" w:cs="Times New Roman"/>
+          <w:sz w:val="24"/>
+          <w:szCs w:val="24"/>
+          <w:lang w:val="en-US"/>
+        </w:rPr>
+        <w:t xml:space="preserve"> </w:t>
+      </w:r>
+      <w:r>
+        <w:rPr>
+          <w:rFonts w:ascii="Times New Roman" w:hAnsi="Times New Roman" w:cs="Times New Roman"/>
+          <w:sz w:val="24"/>
+          <w:szCs w:val="24"/>
+          <w:lang w:val="en-US"/>
+        </w:rPr>
+        <w:t>(</w:t>
+      </w:r>
+      <w:r>
+        <w:rPr>
+          <w:rFonts w:ascii="Times New Roman" w:hAnsi="Times New Roman" w:cs="Times New Roman"/>
+          <w:i/>
+          <w:iCs/>
+          <w:sz w:val="24"/>
+          <w:szCs w:val="24"/>
+          <w:lang w:val="en-US"/>
+        </w:rPr>
+        <w:t>F</w:t>
+      </w:r>
+      <w:r>
+        <w:rPr>
+          <w:rFonts w:ascii="Times New Roman" w:hAnsi="Times New Roman" w:cs="Times New Roman"/>
+          <w:sz w:val="24"/>
+          <w:szCs w:val="24"/>
+          <w:lang w:val="en-US"/>
+        </w:rPr>
+        <w:t>(1, 30) =</w:t>
+      </w:r>
+      <w:r>
+        <w:rPr>
+          <w:rFonts w:ascii="Times New Roman" w:hAnsi="Times New Roman" w:cs="Times New Roman"/>
+          <w:sz w:val="24"/>
+          <w:szCs w:val="24"/>
+          <w:lang w:val="en-US"/>
+        </w:rPr>
+        <w:t xml:space="preserve"> 0</w:t>
+      </w:r>
+      <w:r>
+        <w:rPr>
+          <w:rFonts w:ascii="Times New Roman" w:hAnsi="Times New Roman" w:cs="Times New Roman"/>
+          <w:sz w:val="24"/>
+          <w:szCs w:val="24"/>
+          <w:lang w:val="en-US"/>
+        </w:rPr>
+        <w:t>.90</w:t>
+      </w:r>
+      <w:r>
+        <w:rPr>
+          <w:rFonts w:ascii="Times New Roman" w:hAnsi="Times New Roman" w:cs="Times New Roman"/>
+          <w:sz w:val="24"/>
+          <w:szCs w:val="24"/>
+          <w:lang w:val="en-US"/>
+        </w:rPr>
+        <w:t xml:space="preserve">, </w:t>
+      </w:r>
+      <w:r>
+        <w:rPr>
+          <w:rFonts w:ascii="Times New Roman" w:hAnsi="Times New Roman" w:cs="Times New Roman"/>
+          <w:i/>
+          <w:iCs/>
+          <w:sz w:val="24"/>
+          <w:szCs w:val="24"/>
+          <w:lang w:val="en-US"/>
+        </w:rPr>
+        <w:t>p</w:t>
+      </w:r>
+      <w:r>
+        <w:rPr>
+          <w:rFonts w:ascii="Times New Roman" w:hAnsi="Times New Roman" w:cs="Times New Roman"/>
+          <w:sz w:val="24"/>
+          <w:szCs w:val="24"/>
+          <w:lang w:val="en-US"/>
+        </w:rPr>
+        <w:t xml:space="preserve"> </w:t>
+      </w:r>
+      <w:r>
+        <w:rPr>
+          <w:rFonts w:ascii="Times New Roman" w:hAnsi="Times New Roman" w:cs="Times New Roman"/>
+          <w:sz w:val="24"/>
+          <w:szCs w:val="24"/>
+          <w:lang w:val="en-US"/>
+        </w:rPr>
+        <w:t>=</w:t>
+      </w:r>
+      <w:r>
+        <w:rPr>
+          <w:rFonts w:ascii="Times New Roman" w:hAnsi="Times New Roman" w:cs="Times New Roman"/>
+          <w:sz w:val="24"/>
+          <w:szCs w:val="24"/>
+          <w:lang w:val="en-US"/>
+        </w:rPr>
+        <w:t xml:space="preserve"> </w:t>
+      </w:r>
+      <w:r>
+        <w:rPr>
+          <w:rFonts w:ascii="Times New Roman" w:hAnsi="Times New Roman" w:cs="Times New Roman"/>
+          <w:sz w:val="24"/>
+          <w:szCs w:val="24"/>
+          <w:lang w:val="en-US"/>
+        </w:rPr>
+        <w:t>0.</w:t>
+      </w:r>
+      <w:r>
+        <w:rPr>
+          <w:rFonts w:ascii="Times New Roman" w:hAnsi="Times New Roman" w:cs="Times New Roman"/>
+          <w:sz w:val="24"/>
+          <w:szCs w:val="24"/>
+          <w:lang w:val="en-US"/>
+        </w:rPr>
+        <w:t>35</w:t>
+      </w:r>
+      <w:r>
+        <w:rPr>
+          <w:rFonts w:ascii="Times New Roman" w:hAnsi="Times New Roman" w:cs="Times New Roman"/>
+          <w:sz w:val="24"/>
+          <w:szCs w:val="24"/>
+          <w:lang w:val="en-US"/>
+        </w:rPr>
+        <w:t xml:space="preserve">, </w:t>
+      </w:r>
+      <w:r>
+        <w:rPr>
+          <w:rFonts w:ascii="Times New Roman" w:hAnsi="Times New Roman" w:cs="Times New Roman"/>
+          <w:i/>
+          <w:iCs/>
+          <w:sz w:val="24"/>
+          <w:szCs w:val="24"/>
+        </w:rPr>
+        <w:t>η</w:t>
+      </w:r>
+      <w:r>
+        <w:rPr>
+          <w:rFonts w:ascii="Times New Roman" w:hAnsi="Times New Roman" w:cs="Times New Roman"/>
+          <w:i/>
+          <w:iCs/>
+          <w:sz w:val="24"/>
+          <w:szCs w:val="24"/>
+          <w:lang w:val="en-US"/>
+        </w:rPr>
+        <w:t>²</w:t>
+      </w:r>
+      <w:r>
+        <w:rPr>
+          <w:rFonts w:ascii="Times New Roman" w:hAnsi="Times New Roman" w:cs="Times New Roman"/>
+          <w:sz w:val="24"/>
+          <w:szCs w:val="24"/>
+          <w:lang w:val="en-US"/>
+        </w:rPr>
+        <w:t xml:space="preserve"> </w:t>
+      </w:r>
+      <w:r>
+        <w:rPr>
+          <w:rFonts w:ascii="Times New Roman" w:hAnsi="Times New Roman" w:cs="Times New Roman"/>
+          <w:sz w:val="24"/>
+          <w:szCs w:val="24"/>
+          <w:lang w:val="en-US"/>
+        </w:rPr>
+        <w:t>= 0.</w:t>
+      </w:r>
+      <w:r>
+        <w:rPr>
+          <w:rFonts w:ascii="Times New Roman" w:hAnsi="Times New Roman" w:cs="Times New Roman"/>
+          <w:sz w:val="24"/>
+          <w:szCs w:val="24"/>
+          <w:lang w:val="en-US"/>
+        </w:rPr>
+        <w:t>03</w:t>
+      </w:r>
+      <w:r>
+        <w:rPr>
+          <w:rFonts w:ascii="Times New Roman" w:hAnsi="Times New Roman" w:cs="Times New Roman"/>
+          <w:sz w:val="24"/>
+          <w:szCs w:val="24"/>
+          <w:lang w:val="en-US"/>
+        </w:rPr>
+        <w:t>)</w:t>
+      </w:r>
+      <w:r>
+        <w:rPr>
+          <w:rFonts w:ascii="Times New Roman" w:hAnsi="Times New Roman" w:cs="Times New Roman"/>
+          <w:sz w:val="24"/>
+          <w:szCs w:val="24"/>
+          <w:lang w:val="en-US"/>
+        </w:rPr>
+        <w:t xml:space="preserve">. Bayesian analyses similarly provided moderate evidence for the absence of both treatment </w:t>
+      </w:r>
+      <w:r>
+        <w:rPr>
+          <w:rFonts w:ascii="Times New Roman" w:hAnsi="Times New Roman" w:cs="Times New Roman"/>
+          <w:sz w:val="24"/>
+          <w:szCs w:val="24"/>
+          <w:lang w:val="en-US"/>
+        </w:rPr>
+        <w:t>(</w:t>
+      </w:r>
+      <m:oMath>
+        <m:sSub>
+          <m:sSubPr>
+            <m:ctrlPr>
+              <w:rPr>
+                <w:rFonts w:ascii="Cambria Math" w:hAnsi="Cambria Math" w:cs="Times New Roman"/>
+                <w:i/>
+                <w:iCs/>
+                <w:sz w:val="24"/>
+                <w:szCs w:val="24"/>
+                <w:lang w:val="en-US"/>
+              </w:rPr>
+            </m:ctrlPr>
+          </m:sSubPr>
+          <m:e>
+            <m:r>
+              <w:rPr>
+                <w:rFonts w:ascii="Cambria Math" w:hAnsi="Cambria Math" w:cs="Times New Roman"/>
+                <w:sz w:val="24"/>
+                <w:szCs w:val="24"/>
+                <w:lang w:val="en-US"/>
+              </w:rPr>
+              <m:t>BF</m:t>
+            </m:r>
+          </m:e>
+          <m:sub>
+            <m:r>
+              <w:rPr>
+                <w:rFonts w:ascii="Cambria Math" w:hAnsi="Cambria Math" w:cs="Times New Roman"/>
+                <w:sz w:val="24"/>
+                <w:szCs w:val="24"/>
+                <w:lang w:val="en-US"/>
+              </w:rPr>
+              <m:t>01</m:t>
+            </m:r>
+          </m:sub>
+        </m:sSub>
+      </m:oMath>
+      <w:r>
+        <w:rPr>
+          <w:rFonts w:ascii="Times New Roman" w:eastAsiaTheme="minorEastAsia" w:hAnsi="Times New Roman" w:cs="Times New Roman"/>
+          <w:iCs/>
+          <w:sz w:val="24"/>
+          <w:szCs w:val="24"/>
+          <w:lang w:val="en-US"/>
+        </w:rPr>
+        <w:t xml:space="preserve">= </w:t>
+      </w:r>
+      <w:r>
+        <w:rPr>
+          <w:rFonts w:ascii="Times New Roman" w:eastAsiaTheme="minorEastAsia" w:hAnsi="Times New Roman" w:cs="Times New Roman"/>
+          <w:iCs/>
+          <w:sz w:val="24"/>
+          <w:szCs w:val="24"/>
+          <w:lang w:val="en-US"/>
+        </w:rPr>
+        <w:t>0.32</w:t>
+      </w:r>
+      <w:r>
+        <w:rPr>
+          <w:rFonts w:ascii="Times New Roman" w:hAnsi="Times New Roman" w:cs="Times New Roman"/>
+          <w:sz w:val="24"/>
+          <w:szCs w:val="24"/>
+          <w:lang w:val="en-US"/>
+        </w:rPr>
+        <w:t>,</w:t>
+      </w:r>
+      <w:r>
+        <w:rPr>
+          <w:rFonts w:ascii="Times New Roman" w:hAnsi="Times New Roman" w:cs="Times New Roman"/>
+          <w:sz w:val="24"/>
+          <w:szCs w:val="24"/>
+          <w:lang w:val="en-US"/>
+        </w:rPr>
+        <w:t xml:space="preserve"> </w:t>
+      </w:r>
+      <m:oMath>
+        <m:sSub>
+          <m:sSubPr>
+            <m:ctrlPr>
+              <w:rPr>
+                <w:rFonts w:ascii="Cambria Math" w:hAnsi="Cambria Math" w:cs="Times New Roman"/>
+                <w:i/>
+                <w:sz w:val="24"/>
+                <w:szCs w:val="24"/>
+              </w:rPr>
+            </m:ctrlPr>
+          </m:sSubPr>
+          <m:e>
+            <m:r>
+              <w:rPr>
+                <w:rFonts w:ascii="Cambria Math" w:hAnsi="Cambria Math" w:cs="Times New Roman"/>
+                <w:sz w:val="24"/>
+                <w:szCs w:val="24"/>
+              </w:rPr>
+              <m:t>HDI</m:t>
+            </m:r>
+          </m:e>
+          <m:sub>
+            <m:r>
+              <w:rPr>
+                <w:rFonts w:ascii="Cambria Math" w:hAnsi="Cambria Math" w:cs="Times New Roman"/>
+                <w:sz w:val="24"/>
+                <w:szCs w:val="24"/>
+                <w:lang w:val="en-US"/>
+              </w:rPr>
+              <m:t>90%</m:t>
+            </m:r>
+          </m:sub>
+        </m:sSub>
+      </m:oMath>
+      <w:r>
+        <w:rPr>
+          <w:rFonts w:ascii="Times New Roman" w:eastAsiaTheme="minorEastAsia" w:hAnsi="Times New Roman" w:cs="Times New Roman"/>
+          <w:sz w:val="24"/>
+          <w:szCs w:val="24"/>
+          <w:lang w:val="en-US"/>
+        </w:rPr>
+        <w:t>=</w:t>
+      </w:r>
+      <w:r>
+        <w:rPr>
+          <w:rFonts w:ascii="Times New Roman" w:eastAsiaTheme="minorEastAsia" w:hAnsi="Times New Roman" w:cs="Times New Roman"/>
+          <w:sz w:val="24"/>
+          <w:szCs w:val="24"/>
+          <w:lang w:val="en-US"/>
+        </w:rPr>
+        <w:t xml:space="preserve"> </w:t>
+      </w:r>
+      <w:r>
+        <w:rPr>
+          <w:rFonts w:ascii="Times New Roman" w:eastAsiaTheme="minorEastAsia" w:hAnsi="Times New Roman" w:cs="Times New Roman"/>
+          <w:sz w:val="24"/>
+          <w:szCs w:val="24"/>
+          <w:lang w:val="en-US"/>
+        </w:rPr>
+        <w:t>[-</w:t>
+      </w:r>
+      <w:r>
+        <w:rPr>
+          <w:rFonts w:ascii="Times New Roman" w:eastAsiaTheme="minorEastAsia" w:hAnsi="Times New Roman" w:cs="Times New Roman"/>
+          <w:sz w:val="24"/>
+          <w:szCs w:val="24"/>
+          <w:lang w:val="en-US"/>
+        </w:rPr>
+        <w:t>0.43</w:t>
+      </w:r>
+      <w:r>
+        <w:rPr>
+          <w:rFonts w:ascii="Times New Roman" w:eastAsiaTheme="minorEastAsia" w:hAnsi="Times New Roman" w:cs="Times New Roman"/>
+          <w:sz w:val="24"/>
+          <w:szCs w:val="24"/>
+          <w:lang w:val="en-US"/>
+        </w:rPr>
+        <w:t>;</w:t>
+      </w:r>
+      <w:r>
+        <w:rPr>
+          <w:rFonts w:ascii="Times New Roman" w:eastAsiaTheme="minorEastAsia" w:hAnsi="Times New Roman" w:cs="Times New Roman"/>
+          <w:sz w:val="24"/>
+          <w:szCs w:val="24"/>
+          <w:lang w:val="en-US"/>
+        </w:rPr>
+        <w:t>0.</w:t>
+      </w:r>
+      <w:r>
+        <w:rPr>
+          <w:rFonts w:ascii="Times New Roman" w:eastAsiaTheme="minorEastAsia" w:hAnsi="Times New Roman" w:cs="Times New Roman"/>
+          <w:sz w:val="24"/>
+          <w:szCs w:val="24"/>
+          <w:lang w:val="en-US"/>
+        </w:rPr>
+        <w:t>76</w:t>
+      </w:r>
+      <w:r>
+        <w:rPr>
+          <w:rFonts w:ascii="Times New Roman" w:eastAsiaTheme="minorEastAsia" w:hAnsi="Times New Roman" w:cs="Times New Roman"/>
+          <w:sz w:val="24"/>
+          <w:szCs w:val="24"/>
+          <w:lang w:val="en-US"/>
+        </w:rPr>
+        <w:t>]</w:t>
+      </w:r>
+      <w:r>
+        <w:rPr>
+          <w:rFonts w:ascii="Times New Roman" w:eastAsiaTheme="minorEastAsia" w:hAnsi="Times New Roman" w:cs="Times New Roman"/>
+          <w:sz w:val="24"/>
+          <w:szCs w:val="24"/>
+          <w:lang w:val="en-US"/>
+        </w:rPr>
+        <w:t>)</w:t>
+      </w:r>
+      <w:r>
+        <w:rPr>
+          <w:rFonts w:ascii="Times New Roman" w:hAnsi="Times New Roman" w:cs="Times New Roman"/>
+          <w:sz w:val="24"/>
+          <w:szCs w:val="24"/>
+          <w:lang w:val="en-US"/>
+        </w:rPr>
+        <w:t xml:space="preserve"> </w:t>
+      </w:r>
+      <w:r>
+        <w:rPr>
+          <w:rFonts w:ascii="Times New Roman" w:hAnsi="Times New Roman" w:cs="Times New Roman"/>
+          <w:sz w:val="24"/>
+          <w:szCs w:val="24"/>
+          <w:lang w:val="en-US"/>
+        </w:rPr>
+        <w:t xml:space="preserve">and </w:t>
+      </w:r>
+      <w:r>
+        <w:rPr>
+          <w:rFonts w:ascii="Times New Roman" w:hAnsi="Times New Roman" w:cs="Times New Roman"/>
+          <w:sz w:val="24"/>
+          <w:szCs w:val="24"/>
+          <w:lang w:val="en-US"/>
+        </w:rPr>
+        <w:lastRenderedPageBreak/>
+        <w:t>environment effects</w:t>
+      </w:r>
+      <w:r>
+        <w:rPr>
+          <w:rFonts w:ascii="Times New Roman" w:hAnsi="Times New Roman" w:cs="Times New Roman"/>
+          <w:sz w:val="24"/>
+          <w:szCs w:val="24"/>
+          <w:lang w:val="en-US"/>
+        </w:rPr>
+        <w:t xml:space="preserve"> </w:t>
+      </w:r>
+      <w:r>
+        <w:rPr>
+          <w:rFonts w:ascii="Times New Roman" w:eastAsiaTheme="minorEastAsia" w:hAnsi="Times New Roman" w:cs="Times New Roman"/>
+          <w:sz w:val="24"/>
+          <w:szCs w:val="24"/>
+          <w:lang w:val="en-US"/>
+        </w:rPr>
+        <w:t>(</w:t>
+      </w:r>
+      <m:oMath>
+        <m:sSub>
+          <m:sSubPr>
+            <m:ctrlPr>
+              <w:rPr>
+                <w:rFonts w:ascii="Cambria Math" w:hAnsi="Cambria Math" w:cs="Times New Roman"/>
+                <w:i/>
+                <w:iCs/>
+                <w:sz w:val="24"/>
+                <w:szCs w:val="24"/>
+                <w:lang w:val="en-US"/>
+              </w:rPr>
+            </m:ctrlPr>
+          </m:sSubPr>
+          <m:e>
+            <m:r>
+              <w:rPr>
+                <w:rFonts w:ascii="Cambria Math" w:hAnsi="Cambria Math" w:cs="Times New Roman"/>
+                <w:sz w:val="24"/>
+                <w:szCs w:val="24"/>
+                <w:lang w:val="en-US"/>
+              </w:rPr>
+              <m:t>BF</m:t>
+            </m:r>
+          </m:e>
+          <m:sub>
+            <m:r>
+              <w:rPr>
+                <w:rFonts w:ascii="Cambria Math" w:hAnsi="Cambria Math" w:cs="Times New Roman"/>
+                <w:sz w:val="24"/>
+                <w:szCs w:val="24"/>
+                <w:lang w:val="en-US"/>
+              </w:rPr>
+              <m:t>01</m:t>
+            </m:r>
+          </m:sub>
+        </m:sSub>
+      </m:oMath>
+      <w:r>
+        <w:rPr>
+          <w:rFonts w:ascii="Times New Roman" w:eastAsiaTheme="minorEastAsia" w:hAnsi="Times New Roman" w:cs="Times New Roman"/>
+          <w:iCs/>
+          <w:sz w:val="24"/>
+          <w:szCs w:val="24"/>
+          <w:lang w:val="en-US"/>
+        </w:rPr>
+        <w:t xml:space="preserve">= </w:t>
+      </w:r>
+      <w:r>
+        <w:rPr>
+          <w:rFonts w:ascii="Times New Roman" w:eastAsiaTheme="minorEastAsia" w:hAnsi="Times New Roman" w:cs="Times New Roman"/>
+          <w:iCs/>
+          <w:sz w:val="24"/>
+          <w:szCs w:val="24"/>
+          <w:lang w:val="en-US"/>
+        </w:rPr>
+        <w:t>0.28</w:t>
+      </w:r>
+      <w:r>
+        <w:rPr>
+          <w:rFonts w:ascii="Times New Roman" w:hAnsi="Times New Roman" w:cs="Times New Roman"/>
+          <w:sz w:val="24"/>
+          <w:szCs w:val="24"/>
+          <w:lang w:val="en-US"/>
+        </w:rPr>
+        <w:t>,</w:t>
+      </w:r>
+      <w:r>
+        <w:rPr>
+          <w:rFonts w:ascii="Times New Roman" w:hAnsi="Times New Roman" w:cs="Times New Roman"/>
+          <w:sz w:val="24"/>
+          <w:szCs w:val="24"/>
+          <w:lang w:val="en-US"/>
+        </w:rPr>
+        <w:t xml:space="preserve"> </w:t>
+      </w:r>
+      <m:oMath>
+        <m:sSub>
+          <m:sSubPr>
+            <m:ctrlPr>
+              <w:rPr>
+                <w:rFonts w:ascii="Cambria Math" w:hAnsi="Cambria Math" w:cs="Times New Roman"/>
+                <w:i/>
+                <w:sz w:val="24"/>
+                <w:szCs w:val="24"/>
+              </w:rPr>
+            </m:ctrlPr>
+          </m:sSubPr>
+          <m:e>
+            <m:r>
+              <w:rPr>
+                <w:rFonts w:ascii="Cambria Math" w:hAnsi="Cambria Math" w:cs="Times New Roman"/>
+                <w:sz w:val="24"/>
+                <w:szCs w:val="24"/>
+              </w:rPr>
+              <m:t>HDI</m:t>
+            </m:r>
+          </m:e>
+          <m:sub>
+            <m:r>
+              <w:rPr>
+                <w:rFonts w:ascii="Cambria Math" w:hAnsi="Cambria Math" w:cs="Times New Roman"/>
+                <w:sz w:val="24"/>
+                <w:szCs w:val="24"/>
+                <w:lang w:val="en-US"/>
+              </w:rPr>
+              <m:t>90%</m:t>
+            </m:r>
+          </m:sub>
+        </m:sSub>
+      </m:oMath>
+      <w:r>
+        <w:rPr>
+          <w:rFonts w:ascii="Times New Roman" w:eastAsiaTheme="minorEastAsia" w:hAnsi="Times New Roman" w:cs="Times New Roman"/>
+          <w:sz w:val="24"/>
+          <w:szCs w:val="24"/>
+          <w:lang w:val="en-US"/>
+        </w:rPr>
+        <w:t>=</w:t>
+      </w:r>
+      <w:r>
+        <w:rPr>
+          <w:rFonts w:ascii="Times New Roman" w:eastAsiaTheme="minorEastAsia" w:hAnsi="Times New Roman" w:cs="Times New Roman"/>
+          <w:sz w:val="24"/>
+          <w:szCs w:val="24"/>
+          <w:lang w:val="en-US"/>
+        </w:rPr>
+        <w:t xml:space="preserve"> </w:t>
+      </w:r>
+      <w:r>
+        <w:rPr>
+          <w:rFonts w:ascii="Times New Roman" w:eastAsiaTheme="minorEastAsia" w:hAnsi="Times New Roman" w:cs="Times New Roman"/>
+          <w:sz w:val="24"/>
+          <w:szCs w:val="24"/>
+          <w:lang w:val="en-US"/>
+        </w:rPr>
+        <w:t>[-</w:t>
+      </w:r>
+      <w:r>
+        <w:rPr>
+          <w:rFonts w:ascii="Times New Roman" w:eastAsiaTheme="minorEastAsia" w:hAnsi="Times New Roman" w:cs="Times New Roman"/>
+          <w:sz w:val="24"/>
+          <w:szCs w:val="24"/>
+          <w:lang w:val="en-US"/>
+        </w:rPr>
+        <w:t>0.54</w:t>
+      </w:r>
+      <w:r>
+        <w:rPr>
+          <w:rFonts w:ascii="Times New Roman" w:eastAsiaTheme="minorEastAsia" w:hAnsi="Times New Roman" w:cs="Times New Roman"/>
+          <w:sz w:val="24"/>
+          <w:szCs w:val="24"/>
+          <w:lang w:val="en-US"/>
+        </w:rPr>
+        <w:t>;</w:t>
+      </w:r>
+      <w:r>
+        <w:rPr>
+          <w:rFonts w:ascii="Times New Roman" w:eastAsiaTheme="minorEastAsia" w:hAnsi="Times New Roman" w:cs="Times New Roman"/>
+          <w:sz w:val="24"/>
+          <w:szCs w:val="24"/>
+          <w:lang w:val="en-US"/>
+        </w:rPr>
+        <w:t>0.</w:t>
+      </w:r>
+      <w:r>
+        <w:rPr>
+          <w:rFonts w:ascii="Times New Roman" w:eastAsiaTheme="minorEastAsia" w:hAnsi="Times New Roman" w:cs="Times New Roman"/>
+          <w:sz w:val="24"/>
+          <w:szCs w:val="24"/>
+          <w:lang w:val="en-US"/>
+        </w:rPr>
+        <w:t>62</w:t>
+      </w:r>
+      <w:r>
+        <w:rPr>
+          <w:rFonts w:ascii="Times New Roman" w:eastAsiaTheme="minorEastAsia" w:hAnsi="Times New Roman" w:cs="Times New Roman"/>
+          <w:sz w:val="24"/>
+          <w:szCs w:val="24"/>
+          <w:lang w:val="en-US"/>
+        </w:rPr>
+        <w:t>]</w:t>
+      </w:r>
+      <w:r>
+        <w:rPr>
+          <w:rFonts w:ascii="Times New Roman" w:eastAsiaTheme="minorEastAsia" w:hAnsi="Times New Roman" w:cs="Times New Roman"/>
+          <w:sz w:val="24"/>
+          <w:szCs w:val="24"/>
+          <w:lang w:val="en-US"/>
+        </w:rPr>
+        <w:t>)</w:t>
+      </w:r>
+      <w:r>
+        <w:rPr>
+          <w:rFonts w:ascii="Times New Roman" w:hAnsi="Times New Roman" w:cs="Times New Roman"/>
+          <w:sz w:val="24"/>
+          <w:szCs w:val="24"/>
+          <w:lang w:val="en-US"/>
+        </w:rPr>
+        <w:t>. Evidence for the absence of an interaction was only anecdotal, indicating that additional data would be required to draw firm conclusions.</w:t>
+      </w:r>
     </w:p>
     <w:p>
       <w:pPr>
-        <w:ind w:firstLine="709"/>
-        <w:rPr>
-          <w:rFonts w:ascii="Times New Roman" w:hAnsi="Times New Roman" w:cs="Times New Roman"/>
-          <w:sz w:val="24"/>
-          <w:szCs w:val="24"/>
-          <w:lang w:val="en-GB"/>
-        </w:rPr>
-      </w:pPr>
+        <w:pStyle w:val="Resultsheading"/>
+      </w:pPr>
+      <w:r>
+        <w:t>Morris water maze</w:t>
+      </w:r>
     </w:p>
     <w:p>
       <w:pPr>
@@ -19928,6 +26072,7 @@
     </w:p>
     <w:p>
       <w:pPr>
+        <w:ind w:firstLine="709"/>
         <w:rPr>
           <w:rFonts w:ascii="Times New Roman" w:hAnsi="Times New Roman" w:cs="Times New Roman"/>
           <w:sz w:val="24"/>
@@ -19935,13 +26080,35 @@
           <w:lang w:val="en-GB"/>
         </w:rPr>
       </w:pPr>
-      <w:r>
+    </w:p>
+    <w:p>
+      <w:pPr>
+        <w:ind w:firstLine="709"/>
         <w:rPr>
           <w:rFonts w:ascii="Times New Roman" w:hAnsi="Times New Roman" w:cs="Times New Roman"/>
           <w:sz w:val="24"/>
           <w:szCs w:val="24"/>
           <w:lang w:val="en-GB"/>
         </w:rPr>
+      </w:pPr>
+    </w:p>
+    <w:p>
+      <w:pPr>
+        <w:rPr>
+          <w:rFonts w:ascii="Times New Roman" w:hAnsi="Times New Roman" w:cs="Times New Roman"/>
+          <w:sz w:val="24"/>
+          <w:szCs w:val="24"/>
+          <w:lang w:val="en-GB"/>
+        </w:rPr>
+      </w:pPr>
+      <w:r>
+        <w:rPr>
+          <w:rFonts w:ascii="Times New Roman" w:hAnsi="Times New Roman" w:cs="Times New Roman"/>
+          <w:sz w:val="24"/>
+          <w:szCs w:val="24"/>
+          <w:lang w:val="en-GB"/>
+        </w:rPr>
+        <w:lastRenderedPageBreak/>
         <w:t>References (</w:t>
       </w:r>
       <w:r>
@@ -20027,7 +26194,7 @@
         </w:rPr>
         <w:t xml:space="preserve">(3), 547. </w:t>
       </w:r>
-      <w:hyperlink r:id="rId18" w:history="1">
+      <w:hyperlink r:id="rId19" w:history="1">
         <w:r>
           <w:rPr>
             <w:rStyle w:val="Hyperlink"/>
@@ -20065,14 +26232,21 @@
         <w:rPr>
           <w:lang w:val="en-GB"/>
         </w:rPr>
-        <w:t xml:space="preserve">Siegel, S. E., Advani, A., Seibel, N., Muffly, L., Stock, W., Luger, S., Shah, B., DeAngelo, D. J., Freyer, D. R., Douer, D., Johnson, R. H., Hayes‐Lattin, B., Lewis, M., Jaboin, J. J., Coccia, P. F., &amp; Bleyer, A. (2018). Treatment of young adults with Philadelphia‐negative acute lymphoblastic leukemia and lymphoblastic lymphoma: </w:t>
-      </w:r>
-      <w:r>
-        <w:rPr>
+        <w:t xml:space="preserve">Siegel, S. E., Advani, A., Seibel, N., Muffly, L., Stock, W., Luger, S., Shah, B., DeAngelo, D. J., Freyer, D. R., Douer, D., Johnson, R. H., Hayes‐Lattin, B., Lewis, M., Jaboin, J. J., Coccia, P. F., &amp; Bleyer, A. (2018). Treatment of young adults with Philadelphia‐negative acute lymphoblastic leukemia and lymphoblastic lymphoma: Hyper‐CVAD vs. pediatric‐inspired regimens. </w:t>
+      </w:r>
+      <w:r>
+        <w:rPr>
+          <w:i/>
+          <w:iCs/>
           <w:lang w:val="en-GB"/>
         </w:rPr>
-        <w:lastRenderedPageBreak/>
-        <w:t xml:space="preserve">Hyper‐CVAD vs. pediatric‐inspired regimens. </w:t>
+        <w:t>American Journal of Hematology</w:t>
+      </w:r>
+      <w:r>
+        <w:rPr>
+          <w:lang w:val="en-GB"/>
+        </w:rPr>
+        <w:t xml:space="preserve">, </w:t>
       </w:r>
       <w:r>
         <w:rPr>
@@ -20080,29 +26254,15 @@
           <w:iCs/>
           <w:lang w:val="en-GB"/>
         </w:rPr>
-        <w:t>American Journal of Hematology</w:t>
+        <w:t>93</w:t>
       </w:r>
       <w:r>
         <w:rPr>
           <w:lang w:val="en-GB"/>
         </w:rPr>
-        <w:t xml:space="preserve">, </w:t>
-      </w:r>
-      <w:r>
-        <w:rPr>
-          <w:i/>
-          <w:iCs/>
-          <w:lang w:val="en-GB"/>
-        </w:rPr>
-        <w:t>93</w:t>
-      </w:r>
-      <w:r>
-        <w:rPr>
-          <w:lang w:val="en-GB"/>
-        </w:rPr>
         <w:t xml:space="preserve">(10), 1254–1266. </w:t>
       </w:r>
-      <w:hyperlink r:id="rId19" w:history="1">
+      <w:hyperlink r:id="rId20" w:history="1">
         <w:r>
           <w:rPr>
             <w:rStyle w:val="Hyperlink"/>
@@ -20135,7 +26295,7 @@
           <w:lang w:val="en-GB"/>
         </w:rPr>
       </w:pPr>
-      <w:commentRangeStart w:id="10"/>
+      <w:commentRangeStart w:id="7"/>
       <w:r>
         <w:rPr>
           <w:rFonts w:ascii="Times New Roman" w:hAnsi="Times New Roman" w:cs="Times New Roman"/>
@@ -20181,7 +26341,7 @@
         </w:rPr>
         <w:t xml:space="preserve">[Master’s thesis, KU Leuven]. </w:t>
       </w:r>
-      <w:hyperlink r:id="rId20" w:history="1">
+      <w:hyperlink r:id="rId21" w:history="1">
         <w:r>
           <w:rPr>
             <w:rStyle w:val="Hyperlink"/>
@@ -20202,7 +26362,7 @@
         </w:rPr>
         <w:t xml:space="preserve"> (thesis CVAD)</w:t>
       </w:r>
-      <w:commentRangeEnd w:id="10"/>
+      <w:commentRangeEnd w:id="7"/>
       <w:r>
         <w:rPr>
           <w:rStyle w:val="CommentReference"/>
@@ -20211,7 +26371,7 @@
           <w:szCs w:val="24"/>
           <w:lang w:val="en-GB"/>
         </w:rPr>
-        <w:commentReference w:id="10"/>
+        <w:commentReference w:id="7"/>
       </w:r>
     </w:p>
     <w:p>
@@ -20252,7 +26412,7 @@
       <w:r>
         <w:t xml:space="preserve">(1), e53888. </w:t>
       </w:r>
-      <w:hyperlink r:id="rId21" w:history="1">
+      <w:hyperlink r:id="rId22" w:history="1">
         <w:r>
           <w:rPr>
             <w:rStyle w:val="Hyperlink"/>
@@ -20297,7 +26457,7 @@
       <w:r>
         <w:t>, 1368411. </w:t>
       </w:r>
-      <w:hyperlink r:id="rId22" w:history="1">
+      <w:hyperlink r:id="rId23" w:history="1">
         <w:r>
           <w:rPr>
             <w:rStyle w:val="Hyperlink"/>
@@ -20347,7 +26507,7 @@
       <w:r>
         <w:t xml:space="preserve">, 115612. </w:t>
       </w:r>
-      <w:hyperlink r:id="rId23" w:history="1">
+      <w:hyperlink r:id="rId24" w:history="1">
         <w:r>
           <w:rPr>
             <w:rStyle w:val="Hyperlink"/>
@@ -20398,7 +26558,7 @@
       <w:r>
         <w:t xml:space="preserve">(2), 233–242. </w:t>
       </w:r>
-      <w:hyperlink r:id="rId24" w:history="1">
+      <w:hyperlink r:id="rId25" w:history="1">
         <w:r>
           <w:rPr>
             <w:rStyle w:val="Hyperlink"/>
@@ -20449,7 +26609,7 @@
       <w:r>
         <w:t xml:space="preserve">. </w:t>
       </w:r>
-      <w:hyperlink r:id="rId25" w:history="1">
+      <w:hyperlink r:id="rId26" w:history="1">
         <w:r>
           <w:rPr>
             <w:rStyle w:val="Hyperlink"/>
@@ -20625,7 +26785,7 @@
         </w:rPr>
         <w:t xml:space="preserve">, 2609. </w:t>
       </w:r>
-      <w:hyperlink r:id="rId26" w:history="1">
+      <w:hyperlink r:id="rId27" w:history="1">
         <w:r>
           <w:rPr>
             <w:rStyle w:val="Hyperlink"/>
@@ -20663,6 +26823,7 @@
         <w:rPr>
           <w:lang w:val="en-US"/>
         </w:rPr>
+        <w:lastRenderedPageBreak/>
         <w:t xml:space="preserve">Nadler, J. J., Moy, S. S., Dold, G., Trang, D., Simmons, N., Perez, A., Young, N. B., Barbaro, R. P., Piven, J., Magnuson, T. R., &amp; Crawley, J. N. (2004). Automated apparatus for quantitation of social approach behaviors in mice. </w:t>
       </w:r>
       <w:r>
@@ -20685,7 +26846,7 @@
       <w:r>
         <w:t xml:space="preserve">(5), 303–314. </w:t>
       </w:r>
-      <w:hyperlink r:id="rId27" w:history="1">
+      <w:hyperlink r:id="rId28" w:history="1">
         <w:r>
           <w:rPr>
             <w:rStyle w:val="Hyperlink"/>
@@ -20735,7 +26896,7 @@
       <w:r>
         <w:t xml:space="preserve">(12), e2897. </w:t>
       </w:r>
-      <w:hyperlink r:id="rId28" w:history="1">
+      <w:hyperlink r:id="rId29" w:history="1">
         <w:r>
           <w:rPr>
             <w:rStyle w:val="Hyperlink"/>
@@ -20769,7 +26930,6 @@
         <w:rPr>
           <w:lang w:val="en-US"/>
         </w:rPr>
-        <w:lastRenderedPageBreak/>
         <w:t xml:space="preserve">Morris, R. G. (1981). Spatial localization does not require the presence of local cues. </w:t>
       </w:r>
       <w:r>
@@ -20792,7 +26952,7 @@
       <w:r>
         <w:t xml:space="preserve">(2), 239–260. </w:t>
       </w:r>
-      <w:hyperlink r:id="rId29" w:history="1">
+      <w:hyperlink r:id="rId30" w:history="1">
         <w:r>
           <w:rPr>
             <w:rStyle w:val="Hyperlink"/>
@@ -20852,7 +27012,7 @@
       <w:r>
         <w:t xml:space="preserve">(1), 73–111. </w:t>
       </w:r>
-      <w:hyperlink r:id="rId30" w:history="1">
+      <w:hyperlink r:id="rId31" w:history="1">
         <w:r>
           <w:rPr>
             <w:rStyle w:val="Hyperlink"/>
@@ -20908,7 +27068,7 @@
       <w:r>
         <w:t xml:space="preserve">(3), 264–280. </w:t>
       </w:r>
-      <w:hyperlink r:id="rId31" w:history="1">
+      <w:hyperlink r:id="rId32" w:history="1">
         <w:r>
           <w:rPr>
             <w:rStyle w:val="Hyperlink"/>
@@ -20972,7 +27132,7 @@
       <w:r>
         <w:t xml:space="preserve">(2), 365–374. </w:t>
       </w:r>
-      <w:hyperlink r:id="rId32" w:history="1">
+      <w:hyperlink r:id="rId33" w:history="1">
         <w:r>
           <w:rPr>
             <w:rStyle w:val="Hyperlink"/>
@@ -21041,7 +27201,7 @@
       <w:r>
         <w:t xml:space="preserve">. </w:t>
       </w:r>
-      <w:hyperlink r:id="rId33" w:history="1">
+      <w:hyperlink r:id="rId34" w:history="1">
         <w:r>
           <w:rPr>
             <w:rStyle w:val="Hyperlink"/>
@@ -21183,7 +27343,7 @@
         </w:rPr>
         <w:t xml:space="preserve">Springer. </w:t>
       </w:r>
-      <w:hyperlink r:id="rId34" w:history="1">
+      <w:hyperlink r:id="rId35" w:history="1">
         <w:r>
           <w:rPr>
             <w:rStyle w:val="Hyperlink"/>
@@ -21268,7 +27428,7 @@
         </w:rPr>
         <w:t xml:space="preserve">, 1. </w:t>
       </w:r>
-      <w:hyperlink r:id="rId35" w:history="1">
+      <w:hyperlink r:id="rId36" w:history="1">
         <w:r>
           <w:rPr>
             <w:rStyle w:val="Hyperlink"/>
@@ -21330,7 +27490,7 @@
       <w:r>
         <w:t xml:space="preserve">(3), 705–718. </w:t>
       </w:r>
-      <w:hyperlink r:id="rId36" w:history="1">
+      <w:hyperlink r:id="rId37" w:history="1">
         <w:r>
           <w:rPr>
             <w:rStyle w:val="Hyperlink"/>
@@ -21366,6 +27526,7 @@
         <w:spacing w:before="0" w:beforeAutospacing="0" w:after="0" w:afterAutospacing="0" w:line="276" w:lineRule="auto"/>
       </w:pPr>
       <w:r>
+        <w:lastRenderedPageBreak/>
         <w:t xml:space="preserve">Wagenmakers, E., Love, J., Marsman, M., Jamil, T., Ly, A., Verhagen, J., Selker, R., Gronau, Q. F., Dropmann, D., Boutin, B., Meerhoff, F., Knight, P., Raj, A., Van Kesteren, E., Van Doorn, J., Šmíra, M., Epskamp, S., Etz, A., Matzke, D., . . . </w:t>
       </w:r>
       <w:r>
@@ -21394,7 +27555,7 @@
       <w:r>
         <w:t xml:space="preserve">(1), 58–76. </w:t>
       </w:r>
-      <w:hyperlink r:id="rId37" w:history="1">
+      <w:hyperlink r:id="rId38" w:history="1">
         <w:r>
           <w:rPr>
             <w:rStyle w:val="Hyperlink"/>
@@ -21452,7 +27613,6 @@
         <w:rPr>
           <w:lang w:val="en-US"/>
         </w:rPr>
-        <w:lastRenderedPageBreak/>
         <w:t xml:space="preserve">Yolanda, S., Redjeki, S., Andraini, T., Santoso, D. I. S., Ibrahim, N., &amp; Mailani, R. (2019). Combination of Aerobic Exercise and Continuous Environmental Enrichment Improves Adult Male Rats’ Spatial Memory: Study on Hippocampal Insulin Like Growth Factor 1 (IGF-1) and Fibroblast Growth Factor 2 (FGF-2) Expression. </w:t>
       </w:r>
       <w:r>
@@ -21475,7 +27635,7 @@
       <w:r>
         <w:t xml:space="preserve">(2), 210–216. </w:t>
       </w:r>
-      <w:hyperlink r:id="rId38" w:history="1">
+      <w:hyperlink r:id="rId39" w:history="1">
         <w:r>
           <w:rPr>
             <w:rStyle w:val="Hyperlink"/>
@@ -21543,7 +27703,7 @@
       <w:r>
         <w:t xml:space="preserve">, 4077–4086 (2018). </w:t>
       </w:r>
-      <w:hyperlink r:id="rId39" w:history="1">
+      <w:hyperlink r:id="rId40" w:history="1">
         <w:r>
           <w:rPr>
             <w:rStyle w:val="Hyperlink"/>
@@ -21626,7 +27786,7 @@
 
 <file path=word/comments.xml><?xml version="1.0" encoding="utf-8"?>
 <w:comments xmlns:wpc="http://schemas.microsoft.com/office/word/2010/wordprocessingCanvas" xmlns:cx="http://schemas.microsoft.com/office/drawing/2014/chartex" xmlns:cx1="http://schemas.microsoft.com/office/drawing/2015/9/8/chartex" xmlns:cx2="http://schemas.microsoft.com/office/drawing/2015/10/21/chartex" xmlns:cx3="http://schemas.microsoft.com/office/drawing/2016/5/9/chartex" xmlns:cx4="http://schemas.microsoft.com/office/drawing/2016/5/10/chartex" xmlns:cx5="http://schemas.microsoft.com/office/drawing/2016/5/11/chartex" xmlns:cx6="http://schemas.microsoft.com/office/drawing/2016/5/12/chartex" xmlns:cx7="http://schemas.microsoft.com/office/drawing/2016/5/13/chartex" xmlns:cx8="http://schemas.microsoft.com/office/drawing/2016/5/14/chartex" xmlns:mc="http://schemas.openxmlformats.org/markup-compatibility/2006" xmlns:aink="http://schemas.microsoft.com/office/drawing/2016/ink" xmlns:am3d="http://schemas.microsoft.com/office/drawing/2017/model3d" xmlns:o="urn:schemas-microsoft-com:office:office" xmlns:oel="http://schemas.microsoft.com/office/2019/extlst" xmlns:r="http://schemas.openxmlformats.org/officeDocument/2006/relationships" xmlns:m="http://schemas.openxmlformats.org/officeDocument/2006/math" xmlns:v="urn:schemas-microsoft-com:vml" xmlns:wp14="http://schemas.microsoft.com/office/word/2010/wordprocessingDrawing" xmlns:wp="http://schemas.openxmlformats.org/drawingml/2006/wordprocessingDrawing" xmlns:w10="urn:schemas-microsoft-com:office:word" xmlns:w="http://schemas.openxmlformats.org/wordprocessingml/2006/main" xmlns:w14="http://schemas.microsoft.com/office/word/2010/wordml" xmlns:w15="http://schemas.microsoft.com/office/word/2012/wordml" xmlns:w16cex="http://schemas.microsoft.com/office/word/2018/wordml/cex" xmlns:w16cid="http://schemas.microsoft.com/office/word/2016/wordml/cid" xmlns:w16="http://schemas.microsoft.com/office/word/2018/wordml" xmlns:w16du="http://schemas.microsoft.com/office/word/2023/wordml/word16du" xmlns:w16sdtdh="http://schemas.microsoft.com/office/word/2020/wordml/sdtdatahash" xmlns:w16sdtfl="http://schemas.microsoft.com/office/word/2024/wordml/sdtformatlock" xmlns:w16se="http://schemas.microsoft.com/office/word/2015/wordml/symex" xmlns:wpg="http://schemas.microsoft.com/office/word/2010/wordprocessingGroup" xmlns:wpi="http://schemas.microsoft.com/office/word/2010/wordprocessingInk" xmlns:wne="http://schemas.microsoft.com/office/word/2006/wordml" xmlns:wps="http://schemas.microsoft.com/office/word/2010/wordprocessingShape" mc:Ignorable="w14 w15 w16se w16cid w16 w16cex w16sdtdh w16sdtfl w16du wp14">
-  <w:comment w:id="0" w:author="Siebe Everaerts" w:date="2025-12-14T22:52:00Z" w:initials="SE">
+  <w:comment w:id="0" w:author="Siebe Everaerts" w:date="2026-04-23T12:06:00Z" w:initials="SE">
     <w:p>
       <w:pPr>
         <w:pStyle w:val="CommentText"/>
@@ -21638,11 +27798,11 @@
         <w:annotationRef/>
       </w:r>
       <w:r>
-        <w:t>Will be put in introduction but here as a reminder for now</w:t>
+        <w:t>Add the 3rd citation</w:t>
       </w:r>
     </w:p>
   </w:comment>
-  <w:comment w:id="1" w:author="Siebe Everaerts" w:date="2026-03-30T21:51:00Z" w:initials="SE">
+  <w:comment w:id="1" w:author="Siebe Everaerts" w:date="2025-12-14T22:52:00Z" w:initials="SE">
     <w:p>
       <w:pPr>
         <w:pStyle w:val="CommentText"/>
@@ -21654,11 +27814,11 @@
         <w:annotationRef/>
       </w:r>
       <w:r>
-        <w:t>In the end I will convert everything to Rmarkdown so that the table aligns with the tekst in terms of color, alignment etc.</w:t>
+        <w:t>Will be put in introduction but here as a reminder for now</w:t>
       </w:r>
     </w:p>
   </w:comment>
-  <w:comment w:id="2" w:author="Siebe Everaerts" w:date="2025-12-31T15:29:00Z" w:initials="SE">
+  <w:comment w:id="2" w:author="Siebe Everaerts" w:date="2026-03-30T21:51:00Z" w:initials="SE">
     <w:p>
       <w:pPr>
         <w:pStyle w:val="CommentText"/>
@@ -21670,11 +27830,11 @@
         <w:annotationRef/>
       </w:r>
       <w:r>
-        <w:t>Idea to include 1 graph with subplains for the weights, is this a good idea?</w:t>
+        <w:t>In the end I will convert everything to Rmarkdown so that the table aligns with the tekst in terms of color, alignment etc.</w:t>
       </w:r>
     </w:p>
   </w:comment>
-  <w:comment w:id="3" w:author="Siebe Everaerts" w:date="2026-03-30T11:42:00Z" w:initials="SE">
+  <w:comment w:id="3" w:author="Siebe Everaerts" w:date="2025-12-31T15:29:00Z" w:initials="SE">
     <w:p>
       <w:pPr>
         <w:pStyle w:val="CommentText"/>
@@ -21686,11 +27846,11 @@
         <w:annotationRef/>
       </w:r>
       <w:r>
-        <w:t>Each cage gets a line plot showing the trajectory of weights</w:t>
+        <w:t>Idea to include 1 graph with subplains for the weights, is this a good idea?</w:t>
       </w:r>
     </w:p>
   </w:comment>
-  <w:comment w:id="4" w:author="Siebe Everaerts" w:date="2025-12-30T14:58:00Z" w:initials="SE">
+  <w:comment w:id="4" w:author="Siebe Everaerts" w:date="2026-03-30T11:42:00Z" w:initials="SE">
     <w:p>
       <w:pPr>
         <w:pStyle w:val="CommentText"/>
@@ -21702,11 +27862,11 @@
         <w:annotationRef/>
       </w:r>
       <w:r>
-        <w:t xml:space="preserve">Add humane endpoints in appendix? </w:t>
+        <w:t>Each cage gets a line plot showing the trajectory of weights</w:t>
       </w:r>
     </w:p>
   </w:comment>
-  <w:comment w:id="5" w:author="Siebe Everaerts" w:date="2026-03-02T21:20:00Z" w:initials="SE">
+  <w:comment w:id="5" w:author="Siebe Everaerts" w:date="2025-12-30T14:58:00Z" w:initials="SE">
     <w:p>
       <w:pPr>
         <w:pStyle w:val="CommentText"/>
@@ -21718,7 +27878,7 @@
         <w:annotationRef/>
       </w:r>
       <w:r>
-        <w:t>Will go in introduction as well</w:t>
+        <w:t xml:space="preserve">Add humane endpoints in appendix? </w:t>
       </w:r>
     </w:p>
   </w:comment>
@@ -21738,55 +27898,7 @@
       </w:r>
     </w:p>
   </w:comment>
-  <w:comment w:id="7" w:author="Siebe Everaerts" w:date="2026-03-25T22:40:00Z" w:initials="SE">
-    <w:p>
-      <w:pPr>
-        <w:pStyle w:val="CommentText"/>
-      </w:pPr>
-      <w:r>
-        <w:rPr>
-          <w:rStyle w:val="CommentReference"/>
-        </w:rPr>
-        <w:annotationRef/>
-      </w:r>
-      <w:r>
-        <w:t>Were the rooms alternating, random? I cant remember</w:t>
-      </w:r>
-    </w:p>
-  </w:comment>
-  <w:comment w:id="8" w:author="Siebe Everaerts" w:date="2026-04-03T14:08:00Z" w:initials="SE">
-    <w:p>
-      <w:pPr>
-        <w:pStyle w:val="CommentText"/>
-      </w:pPr>
-      <w:r>
-        <w:rPr>
-          <w:rStyle w:val="CommentReference"/>
-        </w:rPr>
-        <w:annotationRef/>
-      </w:r>
-      <w:r>
-        <w:t>I excluded the mouse that died in the middle of testing in all analysis, is this a good ide or should i include it where it was still alive?</w:t>
-      </w:r>
-    </w:p>
-  </w:comment>
-  <w:comment w:id="9" w:author="Siebe Everaerts" w:date="2026-04-03T14:35:00Z" w:initials="SE">
-    <w:p>
-      <w:pPr>
-        <w:pStyle w:val="CommentText"/>
-      </w:pPr>
-      <w:r>
-        <w:rPr>
-          <w:rStyle w:val="CommentReference"/>
-        </w:rPr>
-        <w:annotationRef/>
-      </w:r>
-      <w:r>
-        <w:t>I used Distance..m. is that correct?</w:t>
-      </w:r>
-    </w:p>
-  </w:comment>
-  <w:comment w:id="10" w:author="Siebe Everaerts" w:date="2025-12-14T22:52:00Z" w:initials="SE">
+  <w:comment w:id="7" w:author="Siebe Everaerts" w:date="2025-12-14T22:52:00Z" w:initials="SE">
     <w:p>
       <w:pPr>
         <w:pStyle w:val="CommentText"/>
@@ -21807,48 +27919,39 @@
 
 <file path=word/commentsExtended.xml><?xml version="1.0" encoding="utf-8"?>
 <w15:commentsEx xmlns:wpc="http://schemas.microsoft.com/office/word/2010/wordprocessingCanvas" xmlns:cx="http://schemas.microsoft.com/office/drawing/2014/chartex" xmlns:cx1="http://schemas.microsoft.com/office/drawing/2015/9/8/chartex" xmlns:cx2="http://schemas.microsoft.com/office/drawing/2015/10/21/chartex" xmlns:cx3="http://schemas.microsoft.com/office/drawing/2016/5/9/chartex" xmlns:cx4="http://schemas.microsoft.com/office/drawing/2016/5/10/chartex" xmlns:cx5="http://schemas.microsoft.com/office/drawing/2016/5/11/chartex" xmlns:cx6="http://schemas.microsoft.com/office/drawing/2016/5/12/chartex" xmlns:cx7="http://schemas.microsoft.com/office/drawing/2016/5/13/chartex" xmlns:cx8="http://schemas.microsoft.com/office/drawing/2016/5/14/chartex" xmlns:mc="http://schemas.openxmlformats.org/markup-compatibility/2006" xmlns:aink="http://schemas.microsoft.com/office/drawing/2016/ink" xmlns:am3d="http://schemas.microsoft.com/office/drawing/2017/model3d" xmlns:o="urn:schemas-microsoft-com:office:office" xmlns:oel="http://schemas.microsoft.com/office/2019/extlst" xmlns:r="http://schemas.openxmlformats.org/officeDocument/2006/relationships" xmlns:m="http://schemas.openxmlformats.org/officeDocument/2006/math" xmlns:v="urn:schemas-microsoft-com:vml" xmlns:wp14="http://schemas.microsoft.com/office/word/2010/wordprocessingDrawing" xmlns:wp="http://schemas.openxmlformats.org/drawingml/2006/wordprocessingDrawing" xmlns:w10="urn:schemas-microsoft-com:office:word" xmlns:w="http://schemas.openxmlformats.org/wordprocessingml/2006/main" xmlns:w14="http://schemas.microsoft.com/office/word/2010/wordml" xmlns:w15="http://schemas.microsoft.com/office/word/2012/wordml" xmlns:w16cex="http://schemas.microsoft.com/office/word/2018/wordml/cex" xmlns:w16cid="http://schemas.microsoft.com/office/word/2016/wordml/cid" xmlns:w16="http://schemas.microsoft.com/office/word/2018/wordml" xmlns:w16du="http://schemas.microsoft.com/office/word/2023/wordml/word16du" xmlns:w16sdtdh="http://schemas.microsoft.com/office/word/2020/wordml/sdtdatahash" xmlns:w16sdtfl="http://schemas.microsoft.com/office/word/2024/wordml/sdtformatlock" xmlns:w16se="http://schemas.microsoft.com/office/word/2015/wordml/symex" xmlns:wpg="http://schemas.microsoft.com/office/word/2010/wordprocessingGroup" xmlns:wpi="http://schemas.microsoft.com/office/word/2010/wordprocessingInk" xmlns:wne="http://schemas.microsoft.com/office/word/2006/wordml" xmlns:wps="http://schemas.microsoft.com/office/word/2010/wordprocessingShape" mc:Ignorable="w14 w15 w16se w16cid w16 w16cex w16sdtdh w16sdtfl w16du wp14">
-  <w15:commentEx w15:paraId="1F21F751" w15:done="0"/>
+  <w15:commentEx w15:paraId="6504BE32" w15:done="0"/>
+  <w15:commentEx w15:paraId="1F21F751" w15:done="1"/>
   <w15:commentEx w15:paraId="278E5D73" w15:done="1"/>
   <w15:commentEx w15:paraId="3D572181" w15:done="0"/>
   <w15:commentEx w15:paraId="433231D9" w15:paraIdParent="3D572181" w15:done="0"/>
   <w15:commentEx w15:paraId="77185E49" w15:done="0"/>
-  <w15:commentEx w15:paraId="466BFF92" w15:done="0"/>
   <w15:commentEx w15:paraId="7E054862" w15:done="1"/>
-  <w15:commentEx w15:paraId="690AE245" w15:done="0"/>
-  <w15:commentEx w15:paraId="51D5EE48" w15:done="0"/>
-  <w15:commentEx w15:paraId="6C63A6E2" w15:done="0"/>
   <w15:commentEx w15:paraId="47BCA6E9" w15:done="0"/>
 </w15:commentsEx>
 </file>
 
 <file path=word/commentsExtensible.xml><?xml version="1.0" encoding="utf-8"?>
 <w16cex:commentsExtensible xmlns:wpc="http://schemas.microsoft.com/office/word/2010/wordprocessingCanvas" xmlns:cx="http://schemas.microsoft.com/office/drawing/2014/chartex" xmlns:cx1="http://schemas.microsoft.com/office/drawing/2015/9/8/chartex" xmlns:cx2="http://schemas.microsoft.com/office/drawing/2015/10/21/chartex" xmlns:cx3="http://schemas.microsoft.com/office/drawing/2016/5/9/chartex" xmlns:cx4="http://schemas.microsoft.com/office/drawing/2016/5/10/chartex" xmlns:cx5="http://schemas.microsoft.com/office/drawing/2016/5/11/chartex" xmlns:cx6="http://schemas.microsoft.com/office/drawing/2016/5/12/chartex" xmlns:cx7="http://schemas.microsoft.com/office/drawing/2016/5/13/chartex" xmlns:cx8="http://schemas.microsoft.com/office/drawing/2016/5/14/chartex" xmlns:cr="http://schemas.microsoft.com/office/comments/2020/reactions" xmlns:mc="http://schemas.openxmlformats.org/markup-compatibility/2006" xmlns:aink="http://schemas.microsoft.com/office/drawing/2016/ink" xmlns:am3d="http://schemas.microsoft.com/office/drawing/2017/model3d" xmlns:o="urn:schemas-microsoft-com:office:office" xmlns:oel="http://schemas.microsoft.com/office/2019/extlst" xmlns:r="http://schemas.openxmlformats.org/officeDocument/2006/relationships" xmlns:m="http://schemas.openxmlformats.org/officeDocument/2006/math" xmlns:v="urn:schemas-microsoft-com:vml" xmlns:wp14="http://schemas.microsoft.com/office/word/2010/wordprocessingDrawing" xmlns:wp="http://schemas.openxmlformats.org/drawingml/2006/wordprocessingDrawing" xmlns:w10="urn:schemas-microsoft-com:office:word" xmlns:w="http://schemas.openxmlformats.org/wordprocessingml/2006/main" xmlns:w14="http://schemas.microsoft.com/office/word/2010/wordml" xmlns:w15="http://schemas.microsoft.com/office/word/2012/wordml" xmlns:w16cex="http://schemas.microsoft.com/office/word/2018/wordml/cex" xmlns:w16cid="http://schemas.microsoft.com/office/word/2016/wordml/cid" xmlns:w16="http://schemas.microsoft.com/office/word/2018/wordml" xmlns:w16du="http://schemas.microsoft.com/office/word/2023/wordml/word16du" xmlns:w16sdtdh="http://schemas.microsoft.com/office/word/2020/wordml/sdtdatahash" xmlns:w16sdtfl="http://schemas.microsoft.com/office/word/2024/wordml/sdtformatlock" xmlns:w16se="http://schemas.microsoft.com/office/word/2015/wordml/symex" xmlns:wpg="http://schemas.microsoft.com/office/word/2010/wordprocessingGroup" xmlns:wpi="http://schemas.microsoft.com/office/word/2010/wordprocessingInk" xmlns:wne="http://schemas.microsoft.com/office/word/2006/wordml" xmlns:wps="http://schemas.microsoft.com/office/word/2010/wordprocessingShape" mc:Ignorable="w14 w15 w16se w16cid w16 w16cex w16sdtdh w16sdtfl cr w16du wp14">
+  <w16cex:commentExtensible w16cex:durableId="0129A634" w16cex:dateUtc="2026-04-23T10:06:00Z"/>
   <w16cex:commentExtensible w16cex:durableId="78417D0F" w16cex:dateUtc="2025-12-14T21:52:00Z"/>
   <w16cex:commentExtensible w16cex:durableId="486FA5EB" w16cex:dateUtc="2026-03-30T19:51:00Z"/>
   <w16cex:commentExtensible w16cex:durableId="29B81969" w16cex:dateUtc="2025-12-31T14:29:00Z"/>
   <w16cex:commentExtensible w16cex:durableId="34D8A559" w16cex:dateUtc="2026-03-30T09:42:00Z"/>
   <w16cex:commentExtensible w16cex:durableId="2E2493B1" w16cex:dateUtc="2025-12-30T13:58:00Z"/>
-  <w16cex:commentExtensible w16cex:durableId="4A9FD800" w16cex:dateUtc="2026-03-02T20:20:00Z"/>
   <w16cex:commentExtensible w16cex:durableId="768468CE" w16cex:dateUtc="2026-03-25T21:21:00Z"/>
-  <w16cex:commentExtensible w16cex:durableId="3730EC66" w16cex:dateUtc="2026-03-25T21:40:00Z"/>
-  <w16cex:commentExtensible w16cex:durableId="7CEFCA87" w16cex:dateUtc="2026-04-03T12:08:00Z"/>
-  <w16cex:commentExtensible w16cex:durableId="258E9CEF" w16cex:dateUtc="2026-04-03T12:35:00Z"/>
   <w16cex:commentExtensible w16cex:durableId="23A945F6" w16cex:dateUtc="2025-12-14T21:52:00Z"/>
 </w16cex:commentsExtensible>
 </file>
 
 <file path=word/commentsIds.xml><?xml version="1.0" encoding="utf-8"?>
 <w16cid:commentsIds xmlns:wpc="http://schemas.microsoft.com/office/word/2010/wordprocessingCanvas" xmlns:cx="http://schemas.microsoft.com/office/drawing/2014/chartex" xmlns:cx1="http://schemas.microsoft.com/office/drawing/2015/9/8/chartex" xmlns:cx2="http://schemas.microsoft.com/office/drawing/2015/10/21/chartex" xmlns:cx3="http://schemas.microsoft.com/office/drawing/2016/5/9/chartex" xmlns:cx4="http://schemas.microsoft.com/office/drawing/2016/5/10/chartex" xmlns:cx5="http://schemas.microsoft.com/office/drawing/2016/5/11/chartex" xmlns:cx6="http://schemas.microsoft.com/office/drawing/2016/5/12/chartex" xmlns:cx7="http://schemas.microsoft.com/office/drawing/2016/5/13/chartex" xmlns:cx8="http://schemas.microsoft.com/office/drawing/2016/5/14/chartex" xmlns:mc="http://schemas.openxmlformats.org/markup-compatibility/2006" xmlns:aink="http://schemas.microsoft.com/office/drawing/2016/ink" xmlns:am3d="http://schemas.microsoft.com/office/drawing/2017/model3d" xmlns:o="urn:schemas-microsoft-com:office:office" xmlns:oel="http://schemas.microsoft.com/office/2019/extlst" xmlns:r="http://schemas.openxmlformats.org/officeDocument/2006/relationships" xmlns:m="http://schemas.openxmlformats.org/officeDocument/2006/math" xmlns:v="urn:schemas-microsoft-com:vml" xmlns:wp14="http://schemas.microsoft.com/office/word/2010/wordprocessingDrawing" xmlns:wp="http://schemas.openxmlformats.org/drawingml/2006/wordprocessingDrawing" xmlns:w10="urn:schemas-microsoft-com:office:word" xmlns:w="http://schemas.openxmlformats.org/wordprocessingml/2006/main" xmlns:w14="http://schemas.microsoft.com/office/word/2010/wordml" xmlns:w15="http://schemas.microsoft.com/office/word/2012/wordml" xmlns:w16cex="http://schemas.microsoft.com/office/word/2018/wordml/cex" xmlns:w16cid="http://schemas.microsoft.com/office/word/2016/wordml/cid" xmlns:w16="http://schemas.microsoft.com/office/word/2018/wordml" xmlns:w16du="http://schemas.microsoft.com/office/word/2023/wordml/word16du" xmlns:w16sdtdh="http://schemas.microsoft.com/office/word/2020/wordml/sdtdatahash" xmlns:w16sdtfl="http://schemas.microsoft.com/office/word/2024/wordml/sdtformatlock" xmlns:w16se="http://schemas.microsoft.com/office/word/2015/wordml/symex" xmlns:wpg="http://schemas.microsoft.com/office/word/2010/wordprocessingGroup" xmlns:wpi="http://schemas.microsoft.com/office/word/2010/wordprocessingInk" xmlns:wne="http://schemas.microsoft.com/office/word/2006/wordml" xmlns:wps="http://schemas.microsoft.com/office/word/2010/wordprocessingShape" mc:Ignorable="w14 w15 w16se w16cid w16 w16cex w16sdtdh w16sdtfl w16du wp14">
+  <w16cid:commentId w16cid:paraId="6504BE32" w16cid:durableId="0129A634"/>
   <w16cid:commentId w16cid:paraId="1F21F751" w16cid:durableId="78417D0F"/>
   <w16cid:commentId w16cid:paraId="278E5D73" w16cid:durableId="486FA5EB"/>
   <w16cid:commentId w16cid:paraId="3D572181" w16cid:durableId="29B81969"/>
   <w16cid:commentId w16cid:paraId="433231D9" w16cid:durableId="34D8A559"/>
   <w16cid:commentId w16cid:paraId="77185E49" w16cid:durableId="2E2493B1"/>
-  <w16cid:commentId w16cid:paraId="466BFF92" w16cid:durableId="4A9FD800"/>
   <w16cid:commentId w16cid:paraId="7E054862" w16cid:durableId="768468CE"/>
-  <w16cid:commentId w16cid:paraId="690AE245" w16cid:durableId="3730EC66"/>
-  <w16cid:commentId w16cid:paraId="51D5EE48" w16cid:durableId="7CEFCA87"/>
-  <w16cid:commentId w16cid:paraId="6C63A6E2" w16cid:durableId="258E9CEF"/>
   <w16cid:commentId w16cid:paraId="47BCA6E9" w16cid:durableId="23A945F6"/>
 </w16cid:commentsIds>
 </file>

--- a/Thesis_SiebeEveraerts_draft3.docx
+++ b/Thesis_SiebeEveraerts_draft3.docx
@@ -2471,7 +2471,7 @@
           <w:lang w:val="en-US"/>
         </w:rPr>
         <w:drawing>
-          <wp:inline distT="0" distB="0" distL="0" distR="0" wp14:anchorId="2DC578DB" wp14:editId="4E032894">
+          <wp:inline distT="0" distB="0" distL="0" distR="0" wp14:anchorId="2DC578DB" wp14:editId="048B321E">
             <wp:extent cx="5760720" cy="904576"/>
             <wp:effectExtent l="0" t="0" r="0" b="0"/>
             <wp:docPr id="490171308" name="Picture 2"/>
@@ -2806,6 +2806,7 @@
         <w:rPr>
           <w:rFonts w:ascii="Times New Roman" w:hAnsi="Times New Roman" w:cs="Times New Roman"/>
           <w:sz w:val="24"/>
+          <w:lang w:val="en-US"/>
         </w:rPr>
         <w:t>(Fares et al., 2013; Khalil, 2024)</w:t>
       </w:r>
@@ -4057,7 +4058,7 @@
           <w:lang w:val="en-US"/>
         </w:rPr>
         <w:drawing>
-          <wp:inline distT="0" distB="0" distL="0" distR="0" wp14:anchorId="1D443C78" wp14:editId="6B08DC95">
+          <wp:inline distT="0" distB="0" distL="0" distR="0" wp14:anchorId="1D443C78" wp14:editId="132B7098">
             <wp:extent cx="1751162" cy="1670485"/>
             <wp:effectExtent l="0" t="0" r="1905" b="6350"/>
             <wp:docPr id="1430163639" name="Picture 4"/>
@@ -9257,22 +9258,51 @@
       <w:r>
         <w:rPr>
           <w:rFonts w:ascii="Times New Roman" w:hAnsi="Times New Roman" w:cs="Times New Roman"/>
+          <w:sz w:val="24"/>
+          <w:szCs w:val="24"/>
+          <w:lang w:val="en-US"/>
+        </w:rPr>
+        <w:t>Total path length</w:t>
+      </w:r>
+      <w:r>
+        <w:rPr>
+          <w:rFonts w:ascii="Times New Roman" w:hAnsi="Times New Roman" w:cs="Times New Roman"/>
+          <w:sz w:val="24"/>
+          <w:szCs w:val="24"/>
+          <w:lang w:val="en-US"/>
+        </w:rPr>
+        <w:t xml:space="preserve"> was used as a measure of </w:t>
+      </w:r>
+      <w:r>
+        <w:rPr>
+          <w:rFonts w:ascii="Times New Roman" w:hAnsi="Times New Roman" w:cs="Times New Roman"/>
           <w:i/>
           <w:iCs/>
           <w:sz w:val="24"/>
           <w:szCs w:val="24"/>
           <w:lang w:val="en-US"/>
         </w:rPr>
-        <w:t>Total path length</w:t>
-      </w:r>
-      <w:r>
-        <w:rPr>
-          <w:rFonts w:ascii="Times New Roman" w:hAnsi="Times New Roman" w:cs="Times New Roman"/>
-          <w:sz w:val="24"/>
-          <w:szCs w:val="24"/>
-          <w:lang w:val="en-US"/>
-        </w:rPr>
-        <w:t xml:space="preserve"> was used as a measure of general exploration and locomotor activity</w:t>
+        <w:t>general exploration</w:t>
+      </w:r>
+      <w:r>
+        <w:rPr>
+          <w:rFonts w:ascii="Times New Roman" w:hAnsi="Times New Roman" w:cs="Times New Roman"/>
+          <w:sz w:val="24"/>
+          <w:szCs w:val="24"/>
+          <w:lang w:val="en-US"/>
+        </w:rPr>
+        <w:t xml:space="preserve"> and </w:t>
+      </w:r>
+      <w:r>
+        <w:rPr>
+          <w:rFonts w:ascii="Times New Roman" w:hAnsi="Times New Roman" w:cs="Times New Roman"/>
+          <w:i/>
+          <w:iCs/>
+          <w:sz w:val="24"/>
+          <w:szCs w:val="24"/>
+          <w:lang w:val="en-US"/>
+        </w:rPr>
+        <w:t>locomotor activity</w:t>
       </w:r>
       <w:r>
         <w:rPr>
@@ -10883,16 +10913,16 @@
           <w:lang w:val="en-US"/>
         </w:rPr>
         <w:lastRenderedPageBreak/>
-        <w:t>Thigmotaxis</w:t>
-      </w:r>
-      <w:r>
-        <w:rPr>
-          <w:rFonts w:ascii="Times New Roman" w:hAnsi="Times New Roman" w:cs="Times New Roman"/>
-          <w:sz w:val="24"/>
-          <w:szCs w:val="24"/>
-          <w:lang w:val="en-US"/>
-        </w:rPr>
-        <w:t xml:space="preserve"> and </w:t>
+        <w:t xml:space="preserve">Thigmotaxis </w:t>
+      </w:r>
+      <w:r>
+        <w:rPr>
+          <w:rFonts w:ascii="Times New Roman" w:hAnsi="Times New Roman" w:cs="Times New Roman"/>
+          <w:sz w:val="24"/>
+          <w:szCs w:val="24"/>
+          <w:lang w:val="en-US"/>
+        </w:rPr>
+        <w:t xml:space="preserve">and </w:t>
       </w:r>
       <w:r>
         <w:rPr>
@@ -10903,16 +10933,43 @@
           <w:szCs w:val="24"/>
           <w:lang w:val="en-US"/>
         </w:rPr>
-        <w:t>center exploration</w:t>
-      </w:r>
-      <w:r>
-        <w:rPr>
-          <w:rFonts w:ascii="Times New Roman" w:hAnsi="Times New Roman" w:cs="Times New Roman"/>
-          <w:sz w:val="24"/>
-          <w:szCs w:val="24"/>
-          <w:lang w:val="en-US"/>
-        </w:rPr>
-        <w:t xml:space="preserve"> were quantified as time spent in the periphery and center, respectively. </w:t>
+        <w:t>center</w:t>
+      </w:r>
+      <w:r>
+        <w:rPr>
+          <w:rFonts w:ascii="Times New Roman" w:hAnsi="Times New Roman" w:cs="Times New Roman"/>
+          <w:sz w:val="24"/>
+          <w:szCs w:val="24"/>
+          <w:lang w:val="en-US"/>
+        </w:rPr>
+        <w:t xml:space="preserve"> exploration</w:t>
+      </w:r>
+      <w:r>
+        <w:rPr>
+          <w:rFonts w:ascii="Times New Roman" w:hAnsi="Times New Roman" w:cs="Times New Roman"/>
+          <w:sz w:val="24"/>
+          <w:szCs w:val="24"/>
+          <w:lang w:val="en-US"/>
+        </w:rPr>
+        <w:t xml:space="preserve"> were quantified as </w:t>
+      </w:r>
+      <w:r>
+        <w:rPr>
+          <w:rFonts w:ascii="Times New Roman" w:hAnsi="Times New Roman" w:cs="Times New Roman"/>
+          <w:sz w:val="24"/>
+          <w:szCs w:val="24"/>
+          <w:lang w:val="en-US"/>
+        </w:rPr>
+        <w:t>time spent in the periphery and center, respectively</w:t>
+      </w:r>
+      <w:r>
+        <w:rPr>
+          <w:rFonts w:ascii="Times New Roman" w:hAnsi="Times New Roman" w:cs="Times New Roman"/>
+          <w:sz w:val="24"/>
+          <w:szCs w:val="24"/>
+          <w:lang w:val="en-US"/>
+        </w:rPr>
+        <w:t xml:space="preserve">. </w:t>
       </w:r>
       <w:r>
         <w:rPr>
@@ -14941,16 +14998,7 @@
           <w:szCs w:val="24"/>
           <w:lang w:val="en-US"/>
         </w:rPr>
-        <w:t xml:space="preserve"> </w:t>
-      </w:r>
-      <w:r>
-        <w:rPr>
-          <w:rFonts w:ascii="Times New Roman" w:hAnsi="Times New Roman" w:cs="Times New Roman"/>
-          <w:sz w:val="24"/>
-          <w:szCs w:val="24"/>
-          <w:lang w:val="en-US"/>
-        </w:rPr>
-        <w:t>raw data</w:t>
+        <w:t xml:space="preserve"> raw data</w:t>
       </w:r>
       <w:r>
         <w:rPr>
@@ -17822,7 +17870,47 @@
           <w:szCs w:val="24"/>
           <w:lang w:val="en-US"/>
         </w:rPr>
-        <w:t xml:space="preserve">To analyze the effects of treatment and environment on balance and motor coordination, we </w:t>
+        <w:t xml:space="preserve">To analyze the effects of treatment and environment on </w:t>
+      </w:r>
+      <w:r>
+        <w:rPr>
+          <w:rFonts w:ascii="Times New Roman" w:hAnsi="Times New Roman" w:cs="Times New Roman"/>
+          <w:i/>
+          <w:iCs/>
+          <w:sz w:val="24"/>
+          <w:szCs w:val="24"/>
+          <w:lang w:val="en-US"/>
+        </w:rPr>
+        <w:t>balance</w:t>
+      </w:r>
+      <w:r>
+        <w:rPr>
+          <w:rFonts w:ascii="Times New Roman" w:hAnsi="Times New Roman" w:cs="Times New Roman"/>
+          <w:sz w:val="24"/>
+          <w:szCs w:val="24"/>
+          <w:lang w:val="en-US"/>
+        </w:rPr>
+        <w:t xml:space="preserve"> and </w:t>
+      </w:r>
+      <w:r>
+        <w:rPr>
+          <w:rFonts w:ascii="Times New Roman" w:hAnsi="Times New Roman" w:cs="Times New Roman"/>
+          <w:i/>
+          <w:iCs/>
+          <w:sz w:val="24"/>
+          <w:szCs w:val="24"/>
+          <w:lang w:val="en-US"/>
+        </w:rPr>
+        <w:t>motor coordination</w:t>
+      </w:r>
+      <w:r>
+        <w:rPr>
+          <w:rFonts w:ascii="Times New Roman" w:hAnsi="Times New Roman" w:cs="Times New Roman"/>
+          <w:sz w:val="24"/>
+          <w:szCs w:val="24"/>
+          <w:lang w:val="en-US"/>
+        </w:rPr>
+        <w:t xml:space="preserve">, we </w:t>
       </w:r>
       <w:r>
         <w:rPr>
@@ -19479,7 +19567,47 @@
           <w:szCs w:val="24"/>
           <w:lang w:val="en-US"/>
         </w:rPr>
-        <w:t>the effects of treatment, environment, and their interaction on general locomotion and exploratory behavior.</w:t>
+        <w:t xml:space="preserve">the effects of treatment, environment, and their interaction on </w:t>
+      </w:r>
+      <w:r>
+        <w:rPr>
+          <w:rFonts w:ascii="Times New Roman" w:hAnsi="Times New Roman" w:cs="Times New Roman"/>
+          <w:i/>
+          <w:iCs/>
+          <w:sz w:val="24"/>
+          <w:szCs w:val="24"/>
+          <w:lang w:val="en-US"/>
+        </w:rPr>
+        <w:t>general locomotion</w:t>
+      </w:r>
+      <w:r>
+        <w:rPr>
+          <w:rFonts w:ascii="Times New Roman" w:hAnsi="Times New Roman" w:cs="Times New Roman"/>
+          <w:sz w:val="24"/>
+          <w:szCs w:val="24"/>
+          <w:lang w:val="en-US"/>
+        </w:rPr>
+        <w:t xml:space="preserve"> and </w:t>
+      </w:r>
+      <w:r>
+        <w:rPr>
+          <w:rFonts w:ascii="Times New Roman" w:hAnsi="Times New Roman" w:cs="Times New Roman"/>
+          <w:i/>
+          <w:iCs/>
+          <w:sz w:val="24"/>
+          <w:szCs w:val="24"/>
+          <w:lang w:val="en-US"/>
+        </w:rPr>
+        <w:t>exploratory behavior</w:t>
+      </w:r>
+      <w:r>
+        <w:rPr>
+          <w:rFonts w:ascii="Times New Roman" w:hAnsi="Times New Roman" w:cs="Times New Roman"/>
+          <w:sz w:val="24"/>
+          <w:szCs w:val="24"/>
+          <w:lang w:val="en-US"/>
+        </w:rPr>
+        <w:t>.</w:t>
       </w:r>
       <w:r>
         <w:rPr>
@@ -21201,7 +21329,27 @@
           <w:szCs w:val="24"/>
           <w:lang w:val="en-US"/>
         </w:rPr>
-        <w:t>Time spent near the first stranger mouse was used as a metric of general sociability, and a two</w:t>
+        <w:t xml:space="preserve">Time spent near the first stranger mouse was used as a metric of </w:t>
+      </w:r>
+      <w:r>
+        <w:rPr>
+          <w:rFonts w:ascii="Times New Roman" w:hAnsi="Times New Roman" w:cs="Times New Roman"/>
+          <w:i/>
+          <w:iCs/>
+          <w:sz w:val="24"/>
+          <w:szCs w:val="24"/>
+          <w:lang w:val="en-US"/>
+        </w:rPr>
+        <w:t>general sociability</w:t>
+      </w:r>
+      <w:r>
+        <w:rPr>
+          <w:rFonts w:ascii="Times New Roman" w:hAnsi="Times New Roman" w:cs="Times New Roman"/>
+          <w:sz w:val="24"/>
+          <w:szCs w:val="24"/>
+          <w:lang w:val="en-US"/>
+        </w:rPr>
+        <w:t>, and a two</w:t>
       </w:r>
       <w:r>
         <w:rPr>
@@ -21265,6 +21413,64 @@
           <w:szCs w:val="24"/>
           <w:lang w:val="en-US"/>
         </w:rPr>
+        <w:t xml:space="preserve"> (</w:t>
+      </w:r>
+      <w:r>
+        <w:rPr>
+          <w:rFonts w:ascii="Times New Roman" w:hAnsi="Times New Roman" w:cs="Times New Roman"/>
+          <w:i/>
+          <w:iCs/>
+          <w:sz w:val="24"/>
+          <w:szCs w:val="24"/>
+          <w:lang w:val="en-US"/>
+        </w:rPr>
+        <w:t>F</w:t>
+      </w:r>
+      <w:r>
+        <w:rPr>
+          <w:rFonts w:ascii="Times New Roman" w:hAnsi="Times New Roman" w:cs="Times New Roman"/>
+          <w:sz w:val="24"/>
+          <w:szCs w:val="24"/>
+          <w:lang w:val="en-US"/>
+        </w:rPr>
+        <w:t>(1, 30) =</w:t>
+      </w:r>
+      <w:r>
+        <w:rPr>
+          <w:rFonts w:ascii="Times New Roman" w:hAnsi="Times New Roman" w:cs="Times New Roman"/>
+          <w:sz w:val="24"/>
+          <w:szCs w:val="24"/>
+          <w:lang w:val="en-US"/>
+        </w:rPr>
+        <w:t xml:space="preserve"> 1.05</w:t>
+      </w:r>
+      <w:r>
+        <w:rPr>
+          <w:rFonts w:ascii="Times New Roman" w:hAnsi="Times New Roman" w:cs="Times New Roman"/>
+          <w:sz w:val="24"/>
+          <w:szCs w:val="24"/>
+          <w:lang w:val="en-US"/>
+        </w:rPr>
+        <w:t xml:space="preserve">, </w:t>
+      </w:r>
+      <w:r>
+        <w:rPr>
+          <w:rFonts w:ascii="Times New Roman" w:hAnsi="Times New Roman" w:cs="Times New Roman"/>
+          <w:i/>
+          <w:iCs/>
+          <w:sz w:val="24"/>
+          <w:szCs w:val="24"/>
+          <w:lang w:val="en-US"/>
+        </w:rPr>
+        <w:t>p</w:t>
+      </w:r>
+      <w:r>
+        <w:rPr>
+          <w:rFonts w:ascii="Times New Roman" w:hAnsi="Times New Roman" w:cs="Times New Roman"/>
+          <w:sz w:val="24"/>
+          <w:szCs w:val="24"/>
+          <w:lang w:val="en-US"/>
+        </w:rPr>
         <w:t xml:space="preserve"> </w:t>
       </w:r>
       <w:r>
@@ -21274,7 +21480,34 @@
           <w:szCs w:val="24"/>
           <w:lang w:val="en-US"/>
         </w:rPr>
-        <w:t>(</w:t>
+        <w:t>=</w:t>
+      </w:r>
+      <w:r>
+        <w:rPr>
+          <w:rFonts w:ascii="Times New Roman" w:hAnsi="Times New Roman" w:cs="Times New Roman"/>
+          <w:sz w:val="24"/>
+          <w:szCs w:val="24"/>
+          <w:lang w:val="en-US"/>
+        </w:rPr>
+        <w:t xml:space="preserve"> </w:t>
+      </w:r>
+      <w:r>
+        <w:rPr>
+          <w:rFonts w:ascii="Times New Roman" w:hAnsi="Times New Roman" w:cs="Times New Roman"/>
+          <w:sz w:val="24"/>
+          <w:szCs w:val="24"/>
+          <w:lang w:val="en-US"/>
+        </w:rPr>
+        <w:t>0.31</w:t>
+      </w:r>
+      <w:r>
+        <w:rPr>
+          <w:rFonts w:ascii="Times New Roman" w:hAnsi="Times New Roman" w:cs="Times New Roman"/>
+          <w:sz w:val="24"/>
+          <w:szCs w:val="24"/>
+          <w:lang w:val="en-US"/>
+        </w:rPr>
+        <w:t xml:space="preserve">, </w:t>
       </w:r>
       <w:r>
         <w:rPr>
@@ -21283,6 +21516,90 @@
           <w:iCs/>
           <w:sz w:val="24"/>
           <w:szCs w:val="24"/>
+        </w:rPr>
+        <w:t>η</w:t>
+      </w:r>
+      <w:r>
+        <w:rPr>
+          <w:rFonts w:ascii="Times New Roman" w:hAnsi="Times New Roman" w:cs="Times New Roman"/>
+          <w:i/>
+          <w:iCs/>
+          <w:sz w:val="24"/>
+          <w:szCs w:val="24"/>
+          <w:lang w:val="en-US"/>
+        </w:rPr>
+        <w:t>²</w:t>
+      </w:r>
+      <w:r>
+        <w:rPr>
+          <w:rFonts w:ascii="Times New Roman" w:hAnsi="Times New Roman" w:cs="Times New Roman"/>
+          <w:sz w:val="24"/>
+          <w:szCs w:val="24"/>
+          <w:lang w:val="en-US"/>
+        </w:rPr>
+        <w:t xml:space="preserve"> = </w:t>
+      </w:r>
+      <w:r>
+        <w:rPr>
+          <w:rFonts w:ascii="Times New Roman" w:hAnsi="Times New Roman" w:cs="Times New Roman"/>
+          <w:sz w:val="24"/>
+          <w:szCs w:val="24"/>
+          <w:lang w:val="en-US"/>
+        </w:rPr>
+        <w:t>0</w:t>
+      </w:r>
+      <w:r>
+        <w:rPr>
+          <w:rFonts w:ascii="Times New Roman" w:hAnsi="Times New Roman" w:cs="Times New Roman"/>
+          <w:sz w:val="24"/>
+          <w:szCs w:val="24"/>
+          <w:lang w:val="en-US"/>
+        </w:rPr>
+        <w:t>.</w:t>
+      </w:r>
+      <w:r>
+        <w:rPr>
+          <w:rFonts w:ascii="Times New Roman" w:hAnsi="Times New Roman" w:cs="Times New Roman"/>
+          <w:sz w:val="24"/>
+          <w:szCs w:val="24"/>
+          <w:lang w:val="en-US"/>
+        </w:rPr>
+        <w:t>03</w:t>
+      </w:r>
+      <w:r>
+        <w:rPr>
+          <w:rFonts w:ascii="Times New Roman" w:hAnsi="Times New Roman" w:cs="Times New Roman"/>
+          <w:sz w:val="24"/>
+          <w:szCs w:val="24"/>
+          <w:lang w:val="en-US"/>
+        </w:rPr>
+        <w:t>)</w:t>
+      </w:r>
+      <w:r>
+        <w:rPr>
+          <w:rFonts w:ascii="Times New Roman" w:hAnsi="Times New Roman" w:cs="Times New Roman"/>
+          <w:sz w:val="24"/>
+          <w:szCs w:val="24"/>
+          <w:lang w:val="en-US"/>
+        </w:rPr>
+        <w:t>, but we did observe a significant main effect of environment</w:t>
+      </w:r>
+      <w:r>
+        <w:rPr>
+          <w:rFonts w:ascii="Times New Roman" w:hAnsi="Times New Roman" w:cs="Times New Roman"/>
+          <w:sz w:val="24"/>
+          <w:szCs w:val="24"/>
+          <w:lang w:val="en-US"/>
+        </w:rPr>
+        <w:t xml:space="preserve"> (</w:t>
+      </w:r>
+      <w:r>
+        <w:rPr>
+          <w:rFonts w:ascii="Times New Roman" w:hAnsi="Times New Roman" w:cs="Times New Roman"/>
+          <w:i/>
+          <w:iCs/>
+          <w:sz w:val="24"/>
+          <w:szCs w:val="24"/>
           <w:lang w:val="en-US"/>
         </w:rPr>
         <w:t>F</w:t>
@@ -21303,6 +21620,35 @@
           <w:szCs w:val="24"/>
           <w:lang w:val="en-US"/>
         </w:rPr>
+        <w:t xml:space="preserve"> 6.50</w:t>
+      </w:r>
+      <w:r>
+        <w:rPr>
+          <w:rFonts w:ascii="Times New Roman" w:hAnsi="Times New Roman" w:cs="Times New Roman"/>
+          <w:sz w:val="24"/>
+          <w:szCs w:val="24"/>
+          <w:lang w:val="en-US"/>
+        </w:rPr>
+        <w:t xml:space="preserve">, </w:t>
+      </w:r>
+      <w:r>
+        <w:rPr>
+          <w:rFonts w:ascii="Times New Roman" w:hAnsi="Times New Roman" w:cs="Times New Roman"/>
+          <w:i/>
+          <w:iCs/>
+          <w:sz w:val="24"/>
+          <w:szCs w:val="24"/>
+          <w:lang w:val="en-US"/>
+        </w:rPr>
+        <w:t>p</w:t>
+      </w:r>
+      <w:r>
+        <w:rPr>
+          <w:rFonts w:ascii="Times New Roman" w:hAnsi="Times New Roman" w:cs="Times New Roman"/>
+          <w:sz w:val="24"/>
+          <w:szCs w:val="24"/>
+          <w:lang w:val="en-US"/>
+        </w:rPr>
         <w:t xml:space="preserve"> </w:t>
       </w:r>
       <w:r>
@@ -21312,7 +21658,25 @@
           <w:szCs w:val="24"/>
           <w:lang w:val="en-US"/>
         </w:rPr>
-        <w:t>1.05</w:t>
+        <w:t>=</w:t>
+      </w:r>
+      <w:r>
+        <w:rPr>
+          <w:rFonts w:ascii="Times New Roman" w:hAnsi="Times New Roman" w:cs="Times New Roman"/>
+          <w:sz w:val="24"/>
+          <w:szCs w:val="24"/>
+          <w:lang w:val="en-US"/>
+        </w:rPr>
+        <w:t xml:space="preserve"> </w:t>
+      </w:r>
+      <w:r>
+        <w:rPr>
+          <w:rFonts w:ascii="Times New Roman" w:hAnsi="Times New Roman" w:cs="Times New Roman"/>
+          <w:sz w:val="24"/>
+          <w:szCs w:val="24"/>
+          <w:lang w:val="en-US"/>
+        </w:rPr>
+        <w:t>0.02</w:t>
       </w:r>
       <w:r>
         <w:rPr>
@@ -21330,6 +21694,128 @@
           <w:iCs/>
           <w:sz w:val="24"/>
           <w:szCs w:val="24"/>
+        </w:rPr>
+        <w:t>η</w:t>
+      </w:r>
+      <w:r>
+        <w:rPr>
+          <w:rFonts w:ascii="Times New Roman" w:hAnsi="Times New Roman" w:cs="Times New Roman"/>
+          <w:i/>
+          <w:iCs/>
+          <w:sz w:val="24"/>
+          <w:szCs w:val="24"/>
+          <w:lang w:val="en-US"/>
+        </w:rPr>
+        <w:t>²</w:t>
+      </w:r>
+      <w:r>
+        <w:rPr>
+          <w:rFonts w:ascii="Times New Roman" w:hAnsi="Times New Roman" w:cs="Times New Roman"/>
+          <w:sz w:val="24"/>
+          <w:szCs w:val="24"/>
+          <w:lang w:val="en-US"/>
+        </w:rPr>
+        <w:t xml:space="preserve"> = </w:t>
+      </w:r>
+      <w:r>
+        <w:rPr>
+          <w:rFonts w:ascii="Times New Roman" w:hAnsi="Times New Roman" w:cs="Times New Roman"/>
+          <w:sz w:val="24"/>
+          <w:szCs w:val="24"/>
+          <w:lang w:val="en-US"/>
+        </w:rPr>
+        <w:t>0</w:t>
+      </w:r>
+      <w:r>
+        <w:rPr>
+          <w:rFonts w:ascii="Times New Roman" w:hAnsi="Times New Roman" w:cs="Times New Roman"/>
+          <w:sz w:val="24"/>
+          <w:szCs w:val="24"/>
+          <w:lang w:val="en-US"/>
+        </w:rPr>
+        <w:t>.</w:t>
+      </w:r>
+      <w:r>
+        <w:rPr>
+          <w:rFonts w:ascii="Times New Roman" w:hAnsi="Times New Roman" w:cs="Times New Roman"/>
+          <w:sz w:val="24"/>
+          <w:szCs w:val="24"/>
+          <w:lang w:val="en-US"/>
+        </w:rPr>
+        <w:t>18</w:t>
+      </w:r>
+      <w:r>
+        <w:rPr>
+          <w:rFonts w:ascii="Times New Roman" w:hAnsi="Times New Roman" w:cs="Times New Roman"/>
+          <w:sz w:val="24"/>
+          <w:szCs w:val="24"/>
+          <w:lang w:val="en-US"/>
+        </w:rPr>
+        <w:t>)</w:t>
+      </w:r>
+      <w:r>
+        <w:rPr>
+          <w:rFonts w:ascii="Times New Roman" w:hAnsi="Times New Roman" w:cs="Times New Roman"/>
+          <w:sz w:val="24"/>
+          <w:szCs w:val="24"/>
+          <w:lang w:val="en-US"/>
+        </w:rPr>
+        <w:t>. The interaction did not reach significance</w:t>
+      </w:r>
+      <w:r>
+        <w:rPr>
+          <w:rFonts w:ascii="Times New Roman" w:hAnsi="Times New Roman" w:cs="Times New Roman"/>
+          <w:sz w:val="24"/>
+          <w:szCs w:val="24"/>
+          <w:lang w:val="en-US"/>
+        </w:rPr>
+        <w:t xml:space="preserve"> (</w:t>
+      </w:r>
+      <w:r>
+        <w:rPr>
+          <w:rFonts w:ascii="Times New Roman" w:hAnsi="Times New Roman" w:cs="Times New Roman"/>
+          <w:i/>
+          <w:iCs/>
+          <w:sz w:val="24"/>
+          <w:szCs w:val="24"/>
+          <w:lang w:val="en-US"/>
+        </w:rPr>
+        <w:t>F</w:t>
+      </w:r>
+      <w:r>
+        <w:rPr>
+          <w:rFonts w:ascii="Times New Roman" w:hAnsi="Times New Roman" w:cs="Times New Roman"/>
+          <w:sz w:val="24"/>
+          <w:szCs w:val="24"/>
+          <w:lang w:val="en-US"/>
+        </w:rPr>
+        <w:t>(1, 30) =</w:t>
+      </w:r>
+      <w:r>
+        <w:rPr>
+          <w:rFonts w:ascii="Times New Roman" w:hAnsi="Times New Roman" w:cs="Times New Roman"/>
+          <w:sz w:val="24"/>
+          <w:szCs w:val="24"/>
+          <w:lang w:val="en-US"/>
+        </w:rPr>
+        <w:t xml:space="preserve"> 0.04</w:t>
+      </w:r>
+      <w:r>
+        <w:rPr>
+          <w:rFonts w:ascii="Times New Roman" w:hAnsi="Times New Roman" w:cs="Times New Roman"/>
+          <w:sz w:val="24"/>
+          <w:szCs w:val="24"/>
+          <w:lang w:val="en-US"/>
+        </w:rPr>
+        <w:t xml:space="preserve">, </w:t>
+      </w:r>
+      <w:r>
+        <w:rPr>
+          <w:rFonts w:ascii="Times New Roman" w:hAnsi="Times New Roman" w:cs="Times New Roman"/>
+          <w:i/>
+          <w:iCs/>
+          <w:sz w:val="24"/>
+          <w:szCs w:val="24"/>
           <w:lang w:val="en-US"/>
         </w:rPr>
         <w:t>p</w:t>
@@ -21368,16 +21854,7 @@
           <w:szCs w:val="24"/>
           <w:lang w:val="en-US"/>
         </w:rPr>
-        <w:t>0.</w:t>
-      </w:r>
-      <w:r>
-        <w:rPr>
-          <w:rFonts w:ascii="Times New Roman" w:hAnsi="Times New Roman" w:cs="Times New Roman"/>
-          <w:sz w:val="24"/>
-          <w:szCs w:val="24"/>
-          <w:lang w:val="en-US"/>
-        </w:rPr>
-        <w:t>31</w:t>
+        <w:t>0.84</w:t>
       </w:r>
       <w:r>
         <w:rPr>
@@ -21443,426 +21920,7 @@
           <w:szCs w:val="24"/>
           <w:lang w:val="en-US"/>
         </w:rPr>
-        <w:t>03</w:t>
-      </w:r>
-      <w:r>
-        <w:rPr>
-          <w:rFonts w:ascii="Times New Roman" w:hAnsi="Times New Roman" w:cs="Times New Roman"/>
-          <w:sz w:val="24"/>
-          <w:szCs w:val="24"/>
-          <w:lang w:val="en-US"/>
-        </w:rPr>
-        <w:t>)</w:t>
-      </w:r>
-      <w:r>
-        <w:rPr>
-          <w:rFonts w:ascii="Times New Roman" w:hAnsi="Times New Roman" w:cs="Times New Roman"/>
-          <w:sz w:val="24"/>
-          <w:szCs w:val="24"/>
-          <w:lang w:val="en-US"/>
-        </w:rPr>
-        <w:t>, but we did observe a significant main effect of environment</w:t>
-      </w:r>
-      <w:r>
-        <w:rPr>
-          <w:rFonts w:ascii="Times New Roman" w:hAnsi="Times New Roman" w:cs="Times New Roman"/>
-          <w:sz w:val="24"/>
-          <w:szCs w:val="24"/>
-          <w:lang w:val="en-US"/>
-        </w:rPr>
-        <w:t xml:space="preserve"> </w:t>
-      </w:r>
-      <w:r>
-        <w:rPr>
-          <w:rFonts w:ascii="Times New Roman" w:hAnsi="Times New Roman" w:cs="Times New Roman"/>
-          <w:sz w:val="24"/>
-          <w:szCs w:val="24"/>
-          <w:lang w:val="en-US"/>
-        </w:rPr>
-        <w:t>(</w:t>
-      </w:r>
-      <w:r>
-        <w:rPr>
-          <w:rFonts w:ascii="Times New Roman" w:hAnsi="Times New Roman" w:cs="Times New Roman"/>
-          <w:i/>
-          <w:iCs/>
-          <w:sz w:val="24"/>
-          <w:szCs w:val="24"/>
-          <w:lang w:val="en-US"/>
-        </w:rPr>
-        <w:t>F</w:t>
-      </w:r>
-      <w:r>
-        <w:rPr>
-          <w:rFonts w:ascii="Times New Roman" w:hAnsi="Times New Roman" w:cs="Times New Roman"/>
-          <w:sz w:val="24"/>
-          <w:szCs w:val="24"/>
-          <w:lang w:val="en-US"/>
-        </w:rPr>
-        <w:t>(1, 30) =</w:t>
-      </w:r>
-      <w:r>
-        <w:rPr>
-          <w:rFonts w:ascii="Times New Roman" w:hAnsi="Times New Roman" w:cs="Times New Roman"/>
-          <w:sz w:val="24"/>
-          <w:szCs w:val="24"/>
-          <w:lang w:val="en-US"/>
-        </w:rPr>
-        <w:t xml:space="preserve"> </w:t>
-      </w:r>
-      <w:r>
-        <w:rPr>
-          <w:rFonts w:ascii="Times New Roman" w:hAnsi="Times New Roman" w:cs="Times New Roman"/>
-          <w:sz w:val="24"/>
-          <w:szCs w:val="24"/>
-          <w:lang w:val="en-US"/>
-        </w:rPr>
-        <w:t>6.50</w:t>
-      </w:r>
-      <w:r>
-        <w:rPr>
-          <w:rFonts w:ascii="Times New Roman" w:hAnsi="Times New Roman" w:cs="Times New Roman"/>
-          <w:sz w:val="24"/>
-          <w:szCs w:val="24"/>
-          <w:lang w:val="en-US"/>
-        </w:rPr>
-        <w:t xml:space="preserve">, </w:t>
-      </w:r>
-      <w:r>
-        <w:rPr>
-          <w:rFonts w:ascii="Times New Roman" w:hAnsi="Times New Roman" w:cs="Times New Roman"/>
-          <w:i/>
-          <w:iCs/>
-          <w:sz w:val="24"/>
-          <w:szCs w:val="24"/>
-          <w:lang w:val="en-US"/>
-        </w:rPr>
-        <w:t>p</w:t>
-      </w:r>
-      <w:r>
-        <w:rPr>
-          <w:rFonts w:ascii="Times New Roman" w:hAnsi="Times New Roman" w:cs="Times New Roman"/>
-          <w:sz w:val="24"/>
-          <w:szCs w:val="24"/>
-          <w:lang w:val="en-US"/>
-        </w:rPr>
-        <w:t xml:space="preserve"> </w:t>
-      </w:r>
-      <w:r>
-        <w:rPr>
-          <w:rFonts w:ascii="Times New Roman" w:hAnsi="Times New Roman" w:cs="Times New Roman"/>
-          <w:sz w:val="24"/>
-          <w:szCs w:val="24"/>
-          <w:lang w:val="en-US"/>
-        </w:rPr>
-        <w:t>=</w:t>
-      </w:r>
-      <w:r>
-        <w:rPr>
-          <w:rFonts w:ascii="Times New Roman" w:hAnsi="Times New Roman" w:cs="Times New Roman"/>
-          <w:sz w:val="24"/>
-          <w:szCs w:val="24"/>
-          <w:lang w:val="en-US"/>
-        </w:rPr>
-        <w:t xml:space="preserve"> </w:t>
-      </w:r>
-      <w:r>
-        <w:rPr>
-          <w:rFonts w:ascii="Times New Roman" w:hAnsi="Times New Roman" w:cs="Times New Roman"/>
-          <w:sz w:val="24"/>
-          <w:szCs w:val="24"/>
-          <w:lang w:val="en-US"/>
-        </w:rPr>
-        <w:t>0.</w:t>
-      </w:r>
-      <w:r>
-        <w:rPr>
-          <w:rFonts w:ascii="Times New Roman" w:hAnsi="Times New Roman" w:cs="Times New Roman"/>
-          <w:sz w:val="24"/>
-          <w:szCs w:val="24"/>
-          <w:lang w:val="en-US"/>
-        </w:rPr>
-        <w:t>02</w:t>
-      </w:r>
-      <w:r>
-        <w:rPr>
-          <w:rFonts w:ascii="Times New Roman" w:hAnsi="Times New Roman" w:cs="Times New Roman"/>
-          <w:sz w:val="24"/>
-          <w:szCs w:val="24"/>
-          <w:lang w:val="en-US"/>
-        </w:rPr>
-        <w:t xml:space="preserve">, </w:t>
-      </w:r>
-      <w:r>
-        <w:rPr>
-          <w:rFonts w:ascii="Times New Roman" w:hAnsi="Times New Roman" w:cs="Times New Roman"/>
-          <w:i/>
-          <w:iCs/>
-          <w:sz w:val="24"/>
-          <w:szCs w:val="24"/>
-        </w:rPr>
-        <w:t>η</w:t>
-      </w:r>
-      <w:r>
-        <w:rPr>
-          <w:rFonts w:ascii="Times New Roman" w:hAnsi="Times New Roman" w:cs="Times New Roman"/>
-          <w:i/>
-          <w:iCs/>
-          <w:sz w:val="24"/>
-          <w:szCs w:val="24"/>
-          <w:lang w:val="en-US"/>
-        </w:rPr>
-        <w:t>²</w:t>
-      </w:r>
-      <w:r>
-        <w:rPr>
-          <w:rFonts w:ascii="Times New Roman" w:hAnsi="Times New Roman" w:cs="Times New Roman"/>
-          <w:sz w:val="24"/>
-          <w:szCs w:val="24"/>
-          <w:lang w:val="en-US"/>
-        </w:rPr>
-        <w:t xml:space="preserve"> = </w:t>
-      </w:r>
-      <w:r>
-        <w:rPr>
-          <w:rFonts w:ascii="Times New Roman" w:hAnsi="Times New Roman" w:cs="Times New Roman"/>
-          <w:sz w:val="24"/>
-          <w:szCs w:val="24"/>
-          <w:lang w:val="en-US"/>
-        </w:rPr>
-        <w:t>0</w:t>
-      </w:r>
-      <w:r>
-        <w:rPr>
-          <w:rFonts w:ascii="Times New Roman" w:hAnsi="Times New Roman" w:cs="Times New Roman"/>
-          <w:sz w:val="24"/>
-          <w:szCs w:val="24"/>
-          <w:lang w:val="en-US"/>
-        </w:rPr>
-        <w:t>.</w:t>
-      </w:r>
-      <w:r>
-        <w:rPr>
-          <w:rFonts w:ascii="Times New Roman" w:hAnsi="Times New Roman" w:cs="Times New Roman"/>
-          <w:sz w:val="24"/>
-          <w:szCs w:val="24"/>
-          <w:lang w:val="en-US"/>
-        </w:rPr>
-        <w:t>18</w:t>
-      </w:r>
-      <w:r>
-        <w:rPr>
-          <w:rFonts w:ascii="Times New Roman" w:hAnsi="Times New Roman" w:cs="Times New Roman"/>
-          <w:sz w:val="24"/>
-          <w:szCs w:val="24"/>
-          <w:lang w:val="en-US"/>
-        </w:rPr>
-        <w:t>)</w:t>
-      </w:r>
-      <w:r>
-        <w:rPr>
-          <w:rFonts w:ascii="Times New Roman" w:hAnsi="Times New Roman" w:cs="Times New Roman"/>
-          <w:sz w:val="24"/>
-          <w:szCs w:val="24"/>
-          <w:lang w:val="en-US"/>
-        </w:rPr>
-        <w:t>. The interaction did not reach significance</w:t>
-      </w:r>
-      <w:r>
-        <w:rPr>
-          <w:rFonts w:ascii="Times New Roman" w:hAnsi="Times New Roman" w:cs="Times New Roman"/>
-          <w:sz w:val="24"/>
-          <w:szCs w:val="24"/>
-          <w:lang w:val="en-US"/>
-        </w:rPr>
-        <w:t xml:space="preserve"> </w:t>
-      </w:r>
-      <w:r>
-        <w:rPr>
-          <w:rFonts w:ascii="Times New Roman" w:hAnsi="Times New Roman" w:cs="Times New Roman"/>
-          <w:sz w:val="24"/>
-          <w:szCs w:val="24"/>
-          <w:lang w:val="en-US"/>
-        </w:rPr>
-        <w:t>(</w:t>
-      </w:r>
-      <w:r>
-        <w:rPr>
-          <w:rFonts w:ascii="Times New Roman" w:hAnsi="Times New Roman" w:cs="Times New Roman"/>
-          <w:i/>
-          <w:iCs/>
-          <w:sz w:val="24"/>
-          <w:szCs w:val="24"/>
-          <w:lang w:val="en-US"/>
-        </w:rPr>
-        <w:t>F</w:t>
-      </w:r>
-      <w:r>
-        <w:rPr>
-          <w:rFonts w:ascii="Times New Roman" w:hAnsi="Times New Roman" w:cs="Times New Roman"/>
-          <w:sz w:val="24"/>
-          <w:szCs w:val="24"/>
-          <w:lang w:val="en-US"/>
-        </w:rPr>
-        <w:t>(1, 30) =</w:t>
-      </w:r>
-      <w:r>
-        <w:rPr>
-          <w:rFonts w:ascii="Times New Roman" w:hAnsi="Times New Roman" w:cs="Times New Roman"/>
-          <w:sz w:val="24"/>
-          <w:szCs w:val="24"/>
-          <w:lang w:val="en-US"/>
-        </w:rPr>
-        <w:t xml:space="preserve"> </w:t>
-      </w:r>
-      <w:r>
-        <w:rPr>
-          <w:rFonts w:ascii="Times New Roman" w:hAnsi="Times New Roman" w:cs="Times New Roman"/>
-          <w:sz w:val="24"/>
-          <w:szCs w:val="24"/>
-          <w:lang w:val="en-US"/>
-        </w:rPr>
-        <w:t>0.04</w:t>
-      </w:r>
-      <w:r>
-        <w:rPr>
-          <w:rFonts w:ascii="Times New Roman" w:hAnsi="Times New Roman" w:cs="Times New Roman"/>
-          <w:sz w:val="24"/>
-          <w:szCs w:val="24"/>
-          <w:lang w:val="en-US"/>
-        </w:rPr>
-        <w:t xml:space="preserve">, </w:t>
-      </w:r>
-      <w:r>
-        <w:rPr>
-          <w:rFonts w:ascii="Times New Roman" w:hAnsi="Times New Roman" w:cs="Times New Roman"/>
-          <w:i/>
-          <w:iCs/>
-          <w:sz w:val="24"/>
-          <w:szCs w:val="24"/>
-          <w:lang w:val="en-US"/>
-        </w:rPr>
-        <w:t>p</w:t>
-      </w:r>
-      <w:r>
-        <w:rPr>
-          <w:rFonts w:ascii="Times New Roman" w:hAnsi="Times New Roman" w:cs="Times New Roman"/>
-          <w:sz w:val="24"/>
-          <w:szCs w:val="24"/>
-          <w:lang w:val="en-US"/>
-        </w:rPr>
-        <w:t xml:space="preserve"> </w:t>
-      </w:r>
-      <w:r>
-        <w:rPr>
-          <w:rFonts w:ascii="Times New Roman" w:hAnsi="Times New Roman" w:cs="Times New Roman"/>
-          <w:sz w:val="24"/>
-          <w:szCs w:val="24"/>
-          <w:lang w:val="en-US"/>
-        </w:rPr>
-        <w:t>=</w:t>
-      </w:r>
-      <w:r>
-        <w:rPr>
-          <w:rFonts w:ascii="Times New Roman" w:hAnsi="Times New Roman" w:cs="Times New Roman"/>
-          <w:sz w:val="24"/>
-          <w:szCs w:val="24"/>
-          <w:lang w:val="en-US"/>
-        </w:rPr>
-        <w:t xml:space="preserve"> </w:t>
-      </w:r>
-      <w:r>
-        <w:rPr>
-          <w:rFonts w:ascii="Times New Roman" w:hAnsi="Times New Roman" w:cs="Times New Roman"/>
-          <w:sz w:val="24"/>
-          <w:szCs w:val="24"/>
-          <w:lang w:val="en-US"/>
-        </w:rPr>
-        <w:t>0.</w:t>
-      </w:r>
-      <w:r>
-        <w:rPr>
-          <w:rFonts w:ascii="Times New Roman" w:hAnsi="Times New Roman" w:cs="Times New Roman"/>
-          <w:sz w:val="24"/>
-          <w:szCs w:val="24"/>
-          <w:lang w:val="en-US"/>
-        </w:rPr>
-        <w:t>84</w:t>
-      </w:r>
-      <w:r>
-        <w:rPr>
-          <w:rFonts w:ascii="Times New Roman" w:hAnsi="Times New Roman" w:cs="Times New Roman"/>
-          <w:sz w:val="24"/>
-          <w:szCs w:val="24"/>
-          <w:lang w:val="en-US"/>
-        </w:rPr>
-        <w:t xml:space="preserve">, </w:t>
-      </w:r>
-      <w:r>
-        <w:rPr>
-          <w:rFonts w:ascii="Times New Roman" w:hAnsi="Times New Roman" w:cs="Times New Roman"/>
-          <w:i/>
-          <w:iCs/>
-          <w:sz w:val="24"/>
-          <w:szCs w:val="24"/>
-        </w:rPr>
-        <w:t>η</w:t>
-      </w:r>
-      <w:r>
-        <w:rPr>
-          <w:rFonts w:ascii="Times New Roman" w:hAnsi="Times New Roman" w:cs="Times New Roman"/>
-          <w:i/>
-          <w:iCs/>
-          <w:sz w:val="24"/>
-          <w:szCs w:val="24"/>
-          <w:lang w:val="en-US"/>
-        </w:rPr>
-        <w:t>²</w:t>
-      </w:r>
-      <w:r>
-        <w:rPr>
-          <w:rFonts w:ascii="Times New Roman" w:hAnsi="Times New Roman" w:cs="Times New Roman"/>
-          <w:sz w:val="24"/>
-          <w:szCs w:val="24"/>
-          <w:lang w:val="en-US"/>
-        </w:rPr>
-        <w:t xml:space="preserve"> = </w:t>
-      </w:r>
-      <w:r>
-        <w:rPr>
-          <w:rFonts w:ascii="Times New Roman" w:hAnsi="Times New Roman" w:cs="Times New Roman"/>
-          <w:sz w:val="24"/>
-          <w:szCs w:val="24"/>
-          <w:lang w:val="en-US"/>
-        </w:rPr>
-        <w:t>0</w:t>
-      </w:r>
-      <w:r>
-        <w:rPr>
-          <w:rFonts w:ascii="Times New Roman" w:hAnsi="Times New Roman" w:cs="Times New Roman"/>
-          <w:sz w:val="24"/>
-          <w:szCs w:val="24"/>
-          <w:lang w:val="en-US"/>
-        </w:rPr>
-        <w:t>.</w:t>
-      </w:r>
-      <w:r>
-        <w:rPr>
-          <w:rFonts w:ascii="Times New Roman" w:hAnsi="Times New Roman" w:cs="Times New Roman"/>
-          <w:sz w:val="24"/>
-          <w:szCs w:val="24"/>
-          <w:lang w:val="en-US"/>
-        </w:rPr>
-        <w:t>0</w:t>
-      </w:r>
-      <w:r>
-        <w:rPr>
-          <w:rFonts w:ascii="Times New Roman" w:hAnsi="Times New Roman" w:cs="Times New Roman"/>
-          <w:sz w:val="24"/>
-          <w:szCs w:val="24"/>
-          <w:lang w:val="en-US"/>
-        </w:rPr>
-        <w:t>01</w:t>
+        <w:t>001</w:t>
       </w:r>
       <w:r>
         <w:rPr>
@@ -21947,17 +22005,7 @@
           <w:szCs w:val="24"/>
           <w:lang w:val="en-US"/>
         </w:rPr>
-        <w:t>0.</w:t>
-      </w:r>
-      <w:r>
-        <w:rPr>
-          <w:rFonts w:ascii="Times New Roman" w:eastAsiaTheme="minorEastAsia" w:hAnsi="Times New Roman" w:cs="Times New Roman"/>
-          <w:iCs/>
-          <w:sz w:val="24"/>
-          <w:szCs w:val="24"/>
-          <w:lang w:val="en-US"/>
-        </w:rPr>
-        <w:t>42</w:t>
+        <w:t>0.42</w:t>
       </w:r>
       <w:r>
         <w:rPr>
@@ -22046,7 +22094,7 @@
           <w:szCs w:val="24"/>
           <w:lang w:val="en-US"/>
         </w:rPr>
-        <w:t>0.</w:t>
+        <w:t>0.24</w:t>
       </w:r>
       <w:r>
         <w:rPr>
@@ -22055,7 +22103,7 @@
           <w:szCs w:val="24"/>
           <w:lang w:val="en-US"/>
         </w:rPr>
-        <w:t>24</w:t>
+        <w:t>;</w:t>
       </w:r>
       <w:r>
         <w:rPr>
@@ -22064,25 +22112,7 @@
           <w:szCs w:val="24"/>
           <w:lang w:val="en-US"/>
         </w:rPr>
-        <w:t>;</w:t>
-      </w:r>
-      <w:r>
-        <w:rPr>
-          <w:rFonts w:ascii="Times New Roman" w:eastAsiaTheme="minorEastAsia" w:hAnsi="Times New Roman" w:cs="Times New Roman"/>
-          <w:sz w:val="24"/>
-          <w:szCs w:val="24"/>
-          <w:lang w:val="en-US"/>
-        </w:rPr>
-        <w:t>0.</w:t>
-      </w:r>
-      <w:r>
-        <w:rPr>
-          <w:rFonts w:ascii="Times New Roman" w:eastAsiaTheme="minorEastAsia" w:hAnsi="Times New Roman" w:cs="Times New Roman"/>
-          <w:sz w:val="24"/>
-          <w:szCs w:val="24"/>
-          <w:lang w:val="en-US"/>
-        </w:rPr>
-        <w:t>84</w:t>
+        <w:t>0.84</w:t>
       </w:r>
       <w:r>
         <w:rPr>
@@ -22185,17 +22215,7 @@
           <w:szCs w:val="24"/>
           <w:lang w:val="en-US"/>
         </w:rPr>
-        <w:t>0.</w:t>
-      </w:r>
-      <w:r>
-        <w:rPr>
-          <w:rFonts w:ascii="Times New Roman" w:eastAsiaTheme="minorEastAsia" w:hAnsi="Times New Roman" w:cs="Times New Roman"/>
-          <w:iCs/>
-          <w:sz w:val="24"/>
-          <w:szCs w:val="24"/>
-          <w:lang w:val="en-US"/>
-        </w:rPr>
-        <w:t>54</w:t>
+        <w:t>0.54</w:t>
       </w:r>
       <w:r>
         <w:rPr>
@@ -22284,7 +22304,7 @@
           <w:szCs w:val="24"/>
           <w:lang w:val="en-US"/>
         </w:rPr>
-        <w:t>0.</w:t>
+        <w:t>0.83</w:t>
       </w:r>
       <w:r>
         <w:rPr>
@@ -22293,7 +22313,7 @@
           <w:szCs w:val="24"/>
           <w:lang w:val="en-US"/>
         </w:rPr>
-        <w:t>83</w:t>
+        <w:t>;</w:t>
       </w:r>
       <w:r>
         <w:rPr>
@@ -22302,7 +22322,7 @@
           <w:szCs w:val="24"/>
           <w:lang w:val="en-US"/>
         </w:rPr>
-        <w:t>;</w:t>
+        <w:t>0.94</w:t>
       </w:r>
       <w:r>
         <w:rPr>
@@ -22311,24 +22331,6 @@
           <w:szCs w:val="24"/>
           <w:lang w:val="en-US"/>
         </w:rPr>
-        <w:t>0.</w:t>
-      </w:r>
-      <w:r>
-        <w:rPr>
-          <w:rFonts w:ascii="Times New Roman" w:eastAsiaTheme="minorEastAsia" w:hAnsi="Times New Roman" w:cs="Times New Roman"/>
-          <w:sz w:val="24"/>
-          <w:szCs w:val="24"/>
-          <w:lang w:val="en-US"/>
-        </w:rPr>
-        <w:t>94</w:t>
-      </w:r>
-      <w:r>
-        <w:rPr>
-          <w:rFonts w:ascii="Times New Roman" w:eastAsiaTheme="minorEastAsia" w:hAnsi="Times New Roman" w:cs="Times New Roman"/>
-          <w:sz w:val="24"/>
-          <w:szCs w:val="24"/>
-          <w:lang w:val="en-US"/>
-        </w:rPr>
         <w:t>]</w:t>
       </w:r>
       <w:r>
@@ -22400,16 +22402,7 @@
           <w:szCs w:val="24"/>
           <w:lang w:val="en-US"/>
         </w:rPr>
-        <w:t xml:space="preserve">= </w:t>
-      </w:r>
-      <w:r>
-        <w:rPr>
-          <w:rFonts w:ascii="Times New Roman" w:hAnsi="Times New Roman" w:cs="Times New Roman"/>
-          <w:sz w:val="24"/>
-          <w:szCs w:val="24"/>
-          <w:lang w:val="en-US"/>
-        </w:rPr>
-        <w:t>44</w:t>
+        <w:t>= 44</w:t>
       </w:r>
       <w:r>
         <w:rPr>
@@ -22427,6 +22420,69 @@
           <w:szCs w:val="24"/>
           <w:lang w:val="en-US"/>
         </w:rPr>
+        <w:t xml:space="preserve"> 18.80</w:t>
+      </w:r>
+      <w:r>
+        <w:rPr>
+          <w:rFonts w:ascii="Times New Roman" w:hAnsi="Times New Roman" w:cs="Times New Roman"/>
+          <w:sz w:val="24"/>
+          <w:szCs w:val="24"/>
+          <w:lang w:val="en-US"/>
+        </w:rPr>
+        <w:t xml:space="preserve">, p = </w:t>
+      </w:r>
+      <w:r>
+        <w:rPr>
+          <w:rFonts w:ascii="Times New Roman" w:hAnsi="Times New Roman" w:cs="Times New Roman"/>
+          <w:sz w:val="24"/>
+          <w:szCs w:val="24"/>
+          <w:lang w:val="en-US"/>
+        </w:rPr>
+        <w:t>0</w:t>
+      </w:r>
+      <w:r>
+        <w:rPr>
+          <w:rFonts w:ascii="Times New Roman" w:hAnsi="Times New Roman" w:cs="Times New Roman"/>
+          <w:sz w:val="24"/>
+          <w:szCs w:val="24"/>
+          <w:lang w:val="en-US"/>
+        </w:rPr>
+        <w:t>.0</w:t>
+      </w:r>
+      <w:r>
+        <w:rPr>
+          <w:rFonts w:ascii="Times New Roman" w:hAnsi="Times New Roman" w:cs="Times New Roman"/>
+          <w:sz w:val="24"/>
+          <w:szCs w:val="24"/>
+          <w:lang w:val="en-US"/>
+        </w:rPr>
+        <w:t>2</w:t>
+      </w:r>
+      <w:r>
+        <w:rPr>
+          <w:rFonts w:ascii="Times New Roman" w:hAnsi="Times New Roman" w:cs="Times New Roman"/>
+          <w:sz w:val="24"/>
+          <w:szCs w:val="24"/>
+          <w:lang w:val="en-US"/>
+        </w:rPr>
+        <w:t>)</w:t>
+      </w:r>
+      <w:r>
+        <w:rPr>
+          <w:rFonts w:ascii="Times New Roman" w:hAnsi="Times New Roman" w:cs="Times New Roman"/>
+          <w:sz w:val="24"/>
+          <w:szCs w:val="24"/>
+          <w:lang w:val="en-US"/>
+        </w:rPr>
+        <w:t>, but not when treated with CVAD</w:t>
+      </w:r>
+      <w:r>
+        <w:rPr>
+          <w:rFonts w:ascii="Times New Roman" w:hAnsi="Times New Roman" w:cs="Times New Roman"/>
+          <w:sz w:val="24"/>
+          <w:szCs w:val="24"/>
+          <w:lang w:val="en-US"/>
+        </w:rPr>
         <w:t xml:space="preserve"> </w:t>
       </w:r>
       <w:r>
@@ -22436,7 +22492,51 @@
           <w:szCs w:val="24"/>
           <w:lang w:val="en-US"/>
         </w:rPr>
-        <w:t>18.80</w:t>
+        <w:t>(</w:t>
+      </w:r>
+      <w:r>
+        <w:rPr>
+          <w:rFonts w:ascii="Times New Roman" w:hAnsi="Times New Roman" w:cs="Times New Roman"/>
+          <w:sz w:val="24"/>
+          <w:szCs w:val="24"/>
+        </w:rPr>
+        <w:t>Δ</w:t>
+      </w:r>
+      <w:r>
+        <w:rPr>
+          <w:rFonts w:ascii="Times New Roman" w:hAnsi="Times New Roman" w:cs="Times New Roman"/>
+          <w:sz w:val="24"/>
+          <w:szCs w:val="24"/>
+          <w:lang w:val="en-US"/>
+        </w:rPr>
+        <w:t xml:space="preserve"> </w:t>
+      </w:r>
+      <w:r>
+        <w:rPr>
+          <w:rFonts w:ascii="Times New Roman" w:hAnsi="Times New Roman" w:cs="Times New Roman"/>
+          <w:sz w:val="24"/>
+          <w:szCs w:val="24"/>
+          <w:lang w:val="en-US"/>
+        </w:rPr>
+        <w:t>= 37</w:t>
+      </w:r>
+      <w:r>
+        <w:rPr>
+          <w:rFonts w:ascii="Times New Roman" w:hAnsi="Times New Roman" w:cs="Times New Roman"/>
+          <w:sz w:val="24"/>
+          <w:szCs w:val="24"/>
+          <w:lang w:val="en-US"/>
+        </w:rPr>
+        <w:t>, SE =</w:t>
+      </w:r>
+      <w:r>
+        <w:rPr>
+          <w:rFonts w:ascii="Times New Roman" w:hAnsi="Times New Roman" w:cs="Times New Roman"/>
+          <w:sz w:val="24"/>
+          <w:szCs w:val="24"/>
+          <w:lang w:val="en-US"/>
+        </w:rPr>
+        <w:t xml:space="preserve"> 28.2</w:t>
       </w:r>
       <w:r>
         <w:rPr>
@@ -22463,16 +22563,16 @@
           <w:szCs w:val="24"/>
           <w:lang w:val="en-US"/>
         </w:rPr>
-        <w:t>.0</w:t>
-      </w:r>
-      <w:r>
-        <w:rPr>
-          <w:rFonts w:ascii="Times New Roman" w:hAnsi="Times New Roman" w:cs="Times New Roman"/>
-          <w:sz w:val="24"/>
-          <w:szCs w:val="24"/>
-          <w:lang w:val="en-US"/>
-        </w:rPr>
-        <w:t>2</w:t>
+        <w:t>.</w:t>
+      </w:r>
+      <w:r>
+        <w:rPr>
+          <w:rFonts w:ascii="Times New Roman" w:hAnsi="Times New Roman" w:cs="Times New Roman"/>
+          <w:sz w:val="24"/>
+          <w:szCs w:val="24"/>
+          <w:lang w:val="en-US"/>
+        </w:rPr>
+        <w:t>20</w:t>
       </w:r>
       <w:r>
         <w:rPr>
@@ -22490,140 +22590,6 @@
           <w:szCs w:val="24"/>
           <w:lang w:val="en-US"/>
         </w:rPr>
-        <w:t>, but not when treated with CVAD</w:t>
-      </w:r>
-      <w:r>
-        <w:rPr>
-          <w:rFonts w:ascii="Times New Roman" w:hAnsi="Times New Roman" w:cs="Times New Roman"/>
-          <w:sz w:val="24"/>
-          <w:szCs w:val="24"/>
-          <w:lang w:val="en-US"/>
-        </w:rPr>
-        <w:t xml:space="preserve"> </w:t>
-      </w:r>
-      <w:r>
-        <w:rPr>
-          <w:rFonts w:ascii="Times New Roman" w:hAnsi="Times New Roman" w:cs="Times New Roman"/>
-          <w:sz w:val="24"/>
-          <w:szCs w:val="24"/>
-          <w:lang w:val="en-US"/>
-        </w:rPr>
-        <w:t>(</w:t>
-      </w:r>
-      <w:r>
-        <w:rPr>
-          <w:rFonts w:ascii="Times New Roman" w:hAnsi="Times New Roman" w:cs="Times New Roman"/>
-          <w:sz w:val="24"/>
-          <w:szCs w:val="24"/>
-        </w:rPr>
-        <w:t>Δ</w:t>
-      </w:r>
-      <w:r>
-        <w:rPr>
-          <w:rFonts w:ascii="Times New Roman" w:hAnsi="Times New Roman" w:cs="Times New Roman"/>
-          <w:sz w:val="24"/>
-          <w:szCs w:val="24"/>
-          <w:lang w:val="en-US"/>
-        </w:rPr>
-        <w:t xml:space="preserve"> </w:t>
-      </w:r>
-      <w:r>
-        <w:rPr>
-          <w:rFonts w:ascii="Times New Roman" w:hAnsi="Times New Roman" w:cs="Times New Roman"/>
-          <w:sz w:val="24"/>
-          <w:szCs w:val="24"/>
-          <w:lang w:val="en-US"/>
-        </w:rPr>
-        <w:t xml:space="preserve">= </w:t>
-      </w:r>
-      <w:r>
-        <w:rPr>
-          <w:rFonts w:ascii="Times New Roman" w:hAnsi="Times New Roman" w:cs="Times New Roman"/>
-          <w:sz w:val="24"/>
-          <w:szCs w:val="24"/>
-          <w:lang w:val="en-US"/>
-        </w:rPr>
-        <w:t>37</w:t>
-      </w:r>
-      <w:r>
-        <w:rPr>
-          <w:rFonts w:ascii="Times New Roman" w:hAnsi="Times New Roman" w:cs="Times New Roman"/>
-          <w:sz w:val="24"/>
-          <w:szCs w:val="24"/>
-          <w:lang w:val="en-US"/>
-        </w:rPr>
-        <w:t>, SE =</w:t>
-      </w:r>
-      <w:r>
-        <w:rPr>
-          <w:rFonts w:ascii="Times New Roman" w:hAnsi="Times New Roman" w:cs="Times New Roman"/>
-          <w:sz w:val="24"/>
-          <w:szCs w:val="24"/>
-          <w:lang w:val="en-US"/>
-        </w:rPr>
-        <w:t xml:space="preserve"> </w:t>
-      </w:r>
-      <w:r>
-        <w:rPr>
-          <w:rFonts w:ascii="Times New Roman" w:hAnsi="Times New Roman" w:cs="Times New Roman"/>
-          <w:sz w:val="24"/>
-          <w:szCs w:val="24"/>
-          <w:lang w:val="en-US"/>
-        </w:rPr>
-        <w:t>28.2</w:t>
-      </w:r>
-      <w:r>
-        <w:rPr>
-          <w:rFonts w:ascii="Times New Roman" w:hAnsi="Times New Roman" w:cs="Times New Roman"/>
-          <w:sz w:val="24"/>
-          <w:szCs w:val="24"/>
-          <w:lang w:val="en-US"/>
-        </w:rPr>
-        <w:t xml:space="preserve">, p = </w:t>
-      </w:r>
-      <w:r>
-        <w:rPr>
-          <w:rFonts w:ascii="Times New Roman" w:hAnsi="Times New Roman" w:cs="Times New Roman"/>
-          <w:sz w:val="24"/>
-          <w:szCs w:val="24"/>
-          <w:lang w:val="en-US"/>
-        </w:rPr>
-        <w:t>0</w:t>
-      </w:r>
-      <w:r>
-        <w:rPr>
-          <w:rFonts w:ascii="Times New Roman" w:hAnsi="Times New Roman" w:cs="Times New Roman"/>
-          <w:sz w:val="24"/>
-          <w:szCs w:val="24"/>
-          <w:lang w:val="en-US"/>
-        </w:rPr>
-        <w:t>.</w:t>
-      </w:r>
-      <w:r>
-        <w:rPr>
-          <w:rFonts w:ascii="Times New Roman" w:hAnsi="Times New Roman" w:cs="Times New Roman"/>
-          <w:sz w:val="24"/>
-          <w:szCs w:val="24"/>
-          <w:lang w:val="en-US"/>
-        </w:rPr>
-        <w:t>20</w:t>
-      </w:r>
-      <w:r>
-        <w:rPr>
-          <w:rFonts w:ascii="Times New Roman" w:hAnsi="Times New Roman" w:cs="Times New Roman"/>
-          <w:sz w:val="24"/>
-          <w:szCs w:val="24"/>
-          <w:lang w:val="en-US"/>
-        </w:rPr>
-        <w:t>)</w:t>
-      </w:r>
-      <w:r>
-        <w:rPr>
-          <w:rFonts w:ascii="Times New Roman" w:hAnsi="Times New Roman" w:cs="Times New Roman"/>
-          <w:sz w:val="24"/>
-          <w:szCs w:val="24"/>
-          <w:lang w:val="en-US"/>
-        </w:rPr>
         <w:t>. The Bayesian comparison supported this pattern by providing anecdotal evidence for the absence of a difference in the CVAD group</w:t>
       </w:r>
       <w:r>
@@ -22633,16 +22599,7 @@
           <w:szCs w:val="24"/>
           <w:lang w:val="en-US"/>
         </w:rPr>
-        <w:t xml:space="preserve"> </w:t>
-      </w:r>
-      <w:r>
-        <w:rPr>
-          <w:rFonts w:ascii="Times New Roman" w:hAnsi="Times New Roman" w:cs="Times New Roman"/>
-          <w:sz w:val="24"/>
-          <w:szCs w:val="24"/>
-          <w:lang w:val="en-US"/>
-        </w:rPr>
-        <w:t>(</w:t>
+        <w:t xml:space="preserve"> (</w:t>
       </w:r>
       <m:oMath>
         <m:sSub>
@@ -22700,17 +22657,7 @@
           <w:szCs w:val="24"/>
           <w:lang w:val="en-US"/>
         </w:rPr>
-        <w:t>0</w:t>
-      </w:r>
-      <w:r>
-        <w:rPr>
-          <w:rFonts w:ascii="Times New Roman" w:eastAsiaTheme="minorEastAsia" w:hAnsi="Times New Roman" w:cs="Times New Roman"/>
-          <w:iCs/>
-          <w:sz w:val="24"/>
-          <w:szCs w:val="24"/>
-          <w:lang w:val="en-US"/>
-        </w:rPr>
-        <w:t>.76</w:t>
+        <w:t>0.76</w:t>
       </w:r>
       <w:r>
         <w:rPr>
@@ -22891,7 +22838,18 @@
           <w:szCs w:val="24"/>
           <w:lang w:val="en-US"/>
         </w:rPr>
-        <w:t>ime spent near the second stranger mouse in the final stage of the SPSN was used as an index of social recognition memory</w:t>
+        <w:t xml:space="preserve">ime spent near the second stranger mouse in the final stage of the SPSN was used as an index of </w:t>
+      </w:r>
+      <w:r>
+        <w:rPr>
+          <w:rFonts w:ascii="Times New Roman" w:hAnsi="Times New Roman" w:cs="Times New Roman"/>
+          <w:i/>
+          <w:iCs/>
+          <w:sz w:val="24"/>
+          <w:szCs w:val="24"/>
+          <w:lang w:val="en-US"/>
+        </w:rPr>
+        <w:t>social recognition memory</w:t>
       </w:r>
       <w:r>
         <w:rPr>
@@ -22983,6 +22941,64 @@
           <w:szCs w:val="24"/>
           <w:lang w:val="en-US"/>
         </w:rPr>
+        <w:t xml:space="preserve"> (</w:t>
+      </w:r>
+      <w:r>
+        <w:rPr>
+          <w:rFonts w:ascii="Times New Roman" w:hAnsi="Times New Roman" w:cs="Times New Roman"/>
+          <w:i/>
+          <w:iCs/>
+          <w:sz w:val="24"/>
+          <w:szCs w:val="24"/>
+          <w:lang w:val="en-US"/>
+        </w:rPr>
+        <w:t>F</w:t>
+      </w:r>
+      <w:r>
+        <w:rPr>
+          <w:rFonts w:ascii="Times New Roman" w:hAnsi="Times New Roman" w:cs="Times New Roman"/>
+          <w:sz w:val="24"/>
+          <w:szCs w:val="24"/>
+          <w:lang w:val="en-US"/>
+        </w:rPr>
+        <w:t>(1, 30) =</w:t>
+      </w:r>
+      <w:r>
+        <w:rPr>
+          <w:rFonts w:ascii="Times New Roman" w:hAnsi="Times New Roman" w:cs="Times New Roman"/>
+          <w:sz w:val="24"/>
+          <w:szCs w:val="24"/>
+          <w:lang w:val="en-US"/>
+        </w:rPr>
+        <w:t xml:space="preserve"> 0.01</w:t>
+      </w:r>
+      <w:r>
+        <w:rPr>
+          <w:rFonts w:ascii="Times New Roman" w:hAnsi="Times New Roman" w:cs="Times New Roman"/>
+          <w:sz w:val="24"/>
+          <w:szCs w:val="24"/>
+          <w:lang w:val="en-US"/>
+        </w:rPr>
+        <w:t xml:space="preserve">, </w:t>
+      </w:r>
+      <w:r>
+        <w:rPr>
+          <w:rFonts w:ascii="Times New Roman" w:hAnsi="Times New Roman" w:cs="Times New Roman"/>
+          <w:i/>
+          <w:iCs/>
+          <w:sz w:val="24"/>
+          <w:szCs w:val="24"/>
+          <w:lang w:val="en-US"/>
+        </w:rPr>
+        <w:t>p</w:t>
+      </w:r>
+      <w:r>
+        <w:rPr>
+          <w:rFonts w:ascii="Times New Roman" w:hAnsi="Times New Roman" w:cs="Times New Roman"/>
+          <w:sz w:val="24"/>
+          <w:szCs w:val="24"/>
+          <w:lang w:val="en-US"/>
+        </w:rPr>
         <w:t xml:space="preserve"> </w:t>
       </w:r>
       <w:r>
@@ -22992,7 +23008,34 @@
           <w:szCs w:val="24"/>
           <w:lang w:val="en-US"/>
         </w:rPr>
-        <w:t>(</w:t>
+        <w:t>=</w:t>
+      </w:r>
+      <w:r>
+        <w:rPr>
+          <w:rFonts w:ascii="Times New Roman" w:hAnsi="Times New Roman" w:cs="Times New Roman"/>
+          <w:sz w:val="24"/>
+          <w:szCs w:val="24"/>
+          <w:lang w:val="en-US"/>
+        </w:rPr>
+        <w:t xml:space="preserve"> </w:t>
+      </w:r>
+      <w:r>
+        <w:rPr>
+          <w:rFonts w:ascii="Times New Roman" w:hAnsi="Times New Roman" w:cs="Times New Roman"/>
+          <w:sz w:val="24"/>
+          <w:szCs w:val="24"/>
+          <w:lang w:val="en-US"/>
+        </w:rPr>
+        <w:t>0.91</w:t>
+      </w:r>
+      <w:r>
+        <w:rPr>
+          <w:rFonts w:ascii="Times New Roman" w:hAnsi="Times New Roman" w:cs="Times New Roman"/>
+          <w:sz w:val="24"/>
+          <w:szCs w:val="24"/>
+          <w:lang w:val="en-US"/>
+        </w:rPr>
+        <w:t xml:space="preserve">, </w:t>
       </w:r>
       <w:r>
         <w:rPr>
@@ -23001,6 +23044,72 @@
           <w:iCs/>
           <w:sz w:val="24"/>
           <w:szCs w:val="24"/>
+        </w:rPr>
+        <w:t>η</w:t>
+      </w:r>
+      <w:r>
+        <w:rPr>
+          <w:rFonts w:ascii="Times New Roman" w:hAnsi="Times New Roman" w:cs="Times New Roman"/>
+          <w:i/>
+          <w:iCs/>
+          <w:sz w:val="24"/>
+          <w:szCs w:val="24"/>
+          <w:lang w:val="en-US"/>
+        </w:rPr>
+        <w:t>²</w:t>
+      </w:r>
+      <w:r>
+        <w:rPr>
+          <w:rFonts w:ascii="Times New Roman" w:hAnsi="Times New Roman" w:cs="Times New Roman"/>
+          <w:sz w:val="24"/>
+          <w:szCs w:val="24"/>
+          <w:lang w:val="en-US"/>
+        </w:rPr>
+        <w:t xml:space="preserve"> </w:t>
+      </w:r>
+      <w:r>
+        <w:rPr>
+          <w:rFonts w:ascii="Times New Roman" w:hAnsi="Times New Roman" w:cs="Times New Roman"/>
+          <w:sz w:val="24"/>
+          <w:szCs w:val="24"/>
+          <w:lang w:val="en-US"/>
+        </w:rPr>
+        <w:t>&lt; 0.001</w:t>
+      </w:r>
+      <w:r>
+        <w:rPr>
+          <w:rFonts w:ascii="Times New Roman" w:hAnsi="Times New Roman" w:cs="Times New Roman"/>
+          <w:sz w:val="24"/>
+          <w:szCs w:val="24"/>
+          <w:lang w:val="en-US"/>
+        </w:rPr>
+        <w:t>)</w:t>
+      </w:r>
+      <w:r>
+        <w:rPr>
+          <w:rFonts w:ascii="Times New Roman" w:hAnsi="Times New Roman" w:cs="Times New Roman"/>
+          <w:sz w:val="24"/>
+          <w:szCs w:val="24"/>
+          <w:lang w:val="en-US"/>
+        </w:rPr>
+        <w:t>, but a significant main effect of treatment</w:t>
+      </w:r>
+      <w:r>
+        <w:rPr>
+          <w:rFonts w:ascii="Times New Roman" w:hAnsi="Times New Roman" w:cs="Times New Roman"/>
+          <w:sz w:val="24"/>
+          <w:szCs w:val="24"/>
+          <w:lang w:val="en-US"/>
+        </w:rPr>
+        <w:t xml:space="preserve"> (</w:t>
+      </w:r>
+      <w:r>
+        <w:rPr>
+          <w:rFonts w:ascii="Times New Roman" w:hAnsi="Times New Roman" w:cs="Times New Roman"/>
+          <w:i/>
+          <w:iCs/>
+          <w:sz w:val="24"/>
+          <w:szCs w:val="24"/>
           <w:lang w:val="en-US"/>
         </w:rPr>
         <w:t>F</w:t>
@@ -23021,6 +23130,35 @@
           <w:szCs w:val="24"/>
           <w:lang w:val="en-US"/>
         </w:rPr>
+        <w:t xml:space="preserve"> 7.27</w:t>
+      </w:r>
+      <w:r>
+        <w:rPr>
+          <w:rFonts w:ascii="Times New Roman" w:hAnsi="Times New Roman" w:cs="Times New Roman"/>
+          <w:sz w:val="24"/>
+          <w:szCs w:val="24"/>
+          <w:lang w:val="en-US"/>
+        </w:rPr>
+        <w:t xml:space="preserve">, </w:t>
+      </w:r>
+      <w:r>
+        <w:rPr>
+          <w:rFonts w:ascii="Times New Roman" w:hAnsi="Times New Roman" w:cs="Times New Roman"/>
+          <w:i/>
+          <w:iCs/>
+          <w:sz w:val="24"/>
+          <w:szCs w:val="24"/>
+          <w:lang w:val="en-US"/>
+        </w:rPr>
+        <w:t>p</w:t>
+      </w:r>
+      <w:r>
+        <w:rPr>
+          <w:rFonts w:ascii="Times New Roman" w:hAnsi="Times New Roman" w:cs="Times New Roman"/>
+          <w:sz w:val="24"/>
+          <w:szCs w:val="24"/>
+          <w:lang w:val="en-US"/>
+        </w:rPr>
         <w:t xml:space="preserve"> </w:t>
       </w:r>
       <w:r>
@@ -23030,6 +23168,24 @@
           <w:szCs w:val="24"/>
           <w:lang w:val="en-US"/>
         </w:rPr>
+        <w:t>=</w:t>
+      </w:r>
+      <w:r>
+        <w:rPr>
+          <w:rFonts w:ascii="Times New Roman" w:hAnsi="Times New Roman" w:cs="Times New Roman"/>
+          <w:sz w:val="24"/>
+          <w:szCs w:val="24"/>
+          <w:lang w:val="en-US"/>
+        </w:rPr>
+        <w:t xml:space="preserve"> </w:t>
+      </w:r>
+      <w:r>
+        <w:rPr>
+          <w:rFonts w:ascii="Times New Roman" w:hAnsi="Times New Roman" w:cs="Times New Roman"/>
+          <w:sz w:val="24"/>
+          <w:szCs w:val="24"/>
+          <w:lang w:val="en-US"/>
+        </w:rPr>
         <w:t>0.01</w:t>
       </w:r>
       <w:r>
@@ -23048,6 +23204,137 @@
           <w:iCs/>
           <w:sz w:val="24"/>
           <w:szCs w:val="24"/>
+        </w:rPr>
+        <w:t>η</w:t>
+      </w:r>
+      <w:r>
+        <w:rPr>
+          <w:rFonts w:ascii="Times New Roman" w:hAnsi="Times New Roman" w:cs="Times New Roman"/>
+          <w:i/>
+          <w:iCs/>
+          <w:sz w:val="24"/>
+          <w:szCs w:val="24"/>
+          <w:lang w:val="en-US"/>
+        </w:rPr>
+        <w:t>²</w:t>
+      </w:r>
+      <w:r>
+        <w:rPr>
+          <w:rFonts w:ascii="Times New Roman" w:hAnsi="Times New Roman" w:cs="Times New Roman"/>
+          <w:sz w:val="24"/>
+          <w:szCs w:val="24"/>
+          <w:lang w:val="en-US"/>
+        </w:rPr>
+        <w:t xml:space="preserve"> = </w:t>
+      </w:r>
+      <w:r>
+        <w:rPr>
+          <w:rFonts w:ascii="Times New Roman" w:hAnsi="Times New Roman" w:cs="Times New Roman"/>
+          <w:sz w:val="24"/>
+          <w:szCs w:val="24"/>
+          <w:lang w:val="en-US"/>
+        </w:rPr>
+        <w:t>0</w:t>
+      </w:r>
+      <w:r>
+        <w:rPr>
+          <w:rFonts w:ascii="Times New Roman" w:hAnsi="Times New Roman" w:cs="Times New Roman"/>
+          <w:sz w:val="24"/>
+          <w:szCs w:val="24"/>
+          <w:lang w:val="en-US"/>
+        </w:rPr>
+        <w:t>.</w:t>
+      </w:r>
+      <w:r>
+        <w:rPr>
+          <w:rFonts w:ascii="Times New Roman" w:hAnsi="Times New Roman" w:cs="Times New Roman"/>
+          <w:sz w:val="24"/>
+          <w:szCs w:val="24"/>
+          <w:lang w:val="en-US"/>
+        </w:rPr>
+        <w:t>20</w:t>
+      </w:r>
+      <w:r>
+        <w:rPr>
+          <w:rFonts w:ascii="Times New Roman" w:hAnsi="Times New Roman" w:cs="Times New Roman"/>
+          <w:sz w:val="24"/>
+          <w:szCs w:val="24"/>
+          <w:lang w:val="en-US"/>
+        </w:rPr>
+        <w:t>)</w:t>
+      </w:r>
+      <w:r>
+        <w:rPr>
+          <w:rFonts w:ascii="Times New Roman" w:hAnsi="Times New Roman" w:cs="Times New Roman"/>
+          <w:sz w:val="24"/>
+          <w:szCs w:val="24"/>
+          <w:lang w:val="en-US"/>
+        </w:rPr>
+        <w:t>, with Saline-treated animals spending more time exploring the novel mouse</w:t>
+      </w:r>
+      <w:r>
+        <w:rPr>
+          <w:rFonts w:ascii="Times New Roman" w:hAnsi="Times New Roman" w:cs="Times New Roman"/>
+          <w:sz w:val="24"/>
+          <w:szCs w:val="24"/>
+          <w:lang w:val="en-US"/>
+        </w:rPr>
+        <w:t>. The interaction did not reach significance</w:t>
+      </w:r>
+      <w:r>
+        <w:rPr>
+          <w:rFonts w:ascii="Times New Roman" w:hAnsi="Times New Roman" w:cs="Times New Roman"/>
+          <w:sz w:val="24"/>
+          <w:szCs w:val="24"/>
+          <w:lang w:val="en-US"/>
+        </w:rPr>
+        <w:t xml:space="preserve"> (</w:t>
+      </w:r>
+      <w:r>
+        <w:rPr>
+          <w:rFonts w:ascii="Times New Roman" w:hAnsi="Times New Roman" w:cs="Times New Roman"/>
+          <w:i/>
+          <w:iCs/>
+          <w:sz w:val="24"/>
+          <w:szCs w:val="24"/>
+          <w:lang w:val="en-US"/>
+        </w:rPr>
+        <w:t>F</w:t>
+      </w:r>
+      <w:r>
+        <w:rPr>
+          <w:rFonts w:ascii="Times New Roman" w:hAnsi="Times New Roman" w:cs="Times New Roman"/>
+          <w:sz w:val="24"/>
+          <w:szCs w:val="24"/>
+          <w:lang w:val="en-US"/>
+        </w:rPr>
+        <w:t>(1, 30) =</w:t>
+      </w:r>
+      <w:r>
+        <w:rPr>
+          <w:rFonts w:ascii="Times New Roman" w:hAnsi="Times New Roman" w:cs="Times New Roman"/>
+          <w:sz w:val="24"/>
+          <w:szCs w:val="24"/>
+          <w:lang w:val="en-US"/>
+        </w:rPr>
+        <w:t xml:space="preserve"> 0.24</w:t>
+      </w:r>
+      <w:r>
+        <w:rPr>
+          <w:rFonts w:ascii="Times New Roman" w:hAnsi="Times New Roman" w:cs="Times New Roman"/>
+          <w:sz w:val="24"/>
+          <w:szCs w:val="24"/>
+          <w:lang w:val="en-US"/>
+        </w:rPr>
+        <w:t xml:space="preserve">, </w:t>
+      </w:r>
+      <w:r>
+        <w:rPr>
+          <w:rFonts w:ascii="Times New Roman" w:hAnsi="Times New Roman" w:cs="Times New Roman"/>
+          <w:i/>
+          <w:iCs/>
+          <w:sz w:val="24"/>
+          <w:szCs w:val="24"/>
           <w:lang w:val="en-US"/>
         </w:rPr>
         <w:t>p</w:t>
@@ -23086,16 +23373,7 @@
           <w:szCs w:val="24"/>
           <w:lang w:val="en-US"/>
         </w:rPr>
-        <w:t>0.</w:t>
-      </w:r>
-      <w:r>
-        <w:rPr>
-          <w:rFonts w:ascii="Times New Roman" w:hAnsi="Times New Roman" w:cs="Times New Roman"/>
-          <w:sz w:val="24"/>
-          <w:szCs w:val="24"/>
-          <w:lang w:val="en-US"/>
-        </w:rPr>
-        <w:t>91</w:t>
+        <w:t>0.63</w:t>
       </w:r>
       <w:r>
         <w:rPr>
@@ -23134,193 +23412,6 @@
           <w:szCs w:val="24"/>
           <w:lang w:val="en-US"/>
         </w:rPr>
-        <w:t xml:space="preserve"> </w:t>
-      </w:r>
-      <w:r>
-        <w:rPr>
-          <w:rFonts w:ascii="Times New Roman" w:hAnsi="Times New Roman" w:cs="Times New Roman"/>
-          <w:sz w:val="24"/>
-          <w:szCs w:val="24"/>
-          <w:lang w:val="en-US"/>
-        </w:rPr>
-        <w:t>&lt; 0.001</w:t>
-      </w:r>
-      <w:r>
-        <w:rPr>
-          <w:rFonts w:ascii="Times New Roman" w:hAnsi="Times New Roman" w:cs="Times New Roman"/>
-          <w:sz w:val="24"/>
-          <w:szCs w:val="24"/>
-          <w:lang w:val="en-US"/>
-        </w:rPr>
-        <w:t>)</w:t>
-      </w:r>
-      <w:r>
-        <w:rPr>
-          <w:rFonts w:ascii="Times New Roman" w:hAnsi="Times New Roman" w:cs="Times New Roman"/>
-          <w:sz w:val="24"/>
-          <w:szCs w:val="24"/>
-          <w:lang w:val="en-US"/>
-        </w:rPr>
-        <w:t>, but a significant main effect of treatment</w:t>
-      </w:r>
-      <w:r>
-        <w:rPr>
-          <w:rFonts w:ascii="Times New Roman" w:hAnsi="Times New Roman" w:cs="Times New Roman"/>
-          <w:sz w:val="24"/>
-          <w:szCs w:val="24"/>
-          <w:lang w:val="en-US"/>
-        </w:rPr>
-        <w:t xml:space="preserve"> </w:t>
-      </w:r>
-      <w:r>
-        <w:rPr>
-          <w:rFonts w:ascii="Times New Roman" w:hAnsi="Times New Roman" w:cs="Times New Roman"/>
-          <w:sz w:val="24"/>
-          <w:szCs w:val="24"/>
-          <w:lang w:val="en-US"/>
-        </w:rPr>
-        <w:t>(</w:t>
-      </w:r>
-      <w:r>
-        <w:rPr>
-          <w:rFonts w:ascii="Times New Roman" w:hAnsi="Times New Roman" w:cs="Times New Roman"/>
-          <w:i/>
-          <w:iCs/>
-          <w:sz w:val="24"/>
-          <w:szCs w:val="24"/>
-          <w:lang w:val="en-US"/>
-        </w:rPr>
-        <w:t>F</w:t>
-      </w:r>
-      <w:r>
-        <w:rPr>
-          <w:rFonts w:ascii="Times New Roman" w:hAnsi="Times New Roman" w:cs="Times New Roman"/>
-          <w:sz w:val="24"/>
-          <w:szCs w:val="24"/>
-          <w:lang w:val="en-US"/>
-        </w:rPr>
-        <w:t>(1, 30) =</w:t>
-      </w:r>
-      <w:r>
-        <w:rPr>
-          <w:rFonts w:ascii="Times New Roman" w:hAnsi="Times New Roman" w:cs="Times New Roman"/>
-          <w:sz w:val="24"/>
-          <w:szCs w:val="24"/>
-          <w:lang w:val="en-US"/>
-        </w:rPr>
-        <w:t xml:space="preserve"> </w:t>
-      </w:r>
-      <w:r>
-        <w:rPr>
-          <w:rFonts w:ascii="Times New Roman" w:hAnsi="Times New Roman" w:cs="Times New Roman"/>
-          <w:sz w:val="24"/>
-          <w:szCs w:val="24"/>
-          <w:lang w:val="en-US"/>
-        </w:rPr>
-        <w:t>7.27</w:t>
-      </w:r>
-      <w:r>
-        <w:rPr>
-          <w:rFonts w:ascii="Times New Roman" w:hAnsi="Times New Roman" w:cs="Times New Roman"/>
-          <w:sz w:val="24"/>
-          <w:szCs w:val="24"/>
-          <w:lang w:val="en-US"/>
-        </w:rPr>
-        <w:t xml:space="preserve">, </w:t>
-      </w:r>
-      <w:r>
-        <w:rPr>
-          <w:rFonts w:ascii="Times New Roman" w:hAnsi="Times New Roman" w:cs="Times New Roman"/>
-          <w:i/>
-          <w:iCs/>
-          <w:sz w:val="24"/>
-          <w:szCs w:val="24"/>
-          <w:lang w:val="en-US"/>
-        </w:rPr>
-        <w:t>p</w:t>
-      </w:r>
-      <w:r>
-        <w:rPr>
-          <w:rFonts w:ascii="Times New Roman" w:hAnsi="Times New Roman" w:cs="Times New Roman"/>
-          <w:sz w:val="24"/>
-          <w:szCs w:val="24"/>
-          <w:lang w:val="en-US"/>
-        </w:rPr>
-        <w:t xml:space="preserve"> </w:t>
-      </w:r>
-      <w:r>
-        <w:rPr>
-          <w:rFonts w:ascii="Times New Roman" w:hAnsi="Times New Roman" w:cs="Times New Roman"/>
-          <w:sz w:val="24"/>
-          <w:szCs w:val="24"/>
-          <w:lang w:val="en-US"/>
-        </w:rPr>
-        <w:t>=</w:t>
-      </w:r>
-      <w:r>
-        <w:rPr>
-          <w:rFonts w:ascii="Times New Roman" w:hAnsi="Times New Roman" w:cs="Times New Roman"/>
-          <w:sz w:val="24"/>
-          <w:szCs w:val="24"/>
-          <w:lang w:val="en-US"/>
-        </w:rPr>
-        <w:t xml:space="preserve"> </w:t>
-      </w:r>
-      <w:r>
-        <w:rPr>
-          <w:rFonts w:ascii="Times New Roman" w:hAnsi="Times New Roman" w:cs="Times New Roman"/>
-          <w:sz w:val="24"/>
-          <w:szCs w:val="24"/>
-          <w:lang w:val="en-US"/>
-        </w:rPr>
-        <w:t>0.</w:t>
-      </w:r>
-      <w:r>
-        <w:rPr>
-          <w:rFonts w:ascii="Times New Roman" w:hAnsi="Times New Roman" w:cs="Times New Roman"/>
-          <w:sz w:val="24"/>
-          <w:szCs w:val="24"/>
-          <w:lang w:val="en-US"/>
-        </w:rPr>
-        <w:t>01</w:t>
-      </w:r>
-      <w:r>
-        <w:rPr>
-          <w:rFonts w:ascii="Times New Roman" w:hAnsi="Times New Roman" w:cs="Times New Roman"/>
-          <w:sz w:val="24"/>
-          <w:szCs w:val="24"/>
-          <w:lang w:val="en-US"/>
-        </w:rPr>
-        <w:t xml:space="preserve">, </w:t>
-      </w:r>
-      <w:r>
-        <w:rPr>
-          <w:rFonts w:ascii="Times New Roman" w:hAnsi="Times New Roman" w:cs="Times New Roman"/>
-          <w:i/>
-          <w:iCs/>
-          <w:sz w:val="24"/>
-          <w:szCs w:val="24"/>
-        </w:rPr>
-        <w:t>η</w:t>
-      </w:r>
-      <w:r>
-        <w:rPr>
-          <w:rFonts w:ascii="Times New Roman" w:hAnsi="Times New Roman" w:cs="Times New Roman"/>
-          <w:i/>
-          <w:iCs/>
-          <w:sz w:val="24"/>
-          <w:szCs w:val="24"/>
-          <w:lang w:val="en-US"/>
-        </w:rPr>
-        <w:t>²</w:t>
-      </w:r>
-      <w:r>
-        <w:rPr>
-          <w:rFonts w:ascii="Times New Roman" w:hAnsi="Times New Roman" w:cs="Times New Roman"/>
-          <w:sz w:val="24"/>
-          <w:szCs w:val="24"/>
-          <w:lang w:val="en-US"/>
-        </w:rPr>
         <w:t xml:space="preserve"> = </w:t>
       </w:r>
       <w:r>
@@ -23348,230 +23439,7 @@
           <w:szCs w:val="24"/>
           <w:lang w:val="en-US"/>
         </w:rPr>
-        <w:t>20</w:t>
-      </w:r>
-      <w:r>
-        <w:rPr>
-          <w:rFonts w:ascii="Times New Roman" w:hAnsi="Times New Roman" w:cs="Times New Roman"/>
-          <w:sz w:val="24"/>
-          <w:szCs w:val="24"/>
-          <w:lang w:val="en-US"/>
-        </w:rPr>
-        <w:t>)</w:t>
-      </w:r>
-      <w:r>
-        <w:rPr>
-          <w:rFonts w:ascii="Times New Roman" w:hAnsi="Times New Roman" w:cs="Times New Roman"/>
-          <w:sz w:val="24"/>
-          <w:szCs w:val="24"/>
-          <w:lang w:val="en-US"/>
-        </w:rPr>
-        <w:t>, with Saline-treated animals spending more time exploring the novel mouse</w:t>
-      </w:r>
-      <w:r>
-        <w:rPr>
-          <w:rFonts w:ascii="Times New Roman" w:hAnsi="Times New Roman" w:cs="Times New Roman"/>
-          <w:sz w:val="24"/>
-          <w:szCs w:val="24"/>
-          <w:lang w:val="en-US"/>
-        </w:rPr>
-        <w:t>. The interaction did not reach significance</w:t>
-      </w:r>
-      <w:r>
-        <w:rPr>
-          <w:rFonts w:ascii="Times New Roman" w:hAnsi="Times New Roman" w:cs="Times New Roman"/>
-          <w:sz w:val="24"/>
-          <w:szCs w:val="24"/>
-          <w:lang w:val="en-US"/>
-        </w:rPr>
-        <w:t xml:space="preserve"> </w:t>
-      </w:r>
-      <w:r>
-        <w:rPr>
-          <w:rFonts w:ascii="Times New Roman" w:hAnsi="Times New Roman" w:cs="Times New Roman"/>
-          <w:sz w:val="24"/>
-          <w:szCs w:val="24"/>
-          <w:lang w:val="en-US"/>
-        </w:rPr>
-        <w:t>(</w:t>
-      </w:r>
-      <w:r>
-        <w:rPr>
-          <w:rFonts w:ascii="Times New Roman" w:hAnsi="Times New Roman" w:cs="Times New Roman"/>
-          <w:i/>
-          <w:iCs/>
-          <w:sz w:val="24"/>
-          <w:szCs w:val="24"/>
-          <w:lang w:val="en-US"/>
-        </w:rPr>
-        <w:t>F</w:t>
-      </w:r>
-      <w:r>
-        <w:rPr>
-          <w:rFonts w:ascii="Times New Roman" w:hAnsi="Times New Roman" w:cs="Times New Roman"/>
-          <w:sz w:val="24"/>
-          <w:szCs w:val="24"/>
-          <w:lang w:val="en-US"/>
-        </w:rPr>
-        <w:t>(1, 30) =</w:t>
-      </w:r>
-      <w:r>
-        <w:rPr>
-          <w:rFonts w:ascii="Times New Roman" w:hAnsi="Times New Roman" w:cs="Times New Roman"/>
-          <w:sz w:val="24"/>
-          <w:szCs w:val="24"/>
-          <w:lang w:val="en-US"/>
-        </w:rPr>
-        <w:t xml:space="preserve"> </w:t>
-      </w:r>
-      <w:r>
-        <w:rPr>
-          <w:rFonts w:ascii="Times New Roman" w:hAnsi="Times New Roman" w:cs="Times New Roman"/>
-          <w:sz w:val="24"/>
-          <w:szCs w:val="24"/>
-          <w:lang w:val="en-US"/>
-        </w:rPr>
-        <w:t>0.24</w:t>
-      </w:r>
-      <w:r>
-        <w:rPr>
-          <w:rFonts w:ascii="Times New Roman" w:hAnsi="Times New Roman" w:cs="Times New Roman"/>
-          <w:sz w:val="24"/>
-          <w:szCs w:val="24"/>
-          <w:lang w:val="en-US"/>
-        </w:rPr>
-        <w:t xml:space="preserve">, </w:t>
-      </w:r>
-      <w:r>
-        <w:rPr>
-          <w:rFonts w:ascii="Times New Roman" w:hAnsi="Times New Roman" w:cs="Times New Roman"/>
-          <w:i/>
-          <w:iCs/>
-          <w:sz w:val="24"/>
-          <w:szCs w:val="24"/>
-          <w:lang w:val="en-US"/>
-        </w:rPr>
-        <w:t>p</w:t>
-      </w:r>
-      <w:r>
-        <w:rPr>
-          <w:rFonts w:ascii="Times New Roman" w:hAnsi="Times New Roman" w:cs="Times New Roman"/>
-          <w:sz w:val="24"/>
-          <w:szCs w:val="24"/>
-          <w:lang w:val="en-US"/>
-        </w:rPr>
-        <w:t xml:space="preserve"> </w:t>
-      </w:r>
-      <w:r>
-        <w:rPr>
-          <w:rFonts w:ascii="Times New Roman" w:hAnsi="Times New Roman" w:cs="Times New Roman"/>
-          <w:sz w:val="24"/>
-          <w:szCs w:val="24"/>
-          <w:lang w:val="en-US"/>
-        </w:rPr>
-        <w:t>=</w:t>
-      </w:r>
-      <w:r>
-        <w:rPr>
-          <w:rFonts w:ascii="Times New Roman" w:hAnsi="Times New Roman" w:cs="Times New Roman"/>
-          <w:sz w:val="24"/>
-          <w:szCs w:val="24"/>
-          <w:lang w:val="en-US"/>
-        </w:rPr>
-        <w:t xml:space="preserve"> </w:t>
-      </w:r>
-      <w:r>
-        <w:rPr>
-          <w:rFonts w:ascii="Times New Roman" w:hAnsi="Times New Roman" w:cs="Times New Roman"/>
-          <w:sz w:val="24"/>
-          <w:szCs w:val="24"/>
-          <w:lang w:val="en-US"/>
-        </w:rPr>
-        <w:t>0</w:t>
-      </w:r>
-      <w:r>
-        <w:rPr>
-          <w:rFonts w:ascii="Times New Roman" w:hAnsi="Times New Roman" w:cs="Times New Roman"/>
-          <w:sz w:val="24"/>
-          <w:szCs w:val="24"/>
-          <w:lang w:val="en-US"/>
-        </w:rPr>
-        <w:t>.63</w:t>
-      </w:r>
-      <w:r>
-        <w:rPr>
-          <w:rFonts w:ascii="Times New Roman" w:hAnsi="Times New Roman" w:cs="Times New Roman"/>
-          <w:sz w:val="24"/>
-          <w:szCs w:val="24"/>
-          <w:lang w:val="en-US"/>
-        </w:rPr>
-        <w:t xml:space="preserve">, </w:t>
-      </w:r>
-      <w:r>
-        <w:rPr>
-          <w:rFonts w:ascii="Times New Roman" w:hAnsi="Times New Roman" w:cs="Times New Roman"/>
-          <w:i/>
-          <w:iCs/>
-          <w:sz w:val="24"/>
-          <w:szCs w:val="24"/>
-        </w:rPr>
-        <w:t>η</w:t>
-      </w:r>
-      <w:r>
-        <w:rPr>
-          <w:rFonts w:ascii="Times New Roman" w:hAnsi="Times New Roman" w:cs="Times New Roman"/>
-          <w:i/>
-          <w:iCs/>
-          <w:sz w:val="24"/>
-          <w:szCs w:val="24"/>
-          <w:lang w:val="en-US"/>
-        </w:rPr>
-        <w:t>²</w:t>
-      </w:r>
-      <w:r>
-        <w:rPr>
-          <w:rFonts w:ascii="Times New Roman" w:hAnsi="Times New Roman" w:cs="Times New Roman"/>
-          <w:sz w:val="24"/>
-          <w:szCs w:val="24"/>
-          <w:lang w:val="en-US"/>
-        </w:rPr>
-        <w:t xml:space="preserve"> = </w:t>
-      </w:r>
-      <w:r>
-        <w:rPr>
-          <w:rFonts w:ascii="Times New Roman" w:hAnsi="Times New Roman" w:cs="Times New Roman"/>
-          <w:sz w:val="24"/>
-          <w:szCs w:val="24"/>
-          <w:lang w:val="en-US"/>
-        </w:rPr>
-        <w:t>0</w:t>
-      </w:r>
-      <w:r>
-        <w:rPr>
-          <w:rFonts w:ascii="Times New Roman" w:hAnsi="Times New Roman" w:cs="Times New Roman"/>
-          <w:sz w:val="24"/>
-          <w:szCs w:val="24"/>
-          <w:lang w:val="en-US"/>
-        </w:rPr>
-        <w:t>.</w:t>
-      </w:r>
-      <w:r>
-        <w:rPr>
-          <w:rFonts w:ascii="Times New Roman" w:hAnsi="Times New Roman" w:cs="Times New Roman"/>
-          <w:sz w:val="24"/>
-          <w:szCs w:val="24"/>
-          <w:lang w:val="en-US"/>
-        </w:rPr>
-        <w:t>0</w:t>
-      </w:r>
-      <w:r>
-        <w:rPr>
-          <w:rFonts w:ascii="Times New Roman" w:hAnsi="Times New Roman" w:cs="Times New Roman"/>
-          <w:sz w:val="24"/>
-          <w:szCs w:val="24"/>
-          <w:lang w:val="en-US"/>
-        </w:rPr>
-        <w:t>08</w:t>
+        <w:t>008</w:t>
       </w:r>
       <w:r>
         <w:rPr>
@@ -23666,17 +23534,7 @@
           <w:szCs w:val="24"/>
           <w:lang w:val="en-US"/>
         </w:rPr>
-        <w:t>0.</w:t>
-      </w:r>
-      <w:r>
-        <w:rPr>
-          <w:rFonts w:ascii="Times New Roman" w:eastAsiaTheme="minorEastAsia" w:hAnsi="Times New Roman" w:cs="Times New Roman"/>
-          <w:iCs/>
-          <w:sz w:val="24"/>
-          <w:szCs w:val="24"/>
-          <w:lang w:val="en-US"/>
-        </w:rPr>
-        <w:t>30</w:t>
+        <w:t>0.30</w:t>
       </w:r>
       <w:r>
         <w:rPr>
@@ -23783,7 +23641,7 @@
           <w:szCs w:val="24"/>
           <w:lang w:val="en-US"/>
         </w:rPr>
-        <w:t>0.</w:t>
+        <w:t>0.71</w:t>
       </w:r>
       <w:r>
         <w:rPr>
@@ -23792,7 +23650,7 @@
           <w:szCs w:val="24"/>
           <w:lang w:val="en-US"/>
         </w:rPr>
-        <w:t>71</w:t>
+        <w:t>]</w:t>
       </w:r>
       <w:r>
         <w:rPr>
@@ -23801,15 +23659,6 @@
           <w:szCs w:val="24"/>
           <w:lang w:val="en-US"/>
         </w:rPr>
-        <w:t>]</w:t>
-      </w:r>
-      <w:r>
-        <w:rPr>
-          <w:rFonts w:ascii="Times New Roman" w:eastAsiaTheme="minorEastAsia" w:hAnsi="Times New Roman" w:cs="Times New Roman"/>
-          <w:sz w:val="24"/>
-          <w:szCs w:val="24"/>
-          <w:lang w:val="en-US"/>
-        </w:rPr>
         <w:t xml:space="preserve">) </w:t>
       </w:r>
       <w:r>
@@ -23846,16 +23695,7 @@
           <w:szCs w:val="24"/>
           <w:lang w:val="en-US"/>
         </w:rPr>
-        <w:t xml:space="preserve"> </w:t>
-      </w:r>
-      <w:r>
-        <w:rPr>
-          <w:rFonts w:ascii="Times New Roman" w:hAnsi="Times New Roman" w:cs="Times New Roman"/>
-          <w:sz w:val="24"/>
-          <w:szCs w:val="24"/>
-          <w:lang w:val="en-US"/>
-        </w:rPr>
-        <w:t>(</w:t>
+        <w:t xml:space="preserve"> (</w:t>
       </w:r>
       <m:oMath>
         <m:sSub>
@@ -23913,17 +23753,7 @@
           <w:szCs w:val="24"/>
           <w:lang w:val="en-US"/>
         </w:rPr>
-        <w:t>0.</w:t>
-      </w:r>
-      <w:r>
-        <w:rPr>
-          <w:rFonts w:ascii="Times New Roman" w:eastAsiaTheme="minorEastAsia" w:hAnsi="Times New Roman" w:cs="Times New Roman"/>
-          <w:iCs/>
-          <w:sz w:val="24"/>
-          <w:szCs w:val="24"/>
-          <w:lang w:val="en-US"/>
-        </w:rPr>
-        <w:t>54</w:t>
+        <w:t>0.54</w:t>
       </w:r>
       <w:r>
         <w:rPr>
@@ -24030,16 +23860,7 @@
           <w:szCs w:val="24"/>
           <w:lang w:val="en-US"/>
         </w:rPr>
-        <w:t>0.</w:t>
-      </w:r>
-      <w:r>
-        <w:rPr>
-          <w:rFonts w:ascii="Times New Roman" w:eastAsiaTheme="minorEastAsia" w:hAnsi="Times New Roman" w:cs="Times New Roman"/>
-          <w:sz w:val="24"/>
-          <w:szCs w:val="24"/>
-          <w:lang w:val="en-US"/>
-        </w:rPr>
-        <w:t>94</w:t>
+        <w:t>0.94</w:t>
       </w:r>
       <w:r>
         <w:rPr>
@@ -24158,16 +23979,7 @@
           <w:szCs w:val="24"/>
           <w:lang w:val="en-US"/>
         </w:rPr>
-        <w:t xml:space="preserve">= </w:t>
-      </w:r>
-      <w:r>
-        <w:rPr>
-          <w:rFonts w:ascii="Times New Roman" w:hAnsi="Times New Roman" w:cs="Times New Roman"/>
-          <w:sz w:val="24"/>
-          <w:szCs w:val="24"/>
-          <w:lang w:val="en-US"/>
-        </w:rPr>
-        <w:t>42</w:t>
+        <w:t>= 42</w:t>
       </w:r>
       <w:r>
         <w:rPr>
@@ -24185,6 +23997,69 @@
           <w:szCs w:val="24"/>
           <w:lang w:val="en-US"/>
         </w:rPr>
+        <w:t xml:space="preserve"> 19.90</w:t>
+      </w:r>
+      <w:r>
+        <w:rPr>
+          <w:rFonts w:ascii="Times New Roman" w:hAnsi="Times New Roman" w:cs="Times New Roman"/>
+          <w:sz w:val="24"/>
+          <w:szCs w:val="24"/>
+          <w:lang w:val="en-US"/>
+        </w:rPr>
+        <w:t xml:space="preserve">, p = </w:t>
+      </w:r>
+      <w:r>
+        <w:rPr>
+          <w:rFonts w:ascii="Times New Roman" w:hAnsi="Times New Roman" w:cs="Times New Roman"/>
+          <w:sz w:val="24"/>
+          <w:szCs w:val="24"/>
+          <w:lang w:val="en-US"/>
+        </w:rPr>
+        <w:t>0</w:t>
+      </w:r>
+      <w:r>
+        <w:rPr>
+          <w:rFonts w:ascii="Times New Roman" w:hAnsi="Times New Roman" w:cs="Times New Roman"/>
+          <w:sz w:val="24"/>
+          <w:szCs w:val="24"/>
+          <w:lang w:val="en-US"/>
+        </w:rPr>
+        <w:t>.</w:t>
+      </w:r>
+      <w:r>
+        <w:rPr>
+          <w:rFonts w:ascii="Times New Roman" w:hAnsi="Times New Roman" w:cs="Times New Roman"/>
+          <w:sz w:val="24"/>
+          <w:szCs w:val="24"/>
+          <w:lang w:val="en-US"/>
+        </w:rPr>
+        <w:t>04</w:t>
+      </w:r>
+      <w:r>
+        <w:rPr>
+          <w:rFonts w:ascii="Times New Roman" w:hAnsi="Times New Roman" w:cs="Times New Roman"/>
+          <w:sz w:val="24"/>
+          <w:szCs w:val="24"/>
+          <w:lang w:val="en-US"/>
+        </w:rPr>
+        <w:t>)</w:t>
+      </w:r>
+      <w:r>
+        <w:rPr>
+          <w:rFonts w:ascii="Times New Roman" w:hAnsi="Times New Roman" w:cs="Times New Roman"/>
+          <w:sz w:val="24"/>
+          <w:szCs w:val="24"/>
+          <w:lang w:val="en-US"/>
+        </w:rPr>
+        <w:t>. This difference did not reach significance under EE conditions</w:t>
+      </w:r>
+      <w:r>
+        <w:rPr>
+          <w:rFonts w:ascii="Times New Roman" w:hAnsi="Times New Roman" w:cs="Times New Roman"/>
+          <w:sz w:val="24"/>
+          <w:szCs w:val="24"/>
+          <w:lang w:val="en-US"/>
+        </w:rPr>
         <w:t xml:space="preserve"> </w:t>
       </w:r>
       <w:r>
@@ -24194,7 +24069,51 @@
           <w:szCs w:val="24"/>
           <w:lang w:val="en-US"/>
         </w:rPr>
-        <w:t>19.90</w:t>
+        <w:t>(</w:t>
+      </w:r>
+      <w:r>
+        <w:rPr>
+          <w:rFonts w:ascii="Times New Roman" w:hAnsi="Times New Roman" w:cs="Times New Roman"/>
+          <w:sz w:val="24"/>
+          <w:szCs w:val="24"/>
+        </w:rPr>
+        <w:t>Δ</w:t>
+      </w:r>
+      <w:r>
+        <w:rPr>
+          <w:rFonts w:ascii="Times New Roman" w:hAnsi="Times New Roman" w:cs="Times New Roman"/>
+          <w:sz w:val="24"/>
+          <w:szCs w:val="24"/>
+          <w:lang w:val="en-US"/>
+        </w:rPr>
+        <w:t xml:space="preserve"> </w:t>
+      </w:r>
+      <w:r>
+        <w:rPr>
+          <w:rFonts w:ascii="Times New Roman" w:hAnsi="Times New Roman" w:cs="Times New Roman"/>
+          <w:sz w:val="24"/>
+          <w:szCs w:val="24"/>
+          <w:lang w:val="en-US"/>
+        </w:rPr>
+        <w:t>= 29.30</w:t>
+      </w:r>
+      <w:r>
+        <w:rPr>
+          <w:rFonts w:ascii="Times New Roman" w:hAnsi="Times New Roman" w:cs="Times New Roman"/>
+          <w:sz w:val="24"/>
+          <w:szCs w:val="24"/>
+          <w:lang w:val="en-US"/>
+        </w:rPr>
+        <w:t>, SE =</w:t>
+      </w:r>
+      <w:r>
+        <w:rPr>
+          <w:rFonts w:ascii="Times New Roman" w:hAnsi="Times New Roman" w:cs="Times New Roman"/>
+          <w:sz w:val="24"/>
+          <w:szCs w:val="24"/>
+          <w:lang w:val="en-US"/>
+        </w:rPr>
+        <w:t xml:space="preserve"> 16.70</w:t>
       </w:r>
       <w:r>
         <w:rPr>
@@ -24230,7 +24149,7 @@
           <w:szCs w:val="24"/>
           <w:lang w:val="en-US"/>
         </w:rPr>
-        <w:t>04</w:t>
+        <w:t>09</w:t>
       </w:r>
       <w:r>
         <w:rPr>
@@ -24248,140 +24167,6 @@
           <w:szCs w:val="24"/>
           <w:lang w:val="en-US"/>
         </w:rPr>
-        <w:t>. This difference did not reach significance under EE conditions</w:t>
-      </w:r>
-      <w:r>
-        <w:rPr>
-          <w:rFonts w:ascii="Times New Roman" w:hAnsi="Times New Roman" w:cs="Times New Roman"/>
-          <w:sz w:val="24"/>
-          <w:szCs w:val="24"/>
-          <w:lang w:val="en-US"/>
-        </w:rPr>
-        <w:t xml:space="preserve"> </w:t>
-      </w:r>
-      <w:r>
-        <w:rPr>
-          <w:rFonts w:ascii="Times New Roman" w:hAnsi="Times New Roman" w:cs="Times New Roman"/>
-          <w:sz w:val="24"/>
-          <w:szCs w:val="24"/>
-          <w:lang w:val="en-US"/>
-        </w:rPr>
-        <w:t>(</w:t>
-      </w:r>
-      <w:r>
-        <w:rPr>
-          <w:rFonts w:ascii="Times New Roman" w:hAnsi="Times New Roman" w:cs="Times New Roman"/>
-          <w:sz w:val="24"/>
-          <w:szCs w:val="24"/>
-        </w:rPr>
-        <w:t>Δ</w:t>
-      </w:r>
-      <w:r>
-        <w:rPr>
-          <w:rFonts w:ascii="Times New Roman" w:hAnsi="Times New Roman" w:cs="Times New Roman"/>
-          <w:sz w:val="24"/>
-          <w:szCs w:val="24"/>
-          <w:lang w:val="en-US"/>
-        </w:rPr>
-        <w:t xml:space="preserve"> </w:t>
-      </w:r>
-      <w:r>
-        <w:rPr>
-          <w:rFonts w:ascii="Times New Roman" w:hAnsi="Times New Roman" w:cs="Times New Roman"/>
-          <w:sz w:val="24"/>
-          <w:szCs w:val="24"/>
-          <w:lang w:val="en-US"/>
-        </w:rPr>
-        <w:t xml:space="preserve">= </w:t>
-      </w:r>
-      <w:r>
-        <w:rPr>
-          <w:rFonts w:ascii="Times New Roman" w:hAnsi="Times New Roman" w:cs="Times New Roman"/>
-          <w:sz w:val="24"/>
-          <w:szCs w:val="24"/>
-          <w:lang w:val="en-US"/>
-        </w:rPr>
-        <w:t>29.30</w:t>
-      </w:r>
-      <w:r>
-        <w:rPr>
-          <w:rFonts w:ascii="Times New Roman" w:hAnsi="Times New Roman" w:cs="Times New Roman"/>
-          <w:sz w:val="24"/>
-          <w:szCs w:val="24"/>
-          <w:lang w:val="en-US"/>
-        </w:rPr>
-        <w:t>, SE =</w:t>
-      </w:r>
-      <w:r>
-        <w:rPr>
-          <w:rFonts w:ascii="Times New Roman" w:hAnsi="Times New Roman" w:cs="Times New Roman"/>
-          <w:sz w:val="24"/>
-          <w:szCs w:val="24"/>
-          <w:lang w:val="en-US"/>
-        </w:rPr>
-        <w:t xml:space="preserve"> </w:t>
-      </w:r>
-      <w:r>
-        <w:rPr>
-          <w:rFonts w:ascii="Times New Roman" w:hAnsi="Times New Roman" w:cs="Times New Roman"/>
-          <w:sz w:val="24"/>
-          <w:szCs w:val="24"/>
-          <w:lang w:val="en-US"/>
-        </w:rPr>
-        <w:t>16.70</w:t>
-      </w:r>
-      <w:r>
-        <w:rPr>
-          <w:rFonts w:ascii="Times New Roman" w:hAnsi="Times New Roman" w:cs="Times New Roman"/>
-          <w:sz w:val="24"/>
-          <w:szCs w:val="24"/>
-          <w:lang w:val="en-US"/>
-        </w:rPr>
-        <w:t xml:space="preserve">, p = </w:t>
-      </w:r>
-      <w:r>
-        <w:rPr>
-          <w:rFonts w:ascii="Times New Roman" w:hAnsi="Times New Roman" w:cs="Times New Roman"/>
-          <w:sz w:val="24"/>
-          <w:szCs w:val="24"/>
-          <w:lang w:val="en-US"/>
-        </w:rPr>
-        <w:t>0</w:t>
-      </w:r>
-      <w:r>
-        <w:rPr>
-          <w:rFonts w:ascii="Times New Roman" w:hAnsi="Times New Roman" w:cs="Times New Roman"/>
-          <w:sz w:val="24"/>
-          <w:szCs w:val="24"/>
-          <w:lang w:val="en-US"/>
-        </w:rPr>
-        <w:t>.</w:t>
-      </w:r>
-      <w:r>
-        <w:rPr>
-          <w:rFonts w:ascii="Times New Roman" w:hAnsi="Times New Roman" w:cs="Times New Roman"/>
-          <w:sz w:val="24"/>
-          <w:szCs w:val="24"/>
-          <w:lang w:val="en-US"/>
-        </w:rPr>
-        <w:t>09</w:t>
-      </w:r>
-      <w:r>
-        <w:rPr>
-          <w:rFonts w:ascii="Times New Roman" w:hAnsi="Times New Roman" w:cs="Times New Roman"/>
-          <w:sz w:val="24"/>
-          <w:szCs w:val="24"/>
-          <w:lang w:val="en-US"/>
-        </w:rPr>
-        <w:t>)</w:t>
-      </w:r>
-      <w:r>
-        <w:rPr>
-          <w:rFonts w:ascii="Times New Roman" w:hAnsi="Times New Roman" w:cs="Times New Roman"/>
-          <w:sz w:val="24"/>
-          <w:szCs w:val="24"/>
-          <w:lang w:val="en-US"/>
-        </w:rPr>
         <w:t xml:space="preserve">. </w:t>
       </w:r>
       <w:r>
@@ -24445,16 +24230,7 @@
           <w:szCs w:val="24"/>
           <w:lang w:val="en-US"/>
         </w:rPr>
-        <w:t xml:space="preserve"> </w:t>
-      </w:r>
-      <w:r>
-        <w:rPr>
-          <w:rFonts w:ascii="Times New Roman" w:hAnsi="Times New Roman" w:cs="Times New Roman"/>
-          <w:sz w:val="24"/>
-          <w:szCs w:val="24"/>
-          <w:lang w:val="en-US"/>
-        </w:rPr>
-        <w:t>(</w:t>
+        <w:t xml:space="preserve"> (</w:t>
       </w:r>
       <m:oMath>
         <m:sSub>
@@ -24601,7 +24377,7 @@
           <w:szCs w:val="24"/>
           <w:lang w:val="en-US"/>
         </w:rPr>
-        <w:t>1.5</w:t>
+        <w:t>1.50</w:t>
       </w:r>
       <w:r>
         <w:rPr>
@@ -24610,7 +24386,7 @@
           <w:szCs w:val="24"/>
           <w:lang w:val="en-US"/>
         </w:rPr>
-        <w:t>0</w:t>
+        <w:t>;</w:t>
       </w:r>
       <w:r>
         <w:rPr>
@@ -24619,25 +24395,7 @@
           <w:szCs w:val="24"/>
           <w:lang w:val="en-US"/>
         </w:rPr>
-        <w:t>;</w:t>
-      </w:r>
-      <w:r>
-        <w:rPr>
-          <w:rFonts w:ascii="Times New Roman" w:eastAsiaTheme="minorEastAsia" w:hAnsi="Times New Roman" w:cs="Times New Roman"/>
-          <w:sz w:val="24"/>
-          <w:szCs w:val="24"/>
-          <w:lang w:val="en-US"/>
-        </w:rPr>
-        <w:t>-</w:t>
-      </w:r>
-      <w:r>
-        <w:rPr>
-          <w:rFonts w:ascii="Times New Roman" w:eastAsiaTheme="minorEastAsia" w:hAnsi="Times New Roman" w:cs="Times New Roman"/>
-          <w:sz w:val="24"/>
-          <w:szCs w:val="24"/>
-          <w:lang w:val="en-US"/>
-        </w:rPr>
-        <w:t>0.09</w:t>
+        <w:t>-0.09</w:t>
       </w:r>
       <w:r>
         <w:rPr>
@@ -24724,11 +24482,22 @@
       <w:r>
         <w:rPr>
           <w:rFonts w:ascii="Times New Roman" w:hAnsi="Times New Roman" w:cs="Times New Roman"/>
-          <w:sz w:val="24"/>
-          <w:szCs w:val="24"/>
-          <w:lang w:val="en-US"/>
-        </w:rPr>
-        <w:t>Olfactory function was quantified as the latency to find food during the buried food</w:t>
+          <w:i/>
+          <w:iCs/>
+          <w:sz w:val="24"/>
+          <w:szCs w:val="24"/>
+          <w:lang w:val="en-US"/>
+        </w:rPr>
+        <w:t>Olfactory function</w:t>
+      </w:r>
+      <w:r>
+        <w:rPr>
+          <w:rFonts w:ascii="Times New Roman" w:hAnsi="Times New Roman" w:cs="Times New Roman"/>
+          <w:sz w:val="24"/>
+          <w:szCs w:val="24"/>
+          <w:lang w:val="en-US"/>
+        </w:rPr>
+        <w:t xml:space="preserve"> was quantified as the latency to find food during the buried food</w:t>
       </w:r>
       <w:r>
         <w:rPr>
@@ -24804,16 +24573,7 @@
           <w:szCs w:val="24"/>
           <w:lang w:val="en-US"/>
         </w:rPr>
-        <w:t xml:space="preserve"> 0.</w:t>
-      </w:r>
-      <w:r>
-        <w:rPr>
-          <w:rFonts w:ascii="Times New Roman" w:hAnsi="Times New Roman" w:cs="Times New Roman"/>
-          <w:sz w:val="24"/>
-          <w:szCs w:val="24"/>
-          <w:lang w:val="en-US"/>
-        </w:rPr>
-        <w:t>31</w:t>
+        <w:t xml:space="preserve"> 0.31</w:t>
       </w:r>
       <w:r>
         <w:rPr>
@@ -24869,16 +24629,7 @@
           <w:szCs w:val="24"/>
           <w:lang w:val="en-US"/>
         </w:rPr>
-        <w:t>0.</w:t>
-      </w:r>
-      <w:r>
-        <w:rPr>
-          <w:rFonts w:ascii="Times New Roman" w:hAnsi="Times New Roman" w:cs="Times New Roman"/>
-          <w:sz w:val="24"/>
-          <w:szCs w:val="24"/>
-          <w:lang w:val="en-US"/>
-        </w:rPr>
-        <w:t>58</w:t>
+        <w:t>0.58</w:t>
       </w:r>
       <w:r>
         <w:rPr>
@@ -24991,16 +24742,7 @@
           <w:szCs w:val="24"/>
           <w:lang w:val="en-US"/>
         </w:rPr>
-        <w:t xml:space="preserve"> 0.</w:t>
-      </w:r>
-      <w:r>
-        <w:rPr>
-          <w:rFonts w:ascii="Times New Roman" w:hAnsi="Times New Roman" w:cs="Times New Roman"/>
-          <w:sz w:val="24"/>
-          <w:szCs w:val="24"/>
-          <w:lang w:val="en-US"/>
-        </w:rPr>
-        <w:t>12</w:t>
+        <w:t xml:space="preserve"> 0.12</w:t>
       </w:r>
       <w:r>
         <w:rPr>
@@ -25056,16 +24798,7 @@
           <w:szCs w:val="24"/>
           <w:lang w:val="en-US"/>
         </w:rPr>
-        <w:t>0.</w:t>
-      </w:r>
-      <w:r>
-        <w:rPr>
-          <w:rFonts w:ascii="Times New Roman" w:hAnsi="Times New Roman" w:cs="Times New Roman"/>
-          <w:sz w:val="24"/>
-          <w:szCs w:val="24"/>
-          <w:lang w:val="en-US"/>
-        </w:rPr>
-        <w:t>73</w:t>
+        <w:t>0.73</w:t>
       </w:r>
       <w:r>
         <w:rPr>
@@ -25113,16 +24846,7 @@
           <w:szCs w:val="24"/>
           <w:lang w:val="en-US"/>
         </w:rPr>
-        <w:t>= 0.0</w:t>
-      </w:r>
-      <w:r>
-        <w:rPr>
-          <w:rFonts w:ascii="Times New Roman" w:hAnsi="Times New Roman" w:cs="Times New Roman"/>
-          <w:sz w:val="24"/>
-          <w:szCs w:val="24"/>
-          <w:lang w:val="en-US"/>
-        </w:rPr>
-        <w:t>04</w:t>
+        <w:t>= 0.004</w:t>
       </w:r>
       <w:r>
         <w:rPr>
@@ -25149,6 +24873,64 @@
           <w:szCs w:val="24"/>
           <w:lang w:val="en-US"/>
         </w:rPr>
+        <w:t xml:space="preserve"> (</w:t>
+      </w:r>
+      <w:r>
+        <w:rPr>
+          <w:rFonts w:ascii="Times New Roman" w:hAnsi="Times New Roman" w:cs="Times New Roman"/>
+          <w:i/>
+          <w:iCs/>
+          <w:sz w:val="24"/>
+          <w:szCs w:val="24"/>
+          <w:lang w:val="en-US"/>
+        </w:rPr>
+        <w:t>F</w:t>
+      </w:r>
+      <w:r>
+        <w:rPr>
+          <w:rFonts w:ascii="Times New Roman" w:hAnsi="Times New Roman" w:cs="Times New Roman"/>
+          <w:sz w:val="24"/>
+          <w:szCs w:val="24"/>
+          <w:lang w:val="en-US"/>
+        </w:rPr>
+        <w:t>(1, 30) =</w:t>
+      </w:r>
+      <w:r>
+        <w:rPr>
+          <w:rFonts w:ascii="Times New Roman" w:hAnsi="Times New Roman" w:cs="Times New Roman"/>
+          <w:sz w:val="24"/>
+          <w:szCs w:val="24"/>
+          <w:lang w:val="en-US"/>
+        </w:rPr>
+        <w:t xml:space="preserve"> 0.90</w:t>
+      </w:r>
+      <w:r>
+        <w:rPr>
+          <w:rFonts w:ascii="Times New Roman" w:hAnsi="Times New Roman" w:cs="Times New Roman"/>
+          <w:sz w:val="24"/>
+          <w:szCs w:val="24"/>
+          <w:lang w:val="en-US"/>
+        </w:rPr>
+        <w:t xml:space="preserve">, </w:t>
+      </w:r>
+      <w:r>
+        <w:rPr>
+          <w:rFonts w:ascii="Times New Roman" w:hAnsi="Times New Roman" w:cs="Times New Roman"/>
+          <w:i/>
+          <w:iCs/>
+          <w:sz w:val="24"/>
+          <w:szCs w:val="24"/>
+          <w:lang w:val="en-US"/>
+        </w:rPr>
+        <w:t>p</w:t>
+      </w:r>
+      <w:r>
+        <w:rPr>
+          <w:rFonts w:ascii="Times New Roman" w:hAnsi="Times New Roman" w:cs="Times New Roman"/>
+          <w:sz w:val="24"/>
+          <w:szCs w:val="24"/>
+          <w:lang w:val="en-US"/>
+        </w:rPr>
         <w:t xml:space="preserve"> </w:t>
       </w:r>
       <w:r>
@@ -25158,7 +24940,34 @@
           <w:szCs w:val="24"/>
           <w:lang w:val="en-US"/>
         </w:rPr>
-        <w:t>(</w:t>
+        <w:t>=</w:t>
+      </w:r>
+      <w:r>
+        <w:rPr>
+          <w:rFonts w:ascii="Times New Roman" w:hAnsi="Times New Roman" w:cs="Times New Roman"/>
+          <w:sz w:val="24"/>
+          <w:szCs w:val="24"/>
+          <w:lang w:val="en-US"/>
+        </w:rPr>
+        <w:t xml:space="preserve"> </w:t>
+      </w:r>
+      <w:r>
+        <w:rPr>
+          <w:rFonts w:ascii="Times New Roman" w:hAnsi="Times New Roman" w:cs="Times New Roman"/>
+          <w:sz w:val="24"/>
+          <w:szCs w:val="24"/>
+          <w:lang w:val="en-US"/>
+        </w:rPr>
+        <w:t>0.35</w:t>
+      </w:r>
+      <w:r>
+        <w:rPr>
+          <w:rFonts w:ascii="Times New Roman" w:hAnsi="Times New Roman" w:cs="Times New Roman"/>
+          <w:sz w:val="24"/>
+          <w:szCs w:val="24"/>
+          <w:lang w:val="en-US"/>
+        </w:rPr>
+        <w:t xml:space="preserve">, </w:t>
       </w:r>
       <w:r>
         <w:rPr>
@@ -25167,45 +24976,8 @@
           <w:iCs/>
           <w:sz w:val="24"/>
           <w:szCs w:val="24"/>
-          <w:lang w:val="en-US"/>
-        </w:rPr>
-        <w:t>F</w:t>
-      </w:r>
-      <w:r>
-        <w:rPr>
-          <w:rFonts w:ascii="Times New Roman" w:hAnsi="Times New Roman" w:cs="Times New Roman"/>
-          <w:sz w:val="24"/>
-          <w:szCs w:val="24"/>
-          <w:lang w:val="en-US"/>
-        </w:rPr>
-        <w:t>(1, 30) =</w:t>
-      </w:r>
-      <w:r>
-        <w:rPr>
-          <w:rFonts w:ascii="Times New Roman" w:hAnsi="Times New Roman" w:cs="Times New Roman"/>
-          <w:sz w:val="24"/>
-          <w:szCs w:val="24"/>
-          <w:lang w:val="en-US"/>
-        </w:rPr>
-        <w:t xml:space="preserve"> 0</w:t>
-      </w:r>
-      <w:r>
-        <w:rPr>
-          <w:rFonts w:ascii="Times New Roman" w:hAnsi="Times New Roman" w:cs="Times New Roman"/>
-          <w:sz w:val="24"/>
-          <w:szCs w:val="24"/>
-          <w:lang w:val="en-US"/>
-        </w:rPr>
-        <w:t>.90</w:t>
-      </w:r>
-      <w:r>
-        <w:rPr>
-          <w:rFonts w:ascii="Times New Roman" w:hAnsi="Times New Roman" w:cs="Times New Roman"/>
-          <w:sz w:val="24"/>
-          <w:szCs w:val="24"/>
-          <w:lang w:val="en-US"/>
-        </w:rPr>
-        <w:t xml:space="preserve">, </w:t>
+        </w:rPr>
+        <w:t>η</w:t>
       </w:r>
       <w:r>
         <w:rPr>
@@ -25216,7 +24988,7 @@
           <w:szCs w:val="24"/>
           <w:lang w:val="en-US"/>
         </w:rPr>
-        <w:t>p</w:t>
+        <w:t>²</w:t>
       </w:r>
       <w:r>
         <w:rPr>
@@ -25234,91 +25006,7 @@
           <w:szCs w:val="24"/>
           <w:lang w:val="en-US"/>
         </w:rPr>
-        <w:t>=</w:t>
-      </w:r>
-      <w:r>
-        <w:rPr>
-          <w:rFonts w:ascii="Times New Roman" w:hAnsi="Times New Roman" w:cs="Times New Roman"/>
-          <w:sz w:val="24"/>
-          <w:szCs w:val="24"/>
-          <w:lang w:val="en-US"/>
-        </w:rPr>
-        <w:t xml:space="preserve"> </w:t>
-      </w:r>
-      <w:r>
-        <w:rPr>
-          <w:rFonts w:ascii="Times New Roman" w:hAnsi="Times New Roman" w:cs="Times New Roman"/>
-          <w:sz w:val="24"/>
-          <w:szCs w:val="24"/>
-          <w:lang w:val="en-US"/>
-        </w:rPr>
-        <w:t>0.</w:t>
-      </w:r>
-      <w:r>
-        <w:rPr>
-          <w:rFonts w:ascii="Times New Roman" w:hAnsi="Times New Roman" w:cs="Times New Roman"/>
-          <w:sz w:val="24"/>
-          <w:szCs w:val="24"/>
-          <w:lang w:val="en-US"/>
-        </w:rPr>
-        <w:t>35</w:t>
-      </w:r>
-      <w:r>
-        <w:rPr>
-          <w:rFonts w:ascii="Times New Roman" w:hAnsi="Times New Roman" w:cs="Times New Roman"/>
-          <w:sz w:val="24"/>
-          <w:szCs w:val="24"/>
-          <w:lang w:val="en-US"/>
-        </w:rPr>
-        <w:t xml:space="preserve">, </w:t>
-      </w:r>
-      <w:r>
-        <w:rPr>
-          <w:rFonts w:ascii="Times New Roman" w:hAnsi="Times New Roman" w:cs="Times New Roman"/>
-          <w:i/>
-          <w:iCs/>
-          <w:sz w:val="24"/>
-          <w:szCs w:val="24"/>
-        </w:rPr>
-        <w:t>η</w:t>
-      </w:r>
-      <w:r>
-        <w:rPr>
-          <w:rFonts w:ascii="Times New Roman" w:hAnsi="Times New Roman" w:cs="Times New Roman"/>
-          <w:i/>
-          <w:iCs/>
-          <w:sz w:val="24"/>
-          <w:szCs w:val="24"/>
-          <w:lang w:val="en-US"/>
-        </w:rPr>
-        <w:t>²</w:t>
-      </w:r>
-      <w:r>
-        <w:rPr>
-          <w:rFonts w:ascii="Times New Roman" w:hAnsi="Times New Roman" w:cs="Times New Roman"/>
-          <w:sz w:val="24"/>
-          <w:szCs w:val="24"/>
-          <w:lang w:val="en-US"/>
-        </w:rPr>
-        <w:t xml:space="preserve"> </w:t>
-      </w:r>
-      <w:r>
-        <w:rPr>
-          <w:rFonts w:ascii="Times New Roman" w:hAnsi="Times New Roman" w:cs="Times New Roman"/>
-          <w:sz w:val="24"/>
-          <w:szCs w:val="24"/>
-          <w:lang w:val="en-US"/>
-        </w:rPr>
-        <w:t>= 0.</w:t>
-      </w:r>
-      <w:r>
-        <w:rPr>
-          <w:rFonts w:ascii="Times New Roman" w:hAnsi="Times New Roman" w:cs="Times New Roman"/>
-          <w:sz w:val="24"/>
-          <w:szCs w:val="24"/>
-          <w:lang w:val="en-US"/>
-        </w:rPr>
-        <w:t>03</w:t>
+        <w:t>= 0.03</w:t>
       </w:r>
       <w:r>
         <w:rPr>
@@ -25510,16 +25198,7 @@
           <w:szCs w:val="24"/>
           <w:lang w:val="en-US"/>
         </w:rPr>
-        <w:t>0.</w:t>
-      </w:r>
-      <w:r>
-        <w:rPr>
-          <w:rFonts w:ascii="Times New Roman" w:eastAsiaTheme="minorEastAsia" w:hAnsi="Times New Roman" w:cs="Times New Roman"/>
-          <w:sz w:val="24"/>
-          <w:szCs w:val="24"/>
-          <w:lang w:val="en-US"/>
-        </w:rPr>
-        <w:t>76</w:t>
+        <w:t>0.76</w:t>
       </w:r>
       <w:r>
         <w:rPr>
@@ -25748,16 +25427,7 @@
           <w:szCs w:val="24"/>
           <w:lang w:val="en-US"/>
         </w:rPr>
-        <w:t>0.</w:t>
-      </w:r>
-      <w:r>
-        <w:rPr>
-          <w:rFonts w:ascii="Times New Roman" w:eastAsiaTheme="minorEastAsia" w:hAnsi="Times New Roman" w:cs="Times New Roman"/>
-          <w:sz w:val="24"/>
-          <w:szCs w:val="24"/>
-          <w:lang w:val="en-US"/>
-        </w:rPr>
-        <w:t>62</w:t>
+        <w:t>0.62</w:t>
       </w:r>
       <w:r>
         <w:rPr>
@@ -25797,14 +25467,37 @@
     </w:p>
     <w:p>
       <w:pPr>
-        <w:ind w:firstLine="709"/>
-        <w:rPr>
-          <w:rFonts w:ascii="Times New Roman" w:hAnsi="Times New Roman" w:cs="Times New Roman"/>
-          <w:sz w:val="24"/>
-          <w:szCs w:val="24"/>
-          <w:lang w:val="en-GB"/>
-        </w:rPr>
-      </w:pPr>
+        <w:pStyle w:val="Resultsheading"/>
+        <w:numPr>
+          <w:ilvl w:val="0"/>
+          <w:numId w:val="20"/>
+        </w:numPr>
+        <w:rPr>
+          <w:b w:val="0"/>
+          <w:bCs w:val="0"/>
+          <w:i/>
+          <w:iCs/>
+        </w:rPr>
+      </w:pPr>
+      <w:r>
+        <w:rPr>
+          <w:b w:val="0"/>
+          <w:bCs w:val="0"/>
+          <w:i/>
+          <w:iCs/>
+        </w:rPr>
+        <w:t xml:space="preserve"> </w:t>
+      </w:r>
+      <w:r>
+        <w:rPr>
+          <w:b w:val="0"/>
+          <w:bCs w:val="0"/>
+          <w:i/>
+          <w:iCs/>
+        </w:rPr>
+        <w:tab/>
+        <w:t>Learning during the acquisition phase</w:t>
+      </w:r>
     </w:p>
     <w:p>
       <w:pPr>
@@ -25813,9 +25506,362 @@
           <w:rFonts w:ascii="Times New Roman" w:hAnsi="Times New Roman" w:cs="Times New Roman"/>
           <w:sz w:val="24"/>
           <w:szCs w:val="24"/>
-          <w:lang w:val="en-GB"/>
-        </w:rPr>
-      </w:pPr>
+          <w:lang w:val="en-US"/>
+        </w:rPr>
+      </w:pPr>
+      <w:r>
+        <w:rPr>
+          <w:rFonts w:ascii="Times New Roman" w:hAnsi="Times New Roman" w:cs="Times New Roman"/>
+          <w:sz w:val="24"/>
+          <w:szCs w:val="24"/>
+          <w:lang w:val="en-US"/>
+        </w:rPr>
+        <w:t xml:space="preserve">To quantify </w:t>
+      </w:r>
+      <w:r>
+        <w:rPr>
+          <w:rFonts w:ascii="Times New Roman" w:hAnsi="Times New Roman" w:cs="Times New Roman"/>
+          <w:i/>
+          <w:iCs/>
+          <w:sz w:val="24"/>
+          <w:szCs w:val="24"/>
+          <w:lang w:val="en-US"/>
+        </w:rPr>
+        <w:t>spatial learning</w:t>
+      </w:r>
+      <w:r>
+        <w:rPr>
+          <w:rFonts w:ascii="Times New Roman" w:hAnsi="Times New Roman" w:cs="Times New Roman"/>
+          <w:sz w:val="24"/>
+          <w:szCs w:val="24"/>
+          <w:lang w:val="en-US"/>
+        </w:rPr>
+        <w:t>, total path length during the 10</w:t>
+      </w:r>
+      <w:r>
+        <w:rPr>
+          <w:rFonts w:ascii="Times New Roman" w:hAnsi="Times New Roman" w:cs="Times New Roman"/>
+          <w:sz w:val="24"/>
+          <w:szCs w:val="24"/>
+          <w:lang w:val="en-US"/>
+        </w:rPr>
+        <w:noBreakHyphen/>
+        <w:t>day acquisition phase was analyzed using a mixed</w:t>
+      </w:r>
+      <w:r>
+        <w:rPr>
+          <w:rFonts w:ascii="Times New Roman" w:hAnsi="Times New Roman" w:cs="Times New Roman"/>
+          <w:sz w:val="24"/>
+          <w:szCs w:val="24"/>
+          <w:lang w:val="en-US"/>
+        </w:rPr>
+        <w:noBreakHyphen/>
+        <w:t>effects model with random intercepts</w:t>
+      </w:r>
+      <w:r>
+        <w:rPr>
+          <w:rFonts w:ascii="Times New Roman" w:hAnsi="Times New Roman" w:cs="Times New Roman"/>
+          <w:sz w:val="24"/>
+          <w:szCs w:val="24"/>
+          <w:lang w:val="en-US"/>
+        </w:rPr>
+        <w:t xml:space="preserve"> (</w:t>
+      </w:r>
+      <w:r>
+        <w:rPr>
+          <w:rFonts w:ascii="Times New Roman" w:hAnsi="Times New Roman" w:cs="Times New Roman"/>
+          <w:sz w:val="24"/>
+          <w:szCs w:val="24"/>
+          <w:highlight w:val="yellow"/>
+          <w:lang w:val="en-US"/>
+        </w:rPr>
+        <w:t>fig</w:t>
+      </w:r>
+      <w:r>
+        <w:rPr>
+          <w:rFonts w:ascii="Times New Roman" w:hAnsi="Times New Roman" w:cs="Times New Roman"/>
+          <w:sz w:val="24"/>
+          <w:szCs w:val="24"/>
+          <w:lang w:val="en-US"/>
+        </w:rPr>
+        <w:t>)</w:t>
+      </w:r>
+      <w:r>
+        <w:rPr>
+          <w:rFonts w:ascii="Times New Roman" w:hAnsi="Times New Roman" w:cs="Times New Roman"/>
+          <w:sz w:val="24"/>
+          <w:szCs w:val="24"/>
+          <w:lang w:val="en-US"/>
+        </w:rPr>
+        <w:t>. The model included fixed effects of treatment, environment, and day</w:t>
+      </w:r>
+      <w:r>
+        <w:rPr>
+          <w:rFonts w:ascii="Times New Roman" w:hAnsi="Times New Roman" w:cs="Times New Roman"/>
+          <w:sz w:val="24"/>
+          <w:szCs w:val="24"/>
+          <w:lang w:val="en-US"/>
+        </w:rPr>
+        <w:t>. A</w:t>
+      </w:r>
+      <w:r>
+        <w:rPr>
+          <w:rFonts w:ascii="Times New Roman" w:hAnsi="Times New Roman" w:cs="Times New Roman"/>
+          <w:sz w:val="24"/>
+          <w:szCs w:val="24"/>
+          <w:lang w:val="en-US"/>
+        </w:rPr>
+        <w:t>ll two</w:t>
+      </w:r>
+      <w:r>
+        <w:rPr>
+          <w:rFonts w:ascii="Times New Roman" w:hAnsi="Times New Roman" w:cs="Times New Roman"/>
+          <w:sz w:val="24"/>
+          <w:szCs w:val="24"/>
+          <w:lang w:val="en-US"/>
+        </w:rPr>
+        <w:noBreakHyphen/>
+        <w:t xml:space="preserve"> and three</w:t>
+      </w:r>
+      <w:r>
+        <w:rPr>
+          <w:rFonts w:ascii="Times New Roman" w:hAnsi="Times New Roman" w:cs="Times New Roman"/>
+          <w:sz w:val="24"/>
+          <w:szCs w:val="24"/>
+          <w:lang w:val="en-US"/>
+        </w:rPr>
+        <w:noBreakHyphen/>
+        <w:t xml:space="preserve">way interactions </w:t>
+      </w:r>
+      <w:r>
+        <w:rPr>
+          <w:rFonts w:ascii="Times New Roman" w:hAnsi="Times New Roman" w:cs="Times New Roman"/>
+          <w:sz w:val="24"/>
+          <w:szCs w:val="24"/>
+          <w:lang w:val="en-US"/>
+        </w:rPr>
+        <w:t xml:space="preserve">were also included </w:t>
+      </w:r>
+      <w:r>
+        <w:rPr>
+          <w:rFonts w:ascii="Times New Roman" w:hAnsi="Times New Roman" w:cs="Times New Roman"/>
+          <w:sz w:val="24"/>
+          <w:szCs w:val="24"/>
+          <w:lang w:val="en-US"/>
+        </w:rPr>
+        <w:t>to assess whether learning trajectories differed between groups. One mouse was excluded because it missed 19</w:t>
+      </w:r>
+      <w:r>
+        <w:rPr>
+          <w:rFonts w:ascii="Times New Roman" w:hAnsi="Times New Roman" w:cs="Times New Roman"/>
+          <w:sz w:val="24"/>
+          <w:szCs w:val="24"/>
+          <w:lang w:val="en-US"/>
+        </w:rPr>
+        <w:t xml:space="preserve"> swims </w:t>
+      </w:r>
+      <w:r>
+        <w:rPr>
+          <w:rFonts w:ascii="Times New Roman" w:hAnsi="Times New Roman" w:cs="Times New Roman"/>
+          <w:sz w:val="24"/>
+          <w:szCs w:val="24"/>
+          <w:lang w:val="en-US"/>
+        </w:rPr>
+        <w:t xml:space="preserve">(due to the effects of chemotherapy), </w:t>
+      </w:r>
+      <w:r>
+        <w:rPr>
+          <w:rFonts w:ascii="Times New Roman" w:hAnsi="Times New Roman" w:cs="Times New Roman"/>
+          <w:sz w:val="24"/>
+          <w:szCs w:val="24"/>
+          <w:lang w:val="en-US"/>
+        </w:rPr>
+        <w:t>meaning it did not receive a comparable opportunity to learn. Including this animal would have introduced bias into the estimation of group</w:t>
+      </w:r>
+      <w:r>
+        <w:rPr>
+          <w:rFonts w:ascii="Times New Roman" w:hAnsi="Times New Roman" w:cs="Times New Roman"/>
+          <w:sz w:val="24"/>
+          <w:szCs w:val="24"/>
+          <w:lang w:val="en-US"/>
+        </w:rPr>
+        <w:noBreakHyphen/>
+        <w:t>level learning rates.</w:t>
+      </w:r>
+      <w:r>
+        <w:rPr>
+          <w:rFonts w:ascii="Times New Roman" w:hAnsi="Times New Roman" w:cs="Times New Roman"/>
+          <w:sz w:val="24"/>
+          <w:szCs w:val="24"/>
+          <w:lang w:val="en-US"/>
+        </w:rPr>
+        <w:t xml:space="preserve"> </w:t>
+      </w:r>
+      <w:r>
+        <w:rPr>
+          <w:rFonts w:ascii="Times New Roman" w:hAnsi="Times New Roman" w:cs="Times New Roman"/>
+          <w:sz w:val="24"/>
+          <w:szCs w:val="24"/>
+          <w:lang w:val="en-US"/>
+        </w:rPr>
+        <w:t xml:space="preserve">There was no significant main effect of environment, but there were significant main effects of day and treatment. Across all groups, path length decreased over days, indicating learning, and chemotherapy‑treated mice showed overall poorer </w:t>
+      </w:r>
+      <w:r>
+        <w:rPr>
+          <w:rFonts w:ascii="Times New Roman" w:hAnsi="Times New Roman" w:cs="Times New Roman"/>
+          <w:sz w:val="24"/>
+          <w:szCs w:val="24"/>
+          <w:lang w:val="en-US"/>
+        </w:rPr>
+        <w:t xml:space="preserve">initial </w:t>
+      </w:r>
+      <w:r>
+        <w:rPr>
+          <w:rFonts w:ascii="Times New Roman" w:hAnsi="Times New Roman" w:cs="Times New Roman"/>
+          <w:sz w:val="24"/>
+          <w:szCs w:val="24"/>
+          <w:lang w:val="en-US"/>
+        </w:rPr>
+        <w:t>performance.</w:t>
+      </w:r>
+      <w:r>
+        <w:rPr>
+          <w:rFonts w:ascii="Times New Roman" w:hAnsi="Times New Roman" w:cs="Times New Roman"/>
+          <w:sz w:val="24"/>
+          <w:szCs w:val="24"/>
+          <w:lang w:val="en-US"/>
+        </w:rPr>
+        <w:t xml:space="preserve"> </w:t>
+      </w:r>
+      <w:r>
+        <w:rPr>
+          <w:rFonts w:ascii="Times New Roman" w:hAnsi="Times New Roman" w:cs="Times New Roman"/>
+          <w:sz w:val="24"/>
+          <w:szCs w:val="24"/>
+          <w:lang w:val="en-US"/>
+        </w:rPr>
+        <w:t xml:space="preserve">For the two‑way interactions, the Day × Treatment interaction was significant, indicating that CVAD‑treated mice showed a steeper learning curve. </w:t>
+      </w:r>
+      <w:r>
+        <w:rPr>
+          <w:rFonts w:ascii="Times New Roman" w:hAnsi="Times New Roman" w:cs="Times New Roman"/>
+          <w:sz w:val="24"/>
+          <w:szCs w:val="24"/>
+          <w:lang w:val="en-US"/>
+        </w:rPr>
+        <w:t>This pattern could</w:t>
+      </w:r>
+      <w:r>
+        <w:rPr>
+          <w:rFonts w:ascii="Times New Roman" w:hAnsi="Times New Roman" w:cs="Times New Roman"/>
+          <w:sz w:val="24"/>
+          <w:szCs w:val="24"/>
+          <w:lang w:val="en-US"/>
+        </w:rPr>
+        <w:t xml:space="preserve"> potentially</w:t>
+      </w:r>
+      <w:r>
+        <w:rPr>
+          <w:rFonts w:ascii="Times New Roman" w:hAnsi="Times New Roman" w:cs="Times New Roman"/>
+          <w:sz w:val="24"/>
+          <w:szCs w:val="24"/>
+          <w:lang w:val="en-US"/>
+        </w:rPr>
+        <w:t xml:space="preserve"> be explained by their significantly higher initial path length</w:t>
+      </w:r>
+      <w:r>
+        <w:rPr>
+          <w:rFonts w:ascii="Times New Roman" w:hAnsi="Times New Roman" w:cs="Times New Roman"/>
+          <w:sz w:val="24"/>
+          <w:szCs w:val="24"/>
+          <w:lang w:val="en-US"/>
+        </w:rPr>
+        <w:t xml:space="preserve">. </w:t>
+      </w:r>
+      <w:r>
+        <w:rPr>
+          <w:rFonts w:ascii="Times New Roman" w:hAnsi="Times New Roman" w:cs="Times New Roman"/>
+          <w:sz w:val="24"/>
+          <w:szCs w:val="24"/>
+          <w:lang w:val="en-US"/>
+        </w:rPr>
+        <w:t>The Treatment × Environment interaction was also significant, suggesting that environmental enrichment provided a stronger protective effect for chemotherapy‑treated mice than for saline controls. In contrast, the Day × Environment interaction did not reach significance.</w:t>
+      </w:r>
+      <w:r>
+        <w:rPr>
+          <w:rFonts w:ascii="Times New Roman" w:hAnsi="Times New Roman" w:cs="Times New Roman"/>
+          <w:sz w:val="24"/>
+          <w:szCs w:val="24"/>
+          <w:lang w:val="en-US"/>
+        </w:rPr>
+        <w:t xml:space="preserve"> </w:t>
+      </w:r>
+      <w:r>
+        <w:rPr>
+          <w:rFonts w:ascii="Times New Roman" w:hAnsi="Times New Roman" w:cs="Times New Roman"/>
+          <w:sz w:val="24"/>
+          <w:szCs w:val="24"/>
+          <w:lang w:val="en-US"/>
+        </w:rPr>
+        <w:t>Finally, the three</w:t>
+      </w:r>
+      <w:r>
+        <w:rPr>
+          <w:rFonts w:ascii="Times New Roman" w:hAnsi="Times New Roman" w:cs="Times New Roman"/>
+          <w:sz w:val="24"/>
+          <w:szCs w:val="24"/>
+          <w:lang w:val="en-US"/>
+        </w:rPr>
+        <w:noBreakHyphen/>
+        <w:t>way interaction was significant, indicating that the treatment</w:t>
+      </w:r>
+      <w:r>
+        <w:rPr>
+          <w:rFonts w:ascii="Times New Roman" w:hAnsi="Times New Roman" w:cs="Times New Roman"/>
+          <w:sz w:val="24"/>
+          <w:szCs w:val="24"/>
+          <w:lang w:val="en-US"/>
+        </w:rPr>
+        <w:noBreakHyphen/>
+        <w:t>related difference in learning rate depended on the environment. Under standard housing, CVAD</w:t>
+      </w:r>
+      <w:r>
+        <w:rPr>
+          <w:rFonts w:ascii="Times New Roman" w:hAnsi="Times New Roman" w:cs="Times New Roman"/>
+          <w:sz w:val="24"/>
+          <w:szCs w:val="24"/>
+          <w:lang w:val="en-US"/>
+        </w:rPr>
+        <w:noBreakHyphen/>
+        <w:t>treated mice learned more slowly than saline controls, but this difference was reduced</w:t>
+      </w:r>
+      <w:r>
+        <w:rPr>
+          <w:rFonts w:ascii="Times New Roman" w:hAnsi="Times New Roman" w:cs="Times New Roman"/>
+          <w:sz w:val="24"/>
+          <w:szCs w:val="24"/>
+          <w:lang w:val="en-US"/>
+        </w:rPr>
+        <w:t xml:space="preserve"> </w:t>
+      </w:r>
+      <w:r>
+        <w:rPr>
+          <w:rFonts w:ascii="Times New Roman" w:hAnsi="Times New Roman" w:cs="Times New Roman"/>
+          <w:sz w:val="24"/>
+          <w:szCs w:val="24"/>
+          <w:lang w:val="en-US"/>
+        </w:rPr>
+        <w:t>under environmental enrichment.</w:t>
+      </w:r>
+      <w:r>
+        <w:rPr>
+          <w:rFonts w:ascii="Times New Roman" w:hAnsi="Times New Roman" w:cs="Times New Roman"/>
+          <w:sz w:val="24"/>
+          <w:szCs w:val="24"/>
+          <w:lang w:val="en-US"/>
+        </w:rPr>
+        <w:t xml:space="preserve"> </w:t>
+      </w:r>
     </w:p>
     <w:p>
       <w:pPr>
@@ -25824,9 +25870,36 @@
           <w:rFonts w:ascii="Times New Roman" w:hAnsi="Times New Roman" w:cs="Times New Roman"/>
           <w:sz w:val="24"/>
           <w:szCs w:val="24"/>
-          <w:lang w:val="en-GB"/>
-        </w:rPr>
-      </w:pPr>
+          <w:lang w:val="en-US"/>
+        </w:rPr>
+      </w:pPr>
+      <w:r>
+        <w:rPr>
+          <w:rFonts w:ascii="Times New Roman" w:hAnsi="Times New Roman" w:cs="Times New Roman"/>
+          <w:sz w:val="24"/>
+          <w:szCs w:val="24"/>
+          <w:lang w:val="en-US"/>
+        </w:rPr>
+        <w:t>To assess learning success, we fitted a mixed</w:t>
+      </w:r>
+      <w:r>
+        <w:rPr>
+          <w:rFonts w:ascii="Times New Roman" w:hAnsi="Times New Roman" w:cs="Times New Roman"/>
+          <w:sz w:val="24"/>
+          <w:szCs w:val="24"/>
+          <w:lang w:val="en-US"/>
+        </w:rPr>
+        <w:noBreakHyphen/>
+        <w:t xml:space="preserve">effects model to performance on the final day of the acquisition phase. All mice successfully located the platform, and there were no significant main effects of treatment or environment. </w:t>
+      </w:r>
+      <w:r>
+        <w:rPr>
+          <w:rFonts w:ascii="Times New Roman" w:hAnsi="Times New Roman" w:cs="Times New Roman"/>
+          <w:sz w:val="24"/>
+          <w:szCs w:val="24"/>
+        </w:rPr>
+        <w:t>The interaction term also failed to reach significance.</w:t>
+      </w:r>
     </w:p>
     <w:p>
       <w:pPr>
@@ -25838,6 +25911,23 @@
           <w:lang w:val="en-GB"/>
         </w:rPr>
       </w:pPr>
+      <w:r>
+        <w:rPr>
+          <w:rFonts w:ascii="Times New Roman" w:hAnsi="Times New Roman" w:cs="Times New Roman"/>
+          <w:sz w:val="24"/>
+          <w:szCs w:val="24"/>
+          <w:lang w:val="en-US"/>
+        </w:rPr>
+        <w:t xml:space="preserve">Because total path length may be confounded by overall activity and swim speed, we repeated the analysis using distance to target. The same main effects emerged as for path length. However, the interaction pattern differed slightly: only the Environment × Treatment and Day × Environment interactions reached significance. </w:t>
+      </w:r>
+      <w:r>
+        <w:rPr>
+          <w:rFonts w:ascii="Times New Roman" w:hAnsi="Times New Roman" w:cs="Times New Roman"/>
+          <w:sz w:val="24"/>
+          <w:szCs w:val="24"/>
+        </w:rPr>
+        <w:t>A full results table is provided in Appendix …</w:t>
+      </w:r>
     </w:p>
     <w:p>
       <w:pPr>
@@ -26072,7 +26162,6 @@
     </w:p>
     <w:p>
       <w:pPr>
-        <w:ind w:firstLine="709"/>
         <w:rPr>
           <w:rFonts w:ascii="Times New Roman" w:hAnsi="Times New Roman" w:cs="Times New Roman"/>
           <w:sz w:val="24"/>
@@ -26080,35 +26169,13 @@
           <w:lang w:val="en-GB"/>
         </w:rPr>
       </w:pPr>
-    </w:p>
-    <w:p>
-      <w:pPr>
-        <w:ind w:firstLine="709"/>
+      <w:r>
         <w:rPr>
           <w:rFonts w:ascii="Times New Roman" w:hAnsi="Times New Roman" w:cs="Times New Roman"/>
           <w:sz w:val="24"/>
           <w:szCs w:val="24"/>
           <w:lang w:val="en-GB"/>
         </w:rPr>
-      </w:pPr>
-    </w:p>
-    <w:p>
-      <w:pPr>
-        <w:rPr>
-          <w:rFonts w:ascii="Times New Roman" w:hAnsi="Times New Roman" w:cs="Times New Roman"/>
-          <w:sz w:val="24"/>
-          <w:szCs w:val="24"/>
-          <w:lang w:val="en-GB"/>
-        </w:rPr>
-      </w:pPr>
-      <w:r>
-        <w:rPr>
-          <w:rFonts w:ascii="Times New Roman" w:hAnsi="Times New Roman" w:cs="Times New Roman"/>
-          <w:sz w:val="24"/>
-          <w:szCs w:val="24"/>
-          <w:lang w:val="en-GB"/>
-        </w:rPr>
-        <w:lastRenderedPageBreak/>
         <w:t>References (</w:t>
       </w:r>
       <w:r>
@@ -26435,6 +26502,7 @@
         <w:rPr>
           <w:lang w:val="en-US"/>
         </w:rPr>
+        <w:lastRenderedPageBreak/>
         <w:t>Khalil, M. H. (2024). Environmental enrichment: a systematic review on the effect of a changing spatial complexity on hippocampal neurogenesis and plasticity in rodents, with considerations for translation to urban and built environments for humans. </w:t>
       </w:r>
       <w:r>
@@ -26823,7 +26891,6 @@
         <w:rPr>
           <w:lang w:val="en-US"/>
         </w:rPr>
-        <w:lastRenderedPageBreak/>
         <w:t xml:space="preserve">Nadler, J. J., Moy, S. S., Dold, G., Trang, D., Simmons, N., Perez, A., Young, N. B., Barbaro, R. P., Piven, J., Magnuson, T. R., &amp; Crawley, J. N. (2004). Automated apparatus for quantitation of social approach behaviors in mice. </w:t>
       </w:r>
       <w:r>
@@ -27110,6 +27177,7 @@
         <w:rPr>
           <w:lang w:val="en-US"/>
         </w:rPr>
+        <w:lastRenderedPageBreak/>
         <w:t xml:space="preserve">Florian, C., &amp; Roullet, P. (2004). Hippocampal CA3-region is crucial for acquisition and memory consolidation in Morris water maze task in mice. </w:t>
       </w:r>
       <w:r>
@@ -27526,7 +27594,6 @@
         <w:spacing w:before="0" w:beforeAutospacing="0" w:after="0" w:afterAutospacing="0" w:line="276" w:lineRule="auto"/>
       </w:pPr>
       <w:r>
-        <w:lastRenderedPageBreak/>
         <w:t xml:space="preserve">Wagenmakers, E., Love, J., Marsman, M., Jamil, T., Ly, A., Verhagen, J., Selker, R., Gronau, Q. F., Dropmann, D., Boutin, B., Meerhoff, F., Knight, P., Raj, A., Van Kesteren, E., Van Doorn, J., Šmíra, M., Epskamp, S., Etz, A., Matzke, D., . . . </w:t>
       </w:r>
       <w:r>
@@ -27959,6 +28026,95 @@
 <file path=word/numbering.xml><?xml version="1.0" encoding="utf-8"?>
 <w:numbering xmlns:wpc="http://schemas.microsoft.com/office/word/2010/wordprocessingCanvas" xmlns:cx="http://schemas.microsoft.com/office/drawing/2014/chartex" xmlns:cx1="http://schemas.microsoft.com/office/drawing/2015/9/8/chartex" xmlns:cx2="http://schemas.microsoft.com/office/drawing/2015/10/21/chartex" xmlns:cx3="http://schemas.microsoft.com/office/drawing/2016/5/9/chartex" xmlns:cx4="http://schemas.microsoft.com/office/drawing/2016/5/10/chartex" xmlns:cx5="http://schemas.microsoft.com/office/drawing/2016/5/11/chartex" xmlns:cx6="http://schemas.microsoft.com/office/drawing/2016/5/12/chartex" xmlns:cx7="http://schemas.microsoft.com/office/drawing/2016/5/13/chartex" xmlns:cx8="http://schemas.microsoft.com/office/drawing/2016/5/14/chartex" xmlns:mc="http://schemas.openxmlformats.org/markup-compatibility/2006" xmlns:aink="http://schemas.microsoft.com/office/drawing/2016/ink" xmlns:am3d="http://schemas.microsoft.com/office/drawing/2017/model3d" xmlns:o="urn:schemas-microsoft-com:office:office" xmlns:oel="http://schemas.microsoft.com/office/2019/extlst" xmlns:r="http://schemas.openxmlformats.org/officeDocument/2006/relationships" xmlns:m="http://schemas.openxmlformats.org/officeDocument/2006/math" xmlns:v="urn:schemas-microsoft-com:vml" xmlns:wp14="http://schemas.microsoft.com/office/word/2010/wordprocessingDrawing" xmlns:wp="http://schemas.openxmlformats.org/drawingml/2006/wordprocessingDrawing" xmlns:w10="urn:schemas-microsoft-com:office:word" xmlns:w="http://schemas.openxmlformats.org/wordprocessingml/2006/main" xmlns:w14="http://schemas.microsoft.com/office/word/2010/wordml" xmlns:w15="http://schemas.microsoft.com/office/word/2012/wordml" xmlns:w16cex="http://schemas.microsoft.com/office/word/2018/wordml/cex" xmlns:w16cid="http://schemas.microsoft.com/office/word/2016/wordml/cid" xmlns:w16="http://schemas.microsoft.com/office/word/2018/wordml" xmlns:w16du="http://schemas.microsoft.com/office/word/2023/wordml/word16du" xmlns:w16sdtdh="http://schemas.microsoft.com/office/word/2020/wordml/sdtdatahash" xmlns:w16sdtfl="http://schemas.microsoft.com/office/word/2024/wordml/sdtformatlock" xmlns:w16se="http://schemas.microsoft.com/office/word/2015/wordml/symex" xmlns:wpg="http://schemas.microsoft.com/office/word/2010/wordprocessingGroup" xmlns:wpi="http://schemas.microsoft.com/office/word/2010/wordprocessingInk" xmlns:wne="http://schemas.microsoft.com/office/word/2006/wordml" xmlns:wps="http://schemas.microsoft.com/office/word/2010/wordprocessingShape" mc:Ignorable="w14 w15 w16se w16cid w16 w16cex w16sdtdh w16sdtfl w16du wp14">
   <w:abstractNum w:abstractNumId="0" w15:restartNumberingAfterBreak="0">
+    <w:nsid w:val="0908255F"/>
+    <w:multiLevelType w:val="hybridMultilevel"/>
+    <w:tmpl w:val="AAB0A098"/>
+    <w:lvl w:ilvl="0" w:tplc="13BEBFE2">
+      <w:start w:val="1"/>
+      <w:numFmt w:val="decimal"/>
+      <w:lvlText w:val="7.%1."/>
+      <w:lvlJc w:val="left"/>
+      <w:pPr>
+        <w:ind w:left="360" w:hanging="360"/>
+      </w:pPr>
+      <w:rPr>
+        <w:rFonts w:hint="default"/>
+      </w:rPr>
+    </w:lvl>
+    <w:lvl w:ilvl="1" w:tplc="04130019" w:tentative="1">
+      <w:start w:val="1"/>
+      <w:numFmt w:val="lowerLetter"/>
+      <w:lvlText w:val="%2."/>
+      <w:lvlJc w:val="left"/>
+      <w:pPr>
+        <w:ind w:left="1080" w:hanging="360"/>
+      </w:pPr>
+    </w:lvl>
+    <w:lvl w:ilvl="2" w:tplc="0413001B" w:tentative="1">
+      <w:start w:val="1"/>
+      <w:numFmt w:val="lowerRoman"/>
+      <w:lvlText w:val="%3."/>
+      <w:lvlJc w:val="right"/>
+      <w:pPr>
+        <w:ind w:left="1800" w:hanging="180"/>
+      </w:pPr>
+    </w:lvl>
+    <w:lvl w:ilvl="3" w:tplc="0413000F" w:tentative="1">
+      <w:start w:val="1"/>
+      <w:numFmt w:val="decimal"/>
+      <w:lvlText w:val="%4."/>
+      <w:lvlJc w:val="left"/>
+      <w:pPr>
+        <w:ind w:left="2520" w:hanging="360"/>
+      </w:pPr>
+    </w:lvl>
+    <w:lvl w:ilvl="4" w:tplc="04130019" w:tentative="1">
+      <w:start w:val="1"/>
+      <w:numFmt w:val="lowerLetter"/>
+      <w:lvlText w:val="%5."/>
+      <w:lvlJc w:val="left"/>
+      <w:pPr>
+        <w:ind w:left="3240" w:hanging="360"/>
+      </w:pPr>
+    </w:lvl>
+    <w:lvl w:ilvl="5" w:tplc="0413001B" w:tentative="1">
+      <w:start w:val="1"/>
+      <w:numFmt w:val="lowerRoman"/>
+      <w:lvlText w:val="%6."/>
+      <w:lvlJc w:val="right"/>
+      <w:pPr>
+        <w:ind w:left="3960" w:hanging="180"/>
+      </w:pPr>
+    </w:lvl>
+    <w:lvl w:ilvl="6" w:tplc="0413000F" w:tentative="1">
+      <w:start w:val="1"/>
+      <w:numFmt w:val="decimal"/>
+      <w:lvlText w:val="%7."/>
+      <w:lvlJc w:val="left"/>
+      <w:pPr>
+        <w:ind w:left="4680" w:hanging="360"/>
+      </w:pPr>
+    </w:lvl>
+    <w:lvl w:ilvl="7" w:tplc="04130019" w:tentative="1">
+      <w:start w:val="1"/>
+      <w:numFmt w:val="lowerLetter"/>
+      <w:lvlText w:val="%8."/>
+      <w:lvlJc w:val="left"/>
+      <w:pPr>
+        <w:ind w:left="5400" w:hanging="360"/>
+      </w:pPr>
+    </w:lvl>
+    <w:lvl w:ilvl="8" w:tplc="0413001B" w:tentative="1">
+      <w:start w:val="1"/>
+      <w:numFmt w:val="lowerRoman"/>
+      <w:lvlText w:val="%9."/>
+      <w:lvlJc w:val="right"/>
+      <w:pPr>
+        <w:ind w:left="6120" w:hanging="180"/>
+      </w:pPr>
+    </w:lvl>
+  </w:abstractNum>
+  <w:abstractNum w:abstractNumId="1" w15:restartNumberingAfterBreak="0">
     <w:nsid w:val="190D3F91"/>
     <w:multiLevelType w:val="hybridMultilevel"/>
     <w:tmpl w:val="E8A0C620"/>
@@ -28048,7 +28204,7 @@
       </w:pPr>
     </w:lvl>
   </w:abstractNum>
-  <w:abstractNum w:abstractNumId="1" w15:restartNumberingAfterBreak="0">
+  <w:abstractNum w:abstractNumId="2" w15:restartNumberingAfterBreak="0">
     <w:nsid w:val="210617BA"/>
     <w:multiLevelType w:val="multilevel"/>
     <w:tmpl w:val="F04643E8"/>
@@ -28172,7 +28328,7 @@
       </w:rPr>
     </w:lvl>
   </w:abstractNum>
-  <w:abstractNum w:abstractNumId="2" w15:restartNumberingAfterBreak="0">
+  <w:abstractNum w:abstractNumId="3" w15:restartNumberingAfterBreak="0">
     <w:nsid w:val="2C9D2F1C"/>
     <w:multiLevelType w:val="hybridMultilevel"/>
     <w:tmpl w:val="026C2872"/>
@@ -28261,7 +28417,7 @@
       </w:pPr>
     </w:lvl>
   </w:abstractNum>
-  <w:abstractNum w:abstractNumId="3" w15:restartNumberingAfterBreak="0">
+  <w:abstractNum w:abstractNumId="4" w15:restartNumberingAfterBreak="0">
     <w:nsid w:val="32C27CFB"/>
     <w:multiLevelType w:val="hybridMultilevel"/>
     <w:tmpl w:val="7344953E"/>
@@ -28348,7 +28504,7 @@
       </w:pPr>
     </w:lvl>
   </w:abstractNum>
-  <w:abstractNum w:abstractNumId="4" w15:restartNumberingAfterBreak="0">
+  <w:abstractNum w:abstractNumId="5" w15:restartNumberingAfterBreak="0">
     <w:nsid w:val="33A908C5"/>
     <w:multiLevelType w:val="multilevel"/>
     <w:tmpl w:val="7A1E5E4A"/>
@@ -28464,7 +28620,7 @@
       </w:rPr>
     </w:lvl>
   </w:abstractNum>
-  <w:abstractNum w:abstractNumId="5" w15:restartNumberingAfterBreak="0">
+  <w:abstractNum w:abstractNumId="6" w15:restartNumberingAfterBreak="0">
     <w:nsid w:val="420E49D0"/>
     <w:multiLevelType w:val="hybridMultilevel"/>
     <w:tmpl w:val="6AC4453C"/>
@@ -28553,7 +28709,7 @@
       </w:pPr>
     </w:lvl>
   </w:abstractNum>
-  <w:abstractNum w:abstractNumId="6" w15:restartNumberingAfterBreak="0">
+  <w:abstractNum w:abstractNumId="7" w15:restartNumberingAfterBreak="0">
     <w:nsid w:val="4F70431C"/>
     <w:multiLevelType w:val="hybridMultilevel"/>
     <w:tmpl w:val="935CC440"/>
@@ -28642,7 +28798,7 @@
       </w:pPr>
     </w:lvl>
   </w:abstractNum>
-  <w:abstractNum w:abstractNumId="7" w15:restartNumberingAfterBreak="0">
+  <w:abstractNum w:abstractNumId="8" w15:restartNumberingAfterBreak="0">
     <w:nsid w:val="55DB7017"/>
     <w:multiLevelType w:val="hybridMultilevel"/>
     <w:tmpl w:val="0A689F82"/>
@@ -28731,7 +28887,7 @@
       </w:pPr>
     </w:lvl>
   </w:abstractNum>
-  <w:abstractNum w:abstractNumId="8" w15:restartNumberingAfterBreak="0">
+  <w:abstractNum w:abstractNumId="9" w15:restartNumberingAfterBreak="0">
     <w:nsid w:val="5A5E13EE"/>
     <w:multiLevelType w:val="hybridMultilevel"/>
     <w:tmpl w:val="D8F6023A"/>
@@ -28820,7 +28976,7 @@
       </w:pPr>
     </w:lvl>
   </w:abstractNum>
-  <w:abstractNum w:abstractNumId="9" w15:restartNumberingAfterBreak="0">
+  <w:abstractNum w:abstractNumId="10" w15:restartNumberingAfterBreak="0">
     <w:nsid w:val="6BD76272"/>
     <w:multiLevelType w:val="hybridMultilevel"/>
     <w:tmpl w:val="8250C690"/>
@@ -28906,7 +29062,7 @@
       </w:pPr>
     </w:lvl>
   </w:abstractNum>
-  <w:abstractNum w:abstractNumId="10" w15:restartNumberingAfterBreak="0">
+  <w:abstractNum w:abstractNumId="11" w15:restartNumberingAfterBreak="0">
     <w:nsid w:val="6C375552"/>
     <w:multiLevelType w:val="hybridMultilevel"/>
     <w:tmpl w:val="01B6E024"/>
@@ -28995,7 +29151,7 @@
       </w:pPr>
     </w:lvl>
   </w:abstractNum>
-  <w:abstractNum w:abstractNumId="11" w15:restartNumberingAfterBreak="0">
+  <w:abstractNum w:abstractNumId="12" w15:restartNumberingAfterBreak="0">
     <w:nsid w:val="6D385C2B"/>
     <w:multiLevelType w:val="hybridMultilevel"/>
     <w:tmpl w:val="85FE0AD6"/>
@@ -29084,7 +29240,7 @@
       </w:pPr>
     </w:lvl>
   </w:abstractNum>
-  <w:abstractNum w:abstractNumId="12" w15:restartNumberingAfterBreak="0">
+  <w:abstractNum w:abstractNumId="13" w15:restartNumberingAfterBreak="0">
     <w:nsid w:val="6FBF3E2E"/>
     <w:multiLevelType w:val="multilevel"/>
     <w:tmpl w:val="3B8AAE6C"/>
@@ -29197,7 +29353,7 @@
       </w:pPr>
     </w:lvl>
   </w:abstractNum>
-  <w:abstractNum w:abstractNumId="13" w15:restartNumberingAfterBreak="0">
+  <w:abstractNum w:abstractNumId="14" w15:restartNumberingAfterBreak="0">
     <w:nsid w:val="714828AA"/>
     <w:multiLevelType w:val="hybridMultilevel"/>
     <w:tmpl w:val="86A4D03C"/>
@@ -29286,7 +29442,7 @@
       </w:pPr>
     </w:lvl>
   </w:abstractNum>
-  <w:abstractNum w:abstractNumId="14" w15:restartNumberingAfterBreak="0">
+  <w:abstractNum w:abstractNumId="15" w15:restartNumberingAfterBreak="0">
     <w:nsid w:val="7B037A53"/>
     <w:multiLevelType w:val="hybridMultilevel"/>
     <w:tmpl w:val="4580A6CA"/>
@@ -29373,46 +29529,46 @@
     </w:lvl>
   </w:abstractNum>
   <w:num w:numId="1" w16cid:durableId="290795250">
+    <w:abstractNumId w:val="6"/>
+  </w:num>
+  <w:num w:numId="2" w16cid:durableId="570773892">
+    <w:abstractNumId w:val="11"/>
+  </w:num>
+  <w:num w:numId="3" w16cid:durableId="1914775211">
     <w:abstractNumId w:val="5"/>
   </w:num>
-  <w:num w:numId="2" w16cid:durableId="570773892">
+  <w:num w:numId="4" w16cid:durableId="2007241016">
+    <w:abstractNumId w:val="13"/>
+  </w:num>
+  <w:num w:numId="5" w16cid:durableId="2071489433">
+    <w:abstractNumId w:val="9"/>
+  </w:num>
+  <w:num w:numId="6" w16cid:durableId="49231206">
+    <w:abstractNumId w:val="3"/>
+  </w:num>
+  <w:num w:numId="7" w16cid:durableId="1026296684">
     <w:abstractNumId w:val="10"/>
   </w:num>
-  <w:num w:numId="3" w16cid:durableId="1914775211">
-    <w:abstractNumId w:val="4"/>
+  <w:num w:numId="8" w16cid:durableId="52047897">
+    <w:abstractNumId w:val="15"/>
   </w:num>
-  <w:num w:numId="4" w16cid:durableId="2007241016">
+  <w:num w:numId="9" w16cid:durableId="624115011">
+    <w:abstractNumId w:val="2"/>
+  </w:num>
+  <w:num w:numId="10" w16cid:durableId="775520034">
+    <w:abstractNumId w:val="1"/>
+  </w:num>
+  <w:num w:numId="11" w16cid:durableId="50276804">
+    <w:abstractNumId w:val="1"/>
+  </w:num>
+  <w:num w:numId="12" w16cid:durableId="1348797352">
+    <w:abstractNumId w:val="1"/>
+  </w:num>
+  <w:num w:numId="13" w16cid:durableId="901017902">
     <w:abstractNumId w:val="12"/>
   </w:num>
-  <w:num w:numId="5" w16cid:durableId="2071489433">
-    <w:abstractNumId w:val="8"/>
-  </w:num>
-  <w:num w:numId="6" w16cid:durableId="49231206">
+  <w:num w:numId="14" w16cid:durableId="534120895">
     <w:abstractNumId w:val="2"/>
-  </w:num>
-  <w:num w:numId="7" w16cid:durableId="1026296684">
-    <w:abstractNumId w:val="9"/>
-  </w:num>
-  <w:num w:numId="8" w16cid:durableId="52047897">
-    <w:abstractNumId w:val="14"/>
-  </w:num>
-  <w:num w:numId="9" w16cid:durableId="624115011">
-    <w:abstractNumId w:val="1"/>
-  </w:num>
-  <w:num w:numId="10" w16cid:durableId="775520034">
-    <w:abstractNumId w:val="0"/>
-  </w:num>
-  <w:num w:numId="11" w16cid:durableId="50276804">
-    <w:abstractNumId w:val="0"/>
-  </w:num>
-  <w:num w:numId="12" w16cid:durableId="1348797352">
-    <w:abstractNumId w:val="0"/>
-  </w:num>
-  <w:num w:numId="13" w16cid:durableId="901017902">
-    <w:abstractNumId w:val="11"/>
-  </w:num>
-  <w:num w:numId="14" w16cid:durableId="534120895">
-    <w:abstractNumId w:val="1"/>
     <w:lvlOverride w:ilvl="0">
       <w:startOverride w:val="3"/>
     </w:lvlOverride>
@@ -29421,7 +29577,7 @@
     </w:lvlOverride>
   </w:num>
   <w:num w:numId="15" w16cid:durableId="321861190">
-    <w:abstractNumId w:val="1"/>
+    <w:abstractNumId w:val="2"/>
     <w:lvlOverride w:ilvl="0">
       <w:startOverride w:val="3"/>
     </w:lvlOverride>
@@ -29430,16 +29586,19 @@
     </w:lvlOverride>
   </w:num>
   <w:num w:numId="16" w16cid:durableId="593709827">
-    <w:abstractNumId w:val="13"/>
+    <w:abstractNumId w:val="14"/>
   </w:num>
   <w:num w:numId="17" w16cid:durableId="801263626">
-    <w:abstractNumId w:val="6"/>
+    <w:abstractNumId w:val="7"/>
   </w:num>
   <w:num w:numId="18" w16cid:durableId="561063453">
-    <w:abstractNumId w:val="7"/>
+    <w:abstractNumId w:val="8"/>
   </w:num>
   <w:num w:numId="19" w16cid:durableId="159277223">
-    <w:abstractNumId w:val="3"/>
+    <w:abstractNumId w:val="4"/>
+  </w:num>
+  <w:num w:numId="20" w16cid:durableId="1755660078">
+    <w:abstractNumId w:val="0"/>
   </w:num>
 </w:numbering>
 </file>

--- a/Thesis_SiebeEveraerts_draft3.docx
+++ b/Thesis_SiebeEveraerts_draft3.docx
@@ -275,23 +275,7 @@
           <w:sz w:val="24"/>
           <w:lang w:val="en-US"/>
         </w:rPr>
-        <w:t>(Kantarjian et al., 2000; Siegel et al., 2018</w:t>
-      </w:r>
-      <w:r>
-        <w:rPr>
-          <w:rFonts w:ascii="Times New Roman" w:hAnsi="Times New Roman" w:cs="Times New Roman"/>
-          <w:sz w:val="24"/>
-          <w:lang w:val="en-US"/>
-        </w:rPr>
-        <w:t>; 3</w:t>
-      </w:r>
-      <w:r>
-        <w:rPr>
-          <w:rFonts w:ascii="Times New Roman" w:hAnsi="Times New Roman" w:cs="Times New Roman"/>
-          <w:sz w:val="24"/>
-          <w:lang w:val="en-US"/>
-        </w:rPr>
-        <w:t>)</w:t>
+        <w:t>(Kantarjian et al., 2000; Siegel et al., 2018)</w:t>
       </w:r>
       <w:r>
         <w:rPr>
@@ -683,6 +667,7 @@
         <w:pStyle w:val="Sectionheading"/>
       </w:pPr>
       <w:r>
+        <w:lastRenderedPageBreak/>
         <w:t>Methods and Design</w:t>
       </w:r>
     </w:p>
@@ -2123,35 +2108,44 @@
           <w:szCs w:val="24"/>
           <w:lang w:val="en-GB"/>
         </w:rPr>
+        <w:t>To test our hypotheses, we used a 4x4 between</w:t>
+      </w:r>
+      <w:r>
+        <w:rPr>
+          <w:rFonts w:ascii="Times New Roman" w:hAnsi="Times New Roman" w:cs="Times New Roman"/>
+          <w:sz w:val="24"/>
+          <w:szCs w:val="24"/>
+          <w:lang w:val="en-GB"/>
+        </w:rPr>
+        <w:t>-</w:t>
+      </w:r>
+      <w:r>
+        <w:rPr>
+          <w:rFonts w:ascii="Times New Roman" w:hAnsi="Times New Roman" w:cs="Times New Roman"/>
+          <w:sz w:val="24"/>
+          <w:szCs w:val="24"/>
+          <w:lang w:val="en-GB"/>
+        </w:rPr>
+        <w:t xml:space="preserve">subject design meaning that each mouse only belonged to one experimental group. </w:t>
+      </w:r>
+      <w:r>
+        <w:rPr>
+          <w:rFonts w:ascii="Times New Roman" w:hAnsi="Times New Roman" w:cs="Times New Roman"/>
+          <w:sz w:val="24"/>
+          <w:szCs w:val="24"/>
+          <w:lang w:val="en-US"/>
+        </w:rPr>
+        <w:t xml:space="preserve">The experiment included two manipulated </w:t>
+      </w:r>
+      <w:r>
+        <w:rPr>
+          <w:rFonts w:ascii="Times New Roman" w:hAnsi="Times New Roman" w:cs="Times New Roman"/>
+          <w:sz w:val="24"/>
+          <w:szCs w:val="24"/>
+          <w:lang w:val="en-US"/>
+        </w:rPr>
         <w:lastRenderedPageBreak/>
-        <w:t>To test our hypotheses, we used a 4x4 between</w:t>
-      </w:r>
-      <w:r>
-        <w:rPr>
-          <w:rFonts w:ascii="Times New Roman" w:hAnsi="Times New Roman" w:cs="Times New Roman"/>
-          <w:sz w:val="24"/>
-          <w:szCs w:val="24"/>
-          <w:lang w:val="en-GB"/>
-        </w:rPr>
-        <w:t>-</w:t>
-      </w:r>
-      <w:r>
-        <w:rPr>
-          <w:rFonts w:ascii="Times New Roman" w:hAnsi="Times New Roman" w:cs="Times New Roman"/>
-          <w:sz w:val="24"/>
-          <w:szCs w:val="24"/>
-          <w:lang w:val="en-GB"/>
-        </w:rPr>
-        <w:t xml:space="preserve">subject design meaning that each mouse only belonged to one experimental group. </w:t>
-      </w:r>
-      <w:r>
-        <w:rPr>
-          <w:rFonts w:ascii="Times New Roman" w:hAnsi="Times New Roman" w:cs="Times New Roman"/>
-          <w:sz w:val="24"/>
-          <w:szCs w:val="24"/>
-          <w:lang w:val="en-US"/>
-        </w:rPr>
-        <w:t xml:space="preserve">The experiment included two manipulated factors: treatment and environment. </w:t>
+        <w:t xml:space="preserve">factors: treatment and environment. </w:t>
       </w:r>
       <w:r>
         <w:rPr>
@@ -2471,7 +2465,7 @@
           <w:lang w:val="en-US"/>
         </w:rPr>
         <w:drawing>
-          <wp:inline distT="0" distB="0" distL="0" distR="0" wp14:anchorId="2DC578DB" wp14:editId="048B321E">
+          <wp:inline distT="0" distB="0" distL="0" distR="0" wp14:anchorId="2DC578DB" wp14:editId="773E1055">
             <wp:extent cx="5760720" cy="904576"/>
             <wp:effectExtent l="0" t="0" r="0" b="0"/>
             <wp:docPr id="490171308" name="Picture 2"/>
@@ -3096,17 +3090,7 @@
           <w:szCs w:val="24"/>
           <w:lang w:val="en-US"/>
         </w:rPr>
-        <w:t xml:space="preserve"> cages were </w:t>
-      </w:r>
-      <w:r>
-        <w:rPr>
-          <w:rFonts w:ascii="Times New Roman" w:hAnsi="Times New Roman" w:cs="Times New Roman"/>
-          <w:sz w:val="24"/>
-          <w:szCs w:val="24"/>
-          <w:lang w:val="en-US"/>
-        </w:rPr>
-        <w:lastRenderedPageBreak/>
-        <w:t>available, mice in the enriched</w:t>
+        <w:t xml:space="preserve"> cages were available, mice in the enriched</w:t>
       </w:r>
       <w:r>
         <w:rPr>
@@ -3134,7 +3118,17 @@
           <w:szCs w:val="24"/>
           <w:lang w:val="en-US"/>
         </w:rPr>
-        <w:t xml:space="preserve"> cage and two weeks in an alternative enriched environment. The alternative enriched environment consisted of a larger transparent cage equipped with additional running wheels, marbles, and hiding boxes. The order in which mice experienced the two enrichment setups was counterbalanced to minimize order effects.</w:t>
+        <w:t xml:space="preserve"> cage and two weeks in an alternative enriched environment. The alternative </w:t>
+      </w:r>
+      <w:r>
+        <w:rPr>
+          <w:rFonts w:ascii="Times New Roman" w:hAnsi="Times New Roman" w:cs="Times New Roman"/>
+          <w:sz w:val="24"/>
+          <w:szCs w:val="24"/>
+          <w:lang w:val="en-US"/>
+        </w:rPr>
+        <w:lastRenderedPageBreak/>
+        <w:t>enriched environment consisted of a larger transparent cage equipped with additional running wheels, marbles, and hiding boxes. The order in which mice experienced the two enrichment setups was counterbalanced to minimize order effects.</w:t>
       </w:r>
       <w:r>
         <w:rPr>
@@ -3346,43 +3340,7 @@
           <w:szCs w:val="24"/>
           <w:lang w:val="en-US"/>
         </w:rPr>
-        <w:t>Reprinted from Yolanda et al. (2019)</w:t>
-      </w:r>
-      <w:r>
-        <w:rPr>
-          <w:rFonts w:ascii="Times New Roman" w:hAnsi="Times New Roman" w:cs="Times New Roman"/>
-          <w:sz w:val="24"/>
-          <w:szCs w:val="24"/>
-          <w:lang w:val="en-US"/>
-        </w:rPr>
-        <w:t xml:space="preserve"> </w:t>
-      </w:r>
-      <w:r>
-        <w:rPr>
-          <w:rFonts w:ascii="Times New Roman" w:hAnsi="Times New Roman" w:cs="Times New Roman"/>
-          <w:sz w:val="24"/>
-          <w:szCs w:val="24"/>
-          <w:lang w:val="en-US"/>
-        </w:rPr>
-        <w:t>(23</w:t>
-      </w:r>
-      <w:r>
-        <w:rPr>
-          <w:rFonts w:ascii="Times New Roman" w:hAnsi="Times New Roman" w:cs="Times New Roman"/>
-          <w:sz w:val="24"/>
-          <w:szCs w:val="24"/>
-          <w:lang w:val="en-US"/>
-        </w:rPr>
-        <w:t>)</w:t>
-      </w:r>
-      <w:r>
-        <w:rPr>
-          <w:rFonts w:ascii="Times New Roman" w:hAnsi="Times New Roman" w:cs="Times New Roman"/>
-          <w:sz w:val="24"/>
-          <w:szCs w:val="24"/>
-          <w:lang w:val="en-US"/>
-        </w:rPr>
-        <w:t xml:space="preserve">. Panel A (top) shows the overall structure of the Marlau cage with both floors visible; Panel A (bottom) shows the top floor containing the maze. </w:t>
+        <w:t xml:space="preserve">Reprinted from Yolanda et al. (2019). Panel A (top) shows the overall structure of the Marlau cage with both floors visible; Panel A (bottom) shows the top floor containing the maze. </w:t>
       </w:r>
       <w:r>
         <w:rPr>
@@ -4058,7 +4016,7 @@
           <w:lang w:val="en-US"/>
         </w:rPr>
         <w:drawing>
-          <wp:inline distT="0" distB="0" distL="0" distR="0" wp14:anchorId="1D443C78" wp14:editId="132B7098">
+          <wp:inline distT="0" distB="0" distL="0" distR="0" wp14:anchorId="1D443C78" wp14:editId="6A37BC42">
             <wp:extent cx="1751162" cy="1670485"/>
             <wp:effectExtent l="0" t="0" r="1905" b="6350"/>
             <wp:docPr id="1430163639" name="Picture 4"/>
@@ -7272,25 +7230,6 @@
     </w:p>
     <w:p>
       <w:pPr>
-        <w:rPr>
-          <w:rFonts w:ascii="Times New Roman" w:hAnsi="Times New Roman" w:cs="Times New Roman"/>
-          <w:sz w:val="24"/>
-          <w:szCs w:val="24"/>
-          <w:lang w:val="en-US"/>
-        </w:rPr>
-      </w:pPr>
-      <w:r>
-        <w:rPr>
-          <w:rFonts w:ascii="Times New Roman" w:hAnsi="Times New Roman" w:cs="Times New Roman"/>
-          <w:sz w:val="24"/>
-          <w:szCs w:val="24"/>
-          <w:lang w:val="en-US"/>
-        </w:rPr>
-        <w:t>--------</w:t>
-      </w:r>
-    </w:p>
-    <w:p>
-      <w:pPr>
         <w:pStyle w:val="ListParagraph"/>
         <w:numPr>
           <w:ilvl w:val="0"/>
@@ -7318,7 +7257,7 @@
           <w:szCs w:val="24"/>
           <w:lang w:val="en-GB"/>
         </w:rPr>
-        <w:t xml:space="preserve"> </w:t>
+        <w:tab/>
       </w:r>
       <w:r>
         <w:rPr>
@@ -7331,19 +7270,6 @@
           <w:szCs w:val="24"/>
           <w:lang w:val="en-GB"/>
         </w:rPr>
-        <w:tab/>
-      </w:r>
-      <w:r>
-        <w:rPr>
-          <w:rFonts w:ascii="Times New Roman" w:hAnsi="Times New Roman" w:cs="Times New Roman"/>
-          <w:b/>
-          <w:bCs/>
-          <w:i/>
-          <w:iCs/>
-          <w:sz w:val="24"/>
-          <w:szCs w:val="24"/>
-          <w:lang w:val="en-GB"/>
-        </w:rPr>
         <w:t>Buried food-seeking test</w:t>
       </w:r>
     </w:p>
@@ -7364,7 +7290,61 @@
           <w:szCs w:val="24"/>
           <w:lang w:val="en-US"/>
         </w:rPr>
-        <w:t xml:space="preserve">Many patients receiving chemotherapy report alterations in smell and taste (24). </w:t>
+        <w:t xml:space="preserve">Many patients receiving chemotherapy report alterations in smell and taste </w:t>
+      </w:r>
+      <w:r>
+        <w:rPr>
+          <w:rFonts w:ascii="Times New Roman" w:hAnsi="Times New Roman" w:cs="Times New Roman"/>
+          <w:sz w:val="24"/>
+          <w:szCs w:val="24"/>
+          <w:lang w:val="en-US"/>
+        </w:rPr>
+        <w:fldChar w:fldCharType="begin"/>
+      </w:r>
+      <w:r>
+        <w:rPr>
+          <w:rFonts w:ascii="Times New Roman" w:hAnsi="Times New Roman" w:cs="Times New Roman"/>
+          <w:sz w:val="24"/>
+          <w:szCs w:val="24"/>
+          <w:lang w:val="en-US"/>
+        </w:rPr>
+        <w:instrText xml:space="preserve"> ADDIN ZOTERO_ITEM CSL_CITATION {"citationID":"I5pzq1cu","properties":{"formattedCitation":"(Am\\uc0\\u233{}zaga et al., 2018)","plainCitation":"(Amézaga et al., 2018)","noteIndex":0},"citationItems":[{"id":81,"uris":["http://zotero.org/users/local/YhuOZDGS/items/9CAWN8LH"],"itemData":{"id":81,"type":"article-journal","container-title":"Supportive Care in Cancer","DOI":"10.1007/s00520-018-4277-z","ISSN":"0941-4355, 1433-7339","issue":"12","journalAbbreviation":"Support Care Cancer","language":"en","page":"4077-4086","source":"DOI.org (Crossref)","title":"Assessing taste and smell alterations in cancer patients undergoing chemotherapy according to treatment","volume":"26","author":[{"family":"Amézaga","given":"Javier"},{"family":"Alfaro","given":"Begoña"},{"family":"Ríos","given":"Yolanda"},{"family":"Larraioz","given":"Aitziber"},{"family":"Ugartemendia","given":"Gurutze"},{"family":"Urruticoechea","given":"Ander"},{"family":"Tueros","given":"Itziar"}],"issued":{"date-parts":[["2018",12]]}}}],"schema":"https://github.com/citation-style-language/schema/raw/master/csl-citation.json"} </w:instrText>
+      </w:r>
+      <w:r>
+        <w:rPr>
+          <w:rFonts w:ascii="Times New Roman" w:hAnsi="Times New Roman" w:cs="Times New Roman"/>
+          <w:sz w:val="24"/>
+          <w:szCs w:val="24"/>
+          <w:lang w:val="en-US"/>
+        </w:rPr>
+        <w:fldChar w:fldCharType="separate"/>
+      </w:r>
+      <w:r>
+        <w:rPr>
+          <w:rFonts w:ascii="Times New Roman" w:hAnsi="Times New Roman" w:cs="Times New Roman"/>
+          <w:kern w:val="0"/>
+          <w:sz w:val="24"/>
+          <w:lang w:val="en-US"/>
+        </w:rPr>
+        <w:t>(Amézaga et al., 2018)</w:t>
+      </w:r>
+      <w:r>
+        <w:rPr>
+          <w:rFonts w:ascii="Times New Roman" w:hAnsi="Times New Roman" w:cs="Times New Roman"/>
+          <w:sz w:val="24"/>
+          <w:szCs w:val="24"/>
+          <w:lang w:val="en-US"/>
+        </w:rPr>
+        <w:fldChar w:fldCharType="end"/>
+      </w:r>
+      <w:r>
+        <w:rPr>
+          <w:rFonts w:ascii="Times New Roman" w:hAnsi="Times New Roman" w:cs="Times New Roman"/>
+          <w:sz w:val="24"/>
+          <w:szCs w:val="24"/>
+          <w:lang w:val="en-US"/>
+        </w:rPr>
+        <w:t xml:space="preserve">. </w:t>
       </w:r>
       <w:r>
         <w:rPr>
@@ -7379,7 +7359,60 @@
           <w:szCs w:val="24"/>
           <w:lang w:val="en-US"/>
         </w:rPr>
-        <w:t>Because food odors are essential for survival in mice, the Buried food-seeking test (BFT) allowed us to model these sensory alterations in mice (12). Specifically, the test measures the ability to detect and recognize these odors. Before</w:t>
+        <w:t xml:space="preserve">Because food odors are essential for survival in mice, the Buried food-seeking test (BFT) allowed us to model these sensory alterations in mice </w:t>
+      </w:r>
+      <w:r>
+        <w:rPr>
+          <w:rFonts w:ascii="Times New Roman" w:hAnsi="Times New Roman" w:cs="Times New Roman"/>
+          <w:sz w:val="24"/>
+          <w:szCs w:val="24"/>
+          <w:lang w:val="en-US"/>
+        </w:rPr>
+        <w:fldChar w:fldCharType="begin"/>
+      </w:r>
+      <w:r>
+        <w:rPr>
+          <w:rFonts w:ascii="Times New Roman" w:hAnsi="Times New Roman" w:cs="Times New Roman"/>
+          <w:sz w:val="24"/>
+          <w:szCs w:val="24"/>
+          <w:lang w:val="en-US"/>
+        </w:rPr>
+        <w:instrText xml:space="preserve"> ADDIN ZOTERO_ITEM CSL_CITATION {"citationID":"ytc3xkCw","properties":{"formattedCitation":"(Machado et al., 2018)","plainCitation":"(Machado et al., 2018)","noteIndex":0},"citationItems":[{"id":67,"uris":["http://zotero.org/users/local/YhuOZDGS/items/537W4ZXT"],"itemData":{"id":67,"type":"article-journal","container-title":"BIO-PROTOCOL","DOI":"10.21769/BioProtoc.2897","ISSN":"2331-8325","issue":"12","journalAbbreviation":"BIO-PROTOCOL","language":"en","source":"DOI.org (Crossref)","title":"Buried Food-seeking Test for the Assessment of Olfactory Detection in Mice","URL":"https://bio-protocol.org/e2897","volume":"8","author":[{"family":"Machado","given":"Cleiton"},{"family":"Reis-Silva","given":"Thiago"},{"family":"Lyra","given":"Cassandra"},{"family":"Felicio","given":"Luciano"},{"family":"Malnic","given":"Bettina"}],"accessed":{"date-parts":[["2026",4,23]]},"issued":{"date-parts":[["2018"]]}}}],"schema":"https://github.com/citation-style-language/schema/raw/master/csl-citation.json"} </w:instrText>
+      </w:r>
+      <w:r>
+        <w:rPr>
+          <w:rFonts w:ascii="Times New Roman" w:hAnsi="Times New Roman" w:cs="Times New Roman"/>
+          <w:sz w:val="24"/>
+          <w:szCs w:val="24"/>
+          <w:lang w:val="en-US"/>
+        </w:rPr>
+        <w:fldChar w:fldCharType="separate"/>
+      </w:r>
+      <w:r>
+        <w:rPr>
+          <w:rFonts w:ascii="Times New Roman" w:hAnsi="Times New Roman" w:cs="Times New Roman"/>
+          <w:sz w:val="24"/>
+          <w:lang w:val="en-US"/>
+        </w:rPr>
+        <w:t>(Machado et al., 2018)</w:t>
+      </w:r>
+      <w:r>
+        <w:rPr>
+          <w:rFonts w:ascii="Times New Roman" w:hAnsi="Times New Roman" w:cs="Times New Roman"/>
+          <w:sz w:val="24"/>
+          <w:szCs w:val="24"/>
+          <w:lang w:val="en-US"/>
+        </w:rPr>
+        <w:fldChar w:fldCharType="end"/>
+      </w:r>
+      <w:r>
+        <w:rPr>
+          <w:rFonts w:ascii="Times New Roman" w:hAnsi="Times New Roman" w:cs="Times New Roman"/>
+          <w:sz w:val="24"/>
+          <w:szCs w:val="24"/>
+          <w:lang w:val="en-US"/>
+        </w:rPr>
+        <w:t>. Specifically, the test measures the ability to detect and recognize these odors. Before</w:t>
       </w:r>
       <w:r>
         <w:rPr>
@@ -7468,7 +7501,223 @@
           <w:szCs w:val="24"/>
           <w:lang w:val="en-US"/>
         </w:rPr>
+        <w:t xml:space="preserve"> </w:t>
+      </w:r>
+      <w:r>
+        <w:rPr>
+          <w:rFonts w:ascii="Times New Roman" w:hAnsi="Times New Roman" w:cs="Times New Roman"/>
+          <w:sz w:val="24"/>
+          <w:szCs w:val="24"/>
+          <w:lang w:val="en-US"/>
+        </w:rPr>
+        <w:t xml:space="preserve">The Morris water maze (MWM) was first developed by Richard G. Morris in the early 1980s </w:t>
+      </w:r>
+      <w:r>
+        <w:rPr>
+          <w:rFonts w:ascii="Times New Roman" w:hAnsi="Times New Roman" w:cs="Times New Roman"/>
+          <w:sz w:val="24"/>
+          <w:szCs w:val="24"/>
+          <w:lang w:val="en-US"/>
+        </w:rPr>
+        <w:t xml:space="preserve">to test hippocampus-dependent learning </w:t>
+      </w:r>
+      <w:r>
+        <w:rPr>
+          <w:rFonts w:ascii="Times New Roman" w:hAnsi="Times New Roman" w:cs="Times New Roman"/>
+          <w:sz w:val="24"/>
+          <w:szCs w:val="24"/>
+          <w:lang w:val="en-US"/>
+        </w:rPr>
+        <w:fldChar w:fldCharType="begin"/>
+      </w:r>
+      <w:r>
+        <w:rPr>
+          <w:rFonts w:ascii="Times New Roman" w:hAnsi="Times New Roman" w:cs="Times New Roman"/>
+          <w:sz w:val="24"/>
+          <w:szCs w:val="24"/>
+          <w:lang w:val="en-US"/>
+        </w:rPr>
+        <w:instrText xml:space="preserve"> ADDIN ZOTERO_ITEM CSL_CITATION {"citationID":"nnu6Tzzj","properties":{"formattedCitation":"(Morris, 1981)","plainCitation":"(Morris, 1981)","noteIndex":0},"citationItems":[{"id":68,"uris":["http://zotero.org/users/local/YhuOZDGS/items/2JQ559KU"],"itemData":{"id":68,"type":"article-journal","container-title":"Learning and Motivation","DOI":"10.1016/0023-9690(81)90020-5","ISSN":"00239690","issue":"2","journalAbbreviation":"Learning and Motivation","language":"en","license":"https://www.elsevier.com/tdm/userlicense/1.0/","page":"239-260","source":"DOI.org (Crossref)","title":"Spatial localization does not require the presence of local cues","volume":"12","author":[{"family":"Morris","given":"Richard G.M."}],"issued":{"date-parts":[["1981",5]]}}}],"schema":"https://github.com/citation-style-language/schema/raw/master/csl-citation.json"} </w:instrText>
+      </w:r>
+      <w:r>
+        <w:rPr>
+          <w:rFonts w:ascii="Times New Roman" w:hAnsi="Times New Roman" w:cs="Times New Roman"/>
+          <w:sz w:val="24"/>
+          <w:szCs w:val="24"/>
+          <w:lang w:val="en-US"/>
+        </w:rPr>
+        <w:fldChar w:fldCharType="separate"/>
+      </w:r>
+      <w:r>
+        <w:rPr>
+          <w:rFonts w:ascii="Times New Roman" w:hAnsi="Times New Roman" w:cs="Times New Roman"/>
+          <w:sz w:val="24"/>
+          <w:lang w:val="en-US"/>
+        </w:rPr>
+        <w:t>(Morris, 1981)</w:t>
+      </w:r>
+      <w:r>
+        <w:rPr>
+          <w:rFonts w:ascii="Times New Roman" w:hAnsi="Times New Roman" w:cs="Times New Roman"/>
+          <w:sz w:val="24"/>
+          <w:szCs w:val="24"/>
+          <w:lang w:val="en-US"/>
+        </w:rPr>
+        <w:fldChar w:fldCharType="end"/>
+      </w:r>
+      <w:r>
+        <w:rPr>
+          <w:rFonts w:ascii="Times New Roman" w:hAnsi="Times New Roman" w:cs="Times New Roman"/>
+          <w:sz w:val="24"/>
+          <w:szCs w:val="24"/>
+          <w:lang w:val="en-US"/>
+        </w:rPr>
+        <w:t xml:space="preserve">. Since then, it has become </w:t>
+      </w:r>
+      <w:r>
+        <w:rPr>
+          <w:rFonts w:ascii="Times New Roman" w:hAnsi="Times New Roman" w:cs="Times New Roman"/>
+          <w:sz w:val="24"/>
+          <w:szCs w:val="24"/>
+          <w:lang w:val="en-US"/>
+        </w:rPr>
         <w:lastRenderedPageBreak/>
+        <w:t>a widely used behavioral paradigm for assessing hippocampus</w:t>
+      </w:r>
+      <w:r>
+        <w:rPr>
+          <w:rFonts w:ascii="Times New Roman" w:hAnsi="Times New Roman" w:cs="Times New Roman"/>
+          <w:sz w:val="24"/>
+          <w:szCs w:val="24"/>
+          <w:lang w:val="en-US"/>
+        </w:rPr>
+        <w:noBreakHyphen/>
+        <w:t xml:space="preserve">dependent spatial learning and memory </w:t>
+      </w:r>
+      <w:r>
+        <w:rPr>
+          <w:rFonts w:ascii="Times New Roman" w:hAnsi="Times New Roman" w:cs="Times New Roman"/>
+          <w:sz w:val="24"/>
+          <w:szCs w:val="24"/>
+          <w:lang w:val="en-US"/>
+        </w:rPr>
+        <w:fldChar w:fldCharType="begin"/>
+      </w:r>
+      <w:r>
+        <w:rPr>
+          <w:rFonts w:ascii="Times New Roman" w:hAnsi="Times New Roman" w:cs="Times New Roman"/>
+          <w:sz w:val="24"/>
+          <w:szCs w:val="24"/>
+          <w:lang w:val="en-US"/>
+        </w:rPr>
+        <w:instrText xml:space="preserve"> ADDIN ZOTERO_ITEM CSL_CITATION {"citationID":"pivh8Tfo","properties":{"formattedCitation":"(Florian &amp; Roullet, 2004; Othman et al., 2022; Redish &amp; Touretzky, 1998)","plainCitation":"(Florian &amp; Roullet, 2004; Othman et al., 2022; Redish &amp; Touretzky, 1998)","noteIndex":0},"citationItems":[{"id":71,"uris":["http://zotero.org/users/local/YhuOZDGS/items/XVIZEBJR"],"itemData":{"id":71,"type":"article-journal","container-title":"Behavioural Brain Research","DOI":"10.1016/j.bbr.2004.03.003","ISSN":"01664328","issue":"2","journalAbbreviation":"Behavioural Brain Research","language":"en","page":"365-374","source":"DOI.org (Crossref)","title":"Hippocampal CA3-region is crucial for acquisition and memory consolidation in Morris water maze task in mice","volume":"154","author":[{"family":"Florian","given":"Cédrick"},{"family":"Roullet","given":"Pascal"}],"issued":{"date-parts":[["2004",10]]}},"label":"page"},{"id":70,"uris":["http://zotero.org/users/local/YhuOZDGS/items/SYA4R6SA"],"itemData":{"id":70,"type":"article-journal","container-title":"Experimental Animals","DOI":"10.1538/expanim.21-0120","ISSN":"1341-1357, 1881-7122","issue":"3","journalAbbreviation":"Exp. Anim.","language":"en","page":"264-280","source":"DOI.org (Crossref)","title":"Morris water maze: a versatile and pertinent tool for assessing spatial learning and memory","title-short":"Morris water maze","volume":"71","author":[{"family":"Othman","given":"Muhammad Zulfadhli"},{"family":"Hassan","given":"Zurina"},{"family":"Che Has","given":"Ahmad Tarmizi"}],"issued":{"date-parts":[["2022"]]}},"label":"page"},{"id":69,"uris":["http://zotero.org/users/local/YhuOZDGS/items/SK3P5F7E"],"itemData":{"id":69,"type":"article-journal","abstract":"We suggest that the hippocampus plays two roles that allow rodents to solve the hidden-platform water maze: self-localization and route replay.\n            When an animal explores an environment such as the water maze, the combination of place fields and correlational (Hebbian) long-term potentiation produces a weight matrix in the CA3 recurrent collaterals such that cells with overlapping place fields are more strongly interconnected than cells with nonoverlapping fields. When combined with global inhibition, this forms an attractor with coherent representations of position as stable states. When biased by local view information, this allows the animal to determine its position relative to the goal when it returns to the environment. We call this self-localization.\n            When an animal traces specific routes within an environment, the weights in the CA3 recurrent collaterals become asymmetric. We show that this stores these routes in the recurrent collaterals. When primed with noise in the absence of sensory input, a coherent representation of position still forms in the CA3 population, but then that representation drifts, retracing a route.\n            We show that these two mechanisms can coexist and form a basis for memory consolidation, explaining the anterograde and limited retrograde amnesia seen following hippocampal lesions.","container-title":"Neural Computation","DOI":"10.1162/089976698300017908","ISSN":"0899-7667, 1530-888X","issue":"1","journalAbbreviation":"Neural Computation","language":"en","page":"73-111","source":"DOI.org (Crossref)","title":"The Role of the Hippocampus in Solving the Morris Water Maze","volume":"10","author":[{"family":"Redish","given":"A. David"},{"family":"Touretzky","given":"David S."}],"issued":{"date-parts":[["1998",1,1]]}},"label":"page"}],"schema":"https://github.com/citation-style-language/schema/raw/master/csl-citation.json"} </w:instrText>
+      </w:r>
+      <w:r>
+        <w:rPr>
+          <w:rFonts w:ascii="Times New Roman" w:hAnsi="Times New Roman" w:cs="Times New Roman"/>
+          <w:sz w:val="24"/>
+          <w:szCs w:val="24"/>
+          <w:lang w:val="en-US"/>
+        </w:rPr>
+        <w:fldChar w:fldCharType="separate"/>
+      </w:r>
+      <w:r>
+        <w:rPr>
+          <w:rFonts w:ascii="Times New Roman" w:hAnsi="Times New Roman" w:cs="Times New Roman"/>
+          <w:sz w:val="24"/>
+          <w:lang w:val="en-US"/>
+        </w:rPr>
+        <w:t>(Florian &amp; Roullet, 2004; Othman et al., 2022; Redish &amp; Touretzky, 1998)</w:t>
+      </w:r>
+      <w:r>
+        <w:rPr>
+          <w:rFonts w:ascii="Times New Roman" w:hAnsi="Times New Roman" w:cs="Times New Roman"/>
+          <w:sz w:val="24"/>
+          <w:szCs w:val="24"/>
+          <w:lang w:val="en-US"/>
+        </w:rPr>
+        <w:fldChar w:fldCharType="end"/>
+      </w:r>
+      <w:r>
+        <w:rPr>
+          <w:rFonts w:ascii="Times New Roman" w:hAnsi="Times New Roman" w:cs="Times New Roman"/>
+          <w:sz w:val="24"/>
+          <w:szCs w:val="24"/>
+          <w:lang w:val="en-US"/>
+        </w:rPr>
+        <w:t xml:space="preserve">. The setup consisted of a circular pool filled with </w:t>
+      </w:r>
+      <w:r>
+        <w:rPr>
+          <w:rFonts w:ascii="Times New Roman" w:hAnsi="Times New Roman" w:cs="Times New Roman"/>
+          <w:sz w:val="24"/>
+          <w:szCs w:val="24"/>
+          <w:lang w:val="en-US"/>
+        </w:rPr>
+        <w:t xml:space="preserve">opacified </w:t>
+      </w:r>
+      <w:r>
+        <w:rPr>
+          <w:rFonts w:ascii="Times New Roman" w:hAnsi="Times New Roman" w:cs="Times New Roman"/>
+          <w:sz w:val="24"/>
+          <w:szCs w:val="24"/>
+          <w:lang w:val="en-US"/>
+        </w:rPr>
+        <w:t xml:space="preserve">water </w:t>
+      </w:r>
+      <w:r>
+        <w:rPr>
+          <w:rFonts w:ascii="Times New Roman" w:hAnsi="Times New Roman" w:cs="Times New Roman"/>
+          <w:sz w:val="24"/>
+          <w:szCs w:val="24"/>
+          <w:lang w:val="en-US"/>
+        </w:rPr>
+        <w:t>(</w:t>
+      </w:r>
+      <w:r>
+        <w:rPr>
+          <w:rFonts w:ascii="Times New Roman" w:hAnsi="Times New Roman" w:cs="Times New Roman"/>
+          <w:sz w:val="24"/>
+          <w:szCs w:val="24"/>
+          <w:lang w:val="en-US"/>
+        </w:rPr>
+        <w:t>26 ± 1 °C</w:t>
+      </w:r>
+      <w:r>
+        <w:rPr>
+          <w:rFonts w:ascii="Times New Roman" w:hAnsi="Times New Roman" w:cs="Times New Roman"/>
+          <w:sz w:val="24"/>
+          <w:szCs w:val="24"/>
+          <w:lang w:val="en-US"/>
+        </w:rPr>
+        <w:t>)</w:t>
+      </w:r>
+      <w:r>
+        <w:rPr>
+          <w:rFonts w:ascii="Times New Roman" w:hAnsi="Times New Roman" w:cs="Times New Roman"/>
+          <w:sz w:val="24"/>
+          <w:szCs w:val="24"/>
+          <w:lang w:val="en-US"/>
+        </w:rPr>
+        <w:t xml:space="preserve"> to enhance tracking of dark</w:t>
+      </w:r>
+      <w:r>
+        <w:rPr>
+          <w:rFonts w:ascii="Times New Roman" w:hAnsi="Times New Roman" w:cs="Times New Roman"/>
+          <w:sz w:val="24"/>
+          <w:szCs w:val="24"/>
+          <w:lang w:val="en-US"/>
+        </w:rPr>
+        <w:noBreakHyphen/>
+        <w:t>coated mice</w:t>
+      </w:r>
+      <w:r>
+        <w:rPr>
+          <w:rFonts w:ascii="Times New Roman" w:hAnsi="Times New Roman" w:cs="Times New Roman"/>
+          <w:sz w:val="24"/>
+          <w:szCs w:val="24"/>
+          <w:lang w:val="en-US"/>
+        </w:rPr>
         <w:t xml:space="preserve"> </w:t>
       </w:r>
       <w:r>
@@ -7478,27 +7727,16 @@
           <w:szCs w:val="24"/>
           <w:lang w:val="en-US"/>
         </w:rPr>
-        <w:t>The Morris water maze (MWM) was first developed by Richard G. Morris in the early 1980s (13). Since then, it has become a widely used behavioral paradigm for assessing hippocampus</w:t>
-      </w:r>
-      <w:r>
-        <w:rPr>
-          <w:rFonts w:ascii="Times New Roman" w:hAnsi="Times New Roman" w:cs="Times New Roman"/>
-          <w:sz w:val="24"/>
-          <w:szCs w:val="24"/>
-          <w:lang w:val="en-US"/>
-        </w:rPr>
-        <w:noBreakHyphen/>
-        <w:t>dependent spatial learning and memory (14, 15, 16). The setup consisted of a circular pool filled with water maintained at 26 ± 1 °C and mixed with an opacifier (Acusol Op 301, Dow Chemicals) to enhance tracking of dark</w:t>
-      </w:r>
-      <w:r>
-        <w:rPr>
-          <w:rFonts w:ascii="Times New Roman" w:hAnsi="Times New Roman" w:cs="Times New Roman"/>
-          <w:sz w:val="24"/>
-          <w:szCs w:val="24"/>
-          <w:lang w:val="en-US"/>
-        </w:rPr>
-        <w:noBreakHyphen/>
-        <w:t xml:space="preserve">coated mice. Water temperature was measured daily to ensure stability, as deviations toward colder or warmer temperatures can impair both learning and locomotion. The pool was divided into four virtual quadrants, which served as the starting positions during the experiment (Figure 7A). One of these quadrants was designated as the target quadrant and contained a hidden escape platform that mice were required to locate to exit the water. Because the water was rendered opaque, the platform was minimally visible, increasing reliance on learned spatial cues rather than direct visual detection and thereby promoting learning. The quadrant directly opposite the original target quadrant was designated as the reversal target quadrant and was used in later stages of the protocol to assess reversal learning. </w:t>
+        <w:t>(Acusol Op 301, Dow Chemicals)</w:t>
+      </w:r>
+      <w:r>
+        <w:rPr>
+          <w:rFonts w:ascii="Times New Roman" w:hAnsi="Times New Roman" w:cs="Times New Roman"/>
+          <w:sz w:val="24"/>
+          <w:szCs w:val="24"/>
+          <w:lang w:val="en-US"/>
+        </w:rPr>
+        <w:t xml:space="preserve">. Water temperature was measured daily to ensure stability, as deviations toward colder or warmer temperatures can impair both learning and locomotion. The pool was divided into four virtual quadrants, which served as the starting positions during the experiment (Figure 7A). One of these quadrants was designated as the target quadrant and contained a hidden escape platform that mice were required to locate to exit the water. Because the water was rendered opaque, the platform was minimally visible, increasing reliance on learned spatial cues rather than direct visual detection and thereby promoting learning. The quadrant directly opposite the original target quadrant was designated as the reversal target quadrant and was used in later stages of the protocol to assess reversal learning. </w:t>
       </w:r>
     </w:p>
     <w:p>
@@ -7518,17 +7756,52 @@
           <w:szCs w:val="24"/>
           <w:lang w:val="en-US"/>
         </w:rPr>
-        <w:t xml:space="preserve">The full Morris water maze protocol lasted three weeks and consisted of an acquisition phase, probe trials, a reversal acquisition phase, and a reversal probe trial. The protocol began with the acquisition phase, during which the platform was placed in the original target quadrant. For a total of ten training days, mice learned to locate the escape platform using distal spatial cues. Each day, all mice performed four swim trials from four different starting positions, with up to 100 seconds available to locate the platform. Mice that failed to locate the platform within this time were guided to it by the experimenter and allowed to remain there for 15–20 seconds to facilitate learning of spatial cues. Starting positions were determined by a randomized daily sequence, with each sequence used only once. On the sixth and eleventh day, probe trials were conducted. For each of these trials, the platform was removed and each mouse completed a single swim starting from the quadrant opposite the original target quadrant. Mice were allowed to swim freely for 100 seconds, and the time spent in the original target quadrant was recorded as an index of spatial reference memory. On the same day as the final probe trial, the reversal acquisition phase began. This phase followed the same procedure as the initial acquisition, except that the platform was relocated to the opposite target quadrant. Reversal acquisition lasted five days, during which mice again completed four daily swim trials with a maximum duration of 100 seconds to locate the platform. On the sixteenth day, a reversal probe trial was conducted in which the platform was removed from the reversal target quadrant, and mice were allowed to swim freely for 100 seconds. Total path length, distance until the platform was reached, and time spent in the target quadrant during probe trials were quantified as measures of spatial and reversal learning. </w:t>
-      </w:r>
-      <w:r>
-        <w:rPr>
-          <w:rFonts w:ascii="Times New Roman" w:hAnsi="Times New Roman" w:cs="Times New Roman"/>
-          <w:sz w:val="24"/>
-          <w:szCs w:val="24"/>
-          <w:highlight w:val="cyan"/>
-          <w:lang w:val="en-US"/>
-        </w:rPr>
-        <w:t>All behavior was recorded using an overhead Basler camera and Ethovision tracking software.</w:t>
+        <w:t xml:space="preserve">The full Morris water maze protocol lasted three weeks and consisted of an acquisition phase, probe trials, a reversal acquisition phase, and a reversal probe trial. The protocol began with the acquisition phase, during which the platform was placed in the original target quadrant. For a total of ten training days, mice learned to locate the escape platform using distal spatial cues. Each day, all mice performed four swim trials from four different starting positions, with up to 100 seconds available to locate the platform. Mice that failed to locate the platform within this time were guided to it by the experimenter and allowed to remain there for 15–20 seconds to facilitate learning of spatial cues. Starting positions were determined by a randomized daily sequence, with each sequence used only once. On the sixth and eleventh day, probe trials were conducted. For each of these trials, the platform was removed and each mouse completed a single swim starting from the quadrant opposite the original target quadrant. Mice were allowed to swim freely for 100 seconds, and the time spent in the original target quadrant was recorded as an index of spatial reference memory. On the same day as the final probe trial, the reversal acquisition phase began. This phase followed the same procedure as the initial acquisition, except that the platform was relocated to the opposite target quadrant. Reversal acquisition lasted five days, during which mice again completed four daily swim trials with a maximum duration of 100 seconds to locate the platform. On the sixteenth day, a reversal probe trial was conducted in which the platform was removed from the reversal target quadrant, and mice were allowed to swim freely for 100 seconds. Total path length, distance until the platform was reached, and time spent in the </w:t>
+      </w:r>
+      <w:r>
+        <w:rPr>
+          <w:rFonts w:ascii="Times New Roman" w:hAnsi="Times New Roman" w:cs="Times New Roman"/>
+          <w:sz w:val="24"/>
+          <w:szCs w:val="24"/>
+          <w:lang w:val="en-US"/>
+        </w:rPr>
+        <w:t xml:space="preserve">target quadrant during probe trials were quantified as measures of spatial and reversal learning. All behavior was recorded using an overhead </w:t>
+      </w:r>
+      <w:r>
+        <w:rPr>
+          <w:rFonts w:ascii="Times New Roman" w:hAnsi="Times New Roman" w:cs="Times New Roman"/>
+          <w:sz w:val="24"/>
+          <w:szCs w:val="24"/>
+          <w:lang w:val="en-US"/>
+        </w:rPr>
+        <w:t>digital</w:t>
+      </w:r>
+      <w:r>
+        <w:rPr>
+          <w:rFonts w:ascii="Times New Roman" w:hAnsi="Times New Roman" w:cs="Times New Roman"/>
+          <w:sz w:val="24"/>
+          <w:szCs w:val="24"/>
+          <w:lang w:val="en-US"/>
+        </w:rPr>
+        <w:t xml:space="preserve"> camera </w:t>
+      </w:r>
+      <w:r>
+        <w:rPr>
+          <w:rFonts w:ascii="Times New Roman" w:hAnsi="Times New Roman" w:cs="Times New Roman"/>
+          <w:sz w:val="24"/>
+          <w:szCs w:val="24"/>
+          <w:lang w:val="en-US"/>
+        </w:rPr>
+        <w:t xml:space="preserve">camera (Basler GIGE camera) </w:t>
+      </w:r>
+      <w:r>
+        <w:rPr>
+          <w:rFonts w:ascii="Times New Roman" w:hAnsi="Times New Roman" w:cs="Times New Roman"/>
+          <w:sz w:val="24"/>
+          <w:szCs w:val="24"/>
+          <w:lang w:val="en-US"/>
+        </w:rPr>
+        <w:t>and Ethovision tracking software.</w:t>
       </w:r>
     </w:p>
     <w:p>
@@ -7814,6 +8087,25 @@
     </w:p>
     <w:p>
       <w:pPr>
+        <w:rPr>
+          <w:rFonts w:ascii="Times New Roman" w:hAnsi="Times New Roman" w:cs="Times New Roman"/>
+          <w:sz w:val="24"/>
+          <w:szCs w:val="24"/>
+          <w:lang w:val="en-US"/>
+        </w:rPr>
+      </w:pPr>
+      <w:r>
+        <w:rPr>
+          <w:rFonts w:ascii="Times New Roman" w:hAnsi="Times New Roman" w:cs="Times New Roman"/>
+          <w:sz w:val="24"/>
+          <w:szCs w:val="24"/>
+          <w:lang w:val="en-US"/>
+        </w:rPr>
+        <w:t>----</w:t>
+      </w:r>
+    </w:p>
+    <w:p>
+      <w:pPr>
         <w:pStyle w:val="ListParagraph"/>
         <w:numPr>
           <w:ilvl w:val="0"/>
@@ -7885,7 +8177,61 @@
           <w:lang w:val="en-US"/>
         </w:rPr>
         <w:noBreakHyphen/>
-        <w:t>maze was used to assess spatial working memory (17). The setup consisted of an elevated T-shaped arena. The two shorter lateral arms, hereafter referred to as the goal arms, extend symmetrically from the central starting arm (5 x 30 cm), which is a longer segment oriented perpendicular to them (5x 40cm). The procedure consisted of two phases: a training phase and a testing phase.</w:t>
+        <w:t xml:space="preserve">maze was used to assess spatial working memory </w:t>
+      </w:r>
+      <w:r>
+        <w:rPr>
+          <w:rFonts w:ascii="Times New Roman" w:hAnsi="Times New Roman" w:cs="Times New Roman"/>
+          <w:sz w:val="24"/>
+          <w:szCs w:val="24"/>
+          <w:lang w:val="en-US"/>
+        </w:rPr>
+        <w:fldChar w:fldCharType="begin"/>
+      </w:r>
+      <w:r>
+        <w:rPr>
+          <w:rFonts w:ascii="Times New Roman" w:hAnsi="Times New Roman" w:cs="Times New Roman"/>
+          <w:sz w:val="24"/>
+          <w:szCs w:val="24"/>
+          <w:lang w:val="en-US"/>
+        </w:rPr>
+        <w:instrText xml:space="preserve"> ADDIN ZOTERO_ITEM CSL_CITATION {"citationID":"KoMiTtlS","properties":{"formattedCitation":"(d\\uc0\\u8217{}Isa et al., 2021)","plainCitation":"(d’Isa et al., 2021)","noteIndex":0},"citationItems":[{"id":73,"uris":["http://zotero.org/users/local/YhuOZDGS/items/4AALRENJ"],"itemData":{"id":73,"type":"article-journal","abstract":"Abstract\n            Spatial working memory can be assessed in mice through the spontaneous alternation T-maze test. The T-maze is a T-shaped apparatus featuring a stem (start arm) and two lateral goal arms (left and right arms). The procedure is based on the natural tendency of rodents to prefer exploring a novel arm over a familiar one, which induces them to alternate the choice of the goal arm across repeated trials. During the task, in order to successfully alternate choices across trials, an animal has to remember which arm had been visited in the previous trial, which makes spontaneous alternation T-maze an optimal test for spatial working memory. As this test relies on a spontaneous behaviour and does not require rewards, punishments or pre-training, it represents a particularly useful tool for cognitive evaluation, both time-saving and animal-friendly. We describe here in detail the apparatus and the protocol, providing representative results on wild-type healthy mice.","container-title":"Scientific Reports","DOI":"10.1038/s41598-021-00402-7","ISSN":"2045-2322","issue":"1","journalAbbreviation":"Sci Rep","language":"en","page":"21177","source":"DOI.org (Crossref)","title":"Apparatus design and behavioural testing protocol for the evaluation of spatial working memory in mice through the spontaneous alternation T-maze","volume":"11","author":[{"family":"Isa","given":"Raffaele","non-dropping-particle":"d’"},{"family":"Comi","given":"Giancarlo"},{"family":"Leocani","given":"Letizia"}],"issued":{"date-parts":[["2021",10,27]]}}}],"schema":"https://github.com/citation-style-language/schema/raw/master/csl-citation.json"} </w:instrText>
+      </w:r>
+      <w:r>
+        <w:rPr>
+          <w:rFonts w:ascii="Times New Roman" w:hAnsi="Times New Roman" w:cs="Times New Roman"/>
+          <w:sz w:val="24"/>
+          <w:szCs w:val="24"/>
+          <w:lang w:val="en-US"/>
+        </w:rPr>
+        <w:fldChar w:fldCharType="separate"/>
+      </w:r>
+      <w:r>
+        <w:rPr>
+          <w:rFonts w:ascii="Times New Roman" w:hAnsi="Times New Roman" w:cs="Times New Roman"/>
+          <w:kern w:val="0"/>
+          <w:sz w:val="24"/>
+          <w:lang w:val="en-US"/>
+        </w:rPr>
+        <w:t>(d’Isa et al., 2021)</w:t>
+      </w:r>
+      <w:r>
+        <w:rPr>
+          <w:rFonts w:ascii="Times New Roman" w:hAnsi="Times New Roman" w:cs="Times New Roman"/>
+          <w:sz w:val="24"/>
+          <w:szCs w:val="24"/>
+          <w:lang w:val="en-US"/>
+        </w:rPr>
+        <w:fldChar w:fldCharType="end"/>
+      </w:r>
+      <w:r>
+        <w:rPr>
+          <w:rFonts w:ascii="Times New Roman" w:hAnsi="Times New Roman" w:cs="Times New Roman"/>
+          <w:sz w:val="24"/>
+          <w:szCs w:val="24"/>
+          <w:lang w:val="en-US"/>
+        </w:rPr>
+        <w:t>. The setup consisted of an elevated T-shaped arena. The two shorter lateral arms, hereafter referred to as the goal arms, extend symmetrically from the central starting arm (5 x 30 cm), which is a longer segment oriented perpendicular to them (5x 40cm). The procedure consisted of two phases: a training phase and a testing phase.</w:t>
       </w:r>
       <w:r>
         <w:rPr>
@@ -8164,7 +8510,52 @@
           <w:szCs w:val="24"/>
           <w:lang w:val="en-US"/>
         </w:rPr>
-        <w:t xml:space="preserve"> (18)</w:t>
+        <w:t xml:space="preserve"> </w:t>
+      </w:r>
+      <w:r>
+        <w:rPr>
+          <w:rFonts w:ascii="Times New Roman" w:hAnsi="Times New Roman" w:cs="Times New Roman"/>
+          <w:sz w:val="24"/>
+          <w:szCs w:val="24"/>
+          <w:lang w:val="en-US"/>
+        </w:rPr>
+        <w:fldChar w:fldCharType="begin"/>
+      </w:r>
+      <w:r>
+        <w:rPr>
+          <w:rFonts w:ascii="Times New Roman" w:hAnsi="Times New Roman" w:cs="Times New Roman"/>
+          <w:sz w:val="24"/>
+          <w:szCs w:val="24"/>
+          <w:lang w:val="en-US"/>
+        </w:rPr>
+        <w:instrText xml:space="preserve"> ADDIN ZOTERO_ITEM CSL_CITATION {"citationID":"R35EZqN0","properties":{"formattedCitation":"(\\uc0\\u214{}gren &amp; Stiedl, 2015)","plainCitation":"(Ögren &amp; Stiedl, 2015)","noteIndex":0},"citationItems":[{"id":85,"uris":["http://zotero.org/users/local/YhuOZDGS/items/3HHSS4QD"],"itemData":{"id":85,"type":"chapter","collection-title":"2nd edition","container-title":"Encyclopedia of Psychopharmacology","DOI":"10.1007/978-3-642-36172-2","ISBN":"978-3-642-36171-5","language":"en","license":"http://www.springer.com/tdm","page":"1220–1228","publisher":"Springer Berlin Heidelberg","publisher-place":"Berlin, Heidelberg","source":"DOI.org (Crossref)","title":"Passive avoidance","URL":"http://link.springer.com/10.1007/978-3-642-36172-2","author":[{"family":"Ögren","given":"Sven Ove"},{"family":"Stiedl","given":"Oliver"}],"editor":[{"family":"Stolerman","given":"Ian P."},{"family":"Price","given":"Lawrence H."}],"accessed":{"date-parts":[["2026",4,23]]},"issued":{"date-parts":[["2015"]]}}}],"schema":"https://github.com/citation-style-language/schema/raw/master/csl-citation.json"} </w:instrText>
+      </w:r>
+      <w:r>
+        <w:rPr>
+          <w:rFonts w:ascii="Times New Roman" w:hAnsi="Times New Roman" w:cs="Times New Roman"/>
+          <w:sz w:val="24"/>
+          <w:szCs w:val="24"/>
+          <w:lang w:val="en-US"/>
+        </w:rPr>
+        <w:fldChar w:fldCharType="separate"/>
+      </w:r>
+      <w:r>
+        <w:rPr>
+          <w:rFonts w:ascii="Times New Roman" w:hAnsi="Times New Roman" w:cs="Times New Roman"/>
+          <w:kern w:val="0"/>
+          <w:sz w:val="24"/>
+          <w:lang w:val="en-US"/>
+        </w:rPr>
+        <w:t>(Ögren &amp; Stiedl, 2015)</w:t>
+      </w:r>
+      <w:r>
+        <w:rPr>
+          <w:rFonts w:ascii="Times New Roman" w:hAnsi="Times New Roman" w:cs="Times New Roman"/>
+          <w:sz w:val="24"/>
+          <w:szCs w:val="24"/>
+          <w:lang w:val="en-US"/>
+        </w:rPr>
+        <w:fldChar w:fldCharType="end"/>
       </w:r>
       <w:r>
         <w:rPr>
@@ -8191,7 +8582,7 @@
           <w:szCs w:val="24"/>
           <w:lang w:val="en-US"/>
         </w:rPr>
-        <w:t xml:space="preserve">The experiment used a passive avoidance apparatus with two compartments: a brightly lit compartment and a dark compartment connected by a trap door. Mice always started in the illuminated compartment, which induces mild anxiety and creates an incentive to enter the darker compartment. Each mouse was placed in the bright compartment with the trap door closed and allowed to explore for 5 seconds, after which the door opened. When the mouse entered the dark compartment, the door closed and four mild foot shocks were delivered through the grid floor (0.3 mA, 2 seconds each). The procedure was repeated 24 hours later, but no shock was administered </w:t>
+        <w:t xml:space="preserve">The experiment used a passive avoidance apparatus with two compartments: a brightly lit compartment and a dark compartment connected by a trap door. Mice always started in the illuminated compartment, which induces mild anxiety and creates an incentive to enter the darker compartment. Each mouse was placed in the bright compartment with the trap door closed and allowed to explore for 5 seconds, after which the door opened. When the mouse entered the dark compartment, the door closed and four mild foot shocks were delivered </w:t>
       </w:r>
       <w:r>
         <w:rPr>
@@ -8201,7 +8592,7 @@
           <w:lang w:val="en-US"/>
         </w:rPr>
         <w:lastRenderedPageBreak/>
-        <w:t>during the second session. If a mouse did not enter the dark compartment within 300 seconds, the trial was terminated and a maximum latency of 300 seconds was recorded. Latency to enter the dark compartment was measured on both days as the primary outcome.</w:t>
+        <w:t>through the grid floor (0.3 mA, 2 seconds each). The procedure was repeated 24 hours later, but no shock was administered during the second session. If a mouse did not enter the dark compartment within 300 seconds, the trial was terminated and a maximum latency of 300 seconds was recorded. Latency to enter the dark compartment was measured on both days as the primary outcome.</w:t>
       </w:r>
     </w:p>
     <w:p>
@@ -8338,7 +8729,7 @@
           <w:szCs w:val="24"/>
           <w:lang w:val="en-GB"/>
         </w:rPr>
-        <w:t xml:space="preserve"> this dependency (</w:t>
+        <w:t xml:space="preserve"> this dependency </w:t>
       </w:r>
       <w:r>
         <w:rPr>
@@ -8347,7 +8738,7 @@
           <w:szCs w:val="24"/>
           <w:lang w:val="en-GB"/>
         </w:rPr>
-        <w:t>19</w:t>
+        <w:fldChar w:fldCharType="begin"/>
       </w:r>
       <w:r>
         <w:rPr>
@@ -8356,7 +8747,58 @@
           <w:szCs w:val="24"/>
           <w:lang w:val="en-GB"/>
         </w:rPr>
-        <w:t>).</w:t>
+        <w:instrText xml:space="preserve"> ADDIN ZOTERO_ITEM CSL_CITATION {"citationID":"bAzxvGeA","properties":{"formattedCitation":"(Osborne, n.d.)","plainCitation":"(Osborne, n.d.)","noteIndex":0},"citationItems":[{"id":76,"uris":["http://zotero.org/users/local/YhuOZDGS/items/8FFLYJAS"],"itemData":{"id":76,"type":"article-journal","DOI":"10.7275/PMGN-ZX89","publisher":"University of Massachusetts Amherst","source":"DOI.org (Datacite)","title":"Advantages of Hierarchical Linear Modeling","URL":"https://openpublishing.library.umass.edu/pare/article/id/1388/","author":[{"family":"Osborne","given":"Jason W."}],"accessed":{"date-parts":[["2026",4,23]]}}}],"schema":"https://github.com/citation-style-language/schema/raw/master/csl-citation.json"} </w:instrText>
+      </w:r>
+      <w:r>
+        <w:rPr>
+          <w:rFonts w:ascii="Times New Roman" w:hAnsi="Times New Roman" w:cs="Times New Roman"/>
+          <w:sz w:val="24"/>
+          <w:szCs w:val="24"/>
+          <w:lang w:val="en-GB"/>
+        </w:rPr>
+        <w:fldChar w:fldCharType="separate"/>
+      </w:r>
+      <w:r>
+        <w:rPr>
+          <w:rFonts w:ascii="Times New Roman" w:hAnsi="Times New Roman" w:cs="Times New Roman"/>
+          <w:sz w:val="24"/>
+          <w:lang w:val="en-GB"/>
+        </w:rPr>
+        <w:t xml:space="preserve">(Osborne, </w:t>
+      </w:r>
+      <w:r>
+        <w:rPr>
+          <w:rFonts w:ascii="Times New Roman" w:hAnsi="Times New Roman" w:cs="Times New Roman"/>
+          <w:sz w:val="24"/>
+          <w:lang w:val="en-GB"/>
+        </w:rPr>
+        <w:t>2000</w:t>
+      </w:r>
+      <w:r>
+        <w:rPr>
+          <w:rFonts w:ascii="Times New Roman" w:hAnsi="Times New Roman" w:cs="Times New Roman"/>
+          <w:sz w:val="24"/>
+          <w:lang w:val="en-GB"/>
+        </w:rPr>
+        <w:t>)</w:t>
+      </w:r>
+      <w:r>
+        <w:rPr>
+          <w:rFonts w:ascii="Times New Roman" w:hAnsi="Times New Roman" w:cs="Times New Roman"/>
+          <w:sz w:val="24"/>
+          <w:szCs w:val="24"/>
+          <w:lang w:val="en-GB"/>
+        </w:rPr>
+        <w:fldChar w:fldCharType="end"/>
+      </w:r>
+      <w:r>
+        <w:rPr>
+          <w:rFonts w:ascii="Times New Roman" w:hAnsi="Times New Roman" w:cs="Times New Roman"/>
+          <w:sz w:val="24"/>
+          <w:szCs w:val="24"/>
+          <w:lang w:val="en-GB"/>
+        </w:rPr>
+        <w:t>.</w:t>
       </w:r>
       <w:r>
         <w:rPr>
@@ -8943,7 +9385,51 @@
           <w:szCs w:val="24"/>
           <w:lang w:val="en-US"/>
         </w:rPr>
-        <w:t xml:space="preserve"> (20)</w:t>
+        <w:t xml:space="preserve"> </w:t>
+      </w:r>
+      <w:r>
+        <w:rPr>
+          <w:rFonts w:ascii="Times New Roman" w:hAnsi="Times New Roman" w:cs="Times New Roman"/>
+          <w:sz w:val="24"/>
+          <w:szCs w:val="24"/>
+          <w:lang w:val="en-US"/>
+        </w:rPr>
+        <w:fldChar w:fldCharType="begin"/>
+      </w:r>
+      <w:r>
+        <w:rPr>
+          <w:rFonts w:ascii="Times New Roman" w:hAnsi="Times New Roman" w:cs="Times New Roman"/>
+          <w:sz w:val="24"/>
+          <w:szCs w:val="24"/>
+          <w:lang w:val="en-US"/>
+        </w:rPr>
+        <w:instrText xml:space="preserve"> ADDIN ZOTERO_ITEM CSL_CITATION {"citationID":"8xBFnyfn","properties":{"formattedCitation":"(Schmalz et al., 2023)","plainCitation":"(Schmalz et al., 2023)","noteIndex":0},"citationItems":[{"id":77,"uris":["http://zotero.org/users/local/YhuOZDGS/items/WMXH592I"],"itemData":{"id":77,"type":"article-journal","container-title":"Psychological Methods","DOI":"10.1037/met0000421","ISSN":"1939-1463, 1082-989X","issue":"3","journalAbbreviation":"Psychological Methods","language":"en","page":"705-718","source":"DOI.org (Crossref)","title":"What is a Bayes factor?","volume":"28","author":[{"family":"Schmalz","given":"Xenia"},{"family":"Biurrun Manresa","given":"José"},{"family":"Zhang","given":"Lei"}],"issued":{"date-parts":[["2023",6]]}}}],"schema":"https://github.com/citation-style-language/schema/raw/master/csl-citation.json"} </w:instrText>
+      </w:r>
+      <w:r>
+        <w:rPr>
+          <w:rFonts w:ascii="Times New Roman" w:hAnsi="Times New Roman" w:cs="Times New Roman"/>
+          <w:sz w:val="24"/>
+          <w:szCs w:val="24"/>
+          <w:lang w:val="en-US"/>
+        </w:rPr>
+        <w:fldChar w:fldCharType="separate"/>
+      </w:r>
+      <w:r>
+        <w:rPr>
+          <w:rFonts w:ascii="Times New Roman" w:hAnsi="Times New Roman" w:cs="Times New Roman"/>
+          <w:sz w:val="24"/>
+          <w:lang w:val="en-US"/>
+        </w:rPr>
+        <w:t>(Schmalz et al., 2023)</w:t>
+      </w:r>
+      <w:r>
+        <w:rPr>
+          <w:rFonts w:ascii="Times New Roman" w:hAnsi="Times New Roman" w:cs="Times New Roman"/>
+          <w:sz w:val="24"/>
+          <w:szCs w:val="24"/>
+          <w:lang w:val="en-US"/>
+        </w:rPr>
+        <w:fldChar w:fldCharType="end"/>
       </w:r>
       <w:r>
         <w:rPr>
@@ -9116,16 +9602,16 @@
           <w:szCs w:val="24"/>
           <w:lang w:val="en-US"/>
         </w:rPr>
-        <w:t>We interpreted Bayes factors according to the guidelines of Wagenmakers et al. (2018) (21), which are adapted from the original scale created by Jeffrey (1961) (</w:t>
-      </w:r>
-      <w:r>
-        <w:rPr>
-          <w:rFonts w:ascii="Times New Roman" w:hAnsi="Times New Roman" w:cs="Times New Roman"/>
-          <w:sz w:val="24"/>
-          <w:szCs w:val="24"/>
-          <w:lang w:val="en-US"/>
-        </w:rPr>
-        <w:t>22).</w:t>
+        <w:t>We interpreted Bayes factors according to the guidelines of Wagenmakers et al. (2018), which are adapted from the original scale created by Jeffrey (1961)</w:t>
+      </w:r>
+      <w:r>
+        <w:rPr>
+          <w:rFonts w:ascii="Times New Roman" w:hAnsi="Times New Roman" w:cs="Times New Roman"/>
+          <w:sz w:val="24"/>
+          <w:szCs w:val="24"/>
+          <w:lang w:val="en-US"/>
+        </w:rPr>
+        <w:t>.</w:t>
       </w:r>
       <w:r>
         <w:rPr>
@@ -9233,7 +9719,6 @@
         <w:pStyle w:val="Sectionheading"/>
       </w:pPr>
       <w:r>
-        <w:lastRenderedPageBreak/>
         <w:t>Results</w:t>
       </w:r>
     </w:p>
@@ -10872,6 +11357,7 @@
           <w:szCs w:val="24"/>
           <w:lang w:val="en-US"/>
         </w:rPr>
+        <w:lastRenderedPageBreak/>
         <w:t xml:space="preserve">Note. </w:t>
       </w:r>
       <w:r>
@@ -10912,7 +11398,6 @@
           <w:szCs w:val="24"/>
           <w:lang w:val="en-US"/>
         </w:rPr>
-        <w:lastRenderedPageBreak/>
         <w:t xml:space="preserve">Thigmotaxis </w:t>
       </w:r>
       <w:r>
@@ -12990,6 +13475,7 @@
           <w:iCs/>
           <w:noProof/>
         </w:rPr>
+        <w:lastRenderedPageBreak/>
         <w:drawing>
           <wp:inline distT="0" distB="0" distL="0" distR="0" wp14:anchorId="684044DD" wp14:editId="30B023B0">
             <wp:extent cx="4160520" cy="2423160"/>
@@ -13063,7 +13549,6 @@
           <w:szCs w:val="24"/>
           <w:lang w:val="en-GB"/>
         </w:rPr>
-        <w:lastRenderedPageBreak/>
         <w:t xml:space="preserve">Note. </w:t>
       </w:r>
       <w:r>
@@ -14880,6 +15365,7 @@
           <w:szCs w:val="24"/>
           <w:lang w:val="en-US"/>
         </w:rPr>
+        <w:lastRenderedPageBreak/>
         <w:drawing>
           <wp:inline distT="0" distB="0" distL="0" distR="0" wp14:anchorId="47E205B8" wp14:editId="59E142B6">
             <wp:extent cx="3848100" cy="2307739"/>
@@ -15732,17 +16218,7 @@
           <w:szCs w:val="24"/>
           <w:lang w:val="en-US"/>
         </w:rPr>
-        <w:t xml:space="preserve">However, </w:t>
-      </w:r>
-      <w:r>
-        <w:rPr>
-          <w:rFonts w:ascii="Times New Roman" w:hAnsi="Times New Roman" w:cs="Times New Roman"/>
-          <w:sz w:val="24"/>
-          <w:szCs w:val="24"/>
-          <w:lang w:val="en-US"/>
-        </w:rPr>
-        <w:lastRenderedPageBreak/>
-        <w:t xml:space="preserve">the Bayesian analysis suggested caution in interpreting this result, as it indicated essentially no evidence in either direction </w:t>
+        <w:t xml:space="preserve">However, the Bayesian analysis suggested caution in interpreting this result, as it indicated essentially no evidence in either direction </w:t>
       </w:r>
       <w:r>
         <w:rPr>
@@ -17870,6 +18346,7 @@
           <w:szCs w:val="24"/>
           <w:lang w:val="en-US"/>
         </w:rPr>
+        <w:lastRenderedPageBreak/>
         <w:t xml:space="preserve">To analyze the effects of treatment and environment on </w:t>
       </w:r>
       <w:r>
@@ -19126,8 +19603,9 @@
           <w:iCs/>
           <w:sz w:val="24"/>
           <w:szCs w:val="24"/>
-        </w:rPr>
-        <w:t>η</w:t>
+          <w:lang w:val="en-US"/>
+        </w:rPr>
+        <w:t>R</w:t>
       </w:r>
       <w:r>
         <w:rPr>
@@ -20515,17 +20993,7 @@
           <w:szCs w:val="24"/>
           <w:lang w:val="en-US"/>
         </w:rPr>
-        <w:t xml:space="preserve">and the </w:t>
-      </w:r>
-      <w:r>
-        <w:rPr>
-          <w:rFonts w:ascii="Times New Roman" w:hAnsi="Times New Roman" w:cs="Times New Roman"/>
-          <w:sz w:val="24"/>
-          <w:szCs w:val="24"/>
-          <w:lang w:val="en-US"/>
-        </w:rPr>
-        <w:lastRenderedPageBreak/>
-        <w:t>interaction effect</w:t>
+        <w:t>and the interaction effect</w:t>
       </w:r>
       <w:r>
         <w:rPr>
@@ -22932,7 +23400,17 @@
           <w:lang w:val="en-US"/>
         </w:rPr>
         <w:noBreakHyphen/>
-        <w:t>way ANOVA was fitted to these data. The analysis revealed no main effect of environment</w:t>
+        <w:t xml:space="preserve">way ANOVA was fitted to </w:t>
+      </w:r>
+      <w:r>
+        <w:rPr>
+          <w:rFonts w:ascii="Times New Roman" w:hAnsi="Times New Roman" w:cs="Times New Roman"/>
+          <w:sz w:val="24"/>
+          <w:szCs w:val="24"/>
+          <w:lang w:val="en-US"/>
+        </w:rPr>
+        <w:lastRenderedPageBreak/>
+        <w:t>these data. The analysis revealed no main effect of environment</w:t>
       </w:r>
       <w:r>
         <w:rPr>
@@ -25234,17 +25712,7 @@
           <w:szCs w:val="24"/>
           <w:lang w:val="en-US"/>
         </w:rPr>
-        <w:t xml:space="preserve">and </w:t>
-      </w:r>
-      <w:r>
-        <w:rPr>
-          <w:rFonts w:ascii="Times New Roman" w:hAnsi="Times New Roman" w:cs="Times New Roman"/>
-          <w:sz w:val="24"/>
-          <w:szCs w:val="24"/>
-          <w:lang w:val="en-US"/>
-        </w:rPr>
-        <w:lastRenderedPageBreak/>
-        <w:t>environment effects</w:t>
+        <w:t>and environment effects</w:t>
       </w:r>
       <w:r>
         <w:rPr>
@@ -25704,7 +26172,745 @@
           <w:szCs w:val="24"/>
           <w:lang w:val="en-US"/>
         </w:rPr>
-        <w:t xml:space="preserve">There was no significant main effect of environment, but there were significant main effects of day and treatment. Across all groups, path length decreased over days, indicating learning, and chemotherapy‑treated mice showed overall poorer </w:t>
+        <w:t>There was no significant main effect of environment</w:t>
+      </w:r>
+      <w:r>
+        <w:rPr>
+          <w:rFonts w:ascii="Times New Roman" w:hAnsi="Times New Roman" w:cs="Times New Roman"/>
+          <w:sz w:val="24"/>
+          <w:szCs w:val="24"/>
+          <w:lang w:val="en-US"/>
+        </w:rPr>
+        <w:t xml:space="preserve"> (</w:t>
+      </w:r>
+      <w:r>
+        <w:rPr>
+          <w:rFonts w:ascii="Times New Roman" w:hAnsi="Times New Roman" w:cs="Times New Roman"/>
+          <w:i/>
+          <w:iCs/>
+          <w:sz w:val="24"/>
+          <w:szCs w:val="24"/>
+          <w:lang w:val="en-US"/>
+        </w:rPr>
+        <w:t>t</w:t>
+      </w:r>
+      <w:r>
+        <w:rPr>
+          <w:rFonts w:ascii="Times New Roman" w:hAnsi="Times New Roman" w:cs="Times New Roman"/>
+          <w:sz w:val="24"/>
+          <w:szCs w:val="24"/>
+          <w:lang w:val="en-US"/>
+        </w:rPr>
+        <w:t>(</w:t>
+      </w:r>
+      <w:r>
+        <w:rPr>
+          <w:rFonts w:ascii="Times New Roman" w:hAnsi="Times New Roman" w:cs="Times New Roman"/>
+          <w:sz w:val="24"/>
+          <w:szCs w:val="24"/>
+          <w:lang w:val="en-US"/>
+        </w:rPr>
+        <w:t>268</w:t>
+      </w:r>
+      <w:r>
+        <w:rPr>
+          <w:rFonts w:ascii="Times New Roman" w:hAnsi="Times New Roman" w:cs="Times New Roman"/>
+          <w:sz w:val="24"/>
+          <w:szCs w:val="24"/>
+          <w:lang w:val="en-US"/>
+        </w:rPr>
+        <w:t>)</w:t>
+      </w:r>
+      <w:r>
+        <w:rPr>
+          <w:rFonts w:ascii="Times New Roman" w:hAnsi="Times New Roman" w:cs="Times New Roman"/>
+          <w:sz w:val="24"/>
+          <w:szCs w:val="24"/>
+          <w:lang w:val="en-US"/>
+        </w:rPr>
+        <w:t xml:space="preserve"> =</w:t>
+      </w:r>
+      <w:r>
+        <w:rPr>
+          <w:rFonts w:ascii="Times New Roman" w:hAnsi="Times New Roman" w:cs="Times New Roman"/>
+          <w:sz w:val="24"/>
+          <w:szCs w:val="24"/>
+          <w:lang w:val="en-US"/>
+        </w:rPr>
+        <w:t xml:space="preserve"> </w:t>
+      </w:r>
+      <w:r>
+        <w:rPr>
+          <w:rFonts w:ascii="Times New Roman" w:hAnsi="Times New Roman" w:cs="Times New Roman"/>
+          <w:sz w:val="24"/>
+          <w:szCs w:val="24"/>
+          <w:lang w:val="en-US"/>
+        </w:rPr>
+        <w:t>-0.18</w:t>
+      </w:r>
+      <w:r>
+        <w:rPr>
+          <w:rFonts w:ascii="Times New Roman" w:hAnsi="Times New Roman" w:cs="Times New Roman"/>
+          <w:sz w:val="24"/>
+          <w:szCs w:val="24"/>
+          <w:lang w:val="en-US"/>
+        </w:rPr>
+        <w:t xml:space="preserve">, </w:t>
+      </w:r>
+      <w:r>
+        <w:rPr>
+          <w:rFonts w:ascii="Times New Roman" w:hAnsi="Times New Roman" w:cs="Times New Roman"/>
+          <w:i/>
+          <w:iCs/>
+          <w:sz w:val="24"/>
+          <w:szCs w:val="24"/>
+          <w:lang w:val="en-US"/>
+        </w:rPr>
+        <w:t>p</w:t>
+      </w:r>
+      <w:r>
+        <w:rPr>
+          <w:rFonts w:ascii="Times New Roman" w:hAnsi="Times New Roman" w:cs="Times New Roman"/>
+          <w:sz w:val="24"/>
+          <w:szCs w:val="24"/>
+          <w:lang w:val="en-US"/>
+        </w:rPr>
+        <w:t xml:space="preserve"> </w:t>
+      </w:r>
+      <w:r>
+        <w:rPr>
+          <w:rFonts w:ascii="Times New Roman" w:hAnsi="Times New Roman" w:cs="Times New Roman"/>
+          <w:sz w:val="24"/>
+          <w:szCs w:val="24"/>
+          <w:lang w:val="en-US"/>
+        </w:rPr>
+        <w:t>=</w:t>
+      </w:r>
+      <w:r>
+        <w:rPr>
+          <w:rFonts w:ascii="Times New Roman" w:hAnsi="Times New Roman" w:cs="Times New Roman"/>
+          <w:sz w:val="24"/>
+          <w:szCs w:val="24"/>
+          <w:lang w:val="en-US"/>
+        </w:rPr>
+        <w:t xml:space="preserve"> </w:t>
+      </w:r>
+      <w:r>
+        <w:rPr>
+          <w:rFonts w:ascii="Times New Roman" w:hAnsi="Times New Roman" w:cs="Times New Roman"/>
+          <w:sz w:val="24"/>
+          <w:szCs w:val="24"/>
+          <w:lang w:val="en-US"/>
+        </w:rPr>
+        <w:t>0.</w:t>
+      </w:r>
+      <w:r>
+        <w:rPr>
+          <w:rFonts w:ascii="Times New Roman" w:hAnsi="Times New Roman" w:cs="Times New Roman"/>
+          <w:sz w:val="24"/>
+          <w:szCs w:val="24"/>
+          <w:lang w:val="en-US"/>
+        </w:rPr>
+        <w:t>86</w:t>
+      </w:r>
+      <w:r>
+        <w:rPr>
+          <w:rFonts w:ascii="Times New Roman" w:hAnsi="Times New Roman" w:cs="Times New Roman"/>
+          <w:sz w:val="24"/>
+          <w:szCs w:val="24"/>
+          <w:lang w:val="en-US"/>
+        </w:rPr>
+        <w:t xml:space="preserve">, </w:t>
+      </w:r>
+      <w:r>
+        <w:rPr>
+          <w:rFonts w:ascii="Times New Roman" w:hAnsi="Times New Roman" w:cs="Times New Roman"/>
+          <w:i/>
+          <w:iCs/>
+          <w:sz w:val="24"/>
+          <w:szCs w:val="24"/>
+          <w:lang w:val="en-US"/>
+        </w:rPr>
+        <w:t>R</w:t>
+      </w:r>
+      <w:r>
+        <w:rPr>
+          <w:rFonts w:ascii="Times New Roman" w:hAnsi="Times New Roman" w:cs="Times New Roman"/>
+          <w:i/>
+          <w:iCs/>
+          <w:sz w:val="24"/>
+          <w:szCs w:val="24"/>
+          <w:lang w:val="en-US"/>
+        </w:rPr>
+        <w:t>²</w:t>
+      </w:r>
+      <w:r>
+        <w:rPr>
+          <w:rFonts w:ascii="Times New Roman" w:hAnsi="Times New Roman" w:cs="Times New Roman"/>
+          <w:sz w:val="24"/>
+          <w:szCs w:val="24"/>
+          <w:lang w:val="en-US"/>
+        </w:rPr>
+        <w:t xml:space="preserve"> = </w:t>
+      </w:r>
+      <w:r>
+        <w:rPr>
+          <w:rFonts w:ascii="Times New Roman" w:hAnsi="Times New Roman" w:cs="Times New Roman"/>
+          <w:sz w:val="24"/>
+          <w:szCs w:val="24"/>
+          <w:lang w:val="en-US"/>
+        </w:rPr>
+        <w:t>0.00</w:t>
+      </w:r>
+      <w:r>
+        <w:rPr>
+          <w:rFonts w:ascii="Times New Roman" w:hAnsi="Times New Roman" w:cs="Times New Roman"/>
+          <w:sz w:val="24"/>
+          <w:szCs w:val="24"/>
+          <w:lang w:val="en-US"/>
+        </w:rPr>
+        <w:t>)</w:t>
+      </w:r>
+      <w:r>
+        <w:rPr>
+          <w:rFonts w:ascii="Times New Roman" w:hAnsi="Times New Roman" w:cs="Times New Roman"/>
+          <w:sz w:val="24"/>
+          <w:szCs w:val="24"/>
+          <w:lang w:val="en-US"/>
+        </w:rPr>
+        <w:t>, but there were significant main effects of day</w:t>
+      </w:r>
+      <w:r>
+        <w:rPr>
+          <w:rFonts w:ascii="Times New Roman" w:hAnsi="Times New Roman" w:cs="Times New Roman"/>
+          <w:sz w:val="24"/>
+          <w:szCs w:val="24"/>
+          <w:lang w:val="en-US"/>
+        </w:rPr>
+        <w:t xml:space="preserve"> (</w:t>
+      </w:r>
+      <w:r>
+        <w:rPr>
+          <w:rFonts w:ascii="Times New Roman" w:hAnsi="Times New Roman" w:cs="Times New Roman"/>
+          <w:i/>
+          <w:iCs/>
+          <w:sz w:val="24"/>
+          <w:szCs w:val="24"/>
+          <w:lang w:val="en-US"/>
+        </w:rPr>
+        <w:t>t</w:t>
+      </w:r>
+      <w:r>
+        <w:rPr>
+          <w:rFonts w:ascii="Times New Roman" w:hAnsi="Times New Roman" w:cs="Times New Roman"/>
+          <w:sz w:val="24"/>
+          <w:szCs w:val="24"/>
+          <w:lang w:val="en-US"/>
+        </w:rPr>
+        <w:t>(1283)</w:t>
+      </w:r>
+      <w:r>
+        <w:rPr>
+          <w:rFonts w:ascii="Times New Roman" w:hAnsi="Times New Roman" w:cs="Times New Roman"/>
+          <w:sz w:val="24"/>
+          <w:szCs w:val="24"/>
+          <w:lang w:val="en-US"/>
+        </w:rPr>
+        <w:t xml:space="preserve"> =</w:t>
+      </w:r>
+      <w:r>
+        <w:rPr>
+          <w:rFonts w:ascii="Times New Roman" w:hAnsi="Times New Roman" w:cs="Times New Roman"/>
+          <w:sz w:val="24"/>
+          <w:szCs w:val="24"/>
+          <w:lang w:val="en-US"/>
+        </w:rPr>
+        <w:t xml:space="preserve"> -7.53</w:t>
+      </w:r>
+      <w:r>
+        <w:rPr>
+          <w:rFonts w:ascii="Times New Roman" w:hAnsi="Times New Roman" w:cs="Times New Roman"/>
+          <w:sz w:val="24"/>
+          <w:szCs w:val="24"/>
+          <w:lang w:val="en-US"/>
+        </w:rPr>
+        <w:t xml:space="preserve">, </w:t>
+      </w:r>
+      <w:r>
+        <w:rPr>
+          <w:rFonts w:ascii="Times New Roman" w:hAnsi="Times New Roman" w:cs="Times New Roman"/>
+          <w:i/>
+          <w:iCs/>
+          <w:sz w:val="24"/>
+          <w:szCs w:val="24"/>
+          <w:lang w:val="en-US"/>
+        </w:rPr>
+        <w:t>p</w:t>
+      </w:r>
+      <w:r>
+        <w:rPr>
+          <w:rFonts w:ascii="Times New Roman" w:hAnsi="Times New Roman" w:cs="Times New Roman"/>
+          <w:sz w:val="24"/>
+          <w:szCs w:val="24"/>
+          <w:lang w:val="en-US"/>
+        </w:rPr>
+        <w:t xml:space="preserve"> </w:t>
+      </w:r>
+      <w:r>
+        <w:rPr>
+          <w:rFonts w:ascii="Times New Roman" w:hAnsi="Times New Roman" w:cs="Times New Roman"/>
+          <w:sz w:val="24"/>
+          <w:szCs w:val="24"/>
+          <w:lang w:val="en-US"/>
+        </w:rPr>
+        <w:t>&lt; 0.001</w:t>
+      </w:r>
+      <w:r>
+        <w:rPr>
+          <w:rFonts w:ascii="Times New Roman" w:hAnsi="Times New Roman" w:cs="Times New Roman"/>
+          <w:sz w:val="24"/>
+          <w:szCs w:val="24"/>
+          <w:lang w:val="en-US"/>
+        </w:rPr>
+        <w:t xml:space="preserve">, </w:t>
+      </w:r>
+      <w:r>
+        <w:rPr>
+          <w:rFonts w:ascii="Times New Roman" w:hAnsi="Times New Roman" w:cs="Times New Roman"/>
+          <w:i/>
+          <w:iCs/>
+          <w:sz w:val="24"/>
+          <w:szCs w:val="24"/>
+          <w:lang w:val="en-US"/>
+        </w:rPr>
+        <w:t>R</w:t>
+      </w:r>
+      <w:r>
+        <w:rPr>
+          <w:rFonts w:ascii="Times New Roman" w:hAnsi="Times New Roman" w:cs="Times New Roman"/>
+          <w:i/>
+          <w:iCs/>
+          <w:sz w:val="24"/>
+          <w:szCs w:val="24"/>
+          <w:lang w:val="en-US"/>
+        </w:rPr>
+        <w:t>²</w:t>
+      </w:r>
+      <w:r>
+        <w:rPr>
+          <w:rFonts w:ascii="Times New Roman" w:hAnsi="Times New Roman" w:cs="Times New Roman"/>
+          <w:sz w:val="24"/>
+          <w:szCs w:val="24"/>
+          <w:lang w:val="en-US"/>
+        </w:rPr>
+        <w:t xml:space="preserve"> = </w:t>
+      </w:r>
+      <w:r>
+        <w:rPr>
+          <w:rFonts w:ascii="Times New Roman" w:hAnsi="Times New Roman" w:cs="Times New Roman"/>
+          <w:sz w:val="24"/>
+          <w:szCs w:val="24"/>
+          <w:lang w:val="en-US"/>
+        </w:rPr>
+        <w:t>0.0</w:t>
+      </w:r>
+      <w:r>
+        <w:rPr>
+          <w:rFonts w:ascii="Times New Roman" w:hAnsi="Times New Roman" w:cs="Times New Roman"/>
+          <w:sz w:val="24"/>
+          <w:szCs w:val="24"/>
+          <w:lang w:val="en-US"/>
+        </w:rPr>
+        <w:t>4</w:t>
+      </w:r>
+      <w:r>
+        <w:rPr>
+          <w:rFonts w:ascii="Times New Roman" w:hAnsi="Times New Roman" w:cs="Times New Roman"/>
+          <w:sz w:val="24"/>
+          <w:szCs w:val="24"/>
+          <w:lang w:val="en-US"/>
+        </w:rPr>
+        <w:t>)</w:t>
+      </w:r>
+      <w:r>
+        <w:rPr>
+          <w:rFonts w:ascii="Times New Roman" w:hAnsi="Times New Roman" w:cs="Times New Roman"/>
+          <w:sz w:val="24"/>
+          <w:szCs w:val="24"/>
+          <w:lang w:val="en-US"/>
+        </w:rPr>
+        <w:t xml:space="preserve"> and treatment</w:t>
+      </w:r>
+      <w:r>
+        <w:rPr>
+          <w:rFonts w:ascii="Times New Roman" w:hAnsi="Times New Roman" w:cs="Times New Roman"/>
+          <w:sz w:val="24"/>
+          <w:szCs w:val="24"/>
+          <w:lang w:val="en-US"/>
+        </w:rPr>
+        <w:t xml:space="preserve"> (</w:t>
+      </w:r>
+      <w:r>
+        <w:rPr>
+          <w:rFonts w:ascii="Times New Roman" w:hAnsi="Times New Roman" w:cs="Times New Roman"/>
+          <w:i/>
+          <w:iCs/>
+          <w:sz w:val="24"/>
+          <w:szCs w:val="24"/>
+          <w:lang w:val="en-US"/>
+        </w:rPr>
+        <w:t>t</w:t>
+      </w:r>
+      <w:r>
+        <w:rPr>
+          <w:rFonts w:ascii="Times New Roman" w:hAnsi="Times New Roman" w:cs="Times New Roman"/>
+          <w:sz w:val="24"/>
+          <w:szCs w:val="24"/>
+          <w:lang w:val="en-US"/>
+        </w:rPr>
+        <w:t>(268)</w:t>
+      </w:r>
+      <w:r>
+        <w:rPr>
+          <w:rFonts w:ascii="Times New Roman" w:hAnsi="Times New Roman" w:cs="Times New Roman"/>
+          <w:sz w:val="24"/>
+          <w:szCs w:val="24"/>
+          <w:lang w:val="en-US"/>
+        </w:rPr>
+        <w:t xml:space="preserve"> =</w:t>
+      </w:r>
+      <w:r>
+        <w:rPr>
+          <w:rFonts w:ascii="Times New Roman" w:hAnsi="Times New Roman" w:cs="Times New Roman"/>
+          <w:sz w:val="24"/>
+          <w:szCs w:val="24"/>
+          <w:lang w:val="en-US"/>
+        </w:rPr>
+        <w:t xml:space="preserve"> 3.68</w:t>
+      </w:r>
+      <w:r>
+        <w:rPr>
+          <w:rFonts w:ascii="Times New Roman" w:hAnsi="Times New Roman" w:cs="Times New Roman"/>
+          <w:sz w:val="24"/>
+          <w:szCs w:val="24"/>
+          <w:lang w:val="en-US"/>
+        </w:rPr>
+        <w:t xml:space="preserve">, </w:t>
+      </w:r>
+      <w:r>
+        <w:rPr>
+          <w:rFonts w:ascii="Times New Roman" w:hAnsi="Times New Roman" w:cs="Times New Roman"/>
+          <w:i/>
+          <w:iCs/>
+          <w:sz w:val="24"/>
+          <w:szCs w:val="24"/>
+          <w:lang w:val="en-US"/>
+        </w:rPr>
+        <w:t>p</w:t>
+      </w:r>
+      <w:r>
+        <w:rPr>
+          <w:rFonts w:ascii="Times New Roman" w:hAnsi="Times New Roman" w:cs="Times New Roman"/>
+          <w:sz w:val="24"/>
+          <w:szCs w:val="24"/>
+          <w:lang w:val="en-US"/>
+        </w:rPr>
+        <w:t xml:space="preserve"> </w:t>
+      </w:r>
+      <w:r>
+        <w:rPr>
+          <w:rFonts w:ascii="Times New Roman" w:hAnsi="Times New Roman" w:cs="Times New Roman"/>
+          <w:sz w:val="24"/>
+          <w:szCs w:val="24"/>
+          <w:lang w:val="en-US"/>
+        </w:rPr>
+        <w:t>&lt; 0.001</w:t>
+      </w:r>
+      <w:r>
+        <w:rPr>
+          <w:rFonts w:ascii="Times New Roman" w:hAnsi="Times New Roman" w:cs="Times New Roman"/>
+          <w:sz w:val="24"/>
+          <w:szCs w:val="24"/>
+          <w:lang w:val="en-US"/>
+        </w:rPr>
+        <w:t xml:space="preserve">, </w:t>
+      </w:r>
+      <w:r>
+        <w:rPr>
+          <w:rFonts w:ascii="Times New Roman" w:hAnsi="Times New Roman" w:cs="Times New Roman"/>
+          <w:i/>
+          <w:iCs/>
+          <w:sz w:val="24"/>
+          <w:szCs w:val="24"/>
+          <w:lang w:val="en-US"/>
+        </w:rPr>
+        <w:t>R</w:t>
+      </w:r>
+      <w:r>
+        <w:rPr>
+          <w:rFonts w:ascii="Times New Roman" w:hAnsi="Times New Roman" w:cs="Times New Roman"/>
+          <w:i/>
+          <w:iCs/>
+          <w:sz w:val="24"/>
+          <w:szCs w:val="24"/>
+          <w:lang w:val="en-US"/>
+        </w:rPr>
+        <w:t>²</w:t>
+      </w:r>
+      <w:r>
+        <w:rPr>
+          <w:rFonts w:ascii="Times New Roman" w:hAnsi="Times New Roman" w:cs="Times New Roman"/>
+          <w:sz w:val="24"/>
+          <w:szCs w:val="24"/>
+          <w:lang w:val="en-US"/>
+        </w:rPr>
+        <w:t xml:space="preserve"> = </w:t>
+      </w:r>
+      <w:r>
+        <w:rPr>
+          <w:rFonts w:ascii="Times New Roman" w:hAnsi="Times New Roman" w:cs="Times New Roman"/>
+          <w:sz w:val="24"/>
+          <w:szCs w:val="24"/>
+          <w:lang w:val="en-US"/>
+        </w:rPr>
+        <w:t>0.01)</w:t>
+      </w:r>
+      <w:r>
+        <w:rPr>
+          <w:rFonts w:ascii="Times New Roman" w:hAnsi="Times New Roman" w:cs="Times New Roman"/>
+          <w:sz w:val="24"/>
+          <w:szCs w:val="24"/>
+          <w:lang w:val="en-US"/>
+        </w:rPr>
+        <w:t xml:space="preserve">. </w:t>
+      </w:r>
+      <w:r>
+        <w:rPr>
+          <w:rFonts w:ascii="Times New Roman" w:hAnsi="Times New Roman" w:cs="Times New Roman"/>
+          <w:sz w:val="24"/>
+          <w:szCs w:val="24"/>
+          <w:lang w:val="en-US"/>
+        </w:rPr>
+        <w:t>The Bayesian analysis likewise provided moderate evidence supporting the absence of an environment effect</w:t>
+      </w:r>
+      <w:r>
+        <w:rPr>
+          <w:rFonts w:ascii="Times New Roman" w:hAnsi="Times New Roman" w:cs="Times New Roman"/>
+          <w:sz w:val="24"/>
+          <w:szCs w:val="24"/>
+          <w:lang w:val="en-US"/>
+        </w:rPr>
+        <w:t xml:space="preserve"> </w:t>
+      </w:r>
+      <w:r>
+        <w:rPr>
+          <w:rFonts w:ascii="Times New Roman" w:eastAsiaTheme="minorEastAsia" w:hAnsi="Times New Roman" w:cs="Times New Roman"/>
+          <w:sz w:val="24"/>
+          <w:szCs w:val="24"/>
+          <w:lang w:val="en-US"/>
+        </w:rPr>
+        <w:t>(</w:t>
+      </w:r>
+      <m:oMath>
+        <m:sSub>
+          <m:sSubPr>
+            <m:ctrlPr>
+              <w:rPr>
+                <w:rFonts w:ascii="Cambria Math" w:hAnsi="Cambria Math" w:cs="Times New Roman"/>
+                <w:i/>
+                <w:iCs/>
+                <w:sz w:val="24"/>
+                <w:szCs w:val="24"/>
+                <w:lang w:val="en-US"/>
+              </w:rPr>
+            </m:ctrlPr>
+          </m:sSubPr>
+          <m:e>
+            <m:r>
+              <w:rPr>
+                <w:rFonts w:ascii="Cambria Math" w:hAnsi="Cambria Math" w:cs="Times New Roman"/>
+                <w:sz w:val="24"/>
+                <w:szCs w:val="24"/>
+                <w:lang w:val="en-US"/>
+              </w:rPr>
+              <m:t>BF</m:t>
+            </m:r>
+          </m:e>
+          <m:sub>
+            <m:r>
+              <w:rPr>
+                <w:rFonts w:ascii="Cambria Math" w:hAnsi="Cambria Math" w:cs="Times New Roman"/>
+                <w:sz w:val="24"/>
+                <w:szCs w:val="24"/>
+                <w:lang w:val="en-US"/>
+              </w:rPr>
+              <m:t>01</m:t>
+            </m:r>
+          </m:sub>
+        </m:sSub>
+      </m:oMath>
+      <w:r>
+        <w:rPr>
+          <w:rFonts w:ascii="Times New Roman" w:eastAsiaTheme="minorEastAsia" w:hAnsi="Times New Roman" w:cs="Times New Roman"/>
+          <w:iCs/>
+          <w:sz w:val="24"/>
+          <w:szCs w:val="24"/>
+          <w:lang w:val="en-US"/>
+        </w:rPr>
+        <w:t xml:space="preserve">= </w:t>
+      </w:r>
+      <w:r>
+        <w:rPr>
+          <w:rFonts w:ascii="Times New Roman" w:eastAsiaTheme="minorEastAsia" w:hAnsi="Times New Roman" w:cs="Times New Roman"/>
+          <w:iCs/>
+          <w:sz w:val="24"/>
+          <w:szCs w:val="24"/>
+          <w:lang w:val="en-US"/>
+        </w:rPr>
+        <w:t>0.14</w:t>
+      </w:r>
+      <w:r>
+        <w:rPr>
+          <w:rFonts w:ascii="Times New Roman" w:hAnsi="Times New Roman" w:cs="Times New Roman"/>
+          <w:sz w:val="24"/>
+          <w:szCs w:val="24"/>
+          <w:lang w:val="en-US"/>
+        </w:rPr>
+        <w:t>,</w:t>
+      </w:r>
+      <w:r>
+        <w:rPr>
+          <w:rFonts w:ascii="Times New Roman" w:hAnsi="Times New Roman" w:cs="Times New Roman"/>
+          <w:sz w:val="24"/>
+          <w:szCs w:val="24"/>
+          <w:lang w:val="en-US"/>
+        </w:rPr>
+        <w:t xml:space="preserve"> </w:t>
+      </w:r>
+      <m:oMath>
+        <m:sSub>
+          <m:sSubPr>
+            <m:ctrlPr>
+              <w:rPr>
+                <w:rFonts w:ascii="Cambria Math" w:hAnsi="Cambria Math" w:cs="Times New Roman"/>
+                <w:i/>
+                <w:sz w:val="24"/>
+                <w:szCs w:val="24"/>
+              </w:rPr>
+            </m:ctrlPr>
+          </m:sSubPr>
+          <m:e>
+            <m:r>
+              <w:rPr>
+                <w:rFonts w:ascii="Cambria Math" w:hAnsi="Cambria Math" w:cs="Times New Roman"/>
+                <w:sz w:val="24"/>
+                <w:szCs w:val="24"/>
+              </w:rPr>
+              <m:t>HDI</m:t>
+            </m:r>
+          </m:e>
+          <m:sub>
+            <m:r>
+              <w:rPr>
+                <w:rFonts w:ascii="Cambria Math" w:hAnsi="Cambria Math" w:cs="Times New Roman"/>
+                <w:sz w:val="24"/>
+                <w:szCs w:val="24"/>
+                <w:lang w:val="en-US"/>
+              </w:rPr>
+              <m:t>90%</m:t>
+            </m:r>
+          </m:sub>
+        </m:sSub>
+      </m:oMath>
+      <w:r>
+        <w:rPr>
+          <w:rFonts w:ascii="Times New Roman" w:eastAsiaTheme="minorEastAsia" w:hAnsi="Times New Roman" w:cs="Times New Roman"/>
+          <w:sz w:val="24"/>
+          <w:szCs w:val="24"/>
+          <w:lang w:val="en-US"/>
+        </w:rPr>
+        <w:t>=</w:t>
+      </w:r>
+      <w:r>
+        <w:rPr>
+          <w:rFonts w:ascii="Times New Roman" w:eastAsiaTheme="minorEastAsia" w:hAnsi="Times New Roman" w:cs="Times New Roman"/>
+          <w:sz w:val="24"/>
+          <w:szCs w:val="24"/>
+          <w:lang w:val="en-US"/>
+        </w:rPr>
+        <w:t xml:space="preserve"> </w:t>
+      </w:r>
+      <w:r>
+        <w:rPr>
+          <w:rFonts w:ascii="Times New Roman" w:eastAsiaTheme="minorEastAsia" w:hAnsi="Times New Roman" w:cs="Times New Roman"/>
+          <w:sz w:val="24"/>
+          <w:szCs w:val="24"/>
+          <w:lang w:val="en-US"/>
+        </w:rPr>
+        <w:t>[-</w:t>
+      </w:r>
+      <w:r>
+        <w:rPr>
+          <w:rFonts w:ascii="Times New Roman" w:eastAsiaTheme="minorEastAsia" w:hAnsi="Times New Roman" w:cs="Times New Roman"/>
+          <w:sz w:val="24"/>
+          <w:szCs w:val="24"/>
+          <w:lang w:val="en-US"/>
+        </w:rPr>
+        <w:t>0.28</w:t>
+      </w:r>
+      <w:r>
+        <w:rPr>
+          <w:rFonts w:ascii="Times New Roman" w:eastAsiaTheme="minorEastAsia" w:hAnsi="Times New Roman" w:cs="Times New Roman"/>
+          <w:sz w:val="24"/>
+          <w:szCs w:val="24"/>
+          <w:lang w:val="en-US"/>
+        </w:rPr>
+        <w:t>;</w:t>
+      </w:r>
+      <w:r>
+        <w:rPr>
+          <w:rFonts w:ascii="Times New Roman" w:eastAsiaTheme="minorEastAsia" w:hAnsi="Times New Roman" w:cs="Times New Roman"/>
+          <w:sz w:val="24"/>
+          <w:szCs w:val="24"/>
+          <w:lang w:val="en-US"/>
+        </w:rPr>
+        <w:t>0.17</w:t>
+      </w:r>
+      <w:r>
+        <w:rPr>
+          <w:rFonts w:ascii="Times New Roman" w:eastAsiaTheme="minorEastAsia" w:hAnsi="Times New Roman" w:cs="Times New Roman"/>
+          <w:sz w:val="24"/>
+          <w:szCs w:val="24"/>
+          <w:lang w:val="en-US"/>
+        </w:rPr>
+        <w:t>]</w:t>
+      </w:r>
+      <w:r>
+        <w:rPr>
+          <w:rFonts w:ascii="Times New Roman" w:eastAsiaTheme="minorEastAsia" w:hAnsi="Times New Roman" w:cs="Times New Roman"/>
+          <w:sz w:val="24"/>
+          <w:szCs w:val="24"/>
+          <w:lang w:val="en-US"/>
+        </w:rPr>
+        <w:t>)</w:t>
+      </w:r>
+      <w:r>
+        <w:rPr>
+          <w:rFonts w:ascii="Times New Roman" w:hAnsi="Times New Roman" w:cs="Times New Roman"/>
+          <w:sz w:val="24"/>
+          <w:szCs w:val="24"/>
+          <w:lang w:val="en-US"/>
+        </w:rPr>
+        <w:t xml:space="preserve">. </w:t>
+      </w:r>
+      <w:r>
+        <w:rPr>
+          <w:rFonts w:ascii="Times New Roman" w:hAnsi="Times New Roman" w:cs="Times New Roman"/>
+          <w:sz w:val="24"/>
+          <w:szCs w:val="24"/>
+          <w:lang w:val="en-US"/>
+        </w:rPr>
+        <w:t xml:space="preserve">Across all groups, path length decreased over days, indicating learning, and chemotherapy‑treated mice showed overall poorer </w:t>
       </w:r>
       <w:r>
         <w:rPr>
@@ -25740,7 +26946,150 @@
           <w:szCs w:val="24"/>
           <w:lang w:val="en-US"/>
         </w:rPr>
-        <w:t xml:space="preserve">For the two‑way interactions, the Day × Treatment interaction was significant, indicating that CVAD‑treated mice showed a steeper learning curve. </w:t>
+        <w:t>For the two‑way interactions, the Day × Treatment interaction was significant</w:t>
+      </w:r>
+      <w:r>
+        <w:rPr>
+          <w:rFonts w:ascii="Times New Roman" w:hAnsi="Times New Roman" w:cs="Times New Roman"/>
+          <w:sz w:val="24"/>
+          <w:szCs w:val="24"/>
+          <w:lang w:val="en-US"/>
+        </w:rPr>
+        <w:t xml:space="preserve"> (</w:t>
+      </w:r>
+      <w:r>
+        <w:rPr>
+          <w:rFonts w:ascii="Times New Roman" w:hAnsi="Times New Roman" w:cs="Times New Roman"/>
+          <w:i/>
+          <w:iCs/>
+          <w:sz w:val="24"/>
+          <w:szCs w:val="24"/>
+          <w:lang w:val="en-US"/>
+        </w:rPr>
+        <w:t>t</w:t>
+      </w:r>
+      <w:r>
+        <w:rPr>
+          <w:rFonts w:ascii="Times New Roman" w:hAnsi="Times New Roman" w:cs="Times New Roman"/>
+          <w:sz w:val="24"/>
+          <w:szCs w:val="24"/>
+          <w:lang w:val="en-US"/>
+        </w:rPr>
+        <w:t>(1283)</w:t>
+      </w:r>
+      <w:r>
+        <w:rPr>
+          <w:rFonts w:ascii="Times New Roman" w:hAnsi="Times New Roman" w:cs="Times New Roman"/>
+          <w:sz w:val="24"/>
+          <w:szCs w:val="24"/>
+          <w:lang w:val="en-US"/>
+        </w:rPr>
+        <w:t xml:space="preserve"> =</w:t>
+      </w:r>
+      <w:r>
+        <w:rPr>
+          <w:rFonts w:ascii="Times New Roman" w:hAnsi="Times New Roman" w:cs="Times New Roman"/>
+          <w:sz w:val="24"/>
+          <w:szCs w:val="24"/>
+          <w:lang w:val="en-US"/>
+        </w:rPr>
+        <w:t xml:space="preserve"> -2.66</w:t>
+      </w:r>
+      <w:r>
+        <w:rPr>
+          <w:rFonts w:ascii="Times New Roman" w:hAnsi="Times New Roman" w:cs="Times New Roman"/>
+          <w:sz w:val="24"/>
+          <w:szCs w:val="24"/>
+          <w:lang w:val="en-US"/>
+        </w:rPr>
+        <w:t xml:space="preserve">, </w:t>
+      </w:r>
+      <w:r>
+        <w:rPr>
+          <w:rFonts w:ascii="Times New Roman" w:hAnsi="Times New Roman" w:cs="Times New Roman"/>
+          <w:i/>
+          <w:iCs/>
+          <w:sz w:val="24"/>
+          <w:szCs w:val="24"/>
+          <w:lang w:val="en-US"/>
+        </w:rPr>
+        <w:t>p</w:t>
+      </w:r>
+      <w:r>
+        <w:rPr>
+          <w:rFonts w:ascii="Times New Roman" w:hAnsi="Times New Roman" w:cs="Times New Roman"/>
+          <w:sz w:val="24"/>
+          <w:szCs w:val="24"/>
+          <w:lang w:val="en-US"/>
+        </w:rPr>
+        <w:t xml:space="preserve"> </w:t>
+      </w:r>
+      <w:r>
+        <w:rPr>
+          <w:rFonts w:ascii="Times New Roman" w:hAnsi="Times New Roman" w:cs="Times New Roman"/>
+          <w:sz w:val="24"/>
+          <w:szCs w:val="24"/>
+          <w:lang w:val="en-US"/>
+        </w:rPr>
+        <w:t>= 0.007</w:t>
+      </w:r>
+      <w:r>
+        <w:rPr>
+          <w:rFonts w:ascii="Times New Roman" w:hAnsi="Times New Roman" w:cs="Times New Roman"/>
+          <w:sz w:val="24"/>
+          <w:szCs w:val="24"/>
+          <w:lang w:val="en-US"/>
+        </w:rPr>
+        <w:t xml:space="preserve">, </w:t>
+      </w:r>
+      <w:r>
+        <w:rPr>
+          <w:rFonts w:ascii="Times New Roman" w:hAnsi="Times New Roman" w:cs="Times New Roman"/>
+          <w:i/>
+          <w:iCs/>
+          <w:sz w:val="24"/>
+          <w:szCs w:val="24"/>
+          <w:lang w:val="en-US"/>
+        </w:rPr>
+        <w:t>R</w:t>
+      </w:r>
+      <w:r>
+        <w:rPr>
+          <w:rFonts w:ascii="Times New Roman" w:hAnsi="Times New Roman" w:cs="Times New Roman"/>
+          <w:i/>
+          <w:iCs/>
+          <w:sz w:val="24"/>
+          <w:szCs w:val="24"/>
+          <w:lang w:val="en-US"/>
+        </w:rPr>
+        <w:t>²</w:t>
+      </w:r>
+      <w:r>
+        <w:rPr>
+          <w:rFonts w:ascii="Times New Roman" w:hAnsi="Times New Roman" w:cs="Times New Roman"/>
+          <w:sz w:val="24"/>
+          <w:szCs w:val="24"/>
+          <w:lang w:val="en-US"/>
+        </w:rPr>
+        <w:t xml:space="preserve"> = </w:t>
+      </w:r>
+      <w:r>
+        <w:rPr>
+          <w:rFonts w:ascii="Times New Roman" w:hAnsi="Times New Roman" w:cs="Times New Roman"/>
+          <w:sz w:val="24"/>
+          <w:szCs w:val="24"/>
+          <w:lang w:val="en-US"/>
+        </w:rPr>
+        <w:t>0.005)</w:t>
+      </w:r>
+      <w:r>
+        <w:rPr>
+          <w:rFonts w:ascii="Times New Roman" w:hAnsi="Times New Roman" w:cs="Times New Roman"/>
+          <w:sz w:val="24"/>
+          <w:szCs w:val="24"/>
+          <w:lang w:val="en-US"/>
+        </w:rPr>
+        <w:t xml:space="preserve">, indicating that CVAD‑treated mice showed a steeper learning curve. </w:t>
       </w:r>
       <w:r>
         <w:rPr>
@@ -25767,7 +27116,17 @@
           <w:szCs w:val="24"/>
           <w:lang w:val="en-US"/>
         </w:rPr>
-        <w:t xml:space="preserve"> be explained by their significantly higher initial path length</w:t>
+        <w:t xml:space="preserve"> be explained by their </w:t>
+      </w:r>
+      <w:r>
+        <w:rPr>
+          <w:rFonts w:ascii="Times New Roman" w:hAnsi="Times New Roman" w:cs="Times New Roman"/>
+          <w:sz w:val="24"/>
+          <w:szCs w:val="24"/>
+          <w:lang w:val="en-US"/>
+        </w:rPr>
+        <w:lastRenderedPageBreak/>
+        <w:t>significantly higher initial path length</w:t>
       </w:r>
       <w:r>
         <w:rPr>
@@ -25785,7 +27144,74 @@
           <w:szCs w:val="24"/>
           <w:lang w:val="en-US"/>
         </w:rPr>
-        <w:t>The Treatment × Environment interaction was also significant, suggesting that environmental enrichment provided a stronger protective effect for chemotherapy‑treated mice than for saline controls. In contrast, the Day × Environment interaction did not reach significance.</w:t>
+        <w:t>The Treatment × Environment interaction was also significant</w:t>
+      </w:r>
+      <w:r>
+        <w:rPr>
+          <w:rFonts w:ascii="Times New Roman" w:hAnsi="Times New Roman" w:cs="Times New Roman"/>
+          <w:sz w:val="24"/>
+          <w:szCs w:val="24"/>
+          <w:lang w:val="en-US"/>
+        </w:rPr>
+        <w:t>(</w:t>
+      </w:r>
+      <w:r>
+        <w:rPr>
+          <w:rFonts w:ascii="Times New Roman" w:hAnsi="Times New Roman" w:cs="Times New Roman"/>
+          <w:i/>
+          <w:iCs/>
+          <w:sz w:val="24"/>
+          <w:szCs w:val="24"/>
+          <w:lang w:val="en-US"/>
+        </w:rPr>
+        <w:t>t</w:t>
+      </w:r>
+      <w:r>
+        <w:rPr>
+          <w:rFonts w:ascii="Times New Roman" w:hAnsi="Times New Roman" w:cs="Times New Roman"/>
+          <w:sz w:val="24"/>
+          <w:szCs w:val="24"/>
+          <w:lang w:val="en-US"/>
+        </w:rPr>
+        <w:t>(268)</w:t>
+      </w:r>
+      <w:r>
+        <w:rPr>
+          <w:rFonts w:ascii="Times New Roman" w:hAnsi="Times New Roman" w:cs="Times New Roman"/>
+          <w:sz w:val="24"/>
+          <w:szCs w:val="24"/>
+          <w:lang w:val="en-US"/>
+        </w:rPr>
+        <w:t xml:space="preserve"> =</w:t>
+      </w:r>
+      <w:r>
+        <w:rPr>
+          <w:rFonts w:ascii="Times New Roman" w:hAnsi="Times New Roman" w:cs="Times New Roman"/>
+          <w:sz w:val="24"/>
+          <w:szCs w:val="24"/>
+          <w:lang w:val="en-US"/>
+        </w:rPr>
+        <w:t xml:space="preserve"> -3.44</w:t>
+      </w:r>
+      <w:r>
+        <w:rPr>
+          <w:rFonts w:ascii="Times New Roman" w:hAnsi="Times New Roman" w:cs="Times New Roman"/>
+          <w:sz w:val="24"/>
+          <w:szCs w:val="24"/>
+          <w:lang w:val="en-US"/>
+        </w:rPr>
+        <w:t xml:space="preserve">, </w:t>
+      </w:r>
+      <w:r>
+        <w:rPr>
+          <w:rFonts w:ascii="Times New Roman" w:hAnsi="Times New Roman" w:cs="Times New Roman"/>
+          <w:i/>
+          <w:iCs/>
+          <w:sz w:val="24"/>
+          <w:szCs w:val="24"/>
+          <w:lang w:val="en-US"/>
+        </w:rPr>
+        <w:t>p</w:t>
       </w:r>
       <w:r>
         <w:rPr>
@@ -25803,6 +27229,516 @@
           <w:szCs w:val="24"/>
           <w:lang w:val="en-US"/>
         </w:rPr>
+        <w:t>&lt; 0.001</w:t>
+      </w:r>
+      <w:r>
+        <w:rPr>
+          <w:rFonts w:ascii="Times New Roman" w:hAnsi="Times New Roman" w:cs="Times New Roman"/>
+          <w:sz w:val="24"/>
+          <w:szCs w:val="24"/>
+          <w:lang w:val="en-US"/>
+        </w:rPr>
+        <w:t xml:space="preserve">, </w:t>
+      </w:r>
+      <w:r>
+        <w:rPr>
+          <w:rFonts w:ascii="Times New Roman" w:hAnsi="Times New Roman" w:cs="Times New Roman"/>
+          <w:i/>
+          <w:iCs/>
+          <w:sz w:val="24"/>
+          <w:szCs w:val="24"/>
+          <w:lang w:val="en-US"/>
+        </w:rPr>
+        <w:t>R</w:t>
+      </w:r>
+      <w:r>
+        <w:rPr>
+          <w:rFonts w:ascii="Times New Roman" w:hAnsi="Times New Roman" w:cs="Times New Roman"/>
+          <w:i/>
+          <w:iCs/>
+          <w:sz w:val="24"/>
+          <w:szCs w:val="24"/>
+          <w:lang w:val="en-US"/>
+        </w:rPr>
+        <w:t>²</w:t>
+      </w:r>
+      <w:r>
+        <w:rPr>
+          <w:rFonts w:ascii="Times New Roman" w:hAnsi="Times New Roman" w:cs="Times New Roman"/>
+          <w:sz w:val="24"/>
+          <w:szCs w:val="24"/>
+          <w:lang w:val="en-US"/>
+        </w:rPr>
+        <w:t xml:space="preserve"> = </w:t>
+      </w:r>
+      <w:r>
+        <w:rPr>
+          <w:rFonts w:ascii="Times New Roman" w:hAnsi="Times New Roman" w:cs="Times New Roman"/>
+          <w:sz w:val="24"/>
+          <w:szCs w:val="24"/>
+          <w:lang w:val="en-US"/>
+        </w:rPr>
+        <w:t>0.01)</w:t>
+      </w:r>
+      <w:r>
+        <w:rPr>
+          <w:rFonts w:ascii="Times New Roman" w:hAnsi="Times New Roman" w:cs="Times New Roman"/>
+          <w:sz w:val="24"/>
+          <w:szCs w:val="24"/>
+          <w:lang w:val="en-US"/>
+        </w:rPr>
+        <w:t xml:space="preserve">, suggesting that </w:t>
+      </w:r>
+      <w:r>
+        <w:rPr>
+          <w:rFonts w:ascii="Times New Roman" w:hAnsi="Times New Roman" w:cs="Times New Roman"/>
+          <w:sz w:val="24"/>
+          <w:szCs w:val="24"/>
+          <w:lang w:val="en-US"/>
+        </w:rPr>
+        <w:t xml:space="preserve">overall </w:t>
+      </w:r>
+      <w:r>
+        <w:rPr>
+          <w:rFonts w:ascii="Times New Roman" w:hAnsi="Times New Roman" w:cs="Times New Roman"/>
+          <w:sz w:val="24"/>
+          <w:szCs w:val="24"/>
+          <w:lang w:val="en-US"/>
+        </w:rPr>
+        <w:t>environmental enrichment provided a stronger protective effect for chemotherapy‑treated mice than for saline controls. In contrast, the Day × Environment interaction did not reach significance</w:t>
+      </w:r>
+      <w:r>
+        <w:rPr>
+          <w:rFonts w:ascii="Times New Roman" w:hAnsi="Times New Roman" w:cs="Times New Roman"/>
+          <w:sz w:val="24"/>
+          <w:szCs w:val="24"/>
+          <w:lang w:val="en-US"/>
+        </w:rPr>
+        <w:t xml:space="preserve"> (</w:t>
+      </w:r>
+      <w:r>
+        <w:rPr>
+          <w:rFonts w:ascii="Times New Roman" w:hAnsi="Times New Roman" w:cs="Times New Roman"/>
+          <w:i/>
+          <w:iCs/>
+          <w:sz w:val="24"/>
+          <w:szCs w:val="24"/>
+          <w:lang w:val="en-US"/>
+        </w:rPr>
+        <w:t>t</w:t>
+      </w:r>
+      <w:r>
+        <w:rPr>
+          <w:rFonts w:ascii="Times New Roman" w:hAnsi="Times New Roman" w:cs="Times New Roman"/>
+          <w:sz w:val="24"/>
+          <w:szCs w:val="24"/>
+          <w:lang w:val="en-US"/>
+        </w:rPr>
+        <w:t>(1283)</w:t>
+      </w:r>
+      <w:r>
+        <w:rPr>
+          <w:rFonts w:ascii="Times New Roman" w:hAnsi="Times New Roman" w:cs="Times New Roman"/>
+          <w:sz w:val="24"/>
+          <w:szCs w:val="24"/>
+          <w:lang w:val="en-US"/>
+        </w:rPr>
+        <w:t xml:space="preserve"> =</w:t>
+      </w:r>
+      <w:r>
+        <w:rPr>
+          <w:rFonts w:ascii="Times New Roman" w:hAnsi="Times New Roman" w:cs="Times New Roman"/>
+          <w:sz w:val="24"/>
+          <w:szCs w:val="24"/>
+          <w:lang w:val="en-US"/>
+        </w:rPr>
+        <w:t xml:space="preserve"> -0.84</w:t>
+      </w:r>
+      <w:r>
+        <w:rPr>
+          <w:rFonts w:ascii="Times New Roman" w:hAnsi="Times New Roman" w:cs="Times New Roman"/>
+          <w:sz w:val="24"/>
+          <w:szCs w:val="24"/>
+          <w:lang w:val="en-US"/>
+        </w:rPr>
+        <w:t xml:space="preserve">, </w:t>
+      </w:r>
+      <w:r>
+        <w:rPr>
+          <w:rFonts w:ascii="Times New Roman" w:hAnsi="Times New Roman" w:cs="Times New Roman"/>
+          <w:i/>
+          <w:iCs/>
+          <w:sz w:val="24"/>
+          <w:szCs w:val="24"/>
+          <w:lang w:val="en-US"/>
+        </w:rPr>
+        <w:t>p</w:t>
+      </w:r>
+      <w:r>
+        <w:rPr>
+          <w:rFonts w:ascii="Times New Roman" w:hAnsi="Times New Roman" w:cs="Times New Roman"/>
+          <w:sz w:val="24"/>
+          <w:szCs w:val="24"/>
+          <w:lang w:val="en-US"/>
+        </w:rPr>
+        <w:t xml:space="preserve"> </w:t>
+      </w:r>
+      <w:r>
+        <w:rPr>
+          <w:rFonts w:ascii="Times New Roman" w:hAnsi="Times New Roman" w:cs="Times New Roman"/>
+          <w:sz w:val="24"/>
+          <w:szCs w:val="24"/>
+          <w:lang w:val="en-US"/>
+        </w:rPr>
+        <w:t>= 0.40</w:t>
+      </w:r>
+      <w:r>
+        <w:rPr>
+          <w:rFonts w:ascii="Times New Roman" w:hAnsi="Times New Roman" w:cs="Times New Roman"/>
+          <w:sz w:val="24"/>
+          <w:szCs w:val="24"/>
+          <w:lang w:val="en-US"/>
+        </w:rPr>
+        <w:t xml:space="preserve">, </w:t>
+      </w:r>
+      <w:r>
+        <w:rPr>
+          <w:rFonts w:ascii="Times New Roman" w:hAnsi="Times New Roman" w:cs="Times New Roman"/>
+          <w:i/>
+          <w:iCs/>
+          <w:sz w:val="24"/>
+          <w:szCs w:val="24"/>
+          <w:lang w:val="en-US"/>
+        </w:rPr>
+        <w:t>R</w:t>
+      </w:r>
+      <w:r>
+        <w:rPr>
+          <w:rFonts w:ascii="Times New Roman" w:hAnsi="Times New Roman" w:cs="Times New Roman"/>
+          <w:i/>
+          <w:iCs/>
+          <w:sz w:val="24"/>
+          <w:szCs w:val="24"/>
+          <w:lang w:val="en-US"/>
+        </w:rPr>
+        <w:t>²</w:t>
+      </w:r>
+      <w:r>
+        <w:rPr>
+          <w:rFonts w:ascii="Times New Roman" w:hAnsi="Times New Roman" w:cs="Times New Roman"/>
+          <w:sz w:val="24"/>
+          <w:szCs w:val="24"/>
+          <w:lang w:val="en-US"/>
+        </w:rPr>
+        <w:t xml:space="preserve"> = </w:t>
+      </w:r>
+      <w:r>
+        <w:rPr>
+          <w:rFonts w:ascii="Times New Roman" w:hAnsi="Times New Roman" w:cs="Times New Roman"/>
+          <w:sz w:val="24"/>
+          <w:szCs w:val="24"/>
+          <w:lang w:val="en-US"/>
+        </w:rPr>
+        <w:t>0.0</w:t>
+      </w:r>
+      <w:r>
+        <w:rPr>
+          <w:rFonts w:ascii="Times New Roman" w:hAnsi="Times New Roman" w:cs="Times New Roman"/>
+          <w:sz w:val="24"/>
+          <w:szCs w:val="24"/>
+          <w:lang w:val="en-US"/>
+        </w:rPr>
+        <w:t>01</w:t>
+      </w:r>
+      <w:r>
+        <w:rPr>
+          <w:rFonts w:ascii="Times New Roman" w:hAnsi="Times New Roman" w:cs="Times New Roman"/>
+          <w:sz w:val="24"/>
+          <w:szCs w:val="24"/>
+          <w:lang w:val="en-US"/>
+        </w:rPr>
+        <w:t>)</w:t>
+      </w:r>
+      <w:r>
+        <w:rPr>
+          <w:rFonts w:ascii="Times New Roman" w:hAnsi="Times New Roman" w:cs="Times New Roman"/>
+          <w:sz w:val="24"/>
+          <w:szCs w:val="24"/>
+          <w:lang w:val="en-US"/>
+        </w:rPr>
+        <w:t>.</w:t>
+      </w:r>
+      <w:r>
+        <w:rPr>
+          <w:rFonts w:ascii="Times New Roman" w:hAnsi="Times New Roman" w:cs="Times New Roman"/>
+          <w:sz w:val="24"/>
+          <w:szCs w:val="24"/>
+          <w:lang w:val="en-US"/>
+        </w:rPr>
+        <w:t xml:space="preserve"> </w:t>
+      </w:r>
+      <w:r>
+        <w:rPr>
+          <w:rFonts w:ascii="Times New Roman" w:hAnsi="Times New Roman" w:cs="Times New Roman"/>
+          <w:sz w:val="24"/>
+          <w:szCs w:val="24"/>
+          <w:lang w:val="en-US"/>
+        </w:rPr>
+        <w:t xml:space="preserve">The Bayesian analysis provided very strong evidence for the absence of this </w:t>
+      </w:r>
+      <w:r>
+        <w:rPr>
+          <w:rFonts w:ascii="Times New Roman" w:hAnsi="Times New Roman" w:cs="Times New Roman"/>
+          <w:sz w:val="24"/>
+          <w:szCs w:val="24"/>
+          <w:lang w:val="en-US"/>
+        </w:rPr>
+        <w:t>effect</w:t>
+      </w:r>
+      <w:r>
+        <w:rPr>
+          <w:rFonts w:ascii="Times New Roman" w:hAnsi="Times New Roman" w:cs="Times New Roman"/>
+          <w:sz w:val="24"/>
+          <w:szCs w:val="24"/>
+          <w:lang w:val="en-US"/>
+        </w:rPr>
+        <w:t>, indicating that no meaningful interaction</w:t>
+      </w:r>
+      <w:r>
+        <w:rPr>
+          <w:rFonts w:ascii="Times New Roman" w:hAnsi="Times New Roman" w:cs="Times New Roman"/>
+          <w:sz w:val="24"/>
+          <w:szCs w:val="24"/>
+          <w:lang w:val="en-US"/>
+        </w:rPr>
+        <w:t xml:space="preserve"> was</w:t>
+      </w:r>
+      <w:r>
+        <w:rPr>
+          <w:rFonts w:ascii="Times New Roman" w:hAnsi="Times New Roman" w:cs="Times New Roman"/>
+          <w:sz w:val="24"/>
+          <w:szCs w:val="24"/>
+          <w:lang w:val="en-US"/>
+        </w:rPr>
+        <w:t xml:space="preserve"> present</w:t>
+      </w:r>
+      <w:r>
+        <w:rPr>
+          <w:rFonts w:ascii="Times New Roman" w:hAnsi="Times New Roman" w:cs="Times New Roman"/>
+          <w:sz w:val="24"/>
+          <w:szCs w:val="24"/>
+          <w:lang w:val="en-US"/>
+        </w:rPr>
+        <w:t xml:space="preserve"> </w:t>
+      </w:r>
+      <w:r>
+        <w:rPr>
+          <w:rFonts w:ascii="Times New Roman" w:eastAsiaTheme="minorEastAsia" w:hAnsi="Times New Roman" w:cs="Times New Roman"/>
+          <w:sz w:val="24"/>
+          <w:szCs w:val="24"/>
+          <w:lang w:val="en-US"/>
+        </w:rPr>
+        <w:t>(</w:t>
+      </w:r>
+      <m:oMath>
+        <m:sSub>
+          <m:sSubPr>
+            <m:ctrlPr>
+              <w:rPr>
+                <w:rFonts w:ascii="Cambria Math" w:hAnsi="Cambria Math" w:cs="Times New Roman"/>
+                <w:i/>
+                <w:iCs/>
+                <w:sz w:val="24"/>
+                <w:szCs w:val="24"/>
+                <w:lang w:val="en-US"/>
+              </w:rPr>
+            </m:ctrlPr>
+          </m:sSubPr>
+          <m:e>
+            <m:r>
+              <w:rPr>
+                <w:rFonts w:ascii="Cambria Math" w:hAnsi="Cambria Math" w:cs="Times New Roman"/>
+                <w:sz w:val="24"/>
+                <w:szCs w:val="24"/>
+                <w:lang w:val="en-US"/>
+              </w:rPr>
+              <m:t>BF</m:t>
+            </m:r>
+          </m:e>
+          <m:sub>
+            <m:r>
+              <w:rPr>
+                <w:rFonts w:ascii="Cambria Math" w:hAnsi="Cambria Math" w:cs="Times New Roman"/>
+                <w:sz w:val="24"/>
+                <w:szCs w:val="24"/>
+                <w:lang w:val="en-US"/>
+              </w:rPr>
+              <m:t>01</m:t>
+            </m:r>
+          </m:sub>
+        </m:sSub>
+      </m:oMath>
+      <w:r>
+        <w:rPr>
+          <w:rFonts w:ascii="Times New Roman" w:eastAsiaTheme="minorEastAsia" w:hAnsi="Times New Roman" w:cs="Times New Roman"/>
+          <w:iCs/>
+          <w:sz w:val="24"/>
+          <w:szCs w:val="24"/>
+          <w:lang w:val="en-US"/>
+        </w:rPr>
+        <w:t xml:space="preserve">= </w:t>
+      </w:r>
+      <w:r>
+        <w:rPr>
+          <w:rFonts w:ascii="Times New Roman" w:eastAsiaTheme="minorEastAsia" w:hAnsi="Times New Roman" w:cs="Times New Roman"/>
+          <w:iCs/>
+          <w:sz w:val="24"/>
+          <w:szCs w:val="24"/>
+          <w:lang w:val="en-US"/>
+        </w:rPr>
+        <w:t>0.03</w:t>
+      </w:r>
+      <w:r>
+        <w:rPr>
+          <w:rFonts w:ascii="Times New Roman" w:hAnsi="Times New Roman" w:cs="Times New Roman"/>
+          <w:sz w:val="24"/>
+          <w:szCs w:val="24"/>
+          <w:lang w:val="en-US"/>
+        </w:rPr>
+        <w:t>,</w:t>
+      </w:r>
+      <w:r>
+        <w:rPr>
+          <w:rFonts w:ascii="Times New Roman" w:hAnsi="Times New Roman" w:cs="Times New Roman"/>
+          <w:sz w:val="24"/>
+          <w:szCs w:val="24"/>
+          <w:lang w:val="en-US"/>
+        </w:rPr>
+        <w:t xml:space="preserve"> </w:t>
+      </w:r>
+      <m:oMath>
+        <m:sSub>
+          <m:sSubPr>
+            <m:ctrlPr>
+              <w:rPr>
+                <w:rFonts w:ascii="Cambria Math" w:hAnsi="Cambria Math" w:cs="Times New Roman"/>
+                <w:i/>
+                <w:sz w:val="24"/>
+                <w:szCs w:val="24"/>
+              </w:rPr>
+            </m:ctrlPr>
+          </m:sSubPr>
+          <m:e>
+            <m:r>
+              <w:rPr>
+                <w:rFonts w:ascii="Cambria Math" w:hAnsi="Cambria Math" w:cs="Times New Roman"/>
+                <w:sz w:val="24"/>
+                <w:szCs w:val="24"/>
+              </w:rPr>
+              <m:t>HDI</m:t>
+            </m:r>
+          </m:e>
+          <m:sub>
+            <m:r>
+              <w:rPr>
+                <w:rFonts w:ascii="Cambria Math" w:hAnsi="Cambria Math" w:cs="Times New Roman"/>
+                <w:sz w:val="24"/>
+                <w:szCs w:val="24"/>
+                <w:lang w:val="en-US"/>
+              </w:rPr>
+              <m:t>90%</m:t>
+            </m:r>
+          </m:sub>
+        </m:sSub>
+      </m:oMath>
+      <w:r>
+        <w:rPr>
+          <w:rFonts w:ascii="Times New Roman" w:eastAsiaTheme="minorEastAsia" w:hAnsi="Times New Roman" w:cs="Times New Roman"/>
+          <w:sz w:val="24"/>
+          <w:szCs w:val="24"/>
+          <w:lang w:val="en-US"/>
+        </w:rPr>
+        <w:t>=</w:t>
+      </w:r>
+      <w:r>
+        <w:rPr>
+          <w:rFonts w:ascii="Times New Roman" w:eastAsiaTheme="minorEastAsia" w:hAnsi="Times New Roman" w:cs="Times New Roman"/>
+          <w:sz w:val="24"/>
+          <w:szCs w:val="24"/>
+          <w:lang w:val="en-US"/>
+        </w:rPr>
+        <w:t xml:space="preserve"> </w:t>
+      </w:r>
+      <w:r>
+        <w:rPr>
+          <w:rFonts w:ascii="Times New Roman" w:eastAsiaTheme="minorEastAsia" w:hAnsi="Times New Roman" w:cs="Times New Roman"/>
+          <w:sz w:val="24"/>
+          <w:szCs w:val="24"/>
+          <w:lang w:val="en-US"/>
+        </w:rPr>
+        <w:t>[-</w:t>
+      </w:r>
+      <w:r>
+        <w:rPr>
+          <w:rFonts w:ascii="Times New Roman" w:eastAsiaTheme="minorEastAsia" w:hAnsi="Times New Roman" w:cs="Times New Roman"/>
+          <w:sz w:val="24"/>
+          <w:szCs w:val="24"/>
+          <w:lang w:val="en-US"/>
+        </w:rPr>
+        <w:t>0.05</w:t>
+      </w:r>
+      <w:r>
+        <w:rPr>
+          <w:rFonts w:ascii="Times New Roman" w:eastAsiaTheme="minorEastAsia" w:hAnsi="Times New Roman" w:cs="Times New Roman"/>
+          <w:sz w:val="24"/>
+          <w:szCs w:val="24"/>
+          <w:lang w:val="en-US"/>
+        </w:rPr>
+        <w:t>;</w:t>
+      </w:r>
+      <w:r>
+        <w:rPr>
+          <w:rFonts w:ascii="Times New Roman" w:eastAsiaTheme="minorEastAsia" w:hAnsi="Times New Roman" w:cs="Times New Roman"/>
+          <w:sz w:val="24"/>
+          <w:szCs w:val="24"/>
+          <w:lang w:val="en-US"/>
+        </w:rPr>
+        <w:t>0.02</w:t>
+      </w:r>
+      <w:r>
+        <w:rPr>
+          <w:rFonts w:ascii="Times New Roman" w:eastAsiaTheme="minorEastAsia" w:hAnsi="Times New Roman" w:cs="Times New Roman"/>
+          <w:sz w:val="24"/>
+          <w:szCs w:val="24"/>
+          <w:lang w:val="en-US"/>
+        </w:rPr>
+        <w:t>]</w:t>
+      </w:r>
+      <w:r>
+        <w:rPr>
+          <w:rFonts w:ascii="Times New Roman" w:eastAsiaTheme="minorEastAsia" w:hAnsi="Times New Roman" w:cs="Times New Roman"/>
+          <w:sz w:val="24"/>
+          <w:szCs w:val="24"/>
+          <w:lang w:val="en-US"/>
+        </w:rPr>
+        <w:t>)</w:t>
+      </w:r>
+      <w:r>
+        <w:rPr>
+          <w:rFonts w:ascii="Times New Roman" w:hAnsi="Times New Roman" w:cs="Times New Roman"/>
+          <w:sz w:val="24"/>
+          <w:szCs w:val="24"/>
+          <w:lang w:val="en-US"/>
+        </w:rPr>
+        <w:t xml:space="preserve">. </w:t>
+      </w:r>
+      <w:r>
+        <w:rPr>
+          <w:rFonts w:ascii="Times New Roman" w:hAnsi="Times New Roman" w:cs="Times New Roman"/>
+          <w:sz w:val="24"/>
+          <w:szCs w:val="24"/>
+          <w:lang w:val="en-US"/>
+        </w:rPr>
         <w:t>Finally, the three</w:t>
       </w:r>
       <w:r>
@@ -25813,7 +27749,150 @@
           <w:lang w:val="en-US"/>
         </w:rPr>
         <w:noBreakHyphen/>
-        <w:t>way interaction was significant, indicating that the treatment</w:t>
+        <w:t>way interaction was significant</w:t>
+      </w:r>
+      <w:r>
+        <w:rPr>
+          <w:rFonts w:ascii="Times New Roman" w:hAnsi="Times New Roman" w:cs="Times New Roman"/>
+          <w:sz w:val="24"/>
+          <w:szCs w:val="24"/>
+          <w:lang w:val="en-US"/>
+        </w:rPr>
+        <w:t xml:space="preserve"> (</w:t>
+      </w:r>
+      <w:r>
+        <w:rPr>
+          <w:rFonts w:ascii="Times New Roman" w:hAnsi="Times New Roman" w:cs="Times New Roman"/>
+          <w:i/>
+          <w:iCs/>
+          <w:sz w:val="24"/>
+          <w:szCs w:val="24"/>
+          <w:lang w:val="en-US"/>
+        </w:rPr>
+        <w:t>t</w:t>
+      </w:r>
+      <w:r>
+        <w:rPr>
+          <w:rFonts w:ascii="Times New Roman" w:hAnsi="Times New Roman" w:cs="Times New Roman"/>
+          <w:sz w:val="24"/>
+          <w:szCs w:val="24"/>
+          <w:lang w:val="en-US"/>
+        </w:rPr>
+        <w:t>(1283)</w:t>
+      </w:r>
+      <w:r>
+        <w:rPr>
+          <w:rFonts w:ascii="Times New Roman" w:hAnsi="Times New Roman" w:cs="Times New Roman"/>
+          <w:sz w:val="24"/>
+          <w:szCs w:val="24"/>
+          <w:lang w:val="en-US"/>
+        </w:rPr>
+        <w:t xml:space="preserve"> =</w:t>
+      </w:r>
+      <w:r>
+        <w:rPr>
+          <w:rFonts w:ascii="Times New Roman" w:hAnsi="Times New Roman" w:cs="Times New Roman"/>
+          <w:sz w:val="24"/>
+          <w:szCs w:val="24"/>
+          <w:lang w:val="en-US"/>
+        </w:rPr>
+        <w:t xml:space="preserve"> -2.64</w:t>
+      </w:r>
+      <w:r>
+        <w:rPr>
+          <w:rFonts w:ascii="Times New Roman" w:hAnsi="Times New Roman" w:cs="Times New Roman"/>
+          <w:sz w:val="24"/>
+          <w:szCs w:val="24"/>
+          <w:lang w:val="en-US"/>
+        </w:rPr>
+        <w:t xml:space="preserve">, </w:t>
+      </w:r>
+      <w:r>
+        <w:rPr>
+          <w:rFonts w:ascii="Times New Roman" w:hAnsi="Times New Roman" w:cs="Times New Roman"/>
+          <w:i/>
+          <w:iCs/>
+          <w:sz w:val="24"/>
+          <w:szCs w:val="24"/>
+          <w:lang w:val="en-US"/>
+        </w:rPr>
+        <w:t>p</w:t>
+      </w:r>
+      <w:r>
+        <w:rPr>
+          <w:rFonts w:ascii="Times New Roman" w:hAnsi="Times New Roman" w:cs="Times New Roman"/>
+          <w:sz w:val="24"/>
+          <w:szCs w:val="24"/>
+          <w:lang w:val="en-US"/>
+        </w:rPr>
+        <w:t xml:space="preserve"> </w:t>
+      </w:r>
+      <w:r>
+        <w:rPr>
+          <w:rFonts w:ascii="Times New Roman" w:hAnsi="Times New Roman" w:cs="Times New Roman"/>
+          <w:sz w:val="24"/>
+          <w:szCs w:val="24"/>
+          <w:lang w:val="en-US"/>
+        </w:rPr>
+        <w:t>= 0.008</w:t>
+      </w:r>
+      <w:r>
+        <w:rPr>
+          <w:rFonts w:ascii="Times New Roman" w:hAnsi="Times New Roman" w:cs="Times New Roman"/>
+          <w:sz w:val="24"/>
+          <w:szCs w:val="24"/>
+          <w:lang w:val="en-US"/>
+        </w:rPr>
+        <w:t xml:space="preserve">, </w:t>
+      </w:r>
+      <w:r>
+        <w:rPr>
+          <w:rFonts w:ascii="Times New Roman" w:hAnsi="Times New Roman" w:cs="Times New Roman"/>
+          <w:i/>
+          <w:iCs/>
+          <w:sz w:val="24"/>
+          <w:szCs w:val="24"/>
+          <w:lang w:val="en-US"/>
+        </w:rPr>
+        <w:t>R</w:t>
+      </w:r>
+      <w:r>
+        <w:rPr>
+          <w:rFonts w:ascii="Times New Roman" w:hAnsi="Times New Roman" w:cs="Times New Roman"/>
+          <w:i/>
+          <w:iCs/>
+          <w:sz w:val="24"/>
+          <w:szCs w:val="24"/>
+          <w:lang w:val="en-US"/>
+        </w:rPr>
+        <w:t>²</w:t>
+      </w:r>
+      <w:r>
+        <w:rPr>
+          <w:rFonts w:ascii="Times New Roman" w:hAnsi="Times New Roman" w:cs="Times New Roman"/>
+          <w:sz w:val="24"/>
+          <w:szCs w:val="24"/>
+          <w:lang w:val="en-US"/>
+        </w:rPr>
+        <w:t xml:space="preserve"> = </w:t>
+      </w:r>
+      <w:r>
+        <w:rPr>
+          <w:rFonts w:ascii="Times New Roman" w:hAnsi="Times New Roman" w:cs="Times New Roman"/>
+          <w:sz w:val="24"/>
+          <w:szCs w:val="24"/>
+          <w:lang w:val="en-US"/>
+        </w:rPr>
+        <w:t>0.005)</w:t>
+      </w:r>
+      <w:r>
+        <w:rPr>
+          <w:rFonts w:ascii="Times New Roman" w:hAnsi="Times New Roman" w:cs="Times New Roman"/>
+          <w:sz w:val="24"/>
+          <w:szCs w:val="24"/>
+          <w:lang w:val="en-US"/>
+        </w:rPr>
+        <w:t>, indicating that the treatment</w:t>
       </w:r>
       <w:r>
         <w:rPr>
@@ -25890,15 +27969,454 @@
           <w:lang w:val="en-US"/>
         </w:rPr>
         <w:noBreakHyphen/>
-        <w:t xml:space="preserve">effects model to performance on the final day of the acquisition phase. All mice successfully located the platform, and there were no significant main effects of treatment or environment. </w:t>
-      </w:r>
-      <w:r>
-        <w:rPr>
-          <w:rFonts w:ascii="Times New Roman" w:hAnsi="Times New Roman" w:cs="Times New Roman"/>
-          <w:sz w:val="24"/>
-          <w:szCs w:val="24"/>
-        </w:rPr>
-        <w:t>The interaction term also failed to reach significance.</w:t>
+        <w:t xml:space="preserve">effects model to performance on the final day of the acquisition phase. All mice successfully located the platform, and there were no significant main effects of treatment </w:t>
+      </w:r>
+      <w:r>
+        <w:rPr>
+          <w:rFonts w:ascii="Times New Roman" w:hAnsi="Times New Roman" w:cs="Times New Roman"/>
+          <w:sz w:val="24"/>
+          <w:szCs w:val="24"/>
+          <w:lang w:val="en-US"/>
+        </w:rPr>
+        <w:t>(</w:t>
+      </w:r>
+      <w:r>
+        <w:rPr>
+          <w:rFonts w:ascii="Times New Roman" w:hAnsi="Times New Roman" w:cs="Times New Roman"/>
+          <w:i/>
+          <w:iCs/>
+          <w:sz w:val="24"/>
+          <w:szCs w:val="24"/>
+          <w:lang w:val="en-US"/>
+        </w:rPr>
+        <w:t>t</w:t>
+      </w:r>
+      <w:r>
+        <w:rPr>
+          <w:rFonts w:ascii="Times New Roman" w:hAnsi="Times New Roman" w:cs="Times New Roman"/>
+          <w:sz w:val="24"/>
+          <w:szCs w:val="24"/>
+          <w:lang w:val="en-US"/>
+        </w:rPr>
+        <w:t>(29)</w:t>
+      </w:r>
+      <w:r>
+        <w:rPr>
+          <w:rFonts w:ascii="Times New Roman" w:hAnsi="Times New Roman" w:cs="Times New Roman"/>
+          <w:sz w:val="24"/>
+          <w:szCs w:val="24"/>
+          <w:lang w:val="en-US"/>
+        </w:rPr>
+        <w:t xml:space="preserve"> =</w:t>
+      </w:r>
+      <w:r>
+        <w:rPr>
+          <w:rFonts w:ascii="Times New Roman" w:hAnsi="Times New Roman" w:cs="Times New Roman"/>
+          <w:sz w:val="24"/>
+          <w:szCs w:val="24"/>
+          <w:lang w:val="en-US"/>
+        </w:rPr>
+        <w:t xml:space="preserve"> 1.03</w:t>
+      </w:r>
+      <w:r>
+        <w:rPr>
+          <w:rFonts w:ascii="Times New Roman" w:hAnsi="Times New Roman" w:cs="Times New Roman"/>
+          <w:sz w:val="24"/>
+          <w:szCs w:val="24"/>
+          <w:lang w:val="en-US"/>
+        </w:rPr>
+        <w:t xml:space="preserve">, </w:t>
+      </w:r>
+      <w:r>
+        <w:rPr>
+          <w:rFonts w:ascii="Times New Roman" w:hAnsi="Times New Roman" w:cs="Times New Roman"/>
+          <w:i/>
+          <w:iCs/>
+          <w:sz w:val="24"/>
+          <w:szCs w:val="24"/>
+          <w:lang w:val="en-US"/>
+        </w:rPr>
+        <w:t>p</w:t>
+      </w:r>
+      <w:r>
+        <w:rPr>
+          <w:rFonts w:ascii="Times New Roman" w:hAnsi="Times New Roman" w:cs="Times New Roman"/>
+          <w:sz w:val="24"/>
+          <w:szCs w:val="24"/>
+          <w:lang w:val="en-US"/>
+        </w:rPr>
+        <w:t xml:space="preserve"> </w:t>
+      </w:r>
+      <w:r>
+        <w:rPr>
+          <w:rFonts w:ascii="Times New Roman" w:hAnsi="Times New Roman" w:cs="Times New Roman"/>
+          <w:sz w:val="24"/>
+          <w:szCs w:val="24"/>
+          <w:lang w:val="en-US"/>
+        </w:rPr>
+        <w:t>= 0.31</w:t>
+      </w:r>
+      <w:r>
+        <w:rPr>
+          <w:rFonts w:ascii="Times New Roman" w:hAnsi="Times New Roman" w:cs="Times New Roman"/>
+          <w:sz w:val="24"/>
+          <w:szCs w:val="24"/>
+          <w:lang w:val="en-US"/>
+        </w:rPr>
+        <w:t xml:space="preserve">, </w:t>
+      </w:r>
+      <w:r>
+        <w:rPr>
+          <w:rFonts w:ascii="Times New Roman" w:hAnsi="Times New Roman" w:cs="Times New Roman"/>
+          <w:i/>
+          <w:iCs/>
+          <w:sz w:val="24"/>
+          <w:szCs w:val="24"/>
+          <w:lang w:val="en-US"/>
+        </w:rPr>
+        <w:t>R</w:t>
+      </w:r>
+      <w:r>
+        <w:rPr>
+          <w:rFonts w:ascii="Times New Roman" w:hAnsi="Times New Roman" w:cs="Times New Roman"/>
+          <w:i/>
+          <w:iCs/>
+          <w:sz w:val="24"/>
+          <w:szCs w:val="24"/>
+          <w:lang w:val="en-US"/>
+        </w:rPr>
+        <w:t>²</w:t>
+      </w:r>
+      <w:r>
+        <w:rPr>
+          <w:rFonts w:ascii="Times New Roman" w:hAnsi="Times New Roman" w:cs="Times New Roman"/>
+          <w:sz w:val="24"/>
+          <w:szCs w:val="24"/>
+          <w:lang w:val="en-US"/>
+        </w:rPr>
+        <w:t xml:space="preserve"> = </w:t>
+      </w:r>
+      <w:r>
+        <w:rPr>
+          <w:rFonts w:ascii="Times New Roman" w:hAnsi="Times New Roman" w:cs="Times New Roman"/>
+          <w:sz w:val="24"/>
+          <w:szCs w:val="24"/>
+          <w:lang w:val="en-US"/>
+        </w:rPr>
+        <w:t>0.01)</w:t>
+      </w:r>
+      <w:r>
+        <w:rPr>
+          <w:rFonts w:ascii="Times New Roman" w:hAnsi="Times New Roman" w:cs="Times New Roman"/>
+          <w:sz w:val="24"/>
+          <w:szCs w:val="24"/>
+          <w:lang w:val="en-US"/>
+        </w:rPr>
+        <w:t xml:space="preserve"> </w:t>
+      </w:r>
+      <w:r>
+        <w:rPr>
+          <w:rFonts w:ascii="Times New Roman" w:hAnsi="Times New Roman" w:cs="Times New Roman"/>
+          <w:sz w:val="24"/>
+          <w:szCs w:val="24"/>
+          <w:lang w:val="en-US"/>
+        </w:rPr>
+        <w:t>or environment</w:t>
+      </w:r>
+      <w:r>
+        <w:rPr>
+          <w:rFonts w:ascii="Times New Roman" w:hAnsi="Times New Roman" w:cs="Times New Roman"/>
+          <w:sz w:val="24"/>
+          <w:szCs w:val="24"/>
+          <w:lang w:val="en-US"/>
+        </w:rPr>
+        <w:t xml:space="preserve"> (</w:t>
+      </w:r>
+      <w:r>
+        <w:rPr>
+          <w:rFonts w:ascii="Times New Roman" w:hAnsi="Times New Roman" w:cs="Times New Roman"/>
+          <w:i/>
+          <w:iCs/>
+          <w:sz w:val="24"/>
+          <w:szCs w:val="24"/>
+          <w:lang w:val="en-US"/>
+        </w:rPr>
+        <w:t>t</w:t>
+      </w:r>
+      <w:r>
+        <w:rPr>
+          <w:rFonts w:ascii="Times New Roman" w:hAnsi="Times New Roman" w:cs="Times New Roman"/>
+          <w:sz w:val="24"/>
+          <w:szCs w:val="24"/>
+          <w:lang w:val="en-US"/>
+        </w:rPr>
+        <w:t>(29)</w:t>
+      </w:r>
+      <w:r>
+        <w:rPr>
+          <w:rFonts w:ascii="Times New Roman" w:hAnsi="Times New Roman" w:cs="Times New Roman"/>
+          <w:sz w:val="24"/>
+          <w:szCs w:val="24"/>
+          <w:lang w:val="en-US"/>
+        </w:rPr>
+        <w:t xml:space="preserve"> =</w:t>
+      </w:r>
+      <w:r>
+        <w:rPr>
+          <w:rFonts w:ascii="Times New Roman" w:hAnsi="Times New Roman" w:cs="Times New Roman"/>
+          <w:sz w:val="24"/>
+          <w:szCs w:val="24"/>
+          <w:lang w:val="en-US"/>
+        </w:rPr>
+        <w:t xml:space="preserve"> -1.22</w:t>
+      </w:r>
+      <w:r>
+        <w:rPr>
+          <w:rFonts w:ascii="Times New Roman" w:hAnsi="Times New Roman" w:cs="Times New Roman"/>
+          <w:sz w:val="24"/>
+          <w:szCs w:val="24"/>
+          <w:lang w:val="en-US"/>
+        </w:rPr>
+        <w:t xml:space="preserve">, </w:t>
+      </w:r>
+      <w:r>
+        <w:rPr>
+          <w:rFonts w:ascii="Times New Roman" w:hAnsi="Times New Roman" w:cs="Times New Roman"/>
+          <w:i/>
+          <w:iCs/>
+          <w:sz w:val="24"/>
+          <w:szCs w:val="24"/>
+          <w:lang w:val="en-US"/>
+        </w:rPr>
+        <w:t>p</w:t>
+      </w:r>
+      <w:r>
+        <w:rPr>
+          <w:rFonts w:ascii="Times New Roman" w:hAnsi="Times New Roman" w:cs="Times New Roman"/>
+          <w:sz w:val="24"/>
+          <w:szCs w:val="24"/>
+          <w:lang w:val="en-US"/>
+        </w:rPr>
+        <w:t xml:space="preserve"> </w:t>
+      </w:r>
+      <w:r>
+        <w:rPr>
+          <w:rFonts w:ascii="Times New Roman" w:hAnsi="Times New Roman" w:cs="Times New Roman"/>
+          <w:sz w:val="24"/>
+          <w:szCs w:val="24"/>
+          <w:lang w:val="en-US"/>
+        </w:rPr>
+        <w:t>= 0.23</w:t>
+      </w:r>
+      <w:r>
+        <w:rPr>
+          <w:rFonts w:ascii="Times New Roman" w:hAnsi="Times New Roman" w:cs="Times New Roman"/>
+          <w:sz w:val="24"/>
+          <w:szCs w:val="24"/>
+          <w:lang w:val="en-US"/>
+        </w:rPr>
+        <w:t xml:space="preserve">, </w:t>
+      </w:r>
+      <w:r>
+        <w:rPr>
+          <w:rFonts w:ascii="Times New Roman" w:hAnsi="Times New Roman" w:cs="Times New Roman"/>
+          <w:i/>
+          <w:iCs/>
+          <w:sz w:val="24"/>
+          <w:szCs w:val="24"/>
+          <w:lang w:val="en-US"/>
+        </w:rPr>
+        <w:t>R</w:t>
+      </w:r>
+      <w:r>
+        <w:rPr>
+          <w:rFonts w:ascii="Times New Roman" w:hAnsi="Times New Roman" w:cs="Times New Roman"/>
+          <w:i/>
+          <w:iCs/>
+          <w:sz w:val="24"/>
+          <w:szCs w:val="24"/>
+          <w:lang w:val="en-US"/>
+        </w:rPr>
+        <w:t>²</w:t>
+      </w:r>
+      <w:r>
+        <w:rPr>
+          <w:rFonts w:ascii="Times New Roman" w:hAnsi="Times New Roman" w:cs="Times New Roman"/>
+          <w:sz w:val="24"/>
+          <w:szCs w:val="24"/>
+          <w:lang w:val="en-US"/>
+        </w:rPr>
+        <w:t xml:space="preserve"> = </w:t>
+      </w:r>
+      <w:r>
+        <w:rPr>
+          <w:rFonts w:ascii="Times New Roman" w:hAnsi="Times New Roman" w:cs="Times New Roman"/>
+          <w:sz w:val="24"/>
+          <w:szCs w:val="24"/>
+          <w:lang w:val="en-US"/>
+        </w:rPr>
+        <w:t>0.02)</w:t>
+      </w:r>
+      <w:r>
+        <w:rPr>
+          <w:rFonts w:ascii="Times New Roman" w:hAnsi="Times New Roman" w:cs="Times New Roman"/>
+          <w:sz w:val="24"/>
+          <w:szCs w:val="24"/>
+          <w:lang w:val="en-US"/>
+        </w:rPr>
+        <w:t xml:space="preserve">. </w:t>
+      </w:r>
+      <w:r>
+        <w:rPr>
+          <w:rFonts w:ascii="Times New Roman" w:hAnsi="Times New Roman" w:cs="Times New Roman"/>
+          <w:sz w:val="24"/>
+          <w:szCs w:val="24"/>
+          <w:lang w:val="en-US"/>
+        </w:rPr>
+        <w:t>The interaction term also failed to reach significance</w:t>
+      </w:r>
+      <w:r>
+        <w:rPr>
+          <w:rFonts w:ascii="Times New Roman" w:hAnsi="Times New Roman" w:cs="Times New Roman"/>
+          <w:sz w:val="24"/>
+          <w:szCs w:val="24"/>
+          <w:lang w:val="en-US"/>
+        </w:rPr>
+        <w:t xml:space="preserve"> (</w:t>
+      </w:r>
+      <w:r>
+        <w:rPr>
+          <w:rFonts w:ascii="Times New Roman" w:hAnsi="Times New Roman" w:cs="Times New Roman"/>
+          <w:i/>
+          <w:iCs/>
+          <w:sz w:val="24"/>
+          <w:szCs w:val="24"/>
+          <w:lang w:val="en-US"/>
+        </w:rPr>
+        <w:t>t</w:t>
+      </w:r>
+      <w:r>
+        <w:rPr>
+          <w:rFonts w:ascii="Times New Roman" w:hAnsi="Times New Roman" w:cs="Times New Roman"/>
+          <w:sz w:val="24"/>
+          <w:szCs w:val="24"/>
+          <w:lang w:val="en-US"/>
+        </w:rPr>
+        <w:t>(29)</w:t>
+      </w:r>
+      <w:r>
+        <w:rPr>
+          <w:rFonts w:ascii="Times New Roman" w:hAnsi="Times New Roman" w:cs="Times New Roman"/>
+          <w:sz w:val="24"/>
+          <w:szCs w:val="24"/>
+          <w:lang w:val="en-US"/>
+        </w:rPr>
+        <w:t xml:space="preserve"> =</w:t>
+      </w:r>
+      <w:r>
+        <w:rPr>
+          <w:rFonts w:ascii="Times New Roman" w:hAnsi="Times New Roman" w:cs="Times New Roman"/>
+          <w:sz w:val="24"/>
+          <w:szCs w:val="24"/>
+          <w:lang w:val="en-US"/>
+        </w:rPr>
+        <w:t xml:space="preserve"> -0.96</w:t>
+      </w:r>
+      <w:r>
+        <w:rPr>
+          <w:rFonts w:ascii="Times New Roman" w:hAnsi="Times New Roman" w:cs="Times New Roman"/>
+          <w:sz w:val="24"/>
+          <w:szCs w:val="24"/>
+          <w:lang w:val="en-US"/>
+        </w:rPr>
+        <w:t xml:space="preserve">, </w:t>
+      </w:r>
+      <w:r>
+        <w:rPr>
+          <w:rFonts w:ascii="Times New Roman" w:hAnsi="Times New Roman" w:cs="Times New Roman"/>
+          <w:i/>
+          <w:iCs/>
+          <w:sz w:val="24"/>
+          <w:szCs w:val="24"/>
+          <w:lang w:val="en-US"/>
+        </w:rPr>
+        <w:t>p</w:t>
+      </w:r>
+      <w:r>
+        <w:rPr>
+          <w:rFonts w:ascii="Times New Roman" w:hAnsi="Times New Roman" w:cs="Times New Roman"/>
+          <w:sz w:val="24"/>
+          <w:szCs w:val="24"/>
+          <w:lang w:val="en-US"/>
+        </w:rPr>
+        <w:t xml:space="preserve"> </w:t>
+      </w:r>
+      <w:r>
+        <w:rPr>
+          <w:rFonts w:ascii="Times New Roman" w:hAnsi="Times New Roman" w:cs="Times New Roman"/>
+          <w:sz w:val="24"/>
+          <w:szCs w:val="24"/>
+          <w:lang w:val="en-US"/>
+        </w:rPr>
+        <w:t>= 0.34</w:t>
+      </w:r>
+      <w:r>
+        <w:rPr>
+          <w:rFonts w:ascii="Times New Roman" w:hAnsi="Times New Roman" w:cs="Times New Roman"/>
+          <w:sz w:val="24"/>
+          <w:szCs w:val="24"/>
+          <w:lang w:val="en-US"/>
+        </w:rPr>
+        <w:t xml:space="preserve">, </w:t>
+      </w:r>
+      <w:r>
+        <w:rPr>
+          <w:rFonts w:ascii="Times New Roman" w:hAnsi="Times New Roman" w:cs="Times New Roman"/>
+          <w:i/>
+          <w:iCs/>
+          <w:sz w:val="24"/>
+          <w:szCs w:val="24"/>
+          <w:lang w:val="en-US"/>
+        </w:rPr>
+        <w:t>R</w:t>
+      </w:r>
+      <w:r>
+        <w:rPr>
+          <w:rFonts w:ascii="Times New Roman" w:hAnsi="Times New Roman" w:cs="Times New Roman"/>
+          <w:i/>
+          <w:iCs/>
+          <w:sz w:val="24"/>
+          <w:szCs w:val="24"/>
+          <w:lang w:val="en-US"/>
+        </w:rPr>
+        <w:t>²</w:t>
+      </w:r>
+      <w:r>
+        <w:rPr>
+          <w:rFonts w:ascii="Times New Roman" w:hAnsi="Times New Roman" w:cs="Times New Roman"/>
+          <w:sz w:val="24"/>
+          <w:szCs w:val="24"/>
+          <w:lang w:val="en-US"/>
+        </w:rPr>
+        <w:t xml:space="preserve"> = </w:t>
+      </w:r>
+      <w:r>
+        <w:rPr>
+          <w:rFonts w:ascii="Times New Roman" w:hAnsi="Times New Roman" w:cs="Times New Roman"/>
+          <w:sz w:val="24"/>
+          <w:szCs w:val="24"/>
+          <w:lang w:val="en-US"/>
+        </w:rPr>
+        <w:t>0.01)</w:t>
+      </w:r>
+      <w:r>
+        <w:rPr>
+          <w:rFonts w:ascii="Times New Roman" w:hAnsi="Times New Roman" w:cs="Times New Roman"/>
+          <w:sz w:val="24"/>
+          <w:szCs w:val="24"/>
+          <w:lang w:val="en-US"/>
+        </w:rPr>
+        <w:t>.</w:t>
       </w:r>
     </w:p>
     <w:p>
@@ -25918,27 +28436,46 @@
           <w:szCs w:val="24"/>
           <w:lang w:val="en-US"/>
         </w:rPr>
-        <w:t xml:space="preserve">Because total path length may be confounded by overall activity and swim speed, we repeated the analysis using distance to target. The same main effects emerged as for path length. However, the interaction pattern differed slightly: only the Environment × Treatment and Day × Environment interactions reached significance. </w:t>
-      </w:r>
-      <w:r>
-        <w:rPr>
-          <w:rFonts w:ascii="Times New Roman" w:hAnsi="Times New Roman" w:cs="Times New Roman"/>
-          <w:sz w:val="24"/>
-          <w:szCs w:val="24"/>
-        </w:rPr>
-        <w:t>A full results table is provided in Appendix …</w:t>
-      </w:r>
-    </w:p>
-    <w:p>
-      <w:pPr>
-        <w:ind w:firstLine="709"/>
-        <w:rPr>
-          <w:rFonts w:ascii="Times New Roman" w:hAnsi="Times New Roman" w:cs="Times New Roman"/>
-          <w:sz w:val="24"/>
-          <w:szCs w:val="24"/>
-          <w:lang w:val="en-GB"/>
-        </w:rPr>
-      </w:pPr>
+        <w:t>Because total path length may be confounded by overall activity and swim speed, we repeated the analysis using distance to target. The same main effects emerged as for path length. However, the interaction pattern differed slightly: only the Environment × Treatment and Day × Environment interactions reached significance</w:t>
+      </w:r>
+      <w:r>
+        <w:rPr>
+          <w:rFonts w:ascii="Times New Roman" w:hAnsi="Times New Roman" w:cs="Times New Roman"/>
+          <w:sz w:val="24"/>
+          <w:szCs w:val="24"/>
+          <w:lang w:val="en-US"/>
+        </w:rPr>
+        <w:t xml:space="preserve">. </w:t>
+      </w:r>
+      <w:r>
+        <w:rPr>
+          <w:rFonts w:ascii="Times New Roman" w:hAnsi="Times New Roman" w:cs="Times New Roman"/>
+          <w:sz w:val="24"/>
+          <w:szCs w:val="24"/>
+          <w:lang w:val="en-US"/>
+        </w:rPr>
+        <w:t>The three</w:t>
+      </w:r>
+      <w:r>
+        <w:rPr>
+          <w:rFonts w:ascii="Times New Roman" w:hAnsi="Times New Roman" w:cs="Times New Roman"/>
+          <w:sz w:val="24"/>
+          <w:szCs w:val="24"/>
+          <w:lang w:val="en-US"/>
+        </w:rPr>
+        <w:noBreakHyphen/>
+        <w:t>way interaction was marginally non</w:t>
+      </w:r>
+      <w:r>
+        <w:rPr>
+          <w:rFonts w:ascii="Times New Roman" w:hAnsi="Times New Roman" w:cs="Times New Roman"/>
+          <w:sz w:val="24"/>
+          <w:szCs w:val="24"/>
+          <w:lang w:val="en-US"/>
+        </w:rPr>
+        <w:noBreakHyphen/>
+        <w:t>significant, suggesting that part of the effect observed in total path length may reflect differences in overall activity or swim speed. A full results table is provided in Appendi</w:t>
+      </w:r>
     </w:p>
     <w:p>
       <w:pPr>
@@ -26502,7 +29039,6 @@
         <w:rPr>
           <w:lang w:val="en-US"/>
         </w:rPr>
-        <w:lastRenderedPageBreak/>
         <w:t>Khalil, M. H. (2024). Environmental enrichment: a systematic review on the effect of a changing spatial complexity on hippocampal neurogenesis and plasticity in rodents, with considerations for translation to urban and built environments for humans. </w:t>
       </w:r>
       <w:r>
@@ -26713,6 +29249,7 @@
           <w:lang w:val="en-US" w:eastAsia="nl-NL"/>
           <w14:ligatures w14:val="none"/>
         </w:rPr>
+        <w:lastRenderedPageBreak/>
         <w:t>Berlyne</w:t>
       </w:r>
       <w:r>
@@ -27177,7 +29714,6 @@
         <w:rPr>
           <w:lang w:val="en-US"/>
         </w:rPr>
-        <w:lastRenderedPageBreak/>
         <w:t xml:space="preserve">Florian, C., &amp; Roullet, P. (2004). Hippocampal CA3-region is crucial for acquisition and memory consolidation in Morris water maze task in mice. </w:t>
       </w:r>
       <w:r>

--- a/Thesis_SiebeEveraerts_draft3.docx
+++ b/Thesis_SiebeEveraerts_draft3.docx
@@ -10,9 +10,210 @@
           <w:bCs/>
           <w:sz w:val="24"/>
           <w:szCs w:val="24"/>
+          <w:lang w:val="en-US"/>
+        </w:rPr>
+      </w:pPr>
+      <w:r>
+        <w:rPr>
+          <w:rFonts w:ascii="Times New Roman" w:hAnsi="Times New Roman" w:cs="Times New Roman"/>
+          <w:b/>
+          <w:bCs/>
+          <w:sz w:val="24"/>
+          <w:szCs w:val="24"/>
+          <w:lang w:val="en-US"/>
+        </w:rPr>
+        <w:t>MTX</w:t>
+      </w:r>
+    </w:p>
+    <w:p>
+      <w:pPr>
+        <w:rPr>
+          <w:rFonts w:ascii="Times New Roman" w:hAnsi="Times New Roman" w:cs="Times New Roman"/>
+          <w:sz w:val="24"/>
+          <w:szCs w:val="24"/>
+          <w:lang w:val="en-US"/>
+        </w:rPr>
+      </w:pPr>
+      <w:r>
+        <w:rPr>
+          <w:rFonts w:ascii="Times New Roman" w:hAnsi="Times New Roman" w:cs="Times New Roman"/>
+          <w:sz w:val="24"/>
+          <w:szCs w:val="24"/>
+          <w:lang w:val="en-US"/>
+        </w:rPr>
+        <w:t>In </w:t>
+      </w:r>
+      <w:hyperlink r:id="rId5" w:history="1">
+        <w:r>
+          <w:rPr>
+            <w:rStyle w:val="Hyperlink"/>
+            <w:rFonts w:ascii="Times New Roman" w:hAnsi="Times New Roman" w:cs="Times New Roman"/>
+            <w:sz w:val="24"/>
+            <w:szCs w:val="24"/>
+            <w:lang w:val="en-US"/>
+          </w:rPr>
+          <w:t>primary central nervous system lymphoma</w:t>
+        </w:r>
+      </w:hyperlink>
+      <w:r>
+        <w:rPr>
+          <w:rFonts w:ascii="Times New Roman" w:hAnsi="Times New Roman" w:cs="Times New Roman"/>
+          <w:sz w:val="24"/>
+          <w:szCs w:val="24"/>
+          <w:lang w:val="en-US"/>
+        </w:rPr>
+        <w:t> (PNCL), MRI scans of patients undergoing chemotherapy treatment with </w:t>
+      </w:r>
+      <w:hyperlink r:id="rId6" w:history="1">
+        <w:r>
+          <w:rPr>
+            <w:rStyle w:val="Hyperlink"/>
+            <w:rFonts w:ascii="Times New Roman" w:hAnsi="Times New Roman" w:cs="Times New Roman"/>
+            <w:sz w:val="24"/>
+            <w:szCs w:val="24"/>
+            <w:lang w:val="en-US"/>
+          </w:rPr>
+          <w:t>methotrexate</w:t>
+        </w:r>
+      </w:hyperlink>
+      <w:r>
+        <w:rPr>
+          <w:rFonts w:ascii="Times New Roman" w:hAnsi="Times New Roman" w:cs="Times New Roman"/>
+          <w:sz w:val="24"/>
+          <w:szCs w:val="24"/>
+          <w:lang w:val="en-US"/>
+        </w:rPr>
+        <w:t> (MTX) showed </w:t>
+      </w:r>
+      <w:hyperlink r:id="rId7" w:history="1">
+        <w:r>
+          <w:rPr>
+            <w:rStyle w:val="Hyperlink"/>
+            <w:rFonts w:ascii="Times New Roman" w:hAnsi="Times New Roman" w:cs="Times New Roman"/>
+            <w:sz w:val="24"/>
+            <w:szCs w:val="24"/>
+            <w:lang w:val="en-US"/>
+          </w:rPr>
+          <w:t>demyelination</w:t>
+        </w:r>
+      </w:hyperlink>
+      <w:r>
+        <w:rPr>
+          <w:rFonts w:ascii="Times New Roman" w:hAnsi="Times New Roman" w:cs="Times New Roman"/>
+          <w:sz w:val="24"/>
+          <w:szCs w:val="24"/>
+          <w:lang w:val="en-US"/>
+        </w:rPr>
+        <w:t> throughout white matter tracts in the brain post treatment </w:t>
+      </w:r>
+      <w:bookmarkStart w:id="0" w:name="bb0090"/>
+      <w:r>
+        <w:rPr>
+          <w:rFonts w:ascii="Times New Roman" w:hAnsi="Times New Roman" w:cs="Times New Roman"/>
+          <w:sz w:val="24"/>
+          <w:szCs w:val="24"/>
+        </w:rPr>
+        <w:fldChar w:fldCharType="begin"/>
+      </w:r>
+      <w:r>
+        <w:rPr>
+          <w:rFonts w:ascii="Times New Roman" w:hAnsi="Times New Roman" w:cs="Times New Roman"/>
+          <w:sz w:val="24"/>
+          <w:szCs w:val="24"/>
+          <w:lang w:val="en-US"/>
+        </w:rPr>
+        <w:instrText>HYPERLINK "https://www.sciencedirect.com/science/article/pii/S030573721730155X" \l "b0090"</w:instrText>
+      </w:r>
+      <w:r>
+        <w:rPr>
+          <w:rFonts w:ascii="Times New Roman" w:hAnsi="Times New Roman" w:cs="Times New Roman"/>
+          <w:sz w:val="24"/>
+          <w:szCs w:val="24"/>
+        </w:rPr>
+      </w:r>
+      <w:r>
+        <w:rPr>
+          <w:rFonts w:ascii="Times New Roman" w:hAnsi="Times New Roman" w:cs="Times New Roman"/>
+          <w:sz w:val="24"/>
+          <w:szCs w:val="24"/>
+        </w:rPr>
+        <w:fldChar w:fldCharType="separate"/>
+      </w:r>
+      <w:r>
+        <w:rPr>
+          <w:rStyle w:val="Hyperlink"/>
+          <w:rFonts w:ascii="Times New Roman" w:hAnsi="Times New Roman" w:cs="Times New Roman"/>
+          <w:sz w:val="24"/>
+          <w:szCs w:val="24"/>
+          <w:lang w:val="en-US"/>
+        </w:rPr>
+        <w:t>[18]</w:t>
+      </w:r>
+      <w:r>
+        <w:rPr>
+          <w:rFonts w:ascii="Times New Roman" w:hAnsi="Times New Roman" w:cs="Times New Roman"/>
+          <w:sz w:val="24"/>
+          <w:szCs w:val="24"/>
           <w:lang w:val="en-GB"/>
         </w:rPr>
+        <w:fldChar w:fldCharType="end"/>
+      </w:r>
+      <w:bookmarkEnd w:id="0"/>
+      <w:r>
+        <w:rPr>
+          <w:rFonts w:ascii="Times New Roman" w:hAnsi="Times New Roman" w:cs="Times New Roman"/>
+          <w:sz w:val="24"/>
+          <w:szCs w:val="24"/>
+          <w:lang w:val="en-US"/>
+        </w:rPr>
+        <w:t>.</w:t>
+      </w:r>
+    </w:p>
+    <w:p>
+      <w:pPr>
+        <w:rPr>
+          <w:rFonts w:ascii="Times New Roman" w:hAnsi="Times New Roman" w:cs="Times New Roman"/>
+          <w:sz w:val="24"/>
+          <w:szCs w:val="24"/>
+          <w:lang w:val="en-US"/>
+        </w:rPr>
       </w:pPr>
+      <w:r>
+        <w:rPr>
+          <w:rFonts w:ascii="Times New Roman" w:hAnsi="Times New Roman" w:cs="Times New Roman"/>
+          <w:sz w:val="24"/>
+          <w:szCs w:val="24"/>
+          <w:lang w:val="en-US"/>
+        </w:rPr>
+        <w:tab/>
+      </w:r>
+      <w:r>
+        <w:rPr>
+          <w:rFonts w:ascii="Times New Roman" w:hAnsi="Times New Roman" w:cs="Times New Roman"/>
+          <w:sz w:val="24"/>
+          <w:szCs w:val="24"/>
+          <w:lang w:val="en-US"/>
+        </w:rPr>
+        <w:t>“</w:t>
+      </w:r>
+      <w:r>
+        <w:rPr>
+          <w:rFonts w:ascii="Times New Roman" w:hAnsi="Times New Roman" w:cs="Times New Roman"/>
+          <w:sz w:val="24"/>
+          <w:szCs w:val="24"/>
+          <w:lang w:val="en-US"/>
+        </w:rPr>
+        <w:t>MTX-induced white matter changes are associated with polymorphisms of methionine metabolism</w:t>
+      </w:r>
+      <w:r>
+        <w:rPr>
+          <w:rFonts w:ascii="Times New Roman" w:hAnsi="Times New Roman" w:cs="Times New Roman"/>
+          <w:sz w:val="24"/>
+          <w:szCs w:val="24"/>
+          <w:lang w:val="en-US"/>
+        </w:rPr>
+        <w:t>”</w:t>
+      </w:r>
     </w:p>
     <w:p>
       <w:pPr>
@@ -48,23 +249,2358 @@
     </w:p>
     <w:p>
       <w:pPr>
-        <w:rPr>
-          <w:rFonts w:ascii="Times New Roman" w:hAnsi="Times New Roman" w:cs="Times New Roman"/>
-          <w:b/>
-          <w:bCs/>
-          <w:sz w:val="24"/>
-          <w:szCs w:val="24"/>
-          <w:lang w:val="en-GB"/>
-        </w:rPr>
+        <w:pStyle w:val="introduction"/>
       </w:pPr>
       <w:r>
-        <w:rPr>
-          <w:rFonts w:ascii="Times New Roman" w:hAnsi="Times New Roman" w:cs="Times New Roman"/>
-          <w:b/>
-          <w:bCs/>
-          <w:sz w:val="24"/>
-          <w:szCs w:val="24"/>
-          <w:lang w:val="en-GB"/>
+        <w:t>Pediatric Cancer</w:t>
+      </w:r>
+      <w:r>
+        <w:t xml:space="preserve"> and Treatments</w:t>
+      </w:r>
+    </w:p>
+    <w:p>
+      <w:pPr>
+        <w:pStyle w:val="Resultsheading"/>
+        <w:numPr>
+          <w:ilvl w:val="0"/>
+          <w:numId w:val="0"/>
+        </w:numPr>
+        <w:spacing w:line="276" w:lineRule="auto"/>
+        <w:ind w:firstLine="709"/>
+        <w:rPr>
+          <w:b w:val="0"/>
+          <w:bCs w:val="0"/>
+          <w:szCs w:val="24"/>
+          <w:lang w:val="en-US"/>
+        </w:rPr>
+      </w:pPr>
+      <w:r>
+        <w:rPr>
+          <w:b w:val="0"/>
+          <w:bCs w:val="0"/>
+          <w:szCs w:val="24"/>
+          <w:lang w:val="en-US"/>
+        </w:rPr>
+        <w:t>Cancer is a major global health burden and remains one of the leading causes of disease</w:t>
+      </w:r>
+      <w:r>
+        <w:rPr>
+          <w:b w:val="0"/>
+          <w:bCs w:val="0"/>
+          <w:szCs w:val="24"/>
+          <w:lang w:val="en-US"/>
+        </w:rPr>
+        <w:noBreakHyphen/>
+        <w:t xml:space="preserve">related death among children worldwide. Each year, an estimated </w:t>
+      </w:r>
+      <w:r>
+        <w:rPr>
+          <w:b w:val="0"/>
+          <w:bCs w:val="0"/>
+          <w:szCs w:val="24"/>
+          <w:lang w:val="en-US"/>
+        </w:rPr>
+        <w:t>400.000</w:t>
+      </w:r>
+      <w:r>
+        <w:rPr>
+          <w:b w:val="0"/>
+          <w:bCs w:val="0"/>
+          <w:szCs w:val="24"/>
+          <w:lang w:val="en-US"/>
+        </w:rPr>
+        <w:t xml:space="preserve"> children and adolescents (0–19 years) are diagnosed with cancer, posing a particularly severe threat to vulnerable populations (Lam et al., 2019). Although global childhood cancer mortality has declined over recent decades, approximately 38% of affected children still die from the disease</w:t>
+      </w:r>
+      <w:r>
+        <w:rPr>
+          <w:b w:val="0"/>
+          <w:bCs w:val="0"/>
+          <w:szCs w:val="24"/>
+          <w:lang w:val="en-US"/>
+        </w:rPr>
+        <w:t>, with the burden being highest for low- and middle-income countries (</w:t>
+      </w:r>
+      <w:r>
+        <w:rPr>
+          <w:b w:val="0"/>
+          <w:bCs w:val="0"/>
+          <w:szCs w:val="24"/>
+          <w:lang w:val="en-US"/>
+        </w:rPr>
+        <w:t xml:space="preserve">Force et al., 2026). Among pediatric cancers, </w:t>
+      </w:r>
+      <w:r>
+        <w:rPr>
+          <w:b w:val="0"/>
+          <w:bCs w:val="0"/>
+          <w:szCs w:val="24"/>
+          <w:lang w:val="en-US"/>
+        </w:rPr>
+        <w:t xml:space="preserve">acute lymphoblastic </w:t>
+      </w:r>
+      <w:r>
+        <w:rPr>
+          <w:b w:val="0"/>
+          <w:bCs w:val="0"/>
+          <w:szCs w:val="24"/>
+          <w:lang w:val="en-US"/>
+        </w:rPr>
+        <w:t xml:space="preserve">leukemia </w:t>
+      </w:r>
+      <w:r>
+        <w:rPr>
+          <w:b w:val="0"/>
+          <w:bCs w:val="0"/>
+          <w:szCs w:val="24"/>
+          <w:lang w:val="en-US"/>
+        </w:rPr>
+        <w:t xml:space="preserve">(ALL) </w:t>
+      </w:r>
+      <w:r>
+        <w:rPr>
+          <w:b w:val="0"/>
+          <w:bCs w:val="0"/>
+          <w:szCs w:val="24"/>
+          <w:lang w:val="en-US"/>
+        </w:rPr>
+        <w:t>is the most common subtype, originating in hematopoietic stem and progenitor cells. Malignant transformation disrupts normal blood cell development, leading to uncontrolled proliferation of abnormal leukocytes and impaired immune and hematopoietic function (Loke &amp; Kansagra, 2022; Steliarova</w:t>
+      </w:r>
+      <w:r>
+        <w:rPr>
+          <w:b w:val="0"/>
+          <w:bCs w:val="0"/>
+          <w:szCs w:val="24"/>
+          <w:lang w:val="en-US"/>
+        </w:rPr>
+        <w:noBreakHyphen/>
+        <w:t>Foucher et al., 2017).</w:t>
+      </w:r>
+      <w:r>
+        <w:rPr>
+          <w:b w:val="0"/>
+          <w:bCs w:val="0"/>
+          <w:szCs w:val="24"/>
+          <w:lang w:val="en-US"/>
+        </w:rPr>
+        <w:t xml:space="preserve"> Many treatments for pediatric cancer exist but the most common current treatment strategies </w:t>
+      </w:r>
+      <w:r>
+        <w:rPr>
+          <w:b w:val="0"/>
+          <w:bCs w:val="0"/>
+          <w:szCs w:val="24"/>
+          <w:lang w:val="en-US"/>
+        </w:rPr>
+        <w:t>include radiotherapy, immunotherapy, surgery, and chemotherapy</w:t>
+      </w:r>
+      <w:r>
+        <w:rPr>
+          <w:b w:val="0"/>
+          <w:bCs w:val="0"/>
+          <w:szCs w:val="24"/>
+          <w:lang w:val="en-US"/>
+        </w:rPr>
+        <w:t>, with the latter being the most widely used due to its acknowledged efficacy</w:t>
+      </w:r>
+      <w:r>
+        <w:rPr>
+          <w:b w:val="0"/>
+          <w:bCs w:val="0"/>
+          <w:szCs w:val="24"/>
+          <w:lang w:val="en-US"/>
+        </w:rPr>
+        <w:t xml:space="preserve"> (Urruticoechea et al., 2010</w:t>
+      </w:r>
+      <w:r>
+        <w:rPr>
+          <w:b w:val="0"/>
+          <w:bCs w:val="0"/>
+          <w:szCs w:val="24"/>
+          <w:lang w:val="en-US"/>
+        </w:rPr>
+        <w:t xml:space="preserve">; </w:t>
+      </w:r>
+      <w:r>
+        <w:rPr>
+          <w:b w:val="0"/>
+          <w:bCs w:val="0"/>
+          <w:szCs w:val="24"/>
+          <w:lang w:val="en-US"/>
+        </w:rPr>
+        <w:t>Shih et al., 2015</w:t>
+      </w:r>
+      <w:r>
+        <w:rPr>
+          <w:b w:val="0"/>
+          <w:bCs w:val="0"/>
+          <w:szCs w:val="24"/>
+          <w:lang w:val="en-US"/>
+        </w:rPr>
+        <w:t>).</w:t>
+      </w:r>
+      <w:r>
+        <w:rPr>
+          <w:b w:val="0"/>
+          <w:bCs w:val="0"/>
+          <w:szCs w:val="24"/>
+          <w:lang w:val="en-US"/>
+        </w:rPr>
+        <w:t xml:space="preserve"> </w:t>
+      </w:r>
+    </w:p>
+    <w:p>
+      <w:pPr>
+        <w:pStyle w:val="Resultsheading"/>
+        <w:numPr>
+          <w:ilvl w:val="0"/>
+          <w:numId w:val="0"/>
+        </w:numPr>
+        <w:spacing w:line="276" w:lineRule="auto"/>
+        <w:ind w:firstLine="709"/>
+        <w:rPr>
+          <w:b w:val="0"/>
+          <w:bCs w:val="0"/>
+          <w:szCs w:val="24"/>
+          <w:lang w:val="en-US"/>
+        </w:rPr>
+      </w:pPr>
+      <w:r>
+        <w:rPr>
+          <w:b w:val="0"/>
+          <w:bCs w:val="0"/>
+          <w:szCs w:val="24"/>
+          <w:lang w:val="en-US"/>
+        </w:rPr>
+        <w:t>One of the most widely used</w:t>
+      </w:r>
+      <w:r>
+        <w:rPr>
+          <w:b w:val="0"/>
+          <w:bCs w:val="0"/>
+          <w:szCs w:val="24"/>
+          <w:lang w:val="en-US"/>
+        </w:rPr>
+        <w:t xml:space="preserve"> pediatric</w:t>
+      </w:r>
+      <w:r>
+        <w:rPr>
+          <w:b w:val="0"/>
+          <w:bCs w:val="0"/>
+          <w:szCs w:val="24"/>
+          <w:lang w:val="en-US"/>
+        </w:rPr>
+        <w:t xml:space="preserve"> </w:t>
+      </w:r>
+      <w:r>
+        <w:rPr>
+          <w:b w:val="0"/>
+          <w:bCs w:val="0"/>
+          <w:szCs w:val="24"/>
+          <w:lang w:val="en-US"/>
+        </w:rPr>
+        <w:t xml:space="preserve">chemotherapy </w:t>
+      </w:r>
+      <w:r>
+        <w:rPr>
+          <w:b w:val="0"/>
+          <w:bCs w:val="0"/>
+          <w:szCs w:val="24"/>
+          <w:lang w:val="en-US"/>
+        </w:rPr>
+        <w:t>regimens is hyper</w:t>
+      </w:r>
+      <w:r>
+        <w:rPr>
+          <w:b w:val="0"/>
+          <w:bCs w:val="0"/>
+          <w:szCs w:val="24"/>
+          <w:lang w:val="en-US"/>
+        </w:rPr>
+        <w:noBreakHyphen/>
+        <w:t>CVAD, an intensive multi</w:t>
+      </w:r>
+      <w:r>
+        <w:rPr>
+          <w:b w:val="0"/>
+          <w:bCs w:val="0"/>
+          <w:szCs w:val="24"/>
+          <w:lang w:val="en-US"/>
+        </w:rPr>
+        <w:noBreakHyphen/>
+        <w:t xml:space="preserve">agent chemotherapy protocol for aggressive hematologic malignancies. Developed by Kantarjian and colleagues in the late 1980s, it was modeled after pediatric </w:t>
+      </w:r>
+      <w:r>
+        <w:rPr>
+          <w:b w:val="0"/>
+          <w:bCs w:val="0"/>
+          <w:szCs w:val="24"/>
+          <w:lang w:val="en-US"/>
+        </w:rPr>
+        <w:t xml:space="preserve">ALL </w:t>
+      </w:r>
+      <w:r>
+        <w:rPr>
+          <w:b w:val="0"/>
+          <w:bCs w:val="0"/>
+          <w:szCs w:val="24"/>
+          <w:lang w:val="en-US"/>
+        </w:rPr>
+        <w:t>regimens but designed with a reduced reliance on asparaginase due to its well</w:t>
+      </w:r>
+      <w:r>
+        <w:rPr>
+          <w:b w:val="0"/>
+          <w:bCs w:val="0"/>
+          <w:szCs w:val="24"/>
+          <w:lang w:val="en-US"/>
+        </w:rPr>
+        <w:noBreakHyphen/>
+        <w:t>documented toxicity profile (Jabbour &amp; Kantarjian, 2021).</w:t>
+      </w:r>
+      <w:r>
+        <w:rPr>
+          <w:b w:val="0"/>
+          <w:bCs w:val="0"/>
+          <w:szCs w:val="24"/>
+          <w:lang w:val="en-US"/>
+        </w:rPr>
+        <w:t xml:space="preserve"> </w:t>
+      </w:r>
+      <w:r>
+        <w:rPr>
+          <w:b w:val="0"/>
+          <w:bCs w:val="0"/>
+          <w:szCs w:val="24"/>
+          <w:lang w:val="en-US"/>
+        </w:rPr>
+        <w:t xml:space="preserve">The dose-intensive phase of the regimen consists of eight courses of alternating chemotherapy: four </w:t>
+      </w:r>
+      <w:r>
+        <w:rPr>
+          <w:b w:val="0"/>
+          <w:bCs w:val="0"/>
+          <w:szCs w:val="24"/>
+          <w:lang w:val="en-US"/>
+        </w:rPr>
+        <w:t>cycles</w:t>
+      </w:r>
+      <w:r>
+        <w:rPr>
+          <w:b w:val="0"/>
+          <w:bCs w:val="0"/>
+          <w:szCs w:val="24"/>
+          <w:lang w:val="en-US"/>
+        </w:rPr>
+        <w:t xml:space="preserve"> of hyper-CVAD</w:t>
+      </w:r>
+      <w:r>
+        <w:rPr>
+          <w:rFonts w:asciiTheme="minorHAnsi" w:hAnsiTheme="minorHAnsi" w:cstheme="minorBidi"/>
+          <w:b w:val="0"/>
+          <w:bCs w:val="0"/>
+          <w:sz w:val="22"/>
+          <w:szCs w:val="22"/>
+          <w:lang w:val="en-US"/>
+        </w:rPr>
+        <w:t xml:space="preserve"> </w:t>
+      </w:r>
+      <w:r>
+        <w:rPr>
+          <w:b w:val="0"/>
+          <w:bCs w:val="0"/>
+          <w:szCs w:val="24"/>
+          <w:lang w:val="en-US"/>
+        </w:rPr>
+        <w:t>alternating with four cycles of high</w:t>
+      </w:r>
+      <w:r>
+        <w:rPr>
+          <w:b w:val="0"/>
+          <w:bCs w:val="0"/>
+          <w:szCs w:val="24"/>
+          <w:lang w:val="en-US"/>
+        </w:rPr>
+        <w:noBreakHyphen/>
+        <w:t xml:space="preserve">dose methotrexate </w:t>
+      </w:r>
+      <w:r>
+        <w:rPr>
+          <w:b w:val="0"/>
+          <w:bCs w:val="0"/>
+          <w:szCs w:val="24"/>
+          <w:lang w:val="en-US"/>
+        </w:rPr>
+        <w:t xml:space="preserve">(MTX) </w:t>
+      </w:r>
+      <w:r>
+        <w:rPr>
+          <w:b w:val="0"/>
+          <w:bCs w:val="0"/>
+          <w:szCs w:val="24"/>
+          <w:lang w:val="en-US"/>
+        </w:rPr>
+        <w:t>plus high</w:t>
+      </w:r>
+      <w:r>
+        <w:rPr>
+          <w:b w:val="0"/>
+          <w:bCs w:val="0"/>
+          <w:szCs w:val="24"/>
+          <w:lang w:val="en-US"/>
+        </w:rPr>
+        <w:noBreakHyphen/>
+        <w:t>dose cytarabine</w:t>
+      </w:r>
+      <w:r>
+        <w:rPr>
+          <w:b w:val="0"/>
+          <w:bCs w:val="0"/>
+          <w:szCs w:val="24"/>
+          <w:lang w:val="en-US"/>
+        </w:rPr>
+        <w:t xml:space="preserve"> </w:t>
+      </w:r>
+      <w:r>
+        <w:rPr>
+          <w:b w:val="0"/>
+          <w:bCs w:val="0"/>
+          <w:szCs w:val="24"/>
+          <w:lang w:val="en-US"/>
+        </w:rPr>
+        <w:fldChar w:fldCharType="begin"/>
+      </w:r>
+      <w:r>
+        <w:rPr>
+          <w:b w:val="0"/>
+          <w:bCs w:val="0"/>
+          <w:szCs w:val="24"/>
+          <w:lang w:val="en-US"/>
+        </w:rPr>
+        <w:instrText xml:space="preserve"> ADDIN ZOTERO_ITEM CSL_CITATION {"citationID":"P3xWuDUD","properties":{"formattedCitation":"(Garcia-Manero &amp; Kantarjian, 2000)","plainCitation":"(Garcia-Manero &amp; Kantarjian, 2000)","noteIndex":0},"citationItems":[{"id":124,"uris":["http://zotero.org/users/local/YhuOZDGS/items/M4LGXQID"],"itemData":{"id":124,"type":"article-journal","container-title":"Hematology/Oncology Clinics of North America","DOI":"10.1016/S0889-8588(05)70192-1","ISSN":"08898588","issue":"6","journalAbbreviation":"Hematology/Oncology Clinics of North America","language":"en","page":"1381-1396","source":"DOI.org (Crossref)","title":"THE HYPER-CVAD REGIMEN IN ADULT ACUTE LYMPHOCYTIC LEUKEMIA","volume":"14","author":[{"family":"Garcia-Manero","given":"Guillermo"},{"family":"Kantarjian","given":"Hagop M."}],"issued":{"date-parts":[["2000",12]]}}}],"schema":"https://github.com/citation-style-language/schema/raw/master/csl-citation.json"} </w:instrText>
+      </w:r>
+      <w:r>
+        <w:rPr>
+          <w:b w:val="0"/>
+          <w:bCs w:val="0"/>
+          <w:szCs w:val="24"/>
+          <w:lang w:val="en-US"/>
+        </w:rPr>
+        <w:fldChar w:fldCharType="separate"/>
+      </w:r>
+      <w:r>
+        <w:rPr>
+          <w:b w:val="0"/>
+          <w:bCs w:val="0"/>
+          <w:lang w:val="en-US"/>
+        </w:rPr>
+        <w:t>(Garcia-Manero &amp; Kantarjian, 2000)</w:t>
+      </w:r>
+      <w:r>
+        <w:rPr>
+          <w:b w:val="0"/>
+          <w:bCs w:val="0"/>
+          <w:szCs w:val="24"/>
+          <w:lang w:val="en-US"/>
+        </w:rPr>
+        <w:fldChar w:fldCharType="end"/>
+      </w:r>
+      <w:r>
+        <w:rPr>
+          <w:b w:val="0"/>
+          <w:bCs w:val="0"/>
+          <w:szCs w:val="24"/>
+          <w:lang w:val="en-US"/>
+        </w:rPr>
+        <w:t>.</w:t>
+      </w:r>
+      <w:r>
+        <w:rPr>
+          <w:b w:val="0"/>
+          <w:bCs w:val="0"/>
+          <w:szCs w:val="24"/>
+          <w:lang w:val="en-US"/>
+        </w:rPr>
+        <w:t xml:space="preserve"> The hyper-CVAD cycle consists of cyclophosphamide (CYC), vincristine (VIN), Doxorubicin (DOX), dexamethasone (DEX).</w:t>
+      </w:r>
+      <w:r>
+        <w:rPr>
+          <w:b w:val="0"/>
+          <w:bCs w:val="0"/>
+          <w:szCs w:val="24"/>
+          <w:lang w:val="en-US"/>
+        </w:rPr>
+        <w:t xml:space="preserve"> CYC</w:t>
+      </w:r>
+      <w:r>
+        <w:rPr>
+          <w:b w:val="0"/>
+          <w:bCs w:val="0"/>
+          <w:szCs w:val="24"/>
+          <w:lang w:val="en-US"/>
+        </w:rPr>
+        <w:t xml:space="preserve"> is included because alkylating agents have demonstrated strong efficacy in treating highly proliferative B</w:t>
+      </w:r>
+      <w:r>
+        <w:rPr>
+          <w:b w:val="0"/>
+          <w:bCs w:val="0"/>
+          <w:szCs w:val="24"/>
+          <w:lang w:val="en-US"/>
+        </w:rPr>
+        <w:noBreakHyphen/>
+        <w:t>cell malignancies such as Burkitt lymphoma, making CYC a key cytotoxic backbone in intensive ALL</w:t>
+      </w:r>
+      <w:r>
+        <w:rPr>
+          <w:b w:val="0"/>
+          <w:bCs w:val="0"/>
+          <w:szCs w:val="24"/>
+          <w:lang w:val="en-US"/>
+        </w:rPr>
+        <w:noBreakHyphen/>
+        <w:t>derived regimens</w:t>
+      </w:r>
+      <w:r>
+        <w:rPr>
+          <w:b w:val="0"/>
+          <w:bCs w:val="0"/>
+          <w:szCs w:val="24"/>
+          <w:lang w:val="en-US"/>
+        </w:rPr>
+        <w:t xml:space="preserve"> </w:t>
+      </w:r>
+      <w:r>
+        <w:rPr>
+          <w:b w:val="0"/>
+          <w:bCs w:val="0"/>
+          <w:szCs w:val="24"/>
+          <w:lang w:val="en-US"/>
+        </w:rPr>
+        <w:fldChar w:fldCharType="begin"/>
+      </w:r>
+      <w:r>
+        <w:rPr>
+          <w:b w:val="0"/>
+          <w:bCs w:val="0"/>
+          <w:szCs w:val="24"/>
+          <w:lang w:val="en-US"/>
+        </w:rPr>
+        <w:instrText xml:space="preserve"> ADDIN ZOTERO_ITEM CSL_CITATION {"citationID":"6WLXUQma","properties":{"formattedCitation":"(Norin &amp; Onyango, 1977)","plainCitation":"(Norin &amp; Onyango, 1977)","noteIndex":0},"citationItems":[{"id":125,"uris":["http://zotero.org/users/local/YhuOZDGS/items/X64LZ8QS"],"itemData":{"id":125,"type":"article-journal","container-title":"International Journal of Radiation Oncology*Biology*Physics","DOI":"10.1016/0360-3016(77)90149-3","ISSN":"03603016","issue":"5-6","journalAbbreviation":"International Journal of Radiation Oncology*Biology*Physics","language":"en","license":"https://www.elsevier.com/tdm/userlicense/1.0/","page":"399-406","source":"DOI.org (Crossref)","title":"Radiotherapy in Burkitt's lymphoma conventional or superfractionated regime—early results","volume":"2","author":[{"family":"Norin","given":"Torsten"},{"family":"Onyango","given":"Julius"}],"issued":{"date-parts":[["1977",5]]}}}],"schema":"https://github.com/citation-style-language/schema/raw/master/csl-citation.json"} </w:instrText>
+      </w:r>
+      <w:r>
+        <w:rPr>
+          <w:b w:val="0"/>
+          <w:bCs w:val="0"/>
+          <w:szCs w:val="24"/>
+          <w:lang w:val="en-US"/>
+        </w:rPr>
+        <w:fldChar w:fldCharType="separate"/>
+      </w:r>
+      <w:r>
+        <w:rPr>
+          <w:b w:val="0"/>
+          <w:bCs w:val="0"/>
+          <w:lang w:val="en-US"/>
+        </w:rPr>
+        <w:t>(Norin &amp; Onyango, 1977)</w:t>
+      </w:r>
+      <w:r>
+        <w:rPr>
+          <w:b w:val="0"/>
+          <w:bCs w:val="0"/>
+          <w:szCs w:val="24"/>
+          <w:lang w:val="en-US"/>
+        </w:rPr>
+        <w:fldChar w:fldCharType="end"/>
+      </w:r>
+      <w:r>
+        <w:rPr>
+          <w:b w:val="0"/>
+          <w:bCs w:val="0"/>
+          <w:szCs w:val="24"/>
+          <w:lang w:val="en-US"/>
+        </w:rPr>
+        <w:t>.</w:t>
+      </w:r>
+      <w:r>
+        <w:rPr>
+          <w:b w:val="0"/>
+          <w:bCs w:val="0"/>
+          <w:szCs w:val="24"/>
+          <w:lang w:val="en-US"/>
+        </w:rPr>
+        <w:t xml:space="preserve"> </w:t>
+      </w:r>
+      <w:r>
+        <w:rPr>
+          <w:b w:val="0"/>
+          <w:bCs w:val="0"/>
+          <w:szCs w:val="24"/>
+          <w:lang w:val="en-US"/>
+        </w:rPr>
+        <w:t>VIN is included because it is an antimitotic compound that disrupts microtubule dynamics and arrests the cell cycle, making it an effective agent against rapidly dividing cancer cells</w:t>
+      </w:r>
+      <w:r>
+        <w:rPr>
+          <w:b w:val="0"/>
+          <w:bCs w:val="0"/>
+          <w:szCs w:val="24"/>
+          <w:lang w:val="en-US"/>
+        </w:rPr>
+        <w:t xml:space="preserve"> </w:t>
+      </w:r>
+      <w:r>
+        <w:rPr>
+          <w:b w:val="0"/>
+          <w:bCs w:val="0"/>
+          <w:szCs w:val="24"/>
+          <w:lang w:val="en-US"/>
+        </w:rPr>
+        <w:fldChar w:fldCharType="begin"/>
+      </w:r>
+      <w:r>
+        <w:rPr>
+          <w:b w:val="0"/>
+          <w:bCs w:val="0"/>
+          <w:szCs w:val="24"/>
+          <w:lang w:val="en-US"/>
+        </w:rPr>
+        <w:instrText xml:space="preserve"> ADDIN ZOTERO_ITEM CSL_CITATION {"citationID":"dbZauLQv","properties":{"formattedCitation":"(\\uc0\\u352{}kubn\\uc0\\u237{}k et al., 2021)","plainCitation":"(Škubník et al., 2021)","noteIndex":0},"citationItems":[{"id":126,"uris":["http://zotero.org/users/local/YhuOZDGS/items/3BST2IZ9"],"itemData":{"id":126,"type":"article-journal","abstract":"Treatment of blood malignancies and other cancer diseases has been mostly unfeasible, so far. Therefore, novel treatment regimens should be developed and the currently used ones should be further elaborated. A stable component in various cancer treatment regimens consists of vincristine, an antimitotic compound of natural origin. Despite its strong anticancer activity, mostly, it cannot be administered as monotherapy due to its unspecific action and severe side effects. However, vincristine is suitable for combination therapy. Multidrug treatment regimens including vincristine are standardly applied in the therapy of non-Hodgkin lymphoma and other malignancies, in which it is combined with drugs of different mechanisms of action, mainly with DNA-interacting compounds (for example cyclophosphamide), or drugs interfering with DNA synthesis (for example methotrexate). Besides, co-administration of vincristine with monoclonal antibodies has also emerged, the typical example of which is the anti-CD20 antibody rituximab. Although in some combination anticancer therapies, vincristine has been replaced with other drugs exhibiting lesser side effects, though, in most cases, it is still irreplaceable. This is strongly evidenced by the number of active clinical trials evaluating vincristine in combination cancer therapy. Therefore, in this article, we have reviewed the most common cancer treatment regimens employing vincristine and bring an overview of current trends in the clinical development of this compound.","container-title":"Biology","DOI":"10.3390/biology10090849","ISSN":"2079-7737","issue":"9","journalAbbreviation":"Biology","language":"en","page":"849","source":"DOI.org (Crossref)","title":"Vincristine in Combination Therapy of Cancer: Emerging Trends in Clinics","title-short":"Vincristine in Combination Therapy of Cancer","volume":"10","author":[{"family":"Škubník","given":"Jan"},{"family":"Pavlíčková","given":"Vladimíra Svobodová"},{"family":"Ruml","given":"Tomáš"},{"family":"Rimpelová","given":"Silvie"}],"issued":{"date-parts":[["2021",8,31]]}}}],"schema":"https://github.com/citation-style-language/schema/raw/master/csl-citation.json"} </w:instrText>
+      </w:r>
+      <w:r>
+        <w:rPr>
+          <w:b w:val="0"/>
+          <w:bCs w:val="0"/>
+          <w:szCs w:val="24"/>
+          <w:lang w:val="en-US"/>
+        </w:rPr>
+        <w:fldChar w:fldCharType="separate"/>
+      </w:r>
+      <w:r>
+        <w:rPr>
+          <w:b w:val="0"/>
+          <w:bCs w:val="0"/>
+          <w:kern w:val="0"/>
+        </w:rPr>
+        <w:t>(Škubník et al., 2021)</w:t>
+      </w:r>
+      <w:r>
+        <w:rPr>
+          <w:b w:val="0"/>
+          <w:bCs w:val="0"/>
+          <w:szCs w:val="24"/>
+          <w:lang w:val="en-US"/>
+        </w:rPr>
+        <w:fldChar w:fldCharType="end"/>
+      </w:r>
+      <w:r>
+        <w:rPr>
+          <w:b w:val="0"/>
+          <w:bCs w:val="0"/>
+          <w:szCs w:val="24"/>
+          <w:lang w:val="en-US"/>
+        </w:rPr>
+        <w:t>.</w:t>
+      </w:r>
+      <w:r>
+        <w:rPr>
+          <w:b w:val="0"/>
+          <w:bCs w:val="0"/>
+          <w:szCs w:val="24"/>
+          <w:lang w:val="en-US"/>
+        </w:rPr>
+        <w:t xml:space="preserve"> </w:t>
+      </w:r>
+      <w:r>
+        <w:rPr>
+          <w:b w:val="0"/>
+          <w:bCs w:val="0"/>
+          <w:szCs w:val="24"/>
+          <w:lang w:val="en-US"/>
+        </w:rPr>
+        <w:t>Doxorubicin is an anthracycline antitumor antibiotic that inhibits topoisomerase II, preventing cancer cells from properly unwinding their DNA. This causes DNA strand breaks and ultimately stops the cells from replicating</w:t>
+      </w:r>
+      <w:r>
+        <w:rPr>
+          <w:b w:val="0"/>
+          <w:bCs w:val="0"/>
+          <w:szCs w:val="24"/>
+          <w:lang w:val="en-US"/>
+        </w:rPr>
+        <w:t xml:space="preserve"> </w:t>
+      </w:r>
+      <w:r>
+        <w:rPr>
+          <w:b w:val="0"/>
+          <w:bCs w:val="0"/>
+          <w:szCs w:val="24"/>
+          <w:lang w:val="en-US"/>
+        </w:rPr>
+        <w:fldChar w:fldCharType="begin"/>
+      </w:r>
+      <w:r>
+        <w:rPr>
+          <w:b w:val="0"/>
+          <w:bCs w:val="0"/>
+          <w:szCs w:val="24"/>
+          <w:lang w:val="en-US"/>
+        </w:rPr>
+        <w:instrText xml:space="preserve"> ADDIN ZOTERO_ITEM CSL_CITATION {"citationID":"xz5OMERG","properties":{"formattedCitation":"(Kciuk et al., 2023)","plainCitation":"(Kciuk et al., 2023)","noteIndex":0},"citationItems":[{"id":128,"uris":["http://zotero.org/users/local/YhuOZDGS/items/IJKH45K3"],"itemData":{"id":128,"type":"article-journal","abstract":"Doxorubicin (DOX) constitutes the major constituent of anti-cancer treatment regimens currently in clinical use. However, the precise mechanisms of DOX’s action are not fully understood. Emerging evidence points to the pleiotropic anticancer activity of DOX, including its contribution to DNA damage, reactive oxygen species (ROS) production, apoptosis, senescence, autophagy, ferroptosis, and pyroptosis induction, as well as its immunomodulatory role. This review aims to collect information on the anticancer mechanisms of DOX as well as its influence on anti-tumor immune response, providing a rationale behind the importance of DOX in modern cancer therapy.","container-title":"Cells","DOI":"10.3390/cells12040659","ISSN":"2073-4409","issue":"4","journalAbbreviation":"Cells","language":"en","page":"659","source":"DOI.org (Crossref)","title":"Doxorubicin—An Agent with Multiple Mechanisms of Anticancer Activity","volume":"12","author":[{"family":"Kciuk","given":"Mateusz"},{"family":"Gielecińska","given":"Adrianna"},{"family":"Mujwar","given":"Somdutt"},{"family":"Kołat","given":"Damian"},{"family":"Kałuzińska-Kołat","given":"Żaneta"},{"family":"Celik","given":"Ismail"},{"family":"Kontek","given":"Renata"}],"issued":{"date-parts":[["2023",2,19]]}}}],"schema":"https://github.com/citation-style-language/schema/raw/master/csl-citation.json"} </w:instrText>
+      </w:r>
+      <w:r>
+        <w:rPr>
+          <w:b w:val="0"/>
+          <w:bCs w:val="0"/>
+          <w:szCs w:val="24"/>
+          <w:lang w:val="en-US"/>
+        </w:rPr>
+        <w:fldChar w:fldCharType="separate"/>
+      </w:r>
+      <w:r>
+        <w:rPr>
+          <w:b w:val="0"/>
+          <w:bCs w:val="0"/>
+          <w:lang w:val="en-US"/>
+        </w:rPr>
+        <w:t>(Kciuk et al., 2023)</w:t>
+      </w:r>
+      <w:r>
+        <w:rPr>
+          <w:b w:val="0"/>
+          <w:bCs w:val="0"/>
+          <w:szCs w:val="24"/>
+          <w:lang w:val="en-US"/>
+        </w:rPr>
+        <w:fldChar w:fldCharType="end"/>
+      </w:r>
+      <w:r>
+        <w:rPr>
+          <w:b w:val="0"/>
+          <w:bCs w:val="0"/>
+          <w:szCs w:val="24"/>
+          <w:lang w:val="en-US"/>
+        </w:rPr>
+        <w:t xml:space="preserve">. </w:t>
+      </w:r>
+      <w:r>
+        <w:rPr>
+          <w:b w:val="0"/>
+          <w:bCs w:val="0"/>
+          <w:szCs w:val="24"/>
+          <w:lang w:val="en-US"/>
+        </w:rPr>
+        <w:t>DEX is included because it has strong anti</w:t>
+      </w:r>
+      <w:r>
+        <w:rPr>
+          <w:b w:val="0"/>
+          <w:bCs w:val="0"/>
+          <w:szCs w:val="24"/>
+          <w:lang w:val="en-US"/>
+        </w:rPr>
+        <w:noBreakHyphen/>
+        <w:t>inflammatory effects and binds to glucocorticoid receptors to alter gene expression in lymphoid cells, reducing cytokine production and inducing apoptosis</w:t>
+      </w:r>
+      <w:r>
+        <w:rPr>
+          <w:szCs w:val="24"/>
+          <w:lang w:val="en-US"/>
+        </w:rPr>
+        <w:t xml:space="preserve"> </w:t>
+      </w:r>
+      <w:r>
+        <w:rPr>
+          <w:b w:val="0"/>
+          <w:bCs w:val="0"/>
+          <w:szCs w:val="24"/>
+          <w:lang w:val="en-US"/>
+        </w:rPr>
+        <w:fldChar w:fldCharType="begin"/>
+      </w:r>
+      <w:r>
+        <w:rPr>
+          <w:b w:val="0"/>
+          <w:bCs w:val="0"/>
+          <w:szCs w:val="24"/>
+          <w:lang w:val="en-US"/>
+        </w:rPr>
+        <w:instrText xml:space="preserve"> ADDIN ZOTERO_ITEM CSL_CITATION {"citationID":"0WWU0Vms","properties":{"formattedCitation":"(Inaba &amp; Pui, 2010)","plainCitation":"(Inaba &amp; Pui, 2010)","noteIndex":0},"citationItems":[{"id":130,"uris":["http://zotero.org/users/local/YhuOZDGS/items/GJ7IF9HW"],"itemData":{"id":130,"type":"article-journal","container-title":"The Lancet Oncology","DOI":"10.1016/S1470-2045(10)70114-5","ISSN":"14702045","issue":"11","journalAbbreviation":"The Lancet Oncology","language":"en","page":"1096-1106","source":"DOI.org (Crossref)","title":"Glucocorticoid use in acute lymphoblastic leukaemia","volume":"11","author":[{"family":"Inaba","given":"Hiroto"},{"family":"Pui","given":"Ching-Hon"}],"issued":{"date-parts":[["2010",11]]}}}],"schema":"https://github.com/citation-style-language/schema/raw/master/csl-citation.json"} </w:instrText>
+      </w:r>
+      <w:r>
+        <w:rPr>
+          <w:b w:val="0"/>
+          <w:bCs w:val="0"/>
+          <w:szCs w:val="24"/>
+          <w:lang w:val="en-US"/>
+        </w:rPr>
+        <w:fldChar w:fldCharType="separate"/>
+      </w:r>
+      <w:r>
+        <w:rPr>
+          <w:b w:val="0"/>
+          <w:bCs w:val="0"/>
+          <w:lang w:val="en-US"/>
+        </w:rPr>
+        <w:t>(Inaba &amp; Pui, 2010)</w:t>
+      </w:r>
+      <w:r>
+        <w:rPr>
+          <w:b w:val="0"/>
+          <w:bCs w:val="0"/>
+          <w:szCs w:val="24"/>
+          <w:lang w:val="en-US"/>
+        </w:rPr>
+        <w:fldChar w:fldCharType="end"/>
+      </w:r>
+      <w:r>
+        <w:rPr>
+          <w:b w:val="0"/>
+          <w:bCs w:val="0"/>
+          <w:szCs w:val="24"/>
+          <w:lang w:val="en-US"/>
+        </w:rPr>
+        <w:t>.</w:t>
+      </w:r>
+      <w:r>
+        <w:rPr>
+          <w:b w:val="0"/>
+          <w:bCs w:val="0"/>
+          <w:szCs w:val="24"/>
+          <w:lang w:val="en-US"/>
+        </w:rPr>
+        <w:t xml:space="preserve"> Furthermore, it additionally </w:t>
+      </w:r>
+      <w:r>
+        <w:rPr>
+          <w:b w:val="0"/>
+          <w:bCs w:val="0"/>
+          <w:szCs w:val="24"/>
+          <w:lang w:val="en-US"/>
+        </w:rPr>
+        <w:t>has a long half</w:t>
+      </w:r>
+      <w:r>
+        <w:rPr>
+          <w:b w:val="0"/>
+          <w:bCs w:val="0"/>
+          <w:szCs w:val="24"/>
+          <w:lang w:val="en-US"/>
+        </w:rPr>
+        <w:noBreakHyphen/>
+        <w:t xml:space="preserve">life and penetrates the CNS well. </w:t>
+      </w:r>
+      <w:r>
+        <w:rPr>
+          <w:b w:val="0"/>
+          <w:bCs w:val="0"/>
+          <w:szCs w:val="24"/>
+          <w:lang w:val="en-US"/>
+        </w:rPr>
+        <w:t xml:space="preserve"> </w:t>
+      </w:r>
+      <w:r>
+        <w:rPr>
+          <w:b w:val="0"/>
+          <w:bCs w:val="0"/>
+          <w:szCs w:val="24"/>
+          <w:lang w:val="en-US"/>
+        </w:rPr>
+        <w:t>The other cycle includes MTX, a folate antagonist that blocks DNA replication by interfering with the synthesis of purines and pyrimidines</w:t>
+      </w:r>
+      <w:r>
+        <w:rPr>
+          <w:b w:val="0"/>
+          <w:bCs w:val="0"/>
+          <w:szCs w:val="24"/>
+          <w:lang w:val="en-US"/>
+        </w:rPr>
+        <w:t>, making it a well-suited component to treat ALL</w:t>
+      </w:r>
+      <w:r>
+        <w:rPr>
+          <w:b w:val="0"/>
+          <w:bCs w:val="0"/>
+          <w:szCs w:val="24"/>
+          <w:lang w:val="en-US"/>
+        </w:rPr>
+        <w:t xml:space="preserve"> </w:t>
+      </w:r>
+      <w:r>
+        <w:rPr>
+          <w:b w:val="0"/>
+          <w:bCs w:val="0"/>
+          <w:szCs w:val="24"/>
+          <w:lang w:val="en-US"/>
+        </w:rPr>
+        <w:fldChar w:fldCharType="begin"/>
+      </w:r>
+      <w:r>
+        <w:rPr>
+          <w:b w:val="0"/>
+          <w:bCs w:val="0"/>
+          <w:szCs w:val="24"/>
+          <w:lang w:val="en-US"/>
+        </w:rPr>
+        <w:instrText xml:space="preserve"> ADDIN ZOTERO_ITEM CSL_CITATION {"citationID":"WYeo3SKH","properties":{"formattedCitation":"(Puig, 2014)","plainCitation":"(Puig, 2014)","noteIndex":0},"citationItems":[{"id":131,"uris":["http://zotero.org/users/local/YhuOZDGS/items/IB4HMJ52"],"itemData":{"id":131,"type":"article-journal","container-title":"Actas Dermo-Sifiliográficas (English Edition)","DOI":"10.1016/j.adengl.2014.05.011","ISSN":"15782190","issue":"6","journalAbbreviation":"Actas Dermo-Sifiliográficas (English Edition)","language":"en","page":"583-589","source":"DOI.org (Crossref)","title":"Methotrexate: New Therapeutic Approaches","title-short":"Methotrexate","volume":"105","author":[{"family":"Puig","given":"L."}],"issued":{"date-parts":[["2014",7]]}}}],"schema":"https://github.com/citation-style-language/schema/raw/master/csl-citation.json"} </w:instrText>
+      </w:r>
+      <w:r>
+        <w:rPr>
+          <w:b w:val="0"/>
+          <w:bCs w:val="0"/>
+          <w:szCs w:val="24"/>
+          <w:lang w:val="en-US"/>
+        </w:rPr>
+        <w:fldChar w:fldCharType="separate"/>
+      </w:r>
+      <w:r>
+        <w:rPr>
+          <w:b w:val="0"/>
+          <w:bCs w:val="0"/>
+          <w:lang w:val="en-US"/>
+        </w:rPr>
+        <w:t>(Puig, 2014)</w:t>
+      </w:r>
+      <w:r>
+        <w:rPr>
+          <w:b w:val="0"/>
+          <w:bCs w:val="0"/>
+          <w:szCs w:val="24"/>
+          <w:lang w:val="en-US"/>
+        </w:rPr>
+        <w:fldChar w:fldCharType="end"/>
+      </w:r>
+      <w:r>
+        <w:rPr>
+          <w:b w:val="0"/>
+          <w:bCs w:val="0"/>
+          <w:szCs w:val="24"/>
+          <w:lang w:val="en-US"/>
+        </w:rPr>
+        <w:t>.</w:t>
+      </w:r>
+      <w:r>
+        <w:rPr>
+          <w:b w:val="0"/>
+          <w:bCs w:val="0"/>
+          <w:szCs w:val="24"/>
+          <w:lang w:val="en-US"/>
+        </w:rPr>
+        <w:t xml:space="preserve"> </w:t>
+      </w:r>
+      <w:r>
+        <w:rPr>
+          <w:b w:val="0"/>
+          <w:bCs w:val="0"/>
+          <w:szCs w:val="24"/>
+          <w:lang w:val="en-US"/>
+        </w:rPr>
+        <w:t>Although cytarabine is occasionally administered alongside MTX, it was not part of our treatment protocol and will therefore not be discussed in this thesis.</w:t>
+      </w:r>
+      <w:r>
+        <w:rPr>
+          <w:b w:val="0"/>
+          <w:bCs w:val="0"/>
+          <w:szCs w:val="24"/>
+          <w:lang w:val="en-US"/>
+        </w:rPr>
+        <w:t xml:space="preserve"> </w:t>
+      </w:r>
+      <w:r>
+        <w:rPr>
+          <w:b w:val="0"/>
+          <w:bCs w:val="0"/>
+          <w:szCs w:val="24"/>
+          <w:lang w:val="en-US"/>
+        </w:rPr>
+        <w:t xml:space="preserve">Taken together, these agents form a </w:t>
+      </w:r>
+      <w:r>
+        <w:rPr>
+          <w:b w:val="0"/>
+          <w:bCs w:val="0"/>
+          <w:szCs w:val="24"/>
+          <w:lang w:val="en-US"/>
+        </w:rPr>
+        <w:lastRenderedPageBreak/>
+        <w:t>potent combination that has demonstrated strong clinical efficacy in the treatment of ALL</w:t>
+      </w:r>
+      <w:r>
+        <w:rPr>
+          <w:b w:val="0"/>
+          <w:bCs w:val="0"/>
+          <w:szCs w:val="24"/>
+          <w:lang w:val="en-US"/>
+        </w:rPr>
+        <w:t xml:space="preserve"> </w:t>
+      </w:r>
+      <w:r>
+        <w:rPr>
+          <w:b w:val="0"/>
+          <w:bCs w:val="0"/>
+          <w:szCs w:val="24"/>
+          <w:lang w:val="en-US"/>
+        </w:rPr>
+        <w:fldChar w:fldCharType="begin"/>
+      </w:r>
+      <w:r>
+        <w:rPr>
+          <w:b w:val="0"/>
+          <w:bCs w:val="0"/>
+          <w:szCs w:val="24"/>
+          <w:lang w:val="en-US"/>
+        </w:rPr>
+        <w:instrText xml:space="preserve"> ADDIN ZOTERO_ITEM CSL_CITATION {"citationID":"VW6yOHEm","properties":{"formattedCitation":"(Kantarjian et al., 2000a)","plainCitation":"(Kantarjian et al., 2000a)","noteIndex":0},"citationItems":[{"id":132,"uris":["http://zotero.org/users/local/YhuOZDGS/items/4EAHQQ7R"],"itemData":{"id":132,"type":"article-journal","abstract":"PURPOSE: To evaluate the efficacy and toxicity of Hyper-CVAD (fractionated cyclophosphamide, vincristine, doxorubicin, and dexamethasone), a dose-intensive regimen, in adult acute lymphocytic leukemia (ALL).\n            \n              PATIENTS AND METHODS: Adults with newly diagnosed ALL referred since 1992 were entered onto the study; treatment was initiated in 204 patients between 1992 and January 1998. No exclusions were made because of older age, poor performance status, organ dysfunction, or active infection. Median age was 39.5 years; 37% were at least 50 years old. Mature B-cell disease (Burkitt type) was present in 9%, T-cell disease in 17%. Leukocytosis of more than 30 × 10\n              9\n              /L was found in 26%, Philadelphia chromosome–positive disease in 16% (20% of patients with assessable metaphases), CNS leukemia at the time of diagnosis in 7%, and a mediastinal mass in 7%. Treatment consisted of four cycles of Hyper-CVAD alternating with four cycles of high-dose methotrexate (MTX) and cytarabine therapy, together with intrathecal CNS prophylaxis and supportive care with antibiotic prophylaxis and granulocyte colony-stimulating factor therapy. Maintenance in patients with nonmature B-cell ALL included 2 years of treatment with mercaptopurine, MTX, vincristine, and prednisone (POMP).\n            \n            RESULTS: Overall, 185 patients (91%) achieved complete remission (CR) and 12 (6%) died during induction therapy. Estimated 5-year survival and 5-year CR rates were 39% and 38%, respectively. The incidence of CNS relapse was low (4%). Compared with 222 patients treated with vincristine, doxorubicin, and dexamethasone (VAD) regimens, our patients had a better CR rate (91% v 75%, P &lt; .01) and CR rate after one course (74% v 55%, P &lt; .01) and better survival (P &lt; .01), and a smaller percentage had more than 5% day 14 blasts (34% v 48%, P = .01). Previous prognostic models remained predictive for outcome with Hyper-CVAD therapy.\n            CONCLUSION: Hyper-CVAD therapy is superior to our previous regimens and should be compared with established regimens in adult ALL.","container-title":"Journal of Clinical Oncology","DOI":"10.1200/JCO.2000.18.3.547","ISSN":"0732-183X, 1527-7755","issue":"3","journalAbbreviation":"JCO","language":"en","page":"547-547","source":"DOI.org (Crossref)","title":"Results of Treatment With Hyper-CVAD, a Dose-Intensive Regimen, in Adult Acute Lymphocytic Leukemia","volume":"18","author":[{"family":"Kantarjian","given":"Hagop M."},{"family":"O’Brien","given":"Susan"},{"family":"Smith","given":"Terry L."},{"family":"Cortes","given":"Jorge"},{"family":"Giles","given":"Francis J."},{"family":"Beran","given":"Miloslav"},{"family":"Pierce","given":"Sherry"},{"family":"Huh","given":"Yang"},{"family":"Andreeff","given":"Michael"},{"family":"Koller","given":"Charles"},{"family":"Ha","given":"Chul S."},{"family":"Keating","given":"Michael J."},{"family":"Murphy","given":"Sharon"},{"family":"Freireich","given":"Emil J."}],"issued":{"date-parts":[["2000",2,1]]}}}],"schema":"https://github.com/citation-style-language/schema/raw/master/csl-citation.json"} </w:instrText>
+      </w:r>
+      <w:r>
+        <w:rPr>
+          <w:b w:val="0"/>
+          <w:bCs w:val="0"/>
+          <w:szCs w:val="24"/>
+          <w:lang w:val="en-US"/>
+        </w:rPr>
+        <w:fldChar w:fldCharType="separate"/>
+      </w:r>
+      <w:r>
+        <w:rPr>
+          <w:b w:val="0"/>
+          <w:bCs w:val="0"/>
+          <w:lang w:val="en-US"/>
+        </w:rPr>
+        <w:t>(Kantarjian et al., 2000)</w:t>
+      </w:r>
+      <w:r>
+        <w:rPr>
+          <w:b w:val="0"/>
+          <w:bCs w:val="0"/>
+          <w:szCs w:val="24"/>
+          <w:lang w:val="en-US"/>
+        </w:rPr>
+        <w:fldChar w:fldCharType="end"/>
+      </w:r>
+      <w:r>
+        <w:rPr>
+          <w:b w:val="0"/>
+          <w:bCs w:val="0"/>
+          <w:szCs w:val="24"/>
+          <w:lang w:val="en-US"/>
+        </w:rPr>
+        <w:t>.</w:t>
+      </w:r>
+    </w:p>
+    <w:p>
+      <w:pPr>
+        <w:pStyle w:val="introduction"/>
+      </w:pPr>
+      <w:r>
+        <w:t>Chemobrain: Definition and Mechanisms</w:t>
+      </w:r>
+    </w:p>
+    <w:p>
+      <w:pPr>
+        <w:pStyle w:val="Resultsheading"/>
+        <w:numPr>
+          <w:ilvl w:val="0"/>
+          <w:numId w:val="0"/>
+        </w:numPr>
+        <w:spacing w:line="276" w:lineRule="auto"/>
+        <w:ind w:firstLine="708"/>
+        <w:rPr>
+          <w:b w:val="0"/>
+          <w:bCs w:val="0"/>
+          <w:szCs w:val="24"/>
+          <w:lang w:val="en-US"/>
+        </w:rPr>
+      </w:pPr>
+      <w:r>
+        <w:rPr>
+          <w:b w:val="0"/>
+          <w:bCs w:val="0"/>
+          <w:szCs w:val="24"/>
+          <w:lang w:val="en-US"/>
+        </w:rPr>
+        <w:t xml:space="preserve">Over the past five decades, advances in </w:t>
+      </w:r>
+      <w:r>
+        <w:rPr>
+          <w:b w:val="0"/>
+          <w:bCs w:val="0"/>
+          <w:szCs w:val="24"/>
+          <w:lang w:val="en-US"/>
+        </w:rPr>
+        <w:t xml:space="preserve">these treatments, </w:t>
+      </w:r>
+      <w:r>
+        <w:rPr>
+          <w:b w:val="0"/>
+          <w:bCs w:val="0"/>
+          <w:szCs w:val="24"/>
+          <w:lang w:val="en-US"/>
+        </w:rPr>
+        <w:t>including regimens such as hyper-CVAD</w:t>
+      </w:r>
+      <w:r>
+        <w:rPr>
+          <w:b w:val="0"/>
+          <w:bCs w:val="0"/>
+          <w:szCs w:val="24"/>
+          <w:lang w:val="en-US"/>
+        </w:rPr>
+        <w:t>,</w:t>
+      </w:r>
+      <w:r>
+        <w:rPr>
+          <w:b w:val="0"/>
+          <w:bCs w:val="0"/>
+          <w:szCs w:val="24"/>
+          <w:lang w:val="en-US"/>
+        </w:rPr>
+        <w:t xml:space="preserve"> have led to substantial improvements in survival </w:t>
+      </w:r>
+      <w:r>
+        <w:rPr>
+          <w:b w:val="0"/>
+          <w:bCs w:val="0"/>
+          <w:szCs w:val="24"/>
+          <w:lang w:val="en-US"/>
+        </w:rPr>
+        <w:t xml:space="preserve">for ALL </w:t>
+      </w:r>
+      <w:r>
+        <w:rPr>
+          <w:b w:val="0"/>
+          <w:bCs w:val="0"/>
+          <w:szCs w:val="24"/>
+          <w:lang w:val="en-US"/>
+        </w:rPr>
+        <w:fldChar w:fldCharType="begin"/>
+      </w:r>
+      <w:r>
+        <w:rPr>
+          <w:b w:val="0"/>
+          <w:bCs w:val="0"/>
+          <w:szCs w:val="24"/>
+          <w:lang w:val="en-US"/>
+        </w:rPr>
+        <w:instrText xml:space="preserve"> ADDIN ZOTERO_ITEM CSL_CITATION {"citationID":"2456RZPe","properties":{"formattedCitation":"(Dmochowski &amp; Norcia, 2015)","plainCitation":"(Dmochowski &amp; Norcia, 2015)","noteIndex":0},"citationItems":[{"id":41,"uris":["http://zotero.org/users/local/YhuOZDGS/items/9H7VQKLF"],"itemData":{"id":41,"type":"article-journal","container-title":"PLOS ONE","DOI":"10.1371/journal.pone.0143339","ISSN":"1932-6203","issue":"11","journalAbbreviation":"PLoS ONE","language":"en","page":"e0143339","source":"DOI.org (Crossref)","title":"Cortical Components of Reaction-Time during Perceptual Decisions in Humans","volume":"10","author":[{"family":"Dmochowski","given":"Jacek P."},{"family":"Norcia","given":"Anthony M."}],"editor":[{"family":"Cattaneo","given":"Luigi"}],"issued":{"date-parts":[["2015",11,23]]}}}],"schema":"https://github.com/citation-style-language/schema/raw/master/csl-citation.json"} </w:instrText>
+      </w:r>
+      <w:r>
+        <w:rPr>
+          <w:b w:val="0"/>
+          <w:bCs w:val="0"/>
+          <w:szCs w:val="24"/>
+          <w:lang w:val="en-US"/>
+        </w:rPr>
+        <w:fldChar w:fldCharType="separate"/>
+      </w:r>
+      <w:r>
+        <w:rPr>
+          <w:b w:val="0"/>
+          <w:bCs w:val="0"/>
+          <w:lang w:val="en-US"/>
+        </w:rPr>
+        <w:t>(Dmochowski &amp; Norcia, 2015)</w:t>
+      </w:r>
+      <w:r>
+        <w:rPr>
+          <w:b w:val="0"/>
+          <w:bCs w:val="0"/>
+          <w:szCs w:val="24"/>
+          <w:lang w:val="en-US"/>
+        </w:rPr>
+        <w:fldChar w:fldCharType="end"/>
+      </w:r>
+      <w:r>
+        <w:rPr>
+          <w:b w:val="0"/>
+          <w:bCs w:val="0"/>
+          <w:szCs w:val="24"/>
+          <w:lang w:val="en-US"/>
+        </w:rPr>
+        <w:t xml:space="preserve">. </w:t>
+      </w:r>
+      <w:r>
+        <w:rPr>
+          <w:b w:val="0"/>
+          <w:bCs w:val="0"/>
+          <w:szCs w:val="24"/>
+          <w:lang w:val="en-US"/>
+        </w:rPr>
+        <w:t>However, these gains come with an increased risk of long</w:t>
+      </w:r>
+      <w:r>
+        <w:rPr>
+          <w:b w:val="0"/>
+          <w:bCs w:val="0"/>
+          <w:szCs w:val="24"/>
+          <w:lang w:val="en-US"/>
+        </w:rPr>
+        <w:noBreakHyphen/>
+        <w:t>term treatment</w:t>
+      </w:r>
+      <w:r>
+        <w:rPr>
+          <w:b w:val="0"/>
+          <w:bCs w:val="0"/>
+          <w:szCs w:val="24"/>
+          <w:lang w:val="en-US"/>
+        </w:rPr>
+        <w:noBreakHyphen/>
+        <w:t>related conditions. One of the most common adverse effects of chemotherap</w:t>
+      </w:r>
+      <w:r>
+        <w:rPr>
+          <w:b w:val="0"/>
+          <w:bCs w:val="0"/>
+          <w:szCs w:val="24"/>
+          <w:lang w:val="en-US"/>
+        </w:rPr>
+        <w:t>y regimens, such as hyper-CVAD,</w:t>
+      </w:r>
+      <w:r>
+        <w:rPr>
+          <w:b w:val="0"/>
+          <w:bCs w:val="0"/>
+          <w:szCs w:val="24"/>
+          <w:lang w:val="en-US"/>
+        </w:rPr>
+        <w:t xml:space="preserve"> </w:t>
+      </w:r>
+      <w:r>
+        <w:rPr>
+          <w:b w:val="0"/>
+          <w:bCs w:val="0"/>
+          <w:szCs w:val="24"/>
+          <w:lang w:val="en-US"/>
+        </w:rPr>
+        <w:t xml:space="preserve">is </w:t>
+      </w:r>
+      <w:r>
+        <w:rPr>
+          <w:b w:val="0"/>
+          <w:bCs w:val="0"/>
+          <w:szCs w:val="24"/>
+          <w:lang w:val="en-US"/>
+        </w:rPr>
+        <w:t xml:space="preserve">the development of neurocognitive deficits (Ikonomidou, 2018). </w:t>
+      </w:r>
+      <w:r>
+        <w:rPr>
+          <w:b w:val="0"/>
+          <w:bCs w:val="0"/>
+          <w:szCs w:val="24"/>
+          <w:lang w:val="en-US"/>
+        </w:rPr>
+        <w:t>These cognitive impairments, collectively referred to as chemotherapy</w:t>
+      </w:r>
+      <w:r>
+        <w:rPr>
+          <w:b w:val="0"/>
+          <w:bCs w:val="0"/>
+          <w:szCs w:val="24"/>
+          <w:lang w:val="en-US"/>
+        </w:rPr>
+        <w:noBreakHyphen/>
+        <w:t>induced cognitive impairment (CICI) or ‘chemobrain’ encompass difficulties in memory, attention, processing speed, and executive functioning (Belcher et al., 2022; Kotb et al., 2019; Winick, 2011). For example, Wengenroth et al. (2015) found that childhood cancer survivors showed reduced concentration, slower processing speed, and lower memory capacity compared to their healthy siblings, independent of treatment type. Similarly, a meta</w:t>
+      </w:r>
+      <w:r>
+        <w:rPr>
+          <w:b w:val="0"/>
+          <w:bCs w:val="0"/>
+          <w:szCs w:val="24"/>
+          <w:lang w:val="en-US"/>
+        </w:rPr>
+        <w:noBreakHyphen/>
+        <w:t xml:space="preserve">analysis by Iyer et al. (2015) demonstrated that survivors of acute lymphoblastic leukemia (ALL) performed worse than healthy controls across three Wechsler intelligence scale domains, highlighting the broad </w:t>
+      </w:r>
+      <w:r>
+        <w:rPr>
+          <w:b w:val="0"/>
+          <w:bCs w:val="0"/>
+          <w:szCs w:val="24"/>
+          <w:lang w:val="en-US"/>
+        </w:rPr>
+        <w:t>neurocognitive deficits</w:t>
+      </w:r>
+      <w:r>
+        <w:rPr>
+          <w:b w:val="0"/>
+          <w:bCs w:val="0"/>
+          <w:szCs w:val="24"/>
+          <w:lang w:val="en-US"/>
+        </w:rPr>
+        <w:t xml:space="preserve"> associated with chemotherapy exposure.</w:t>
+      </w:r>
+      <w:r>
+        <w:rPr>
+          <w:b w:val="0"/>
+          <w:bCs w:val="0"/>
+          <w:szCs w:val="24"/>
+          <w:lang w:val="en-US"/>
+        </w:rPr>
+        <w:t xml:space="preserve"> </w:t>
+      </w:r>
+      <w:r>
+        <w:rPr>
+          <w:b w:val="0"/>
+          <w:bCs w:val="0"/>
+          <w:szCs w:val="24"/>
+          <w:lang w:val="en-US"/>
+        </w:rPr>
+        <w:t>In real</w:t>
+      </w:r>
+      <w:r>
+        <w:rPr>
+          <w:b w:val="0"/>
+          <w:bCs w:val="0"/>
+          <w:szCs w:val="24"/>
+          <w:lang w:val="en-US"/>
+        </w:rPr>
+        <w:noBreakHyphen/>
+        <w:t xml:space="preserve">world settings, these cognitive difficulties can </w:t>
+      </w:r>
+      <w:r>
+        <w:rPr>
+          <w:b w:val="0"/>
+          <w:bCs w:val="0"/>
+          <w:szCs w:val="24"/>
+          <w:lang w:val="en-US"/>
+        </w:rPr>
+        <w:t>express themselves as challenges</w:t>
+      </w:r>
+      <w:r>
+        <w:rPr>
+          <w:b w:val="0"/>
+          <w:bCs w:val="0"/>
+          <w:szCs w:val="24"/>
+          <w:lang w:val="en-US"/>
+        </w:rPr>
+        <w:t xml:space="preserve"> </w:t>
+      </w:r>
+      <w:r>
+        <w:rPr>
+          <w:b w:val="0"/>
+          <w:bCs w:val="0"/>
+          <w:szCs w:val="24"/>
+          <w:lang w:val="en-US"/>
+        </w:rPr>
+        <w:t xml:space="preserve">in </w:t>
+      </w:r>
+      <w:r>
+        <w:rPr>
+          <w:b w:val="0"/>
+          <w:bCs w:val="0"/>
+          <w:szCs w:val="24"/>
+          <w:lang w:val="en-US"/>
+        </w:rPr>
+        <w:t>daily</w:t>
+      </w:r>
+      <w:r>
+        <w:rPr>
+          <w:b w:val="0"/>
+          <w:bCs w:val="0"/>
+          <w:szCs w:val="24"/>
+          <w:lang w:val="en-US"/>
+        </w:rPr>
+        <w:t xml:space="preserve"> life</w:t>
+      </w:r>
+      <w:r>
+        <w:rPr>
+          <w:b w:val="0"/>
+          <w:bCs w:val="0"/>
+          <w:szCs w:val="24"/>
+          <w:lang w:val="en-US"/>
+        </w:rPr>
+        <w:t xml:space="preserve"> functioning and academic reintegration. For instance, children returning to school often struggle with </w:t>
+      </w:r>
+      <w:r>
+        <w:rPr>
+          <w:b w:val="0"/>
+          <w:bCs w:val="0"/>
+          <w:szCs w:val="24"/>
+          <w:lang w:val="en-US"/>
+        </w:rPr>
+        <w:t>the transition back to school and overall academic performance</w:t>
+      </w:r>
+      <w:r>
+        <w:rPr>
+          <w:b w:val="0"/>
+          <w:bCs w:val="0"/>
+          <w:szCs w:val="24"/>
+          <w:lang w:val="en-US"/>
+        </w:rPr>
+        <w:t xml:space="preserve"> (Chen et al., 2015; Walker et al., 2019). </w:t>
+      </w:r>
+      <w:r>
+        <w:rPr>
+          <w:b w:val="0"/>
+          <w:bCs w:val="0"/>
+          <w:szCs w:val="24"/>
+          <w:lang w:val="en-US"/>
+        </w:rPr>
+        <w:t xml:space="preserve">Related to this, studies show that pediatric cancer survivors often experience difficulties reintegrating into physical education at school, which can occur in both the short and long term (Kesting et al., 2016). </w:t>
+      </w:r>
+      <w:r>
+        <w:rPr>
+          <w:b w:val="0"/>
+          <w:bCs w:val="0"/>
+          <w:szCs w:val="24"/>
+          <w:lang w:val="en-US"/>
+        </w:rPr>
+        <w:t>Social functioning may also be affected: some survivors report challenges with peer relationships and even symptoms of social phobia (Vance et al., 2004).</w:t>
+      </w:r>
+      <w:r>
+        <w:rPr>
+          <w:b w:val="0"/>
+          <w:bCs w:val="0"/>
+          <w:szCs w:val="24"/>
+          <w:lang w:val="en-US"/>
+        </w:rPr>
+        <w:t xml:space="preserve"> </w:t>
+      </w:r>
+      <w:r>
+        <w:rPr>
+          <w:b w:val="0"/>
+          <w:bCs w:val="0"/>
+          <w:szCs w:val="24"/>
+          <w:lang w:val="en-US"/>
+        </w:rPr>
+        <w:t>In the same study, parents additionally noted difficulties in everyday tasks such as managing finances and maintaining personal hygiene, underscoring the broader impact of treatment</w:t>
+      </w:r>
+      <w:r>
+        <w:rPr>
+          <w:b w:val="0"/>
+          <w:bCs w:val="0"/>
+          <w:szCs w:val="24"/>
+          <w:lang w:val="en-US"/>
+        </w:rPr>
+        <w:noBreakHyphen/>
+        <w:t>related neurocognitive deficits.</w:t>
+      </w:r>
+    </w:p>
+    <w:p>
+      <w:pPr>
+        <w:pStyle w:val="Resultsheading"/>
+        <w:numPr>
+          <w:ilvl w:val="0"/>
+          <w:numId w:val="0"/>
+        </w:numPr>
+        <w:spacing w:line="276" w:lineRule="auto"/>
+        <w:ind w:firstLine="709"/>
+        <w:rPr>
+          <w:b w:val="0"/>
+          <w:bCs w:val="0"/>
+          <w:szCs w:val="24"/>
+          <w:lang w:val="en-US"/>
+        </w:rPr>
+      </w:pPr>
+      <w:r>
+        <w:rPr>
+          <w:b w:val="0"/>
+          <w:bCs w:val="0"/>
+          <w:szCs w:val="24"/>
+          <w:lang w:val="en-US"/>
+        </w:rPr>
+        <w:t xml:space="preserve">At the neural level, several mechanisms have been proposed to explain the emergence of these deficits. One </w:t>
+      </w:r>
+      <w:r>
+        <w:rPr>
+          <w:b w:val="0"/>
+          <w:bCs w:val="0"/>
+          <w:szCs w:val="24"/>
+          <w:lang w:val="en-US"/>
+        </w:rPr>
+        <w:t>prominent theory</w:t>
+      </w:r>
+      <w:r>
+        <w:rPr>
+          <w:b w:val="0"/>
+          <w:bCs w:val="0"/>
+          <w:szCs w:val="24"/>
+          <w:lang w:val="en-US"/>
+        </w:rPr>
+        <w:t xml:space="preserve"> suggests that neurotoxic chemotherapeutic agents cross the blood–brain barrier (BBB), triggering excessive generation of reactive oxygen species that induce DNA damage and mitochondrial dysfunction. These processes can ultimately impair synaptic plasticity and reduce neurogenesis</w:t>
+      </w:r>
+      <w:r>
+        <w:rPr>
+          <w:b w:val="0"/>
+          <w:bCs w:val="0"/>
+          <w:szCs w:val="24"/>
+          <w:lang w:val="en-US"/>
+        </w:rPr>
+        <w:t xml:space="preserve"> </w:t>
+      </w:r>
+      <w:r>
+        <w:rPr>
+          <w:b w:val="0"/>
+          <w:bCs w:val="0"/>
+          <w:szCs w:val="24"/>
+          <w:lang w:val="en-US"/>
+        </w:rPr>
+        <w:fldChar w:fldCharType="begin"/>
+      </w:r>
+      <w:r>
+        <w:rPr>
+          <w:b w:val="0"/>
+          <w:bCs w:val="0"/>
+          <w:szCs w:val="24"/>
+          <w:lang w:val="en-US"/>
+        </w:rPr>
+        <w:instrText xml:space="preserve"> ADDIN ZOTERO_ITEM CSL_CITATION {"citationID":"zhY95igu","properties":{"formattedCitation":"(Kim et al., 2025)","plainCitation":"(Kim et al., 2025)","noteIndex":0},"citationItems":[{"id":111,"uris":["http://zotero.org/users/local/YhuOZDGS/items/UZMNKB5U"],"itemData":{"id":111,"type":"article-journal","container-title":"Biomedicine &amp; Pharmacotherapy","DOI":"10.1016/j.biopha.2025.118581","ISSN":"07533322","journalAbbreviation":"Biomedicine &amp; Pharmacotherapy","language":"en","page":"118581","source":"DOI.org (Crossref)","title":"Cognitive dysfunction in chemobrain: Molecular mechanisms and therapeutic implications","title-short":"Cognitive dysfunction in chemobrain","volume":"192","author":[{"family":"Kim","given":"Hyung-Goo"},{"family":"Rashid","given":"Mohammad Abdur"},{"family":"Poleschuk","given":"Michael"},{"family":"Ullah","given":"Faheem"},{"family":"Lee","given":"Sang Hoon"},{"family":"Kim","given":"Sang Hoon"},{"family":"Qin","given":"Bo"},{"family":"Zheng","given":"X.F. Steven"},{"family":"Jang","given":"Mi-Hyeon"}],"issued":{"date-parts":[["2025",11]]}}}],"schema":"https://github.com/citation-style-language/schema/raw/master/csl-citation.json"} </w:instrText>
+      </w:r>
+      <w:r>
+        <w:rPr>
+          <w:b w:val="0"/>
+          <w:bCs w:val="0"/>
+          <w:szCs w:val="24"/>
+          <w:lang w:val="en-US"/>
+        </w:rPr>
+        <w:fldChar w:fldCharType="separate"/>
+      </w:r>
+      <w:r>
+        <w:rPr>
+          <w:b w:val="0"/>
+          <w:bCs w:val="0"/>
+          <w:lang w:val="en-US"/>
+        </w:rPr>
+        <w:t>(Kim et al., 2025)</w:t>
+      </w:r>
+      <w:r>
+        <w:rPr>
+          <w:b w:val="0"/>
+          <w:bCs w:val="0"/>
+          <w:szCs w:val="24"/>
+          <w:lang w:val="en-US"/>
+        </w:rPr>
+        <w:fldChar w:fldCharType="end"/>
+      </w:r>
+      <w:r>
+        <w:rPr>
+          <w:b w:val="0"/>
+          <w:bCs w:val="0"/>
+          <w:szCs w:val="24"/>
+          <w:lang w:val="en-US"/>
+        </w:rPr>
+        <w:t>.</w:t>
+      </w:r>
+      <w:r>
+        <w:rPr>
+          <w:b w:val="0"/>
+          <w:bCs w:val="0"/>
+          <w:szCs w:val="24"/>
+          <w:lang w:val="en-US"/>
+        </w:rPr>
+        <w:t xml:space="preserve"> </w:t>
+      </w:r>
+      <w:r>
+        <w:rPr>
+          <w:b w:val="0"/>
+          <w:bCs w:val="0"/>
+          <w:szCs w:val="24"/>
+          <w:lang w:val="en-US"/>
+        </w:rPr>
+        <w:t>Another account proposes that chemotherapy disrupts white</w:t>
+      </w:r>
+      <w:r>
+        <w:rPr>
+          <w:b w:val="0"/>
+          <w:bCs w:val="0"/>
+          <w:szCs w:val="24"/>
+          <w:lang w:val="en-US"/>
+        </w:rPr>
+        <w:t xml:space="preserve"> </w:t>
+      </w:r>
+      <w:r>
+        <w:rPr>
+          <w:b w:val="0"/>
+          <w:bCs w:val="0"/>
+          <w:szCs w:val="24"/>
+          <w:lang w:val="en-US"/>
+        </w:rPr>
+        <w:t>matter integrity, which in turn contributes to cognitive deficits</w:t>
+      </w:r>
+      <w:r>
+        <w:rPr>
+          <w:b w:val="0"/>
+          <w:bCs w:val="0"/>
+          <w:szCs w:val="24"/>
+          <w:lang w:val="en-US"/>
+        </w:rPr>
+        <w:t xml:space="preserve"> </w:t>
+      </w:r>
+      <w:r>
+        <w:rPr>
+          <w:b w:val="0"/>
+          <w:bCs w:val="0"/>
+          <w:szCs w:val="24"/>
+          <w:lang w:val="en-US"/>
+        </w:rPr>
+        <w:fldChar w:fldCharType="begin"/>
+      </w:r>
+      <w:r>
+        <w:rPr>
+          <w:b w:val="0"/>
+          <w:bCs w:val="0"/>
+          <w:szCs w:val="24"/>
+          <w:lang w:val="en-US"/>
+        </w:rPr>
+        <w:instrText xml:space="preserve"> ADDIN ZOTERO_ITEM CSL_CITATION {"citationID":"QtoEKLYH","properties":{"formattedCitation":"(Matsos et al., 2017)","plainCitation":"(Matsos et al., 2017)","noteIndex":0},"citationItems":[{"id":113,"uris":["http://zotero.org/users/local/YhuOZDGS/items/RAJECEJB"],"itemData":{"id":113,"type":"article-journal","container-title":"Cancer Treatment Reviews","DOI":"10.1016/j.ctrv.2017.09.010","ISSN":"03057372","journalAbbreviation":"Cancer Treatment Reviews","language":"en","page":"6-14","source":"DOI.org (Crossref)","title":"Chemotherapy-induced cognitive impairments: White matter pathologies","title-short":"Chemotherapy-induced cognitive impairments","volume":"61","author":[{"family":"Matsos","given":"A."},{"family":"Loomes","given":"M."},{"family":"Zhou","given":"I."},{"family":"Macmillan","given":"E."},{"family":"Sabel","given":"I."},{"family":"Rotziokos","given":"E."},{"family":"Beckwith","given":"W."},{"family":"Johnston","given":"I.N."}],"issued":{"date-parts":[["2017",12]]}}}],"schema":"https://github.com/citation-style-language/schema/raw/master/csl-citation.json"} </w:instrText>
+      </w:r>
+      <w:r>
+        <w:rPr>
+          <w:b w:val="0"/>
+          <w:bCs w:val="0"/>
+          <w:szCs w:val="24"/>
+          <w:lang w:val="en-US"/>
+        </w:rPr>
+        <w:fldChar w:fldCharType="separate"/>
+      </w:r>
+      <w:r>
+        <w:rPr>
+          <w:b w:val="0"/>
+          <w:bCs w:val="0"/>
+          <w:lang w:val="en-US"/>
+        </w:rPr>
+        <w:t>(Matsos et al., 2017)</w:t>
+      </w:r>
+      <w:r>
+        <w:rPr>
+          <w:b w:val="0"/>
+          <w:bCs w:val="0"/>
+          <w:szCs w:val="24"/>
+          <w:lang w:val="en-US"/>
+        </w:rPr>
+        <w:fldChar w:fldCharType="end"/>
+      </w:r>
+      <w:r>
+        <w:rPr>
+          <w:b w:val="0"/>
+          <w:bCs w:val="0"/>
+          <w:szCs w:val="24"/>
+          <w:lang w:val="en-US"/>
+        </w:rPr>
+        <w:t xml:space="preserve">. </w:t>
+      </w:r>
+      <w:r>
+        <w:rPr>
+          <w:b w:val="0"/>
+          <w:bCs w:val="0"/>
+          <w:szCs w:val="24"/>
+          <w:lang w:val="en-US"/>
+        </w:rPr>
+        <w:t xml:space="preserve">However, the underlying mechanism of this account is unknown. Some research shows </w:t>
+      </w:r>
+      <w:r>
+        <w:rPr>
+          <w:b w:val="0"/>
+          <w:bCs w:val="0"/>
+          <w:szCs w:val="24"/>
+          <w:lang w:val="en-US"/>
+        </w:rPr>
+        <w:t>both in vitro and in vivo that chemotherapeutic agents reduce the population of oligodendrocyte precursor cells</w:t>
+      </w:r>
+      <w:r>
+        <w:rPr>
+          <w:b w:val="0"/>
+          <w:bCs w:val="0"/>
+          <w:szCs w:val="24"/>
+          <w:lang w:val="en-US"/>
+        </w:rPr>
+        <w:t xml:space="preserve"> </w:t>
+      </w:r>
+      <w:r>
+        <w:rPr>
+          <w:b w:val="0"/>
+          <w:bCs w:val="0"/>
+          <w:szCs w:val="24"/>
+          <w:lang w:val="en-US"/>
+        </w:rPr>
+        <w:fldChar w:fldCharType="begin"/>
+      </w:r>
+      <w:r>
+        <w:rPr>
+          <w:b w:val="0"/>
+          <w:bCs w:val="0"/>
+          <w:szCs w:val="24"/>
+          <w:lang w:val="en-US"/>
+        </w:rPr>
+        <w:instrText xml:space="preserve"> ADDIN ZOTERO_ITEM CSL_CITATION {"citationID":"sdIg2GV1","properties":{"formattedCitation":"(Briones &amp; Woods, 2014)","plainCitation":"(Briones &amp; Woods, 2014)","noteIndex":0},"citationItems":[{"id":112,"uris":["http://zotero.org/users/local/YhuOZDGS/items/XVWB999C"],"itemData":{"id":112,"type":"article-journal","container-title":"Brain, Behavior, and Immunity","DOI":"10.1016/j.bbi.2013.07.175","ISSN":"08891591","journalAbbreviation":"Brain, Behavior, and Immunity","language":"en","page":"23-32","source":"DOI.org (Crossref)","title":"Dysregulation in myelination mediated by persistent neuroinflammation: Possible mechanisms in chemotherapy-related cognitive impairment","title-short":"Dysregulation in myelination mediated by persistent neuroinflammation","volume":"35","author":[{"family":"Briones","given":"Teresita L."},{"family":"Woods","given":"Julie"}],"issued":{"date-parts":[["2014",1]]}}}],"schema":"https://github.com/citation-style-language/schema/raw/master/csl-citation.json"} </w:instrText>
+      </w:r>
+      <w:r>
+        <w:rPr>
+          <w:b w:val="0"/>
+          <w:bCs w:val="0"/>
+          <w:szCs w:val="24"/>
+          <w:lang w:val="en-US"/>
+        </w:rPr>
+        <w:fldChar w:fldCharType="separate"/>
+      </w:r>
+      <w:r>
+        <w:rPr>
+          <w:b w:val="0"/>
+          <w:bCs w:val="0"/>
+          <w:szCs w:val="24"/>
+          <w:lang w:val="en-US"/>
+        </w:rPr>
+        <w:t>(Briones &amp; Woods, 2014)</w:t>
+      </w:r>
+      <w:r>
+        <w:rPr>
+          <w:b w:val="0"/>
+          <w:bCs w:val="0"/>
+          <w:szCs w:val="24"/>
+          <w:lang w:val="en-US"/>
+        </w:rPr>
+        <w:fldChar w:fldCharType="end"/>
+      </w:r>
+      <w:r>
+        <w:rPr>
+          <w:b w:val="0"/>
+          <w:bCs w:val="0"/>
+          <w:szCs w:val="24"/>
+          <w:lang w:val="en-US"/>
+        </w:rPr>
+        <w:t>. Because these precursor cells give rise to oligodendrocytes,</w:t>
+      </w:r>
+      <w:r>
+        <w:rPr>
+          <w:b w:val="0"/>
+          <w:bCs w:val="0"/>
+          <w:szCs w:val="24"/>
+          <w:lang w:val="en-US"/>
+        </w:rPr>
+        <w:t xml:space="preserve"> which produce and maintain myelin sheaths in the </w:t>
+      </w:r>
+      <w:r>
+        <w:rPr>
+          <w:b w:val="0"/>
+          <w:bCs w:val="0"/>
+          <w:szCs w:val="24"/>
+          <w:lang w:val="en-US"/>
+        </w:rPr>
+        <w:t>CNS</w:t>
+      </w:r>
+      <w:r>
+        <w:rPr>
+          <w:b w:val="0"/>
+          <w:bCs w:val="0"/>
+          <w:szCs w:val="24"/>
+          <w:lang w:val="en-US"/>
+        </w:rPr>
+        <w:t>,</w:t>
+      </w:r>
+      <w:r>
+        <w:rPr>
+          <w:b w:val="0"/>
+          <w:bCs w:val="0"/>
+          <w:szCs w:val="24"/>
+          <w:lang w:val="en-US"/>
+        </w:rPr>
+        <w:t xml:space="preserve"> their loss may impair myelination and disrupt neural signaling.</w:t>
+      </w:r>
+      <w:r>
+        <w:rPr>
+          <w:b w:val="0"/>
+          <w:bCs w:val="0"/>
+          <w:szCs w:val="24"/>
+          <w:lang w:val="en-US"/>
+        </w:rPr>
+        <w:t xml:space="preserve"> </w:t>
+      </w:r>
+      <w:r>
+        <w:rPr>
+          <w:b w:val="0"/>
+          <w:bCs w:val="0"/>
+          <w:szCs w:val="24"/>
+          <w:lang w:val="en-US"/>
+        </w:rPr>
+        <w:t>Another hypothesis proposes that these white</w:t>
+      </w:r>
+      <w:r>
+        <w:rPr>
+          <w:b w:val="0"/>
+          <w:bCs w:val="0"/>
+          <w:szCs w:val="24"/>
+          <w:lang w:val="en-US"/>
+        </w:rPr>
+        <w:noBreakHyphen/>
+        <w:t>matter alterations may reflect accelerated neural ageing, as patients often exhibit age</w:t>
+      </w:r>
+      <w:r>
+        <w:rPr>
+          <w:b w:val="0"/>
+          <w:bCs w:val="0"/>
+          <w:szCs w:val="24"/>
+          <w:lang w:val="en-US"/>
+        </w:rPr>
+        <w:noBreakHyphen/>
+        <w:t>related comorbidities such as elevated inflammatory biomarkers and increased cardiovascular risk</w:t>
+      </w:r>
+      <w:r>
+        <w:rPr>
+          <w:szCs w:val="24"/>
+          <w:lang w:val="en-US"/>
+        </w:rPr>
+        <w:t xml:space="preserve"> </w:t>
+      </w:r>
+      <w:r>
+        <w:rPr>
+          <w:b w:val="0"/>
+          <w:bCs w:val="0"/>
+          <w:szCs w:val="24"/>
+          <w:lang w:val="en-US"/>
+        </w:rPr>
+        <w:fldChar w:fldCharType="begin"/>
+      </w:r>
+      <w:r>
+        <w:rPr>
+          <w:b w:val="0"/>
+          <w:bCs w:val="0"/>
+          <w:szCs w:val="24"/>
+          <w:lang w:val="en-US"/>
+        </w:rPr>
+        <w:instrText xml:space="preserve"> ADDIN ZOTERO_ITEM CSL_CITATION {"citationID":"IotQOQvE","properties":{"formattedCitation":"(Alfano et al., 2017; Hurria et al., 2016)","plainCitation":"(Alfano et al., 2017; Hurria et al., 2016)","noteIndex":0},"citationItems":[{"id":115,"uris":["http://zotero.org/users/local/YhuOZDGS/items/2RVNS46H"],"itemData":{"id":115,"type":"article-journal","abstract":"Purpose\n              The sequelae of cancer treatment may increase systemic inflammation and create a phenotype at increased risk of functional decline and comorbidities, leading to premature mortality. Little is known about how this trajectory compares with natural aging among peers of the same age without cancer. This longitudinal study investigated proinflammatory cytokines and comorbidity development over time among breast cancer survivors and a noncancer control group.\n            \n            \n              Methods\n              Women (N = 315; 209 with breast cancer and 106 in the control group) were recruited at the time of their work-up for breast cancer; they completed the baseline questionnaire, interview, and blood draw (lipopolysaccharide-stimulated production of interleukin [IL] -6, tumor necrosis factor-α, and IL-1β). Measures were repeated 6 and 18 months after primary cancer treatment (cancer survivors) or within a comparable time frame (control group).\n            \n            \n              Results\n              There were no baseline differences in comorbidities or cytokines between survivors and the control group. Over time, breast cancer survivors had significantly higher tumor necrosis factor-α and IL-6 compared with the control group. Survivors treated with surgery, radiation, and chemotherapy accumulated a significantly greater burden of comorbid conditions and suffered greater pain associated with inflammation over time after cancer treatment than did the control group.\n            \n            \n              Conclusion\n              Survivors who had multimodal treatment had higher cytokines and comorbidities, suggestive of accelerated aging. Comorbidities were related to inflammation in this sample, which could increase the likelihood of premature mortality. Given that many comorbidities take years to develop, future research with extended follow-up beyond 18 months is necessary to examine the evidence of accelerated aging in cancer survivors and to determine the responsible mechanisms.","container-title":"Journal of Clinical Oncology","DOI":"10.1200/JCO.2016.67.1883","ISSN":"0732-183X, 1527-7755","issue":"2","journalAbbreviation":"JCO","language":"en","page":"149-156","source":"DOI.org (Crossref)","title":"Inflammatory Cytokines and Comorbidity Development in Breast Cancer Survivors Versus Noncancer Controls: Evidence for Accelerated Aging?","title-short":"Inflammatory Cytokines and Comorbidity Development in Breast Cancer Survivors Versus Noncancer Controls","volume":"35","author":[{"family":"Alfano","given":"Catherine M."},{"family":"Peng","given":"Juan"},{"family":"Andridge","given":"Rebecca R."},{"family":"Lindgren","given":"Monica E."},{"family":"Povoski","given":"Stephen P."},{"family":"Lipari","given":"Adele M."},{"family":"Agnese","given":"Doreen M."},{"family":"Farrar","given":"William B."},{"family":"Yee","given":"Lisa D."},{"family":"Carson","given":"William E."},{"family":"Kiecolt-Glaser","given":"Janice K."}],"issued":{"date-parts":[["2017",1,10]]}}},{"id":114,"uris":["http://zotero.org/users/local/YhuOZDGS/items/FNEW7IFI"],"itemData":{"id":114,"type":"article-journal","abstract":"Purpose\n              Older adults are at increased risk for chemotherapy toxicity, and standard oncology assessment measures cannot identify those at risk. A predictive model for chemotherapy toxicity was developed (N = 500) that consisted of geriatric assessment questions and other clinical variables. This study aims to externally validate this model in an independent cohort (N = 250).\n            \n            \n              Patients and Methods\n              Patients age ≥ 65 years with a solid tumor, fluent in English, and who were scheduled to receive a new chemotherapy regimen were recruited from eight institutions. Risk of chemotherapy toxicity was calculated (low, medium, or high risk) on the basis of the prediction model before the start of chemotherapy. Chemotherapy-related toxicity was captured (grade 3 [hospitalization indicated], grade 4 [life threatening], and grade 5 [treatment-related death]). Validation of the prediction model was performed by calculating the area under the receiver-operating characteristic curve.\n            \n            \n              Results\n              The study sample (N = 250) had a mean age of 73 years (range, 65 to 94 [standard deviation, 5.8]). More than one half of patients (58%) experienced grade ≥ 3 toxicity. Risk of toxicity increased with increasing risk score (36.7% low, 62.4% medium, 70.2% high risk; P &lt; .001). The area under the curve of the receiver-operating characteristic curve was 0.65 (95% CI, 0.58 to 0.71), which was not statistically different from the development cohort (0.72; 95% CI, 0.68 to 0.77; P = .09). There was no association between Karnofsky Performance Status and chemotherapy toxicity (P = .25).\n            \n            \n              Conclusion\n              This study externally validated a chemotherapy toxicity predictive model for older adults with cancer. This predictive model should be considered when discussing the risks and benefits of chemotherapy with older adults.","container-title":"Journal of Clinical Oncology","DOI":"10.1200/JCO.2015.65.4327","ISSN":"0732-183X, 1527-7755","issue":"20","journalAbbreviation":"JCO","language":"en","page":"2366-2371","source":"DOI.org (Crossref)","title":"Validation of a Prediction Tool for Chemotherapy Toxicity in Older Adults With Cancer","volume":"34","author":[{"family":"Hurria","given":"Arti"},{"family":"Mohile","given":"Supriya"},{"family":"Gajra","given":"Ajeet"},{"family":"Klepin","given":"Heidi"},{"family":"Muss","given":"Hyman"},{"family":"Chapman","given":"Andrew"},{"family":"Feng","given":"Tao"},{"family":"Smith","given":"David"},{"family":"Sun","given":"Can-Lan"},{"family":"De Glas","given":"Nienke"},{"family":"Cohen","given":"Harvey Jay"},{"family":"Katheria","given":"Vani"},{"family":"Doan","given":"Caroline"},{"family":"Zavala","given":"Laura"},{"family":"Levi","given":"Abrahm"},{"family":"Akiba","given":"Chie"},{"family":"Tew","given":"William P."}],"issued":{"date-parts":[["2016",7,10]]}}}],"schema":"https://github.com/citation-style-language/schema/raw/master/csl-citation.json"} </w:instrText>
+      </w:r>
+      <w:r>
+        <w:rPr>
+          <w:b w:val="0"/>
+          <w:bCs w:val="0"/>
+          <w:szCs w:val="24"/>
+          <w:lang w:val="en-US"/>
+        </w:rPr>
+        <w:fldChar w:fldCharType="separate"/>
+      </w:r>
+      <w:r>
+        <w:rPr>
+          <w:b w:val="0"/>
+          <w:bCs w:val="0"/>
+          <w:lang w:val="en-US"/>
+        </w:rPr>
+        <w:t>(Alfano et al., 2017; Hurria et al., 2016)</w:t>
+      </w:r>
+      <w:r>
+        <w:rPr>
+          <w:b w:val="0"/>
+          <w:bCs w:val="0"/>
+          <w:szCs w:val="24"/>
+          <w:lang w:val="en-US"/>
+        </w:rPr>
+        <w:fldChar w:fldCharType="end"/>
+      </w:r>
+      <w:r>
+        <w:rPr>
+          <w:b w:val="0"/>
+          <w:bCs w:val="0"/>
+          <w:szCs w:val="24"/>
+          <w:lang w:val="en-US"/>
+        </w:rPr>
+        <w:t>.</w:t>
+      </w:r>
+      <w:r>
+        <w:rPr>
+          <w:b w:val="0"/>
+          <w:bCs w:val="0"/>
+          <w:szCs w:val="24"/>
+          <w:lang w:val="en-US"/>
+        </w:rPr>
+        <w:t xml:space="preserve"> </w:t>
+      </w:r>
+      <w:r>
+        <w:rPr>
+          <w:b w:val="0"/>
+          <w:bCs w:val="0"/>
+          <w:szCs w:val="24"/>
+          <w:lang w:val="en-US"/>
+        </w:rPr>
+        <w:t xml:space="preserve">When considering these possible alterations in survivors of pediatric cancer, the concern extends </w:t>
+      </w:r>
+      <w:r>
+        <w:rPr>
+          <w:b w:val="0"/>
+          <w:bCs w:val="0"/>
+          <w:szCs w:val="24"/>
+          <w:lang w:val="en-US"/>
+        </w:rPr>
+        <w:lastRenderedPageBreak/>
+        <w:t>beyond changes in brain structure to potential disruptions in typical brain development. For example, a voxel</w:t>
+      </w:r>
+      <w:r>
+        <w:rPr>
+          <w:b w:val="0"/>
+          <w:bCs w:val="0"/>
+          <w:szCs w:val="24"/>
+          <w:lang w:val="en-US"/>
+        </w:rPr>
+        <w:noBreakHyphen/>
+        <w:t>based morphometry study found that survivors of ALL showed reduced white</w:t>
+      </w:r>
+      <w:r>
+        <w:rPr>
+          <w:b w:val="0"/>
+          <w:bCs w:val="0"/>
+          <w:szCs w:val="24"/>
+          <w:lang w:val="en-US"/>
+        </w:rPr>
+        <w:noBreakHyphen/>
+        <w:t>matter volume in the right prefrontal cortex (PFC)</w:t>
+      </w:r>
+      <w:r>
+        <w:rPr>
+          <w:b w:val="0"/>
+          <w:bCs w:val="0"/>
+          <w:szCs w:val="24"/>
+          <w:lang w:val="en-US"/>
+        </w:rPr>
+        <w:t xml:space="preserve"> </w:t>
+      </w:r>
+      <w:r>
+        <w:rPr>
+          <w:b w:val="0"/>
+          <w:bCs w:val="0"/>
+          <w:szCs w:val="24"/>
+          <w:lang w:val="en-US"/>
+        </w:rPr>
+        <w:fldChar w:fldCharType="begin"/>
+      </w:r>
+      <w:r>
+        <w:rPr>
+          <w:b w:val="0"/>
+          <w:bCs w:val="0"/>
+          <w:szCs w:val="24"/>
+          <w:lang w:val="en-US"/>
+        </w:rPr>
+        <w:instrText xml:space="preserve"> ADDIN ZOTERO_ITEM CSL_CITATION {"citationID":"uCoBUKYv","properties":{"formattedCitation":"(Carey et al., 2008)","plainCitation":"(Carey et al., 2008)","noteIndex":0},"citationItems":[{"id":116,"uris":["http://zotero.org/users/local/YhuOZDGS/items/IH7LCSIY"],"itemData":{"id":116,"type":"article-journal","container-title":"American Journal of Neuroradiology","DOI":"10.3174/ajnr.A0904","ISSN":"0195-6108, 1936-959X","issue":"4","journalAbbreviation":"AJNR Am J Neuroradiol","language":"en","page":"792-797","source":"DOI.org (Crossref)","title":"Reduced Frontal White Matter Volume in Long-Term Childhood Leukemia Survivors: A Voxel-Based Morphometry Study","title-short":"Reduced Frontal White Matter Volume in Long-Term Childhood Leukemia Survivors","volume":"29","author":[{"family":"Carey","given":"M.E."},{"family":"Haut","given":"M.W."},{"family":"Reminger","given":"S.L."},{"family":"Hutter","given":"J.J."},{"family":"Theilmann","given":"R."},{"family":"Kaemingk","given":"K.L."}],"issued":{"date-parts":[["2008",4]]}}}],"schema":"https://github.com/citation-style-language/schema/raw/master/csl-citation.json"} </w:instrText>
+      </w:r>
+      <w:r>
+        <w:rPr>
+          <w:b w:val="0"/>
+          <w:bCs w:val="0"/>
+          <w:szCs w:val="24"/>
+          <w:lang w:val="en-US"/>
+        </w:rPr>
+        <w:fldChar w:fldCharType="separate"/>
+      </w:r>
+      <w:r>
+        <w:rPr>
+          <w:b w:val="0"/>
+          <w:bCs w:val="0"/>
+          <w:lang w:val="en-US"/>
+        </w:rPr>
+        <w:t>(Carey et al., 2008)</w:t>
+      </w:r>
+      <w:r>
+        <w:rPr>
+          <w:b w:val="0"/>
+          <w:bCs w:val="0"/>
+          <w:szCs w:val="24"/>
+          <w:lang w:val="en-US"/>
+        </w:rPr>
+        <w:fldChar w:fldCharType="end"/>
+      </w:r>
+      <w:r>
+        <w:rPr>
+          <w:b w:val="0"/>
+          <w:bCs w:val="0"/>
+          <w:szCs w:val="24"/>
+          <w:lang w:val="en-US"/>
+        </w:rPr>
+        <w:t xml:space="preserve">. </w:t>
+      </w:r>
+      <w:r>
+        <w:rPr>
+          <w:b w:val="0"/>
+          <w:bCs w:val="0"/>
+          <w:szCs w:val="24"/>
+          <w:lang w:val="en-US"/>
+        </w:rPr>
+        <w:t>Another study compared long</w:t>
+      </w:r>
+      <w:r>
+        <w:rPr>
+          <w:b w:val="0"/>
+          <w:bCs w:val="0"/>
+          <w:szCs w:val="24"/>
+          <w:lang w:val="en-US"/>
+        </w:rPr>
+        <w:noBreakHyphen/>
+        <w:t>term adult survivors of ALL to healthy controls and found that patients treated with chemotherapy alone had a lower white</w:t>
+      </w:r>
+      <w:r>
+        <w:rPr>
+          <w:b w:val="0"/>
+          <w:bCs w:val="0"/>
+          <w:szCs w:val="24"/>
+          <w:lang w:val="en-US"/>
+        </w:rPr>
+        <w:noBreakHyphen/>
+        <w:t>matter–to–intracranial</w:t>
+      </w:r>
+      <w:r>
+        <w:rPr>
+          <w:b w:val="0"/>
+          <w:bCs w:val="0"/>
+          <w:szCs w:val="24"/>
+          <w:lang w:val="en-US"/>
+        </w:rPr>
+        <w:noBreakHyphen/>
+        <w:t>volume ratio in the frontal and temporal lobes, and these reductions were associated with differences in neurocognitive task performance</w:t>
+      </w:r>
+      <w:r>
+        <w:rPr>
+          <w:b w:val="0"/>
+          <w:bCs w:val="0"/>
+          <w:szCs w:val="24"/>
+          <w:lang w:val="en-US"/>
+        </w:rPr>
+        <w:t xml:space="preserve"> </w:t>
+      </w:r>
+      <w:r>
+        <w:rPr>
+          <w:b w:val="0"/>
+          <w:bCs w:val="0"/>
+          <w:szCs w:val="24"/>
+          <w:lang w:val="en-US"/>
+        </w:rPr>
+        <w:fldChar w:fldCharType="begin"/>
+      </w:r>
+      <w:r>
+        <w:rPr>
+          <w:b w:val="0"/>
+          <w:bCs w:val="0"/>
+          <w:szCs w:val="24"/>
+          <w:lang w:val="en-US"/>
+        </w:rPr>
+        <w:instrText xml:space="preserve"> ADDIN ZOTERO_ITEM CSL_CITATION {"citationID":"ivFWW2nt","properties":{"formattedCitation":"(Edelmann et al., 2014)","plainCitation":"(Edelmann et al., 2014)","noteIndex":0},"citationItems":[{"id":118,"uris":["http://zotero.org/users/local/YhuOZDGS/items/BZEY48WQ"],"itemData":{"id":118,"type":"article-journal","container-title":"Brain","DOI":"10.1093/brain/awu230","ISSN":"1460-2156, 0006-8950","issue":"11","language":"en","page":"2973-2983","source":"DOI.org (Crossref)","title":"Diffusion tensor imaging and neurocognition in survivors of childhood acute lymphoblastic leukaemia","volume":"137","author":[{"family":"Edelmann","given":"Michelle N."},{"family":"Krull","given":"Kevin R."},{"family":"Liu","given":"Wei"},{"family":"Glass","given":"John O."},{"family":"Ji","given":"Qing"},{"family":"Ogg","given":"Robert J."},{"family":"Sabin","given":"Noah D."},{"family":"Srivastava","given":"Deo Kumar"},{"family":"Robison","given":"Leslie L."},{"family":"Hudson","given":"Melissa M."},{"family":"Reddick","given":"Wilburn E."}],"issued":{"date-parts":[["2014",11]]}}}],"schema":"https://github.com/citation-style-language/schema/raw/master/csl-citation.json"} </w:instrText>
+      </w:r>
+      <w:r>
+        <w:rPr>
+          <w:b w:val="0"/>
+          <w:bCs w:val="0"/>
+          <w:szCs w:val="24"/>
+          <w:lang w:val="en-US"/>
+        </w:rPr>
+        <w:fldChar w:fldCharType="separate"/>
+      </w:r>
+      <w:r>
+        <w:rPr>
+          <w:b w:val="0"/>
+          <w:bCs w:val="0"/>
+          <w:lang w:val="en-US"/>
+        </w:rPr>
+        <w:t>(Edelmann et al., 2014)</w:t>
+      </w:r>
+      <w:r>
+        <w:rPr>
+          <w:b w:val="0"/>
+          <w:bCs w:val="0"/>
+          <w:szCs w:val="24"/>
+          <w:lang w:val="en-US"/>
+        </w:rPr>
+        <w:fldChar w:fldCharType="end"/>
+      </w:r>
+      <w:r>
+        <w:rPr>
+          <w:b w:val="0"/>
+          <w:bCs w:val="0"/>
+          <w:szCs w:val="24"/>
+          <w:lang w:val="en-US"/>
+        </w:rPr>
+        <w:t xml:space="preserve">. </w:t>
+      </w:r>
+      <w:r>
+        <w:rPr>
+          <w:b w:val="0"/>
+          <w:bCs w:val="0"/>
+          <w:szCs w:val="24"/>
+          <w:lang w:val="en-US"/>
+        </w:rPr>
+        <w:t>Similarly, i</w:t>
+      </w:r>
+      <w:r>
+        <w:rPr>
+          <w:b w:val="0"/>
+          <w:bCs w:val="0"/>
+          <w:szCs w:val="24"/>
+          <w:lang w:val="en-US"/>
+        </w:rPr>
+        <w:t>n mouse models receiving chemotherapy from postnatal day (P)19 onward,</w:t>
+      </w:r>
+      <w:r>
+        <w:rPr>
+          <w:b w:val="0"/>
+          <w:bCs w:val="0"/>
+          <w:szCs w:val="24"/>
+          <w:lang w:val="en-US"/>
+        </w:rPr>
+        <w:t xml:space="preserve"> researchers identified</w:t>
+      </w:r>
+      <w:r>
+        <w:rPr>
+          <w:b w:val="0"/>
+          <w:bCs w:val="0"/>
+          <w:szCs w:val="24"/>
+          <w:lang w:val="en-US"/>
+        </w:rPr>
+        <w:t xml:space="preserve"> a cluster of microglia</w:t>
+      </w:r>
+      <w:r>
+        <w:rPr>
+          <w:b w:val="0"/>
+          <w:bCs w:val="0"/>
+          <w:szCs w:val="24"/>
+          <w:lang w:val="en-US"/>
+        </w:rPr>
+        <w:noBreakHyphen/>
+        <w:t xml:space="preserve">related genes in the </w:t>
+      </w:r>
+      <w:r>
+        <w:rPr>
+          <w:b w:val="0"/>
+          <w:bCs w:val="0"/>
+          <w:szCs w:val="24"/>
+          <w:lang w:val="en-US"/>
+        </w:rPr>
+        <w:t>PFC</w:t>
+      </w:r>
+      <w:r>
+        <w:rPr>
+          <w:b w:val="0"/>
+          <w:bCs w:val="0"/>
+          <w:szCs w:val="24"/>
+          <w:lang w:val="en-US"/>
+        </w:rPr>
+        <w:t xml:space="preserve"> and hippocampus </w:t>
+      </w:r>
+      <w:r>
+        <w:rPr>
+          <w:b w:val="0"/>
+          <w:bCs w:val="0"/>
+          <w:szCs w:val="24"/>
+          <w:lang w:val="en-US"/>
+        </w:rPr>
+        <w:t>that</w:t>
+      </w:r>
+      <w:r>
+        <w:rPr>
+          <w:b w:val="0"/>
+          <w:bCs w:val="0"/>
+          <w:szCs w:val="24"/>
+          <w:lang w:val="en-US"/>
+        </w:rPr>
+        <w:t xml:space="preserve"> predict</w:t>
+      </w:r>
+      <w:r>
+        <w:rPr>
+          <w:b w:val="0"/>
+          <w:bCs w:val="0"/>
+          <w:szCs w:val="24"/>
+          <w:lang w:val="en-US"/>
+        </w:rPr>
+        <w:t>ed</w:t>
+      </w:r>
+      <w:r>
+        <w:rPr>
+          <w:b w:val="0"/>
+          <w:bCs w:val="0"/>
+          <w:szCs w:val="24"/>
+          <w:lang w:val="en-US"/>
+        </w:rPr>
+        <w:t xml:space="preserve"> poorer performance on a general cognitive test battery at P13</w:t>
+      </w:r>
+      <w:r>
+        <w:rPr>
+          <w:b w:val="0"/>
+          <w:bCs w:val="0"/>
+          <w:szCs w:val="24"/>
+          <w:lang w:val="en-US"/>
+        </w:rPr>
+        <w:t xml:space="preserve">6 </w:t>
+      </w:r>
+      <w:r>
+        <w:rPr>
+          <w:b w:val="0"/>
+          <w:bCs w:val="0"/>
+          <w:szCs w:val="24"/>
+          <w:lang w:val="en-US"/>
+        </w:rPr>
+        <w:fldChar w:fldCharType="begin"/>
+      </w:r>
+      <w:r>
+        <w:rPr>
+          <w:b w:val="0"/>
+          <w:bCs w:val="0"/>
+          <w:szCs w:val="24"/>
+          <w:lang w:val="en-US"/>
+        </w:rPr>
+        <w:instrText xml:space="preserve"> ADDIN ZOTERO_ITEM CSL_CITATION {"citationID":"CS3KsP5u","properties":{"formattedCitation":"(Laaker et al., 2023)","plainCitation":"(Laaker et al., 2023)","noteIndex":0},"citationItems":[{"id":119,"uris":["http://zotero.org/users/local/YhuOZDGS/items/XKDARNRM"],"itemData":{"id":119,"type":"article-journal","container-title":"Brain, Behavior, and Immunity","DOI":"10.1016/j.bbi.2023.07.009","ISSN":"08891591","journalAbbreviation":"Brain, Behavior, and Immunity","language":"en","page":"176-188","source":"DOI.org (Crossref)","title":"Early life cancer and chemotherapy lead to cognitive deficits related to alterations in microglial-associated gene expression in prefrontal cortex","volume":"113","author":[{"family":"Laaker","given":"Collin J."},{"family":"Cantelon","given":"Claire"},{"family":"Davis","given":"Alyshia B."},{"family":"Lloyd","given":"Kelsey R."},{"family":"Agyeman","given":"Nana"},{"family":"Hiltz","given":"Adam R."},{"family":"Smith","given":"Brittany L."},{"family":"Konsman","given":"Jan Pieter"},{"family":"Reyes","given":"Teresa M."}],"issued":{"date-parts":[["2023",10]]}}}],"schema":"https://github.com/citation-style-language/schema/raw/master/csl-citation.json"} </w:instrText>
+      </w:r>
+      <w:r>
+        <w:rPr>
+          <w:b w:val="0"/>
+          <w:bCs w:val="0"/>
+          <w:szCs w:val="24"/>
+          <w:lang w:val="en-US"/>
+        </w:rPr>
+        <w:fldChar w:fldCharType="separate"/>
+      </w:r>
+      <w:r>
+        <w:rPr>
+          <w:b w:val="0"/>
+          <w:bCs w:val="0"/>
+          <w:lang w:val="en-US"/>
+        </w:rPr>
+        <w:t>(Laaker et al., 2023)</w:t>
+      </w:r>
+      <w:r>
+        <w:rPr>
+          <w:b w:val="0"/>
+          <w:bCs w:val="0"/>
+          <w:szCs w:val="24"/>
+          <w:lang w:val="en-US"/>
+        </w:rPr>
+        <w:fldChar w:fldCharType="end"/>
+      </w:r>
+      <w:r>
+        <w:rPr>
+          <w:b w:val="0"/>
+          <w:bCs w:val="0"/>
+          <w:szCs w:val="24"/>
+          <w:lang w:val="en-US"/>
+        </w:rPr>
+        <w:t xml:space="preserve">. </w:t>
+      </w:r>
+      <w:r>
+        <w:rPr>
+          <w:b w:val="0"/>
+          <w:bCs w:val="0"/>
+          <w:szCs w:val="24"/>
+          <w:lang w:val="en-US"/>
+        </w:rPr>
+        <w:t xml:space="preserve">Taken together, these studies suggest that chemotherapy </w:t>
+      </w:r>
+      <w:r>
+        <w:rPr>
+          <w:b w:val="0"/>
+          <w:bCs w:val="0"/>
+          <w:szCs w:val="24"/>
+          <w:lang w:val="en-US"/>
+        </w:rPr>
+        <w:t>does influence</w:t>
+      </w:r>
+      <w:r>
+        <w:rPr>
+          <w:b w:val="0"/>
+          <w:bCs w:val="0"/>
+          <w:szCs w:val="24"/>
+          <w:lang w:val="en-US"/>
+        </w:rPr>
+        <w:t xml:space="preserve"> brain development, with particularly strong associations between prefrontal cortex (PFC) alterations and lower task performance. This is consistent with extensive evidence that the PFC supports goal</w:t>
+      </w:r>
+      <w:r>
+        <w:rPr>
+          <w:b w:val="0"/>
+          <w:bCs w:val="0"/>
+          <w:szCs w:val="24"/>
+          <w:lang w:val="en-US"/>
+        </w:rPr>
+        <w:noBreakHyphen/>
+        <w:t>directed behavior through executive functions and cognitive control, processes that are fundamental for performance across a wide range of cognitive tasks</w:t>
+      </w:r>
+      <w:r>
+        <w:rPr>
+          <w:szCs w:val="24"/>
+          <w:lang w:val="en-US"/>
+        </w:rPr>
+        <w:t xml:space="preserve"> </w:t>
+      </w:r>
+      <w:r>
+        <w:rPr>
+          <w:b w:val="0"/>
+          <w:bCs w:val="0"/>
+          <w:szCs w:val="24"/>
+          <w:lang w:val="en-US"/>
+        </w:rPr>
+        <w:fldChar w:fldCharType="begin"/>
+      </w:r>
+      <w:r>
+        <w:rPr>
+          <w:b w:val="0"/>
+          <w:bCs w:val="0"/>
+          <w:szCs w:val="24"/>
+          <w:lang w:val="en-US"/>
+        </w:rPr>
+        <w:instrText xml:space="preserve"> ADDIN ZOTERO_ITEM CSL_CITATION {"citationID":"FO51Dviz","properties":{"formattedCitation":"(Friedman &amp; Robbins, 2022; Salehinejad et al., 2021)","plainCitation":"(Friedman &amp; Robbins, 2022; Salehinejad et al., 2021)","noteIndex":0},"citationItems":[{"id":120,"uris":["http://zotero.org/users/local/YhuOZDGS/items/RJ5VVVIM"],"itemData":{"id":120,"type":"article-journal","abstract":"Abstract\n            \n              Concepts of cognitive control (CC) and executive function (EF) are defined in terms of their relationships with goal-directed behavior versus habits and controlled versus automatic processing, and related to the functions of the prefrontal cortex (PFC) and related regions and networks. A psychometric approach shows unity and diversity in CC constructs, with 3 components in the most commonly studied constructs: general or common CC and components specific to mental set shifting and working memory updating. These constructs are considered against the cellular and systems neurobiology of PFC and what is known of its functional neuroanatomical or network organization based on lesioning, neurochemical, and neuroimaging approaches across species. CC is also considered in the context of motivation, as “cool” and “hot” forms. Its Common CC component is shown to be distinct from general intelligence (\n              g\n              ) and closely related to response inhibition. Impairments in CC are considered as possible causes of psychiatric symptoms and consequences of disorders. The relationships of CC with the general factor of psychopathology (p) and dimensional constructs such as impulsivity in large scale developmental and adult populations are considered, as well as implications for genetic studies and RDoC approaches to psychiatric classification.","container-title":"Neuropsychopharmacology","DOI":"10.1038/s41386-021-01132-0","ISSN":"0893-133X, 1740-634X","issue":"1","journalAbbreviation":"Neuropsychopharmacol.","language":"en","page":"72-89","source":"DOI.org (Crossref)","title":"The role of prefrontal cortex in cognitive control and executive function","volume":"47","author":[{"family":"Friedman","given":"Naomi P."},{"family":"Robbins","given":"Trevor W."}],"issued":{"date-parts":[["2022",1]]}}},{"id":122,"uris":["http://zotero.org/users/local/YhuOZDGS/items/P68ZD998"],"itemData":{"id":122,"type":"article-journal","abstract":"Executive functions, or cognitive control, are higher-order cognitive functions needed for adaptive goal-directed behaviours and are significantly impaired in majority of neuropsychiatric disorders. Different models and approaches are proposed for describing how executive functions are functionally organised in the brain. One popular and recently proposed organising principle of executive functions is the distinction between hot (i.e. reward or affective-related) versus cold (i.e. purely cognitive) domains of executive functions. The prefrontal cortex is traditionally linked to executive functions, but on the other hand, anterior and posterior cingulate cortices are hugely involved in executive functions as well. In this review, we first define executive functions, their domains, and the appropriate methods for studying them. Second, we discuss how hot and cold executive functions are linked to different areas of the prefrontal cortex. Next, we discuss the association of hot versus cold executive functions with the cingulate cortex, focusing on the anterior and posterior compartments. Finally, we propose a functional model for hot and cold executive function organisation in the brain with a specific focus on the fronto-cingular network. We also discuss clinical implications of hot versus cold cognition in major neuropsychiatric disorders (depression, schizophrenia, anxiety disorders, substance use disorder, attention-deficit hyperactivity disorder, and autism) and attempt to characterise their profile according to the functional dominance or manifest of hot–cold cognition. Our model proposes that the lateral prefrontal cortex along with the dorsal anterior cingulate cortex are more relevant for cold executive functions, while the medial–orbital prefrontal cortex along with the ventral anterior cingulate cortex, and the posterior cingulate cortex are more closely involved in hot executive functions. This functional distinction, however, is not absolute and depends on several factors including task features, context, and the extent to which the measured function relies on cognition and emotion or both.","container-title":"Brain and Neuroscience Advances","DOI":"10.1177/23982128211007769","ISSN":"2398-2128, 2398-2128","journalAbbreviation":"Brain and Neuroscience Advances","language":"en","page":"23982128211007769","source":"DOI.org (Crossref)","title":"Hot and cold executive functions in the brain: A prefrontal-cingular network","title-short":"Hot and cold executive functions in the brain","volume":"5","author":[{"family":"Salehinejad","given":"Mohammad Ali"},{"family":"Ghanavati","given":"Elham"},{"family":"Rashid","given":"Md Harun Ar"},{"family":"Nitsche","given":"Michael A."}],"issued":{"date-parts":[["2021",1]]}}}],"schema":"https://github.com/citation-style-language/schema/raw/master/csl-citation.json"} </w:instrText>
+      </w:r>
+      <w:r>
+        <w:rPr>
+          <w:b w:val="0"/>
+          <w:bCs w:val="0"/>
+          <w:szCs w:val="24"/>
+          <w:lang w:val="en-US"/>
+        </w:rPr>
+        <w:fldChar w:fldCharType="separate"/>
+      </w:r>
+      <w:r>
+        <w:rPr>
+          <w:b w:val="0"/>
+          <w:bCs w:val="0"/>
+          <w:lang w:val="en-US"/>
+        </w:rPr>
+        <w:t>(Friedman &amp; Robbins, 2022; Salehinejad et al., 2021)</w:t>
+      </w:r>
+      <w:r>
+        <w:rPr>
+          <w:b w:val="0"/>
+          <w:bCs w:val="0"/>
+          <w:szCs w:val="24"/>
+          <w:lang w:val="en-US"/>
+        </w:rPr>
+        <w:fldChar w:fldCharType="end"/>
+      </w:r>
+      <w:r>
+        <w:rPr>
+          <w:b w:val="0"/>
+          <w:bCs w:val="0"/>
+          <w:szCs w:val="24"/>
+          <w:lang w:val="en-US"/>
+        </w:rPr>
+        <w:t xml:space="preserve">. </w:t>
+      </w:r>
+    </w:p>
+    <w:p>
+      <w:pPr>
+        <w:pStyle w:val="Resultsheading"/>
+        <w:numPr>
+          <w:ilvl w:val="0"/>
+          <w:numId w:val="0"/>
+        </w:numPr>
+        <w:spacing w:line="276" w:lineRule="auto"/>
+        <w:ind w:left="360" w:hanging="360"/>
+        <w:rPr>
+          <w:b w:val="0"/>
+          <w:bCs w:val="0"/>
+          <w:szCs w:val="24"/>
+          <w:lang w:val="en-US"/>
+        </w:rPr>
+      </w:pPr>
+    </w:p>
+    <w:p>
+      <w:pPr>
+        <w:pStyle w:val="Resultsheading"/>
+        <w:numPr>
+          <w:ilvl w:val="0"/>
+          <w:numId w:val="0"/>
+        </w:numPr>
+        <w:spacing w:line="276" w:lineRule="auto"/>
+        <w:ind w:left="360" w:hanging="360"/>
+        <w:rPr>
+          <w:b w:val="0"/>
+          <w:bCs w:val="0"/>
+          <w:szCs w:val="24"/>
+        </w:rPr>
+      </w:pPr>
+      <w:r>
+        <w:rPr>
+          <w:szCs w:val="24"/>
         </w:rPr>
         <w:t xml:space="preserve">Objective/Aim </w:t>
       </w:r>
@@ -241,7 +2777,7 @@
         </w:rPr>
         <w:t xml:space="preserve"> </w:t>
       </w:r>
-      <w:commentRangeStart w:id="0"/>
+      <w:commentRangeStart w:id="1"/>
       <w:r>
         <w:rPr>
           <w:rFonts w:ascii="Times New Roman" w:hAnsi="Times New Roman" w:cs="Times New Roman"/>
@@ -258,7 +2794,7 @@
           <w:szCs w:val="24"/>
           <w:lang w:val="en-GB"/>
         </w:rPr>
-        <w:instrText xml:space="preserve"> ADDIN ZOTERO_ITEM CSL_CITATION {"citationID":"Ji0GeweX","properties":{"formattedCitation":"(Kantarjian et al., 2000; Siegel et al., 2018)","plainCitation":"(Kantarjian et al., 2000; Siegel et al., 2018)","noteIndex":0},"citationItems":[{"id":54,"uris":["http://zotero.org/users/local/YhuOZDGS/items/BCSD7VI4"],"itemData":{"id":54,"type":"article-journal","abstract":"PURPOSE: To evaluate the efficacy and toxicity of Hyper-CVAD (fractionated cyclophosphamide, vincristine, doxorubicin, and dexamethasone), a dose-intensive regimen, in adult acute lymphocytic leukemia (ALL).\n            \n              PATIENTS AND METHODS: Adults with newly diagnosed ALL referred since 1992 were entered onto the study; treatment was initiated in 204 patients between 1992 and January 1998. No exclusions were made because of older age, poor performance status, organ dysfunction, or active infection. Median age was 39.5 years; 37% were at least 50 years old. Mature B-cell disease (Burkitt type) was present in 9%, T-cell disease in 17%. Leukocytosis of more than 30 × 10\n              9\n              /L was found in 26%, Philadelphia chromosome–positive disease in 16% (20% of patients with assessable metaphases), CNS leukemia at the time of diagnosis in 7%, and a mediastinal mass in 7%. Treatment consisted of four cycles of Hyper-CVAD alternating with four cycles of high-dose methotrexate (MTX) and cytarabine therapy, together with intrathecal CNS prophylaxis and supportive care with antibiotic prophylaxis and granulocyte colony-stimulating factor therapy. Maintenance in patients with nonmature B-cell ALL included 2 years of treatment with mercaptopurine, MTX, vincristine, and prednisone (POMP).\n            \n            RESULTS: Overall, 185 patients (91%) achieved complete remission (CR) and 12 (6%) died during induction therapy. Estimated 5-year survival and 5-year CR rates were 39% and 38%, respectively. The incidence of CNS relapse was low (4%). Compared with 222 patients treated with vincristine, doxorubicin, and dexamethasone (VAD) regimens, our patients had a better CR rate (91% v 75%, P &lt; .01) and CR rate after one course (74% v 55%, P &lt; .01) and better survival (P &lt; .01), and a smaller percentage had more than 5% day 14 blasts (34% v 48%, P = .01). Previous prognostic models remained predictive for outcome with Hyper-CVAD therapy.\n            CONCLUSION: Hyper-CVAD therapy is superior to our previous regimens and should be compared with established regimens in adult ALL.","container-title":"Journal of Clinical Oncology","DOI":"10.1200/JCO.2000.18.3.547","ISSN":"0732-183X, 1527-7755","issue":"3","journalAbbreviation":"JCO","language":"en","page":"547-547","source":"DOI.org (Crossref)","title":"Results of Treatment With Hyper-CVAD, a Dose-Intensive Regimen, in Adult Acute Lymphocytic Leukemia","volume":"18","author":[{"family":"Kantarjian","given":"Hagop M."},{"family":"O’Brien","given":"Susan"},{"family":"Smith","given":"Terry L."},{"family":"Cortes","given":"Jorge"},{"family":"Giles","given":"Francis J."},{"family":"Beran","given":"Miloslav"},{"family":"Pierce","given":"Sherry"},{"family":"Huh","given":"Yang"},{"family":"Andreeff","given":"Michael"},{"family":"Koller","given":"Charles"},{"family":"Ha","given":"Chul S."},{"family":"Keating","given":"Michael J."},{"family":"Murphy","given":"Sharon"},{"family":"Freireich","given":"Emil J."}],"issued":{"date-parts":[["2000",2,1]]}},"label":"page"},{"id":55,"uris":["http://zotero.org/users/local/YhuOZDGS/items/A3LZTF5P"],"itemData":{"id":55,"type":"article-journal","abstract":"Abstract\n            For young adults with acute lymphoblastic leukemia, pediatric‐based regimens are likely to provide the following when compared to hyper‐CVAD regimens: better disease control, less hospitalization time, diminished acute toxicities, decreased financial cost, more quality‐adjusted life years, and fewer adverse late effects, such as infertility, myelodysplasia, and second malignant neoplasms. There are also reasons to expect less cardiac and cognitive dysfunction after pediatric regimens. The improved quality and quantity of life associated with pediatric regimens renders them preferable to hyper‐CVAD regimens for the treatment of Philadelphia‐negative B‐precursor or T‐cell acute lymphoblastic leukemia and lymphoblastic lymphoma in young adults.","container-title":"American Journal of Hematology","DOI":"10.1002/ajh.25229","ISSN":"0361-8609, 1096-8652","issue":"10","journalAbbreviation":"American J Hematol","language":"en","page":"1254-1266","source":"DOI.org (Crossref)","title":"Treatment of young adults with Philadelphia‐negative acute lymphoblastic leukemia and lymphoblastic lymphoma: Hyper‐CVAD vs. pediatric‐inspired regimens","title-short":"Treatment of young adults with Philadelphia‐negative acute lymphoblastic leukemia and lymphoblastic lymphoma","volume":"93","author":[{"family":"Siegel","given":"Stuart E."},{"family":"Advani","given":"Anjali"},{"family":"Seibel","given":"Nita"},{"family":"Muffly","given":"Lori"},{"family":"Stock","given":"Wendy"},{"family":"Luger","given":"Selina"},{"family":"Shah","given":"Bijal"},{"family":"DeAngelo","given":"Daniel J."},{"family":"Freyer","given":"David R."},{"family":"Douer","given":"Dan"},{"family":"Johnson","given":"Rebecca H."},{"family":"Hayes‐Lattin","given":"Brandon"},{"family":"Lewis","given":"Mark"},{"family":"Jaboin","given":"Jerry J."},{"family":"Coccia","given":"Peter F."},{"family":"Bleyer","given":"Archie"}],"issued":{"date-parts":[["2018",10]]}},"label":"page"}],"schema":"https://github.com/citation-style-language/schema/raw/master/csl-citation.json"} </w:instrText>
+        <w:instrText xml:space="preserve"> ADDIN ZOTERO_ITEM CSL_CITATION {"citationID":"Ji0GeweX","properties":{"formattedCitation":"(Kantarjian et al., 2000b; Siegel et al., 2018)","plainCitation":"(Kantarjian et al., 2000b; Siegel et al., 2018)","noteIndex":0},"citationItems":[{"id":54,"uris":["http://zotero.org/users/local/YhuOZDGS/items/BCSD7VI4"],"itemData":{"id":54,"type":"article-journal","abstract":"PURPOSE: To evaluate the efficacy and toxicity of Hyper-CVAD (fractionated cyclophosphamide, vincristine, doxorubicin, and dexamethasone), a dose-intensive regimen, in adult acute lymphocytic leukemia (ALL).\n            \n              PATIENTS AND METHODS: Adults with newly diagnosed ALL referred since 1992 were entered onto the study; treatment was initiated in 204 patients between 1992 and January 1998. No exclusions were made because of older age, poor performance status, organ dysfunction, or active infection. Median age was 39.5 years; 37% were at least 50 years old. Mature B-cell disease (Burkitt type) was present in 9%, T-cell disease in 17%. Leukocytosis of more than 30 × 10\n              9\n              /L was found in 26%, Philadelphia chromosome–positive disease in 16% (20% of patients with assessable metaphases), CNS leukemia at the time of diagnosis in 7%, and a mediastinal mass in 7%. Treatment consisted of four cycles of Hyper-CVAD alternating with four cycles of high-dose methotrexate (MTX) and cytarabine therapy, together with intrathecal CNS prophylaxis and supportive care with antibiotic prophylaxis and granulocyte colony-stimulating factor therapy. Maintenance in patients with nonmature B-cell ALL included 2 years of treatment with mercaptopurine, MTX, vincristine, and prednisone (POMP).\n            \n            RESULTS: Overall, 185 patients (91%) achieved complete remission (CR) and 12 (6%) died during induction therapy. Estimated 5-year survival and 5-year CR rates were 39% and 38%, respectively. The incidence of CNS relapse was low (4%). Compared with 222 patients treated with vincristine, doxorubicin, and dexamethasone (VAD) regimens, our patients had a better CR rate (91% v 75%, P &lt; .01) and CR rate after one course (74% v 55%, P &lt; .01) and better survival (P &lt; .01), and a smaller percentage had more than 5% day 14 blasts (34% v 48%, P = .01). Previous prognostic models remained predictive for outcome with Hyper-CVAD therapy.\n            CONCLUSION: Hyper-CVAD therapy is superior to our previous regimens and should be compared with established regimens in adult ALL.","container-title":"Journal of Clinical Oncology","DOI":"10.1200/JCO.2000.18.3.547","ISSN":"0732-183X, 1527-7755","issue":"3","journalAbbreviation":"JCO","language":"en","page":"547-547","source":"DOI.org (Crossref)","title":"Results of Treatment With Hyper-CVAD, a Dose-Intensive Regimen, in Adult Acute Lymphocytic Leukemia","volume":"18","author":[{"family":"Kantarjian","given":"Hagop M."},{"family":"O’Brien","given":"Susan"},{"family":"Smith","given":"Terry L."},{"family":"Cortes","given":"Jorge"},{"family":"Giles","given":"Francis J."},{"family":"Beran","given":"Miloslav"},{"family":"Pierce","given":"Sherry"},{"family":"Huh","given":"Yang"},{"family":"Andreeff","given":"Michael"},{"family":"Koller","given":"Charles"},{"family":"Ha","given":"Chul S."},{"family":"Keating","given":"Michael J."},{"family":"Murphy","given":"Sharon"},{"family":"Freireich","given":"Emil J."}],"issued":{"date-parts":[["2000",2,1]]}},"label":"page"},{"id":55,"uris":["http://zotero.org/users/local/YhuOZDGS/items/A3LZTF5P"],"itemData":{"id":55,"type":"article-journal","abstract":"Abstract\n            For young adults with acute lymphoblastic leukemia, pediatric‐based regimens are likely to provide the following when compared to hyper‐CVAD regimens: better disease control, less hospitalization time, diminished acute toxicities, decreased financial cost, more quality‐adjusted life years, and fewer adverse late effects, such as infertility, myelodysplasia, and second malignant neoplasms. There are also reasons to expect less cardiac and cognitive dysfunction after pediatric regimens. The improved quality and quantity of life associated with pediatric regimens renders them preferable to hyper‐CVAD regimens for the treatment of Philadelphia‐negative B‐precursor or T‐cell acute lymphoblastic leukemia and lymphoblastic lymphoma in young adults.","container-title":"American Journal of Hematology","DOI":"10.1002/ajh.25229","ISSN":"0361-8609, 1096-8652","issue":"10","journalAbbreviation":"American J Hematol","language":"en","page":"1254-1266","source":"DOI.org (Crossref)","title":"Treatment of young adults with Philadelphia‐negative acute lymphoblastic leukemia and lymphoblastic lymphoma: Hyper‐CVAD vs. pediatric‐inspired regimens","title-short":"Treatment of young adults with Philadelphia‐negative acute lymphoblastic leukemia and lymphoblastic lymphoma","volume":"93","author":[{"family":"Siegel","given":"Stuart E."},{"family":"Advani","given":"Anjali"},{"family":"Seibel","given":"Nita"},{"family":"Muffly","given":"Lori"},{"family":"Stock","given":"Wendy"},{"family":"Luger","given":"Selina"},{"family":"Shah","given":"Bijal"},{"family":"DeAngelo","given":"Daniel J."},{"family":"Freyer","given":"David R."},{"family":"Douer","given":"Dan"},{"family":"Johnson","given":"Rebecca H."},{"family":"Hayes‐Lattin","given":"Brandon"},{"family":"Lewis","given":"Mark"},{"family":"Jaboin","given":"Jerry J."},{"family":"Coccia","given":"Peter F."},{"family":"Bleyer","given":"Archie"}],"issued":{"date-parts":[["2018",10]]}},"label":"page"}],"schema":"https://github.com/citation-style-language/schema/raw/master/csl-citation.json"} </w:instrText>
       </w:r>
       <w:r>
         <w:rPr>
@@ -275,7 +2811,7 @@
           <w:sz w:val="24"/>
           <w:lang w:val="en-US"/>
         </w:rPr>
-        <w:t>(Kantarjian et al., 2000; Siegel et al., 2018)</w:t>
+        <w:t>(Kantarjian et al., 2000b; Siegel et al., 2018)</w:t>
       </w:r>
       <w:r>
         <w:rPr>
@@ -286,7 +2822,7 @@
         </w:rPr>
         <w:fldChar w:fldCharType="end"/>
       </w:r>
-      <w:commentRangeEnd w:id="0"/>
+      <w:commentRangeEnd w:id="1"/>
       <w:r>
         <w:rPr>
           <w:rStyle w:val="CommentReference"/>
@@ -295,9 +2831,9 @@
           <w:szCs w:val="24"/>
           <w:lang w:val="en-GB"/>
         </w:rPr>
-        <w:commentReference w:id="0"/>
-      </w:r>
-      <w:commentRangeStart w:id="1"/>
+        <w:commentReference w:id="1"/>
+      </w:r>
+      <w:commentRangeStart w:id="2"/>
       <w:r>
         <w:rPr>
           <w:rFonts w:ascii="Times New Roman" w:hAnsi="Times New Roman" w:cs="Times New Roman"/>
@@ -316,7 +2852,7 @@
         </w:rPr>
         <w:t xml:space="preserve"> </w:t>
       </w:r>
-      <w:commentRangeEnd w:id="1"/>
+      <w:commentRangeEnd w:id="2"/>
       <w:r>
         <w:rPr>
           <w:rStyle w:val="CommentReference"/>
@@ -325,7 +2861,7 @@
           <w:szCs w:val="24"/>
           <w:lang w:val="en-GB"/>
         </w:rPr>
-        <w:commentReference w:id="1"/>
+        <w:commentReference w:id="2"/>
       </w:r>
       <w:r>
         <w:rPr>
@@ -511,103 +3047,6 @@
         </w:rPr>
         <w:t xml:space="preserve"> </w:t>
       </w:r>
-    </w:p>
-    <w:p>
-      <w:pPr>
-        <w:ind w:firstLine="708"/>
-        <w:rPr>
-          <w:rFonts w:ascii="Times New Roman" w:hAnsi="Times New Roman" w:cs="Times New Roman"/>
-          <w:sz w:val="24"/>
-          <w:szCs w:val="24"/>
-          <w:lang w:val="en-GB"/>
-        </w:rPr>
-      </w:pPr>
-    </w:p>
-    <w:p>
-      <w:pPr>
-        <w:ind w:firstLine="708"/>
-        <w:rPr>
-          <w:rFonts w:ascii="Times New Roman" w:hAnsi="Times New Roman" w:cs="Times New Roman"/>
-          <w:sz w:val="24"/>
-          <w:szCs w:val="24"/>
-          <w:lang w:val="en-GB"/>
-        </w:rPr>
-      </w:pPr>
-    </w:p>
-    <w:p>
-      <w:pPr>
-        <w:ind w:firstLine="708"/>
-        <w:rPr>
-          <w:rFonts w:ascii="Times New Roman" w:hAnsi="Times New Roman" w:cs="Times New Roman"/>
-          <w:sz w:val="24"/>
-          <w:szCs w:val="24"/>
-          <w:lang w:val="en-GB"/>
-        </w:rPr>
-      </w:pPr>
-    </w:p>
-    <w:p>
-      <w:pPr>
-        <w:rPr>
-          <w:rFonts w:ascii="Times New Roman" w:hAnsi="Times New Roman" w:cs="Times New Roman"/>
-          <w:sz w:val="24"/>
-          <w:szCs w:val="24"/>
-          <w:lang w:val="en-GB"/>
-        </w:rPr>
-      </w:pPr>
-    </w:p>
-    <w:p>
-      <w:pPr>
-        <w:rPr>
-          <w:rFonts w:ascii="Times New Roman" w:hAnsi="Times New Roman" w:cs="Times New Roman"/>
-          <w:sz w:val="24"/>
-          <w:szCs w:val="24"/>
-          <w:lang w:val="en-GB"/>
-        </w:rPr>
-      </w:pPr>
-    </w:p>
-    <w:p>
-      <w:pPr>
-        <w:ind w:firstLine="708"/>
-        <w:rPr>
-          <w:rFonts w:ascii="Times New Roman" w:hAnsi="Times New Roman" w:cs="Times New Roman"/>
-          <w:sz w:val="24"/>
-          <w:szCs w:val="24"/>
-          <w:lang w:val="en-GB"/>
-        </w:rPr>
-      </w:pPr>
-    </w:p>
-    <w:p>
-      <w:pPr>
-        <w:ind w:firstLine="708"/>
-        <w:rPr>
-          <w:rFonts w:ascii="Times New Roman" w:hAnsi="Times New Roman" w:cs="Times New Roman"/>
-          <w:sz w:val="24"/>
-          <w:szCs w:val="24"/>
-          <w:lang w:val="en-GB"/>
-        </w:rPr>
-      </w:pPr>
-    </w:p>
-    <w:p>
-      <w:pPr>
-        <w:ind w:firstLine="708"/>
-        <w:rPr>
-          <w:rFonts w:ascii="Times New Roman" w:hAnsi="Times New Roman" w:cs="Times New Roman"/>
-          <w:sz w:val="24"/>
-          <w:szCs w:val="24"/>
-          <w:lang w:val="en-GB"/>
-        </w:rPr>
-      </w:pPr>
-    </w:p>
-    <w:p>
-      <w:pPr>
-        <w:ind w:firstLine="708"/>
-        <w:rPr>
-          <w:rFonts w:ascii="Times New Roman" w:hAnsi="Times New Roman" w:cs="Times New Roman"/>
-          <w:sz w:val="24"/>
-          <w:szCs w:val="24"/>
-          <w:lang w:val="en-GB"/>
-        </w:rPr>
-      </w:pPr>
     </w:p>
     <w:p>
       <w:pPr>
@@ -667,7 +3106,6 @@
         <w:pStyle w:val="Sectionheading"/>
       </w:pPr>
       <w:r>
-        <w:lastRenderedPageBreak/>
         <w:t>Methods and Design</w:t>
       </w:r>
     </w:p>
@@ -743,7 +3181,10 @@
         <w:pStyle w:val="subheading"/>
       </w:pPr>
       <w:r>
-        <w:t>Research Animals</w:t>
+        <w:t xml:space="preserve">Research </w:t>
+      </w:r>
+      <w:r>
+        <w:t>Animals</w:t>
       </w:r>
     </w:p>
     <w:p>
@@ -1512,8 +3953,8 @@
         </w:rPr>
         <w:t xml:space="preserve"> </w:t>
       </w:r>
-      <w:commentRangeStart w:id="2"/>
-      <w:commentRangeEnd w:id="2"/>
+      <w:commentRangeStart w:id="3"/>
+      <w:commentRangeEnd w:id="3"/>
       <w:r>
         <w:rPr>
           <w:rStyle w:val="CommentReference"/>
@@ -1522,7 +3963,7 @@
           <w:szCs w:val="24"/>
           <w:lang w:val="en-GB"/>
         </w:rPr>
-        <w:commentReference w:id="2"/>
+        <w:commentReference w:id="3"/>
       </w:r>
     </w:p>
     <w:p>
@@ -1841,8 +4282,8 @@
         </w:rPr>
         <w:t xml:space="preserve">; </w:t>
       </w:r>
-      <w:commentRangeStart w:id="3"/>
       <w:commentRangeStart w:id="4"/>
+      <w:commentRangeStart w:id="5"/>
       <w:r>
         <w:rPr>
           <w:rFonts w:ascii="Times New Roman" w:hAnsi="Times New Roman" w:cs="Times New Roman"/>
@@ -1852,7 +4293,7 @@
         </w:rPr>
         <w:t>See appendix fig. for weight graphs</w:t>
       </w:r>
-      <w:commentRangeEnd w:id="3"/>
+      <w:commentRangeEnd w:id="4"/>
       <w:r>
         <w:rPr>
           <w:rStyle w:val="CommentReference"/>
@@ -1861,9 +4302,9 @@
           <w:szCs w:val="24"/>
           <w:lang w:val="en-GB"/>
         </w:rPr>
-        <w:commentReference w:id="3"/>
-      </w:r>
-      <w:commentRangeEnd w:id="4"/>
+        <w:commentReference w:id="4"/>
+      </w:r>
+      <w:commentRangeEnd w:id="5"/>
       <w:r>
         <w:rPr>
           <w:rStyle w:val="CommentReference"/>
@@ -1872,7 +4313,7 @@
           <w:szCs w:val="24"/>
           <w:lang w:val="en-GB"/>
         </w:rPr>
-        <w:commentReference w:id="4"/>
+        <w:commentReference w:id="5"/>
       </w:r>
       <w:r>
         <w:rPr>
@@ -1937,7 +4378,7 @@
         </w:rPr>
         <w:t xml:space="preserve">. </w:t>
       </w:r>
-      <w:commentRangeStart w:id="5"/>
+      <w:commentRangeStart w:id="6"/>
       <w:r>
         <w:rPr>
           <w:rFonts w:ascii="Times New Roman" w:hAnsi="Times New Roman" w:cs="Times New Roman"/>
@@ -1956,7 +4397,7 @@
         </w:rPr>
         <w:t xml:space="preserve"> </w:t>
       </w:r>
-      <w:commentRangeEnd w:id="5"/>
+      <w:commentRangeEnd w:id="6"/>
       <w:r>
         <w:rPr>
           <w:rStyle w:val="CommentReference"/>
@@ -1965,7 +4406,7 @@
           <w:szCs w:val="24"/>
           <w:lang w:val="en-GB"/>
         </w:rPr>
-        <w:commentReference w:id="5"/>
+        <w:commentReference w:id="6"/>
       </w:r>
       <w:r>
         <w:rPr>
@@ -2108,6 +4549,7 @@
           <w:szCs w:val="24"/>
           <w:lang w:val="en-GB"/>
         </w:rPr>
+        <w:lastRenderedPageBreak/>
         <w:t>To test our hypotheses, we used a 4x4 between</w:t>
       </w:r>
       <w:r>
@@ -2135,17 +4577,7 @@
           <w:szCs w:val="24"/>
           <w:lang w:val="en-US"/>
         </w:rPr>
-        <w:t xml:space="preserve">The experiment included two manipulated </w:t>
-      </w:r>
-      <w:r>
-        <w:rPr>
-          <w:rFonts w:ascii="Times New Roman" w:hAnsi="Times New Roman" w:cs="Times New Roman"/>
-          <w:sz w:val="24"/>
-          <w:szCs w:val="24"/>
-          <w:lang w:val="en-US"/>
-        </w:rPr>
-        <w:lastRenderedPageBreak/>
-        <w:t xml:space="preserve">factors: treatment and environment. </w:t>
+        <w:t xml:space="preserve">The experiment included two manipulated factors: treatment and environment. </w:t>
       </w:r>
       <w:r>
         <w:rPr>
@@ -2465,7 +4897,7 @@
           <w:lang w:val="en-US"/>
         </w:rPr>
         <w:drawing>
-          <wp:inline distT="0" distB="0" distL="0" distR="0" wp14:anchorId="2DC578DB" wp14:editId="7546A85C">
+          <wp:inline distT="0" distB="0" distL="0" distR="0" wp14:anchorId="2DC578DB" wp14:editId="1EC8204B">
             <wp:extent cx="5760720" cy="904576"/>
             <wp:effectExtent l="0" t="0" r="0" b="0"/>
             <wp:docPr id="490171308" name="Picture 2"/>
@@ -2482,7 +4914,7 @@
                     </pic:cNvPicPr>
                   </pic:nvPicPr>
                   <pic:blipFill rotWithShape="1">
-                    <a:blip r:embed="rId9" cstate="print">
+                    <a:blip r:embed="rId12" cstate="print">
                       <a:extLst>
                         <a:ext uri="{28A0092B-C50C-407E-A947-70E740481C1C}">
                           <a14:useLocalDpi xmlns:a14="http://schemas.microsoft.com/office/drawing/2010/main" val="0"/>
@@ -3090,7 +5522,17 @@
           <w:szCs w:val="24"/>
           <w:lang w:val="en-US"/>
         </w:rPr>
-        <w:t xml:space="preserve"> cages were available, mice in the enriched</w:t>
+        <w:t xml:space="preserve"> cages were </w:t>
+      </w:r>
+      <w:r>
+        <w:rPr>
+          <w:rFonts w:ascii="Times New Roman" w:hAnsi="Times New Roman" w:cs="Times New Roman"/>
+          <w:sz w:val="24"/>
+          <w:szCs w:val="24"/>
+          <w:lang w:val="en-US"/>
+        </w:rPr>
+        <w:lastRenderedPageBreak/>
+        <w:t>available, mice in the enriched</w:t>
       </w:r>
       <w:r>
         <w:rPr>
@@ -3118,17 +5560,7 @@
           <w:szCs w:val="24"/>
           <w:lang w:val="en-US"/>
         </w:rPr>
-        <w:t xml:space="preserve"> cage and two weeks in an alternative enriched environment. The alternative </w:t>
-      </w:r>
-      <w:r>
-        <w:rPr>
-          <w:rFonts w:ascii="Times New Roman" w:hAnsi="Times New Roman" w:cs="Times New Roman"/>
-          <w:sz w:val="24"/>
-          <w:szCs w:val="24"/>
-          <w:lang w:val="en-US"/>
-        </w:rPr>
-        <w:lastRenderedPageBreak/>
-        <w:t>enriched environment consisted of a larger transparent cage equipped with additional running wheels, marbles, and hiding boxes. The order in which mice experienced the two enrichment setups was counterbalanced to minimize order effects.</w:t>
+        <w:t xml:space="preserve"> cage and two weeks in an alternative enriched environment. The alternative enriched environment consisted of a larger transparent cage equipped with additional running wheels, marbles, and hiding boxes. The order in which mice experienced the two enrichment setups was counterbalanced to minimize order effects.</w:t>
       </w:r>
       <w:r>
         <w:rPr>
@@ -3276,7 +5708,7 @@
                     </pic:cNvPicPr>
                   </pic:nvPicPr>
                   <pic:blipFill rotWithShape="1">
-                    <a:blip r:embed="rId10" cstate="print">
+                    <a:blip r:embed="rId13" cstate="print">
                       <a:extLst>
                         <a:ext uri="{28A0092B-C50C-407E-A947-70E740481C1C}">
                           <a14:useLocalDpi xmlns:a14="http://schemas.microsoft.com/office/drawing/2010/main" val="0"/>
@@ -3659,7 +6091,7 @@
                     </pic:cNvPicPr>
                   </pic:nvPicPr>
                   <pic:blipFill>
-                    <a:blip r:embed="rId11" cstate="print">
+                    <a:blip r:embed="rId14" cstate="print">
                       <a:extLst>
                         <a:ext uri="{28A0092B-C50C-407E-A947-70E740481C1C}">
                           <a14:useLocalDpi xmlns:a14="http://schemas.microsoft.com/office/drawing/2010/main" val="0"/>
@@ -4016,7 +6448,7 @@
           <w:lang w:val="en-US"/>
         </w:rPr>
         <w:drawing>
-          <wp:inline distT="0" distB="0" distL="0" distR="0" wp14:anchorId="1D443C78" wp14:editId="4FF7ECDD">
+          <wp:inline distT="0" distB="0" distL="0" distR="0" wp14:anchorId="1D443C78" wp14:editId="2CC8649A">
             <wp:extent cx="1751162" cy="1670485"/>
             <wp:effectExtent l="0" t="0" r="1905" b="6350"/>
             <wp:docPr id="1430163639" name="Picture 4"/>
@@ -4033,7 +6465,7 @@
                     </pic:cNvPicPr>
                   </pic:nvPicPr>
                   <pic:blipFill rotWithShape="1">
-                    <a:blip r:embed="rId12" cstate="print">
+                    <a:blip r:embed="rId15" cstate="print">
                       <a:extLst>
                         <a:ext uri="{28A0092B-C50C-407E-A947-70E740481C1C}">
                           <a14:useLocalDpi xmlns:a14="http://schemas.microsoft.com/office/drawing/2010/main" val="0"/>
@@ -5572,7 +8004,7 @@
                     </pic:cNvPicPr>
                   </pic:nvPicPr>
                   <pic:blipFill rotWithShape="1">
-                    <a:blip r:embed="rId13">
+                    <a:blip r:embed="rId16">
                       <a:extLst>
                         <a:ext uri="{28A0092B-C50C-407E-A947-70E740481C1C}">
                           <a14:useLocalDpi xmlns:a14="http://schemas.microsoft.com/office/drawing/2010/main" val="0"/>
@@ -5774,7 +8206,7 @@
         </w:rPr>
         <w:t xml:space="preserve">The rotarod task assesses motor coordination and balance by placing mice on a rotating </w:t>
       </w:r>
-      <w:commentRangeStart w:id="6"/>
+      <w:commentRangeStart w:id="7"/>
       <w:r>
         <w:rPr>
           <w:rFonts w:ascii="Times New Roman" w:hAnsi="Times New Roman" w:cs="Times New Roman"/>
@@ -5784,7 +8216,7 @@
         </w:rPr>
         <w:t>rod</w:t>
       </w:r>
-      <w:commentRangeEnd w:id="6"/>
+      <w:commentRangeEnd w:id="7"/>
       <w:r>
         <w:rPr>
           <w:rStyle w:val="CommentReference"/>
@@ -5793,7 +8225,7 @@
           <w:szCs w:val="24"/>
           <w:lang w:val="en-US"/>
         </w:rPr>
-        <w:commentReference w:id="6"/>
+        <w:commentReference w:id="7"/>
       </w:r>
       <w:r>
         <w:rPr>
@@ -7239,7 +9671,7 @@
                     </pic:cNvPicPr>
                   </pic:nvPicPr>
                   <pic:blipFill rotWithShape="1">
-                    <a:blip r:embed="rId14">
+                    <a:blip r:embed="rId17">
                       <a:extLst>
                         <a:ext uri="{28A0092B-C50C-407E-A947-70E740481C1C}">
                           <a14:useLocalDpi xmlns:a14="http://schemas.microsoft.com/office/drawing/2010/main" val="0"/>
@@ -8059,7 +10491,7 @@
                     </pic:cNvPicPr>
                   </pic:nvPicPr>
                   <pic:blipFill rotWithShape="1">
-                    <a:blip r:embed="rId15">
+                    <a:blip r:embed="rId18">
                       <a:extLst>
                         <a:ext uri="{28A0092B-C50C-407E-A947-70E740481C1C}">
                           <a14:useLocalDpi xmlns:a14="http://schemas.microsoft.com/office/drawing/2010/main" val="0"/>
@@ -8453,7 +10885,25 @@
           <w:szCs w:val="24"/>
           <w:lang w:val="en-US"/>
         </w:rPr>
-        <w:t>otal path length was recorded as a measure of general locomotion. The apparatus was illuminated sufficiently to ensure reliable tracking while minimizing anxiety, and it was thoroughly cleaned after each mouse to reduce the influence of residual odors.</w:t>
+        <w:t xml:space="preserve">otal path length was recorded as a measure of general </w:t>
+      </w:r>
+      <w:r>
+        <w:rPr>
+          <w:rFonts w:ascii="Times New Roman" w:hAnsi="Times New Roman" w:cs="Times New Roman"/>
+          <w:sz w:val="24"/>
+          <w:szCs w:val="24"/>
+          <w:lang w:val="en-US"/>
+        </w:rPr>
+        <w:t>exploration</w:t>
+      </w:r>
+      <w:r>
+        <w:rPr>
+          <w:rFonts w:ascii="Times New Roman" w:hAnsi="Times New Roman" w:cs="Times New Roman"/>
+          <w:sz w:val="24"/>
+          <w:szCs w:val="24"/>
+          <w:lang w:val="en-US"/>
+        </w:rPr>
+        <w:t>. The apparatus was illuminated sufficiently to ensure reliable tracking while minimizing anxiety, and it was thoroughly cleaned after each mouse to reduce the influence of residual odors.</w:t>
       </w:r>
     </w:p>
     <w:p>
@@ -11173,7 +13623,7 @@
                     </pic:cNvPicPr>
                   </pic:nvPicPr>
                   <pic:blipFill rotWithShape="1">
-                    <a:blip r:embed="rId16">
+                    <a:blip r:embed="rId19">
                       <a:extLst>
                         <a:ext uri="{28A0092B-C50C-407E-A947-70E740481C1C}">
                           <a14:useLocalDpi xmlns:a14="http://schemas.microsoft.com/office/drawing/2010/main" val="0"/>
@@ -13365,7 +15815,7 @@
                     </pic:cNvPicPr>
                   </pic:nvPicPr>
                   <pic:blipFill rotWithShape="1">
-                    <a:blip r:embed="rId17">
+                    <a:blip r:embed="rId20">
                       <a:extLst>
                         <a:ext uri="{28A0092B-C50C-407E-A947-70E740481C1C}">
                           <a14:useLocalDpi xmlns:a14="http://schemas.microsoft.com/office/drawing/2010/main" val="0"/>
@@ -15273,7 +17723,7 @@
                     </pic:cNvPicPr>
                   </pic:nvPicPr>
                   <pic:blipFill rotWithShape="1">
-                    <a:blip r:embed="rId18">
+                    <a:blip r:embed="rId21">
                       <a:extLst>
                         <a:ext uri="{28A0092B-C50C-407E-A947-70E740481C1C}">
                           <a14:useLocalDpi xmlns:a14="http://schemas.microsoft.com/office/drawing/2010/main" val="0"/>
@@ -21804,7 +24254,7 @@
                     </pic:cNvPicPr>
                   </pic:nvPicPr>
                   <pic:blipFill rotWithShape="1">
-                    <a:blip r:embed="rId19" cstate="print">
+                    <a:blip r:embed="rId22" cstate="print">
                       <a:extLst>
                         <a:ext uri="{28A0092B-C50C-407E-A947-70E740481C1C}">
                           <a14:useLocalDpi xmlns:a14="http://schemas.microsoft.com/office/drawing/2010/main" val="0"/>
@@ -23480,7 +25930,7 @@
                     </pic:cNvPicPr>
                   </pic:nvPicPr>
                   <pic:blipFill rotWithShape="1">
-                    <a:blip r:embed="rId20">
+                    <a:blip r:embed="rId23">
                       <a:extLst>
                         <a:ext uri="{28A0092B-C50C-407E-A947-70E740481C1C}">
                           <a14:useLocalDpi xmlns:a14="http://schemas.microsoft.com/office/drawing/2010/main" val="0"/>
@@ -25377,7 +27827,7 @@
                     </pic:cNvPicPr>
                   </pic:nvPicPr>
                   <pic:blipFill>
-                    <a:blip r:embed="rId21" cstate="print">
+                    <a:blip r:embed="rId24" cstate="print">
                       <a:extLst>
                         <a:ext uri="{28A0092B-C50C-407E-A947-70E740481C1C}">
                           <a14:useLocalDpi xmlns:a14="http://schemas.microsoft.com/office/drawing/2010/main" val="0"/>
@@ -26551,10 +29001,9 @@
           <w:rFonts w:ascii="Times New Roman" w:hAnsi="Times New Roman" w:cs="Times New Roman"/>
           <w:sz w:val="24"/>
           <w:szCs w:val="24"/>
-          <w:highlight w:val="yellow"/>
-          <w:lang w:val="en-US"/>
-        </w:rPr>
-        <w:t>fig</w:t>
+          <w:lang w:val="en-US"/>
+        </w:rPr>
+        <w:t>Figure 14A</w:t>
       </w:r>
       <w:r>
         <w:rPr>
@@ -26583,7 +29032,7 @@
           <w:lang w:val="en-US"/>
         </w:rPr>
         <w:noBreakHyphen/>
-        <w:t xml:space="preserve">way interactions were also included to assess whether learning trajectories differed between groups. One mouse was excluded because it missed 19 swims (due to the effects of chemotherapy), meaning it did not </w:t>
+        <w:t xml:space="preserve">way interactions were also included to assess whether learning trajectories differed between groups. One mouse was excluded because it missed 19 swims (due to the effects of chemotherapy), </w:t>
       </w:r>
       <w:r>
         <w:rPr>
@@ -26593,7 +29042,7 @@
           <w:lang w:val="en-US"/>
         </w:rPr>
         <w:lastRenderedPageBreak/>
-        <w:t>receive a comparable opportunity to learn. Including this animal would have introduced bias into the estimation of group</w:t>
+        <w:t>meaning it did not receive a comparable opportunity to learn. Including this animal would have introduced bias into the estimation of group</w:t>
       </w:r>
       <w:r>
         <w:rPr>
@@ -27040,7 +29489,35 @@
           <w:szCs w:val="24"/>
           <w:lang w:val="en-US"/>
         </w:rPr>
-        <w:t xml:space="preserve"> = 0.01), suggesting that overall environmental enrichment provided a stronger protective effect for chemotherapy‑treated mice than for saline controls. In contrast, the Day × Environment interaction did not reach significance (</w:t>
+        <w:t xml:space="preserve"> = 0.01), </w:t>
+      </w:r>
+      <w:r>
+        <w:rPr>
+          <w:rFonts w:ascii="Times New Roman" w:hAnsi="Times New Roman" w:cs="Times New Roman"/>
+          <w:sz w:val="24"/>
+          <w:szCs w:val="24"/>
+          <w:lang w:val="en-US"/>
+        </w:rPr>
+        <w:t>suggesting that environmental enrichment provided a stronger protective effect for chemotherapy</w:t>
+      </w:r>
+      <w:r>
+        <w:rPr>
+          <w:rFonts w:ascii="Times New Roman" w:hAnsi="Times New Roman" w:cs="Times New Roman"/>
+          <w:sz w:val="24"/>
+          <w:szCs w:val="24"/>
+          <w:lang w:val="en-US"/>
+        </w:rPr>
+        <w:noBreakHyphen/>
+        <w:t>treated mice than for saline controls in terms of their initial value</w:t>
+      </w:r>
+      <w:r>
+        <w:rPr>
+          <w:rFonts w:ascii="Times New Roman" w:hAnsi="Times New Roman" w:cs="Times New Roman"/>
+          <w:sz w:val="24"/>
+          <w:szCs w:val="24"/>
+          <w:lang w:val="en-US"/>
+        </w:rPr>
+        <w:t>. In contrast, the Day × Environment interaction did not reach significance (</w:t>
       </w:r>
       <w:r>
         <w:rPr>
@@ -27309,7 +29786,212 @@
           <w:lang w:val="en-US"/>
         </w:rPr>
         <w:noBreakHyphen/>
-        <w:t xml:space="preserve">treated mice learned more slowly than saline controls, but this difference was reduced under environmental enrichment. </w:t>
+        <w:t xml:space="preserve">treated mice learned </w:t>
+      </w:r>
+      <w:r>
+        <w:rPr>
+          <w:rFonts w:ascii="Times New Roman" w:hAnsi="Times New Roman" w:cs="Times New Roman"/>
+          <w:sz w:val="24"/>
+          <w:szCs w:val="24"/>
+          <w:lang w:val="en-US"/>
+        </w:rPr>
+        <w:t xml:space="preserve">faster </w:t>
+      </w:r>
+      <w:r>
+        <w:rPr>
+          <w:rFonts w:ascii="Times New Roman" w:hAnsi="Times New Roman" w:cs="Times New Roman"/>
+          <w:sz w:val="24"/>
+          <w:szCs w:val="24"/>
+          <w:lang w:val="en-US"/>
+        </w:rPr>
+        <w:t xml:space="preserve">than saline controls, but this difference was reduced under environmental enrichment. </w:t>
+      </w:r>
+      <w:r>
+        <w:rPr>
+          <w:rFonts w:ascii="Times New Roman" w:hAnsi="Times New Roman" w:cs="Times New Roman"/>
+          <w:sz w:val="24"/>
+          <w:szCs w:val="24"/>
+          <w:lang w:val="en-US"/>
+        </w:rPr>
+        <w:t>Again, this effect is likely explained by the higher starting point on Day 1.</w:t>
+      </w:r>
+      <w:r>
+        <w:rPr>
+          <w:rFonts w:ascii="Times New Roman" w:hAnsi="Times New Roman" w:cs="Times New Roman"/>
+          <w:sz w:val="24"/>
+          <w:szCs w:val="24"/>
+          <w:lang w:val="en-US"/>
+        </w:rPr>
+        <w:t xml:space="preserve"> </w:t>
+      </w:r>
+    </w:p>
+    <w:p>
+      <w:pPr>
+        <w:rPr>
+          <w:rFonts w:ascii="Times New Roman" w:hAnsi="Times New Roman" w:cs="Times New Roman"/>
+          <w:b/>
+          <w:bCs/>
+          <w:sz w:val="24"/>
+          <w:szCs w:val="24"/>
+          <w:lang w:val="en-US"/>
+        </w:rPr>
+      </w:pPr>
+      <w:r>
+        <w:rPr>
+          <w:rFonts w:ascii="Times New Roman" w:hAnsi="Times New Roman" w:cs="Times New Roman"/>
+          <w:b/>
+          <w:bCs/>
+          <w:sz w:val="24"/>
+          <w:szCs w:val="24"/>
+          <w:lang w:val="en-US"/>
+        </w:rPr>
+        <w:t>Figure 14</w:t>
+      </w:r>
+    </w:p>
+    <w:p>
+      <w:pPr>
+        <w:rPr>
+          <w:rFonts w:ascii="Times New Roman" w:hAnsi="Times New Roman" w:cs="Times New Roman"/>
+          <w:i/>
+          <w:iCs/>
+          <w:sz w:val="24"/>
+          <w:szCs w:val="24"/>
+          <w:lang w:val="en-US"/>
+        </w:rPr>
+      </w:pPr>
+      <w:r>
+        <w:rPr>
+          <w:rFonts w:ascii="Times New Roman" w:hAnsi="Times New Roman" w:cs="Times New Roman"/>
+          <w:i/>
+          <w:iCs/>
+          <w:sz w:val="24"/>
+          <w:szCs w:val="24"/>
+          <w:lang w:val="en-US"/>
+        </w:rPr>
+        <w:t xml:space="preserve">Results from the acquisition phase  </w:t>
+      </w:r>
+    </w:p>
+    <w:p>
+      <w:pPr>
+        <w:jc w:val="center"/>
+        <w:rPr>
+          <w:rFonts w:ascii="Times New Roman" w:hAnsi="Times New Roman" w:cs="Times New Roman"/>
+          <w:sz w:val="24"/>
+          <w:szCs w:val="24"/>
+          <w:lang w:val="en-US"/>
+        </w:rPr>
+      </w:pPr>
+      <w:r>
+        <w:rPr>
+          <w:rFonts w:ascii="Times New Roman" w:hAnsi="Times New Roman" w:cs="Times New Roman"/>
+          <w:noProof/>
+          <w:sz w:val="24"/>
+          <w:szCs w:val="24"/>
+          <w:lang w:val="en-US"/>
+        </w:rPr>
+        <w:drawing>
+          <wp:inline distT="0" distB="0" distL="0" distR="0" wp14:anchorId="027D00A2" wp14:editId="20471B8D">
+            <wp:extent cx="5133975" cy="2324100"/>
+            <wp:effectExtent l="0" t="0" r="9525" b="0"/>
+            <wp:docPr id="1485585979" name="Picture 1"/>
+            <wp:cNvGraphicFramePr>
+              <a:graphicFrameLocks xmlns:a="http://schemas.openxmlformats.org/drawingml/2006/main" noChangeAspect="1"/>
+            </wp:cNvGraphicFramePr>
+            <a:graphic xmlns:a="http://schemas.openxmlformats.org/drawingml/2006/main">
+              <a:graphicData uri="http://schemas.openxmlformats.org/drawingml/2006/picture">
+                <pic:pic xmlns:pic="http://schemas.openxmlformats.org/drawingml/2006/picture">
+                  <pic:nvPicPr>
+                    <pic:cNvPr id="0" name="Picture 1"/>
+                    <pic:cNvPicPr>
+                      <a:picLocks noChangeAspect="1" noChangeArrowheads="1"/>
+                    </pic:cNvPicPr>
+                  </pic:nvPicPr>
+                  <pic:blipFill rotWithShape="1">
+                    <a:blip r:embed="rId25">
+                      <a:extLst>
+                        <a:ext uri="{28A0092B-C50C-407E-A947-70E740481C1C}">
+                          <a14:useLocalDpi xmlns:a14="http://schemas.microsoft.com/office/drawing/2010/main" val="0"/>
+                        </a:ext>
+                      </a:extLst>
+                    </a:blip>
+                    <a:srcRect l="3642" t="11470" r="7119" b="16765"/>
+                    <a:stretch>
+                      <a:fillRect/>
+                    </a:stretch>
+                  </pic:blipFill>
+                  <pic:spPr bwMode="auto">
+                    <a:xfrm>
+                      <a:off x="0" y="0"/>
+                      <a:ext cx="5133975" cy="2324100"/>
+                    </a:xfrm>
+                    <a:prstGeom prst="rect">
+                      <a:avLst/>
+                    </a:prstGeom>
+                    <a:noFill/>
+                    <a:ln>
+                      <a:noFill/>
+                    </a:ln>
+                    <a:extLst>
+                      <a:ext uri="{53640926-AAD7-44D8-BBD7-CCE9431645EC}">
+                        <a14:shadowObscured xmlns:a14="http://schemas.microsoft.com/office/drawing/2010/main"/>
+                      </a:ext>
+                    </a:extLst>
+                  </pic:spPr>
+                </pic:pic>
+              </a:graphicData>
+            </a:graphic>
+          </wp:inline>
+        </w:drawing>
+      </w:r>
+    </w:p>
+    <w:p>
+      <w:pPr>
+        <w:rPr>
+          <w:rFonts w:ascii="Times New Roman" w:hAnsi="Times New Roman" w:cs="Times New Roman"/>
+          <w:sz w:val="24"/>
+          <w:szCs w:val="24"/>
+          <w:lang w:val="en-US"/>
+        </w:rPr>
+      </w:pPr>
+      <w:r>
+        <w:rPr>
+          <w:rFonts w:ascii="Times New Roman" w:hAnsi="Times New Roman" w:cs="Times New Roman"/>
+          <w:i/>
+          <w:iCs/>
+          <w:sz w:val="24"/>
+          <w:szCs w:val="24"/>
+          <w:lang w:val="en-US"/>
+        </w:rPr>
+        <w:t xml:space="preserve">Note. </w:t>
+      </w:r>
+      <w:r>
+        <w:rPr>
+          <w:rFonts w:ascii="Times New Roman" w:hAnsi="Times New Roman" w:cs="Times New Roman"/>
+          <w:sz w:val="24"/>
+          <w:szCs w:val="24"/>
+          <w:lang w:val="en-US"/>
+        </w:rPr>
+        <w:t>(A) Total path length decreased over days; the black box highlights that no group differences were present on Day 10. (B) Distance</w:t>
+      </w:r>
+      <w:r>
+        <w:rPr>
+          <w:rFonts w:ascii="Times New Roman" w:hAnsi="Times New Roman" w:cs="Times New Roman"/>
+          <w:sz w:val="24"/>
+          <w:szCs w:val="24"/>
+          <w:lang w:val="en-US"/>
+        </w:rPr>
+        <w:noBreakHyphen/>
+        <w:t>to</w:t>
+      </w:r>
+      <w:r>
+        <w:rPr>
+          <w:rFonts w:ascii="Times New Roman" w:hAnsi="Times New Roman" w:cs="Times New Roman"/>
+          <w:sz w:val="24"/>
+          <w:szCs w:val="24"/>
+          <w:lang w:val="en-US"/>
+        </w:rPr>
+        <w:noBreakHyphen/>
+        <w:t>target scores also declined over time. Dots represent group means for each day.</w:t>
       </w:r>
     </w:p>
     <w:p>
@@ -27317,6 +29999,7 @@
         <w:ind w:firstLine="709"/>
         <w:rPr>
           <w:rFonts w:ascii="Times New Roman" w:hAnsi="Times New Roman" w:cs="Times New Roman"/>
+          <w:noProof/>
           <w:sz w:val="24"/>
           <w:szCs w:val="24"/>
           <w:lang w:val="en-US"/>
@@ -27375,7 +30058,25 @@
           <w:szCs w:val="24"/>
           <w:lang w:val="en-US"/>
         </w:rPr>
-        <w:t xml:space="preserve"> on the final day of the acquisition phase. All mice successfully located the platform, and there were no significant main effects of treatment (</w:t>
+        <w:t xml:space="preserve"> on the final day of the acquisition phase</w:t>
+      </w:r>
+      <w:r>
+        <w:rPr>
+          <w:rFonts w:ascii="Times New Roman" w:hAnsi="Times New Roman" w:cs="Times New Roman"/>
+          <w:sz w:val="24"/>
+          <w:szCs w:val="24"/>
+          <w:lang w:val="en-US"/>
+        </w:rPr>
+        <w:t xml:space="preserve"> (Figure 14A)</w:t>
+      </w:r>
+      <w:r>
+        <w:rPr>
+          <w:rFonts w:ascii="Times New Roman" w:hAnsi="Times New Roman" w:cs="Times New Roman"/>
+          <w:sz w:val="24"/>
+          <w:szCs w:val="24"/>
+          <w:lang w:val="en-US"/>
+        </w:rPr>
+        <w:t>. All mice successfully located the platform, and there were no significant main effects of treatment (</w:t>
       </w:r>
       <w:r>
         <w:rPr>
@@ -27495,7 +30196,17 @@
           <w:szCs w:val="24"/>
           <w:lang w:val="en-US"/>
         </w:rPr>
-        <w:t xml:space="preserve"> = 0.02). The interaction term also failed to reach significance (</w:t>
+        <w:t xml:space="preserve"> = 0.02). The interaction term also failed </w:t>
+      </w:r>
+      <w:r>
+        <w:rPr>
+          <w:rFonts w:ascii="Times New Roman" w:hAnsi="Times New Roman" w:cs="Times New Roman"/>
+          <w:sz w:val="24"/>
+          <w:szCs w:val="24"/>
+          <w:lang w:val="en-US"/>
+        </w:rPr>
+        <w:lastRenderedPageBreak/>
+        <w:t>to reach significance (</w:t>
       </w:r>
       <w:r>
         <w:rPr>
@@ -27927,7 +30638,25 @@
           <w:szCs w:val="24"/>
           <w:lang w:val="en-US"/>
         </w:rPr>
-        <w:t>all showed only anecdotal evidence for the absence of an effect. This suggests that additional data would be required to draw firmer conclusions. Because total path length may be confounded by overall activity and swim speed, we repeated the analysis using distance to target. The same main effects emerged as for path length. However, the interaction pattern differed slightly: only the Environment × Treatment and Day × Environment interactions reached significance. The three</w:t>
+        <w:t>all showed only anecdotal evidence for the absence of an effect. This suggests that additional data would be required to draw firmer conclusions. Because total path length may be confounded by overall activity and swim speed, we repeated the analysis using distance to target</w:t>
+      </w:r>
+      <w:r>
+        <w:rPr>
+          <w:rFonts w:ascii="Times New Roman" w:hAnsi="Times New Roman" w:cs="Times New Roman"/>
+          <w:sz w:val="24"/>
+          <w:szCs w:val="24"/>
+          <w:lang w:val="en-US"/>
+        </w:rPr>
+        <w:t xml:space="preserve"> (Figure 14B)</w:t>
+      </w:r>
+      <w:r>
+        <w:rPr>
+          <w:rFonts w:ascii="Times New Roman" w:hAnsi="Times New Roman" w:cs="Times New Roman"/>
+          <w:sz w:val="24"/>
+          <w:szCs w:val="24"/>
+          <w:lang w:val="en-US"/>
+        </w:rPr>
+        <w:t>. The same main effects emerged as for path length. However, the interaction pattern differed slightly: only the Environment × Treatment and Day × Environment interactions reached significance. The three</w:t>
       </w:r>
       <w:r>
         <w:rPr>
@@ -27947,7 +30676,341 @@
           <w:lang w:val="en-US"/>
         </w:rPr>
         <w:noBreakHyphen/>
-        <w:t>significant, and the Bayesian analysis provided moderate evidence for the absence of this effect. Taken together, these results suggest that part of the effect observed in total path length may reflect differences in overall activity or swim speed rather than spatial learning. A full results table is provided in the Appendix.</w:t>
+        <w:t xml:space="preserve">significant, and the Bayesian analysis provided moderate evidence for the absence of this effect. </w:t>
+      </w:r>
+      <w:r>
+        <w:rPr>
+          <w:rFonts w:ascii="Times New Roman" w:hAnsi="Times New Roman" w:cs="Times New Roman"/>
+          <w:sz w:val="24"/>
+          <w:szCs w:val="24"/>
+          <w:lang w:val="en-US"/>
+        </w:rPr>
+        <w:t>Taken together, these results suggest that the apparent benefit of PE for chemotherapy</w:t>
+      </w:r>
+      <w:r>
+        <w:rPr>
+          <w:rFonts w:ascii="Times New Roman" w:hAnsi="Times New Roman" w:cs="Times New Roman"/>
+          <w:sz w:val="24"/>
+          <w:szCs w:val="24"/>
+          <w:lang w:val="en-US"/>
+        </w:rPr>
+        <w:noBreakHyphen/>
+        <w:t xml:space="preserve">treated mice was not due to improved learning, but was more likely driven by </w:t>
+      </w:r>
+      <w:r>
+        <w:rPr>
+          <w:rFonts w:ascii="Times New Roman" w:hAnsi="Times New Roman" w:cs="Times New Roman"/>
+          <w:sz w:val="24"/>
+          <w:szCs w:val="24"/>
+          <w:lang w:val="en-US"/>
+        </w:rPr>
+        <w:t>differences in</w:t>
+      </w:r>
+      <w:r>
+        <w:rPr>
+          <w:rFonts w:ascii="Times New Roman" w:hAnsi="Times New Roman" w:cs="Times New Roman"/>
+          <w:sz w:val="24"/>
+          <w:szCs w:val="24"/>
+          <w:lang w:val="en-US"/>
+        </w:rPr>
+        <w:t xml:space="preserve"> activity levels</w:t>
+      </w:r>
+      <w:r>
+        <w:rPr>
+          <w:rFonts w:ascii="Times New Roman" w:hAnsi="Times New Roman" w:cs="Times New Roman"/>
+          <w:sz w:val="24"/>
+          <w:szCs w:val="24"/>
+          <w:lang w:val="en-US"/>
+        </w:rPr>
+        <w:t xml:space="preserve"> or swim speed</w:t>
+      </w:r>
+      <w:r>
+        <w:rPr>
+          <w:rFonts w:ascii="Times New Roman" w:hAnsi="Times New Roman" w:cs="Times New Roman"/>
+          <w:sz w:val="24"/>
+          <w:szCs w:val="24"/>
+          <w:lang w:val="en-US"/>
+        </w:rPr>
+        <w:t xml:space="preserve"> on Day 1.</w:t>
+      </w:r>
+      <w:r>
+        <w:rPr>
+          <w:rFonts w:ascii="Times New Roman" w:hAnsi="Times New Roman" w:cs="Times New Roman"/>
+          <w:sz w:val="24"/>
+          <w:szCs w:val="24"/>
+          <w:lang w:val="en-US"/>
+        </w:rPr>
+        <w:t xml:space="preserve"> </w:t>
+      </w:r>
+      <w:r>
+        <w:rPr>
+          <w:rFonts w:ascii="Times New Roman" w:hAnsi="Times New Roman" w:cs="Times New Roman"/>
+          <w:sz w:val="24"/>
+          <w:szCs w:val="24"/>
+          <w:lang w:val="en-US"/>
+        </w:rPr>
+        <w:t xml:space="preserve">The same applies to the Day × Treatment interaction, which confirms our earlier assumption that the apparent effect was driven by </w:t>
+      </w:r>
+      <w:r>
+        <w:rPr>
+          <w:rFonts w:ascii="Times New Roman" w:hAnsi="Times New Roman" w:cs="Times New Roman"/>
+          <w:sz w:val="24"/>
+          <w:szCs w:val="24"/>
+          <w:lang w:val="en-US"/>
+        </w:rPr>
+        <w:t>differences in</w:t>
+      </w:r>
+      <w:r>
+        <w:rPr>
+          <w:rFonts w:ascii="Times New Roman" w:hAnsi="Times New Roman" w:cs="Times New Roman"/>
+          <w:sz w:val="24"/>
+          <w:szCs w:val="24"/>
+          <w:lang w:val="en-US"/>
+        </w:rPr>
+        <w:t xml:space="preserve"> Day</w:t>
+      </w:r>
+      <w:r>
+        <w:rPr>
+          <w:rFonts w:ascii="Times New Roman" w:hAnsi="Times New Roman" w:cs="Times New Roman"/>
+          <w:sz w:val="24"/>
+          <w:szCs w:val="24"/>
+          <w:lang w:val="en-US"/>
+        </w:rPr>
+        <w:t xml:space="preserve"> 1</w:t>
+      </w:r>
+      <w:r>
+        <w:rPr>
+          <w:rFonts w:ascii="Times New Roman" w:hAnsi="Times New Roman" w:cs="Times New Roman"/>
+          <w:sz w:val="24"/>
+          <w:szCs w:val="24"/>
+          <w:lang w:val="en-US"/>
+        </w:rPr>
+        <w:t xml:space="preserve"> activity rather than genuine differences in learning.</w:t>
+      </w:r>
+      <w:r>
+        <w:rPr>
+          <w:rFonts w:ascii="Times New Roman" w:hAnsi="Times New Roman" w:cs="Times New Roman"/>
+          <w:noProof/>
+          <w:sz w:val="24"/>
+          <w:szCs w:val="24"/>
+          <w:lang w:val="en-US"/>
+        </w:rPr>
+        <w:t xml:space="preserve"> </w:t>
+      </w:r>
+    </w:p>
+    <w:p>
+      <w:pPr>
+        <w:rPr>
+          <w:rFonts w:ascii="Times New Roman" w:hAnsi="Times New Roman" w:cs="Times New Roman"/>
+          <w:b/>
+          <w:bCs/>
+          <w:noProof/>
+          <w:sz w:val="24"/>
+          <w:szCs w:val="24"/>
+          <w:lang w:val="en-US"/>
+        </w:rPr>
+      </w:pPr>
+      <w:r>
+        <w:rPr>
+          <w:rFonts w:ascii="Times New Roman" w:hAnsi="Times New Roman" w:cs="Times New Roman"/>
+          <w:b/>
+          <w:bCs/>
+          <w:noProof/>
+          <w:sz w:val="24"/>
+          <w:szCs w:val="24"/>
+          <w:lang w:val="en-US"/>
+        </w:rPr>
+        <w:t>Figure 15</w:t>
+      </w:r>
+    </w:p>
+    <w:p>
+      <w:pPr>
+        <w:rPr>
+          <w:rFonts w:ascii="Times New Roman" w:hAnsi="Times New Roman" w:cs="Times New Roman"/>
+          <w:i/>
+          <w:iCs/>
+          <w:sz w:val="24"/>
+          <w:szCs w:val="24"/>
+          <w:lang w:val="en-US"/>
+        </w:rPr>
+      </w:pPr>
+      <w:r>
+        <w:rPr>
+          <w:rFonts w:ascii="Times New Roman" w:hAnsi="Times New Roman" w:cs="Times New Roman"/>
+          <w:i/>
+          <w:iCs/>
+          <w:noProof/>
+          <w:sz w:val="24"/>
+          <w:szCs w:val="24"/>
+          <w:lang w:val="en-US"/>
+        </w:rPr>
+        <w:t>Results from target quadrant probe trials</w:t>
+      </w:r>
+    </w:p>
+    <w:p>
+      <w:pPr>
+        <w:jc w:val="center"/>
+        <w:rPr>
+          <w:rFonts w:ascii="Times New Roman" w:hAnsi="Times New Roman" w:cs="Times New Roman"/>
+          <w:sz w:val="24"/>
+          <w:szCs w:val="24"/>
+          <w:lang w:val="en-US"/>
+        </w:rPr>
+      </w:pPr>
+      <w:r>
+        <w:rPr>
+          <w:rFonts w:ascii="Times New Roman" w:hAnsi="Times New Roman" w:cs="Times New Roman"/>
+          <w:noProof/>
+          <w:sz w:val="24"/>
+          <w:szCs w:val="24"/>
+          <w:lang w:val="en-US"/>
+        </w:rPr>
+        <w:drawing>
+          <wp:inline distT="0" distB="0" distL="0" distR="0" wp14:anchorId="5E5D1558" wp14:editId="3408C33C">
+            <wp:extent cx="3524250" cy="2228850"/>
+            <wp:effectExtent l="0" t="0" r="0" b="0"/>
+            <wp:docPr id="1849357998" name="Picture 1"/>
+            <wp:cNvGraphicFramePr>
+              <a:graphicFrameLocks xmlns:a="http://schemas.openxmlformats.org/drawingml/2006/main" noChangeAspect="1"/>
+            </wp:cNvGraphicFramePr>
+            <a:graphic xmlns:a="http://schemas.openxmlformats.org/drawingml/2006/main">
+              <a:graphicData uri="http://schemas.openxmlformats.org/drawingml/2006/picture">
+                <pic:pic xmlns:pic="http://schemas.openxmlformats.org/drawingml/2006/picture">
+                  <pic:nvPicPr>
+                    <pic:cNvPr id="0" name="Picture 1"/>
+                    <pic:cNvPicPr>
+                      <a:picLocks noChangeAspect="1" noChangeArrowheads="1"/>
+                    </pic:cNvPicPr>
+                  </pic:nvPicPr>
+                  <pic:blipFill rotWithShape="1">
+                    <a:blip r:embed="rId26">
+                      <a:extLst>
+                        <a:ext uri="{28A0092B-C50C-407E-A947-70E740481C1C}">
+                          <a14:useLocalDpi xmlns:a14="http://schemas.microsoft.com/office/drawing/2010/main" val="0"/>
+                        </a:ext>
+                      </a:extLst>
+                    </a:blip>
+                    <a:srcRect l="18212" t="15000" r="20530" b="16177"/>
+                    <a:stretch>
+                      <a:fillRect/>
+                    </a:stretch>
+                  </pic:blipFill>
+                  <pic:spPr bwMode="auto">
+                    <a:xfrm>
+                      <a:off x="0" y="0"/>
+                      <a:ext cx="3524250" cy="2228850"/>
+                    </a:xfrm>
+                    <a:prstGeom prst="rect">
+                      <a:avLst/>
+                    </a:prstGeom>
+                    <a:noFill/>
+                    <a:ln>
+                      <a:noFill/>
+                    </a:ln>
+                    <a:extLst>
+                      <a:ext uri="{53640926-AAD7-44D8-BBD7-CCE9431645EC}">
+                        <a14:shadowObscured xmlns:a14="http://schemas.microsoft.com/office/drawing/2010/main"/>
+                      </a:ext>
+                    </a:extLst>
+                  </pic:spPr>
+                </pic:pic>
+              </a:graphicData>
+            </a:graphic>
+          </wp:inline>
+        </w:drawing>
+      </w:r>
+    </w:p>
+    <w:p>
+      <w:pPr>
+        <w:rPr>
+          <w:rFonts w:ascii="Times New Roman" w:hAnsi="Times New Roman" w:cs="Times New Roman"/>
+          <w:sz w:val="24"/>
+          <w:szCs w:val="24"/>
+          <w:lang w:val="en-US"/>
+        </w:rPr>
+      </w:pPr>
+      <w:r>
+        <w:rPr>
+          <w:rFonts w:ascii="Times New Roman" w:hAnsi="Times New Roman" w:cs="Times New Roman"/>
+          <w:i/>
+          <w:iCs/>
+          <w:sz w:val="24"/>
+          <w:szCs w:val="24"/>
+          <w:lang w:val="en-US"/>
+        </w:rPr>
+        <w:t xml:space="preserve">Note. </w:t>
+      </w:r>
+      <w:r>
+        <w:rPr>
+          <w:rFonts w:ascii="Times New Roman" w:hAnsi="Times New Roman" w:cs="Times New Roman"/>
+          <w:sz w:val="24"/>
+          <w:szCs w:val="24"/>
+          <w:lang w:val="en-US"/>
+        </w:rPr>
+        <w:t>(A) Duration in the target quadrant during the first probe trial (Day 6). (B)</w:t>
+      </w:r>
+      <w:r>
+        <w:rPr>
+          <w:rFonts w:ascii="Times New Roman" w:hAnsi="Times New Roman" w:cs="Times New Roman"/>
+          <w:sz w:val="24"/>
+          <w:szCs w:val="24"/>
+          <w:lang w:val="en-US"/>
+        </w:rPr>
+        <w:t xml:space="preserve"> Duration in the target quadrant during the </w:t>
+      </w:r>
+      <w:r>
+        <w:rPr>
+          <w:rFonts w:ascii="Times New Roman" w:hAnsi="Times New Roman" w:cs="Times New Roman"/>
+          <w:sz w:val="24"/>
+          <w:szCs w:val="24"/>
+          <w:lang w:val="en-US"/>
+        </w:rPr>
+        <w:t>second</w:t>
+      </w:r>
+      <w:r>
+        <w:rPr>
+          <w:rFonts w:ascii="Times New Roman" w:hAnsi="Times New Roman" w:cs="Times New Roman"/>
+          <w:sz w:val="24"/>
+          <w:szCs w:val="24"/>
+          <w:lang w:val="en-US"/>
+        </w:rPr>
+        <w:t xml:space="preserve"> probe trial (Day </w:t>
+      </w:r>
+      <w:r>
+        <w:rPr>
+          <w:rFonts w:ascii="Times New Roman" w:hAnsi="Times New Roman" w:cs="Times New Roman"/>
+          <w:sz w:val="24"/>
+          <w:szCs w:val="24"/>
+          <w:lang w:val="en-US"/>
+        </w:rPr>
+        <w:t>11</w:t>
+      </w:r>
+      <w:r>
+        <w:rPr>
+          <w:rFonts w:ascii="Times New Roman" w:hAnsi="Times New Roman" w:cs="Times New Roman"/>
+          <w:sz w:val="24"/>
+          <w:szCs w:val="24"/>
+          <w:lang w:val="en-US"/>
+        </w:rPr>
+        <w:t>).</w:t>
+      </w:r>
+      <w:r>
+        <w:rPr>
+          <w:rFonts w:ascii="Times New Roman" w:hAnsi="Times New Roman" w:cs="Times New Roman"/>
+          <w:sz w:val="24"/>
+          <w:szCs w:val="24"/>
+          <w:lang w:val="en-US"/>
+        </w:rPr>
+        <w:t xml:space="preserve"> </w:t>
+      </w:r>
+      <w:r>
+        <w:rPr>
+          <w:rFonts w:ascii="Times New Roman" w:hAnsi="Times New Roman" w:cs="Times New Roman"/>
+          <w:sz w:val="24"/>
+          <w:szCs w:val="24"/>
+          <w:lang w:val="en-US"/>
+        </w:rPr>
+        <w:t>Bars show means ± SEM; individual points represent raw data.</w:t>
       </w:r>
     </w:p>
     <w:p>
@@ -27969,7 +31032,7 @@
         </w:rPr>
         <w:t xml:space="preserve">To quantify </w:t>
       </w:r>
-      <w:commentRangeStart w:id="7"/>
+      <w:commentRangeStart w:id="8"/>
       <w:r>
         <w:rPr>
           <w:rFonts w:ascii="Times New Roman" w:hAnsi="Times New Roman" w:cs="Times New Roman"/>
@@ -27981,7 +31044,7 @@
         </w:rPr>
         <w:t>spatial memory retention</w:t>
       </w:r>
-      <w:commentRangeEnd w:id="7"/>
+      <w:commentRangeEnd w:id="8"/>
       <w:r>
         <w:rPr>
           <w:rStyle w:val="CommentReference"/>
@@ -27990,7 +31053,7 @@
           <w:szCs w:val="24"/>
           <w:lang w:val="en-US"/>
         </w:rPr>
-        <w:commentReference w:id="7"/>
+        <w:commentReference w:id="8"/>
       </w:r>
       <w:r>
         <w:rPr>
@@ -28186,6 +31249,15 @@
           <w:lang w:val="en-US"/>
         </w:rPr>
         <w:t xml:space="preserve"> = 0.03)</w:t>
+      </w:r>
+      <w:r>
+        <w:rPr>
+          <w:rFonts w:ascii="Times New Roman" w:hAnsi="Times New Roman" w:cs="Times New Roman"/>
+          <w:sz w:val="24"/>
+          <w:szCs w:val="24"/>
+          <w:lang w:val="en-US"/>
+        </w:rPr>
+        <w:t xml:space="preserve"> (Figure 15A)</w:t>
       </w:r>
       <w:r>
         <w:rPr>
@@ -28538,26 +31610,26 @@
           <w:szCs w:val="24"/>
           <w:lang w:val="en-US"/>
         </w:rPr>
-        <w:t xml:space="preserve">, providing only anecdotal evidence for </w:t>
-      </w:r>
-      <w:r>
-        <w:rPr>
-          <w:rFonts w:ascii="Times New Roman" w:hAnsi="Times New Roman" w:cs="Times New Roman"/>
-          <w:sz w:val="24"/>
-          <w:szCs w:val="24"/>
-          <w:lang w:val="en-US"/>
+        <w:t>, providing only anecdotal evidence for the null. This level of evidence suggests that additional data may be required to draw more robust inferences</w:t>
+      </w:r>
+      <w:r>
+        <w:rPr>
+          <w:rFonts w:ascii="Times New Roman" w:hAnsi="Times New Roman" w:cs="Times New Roman"/>
+          <w:sz w:val="24"/>
+          <w:szCs w:val="24"/>
+          <w:lang w:val="en-GB"/>
+        </w:rPr>
+        <w:t xml:space="preserve">. Post‑hoc comparisons were conducted to clarify the direction of the environmental effect. Within saline‑treated mice, EE animals spent more time in the target </w:t>
+      </w:r>
+      <w:r>
+        <w:rPr>
+          <w:rFonts w:ascii="Times New Roman" w:hAnsi="Times New Roman" w:cs="Times New Roman"/>
+          <w:sz w:val="24"/>
+          <w:szCs w:val="24"/>
+          <w:lang w:val="en-GB"/>
         </w:rPr>
         <w:lastRenderedPageBreak/>
-        <w:t>the null. This level of evidence suggests that additional data may be required to draw more robust inferences</w:t>
-      </w:r>
-      <w:r>
-        <w:rPr>
-          <w:rFonts w:ascii="Times New Roman" w:hAnsi="Times New Roman" w:cs="Times New Roman"/>
-          <w:sz w:val="24"/>
-          <w:szCs w:val="24"/>
-          <w:lang w:val="en-GB"/>
-        </w:rPr>
-        <w:t xml:space="preserve">. Post‑hoc comparisons were conducted to clarify the direction of the environmental effect. Within saline‑treated mice, EE animals spent more time in the target quadrant than PE animals </w:t>
+        <w:t xml:space="preserve">quadrant than PE animals </w:t>
       </w:r>
       <w:r>
         <w:rPr>
@@ -28628,7 +31700,7 @@
           <w:szCs w:val="24"/>
           <w:lang w:val="en-US"/>
         </w:rPr>
-        <w:t xml:space="preserve"> = -7.94, SE = 5.07, p = 0.13)., and the Bayesian analysis provided no evidence </w:t>
+        <w:t xml:space="preserve"> = -7.94, SE = 5.07, p = 0.13), and the Bayesian analysis provided no evidence </w:t>
       </w:r>
       <w:r>
         <w:rPr>
@@ -28763,6 +31835,15 @@
           <w:rFonts w:ascii="Times New Roman" w:hAnsi="Times New Roman" w:cs="Times New Roman"/>
           <w:sz w:val="24"/>
           <w:szCs w:val="24"/>
+          <w:lang w:val="en-GB"/>
+        </w:rPr>
+        <w:t xml:space="preserve"> </w:t>
+      </w:r>
+      <w:r>
+        <w:rPr>
+          <w:rFonts w:ascii="Times New Roman" w:hAnsi="Times New Roman" w:cs="Times New Roman"/>
+          <w:sz w:val="24"/>
+          <w:szCs w:val="24"/>
           <w:lang w:val="en-US"/>
         </w:rPr>
         <w:t>(</w:t>
@@ -28924,6 +32005,15 @@
           <w:lang w:val="en-US"/>
         </w:rPr>
         <w:t xml:space="preserve"> = 0.02)</w:t>
+      </w:r>
+      <w:r>
+        <w:rPr>
+          <w:rFonts w:ascii="Times New Roman" w:hAnsi="Times New Roman" w:cs="Times New Roman"/>
+          <w:sz w:val="24"/>
+          <w:szCs w:val="24"/>
+          <w:lang w:val="en-US"/>
+        </w:rPr>
+        <w:t xml:space="preserve"> (Figure 15B)</w:t>
       </w:r>
       <w:r>
         <w:rPr>
@@ -29416,7 +32506,43 @@
           <w:lang w:val="en-US"/>
         </w:rPr>
         <w:noBreakHyphen/>
-        <w:t>treated mice showing a steeper learning curve, possibly due to their elevated starting path length. Environmental enrichment also exerted a protective effect on chemotherapy</w:t>
+        <w:t xml:space="preserve">treated mice showing a steeper learning curve, </w:t>
+      </w:r>
+      <w:r>
+        <w:rPr>
+          <w:rFonts w:ascii="Times New Roman" w:hAnsi="Times New Roman" w:cs="Times New Roman"/>
+          <w:sz w:val="24"/>
+          <w:szCs w:val="24"/>
+          <w:lang w:val="en-US"/>
+        </w:rPr>
+        <w:t>likely</w:t>
+      </w:r>
+      <w:r>
+        <w:rPr>
+          <w:rFonts w:ascii="Times New Roman" w:hAnsi="Times New Roman" w:cs="Times New Roman"/>
+          <w:sz w:val="24"/>
+          <w:szCs w:val="24"/>
+          <w:lang w:val="en-US"/>
+        </w:rPr>
+        <w:t xml:space="preserve"> due to their elevated starting path length.</w:t>
+      </w:r>
+      <w:r>
+        <w:rPr>
+          <w:rFonts w:ascii="Times New Roman" w:hAnsi="Times New Roman" w:cs="Times New Roman"/>
+          <w:sz w:val="24"/>
+          <w:szCs w:val="24"/>
+          <w:lang w:val="en-US"/>
+        </w:rPr>
+        <w:t xml:space="preserve"> </w:t>
+      </w:r>
+      <w:r>
+        <w:rPr>
+          <w:rFonts w:ascii="Times New Roman" w:hAnsi="Times New Roman" w:cs="Times New Roman"/>
+          <w:sz w:val="24"/>
+          <w:szCs w:val="24"/>
+          <w:lang w:val="en-US"/>
+        </w:rPr>
+        <w:t>EE did not provide a protective effect against spatial learning deficits in chemotherapy</w:t>
       </w:r>
       <w:r>
         <w:rPr>
@@ -29426,7 +32552,44 @@
           <w:lang w:val="en-US"/>
         </w:rPr>
         <w:noBreakHyphen/>
-        <w:t>induced cognitive impairment. Under PE, chemotherapy-treated mice learned more slowly than saline controls, but this difference was reduced under environmental enrichment. However, part of this pattern may be attributable to systematic differences in swim speed or overall activity. By Day 10, all mice successfully learned the platform location. Memory retention did not differ between groups, aside from a small environmental effect during Probe 1 that was no longer present in Probe 2.</w:t>
+        <w:t xml:space="preserve">treated mice, nor did these mice learn faster, as confirmed by our supplementary analysis. </w:t>
+      </w:r>
+      <w:r>
+        <w:rPr>
+          <w:rFonts w:ascii="Times New Roman" w:hAnsi="Times New Roman" w:cs="Times New Roman"/>
+          <w:sz w:val="24"/>
+          <w:szCs w:val="24"/>
+          <w:lang w:val="en-US"/>
+        </w:rPr>
+        <w:t>However, there was a protective effect of environment on the chemotherapy</w:t>
+      </w:r>
+      <w:r>
+        <w:rPr>
+          <w:rFonts w:ascii="Times New Roman" w:hAnsi="Times New Roman" w:cs="Times New Roman"/>
+          <w:sz w:val="24"/>
+          <w:szCs w:val="24"/>
+          <w:lang w:val="en-US"/>
+        </w:rPr>
+        <w:noBreakHyphen/>
+        <w:t>induced deficit in the initial starting value, indicating that EE supported overall activity levels before learning had occurred</w:t>
+      </w:r>
+      <w:r>
+        <w:rPr>
+          <w:rFonts w:ascii="Times New Roman" w:hAnsi="Times New Roman" w:cs="Times New Roman"/>
+          <w:sz w:val="24"/>
+          <w:szCs w:val="24"/>
+          <w:lang w:val="en-US"/>
+        </w:rPr>
+        <w:t xml:space="preserve">. </w:t>
+      </w:r>
+      <w:r>
+        <w:rPr>
+          <w:rFonts w:ascii="Times New Roman" w:hAnsi="Times New Roman" w:cs="Times New Roman"/>
+          <w:sz w:val="24"/>
+          <w:szCs w:val="24"/>
+          <w:lang w:val="en-US"/>
+        </w:rPr>
+        <w:t>By Day 10, all mice successfully learned the platform location. Memory retention did not differ between groups, aside from a small environmental effect during Probe 1 that was no longer present in Probe 2.</w:t>
       </w:r>
     </w:p>
     <w:p>
@@ -30525,8 +33688,17 @@
           <w:szCs w:val="24"/>
           <w:lang w:val="en-US"/>
         </w:rPr>
+        <w:t xml:space="preserve">During the reversal acquisition phase, the same procedure and analysis used in the initial acquisition phase were applied. In this phase, total path length quantified cognitive </w:t>
+      </w:r>
+      <w:r>
+        <w:rPr>
+          <w:rFonts w:ascii="Times New Roman" w:hAnsi="Times New Roman" w:cs="Times New Roman"/>
+          <w:sz w:val="24"/>
+          <w:szCs w:val="24"/>
+          <w:lang w:val="en-US"/>
+        </w:rPr>
         <w:lastRenderedPageBreak/>
-        <w:t>During the reversal acquisition phase, the same procedure and analysis used in the initial acquisition phase were applied. In this phase, total path length quantified cognitive flexibility, as mice were required to abandon the previously learned platform location and acquire a new spatial contingency. The mixed</w:t>
+        <w:t>flexibility, as mice were required to abandon the previously learned platform location and acquire a new spatial contingency. The mixed</w:t>
       </w:r>
       <w:r>
         <w:rPr>
@@ -33642,16 +36814,21 @@
           <w:ilvl w:val="0"/>
           <w:numId w:val="0"/>
         </w:numPr>
+        <w:spacing w:line="276" w:lineRule="auto"/>
         <w:ind w:firstLine="709"/>
         <w:rPr>
           <w:b w:val="0"/>
           <w:bCs w:val="0"/>
+          <w:szCs w:val="24"/>
+          <w:lang w:val="en-US"/>
         </w:rPr>
       </w:pPr>
       <w:r>
         <w:rPr>
           <w:b w:val="0"/>
           <w:bCs w:val="0"/>
+          <w:szCs w:val="24"/>
+          <w:lang w:val="en-US"/>
         </w:rPr>
         <w:t>During the Elevated T</w:t>
       </w:r>
@@ -33659,14 +36836,55 @@
         <w:rPr>
           <w:b w:val="0"/>
           <w:bCs w:val="0"/>
+          <w:szCs w:val="24"/>
+          <w:lang w:val="en-US"/>
         </w:rPr>
         <w:noBreakHyphen/>
-        <w:t>maze task, total path length was used as an additional measure of general exploration. We fitted a mixed</w:t>
+        <w:t>maze task, total path length was used as an additional measure of general exploration</w:t>
       </w:r>
       <w:r>
         <w:rPr>
           <w:b w:val="0"/>
           <w:bCs w:val="0"/>
+          <w:szCs w:val="24"/>
+          <w:lang w:val="en-US"/>
+        </w:rPr>
+        <w:t xml:space="preserve"> (</w:t>
+      </w:r>
+      <w:r>
+        <w:rPr>
+          <w:b w:val="0"/>
+          <w:bCs w:val="0"/>
+          <w:szCs w:val="24"/>
+          <w:highlight w:val="yellow"/>
+          <w:lang w:val="en-US"/>
+        </w:rPr>
+        <w:t>fig</w:t>
+      </w:r>
+      <w:r>
+        <w:rPr>
+          <w:b w:val="0"/>
+          <w:bCs w:val="0"/>
+          <w:szCs w:val="24"/>
+          <w:lang w:val="en-US"/>
+        </w:rPr>
+        <w:t>)</w:t>
+      </w:r>
+      <w:r>
+        <w:rPr>
+          <w:b w:val="0"/>
+          <w:bCs w:val="0"/>
+          <w:szCs w:val="24"/>
+          <w:lang w:val="en-US"/>
+        </w:rPr>
+        <w:t>. We fitted a mixed</w:t>
+      </w:r>
+      <w:r>
+        <w:rPr>
+          <w:b w:val="0"/>
+          <w:bCs w:val="0"/>
+          <w:szCs w:val="24"/>
+          <w:lang w:val="en-US"/>
         </w:rPr>
         <w:noBreakHyphen/>
         <w:t>effects model with random intercepts to examine the effects of treatment, environment and, stage. We included only the environment × treatment interaction because our focus was on overall differences in stage, rather than on how stage</w:t>
@@ -33675,6 +36893,8 @@
         <w:rPr>
           <w:b w:val="0"/>
           <w:bCs w:val="0"/>
+          <w:szCs w:val="24"/>
+          <w:lang w:val="en-US"/>
         </w:rPr>
         <w:noBreakHyphen/>
         <w:t>specific effects varied across groups. Stage</w:t>
@@ -33683,17 +36903,1675 @@
         <w:rPr>
           <w:b w:val="0"/>
           <w:bCs w:val="0"/>
+          <w:szCs w:val="24"/>
+          <w:lang w:val="en-US"/>
         </w:rPr>
         <w:noBreakHyphen/>
-        <w:t>related interactions did not provide additional insight into general exploration and were therefore omitted from the model. We found no significant main effect of stage, indicating that mice explored equally during the training and testing phases. However, we did find a significant main effect of treatment, whereas environment did not influence exploration. Overall, chemotherapy-treated mice explored less than saline-treated mice. The environment × treatment interaction was also non</w:t>
+        <w:t>related interactions did not provide additional insight into general exploration and were therefore omitted from the model. We found no significant main effect of stage</w:t>
       </w:r>
       <w:r>
         <w:rPr>
           <w:b w:val="0"/>
           <w:bCs w:val="0"/>
+          <w:szCs w:val="24"/>
+          <w:lang w:val="en-US"/>
+        </w:rPr>
+        <w:t xml:space="preserve"> </w:t>
+      </w:r>
+      <w:r>
+        <w:rPr>
+          <w:b w:val="0"/>
+          <w:bCs w:val="0"/>
+          <w:szCs w:val="24"/>
+          <w:lang w:val="en-US"/>
+        </w:rPr>
+        <w:t>(</w:t>
+      </w:r>
+      <w:r>
+        <w:rPr>
+          <w:b w:val="0"/>
+          <w:bCs w:val="0"/>
+          <w:i/>
+          <w:iCs/>
+          <w:szCs w:val="24"/>
+          <w:lang w:val="en-US"/>
+        </w:rPr>
+        <w:t>t</w:t>
+      </w:r>
+      <w:r>
+        <w:rPr>
+          <w:b w:val="0"/>
+          <w:bCs w:val="0"/>
+          <w:szCs w:val="24"/>
+          <w:lang w:val="en-US"/>
+        </w:rPr>
+        <w:t>(</w:t>
+      </w:r>
+      <w:r>
+        <w:rPr>
+          <w:b w:val="0"/>
+          <w:bCs w:val="0"/>
+          <w:szCs w:val="24"/>
+          <w:lang w:val="en-US"/>
+        </w:rPr>
+        <w:t>33</w:t>
+      </w:r>
+      <w:r>
+        <w:rPr>
+          <w:b w:val="0"/>
+          <w:bCs w:val="0"/>
+          <w:szCs w:val="24"/>
+          <w:lang w:val="en-US"/>
+        </w:rPr>
+        <w:t xml:space="preserve">) = </w:t>
+      </w:r>
+      <w:r>
+        <w:rPr>
+          <w:b w:val="0"/>
+          <w:bCs w:val="0"/>
+          <w:szCs w:val="24"/>
+          <w:lang w:val="en-US"/>
+        </w:rPr>
+        <w:t>1.48</w:t>
+      </w:r>
+      <w:r>
+        <w:rPr>
+          <w:b w:val="0"/>
+          <w:bCs w:val="0"/>
+          <w:szCs w:val="24"/>
+          <w:lang w:val="en-US"/>
+        </w:rPr>
+        <w:t xml:space="preserve">, </w:t>
+      </w:r>
+      <w:r>
+        <w:rPr>
+          <w:b w:val="0"/>
+          <w:bCs w:val="0"/>
+          <w:i/>
+          <w:iCs/>
+          <w:szCs w:val="24"/>
+          <w:lang w:val="en-US"/>
+        </w:rPr>
+        <w:t>p</w:t>
+      </w:r>
+      <w:r>
+        <w:rPr>
+          <w:b w:val="0"/>
+          <w:bCs w:val="0"/>
+          <w:szCs w:val="24"/>
+          <w:lang w:val="en-US"/>
+        </w:rPr>
+        <w:t xml:space="preserve"> = 0.</w:t>
+      </w:r>
+      <w:r>
+        <w:rPr>
+          <w:b w:val="0"/>
+          <w:bCs w:val="0"/>
+          <w:szCs w:val="24"/>
+          <w:lang w:val="en-US"/>
+        </w:rPr>
+        <w:t>15</w:t>
+      </w:r>
+      <w:r>
+        <w:rPr>
+          <w:b w:val="0"/>
+          <w:bCs w:val="0"/>
+          <w:szCs w:val="24"/>
+          <w:lang w:val="en-US"/>
+        </w:rPr>
+        <w:t xml:space="preserve">, </w:t>
+      </w:r>
+      <w:r>
+        <w:rPr>
+          <w:b w:val="0"/>
+          <w:bCs w:val="0"/>
+          <w:i/>
+          <w:iCs/>
+          <w:szCs w:val="24"/>
+          <w:lang w:val="en-US"/>
+        </w:rPr>
+        <w:t>R</w:t>
+      </w:r>
+      <w:r>
+        <w:rPr>
+          <w:b w:val="0"/>
+          <w:bCs w:val="0"/>
+          <w:szCs w:val="24"/>
+          <w:lang w:val="en-US"/>
+        </w:rPr>
+        <w:t>² = 0.0</w:t>
+      </w:r>
+      <w:r>
+        <w:rPr>
+          <w:b w:val="0"/>
+          <w:bCs w:val="0"/>
+          <w:szCs w:val="24"/>
+          <w:lang w:val="en-US"/>
+        </w:rPr>
+        <w:t>2</w:t>
+      </w:r>
+      <w:r>
+        <w:rPr>
+          <w:b w:val="0"/>
+          <w:bCs w:val="0"/>
+          <w:szCs w:val="24"/>
+          <w:lang w:val="en-US"/>
+        </w:rPr>
+        <w:t>)</w:t>
+      </w:r>
+      <w:r>
+        <w:rPr>
+          <w:b w:val="0"/>
+          <w:bCs w:val="0"/>
+          <w:szCs w:val="24"/>
+          <w:lang w:val="en-US"/>
+        </w:rPr>
+        <w:t>, indicating that mice explored equally during the training and testing phases. However, we did find a significant main effect of treatment</w:t>
+      </w:r>
+      <w:r>
+        <w:rPr>
+          <w:b w:val="0"/>
+          <w:bCs w:val="0"/>
+          <w:szCs w:val="24"/>
+          <w:lang w:val="en-US"/>
+        </w:rPr>
+        <w:t xml:space="preserve"> </w:t>
+      </w:r>
+      <w:r>
+        <w:rPr>
+          <w:b w:val="0"/>
+          <w:bCs w:val="0"/>
+          <w:szCs w:val="24"/>
+          <w:lang w:val="en-US"/>
+        </w:rPr>
+        <w:t>(</w:t>
+      </w:r>
+      <w:r>
+        <w:rPr>
+          <w:b w:val="0"/>
+          <w:bCs w:val="0"/>
+          <w:i/>
+          <w:iCs/>
+          <w:szCs w:val="24"/>
+          <w:lang w:val="en-US"/>
+        </w:rPr>
+        <w:t>t</w:t>
+      </w:r>
+      <w:r>
+        <w:rPr>
+          <w:b w:val="0"/>
+          <w:bCs w:val="0"/>
+          <w:szCs w:val="24"/>
+          <w:lang w:val="en-US"/>
+        </w:rPr>
+        <w:t>(</w:t>
+      </w:r>
+      <w:r>
+        <w:rPr>
+          <w:b w:val="0"/>
+          <w:bCs w:val="0"/>
+          <w:szCs w:val="24"/>
+          <w:lang w:val="en-US"/>
+        </w:rPr>
+        <w:t>30</w:t>
+      </w:r>
+      <w:r>
+        <w:rPr>
+          <w:b w:val="0"/>
+          <w:bCs w:val="0"/>
+          <w:szCs w:val="24"/>
+          <w:lang w:val="en-US"/>
+        </w:rPr>
+        <w:t xml:space="preserve">) = </w:t>
+      </w:r>
+      <w:r>
+        <w:rPr>
+          <w:b w:val="0"/>
+          <w:bCs w:val="0"/>
+          <w:szCs w:val="24"/>
+          <w:lang w:val="en-US"/>
+        </w:rPr>
+        <w:t>-2.18</w:t>
+      </w:r>
+      <w:r>
+        <w:rPr>
+          <w:b w:val="0"/>
+          <w:bCs w:val="0"/>
+          <w:szCs w:val="24"/>
+          <w:lang w:val="en-US"/>
+        </w:rPr>
+        <w:t xml:space="preserve">, </w:t>
+      </w:r>
+      <w:r>
+        <w:rPr>
+          <w:b w:val="0"/>
+          <w:bCs w:val="0"/>
+          <w:i/>
+          <w:iCs/>
+          <w:szCs w:val="24"/>
+          <w:lang w:val="en-US"/>
+        </w:rPr>
+        <w:t>p</w:t>
+      </w:r>
+      <w:r>
+        <w:rPr>
+          <w:b w:val="0"/>
+          <w:bCs w:val="0"/>
+          <w:szCs w:val="24"/>
+          <w:lang w:val="en-US"/>
+        </w:rPr>
+        <w:t xml:space="preserve"> = 0.</w:t>
+      </w:r>
+      <w:r>
+        <w:rPr>
+          <w:b w:val="0"/>
+          <w:bCs w:val="0"/>
+          <w:szCs w:val="24"/>
+          <w:lang w:val="en-US"/>
+        </w:rPr>
+        <w:t>04</w:t>
+      </w:r>
+      <w:r>
+        <w:rPr>
+          <w:b w:val="0"/>
+          <w:bCs w:val="0"/>
+          <w:szCs w:val="24"/>
+          <w:lang w:val="en-US"/>
+        </w:rPr>
+        <w:t xml:space="preserve">, </w:t>
+      </w:r>
+      <w:r>
+        <w:rPr>
+          <w:b w:val="0"/>
+          <w:bCs w:val="0"/>
+          <w:i/>
+          <w:iCs/>
+          <w:szCs w:val="24"/>
+          <w:lang w:val="en-US"/>
+        </w:rPr>
+        <w:t>R²</w:t>
+      </w:r>
+      <w:r>
+        <w:rPr>
+          <w:b w:val="0"/>
+          <w:bCs w:val="0"/>
+          <w:szCs w:val="24"/>
+          <w:lang w:val="en-US"/>
+        </w:rPr>
+        <w:t xml:space="preserve"> = 0.</w:t>
+      </w:r>
+      <w:r>
+        <w:rPr>
+          <w:b w:val="0"/>
+          <w:bCs w:val="0"/>
+          <w:szCs w:val="24"/>
+          <w:lang w:val="en-US"/>
+        </w:rPr>
+        <w:t>10</w:t>
+      </w:r>
+      <w:r>
+        <w:rPr>
+          <w:b w:val="0"/>
+          <w:bCs w:val="0"/>
+          <w:szCs w:val="24"/>
+          <w:lang w:val="en-US"/>
+        </w:rPr>
+        <w:t>)</w:t>
+      </w:r>
+      <w:r>
+        <w:rPr>
+          <w:b w:val="0"/>
+          <w:bCs w:val="0"/>
+          <w:szCs w:val="24"/>
+          <w:lang w:val="en-US"/>
+        </w:rPr>
+        <w:t>, whereas environment did not influence exploration</w:t>
+      </w:r>
+      <w:r>
+        <w:rPr>
+          <w:b w:val="0"/>
+          <w:bCs w:val="0"/>
+          <w:szCs w:val="24"/>
+          <w:lang w:val="en-US"/>
+        </w:rPr>
+        <w:t xml:space="preserve"> </w:t>
+      </w:r>
+      <w:r>
+        <w:rPr>
+          <w:b w:val="0"/>
+          <w:bCs w:val="0"/>
+          <w:szCs w:val="24"/>
+          <w:lang w:val="en-US"/>
+        </w:rPr>
+        <w:t>(</w:t>
+      </w:r>
+      <w:r>
+        <w:rPr>
+          <w:b w:val="0"/>
+          <w:bCs w:val="0"/>
+          <w:i/>
+          <w:iCs/>
+          <w:szCs w:val="24"/>
+          <w:lang w:val="en-US"/>
+        </w:rPr>
+        <w:t>t</w:t>
+      </w:r>
+      <w:r>
+        <w:rPr>
+          <w:b w:val="0"/>
+          <w:bCs w:val="0"/>
+          <w:szCs w:val="24"/>
+          <w:lang w:val="en-US"/>
+        </w:rPr>
+        <w:t>(</w:t>
+      </w:r>
+      <w:r>
+        <w:rPr>
+          <w:b w:val="0"/>
+          <w:bCs w:val="0"/>
+          <w:szCs w:val="24"/>
+          <w:lang w:val="en-US"/>
+        </w:rPr>
+        <w:t>30</w:t>
+      </w:r>
+      <w:r>
+        <w:rPr>
+          <w:b w:val="0"/>
+          <w:bCs w:val="0"/>
+          <w:szCs w:val="24"/>
+          <w:lang w:val="en-US"/>
+        </w:rPr>
+        <w:t xml:space="preserve">) = </w:t>
+      </w:r>
+      <w:r>
+        <w:rPr>
+          <w:b w:val="0"/>
+          <w:bCs w:val="0"/>
+          <w:szCs w:val="24"/>
+          <w:lang w:val="en-US"/>
+        </w:rPr>
+        <w:t>0.76</w:t>
+      </w:r>
+      <w:r>
+        <w:rPr>
+          <w:b w:val="0"/>
+          <w:bCs w:val="0"/>
+          <w:szCs w:val="24"/>
+          <w:lang w:val="en-US"/>
+        </w:rPr>
+        <w:t xml:space="preserve">, </w:t>
+      </w:r>
+      <w:r>
+        <w:rPr>
+          <w:b w:val="0"/>
+          <w:bCs w:val="0"/>
+          <w:i/>
+          <w:iCs/>
+          <w:szCs w:val="24"/>
+          <w:lang w:val="en-US"/>
+        </w:rPr>
+        <w:t>p</w:t>
+      </w:r>
+      <w:r>
+        <w:rPr>
+          <w:b w:val="0"/>
+          <w:bCs w:val="0"/>
+          <w:szCs w:val="24"/>
+          <w:lang w:val="en-US"/>
+        </w:rPr>
+        <w:t xml:space="preserve"> = 0.</w:t>
+      </w:r>
+      <w:r>
+        <w:rPr>
+          <w:b w:val="0"/>
+          <w:bCs w:val="0"/>
+          <w:szCs w:val="24"/>
+          <w:lang w:val="en-US"/>
+        </w:rPr>
+        <w:t>45</w:t>
+      </w:r>
+      <w:r>
+        <w:rPr>
+          <w:b w:val="0"/>
+          <w:bCs w:val="0"/>
+          <w:szCs w:val="24"/>
+          <w:lang w:val="en-US"/>
+        </w:rPr>
+        <w:t xml:space="preserve">, </w:t>
+      </w:r>
+      <w:r>
+        <w:rPr>
+          <w:b w:val="0"/>
+          <w:bCs w:val="0"/>
+          <w:i/>
+          <w:iCs/>
+          <w:szCs w:val="24"/>
+          <w:lang w:val="en-US"/>
+        </w:rPr>
+        <w:t>R²</w:t>
+      </w:r>
+      <w:r>
+        <w:rPr>
+          <w:b w:val="0"/>
+          <w:bCs w:val="0"/>
+          <w:szCs w:val="24"/>
+          <w:lang w:val="en-US"/>
+        </w:rPr>
+        <w:t xml:space="preserve"> = 0.0</w:t>
+      </w:r>
+      <w:r>
+        <w:rPr>
+          <w:b w:val="0"/>
+          <w:bCs w:val="0"/>
+          <w:szCs w:val="24"/>
+          <w:lang w:val="en-US"/>
+        </w:rPr>
+        <w:t>1</w:t>
+      </w:r>
+      <w:r>
+        <w:rPr>
+          <w:b w:val="0"/>
+          <w:bCs w:val="0"/>
+          <w:szCs w:val="24"/>
+          <w:lang w:val="en-US"/>
+        </w:rPr>
+        <w:t>)</w:t>
+      </w:r>
+      <w:r>
+        <w:rPr>
+          <w:b w:val="0"/>
+          <w:bCs w:val="0"/>
+          <w:szCs w:val="24"/>
+          <w:lang w:val="en-US"/>
+        </w:rPr>
+        <w:t>. Overall, chemotherapy-treated mice explored less than saline-treated mice. The environment × treatment interaction was also non</w:t>
+      </w:r>
+      <w:r>
+        <w:rPr>
+          <w:b w:val="0"/>
+          <w:bCs w:val="0"/>
+          <w:szCs w:val="24"/>
+          <w:lang w:val="en-US"/>
         </w:rPr>
         <w:noBreakHyphen/>
-        <w:t xml:space="preserve">significant. </w:t>
+        <w:t>significant</w:t>
+      </w:r>
+      <w:r>
+        <w:rPr>
+          <w:b w:val="0"/>
+          <w:bCs w:val="0"/>
+          <w:szCs w:val="24"/>
+          <w:lang w:val="en-US"/>
+        </w:rPr>
+        <w:t xml:space="preserve"> </w:t>
+      </w:r>
+      <w:r>
+        <w:rPr>
+          <w:b w:val="0"/>
+          <w:bCs w:val="0"/>
+          <w:szCs w:val="24"/>
+          <w:lang w:val="en-US"/>
+        </w:rPr>
+        <w:t>(</w:t>
+      </w:r>
+      <w:r>
+        <w:rPr>
+          <w:b w:val="0"/>
+          <w:bCs w:val="0"/>
+          <w:i/>
+          <w:iCs/>
+          <w:szCs w:val="24"/>
+          <w:lang w:val="en-US"/>
+        </w:rPr>
+        <w:t>t</w:t>
+      </w:r>
+      <w:r>
+        <w:rPr>
+          <w:b w:val="0"/>
+          <w:bCs w:val="0"/>
+          <w:szCs w:val="24"/>
+          <w:lang w:val="en-US"/>
+        </w:rPr>
+        <w:t>(</w:t>
+      </w:r>
+      <w:r>
+        <w:rPr>
+          <w:b w:val="0"/>
+          <w:bCs w:val="0"/>
+          <w:szCs w:val="24"/>
+          <w:lang w:val="en-US"/>
+        </w:rPr>
+        <w:t>30</w:t>
+      </w:r>
+      <w:r>
+        <w:rPr>
+          <w:b w:val="0"/>
+          <w:bCs w:val="0"/>
+          <w:szCs w:val="24"/>
+          <w:lang w:val="en-US"/>
+        </w:rPr>
+        <w:t xml:space="preserve">) = </w:t>
+      </w:r>
+      <w:r>
+        <w:rPr>
+          <w:b w:val="0"/>
+          <w:bCs w:val="0"/>
+          <w:szCs w:val="24"/>
+          <w:lang w:val="en-US"/>
+        </w:rPr>
+        <w:t>0.72</w:t>
+      </w:r>
+      <w:r>
+        <w:rPr>
+          <w:b w:val="0"/>
+          <w:bCs w:val="0"/>
+          <w:szCs w:val="24"/>
+          <w:lang w:val="en-US"/>
+        </w:rPr>
+        <w:t xml:space="preserve">, </w:t>
+      </w:r>
+      <w:r>
+        <w:rPr>
+          <w:b w:val="0"/>
+          <w:bCs w:val="0"/>
+          <w:i/>
+          <w:iCs/>
+          <w:szCs w:val="24"/>
+          <w:lang w:val="en-US"/>
+        </w:rPr>
+        <w:t>p</w:t>
+      </w:r>
+      <w:r>
+        <w:rPr>
+          <w:b w:val="0"/>
+          <w:bCs w:val="0"/>
+          <w:szCs w:val="24"/>
+          <w:lang w:val="en-US"/>
+        </w:rPr>
+        <w:t xml:space="preserve"> = 0.</w:t>
+      </w:r>
+      <w:r>
+        <w:rPr>
+          <w:b w:val="0"/>
+          <w:bCs w:val="0"/>
+          <w:szCs w:val="24"/>
+          <w:lang w:val="en-US"/>
+        </w:rPr>
+        <w:t>48</w:t>
+      </w:r>
+      <w:r>
+        <w:rPr>
+          <w:b w:val="0"/>
+          <w:bCs w:val="0"/>
+          <w:szCs w:val="24"/>
+          <w:lang w:val="en-US"/>
+        </w:rPr>
+        <w:t xml:space="preserve">, </w:t>
+      </w:r>
+      <w:r>
+        <w:rPr>
+          <w:b w:val="0"/>
+          <w:bCs w:val="0"/>
+          <w:i/>
+          <w:iCs/>
+          <w:szCs w:val="24"/>
+          <w:lang w:val="en-US"/>
+        </w:rPr>
+        <w:t>R²</w:t>
+      </w:r>
+      <w:r>
+        <w:rPr>
+          <w:b w:val="0"/>
+          <w:bCs w:val="0"/>
+          <w:szCs w:val="24"/>
+          <w:lang w:val="en-US"/>
+        </w:rPr>
+        <w:t xml:space="preserve"> = 0.0</w:t>
+      </w:r>
+      <w:r>
+        <w:rPr>
+          <w:b w:val="0"/>
+          <w:bCs w:val="0"/>
+          <w:szCs w:val="24"/>
+          <w:lang w:val="en-US"/>
+        </w:rPr>
+        <w:t>1</w:t>
+      </w:r>
+      <w:r>
+        <w:rPr>
+          <w:b w:val="0"/>
+          <w:bCs w:val="0"/>
+          <w:szCs w:val="24"/>
+          <w:lang w:val="en-US"/>
+        </w:rPr>
+        <w:t>)</w:t>
+      </w:r>
+      <w:r>
+        <w:rPr>
+          <w:b w:val="0"/>
+          <w:bCs w:val="0"/>
+          <w:szCs w:val="24"/>
+          <w:lang w:val="en-US"/>
+        </w:rPr>
+        <w:t xml:space="preserve">. </w:t>
+      </w:r>
+      <w:r>
+        <w:rPr>
+          <w:b w:val="0"/>
+          <w:bCs w:val="0"/>
+          <w:szCs w:val="24"/>
+          <w:lang w:val="en-US"/>
+        </w:rPr>
+        <w:t xml:space="preserve">Bayes factors provided only </w:t>
+      </w:r>
+      <w:r>
+        <w:rPr>
+          <w:b w:val="0"/>
+          <w:bCs w:val="0"/>
+          <w:szCs w:val="24"/>
+          <w:lang w:val="en-US"/>
+        </w:rPr>
+        <w:t xml:space="preserve">anecdotal evidence for the absence of environment </w:t>
+      </w:r>
+      <w:r>
+        <w:rPr>
+          <w:rFonts w:eastAsiaTheme="minorEastAsia"/>
+          <w:b w:val="0"/>
+          <w:bCs w:val="0"/>
+          <w:szCs w:val="24"/>
+          <w:lang w:val="en-US"/>
+        </w:rPr>
+        <w:t>(</w:t>
+      </w:r>
+      <m:oMath>
+        <m:sSub>
+          <m:sSubPr>
+            <m:ctrlPr>
+              <w:rPr>
+                <w:rFonts w:ascii="Cambria Math" w:hAnsi="Cambria Math"/>
+                <w:b w:val="0"/>
+                <w:bCs w:val="0"/>
+                <w:i/>
+                <w:iCs/>
+                <w:szCs w:val="24"/>
+                <w:lang w:val="en-US"/>
+              </w:rPr>
+            </m:ctrlPr>
+          </m:sSubPr>
+          <m:e>
+            <m:r>
+              <w:rPr>
+                <w:rFonts w:ascii="Cambria Math" w:hAnsi="Cambria Math"/>
+                <w:szCs w:val="24"/>
+                <w:lang w:val="en-US"/>
+              </w:rPr>
+              <m:t>BF</m:t>
+            </m:r>
+          </m:e>
+          <m:sub>
+            <m:r>
+              <w:rPr>
+                <w:rFonts w:ascii="Cambria Math" w:hAnsi="Cambria Math"/>
+                <w:szCs w:val="24"/>
+                <w:lang w:val="en-US"/>
+              </w:rPr>
+              <m:t>01</m:t>
+            </m:r>
+          </m:sub>
+        </m:sSub>
+      </m:oMath>
+      <w:r>
+        <w:rPr>
+          <w:rFonts w:eastAsiaTheme="minorEastAsia"/>
+          <w:b w:val="0"/>
+          <w:bCs w:val="0"/>
+          <w:iCs/>
+          <w:szCs w:val="24"/>
+          <w:lang w:val="en-US"/>
+        </w:rPr>
+        <w:t>= 0.45</w:t>
+      </w:r>
+      <w:r>
+        <w:rPr>
+          <w:b w:val="0"/>
+          <w:bCs w:val="0"/>
+          <w:szCs w:val="24"/>
+          <w:lang w:val="en-US"/>
+        </w:rPr>
+        <w:t xml:space="preserve">, </w:t>
+      </w:r>
+      <m:oMath>
+        <m:sSub>
+          <m:sSubPr>
+            <m:ctrlPr>
+              <w:rPr>
+                <w:rFonts w:ascii="Cambria Math" w:hAnsi="Cambria Math"/>
+                <w:b w:val="0"/>
+                <w:bCs w:val="0"/>
+                <w:i/>
+                <w:szCs w:val="24"/>
+              </w:rPr>
+            </m:ctrlPr>
+          </m:sSubPr>
+          <m:e>
+            <m:r>
+              <w:rPr>
+                <w:rFonts w:ascii="Cambria Math" w:hAnsi="Cambria Math"/>
+                <w:szCs w:val="24"/>
+              </w:rPr>
+              <m:t>HDI</m:t>
+            </m:r>
+          </m:e>
+          <m:sub>
+            <m:r>
+              <w:rPr>
+                <w:rFonts w:ascii="Cambria Math" w:hAnsi="Cambria Math"/>
+                <w:szCs w:val="24"/>
+                <w:lang w:val="en-US"/>
+              </w:rPr>
+              <m:t>90%</m:t>
+            </m:r>
+          </m:sub>
+        </m:sSub>
+      </m:oMath>
+      <w:r>
+        <w:rPr>
+          <w:rFonts w:eastAsiaTheme="minorEastAsia"/>
+          <w:b w:val="0"/>
+          <w:bCs w:val="0"/>
+          <w:szCs w:val="24"/>
+          <w:lang w:val="en-US"/>
+        </w:rPr>
+        <w:t>= [-0.23;0.79])</w:t>
+      </w:r>
+      <w:r>
+        <w:rPr>
+          <w:b w:val="0"/>
+          <w:bCs w:val="0"/>
+          <w:szCs w:val="24"/>
+          <w:lang w:val="en-US"/>
+        </w:rPr>
+        <w:t xml:space="preserve">, stage </w:t>
+      </w:r>
+      <w:r>
+        <w:rPr>
+          <w:rFonts w:eastAsiaTheme="minorEastAsia"/>
+          <w:b w:val="0"/>
+          <w:bCs w:val="0"/>
+          <w:szCs w:val="24"/>
+          <w:lang w:val="en-US"/>
+        </w:rPr>
+        <w:t>(</w:t>
+      </w:r>
+      <m:oMath>
+        <m:sSub>
+          <m:sSubPr>
+            <m:ctrlPr>
+              <w:rPr>
+                <w:rFonts w:ascii="Cambria Math" w:hAnsi="Cambria Math"/>
+                <w:b w:val="0"/>
+                <w:bCs w:val="0"/>
+                <w:i/>
+                <w:iCs/>
+                <w:szCs w:val="24"/>
+                <w:lang w:val="en-US"/>
+              </w:rPr>
+            </m:ctrlPr>
+          </m:sSubPr>
+          <m:e>
+            <m:r>
+              <w:rPr>
+                <w:rFonts w:ascii="Cambria Math" w:hAnsi="Cambria Math"/>
+                <w:szCs w:val="24"/>
+                <w:lang w:val="en-US"/>
+              </w:rPr>
+              <m:t>BF</m:t>
+            </m:r>
+          </m:e>
+          <m:sub>
+            <m:r>
+              <w:rPr>
+                <w:rFonts w:ascii="Cambria Math" w:hAnsi="Cambria Math"/>
+                <w:szCs w:val="24"/>
+                <w:lang w:val="en-US"/>
+              </w:rPr>
+              <m:t>01</m:t>
+            </m:r>
+          </m:sub>
+        </m:sSub>
+      </m:oMath>
+      <w:r>
+        <w:rPr>
+          <w:rFonts w:eastAsiaTheme="minorEastAsia"/>
+          <w:b w:val="0"/>
+          <w:bCs w:val="0"/>
+          <w:iCs/>
+          <w:szCs w:val="24"/>
+          <w:lang w:val="en-US"/>
+        </w:rPr>
+        <w:t>= 0.45</w:t>
+      </w:r>
+      <w:r>
+        <w:rPr>
+          <w:b w:val="0"/>
+          <w:bCs w:val="0"/>
+          <w:szCs w:val="24"/>
+          <w:lang w:val="en-US"/>
+        </w:rPr>
+        <w:t xml:space="preserve">, </w:t>
+      </w:r>
+      <m:oMath>
+        <m:sSub>
+          <m:sSubPr>
+            <m:ctrlPr>
+              <w:rPr>
+                <w:rFonts w:ascii="Cambria Math" w:hAnsi="Cambria Math"/>
+                <w:b w:val="0"/>
+                <w:bCs w:val="0"/>
+                <w:i/>
+                <w:szCs w:val="24"/>
+              </w:rPr>
+            </m:ctrlPr>
+          </m:sSubPr>
+          <m:e>
+            <m:r>
+              <w:rPr>
+                <w:rFonts w:ascii="Cambria Math" w:hAnsi="Cambria Math"/>
+                <w:szCs w:val="24"/>
+              </w:rPr>
+              <m:t>HDI</m:t>
+            </m:r>
+          </m:e>
+          <m:sub>
+            <m:r>
+              <w:rPr>
+                <w:rFonts w:ascii="Cambria Math" w:hAnsi="Cambria Math"/>
+                <w:szCs w:val="24"/>
+                <w:lang w:val="en-US"/>
+              </w:rPr>
+              <m:t>90%</m:t>
+            </m:r>
+          </m:sub>
+        </m:sSub>
+      </m:oMath>
+      <w:r>
+        <w:rPr>
+          <w:rFonts w:eastAsiaTheme="minorEastAsia"/>
+          <w:b w:val="0"/>
+          <w:bCs w:val="0"/>
+          <w:szCs w:val="24"/>
+          <w:lang w:val="en-US"/>
+        </w:rPr>
+        <w:t>= [-0.03;0.48])</w:t>
+      </w:r>
+      <w:r>
+        <w:rPr>
+          <w:b w:val="0"/>
+          <w:bCs w:val="0"/>
+          <w:szCs w:val="24"/>
+          <w:lang w:val="en-US"/>
+        </w:rPr>
+        <w:t xml:space="preserve">, and interaction effects </w:t>
+      </w:r>
+      <w:r>
+        <w:rPr>
+          <w:rFonts w:eastAsiaTheme="minorEastAsia"/>
+          <w:b w:val="0"/>
+          <w:bCs w:val="0"/>
+          <w:szCs w:val="24"/>
+          <w:lang w:val="en-US"/>
+        </w:rPr>
+        <w:t>(</w:t>
+      </w:r>
+      <m:oMath>
+        <m:sSub>
+          <m:sSubPr>
+            <m:ctrlPr>
+              <w:rPr>
+                <w:rFonts w:ascii="Cambria Math" w:hAnsi="Cambria Math"/>
+                <w:b w:val="0"/>
+                <w:bCs w:val="0"/>
+                <w:i/>
+                <w:iCs/>
+                <w:szCs w:val="24"/>
+                <w:lang w:val="en-US"/>
+              </w:rPr>
+            </m:ctrlPr>
+          </m:sSubPr>
+          <m:e>
+            <m:r>
+              <w:rPr>
+                <w:rFonts w:ascii="Cambria Math" w:hAnsi="Cambria Math"/>
+                <w:szCs w:val="24"/>
+                <w:lang w:val="en-US"/>
+              </w:rPr>
+              <m:t>BF</m:t>
+            </m:r>
+          </m:e>
+          <m:sub>
+            <m:r>
+              <w:rPr>
+                <w:rFonts w:ascii="Cambria Math" w:hAnsi="Cambria Math"/>
+                <w:szCs w:val="24"/>
+                <w:lang w:val="en-US"/>
+              </w:rPr>
+              <m:t>01</m:t>
+            </m:r>
+          </m:sub>
+        </m:sSub>
+      </m:oMath>
+      <w:r>
+        <w:rPr>
+          <w:rFonts w:eastAsiaTheme="minorEastAsia"/>
+          <w:b w:val="0"/>
+          <w:bCs w:val="0"/>
+          <w:iCs/>
+          <w:szCs w:val="24"/>
+          <w:lang w:val="en-US"/>
+        </w:rPr>
+        <w:t>= 0.53</w:t>
+      </w:r>
+      <w:r>
+        <w:rPr>
+          <w:b w:val="0"/>
+          <w:bCs w:val="0"/>
+          <w:szCs w:val="24"/>
+          <w:lang w:val="en-US"/>
+        </w:rPr>
+        <w:t xml:space="preserve">, </w:t>
+      </w:r>
+      <m:oMath>
+        <m:sSub>
+          <m:sSubPr>
+            <m:ctrlPr>
+              <w:rPr>
+                <w:rFonts w:ascii="Cambria Math" w:hAnsi="Cambria Math"/>
+                <w:b w:val="0"/>
+                <w:bCs w:val="0"/>
+                <w:i/>
+                <w:szCs w:val="24"/>
+              </w:rPr>
+            </m:ctrlPr>
+          </m:sSubPr>
+          <m:e>
+            <m:r>
+              <w:rPr>
+                <w:rFonts w:ascii="Cambria Math" w:hAnsi="Cambria Math"/>
+                <w:szCs w:val="24"/>
+              </w:rPr>
+              <m:t>HDI</m:t>
+            </m:r>
+          </m:e>
+          <m:sub>
+            <m:r>
+              <w:rPr>
+                <w:rFonts w:ascii="Cambria Math" w:hAnsi="Cambria Math"/>
+                <w:szCs w:val="24"/>
+                <w:lang w:val="en-US"/>
+              </w:rPr>
+              <m:t>90%</m:t>
+            </m:r>
+          </m:sub>
+        </m:sSub>
+      </m:oMath>
+      <w:r>
+        <w:rPr>
+          <w:rFonts w:eastAsiaTheme="minorEastAsia"/>
+          <w:b w:val="0"/>
+          <w:bCs w:val="0"/>
+          <w:szCs w:val="24"/>
+          <w:lang w:val="en-US"/>
+        </w:rPr>
+        <w:t>= [-0.61;1.01])</w:t>
+      </w:r>
+      <w:r>
+        <w:rPr>
+          <w:b w:val="0"/>
+          <w:bCs w:val="0"/>
+          <w:szCs w:val="24"/>
+          <w:lang w:val="en-US"/>
+        </w:rPr>
+        <w:t>, indicating that additional data would be required to draw robust conclusions.</w:t>
+      </w:r>
+    </w:p>
+    <w:p>
+      <w:pPr>
+        <w:pStyle w:val="Resultsheading"/>
+        <w:numPr>
+          <w:ilvl w:val="0"/>
+          <w:numId w:val="0"/>
+        </w:numPr>
+        <w:spacing w:line="276" w:lineRule="auto"/>
+        <w:ind w:firstLine="709"/>
+        <w:rPr>
+          <w:b w:val="0"/>
+          <w:bCs w:val="0"/>
+          <w:szCs w:val="24"/>
+          <w:lang w:val="en-US"/>
+        </w:rPr>
+      </w:pPr>
+      <w:r>
+        <w:rPr>
+          <w:b w:val="0"/>
+          <w:bCs w:val="0"/>
+          <w:szCs w:val="24"/>
+          <w:lang w:val="en-US"/>
+        </w:rPr>
+        <w:lastRenderedPageBreak/>
+        <w:t>To assess spatial working memory, we computed the novel arm preference (NAP) as the proportion of time spent in the novel arm relative to the total time spent in both arms (</w:t>
+      </w:r>
+      <w:r>
+        <w:rPr>
+          <w:b w:val="0"/>
+          <w:bCs w:val="0"/>
+          <w:szCs w:val="24"/>
+          <w:highlight w:val="yellow"/>
+          <w:lang w:val="en-US"/>
+        </w:rPr>
+        <w:t>fig</w:t>
+      </w:r>
+      <w:r>
+        <w:rPr>
+          <w:b w:val="0"/>
+          <w:bCs w:val="0"/>
+          <w:szCs w:val="24"/>
+          <w:lang w:val="en-US"/>
+        </w:rPr>
+        <w:t>). A two‑way ANOVA revealed no significant main effects of treatment (</w:t>
+      </w:r>
+      <w:r>
+        <w:rPr>
+          <w:b w:val="0"/>
+          <w:bCs w:val="0"/>
+          <w:i/>
+          <w:iCs/>
+          <w:szCs w:val="24"/>
+          <w:lang w:val="en-US"/>
+        </w:rPr>
+        <w:t>F</w:t>
+      </w:r>
+      <w:r>
+        <w:rPr>
+          <w:b w:val="0"/>
+          <w:bCs w:val="0"/>
+          <w:szCs w:val="24"/>
+          <w:lang w:val="en-US"/>
+        </w:rPr>
+        <w:t xml:space="preserve">(1, 30) = 0.05, </w:t>
+      </w:r>
+      <w:r>
+        <w:rPr>
+          <w:b w:val="0"/>
+          <w:bCs w:val="0"/>
+          <w:i/>
+          <w:iCs/>
+          <w:szCs w:val="24"/>
+          <w:lang w:val="en-US"/>
+        </w:rPr>
+        <w:t>p</w:t>
+      </w:r>
+      <w:r>
+        <w:rPr>
+          <w:b w:val="0"/>
+          <w:bCs w:val="0"/>
+          <w:szCs w:val="24"/>
+          <w:lang w:val="en-US"/>
+        </w:rPr>
+        <w:t xml:space="preserve"> = 0.83, </w:t>
+      </w:r>
+      <w:r>
+        <w:rPr>
+          <w:b w:val="0"/>
+          <w:bCs w:val="0"/>
+          <w:i/>
+          <w:iCs/>
+          <w:szCs w:val="24"/>
+        </w:rPr>
+        <w:t>η</w:t>
+      </w:r>
+      <w:r>
+        <w:rPr>
+          <w:b w:val="0"/>
+          <w:bCs w:val="0"/>
+          <w:i/>
+          <w:iCs/>
+          <w:szCs w:val="24"/>
+          <w:lang w:val="en-US"/>
+        </w:rPr>
+        <w:t>²</w:t>
+      </w:r>
+      <w:r>
+        <w:rPr>
+          <w:b w:val="0"/>
+          <w:bCs w:val="0"/>
+          <w:szCs w:val="24"/>
+          <w:lang w:val="en-US"/>
+        </w:rPr>
+        <w:t xml:space="preserve"> = 0.002) or environment (</w:t>
+      </w:r>
+      <w:r>
+        <w:rPr>
+          <w:b w:val="0"/>
+          <w:bCs w:val="0"/>
+          <w:i/>
+          <w:iCs/>
+          <w:szCs w:val="24"/>
+          <w:lang w:val="en-US"/>
+        </w:rPr>
+        <w:t>F</w:t>
+      </w:r>
+      <w:r>
+        <w:rPr>
+          <w:b w:val="0"/>
+          <w:bCs w:val="0"/>
+          <w:szCs w:val="24"/>
+          <w:lang w:val="en-US"/>
+        </w:rPr>
+        <w:t xml:space="preserve">(1, 30) = 0.04, </w:t>
+      </w:r>
+      <w:r>
+        <w:rPr>
+          <w:b w:val="0"/>
+          <w:bCs w:val="0"/>
+          <w:i/>
+          <w:iCs/>
+          <w:szCs w:val="24"/>
+          <w:lang w:val="en-US"/>
+        </w:rPr>
+        <w:t>p</w:t>
+      </w:r>
+      <w:r>
+        <w:rPr>
+          <w:b w:val="0"/>
+          <w:bCs w:val="0"/>
+          <w:szCs w:val="24"/>
+          <w:lang w:val="en-US"/>
+        </w:rPr>
+        <w:t xml:space="preserve"> = 0.83, </w:t>
+      </w:r>
+      <w:r>
+        <w:rPr>
+          <w:b w:val="0"/>
+          <w:bCs w:val="0"/>
+          <w:i/>
+          <w:iCs/>
+          <w:szCs w:val="24"/>
+        </w:rPr>
+        <w:t>η</w:t>
+      </w:r>
+      <w:r>
+        <w:rPr>
+          <w:b w:val="0"/>
+          <w:bCs w:val="0"/>
+          <w:i/>
+          <w:iCs/>
+          <w:szCs w:val="24"/>
+          <w:lang w:val="en-US"/>
+        </w:rPr>
+        <w:t>²</w:t>
+      </w:r>
+      <w:r>
+        <w:rPr>
+          <w:b w:val="0"/>
+          <w:bCs w:val="0"/>
+          <w:szCs w:val="24"/>
+          <w:lang w:val="en-US"/>
+        </w:rPr>
+        <w:t xml:space="preserve"> = 0.001), and the interaction was also non‑significant (</w:t>
+      </w:r>
+      <w:r>
+        <w:rPr>
+          <w:b w:val="0"/>
+          <w:bCs w:val="0"/>
+          <w:i/>
+          <w:iCs/>
+          <w:szCs w:val="24"/>
+          <w:lang w:val="en-US"/>
+        </w:rPr>
+        <w:t>F</w:t>
+      </w:r>
+      <w:r>
+        <w:rPr>
+          <w:b w:val="0"/>
+          <w:bCs w:val="0"/>
+          <w:szCs w:val="24"/>
+          <w:lang w:val="en-US"/>
+        </w:rPr>
+        <w:t xml:space="preserve">(1, 30) = 2.54, </w:t>
+      </w:r>
+      <w:r>
+        <w:rPr>
+          <w:b w:val="0"/>
+          <w:bCs w:val="0"/>
+          <w:i/>
+          <w:iCs/>
+          <w:szCs w:val="24"/>
+          <w:lang w:val="en-US"/>
+        </w:rPr>
+        <w:t>p</w:t>
+      </w:r>
+      <w:r>
+        <w:rPr>
+          <w:b w:val="0"/>
+          <w:bCs w:val="0"/>
+          <w:szCs w:val="24"/>
+          <w:lang w:val="en-US"/>
+        </w:rPr>
+        <w:t xml:space="preserve"> = 0.12, </w:t>
+      </w:r>
+      <w:r>
+        <w:rPr>
+          <w:b w:val="0"/>
+          <w:bCs w:val="0"/>
+          <w:i/>
+          <w:iCs/>
+          <w:szCs w:val="24"/>
+        </w:rPr>
+        <w:t>η</w:t>
+      </w:r>
+      <w:r>
+        <w:rPr>
+          <w:b w:val="0"/>
+          <w:bCs w:val="0"/>
+          <w:i/>
+          <w:iCs/>
+          <w:szCs w:val="24"/>
+          <w:lang w:val="en-US"/>
+        </w:rPr>
+        <w:t>²</w:t>
+      </w:r>
+      <w:r>
+        <w:rPr>
+          <w:b w:val="0"/>
+          <w:bCs w:val="0"/>
+          <w:szCs w:val="24"/>
+          <w:lang w:val="en-US"/>
+        </w:rPr>
+        <w:t xml:space="preserve"> = 0.08), indicating no detectable differences in spatial working memory across groups. Accordingly, environmental enrichment did not provide a protective benefit against chemotherapy</w:t>
+      </w:r>
+      <w:r>
+        <w:rPr>
+          <w:b w:val="0"/>
+          <w:bCs w:val="0"/>
+          <w:szCs w:val="24"/>
+          <w:lang w:val="en-US"/>
+        </w:rPr>
+        <w:noBreakHyphen/>
+        <w:t xml:space="preserve">induced spatial working memory deficits. However, while the Bayesian analysis provided moderate evidence for the absence of a treatment effect </w:t>
+      </w:r>
+      <w:r>
+        <w:rPr>
+          <w:rFonts w:eastAsiaTheme="minorEastAsia"/>
+          <w:b w:val="0"/>
+          <w:bCs w:val="0"/>
+          <w:szCs w:val="24"/>
+          <w:lang w:val="en-US"/>
+        </w:rPr>
+        <w:t>(</w:t>
+      </w:r>
+      <m:oMath>
+        <m:sSub>
+          <m:sSubPr>
+            <m:ctrlPr>
+              <w:rPr>
+                <w:rFonts w:ascii="Cambria Math" w:hAnsi="Cambria Math"/>
+                <w:b w:val="0"/>
+                <w:bCs w:val="0"/>
+                <w:i/>
+                <w:iCs/>
+                <w:szCs w:val="24"/>
+                <w:lang w:val="en-US"/>
+              </w:rPr>
+            </m:ctrlPr>
+          </m:sSubPr>
+          <m:e>
+            <m:r>
+              <w:rPr>
+                <w:rFonts w:ascii="Cambria Math" w:hAnsi="Cambria Math"/>
+                <w:szCs w:val="24"/>
+                <w:lang w:val="en-US"/>
+              </w:rPr>
+              <m:t>BF</m:t>
+            </m:r>
+          </m:e>
+          <m:sub>
+            <m:r>
+              <w:rPr>
+                <w:rFonts w:ascii="Cambria Math" w:hAnsi="Cambria Math"/>
+                <w:szCs w:val="24"/>
+                <w:lang w:val="en-US"/>
+              </w:rPr>
+              <m:t>01</m:t>
+            </m:r>
+          </m:sub>
+        </m:sSub>
+      </m:oMath>
+      <w:r>
+        <w:rPr>
+          <w:rFonts w:eastAsiaTheme="minorEastAsia"/>
+          <w:b w:val="0"/>
+          <w:bCs w:val="0"/>
+          <w:iCs/>
+          <w:szCs w:val="24"/>
+          <w:lang w:val="en-US"/>
+        </w:rPr>
+        <w:t>= 0.29</w:t>
+      </w:r>
+      <w:r>
+        <w:rPr>
+          <w:b w:val="0"/>
+          <w:bCs w:val="0"/>
+          <w:szCs w:val="24"/>
+          <w:lang w:val="en-US"/>
+        </w:rPr>
+        <w:t xml:space="preserve">, </w:t>
+      </w:r>
+      <m:oMath>
+        <m:sSub>
+          <m:sSubPr>
+            <m:ctrlPr>
+              <w:rPr>
+                <w:rFonts w:ascii="Cambria Math" w:hAnsi="Cambria Math"/>
+                <w:b w:val="0"/>
+                <w:bCs w:val="0"/>
+                <w:i/>
+                <w:szCs w:val="24"/>
+              </w:rPr>
+            </m:ctrlPr>
+          </m:sSubPr>
+          <m:e>
+            <m:r>
+              <w:rPr>
+                <w:rFonts w:ascii="Cambria Math" w:hAnsi="Cambria Math"/>
+                <w:szCs w:val="24"/>
+              </w:rPr>
+              <m:t>HDI</m:t>
+            </m:r>
+          </m:e>
+          <m:sub>
+            <m:r>
+              <w:rPr>
+                <w:rFonts w:ascii="Cambria Math" w:hAnsi="Cambria Math"/>
+                <w:szCs w:val="24"/>
+                <w:lang w:val="en-US"/>
+              </w:rPr>
+              <m:t>90%</m:t>
+            </m:r>
+          </m:sub>
+        </m:sSub>
+      </m:oMath>
+      <w:r>
+        <w:rPr>
+          <w:rFonts w:eastAsiaTheme="minorEastAsia"/>
+          <w:b w:val="0"/>
+          <w:bCs w:val="0"/>
+          <w:szCs w:val="24"/>
+          <w:lang w:val="en-US"/>
+        </w:rPr>
+        <w:t>= [-0.67;0.51])</w:t>
+      </w:r>
+      <w:r>
+        <w:rPr>
+          <w:b w:val="0"/>
+          <w:bCs w:val="0"/>
+          <w:szCs w:val="24"/>
+          <w:lang w:val="en-US"/>
+        </w:rPr>
+        <w:t xml:space="preserve">, it offered only anecdotal evidence for the absence of an environment effect </w:t>
+      </w:r>
+      <w:r>
+        <w:rPr>
+          <w:rFonts w:eastAsiaTheme="minorEastAsia"/>
+          <w:b w:val="0"/>
+          <w:bCs w:val="0"/>
+          <w:szCs w:val="24"/>
+          <w:lang w:val="en-US"/>
+        </w:rPr>
+        <w:t>(</w:t>
+      </w:r>
+      <m:oMath>
+        <m:sSub>
+          <m:sSubPr>
+            <m:ctrlPr>
+              <w:rPr>
+                <w:rFonts w:ascii="Cambria Math" w:hAnsi="Cambria Math"/>
+                <w:b w:val="0"/>
+                <w:bCs w:val="0"/>
+                <w:i/>
+                <w:iCs/>
+                <w:szCs w:val="24"/>
+                <w:lang w:val="en-US"/>
+              </w:rPr>
+            </m:ctrlPr>
+          </m:sSubPr>
+          <m:e>
+            <m:r>
+              <w:rPr>
+                <w:rFonts w:ascii="Cambria Math" w:hAnsi="Cambria Math"/>
+                <w:szCs w:val="24"/>
+                <w:lang w:val="en-US"/>
+              </w:rPr>
+              <m:t>BF</m:t>
+            </m:r>
+          </m:e>
+          <m:sub>
+            <m:r>
+              <w:rPr>
+                <w:rFonts w:ascii="Cambria Math" w:hAnsi="Cambria Math"/>
+                <w:szCs w:val="24"/>
+                <w:lang w:val="en-US"/>
+              </w:rPr>
+              <m:t>01</m:t>
+            </m:r>
+          </m:sub>
+        </m:sSub>
+      </m:oMath>
+      <w:r>
+        <w:rPr>
+          <w:rFonts w:eastAsiaTheme="minorEastAsia"/>
+          <w:b w:val="0"/>
+          <w:bCs w:val="0"/>
+          <w:iCs/>
+          <w:szCs w:val="24"/>
+          <w:lang w:val="en-US"/>
+        </w:rPr>
+        <w:t>= 0.35</w:t>
+      </w:r>
+      <w:r>
+        <w:rPr>
+          <w:b w:val="0"/>
+          <w:bCs w:val="0"/>
+          <w:szCs w:val="24"/>
+          <w:lang w:val="en-US"/>
+        </w:rPr>
+        <w:t xml:space="preserve">, </w:t>
+      </w:r>
+      <m:oMath>
+        <m:sSub>
+          <m:sSubPr>
+            <m:ctrlPr>
+              <w:rPr>
+                <w:rFonts w:ascii="Cambria Math" w:hAnsi="Cambria Math"/>
+                <w:b w:val="0"/>
+                <w:bCs w:val="0"/>
+                <w:i/>
+                <w:szCs w:val="24"/>
+              </w:rPr>
+            </m:ctrlPr>
+          </m:sSubPr>
+          <m:e>
+            <m:r>
+              <w:rPr>
+                <w:rFonts w:ascii="Cambria Math" w:hAnsi="Cambria Math"/>
+                <w:szCs w:val="24"/>
+              </w:rPr>
+              <m:t>HDI</m:t>
+            </m:r>
+          </m:e>
+          <m:sub>
+            <m:r>
+              <w:rPr>
+                <w:rFonts w:ascii="Cambria Math" w:hAnsi="Cambria Math"/>
+                <w:szCs w:val="24"/>
+                <w:lang w:val="en-US"/>
+              </w:rPr>
+              <m:t>90%</m:t>
+            </m:r>
+          </m:sub>
+        </m:sSub>
+      </m:oMath>
+      <w:r>
+        <w:rPr>
+          <w:rFonts w:eastAsiaTheme="minorEastAsia"/>
+          <w:b w:val="0"/>
+          <w:bCs w:val="0"/>
+          <w:szCs w:val="24"/>
+          <w:lang w:val="en-US"/>
+        </w:rPr>
+        <w:t>= [-0.37;0.80])</w:t>
+      </w:r>
+      <w:r>
+        <w:rPr>
+          <w:b w:val="0"/>
+          <w:bCs w:val="0"/>
+          <w:szCs w:val="24"/>
+          <w:lang w:val="en-US"/>
+        </w:rPr>
+        <w:t xml:space="preserve"> and no evidence regarding the interaction </w:t>
+      </w:r>
+      <w:r>
+        <w:rPr>
+          <w:rFonts w:eastAsiaTheme="minorEastAsia"/>
+          <w:b w:val="0"/>
+          <w:bCs w:val="0"/>
+          <w:szCs w:val="24"/>
+          <w:lang w:val="en-US"/>
+        </w:rPr>
+        <w:t>(</w:t>
+      </w:r>
+      <m:oMath>
+        <m:sSub>
+          <m:sSubPr>
+            <m:ctrlPr>
+              <w:rPr>
+                <w:rFonts w:ascii="Cambria Math" w:hAnsi="Cambria Math"/>
+                <w:b w:val="0"/>
+                <w:bCs w:val="0"/>
+                <w:i/>
+                <w:iCs/>
+                <w:szCs w:val="24"/>
+                <w:lang w:val="en-US"/>
+              </w:rPr>
+            </m:ctrlPr>
+          </m:sSubPr>
+          <m:e>
+            <m:r>
+              <w:rPr>
+                <w:rFonts w:ascii="Cambria Math" w:hAnsi="Cambria Math"/>
+                <w:szCs w:val="24"/>
+                <w:lang w:val="en-US"/>
+              </w:rPr>
+              <m:t>BF</m:t>
+            </m:r>
+          </m:e>
+          <m:sub>
+            <m:r>
+              <w:rPr>
+                <w:rFonts w:ascii="Cambria Math" w:hAnsi="Cambria Math"/>
+                <w:szCs w:val="24"/>
+                <w:lang w:val="en-US"/>
+              </w:rPr>
+              <m:t>01</m:t>
+            </m:r>
+          </m:sub>
+        </m:sSub>
+      </m:oMath>
+      <w:r>
+        <w:rPr>
+          <w:rFonts w:eastAsiaTheme="minorEastAsia"/>
+          <w:b w:val="0"/>
+          <w:bCs w:val="0"/>
+          <w:iCs/>
+          <w:szCs w:val="24"/>
+          <w:lang w:val="en-US"/>
+        </w:rPr>
+        <w:t>= 1.13</w:t>
+      </w:r>
+      <w:r>
+        <w:rPr>
+          <w:b w:val="0"/>
+          <w:bCs w:val="0"/>
+          <w:szCs w:val="24"/>
+          <w:lang w:val="en-US"/>
+        </w:rPr>
+        <w:t xml:space="preserve">, </w:t>
+      </w:r>
+      <m:oMath>
+        <m:sSub>
+          <m:sSubPr>
+            <m:ctrlPr>
+              <w:rPr>
+                <w:rFonts w:ascii="Cambria Math" w:hAnsi="Cambria Math"/>
+                <w:b w:val="0"/>
+                <w:bCs w:val="0"/>
+                <w:i/>
+                <w:szCs w:val="24"/>
+              </w:rPr>
+            </m:ctrlPr>
+          </m:sSubPr>
+          <m:e>
+            <m:r>
+              <w:rPr>
+                <w:rFonts w:ascii="Cambria Math" w:hAnsi="Cambria Math"/>
+                <w:szCs w:val="24"/>
+              </w:rPr>
+              <m:t>HDI</m:t>
+            </m:r>
+          </m:e>
+          <m:sub>
+            <m:r>
+              <w:rPr>
+                <w:rFonts w:ascii="Cambria Math" w:hAnsi="Cambria Math"/>
+                <w:szCs w:val="24"/>
+                <w:lang w:val="en-US"/>
+              </w:rPr>
+              <m:t>90%</m:t>
+            </m:r>
+          </m:sub>
+        </m:sSub>
+      </m:oMath>
+      <w:r>
+        <w:rPr>
+          <w:rFonts w:eastAsiaTheme="minorEastAsia"/>
+          <w:b w:val="0"/>
+          <w:bCs w:val="0"/>
+          <w:szCs w:val="24"/>
+          <w:lang w:val="en-US"/>
+        </w:rPr>
+        <w:t>= [-0.30;1.58])</w:t>
+      </w:r>
+      <w:r>
+        <w:rPr>
+          <w:b w:val="0"/>
+          <w:bCs w:val="0"/>
+          <w:szCs w:val="24"/>
+          <w:lang w:val="en-US"/>
+        </w:rPr>
+        <w:t>. This pattern suggests that the current dataset is not sufficiently informative, and these effects should therefore be interpreted with caution.</w:t>
+      </w:r>
+    </w:p>
+    <w:p>
+      <w:pPr>
+        <w:pStyle w:val="Resultsheading"/>
+        <w:rPr>
+          <w:lang w:val="en-US"/>
+        </w:rPr>
+      </w:pPr>
+      <w:r>
+        <w:rPr>
+          <w:lang w:val="en-US"/>
+        </w:rPr>
+        <w:t>Passive avoidance</w:t>
       </w:r>
     </w:p>
     <w:p>
@@ -33706,36 +38584,2197 @@
           <w:lang w:val="en-US"/>
         </w:rPr>
       </w:pPr>
-    </w:p>
-    <w:p>
-      <w:pPr>
-        <w:ind w:firstLine="709"/>
-        <w:rPr>
-          <w:rFonts w:ascii="Times New Roman" w:hAnsi="Times New Roman" w:cs="Times New Roman"/>
-          <w:sz w:val="24"/>
-          <w:szCs w:val="24"/>
-          <w:lang w:val="en-US"/>
-        </w:rPr>
-      </w:pPr>
-    </w:p>
-    <w:p>
-      <w:pPr>
-        <w:ind w:firstLine="709"/>
-        <w:rPr>
-          <w:lang w:val="en-US"/>
-        </w:rPr>
-      </w:pPr>
-    </w:p>
-    <w:p>
-      <w:pPr>
-        <w:ind w:firstLine="709"/>
-        <w:rPr>
-          <w:rFonts w:ascii="Times New Roman" w:hAnsi="Times New Roman" w:cs="Times New Roman"/>
-          <w:sz w:val="24"/>
-          <w:szCs w:val="24"/>
-          <w:lang w:val="en-US"/>
-        </w:rPr>
-      </w:pPr>
+      <w:r>
+        <w:rPr>
+          <w:rFonts w:ascii="Times New Roman" w:hAnsi="Times New Roman" w:cs="Times New Roman"/>
+          <w:sz w:val="24"/>
+          <w:szCs w:val="24"/>
+          <w:lang w:val="en-US"/>
+        </w:rPr>
+        <w:t>To assess associative learning and contextual memory, latency to enter the dark compartment during the passive avoidance test was analyzed using a mixed effects model with trial as the repeated factor and treatment and environment as between subject factors</w:t>
+      </w:r>
+      <w:r>
+        <w:rPr>
+          <w:rFonts w:ascii="Times New Roman" w:hAnsi="Times New Roman" w:cs="Times New Roman"/>
+          <w:sz w:val="24"/>
+          <w:szCs w:val="24"/>
+          <w:lang w:val="en-US"/>
+        </w:rPr>
+        <w:t xml:space="preserve"> (</w:t>
+      </w:r>
+      <w:r>
+        <w:rPr>
+          <w:rFonts w:ascii="Times New Roman" w:hAnsi="Times New Roman" w:cs="Times New Roman"/>
+          <w:sz w:val="24"/>
+          <w:szCs w:val="24"/>
+          <w:highlight w:val="yellow"/>
+          <w:lang w:val="en-US"/>
+        </w:rPr>
+        <w:t>fig</w:t>
+      </w:r>
+      <w:r>
+        <w:rPr>
+          <w:rFonts w:ascii="Times New Roman" w:hAnsi="Times New Roman" w:cs="Times New Roman"/>
+          <w:sz w:val="24"/>
+          <w:szCs w:val="24"/>
+          <w:lang w:val="en-US"/>
+        </w:rPr>
+        <w:t>)</w:t>
+      </w:r>
+      <w:r>
+        <w:rPr>
+          <w:rFonts w:ascii="Times New Roman" w:hAnsi="Times New Roman" w:cs="Times New Roman"/>
+          <w:sz w:val="24"/>
+          <w:szCs w:val="24"/>
+          <w:lang w:val="en-US"/>
+        </w:rPr>
+        <w:t>. The analysis revealed a significant main effect of trial</w:t>
+      </w:r>
+      <w:r>
+        <w:rPr>
+          <w:rFonts w:ascii="Times New Roman" w:hAnsi="Times New Roman" w:cs="Times New Roman"/>
+          <w:sz w:val="24"/>
+          <w:szCs w:val="24"/>
+          <w:lang w:val="en-US"/>
+        </w:rPr>
+        <w:t xml:space="preserve"> (</w:t>
+      </w:r>
+      <w:r>
+        <w:rPr>
+          <w:rFonts w:ascii="Times New Roman" w:hAnsi="Times New Roman" w:cs="Times New Roman"/>
+          <w:i/>
+          <w:iCs/>
+          <w:sz w:val="24"/>
+          <w:szCs w:val="24"/>
+          <w:lang w:val="en-US"/>
+        </w:rPr>
+        <w:t>t</w:t>
+      </w:r>
+      <w:r>
+        <w:rPr>
+          <w:rFonts w:ascii="Times New Roman" w:hAnsi="Times New Roman" w:cs="Times New Roman"/>
+          <w:sz w:val="24"/>
+          <w:szCs w:val="24"/>
+          <w:lang w:val="en-US"/>
+        </w:rPr>
+        <w:t xml:space="preserve">(30) = </w:t>
+      </w:r>
+      <w:r>
+        <w:rPr>
+          <w:rFonts w:ascii="Times New Roman" w:hAnsi="Times New Roman" w:cs="Times New Roman"/>
+          <w:sz w:val="24"/>
+          <w:szCs w:val="24"/>
+          <w:lang w:val="en-US"/>
+        </w:rPr>
+        <w:t>3.68</w:t>
+      </w:r>
+      <w:r>
+        <w:rPr>
+          <w:rFonts w:ascii="Times New Roman" w:hAnsi="Times New Roman" w:cs="Times New Roman"/>
+          <w:sz w:val="24"/>
+          <w:szCs w:val="24"/>
+          <w:lang w:val="en-US"/>
+        </w:rPr>
+        <w:t xml:space="preserve">, </w:t>
+      </w:r>
+      <w:r>
+        <w:rPr>
+          <w:rFonts w:ascii="Times New Roman" w:hAnsi="Times New Roman" w:cs="Times New Roman"/>
+          <w:i/>
+          <w:iCs/>
+          <w:sz w:val="24"/>
+          <w:szCs w:val="24"/>
+          <w:lang w:val="en-US"/>
+        </w:rPr>
+        <w:t xml:space="preserve">p </w:t>
+      </w:r>
+      <w:r>
+        <w:rPr>
+          <w:rFonts w:ascii="Times New Roman" w:hAnsi="Times New Roman" w:cs="Times New Roman"/>
+          <w:sz w:val="24"/>
+          <w:szCs w:val="24"/>
+          <w:lang w:val="en-US"/>
+        </w:rPr>
+        <w:t>&lt;</w:t>
+      </w:r>
+      <w:r>
+        <w:rPr>
+          <w:rFonts w:ascii="Times New Roman" w:hAnsi="Times New Roman" w:cs="Times New Roman"/>
+          <w:sz w:val="24"/>
+          <w:szCs w:val="24"/>
+          <w:lang w:val="en-US"/>
+        </w:rPr>
+        <w:t xml:space="preserve"> 0.0</w:t>
+      </w:r>
+      <w:r>
+        <w:rPr>
+          <w:rFonts w:ascii="Times New Roman" w:hAnsi="Times New Roman" w:cs="Times New Roman"/>
+          <w:sz w:val="24"/>
+          <w:szCs w:val="24"/>
+          <w:lang w:val="en-US"/>
+        </w:rPr>
+        <w:t>01</w:t>
+      </w:r>
+      <w:r>
+        <w:rPr>
+          <w:rFonts w:ascii="Times New Roman" w:hAnsi="Times New Roman" w:cs="Times New Roman"/>
+          <w:sz w:val="24"/>
+          <w:szCs w:val="24"/>
+          <w:lang w:val="en-US"/>
+        </w:rPr>
+        <w:t xml:space="preserve">, </w:t>
+      </w:r>
+      <w:r>
+        <w:rPr>
+          <w:rFonts w:ascii="Times New Roman" w:hAnsi="Times New Roman" w:cs="Times New Roman"/>
+          <w:i/>
+          <w:iCs/>
+          <w:sz w:val="24"/>
+          <w:szCs w:val="24"/>
+          <w:lang w:val="en-US"/>
+        </w:rPr>
+        <w:t>R²</w:t>
+      </w:r>
+      <w:r>
+        <w:rPr>
+          <w:rFonts w:ascii="Times New Roman" w:hAnsi="Times New Roman" w:cs="Times New Roman"/>
+          <w:sz w:val="24"/>
+          <w:szCs w:val="24"/>
+          <w:lang w:val="en-US"/>
+        </w:rPr>
+        <w:t xml:space="preserve"> = 0.1</w:t>
+      </w:r>
+      <w:r>
+        <w:rPr>
+          <w:rFonts w:ascii="Times New Roman" w:hAnsi="Times New Roman" w:cs="Times New Roman"/>
+          <w:sz w:val="24"/>
+          <w:szCs w:val="24"/>
+          <w:lang w:val="en-US"/>
+        </w:rPr>
+        <w:t>7</w:t>
+      </w:r>
+      <w:r>
+        <w:rPr>
+          <w:rFonts w:ascii="Times New Roman" w:hAnsi="Times New Roman" w:cs="Times New Roman"/>
+          <w:sz w:val="24"/>
+          <w:szCs w:val="24"/>
+          <w:lang w:val="en-US"/>
+        </w:rPr>
+        <w:t>), indicating that all animals showed learning across the two sessions regardless of treatment or environment. Neither treatment</w:t>
+      </w:r>
+      <w:r>
+        <w:rPr>
+          <w:rFonts w:ascii="Times New Roman" w:hAnsi="Times New Roman" w:cs="Times New Roman"/>
+          <w:sz w:val="24"/>
+          <w:szCs w:val="24"/>
+          <w:lang w:val="en-US"/>
+        </w:rPr>
+        <w:t xml:space="preserve"> </w:t>
+      </w:r>
+      <w:r>
+        <w:rPr>
+          <w:rFonts w:ascii="Times New Roman" w:hAnsi="Times New Roman" w:cs="Times New Roman"/>
+          <w:sz w:val="24"/>
+          <w:szCs w:val="24"/>
+          <w:lang w:val="en-US"/>
+        </w:rPr>
+        <w:t>(</w:t>
+      </w:r>
+      <w:r>
+        <w:rPr>
+          <w:rFonts w:ascii="Times New Roman" w:hAnsi="Times New Roman" w:cs="Times New Roman"/>
+          <w:i/>
+          <w:iCs/>
+          <w:sz w:val="24"/>
+          <w:szCs w:val="24"/>
+          <w:lang w:val="en-US"/>
+        </w:rPr>
+        <w:t>t</w:t>
+      </w:r>
+      <w:r>
+        <w:rPr>
+          <w:rFonts w:ascii="Times New Roman" w:hAnsi="Times New Roman" w:cs="Times New Roman"/>
+          <w:sz w:val="24"/>
+          <w:szCs w:val="24"/>
+          <w:lang w:val="en-US"/>
+        </w:rPr>
+        <w:t xml:space="preserve">(30) = </w:t>
+      </w:r>
+      <w:r>
+        <w:rPr>
+          <w:rFonts w:ascii="Times New Roman" w:hAnsi="Times New Roman" w:cs="Times New Roman"/>
+          <w:sz w:val="24"/>
+          <w:szCs w:val="24"/>
+          <w:lang w:val="en-US"/>
+        </w:rPr>
+        <w:t>0.06</w:t>
+      </w:r>
+      <w:r>
+        <w:rPr>
+          <w:rFonts w:ascii="Times New Roman" w:hAnsi="Times New Roman" w:cs="Times New Roman"/>
+          <w:sz w:val="24"/>
+          <w:szCs w:val="24"/>
+          <w:lang w:val="en-US"/>
+        </w:rPr>
+        <w:t xml:space="preserve">, </w:t>
+      </w:r>
+      <w:r>
+        <w:rPr>
+          <w:rFonts w:ascii="Times New Roman" w:hAnsi="Times New Roman" w:cs="Times New Roman"/>
+          <w:i/>
+          <w:iCs/>
+          <w:sz w:val="24"/>
+          <w:szCs w:val="24"/>
+          <w:lang w:val="en-US"/>
+        </w:rPr>
+        <w:t xml:space="preserve">p </w:t>
+      </w:r>
+      <w:r>
+        <w:rPr>
+          <w:rFonts w:ascii="Times New Roman" w:hAnsi="Times New Roman" w:cs="Times New Roman"/>
+          <w:sz w:val="24"/>
+          <w:szCs w:val="24"/>
+          <w:lang w:val="en-US"/>
+        </w:rPr>
+        <w:t>=</w:t>
+      </w:r>
+      <w:r>
+        <w:rPr>
+          <w:rFonts w:ascii="Times New Roman" w:hAnsi="Times New Roman" w:cs="Times New Roman"/>
+          <w:sz w:val="24"/>
+          <w:szCs w:val="24"/>
+          <w:lang w:val="en-US"/>
+        </w:rPr>
+        <w:t xml:space="preserve"> </w:t>
+      </w:r>
+      <w:r>
+        <w:rPr>
+          <w:rFonts w:ascii="Times New Roman" w:hAnsi="Times New Roman" w:cs="Times New Roman"/>
+          <w:sz w:val="24"/>
+          <w:szCs w:val="24"/>
+          <w:lang w:val="en-US"/>
+        </w:rPr>
+        <w:t>0.95</w:t>
+      </w:r>
+      <w:r>
+        <w:rPr>
+          <w:rFonts w:ascii="Times New Roman" w:hAnsi="Times New Roman" w:cs="Times New Roman"/>
+          <w:sz w:val="24"/>
+          <w:szCs w:val="24"/>
+          <w:lang w:val="en-US"/>
+        </w:rPr>
+        <w:t xml:space="preserve">, </w:t>
+      </w:r>
+      <w:r>
+        <w:rPr>
+          <w:rFonts w:ascii="Times New Roman" w:hAnsi="Times New Roman" w:cs="Times New Roman"/>
+          <w:i/>
+          <w:iCs/>
+          <w:sz w:val="24"/>
+          <w:szCs w:val="24"/>
+          <w:lang w:val="en-US"/>
+        </w:rPr>
+        <w:t>R²</w:t>
+      </w:r>
+      <w:r>
+        <w:rPr>
+          <w:rFonts w:ascii="Times New Roman" w:hAnsi="Times New Roman" w:cs="Times New Roman"/>
+          <w:sz w:val="24"/>
+          <w:szCs w:val="24"/>
+          <w:lang w:val="en-US"/>
+        </w:rPr>
+        <w:t xml:space="preserve"> </w:t>
+      </w:r>
+      <w:r>
+        <w:rPr>
+          <w:rFonts w:ascii="Times New Roman" w:hAnsi="Times New Roman" w:cs="Times New Roman"/>
+          <w:sz w:val="24"/>
+          <w:szCs w:val="24"/>
+          <w:lang w:val="en-US"/>
+        </w:rPr>
+        <w:t>&lt;</w:t>
+      </w:r>
+      <w:r>
+        <w:rPr>
+          <w:rFonts w:ascii="Times New Roman" w:hAnsi="Times New Roman" w:cs="Times New Roman"/>
+          <w:sz w:val="24"/>
+          <w:szCs w:val="24"/>
+          <w:lang w:val="en-US"/>
+        </w:rPr>
+        <w:t xml:space="preserve"> 0.</w:t>
+      </w:r>
+      <w:r>
+        <w:rPr>
+          <w:rFonts w:ascii="Times New Roman" w:hAnsi="Times New Roman" w:cs="Times New Roman"/>
+          <w:sz w:val="24"/>
+          <w:szCs w:val="24"/>
+          <w:lang w:val="en-US"/>
+        </w:rPr>
+        <w:t>001</w:t>
+      </w:r>
+      <w:r>
+        <w:rPr>
+          <w:rFonts w:ascii="Times New Roman" w:hAnsi="Times New Roman" w:cs="Times New Roman"/>
+          <w:sz w:val="24"/>
+          <w:szCs w:val="24"/>
+          <w:lang w:val="en-US"/>
+        </w:rPr>
+        <w:t>)</w:t>
+      </w:r>
+      <w:r>
+        <w:rPr>
+          <w:rFonts w:ascii="Times New Roman" w:hAnsi="Times New Roman" w:cs="Times New Roman"/>
+          <w:sz w:val="24"/>
+          <w:szCs w:val="24"/>
+          <w:lang w:val="en-US"/>
+        </w:rPr>
+        <w:t xml:space="preserve"> nor environment</w:t>
+      </w:r>
+      <w:r>
+        <w:rPr>
+          <w:rFonts w:ascii="Times New Roman" w:hAnsi="Times New Roman" w:cs="Times New Roman"/>
+          <w:sz w:val="24"/>
+          <w:szCs w:val="24"/>
+          <w:lang w:val="en-US"/>
+        </w:rPr>
+        <w:t xml:space="preserve"> </w:t>
+      </w:r>
+      <w:r>
+        <w:rPr>
+          <w:rFonts w:ascii="Times New Roman" w:hAnsi="Times New Roman" w:cs="Times New Roman"/>
+          <w:sz w:val="24"/>
+          <w:szCs w:val="24"/>
+          <w:lang w:val="en-US"/>
+        </w:rPr>
+        <w:t>(</w:t>
+      </w:r>
+      <w:r>
+        <w:rPr>
+          <w:rFonts w:ascii="Times New Roman" w:hAnsi="Times New Roman" w:cs="Times New Roman"/>
+          <w:i/>
+          <w:iCs/>
+          <w:sz w:val="24"/>
+          <w:szCs w:val="24"/>
+          <w:lang w:val="en-US"/>
+        </w:rPr>
+        <w:t>t</w:t>
+      </w:r>
+      <w:r>
+        <w:rPr>
+          <w:rFonts w:ascii="Times New Roman" w:hAnsi="Times New Roman" w:cs="Times New Roman"/>
+          <w:sz w:val="24"/>
+          <w:szCs w:val="24"/>
+          <w:lang w:val="en-US"/>
+        </w:rPr>
+        <w:t xml:space="preserve">(30) = </w:t>
+      </w:r>
+      <w:r>
+        <w:rPr>
+          <w:rFonts w:ascii="Times New Roman" w:hAnsi="Times New Roman" w:cs="Times New Roman"/>
+          <w:sz w:val="24"/>
+          <w:szCs w:val="24"/>
+          <w:lang w:val="en-US"/>
+        </w:rPr>
+        <w:t>0.25</w:t>
+      </w:r>
+      <w:r>
+        <w:rPr>
+          <w:rFonts w:ascii="Times New Roman" w:hAnsi="Times New Roman" w:cs="Times New Roman"/>
+          <w:sz w:val="24"/>
+          <w:szCs w:val="24"/>
+          <w:lang w:val="en-US"/>
+        </w:rPr>
+        <w:t xml:space="preserve">, </w:t>
+      </w:r>
+      <w:r>
+        <w:rPr>
+          <w:rFonts w:ascii="Times New Roman" w:hAnsi="Times New Roman" w:cs="Times New Roman"/>
+          <w:i/>
+          <w:iCs/>
+          <w:sz w:val="24"/>
+          <w:szCs w:val="24"/>
+          <w:lang w:val="en-US"/>
+        </w:rPr>
+        <w:t xml:space="preserve">p </w:t>
+      </w:r>
+      <w:r>
+        <w:rPr>
+          <w:rFonts w:ascii="Times New Roman" w:hAnsi="Times New Roman" w:cs="Times New Roman"/>
+          <w:sz w:val="24"/>
+          <w:szCs w:val="24"/>
+          <w:lang w:val="en-US"/>
+        </w:rPr>
+        <w:t>=</w:t>
+      </w:r>
+      <w:r>
+        <w:rPr>
+          <w:rFonts w:ascii="Times New Roman" w:hAnsi="Times New Roman" w:cs="Times New Roman"/>
+          <w:sz w:val="24"/>
+          <w:szCs w:val="24"/>
+          <w:lang w:val="en-US"/>
+        </w:rPr>
+        <w:t xml:space="preserve"> 0.</w:t>
+      </w:r>
+      <w:r>
+        <w:rPr>
+          <w:rFonts w:ascii="Times New Roman" w:hAnsi="Times New Roman" w:cs="Times New Roman"/>
+          <w:sz w:val="24"/>
+          <w:szCs w:val="24"/>
+          <w:lang w:val="en-US"/>
+        </w:rPr>
+        <w:t>81</w:t>
+      </w:r>
+      <w:r>
+        <w:rPr>
+          <w:rFonts w:ascii="Times New Roman" w:hAnsi="Times New Roman" w:cs="Times New Roman"/>
+          <w:sz w:val="24"/>
+          <w:szCs w:val="24"/>
+          <w:lang w:val="en-US"/>
+        </w:rPr>
+        <w:t xml:space="preserve">, </w:t>
+      </w:r>
+      <w:r>
+        <w:rPr>
+          <w:rFonts w:ascii="Times New Roman" w:hAnsi="Times New Roman" w:cs="Times New Roman"/>
+          <w:i/>
+          <w:iCs/>
+          <w:sz w:val="24"/>
+          <w:szCs w:val="24"/>
+          <w:lang w:val="en-US"/>
+        </w:rPr>
+        <w:t>R²</w:t>
+      </w:r>
+      <w:r>
+        <w:rPr>
+          <w:rFonts w:ascii="Times New Roman" w:hAnsi="Times New Roman" w:cs="Times New Roman"/>
+          <w:sz w:val="24"/>
+          <w:szCs w:val="24"/>
+          <w:lang w:val="en-US"/>
+        </w:rPr>
+        <w:t xml:space="preserve"> = 0.</w:t>
+      </w:r>
+      <w:r>
+        <w:rPr>
+          <w:rFonts w:ascii="Times New Roman" w:hAnsi="Times New Roman" w:cs="Times New Roman"/>
+          <w:sz w:val="24"/>
+          <w:szCs w:val="24"/>
+          <w:lang w:val="en-US"/>
+        </w:rPr>
+        <w:t>001</w:t>
+      </w:r>
+      <w:r>
+        <w:rPr>
+          <w:rFonts w:ascii="Times New Roman" w:hAnsi="Times New Roman" w:cs="Times New Roman"/>
+          <w:sz w:val="24"/>
+          <w:szCs w:val="24"/>
+          <w:lang w:val="en-US"/>
+        </w:rPr>
+        <w:t>)</w:t>
+      </w:r>
+      <w:r>
+        <w:rPr>
+          <w:rFonts w:ascii="Times New Roman" w:hAnsi="Times New Roman" w:cs="Times New Roman"/>
+          <w:sz w:val="24"/>
+          <w:szCs w:val="24"/>
+          <w:lang w:val="en-US"/>
+        </w:rPr>
+        <w:t xml:space="preserve"> showed significant main effects. Bayesian analysis supported these findings, providing moderate evidence for the absence of an environment effect</w:t>
+      </w:r>
+      <w:r>
+        <w:rPr>
+          <w:rFonts w:ascii="Times New Roman" w:hAnsi="Times New Roman" w:cs="Times New Roman"/>
+          <w:sz w:val="24"/>
+          <w:szCs w:val="24"/>
+          <w:lang w:val="en-US"/>
+        </w:rPr>
+        <w:t xml:space="preserve"> </w:t>
+      </w:r>
+      <w:r>
+        <w:rPr>
+          <w:rFonts w:ascii="Times New Roman" w:hAnsi="Times New Roman" w:cs="Times New Roman"/>
+          <w:sz w:val="24"/>
+          <w:szCs w:val="24"/>
+          <w:lang w:val="en-US"/>
+        </w:rPr>
+        <w:t>(</w:t>
+      </w:r>
+      <m:oMath>
+        <m:sSub>
+          <m:sSubPr>
+            <m:ctrlPr>
+              <w:rPr>
+                <w:rFonts w:ascii="Cambria Math" w:hAnsi="Cambria Math" w:cs="Times New Roman"/>
+                <w:i/>
+                <w:iCs/>
+                <w:sz w:val="24"/>
+                <w:szCs w:val="24"/>
+                <w:lang w:val="en-US"/>
+              </w:rPr>
+            </m:ctrlPr>
+          </m:sSubPr>
+          <m:e>
+            <m:r>
+              <w:rPr>
+                <w:rFonts w:ascii="Cambria Math" w:hAnsi="Cambria Math" w:cs="Times New Roman"/>
+                <w:sz w:val="24"/>
+                <w:szCs w:val="24"/>
+                <w:lang w:val="en-US"/>
+              </w:rPr>
+              <m:t>BF</m:t>
+            </m:r>
+          </m:e>
+          <m:sub>
+            <m:r>
+              <w:rPr>
+                <w:rFonts w:ascii="Cambria Math" w:hAnsi="Cambria Math" w:cs="Times New Roman"/>
+                <w:sz w:val="24"/>
+                <w:szCs w:val="24"/>
+                <w:lang w:val="en-US"/>
+              </w:rPr>
+              <m:t>01</m:t>
+            </m:r>
+          </m:sub>
+        </m:sSub>
+      </m:oMath>
+      <w:r>
+        <w:rPr>
+          <w:rFonts w:ascii="Times New Roman" w:hAnsi="Times New Roman" w:cs="Times New Roman"/>
+          <w:iCs/>
+          <w:sz w:val="24"/>
+          <w:szCs w:val="24"/>
+          <w:lang w:val="en-US"/>
+        </w:rPr>
+        <w:t>= 0.3</w:t>
+      </w:r>
+      <w:r>
+        <w:rPr>
+          <w:rFonts w:ascii="Times New Roman" w:hAnsi="Times New Roman" w:cs="Times New Roman"/>
+          <w:iCs/>
+          <w:sz w:val="24"/>
+          <w:szCs w:val="24"/>
+          <w:lang w:val="en-US"/>
+        </w:rPr>
+        <w:t>1</w:t>
+      </w:r>
+      <w:r>
+        <w:rPr>
+          <w:rFonts w:ascii="Times New Roman" w:hAnsi="Times New Roman" w:cs="Times New Roman"/>
+          <w:sz w:val="24"/>
+          <w:szCs w:val="24"/>
+          <w:lang w:val="en-US"/>
+        </w:rPr>
+        <w:t xml:space="preserve">, </w:t>
+      </w:r>
+      <m:oMath>
+        <m:sSub>
+          <m:sSubPr>
+            <m:ctrlPr>
+              <w:rPr>
+                <w:rFonts w:ascii="Cambria Math" w:hAnsi="Cambria Math" w:cs="Times New Roman"/>
+                <w:i/>
+                <w:sz w:val="24"/>
+                <w:szCs w:val="24"/>
+              </w:rPr>
+            </m:ctrlPr>
+          </m:sSubPr>
+          <m:e>
+            <m:r>
+              <w:rPr>
+                <w:rFonts w:ascii="Cambria Math" w:hAnsi="Cambria Math" w:cs="Times New Roman"/>
+                <w:sz w:val="24"/>
+                <w:szCs w:val="24"/>
+              </w:rPr>
+              <m:t>HDI</m:t>
+            </m:r>
+          </m:e>
+          <m:sub>
+            <m:r>
+              <w:rPr>
+                <w:rFonts w:ascii="Cambria Math" w:hAnsi="Cambria Math" w:cs="Times New Roman"/>
+                <w:sz w:val="24"/>
+                <w:szCs w:val="24"/>
+                <w:lang w:val="en-US"/>
+              </w:rPr>
+              <m:t>90%</m:t>
+            </m:r>
+          </m:sub>
+        </m:sSub>
+      </m:oMath>
+      <w:r>
+        <w:rPr>
+          <w:rFonts w:ascii="Times New Roman" w:hAnsi="Times New Roman" w:cs="Times New Roman"/>
+          <w:sz w:val="24"/>
+          <w:szCs w:val="24"/>
+          <w:lang w:val="en-US"/>
+        </w:rPr>
+        <w:t>= [-0.</w:t>
+      </w:r>
+      <w:r>
+        <w:rPr>
+          <w:rFonts w:ascii="Times New Roman" w:hAnsi="Times New Roman" w:cs="Times New Roman"/>
+          <w:sz w:val="24"/>
+          <w:szCs w:val="24"/>
+          <w:lang w:val="en-US"/>
+        </w:rPr>
+        <w:t>59</w:t>
+      </w:r>
+      <w:r>
+        <w:rPr>
+          <w:rFonts w:ascii="Times New Roman" w:hAnsi="Times New Roman" w:cs="Times New Roman"/>
+          <w:sz w:val="24"/>
+          <w:szCs w:val="24"/>
+          <w:lang w:val="en-US"/>
+        </w:rPr>
+        <w:t>;0.</w:t>
+      </w:r>
+      <w:r>
+        <w:rPr>
+          <w:rFonts w:ascii="Times New Roman" w:hAnsi="Times New Roman" w:cs="Times New Roman"/>
+          <w:sz w:val="24"/>
+          <w:szCs w:val="24"/>
+          <w:lang w:val="en-US"/>
+        </w:rPr>
+        <w:t>39</w:t>
+      </w:r>
+      <w:r>
+        <w:rPr>
+          <w:rFonts w:ascii="Times New Roman" w:hAnsi="Times New Roman" w:cs="Times New Roman"/>
+          <w:sz w:val="24"/>
+          <w:szCs w:val="24"/>
+          <w:lang w:val="en-US"/>
+        </w:rPr>
+        <w:t>])</w:t>
+      </w:r>
+      <w:r>
+        <w:rPr>
+          <w:rFonts w:ascii="Times New Roman" w:hAnsi="Times New Roman" w:cs="Times New Roman"/>
+          <w:b/>
+          <w:bCs/>
+          <w:sz w:val="24"/>
+          <w:szCs w:val="24"/>
+          <w:lang w:val="en-US"/>
+        </w:rPr>
+        <w:t xml:space="preserve"> </w:t>
+      </w:r>
+      <w:r>
+        <w:rPr>
+          <w:rFonts w:ascii="Times New Roman" w:hAnsi="Times New Roman" w:cs="Times New Roman"/>
+          <w:sz w:val="24"/>
+          <w:szCs w:val="24"/>
+          <w:lang w:val="en-US"/>
+        </w:rPr>
+        <w:t>and only anecdotal evidence for the absence of a treatment effect</w:t>
+      </w:r>
+      <w:r>
+        <w:rPr>
+          <w:rFonts w:ascii="Times New Roman" w:hAnsi="Times New Roman" w:cs="Times New Roman"/>
+          <w:sz w:val="24"/>
+          <w:szCs w:val="24"/>
+          <w:lang w:val="en-US"/>
+        </w:rPr>
+        <w:t xml:space="preserve"> </w:t>
+      </w:r>
+      <w:r>
+        <w:rPr>
+          <w:rFonts w:ascii="Times New Roman" w:hAnsi="Times New Roman" w:cs="Times New Roman"/>
+          <w:sz w:val="24"/>
+          <w:szCs w:val="24"/>
+          <w:lang w:val="en-US"/>
+        </w:rPr>
+        <w:t>(</w:t>
+      </w:r>
+      <m:oMath>
+        <m:sSub>
+          <m:sSubPr>
+            <m:ctrlPr>
+              <w:rPr>
+                <w:rFonts w:ascii="Cambria Math" w:hAnsi="Cambria Math" w:cs="Times New Roman"/>
+                <w:i/>
+                <w:iCs/>
+                <w:sz w:val="24"/>
+                <w:szCs w:val="24"/>
+                <w:lang w:val="en-US"/>
+              </w:rPr>
+            </m:ctrlPr>
+          </m:sSubPr>
+          <m:e>
+            <m:r>
+              <w:rPr>
+                <w:rFonts w:ascii="Cambria Math" w:hAnsi="Cambria Math" w:cs="Times New Roman"/>
+                <w:sz w:val="24"/>
+                <w:szCs w:val="24"/>
+                <w:lang w:val="en-US"/>
+              </w:rPr>
+              <m:t>BF</m:t>
+            </m:r>
+          </m:e>
+          <m:sub>
+            <m:r>
+              <w:rPr>
+                <w:rFonts w:ascii="Cambria Math" w:hAnsi="Cambria Math" w:cs="Times New Roman"/>
+                <w:sz w:val="24"/>
+                <w:szCs w:val="24"/>
+                <w:lang w:val="en-US"/>
+              </w:rPr>
+              <m:t>01</m:t>
+            </m:r>
+          </m:sub>
+        </m:sSub>
+      </m:oMath>
+      <w:r>
+        <w:rPr>
+          <w:rFonts w:ascii="Times New Roman" w:hAnsi="Times New Roman" w:cs="Times New Roman"/>
+          <w:iCs/>
+          <w:sz w:val="24"/>
+          <w:szCs w:val="24"/>
+          <w:lang w:val="en-US"/>
+        </w:rPr>
+        <w:t>= 0.</w:t>
+      </w:r>
+      <w:r>
+        <w:rPr>
+          <w:rFonts w:ascii="Times New Roman" w:hAnsi="Times New Roman" w:cs="Times New Roman"/>
+          <w:iCs/>
+          <w:sz w:val="24"/>
+          <w:szCs w:val="24"/>
+          <w:lang w:val="en-US"/>
+        </w:rPr>
+        <w:t>41</w:t>
+      </w:r>
+      <w:r>
+        <w:rPr>
+          <w:rFonts w:ascii="Times New Roman" w:hAnsi="Times New Roman" w:cs="Times New Roman"/>
+          <w:sz w:val="24"/>
+          <w:szCs w:val="24"/>
+          <w:lang w:val="en-US"/>
+        </w:rPr>
+        <w:t xml:space="preserve">, </w:t>
+      </w:r>
+      <m:oMath>
+        <m:sSub>
+          <m:sSubPr>
+            <m:ctrlPr>
+              <w:rPr>
+                <w:rFonts w:ascii="Cambria Math" w:hAnsi="Cambria Math" w:cs="Times New Roman"/>
+                <w:i/>
+                <w:sz w:val="24"/>
+                <w:szCs w:val="24"/>
+              </w:rPr>
+            </m:ctrlPr>
+          </m:sSubPr>
+          <m:e>
+            <m:r>
+              <w:rPr>
+                <w:rFonts w:ascii="Cambria Math" w:hAnsi="Cambria Math" w:cs="Times New Roman"/>
+                <w:sz w:val="24"/>
+                <w:szCs w:val="24"/>
+              </w:rPr>
+              <m:t>HDI</m:t>
+            </m:r>
+          </m:e>
+          <m:sub>
+            <m:r>
+              <w:rPr>
+                <w:rFonts w:ascii="Cambria Math" w:hAnsi="Cambria Math" w:cs="Times New Roman"/>
+                <w:sz w:val="24"/>
+                <w:szCs w:val="24"/>
+                <w:lang w:val="en-US"/>
+              </w:rPr>
+              <m:t>90%</m:t>
+            </m:r>
+          </m:sub>
+        </m:sSub>
+      </m:oMath>
+      <w:r>
+        <w:rPr>
+          <w:rFonts w:ascii="Times New Roman" w:hAnsi="Times New Roman" w:cs="Times New Roman"/>
+          <w:sz w:val="24"/>
+          <w:szCs w:val="24"/>
+          <w:lang w:val="en-US"/>
+        </w:rPr>
+        <w:t>= [-0</w:t>
+      </w:r>
+      <w:r>
+        <w:rPr>
+          <w:rFonts w:ascii="Times New Roman" w:hAnsi="Times New Roman" w:cs="Times New Roman"/>
+          <w:sz w:val="24"/>
+          <w:szCs w:val="24"/>
+          <w:lang w:val="en-US"/>
+        </w:rPr>
+        <w:t>.76</w:t>
+      </w:r>
+      <w:r>
+        <w:rPr>
+          <w:rFonts w:ascii="Times New Roman" w:hAnsi="Times New Roman" w:cs="Times New Roman"/>
+          <w:sz w:val="24"/>
+          <w:szCs w:val="24"/>
+          <w:lang w:val="en-US"/>
+        </w:rPr>
+        <w:t>;0.</w:t>
+      </w:r>
+      <w:r>
+        <w:rPr>
+          <w:rFonts w:ascii="Times New Roman" w:hAnsi="Times New Roman" w:cs="Times New Roman"/>
+          <w:sz w:val="24"/>
+          <w:szCs w:val="24"/>
+          <w:lang w:val="en-US"/>
+        </w:rPr>
+        <w:t>45</w:t>
+      </w:r>
+      <w:r>
+        <w:rPr>
+          <w:rFonts w:ascii="Times New Roman" w:hAnsi="Times New Roman" w:cs="Times New Roman"/>
+          <w:sz w:val="24"/>
+          <w:szCs w:val="24"/>
+          <w:lang w:val="en-US"/>
+        </w:rPr>
+        <w:t>])</w:t>
+      </w:r>
+      <w:r>
+        <w:rPr>
+          <w:rFonts w:ascii="Times New Roman" w:hAnsi="Times New Roman" w:cs="Times New Roman"/>
+          <w:sz w:val="24"/>
+          <w:szCs w:val="24"/>
+          <w:lang w:val="en-US"/>
+        </w:rPr>
+        <w:t>. None of the two way interactions (trial × environment</w:t>
+      </w:r>
+      <w:r>
+        <w:rPr>
+          <w:rFonts w:ascii="Times New Roman" w:hAnsi="Times New Roman" w:cs="Times New Roman"/>
+          <w:sz w:val="24"/>
+          <w:szCs w:val="24"/>
+          <w:lang w:val="en-US"/>
+        </w:rPr>
+        <w:t xml:space="preserve"> </w:t>
+      </w:r>
+      <w:r>
+        <w:rPr>
+          <w:rFonts w:ascii="Times New Roman" w:hAnsi="Times New Roman" w:cs="Times New Roman"/>
+          <w:sz w:val="24"/>
+          <w:szCs w:val="24"/>
+          <w:lang w:val="en-US"/>
+        </w:rPr>
+        <w:t>(</w:t>
+      </w:r>
+      <w:r>
+        <w:rPr>
+          <w:rFonts w:ascii="Times New Roman" w:hAnsi="Times New Roman" w:cs="Times New Roman"/>
+          <w:i/>
+          <w:iCs/>
+          <w:sz w:val="24"/>
+          <w:szCs w:val="24"/>
+          <w:lang w:val="en-US"/>
+        </w:rPr>
+        <w:t>t</w:t>
+      </w:r>
+      <w:r>
+        <w:rPr>
+          <w:rFonts w:ascii="Times New Roman" w:hAnsi="Times New Roman" w:cs="Times New Roman"/>
+          <w:sz w:val="24"/>
+          <w:szCs w:val="24"/>
+          <w:lang w:val="en-US"/>
+        </w:rPr>
+        <w:t xml:space="preserve">(30) = </w:t>
+      </w:r>
+      <w:r>
+        <w:rPr>
+          <w:rFonts w:ascii="Times New Roman" w:hAnsi="Times New Roman" w:cs="Times New Roman"/>
+          <w:sz w:val="24"/>
+          <w:szCs w:val="24"/>
+          <w:lang w:val="en-US"/>
+        </w:rPr>
+        <w:t>-1.43</w:t>
+      </w:r>
+      <w:r>
+        <w:rPr>
+          <w:rFonts w:ascii="Times New Roman" w:hAnsi="Times New Roman" w:cs="Times New Roman"/>
+          <w:sz w:val="24"/>
+          <w:szCs w:val="24"/>
+          <w:lang w:val="en-US"/>
+        </w:rPr>
+        <w:t xml:space="preserve">, </w:t>
+      </w:r>
+      <w:r>
+        <w:rPr>
+          <w:rFonts w:ascii="Times New Roman" w:hAnsi="Times New Roman" w:cs="Times New Roman"/>
+          <w:i/>
+          <w:iCs/>
+          <w:sz w:val="24"/>
+          <w:szCs w:val="24"/>
+          <w:lang w:val="en-US"/>
+        </w:rPr>
+        <w:t xml:space="preserve">p </w:t>
+      </w:r>
+      <w:r>
+        <w:rPr>
+          <w:rFonts w:ascii="Times New Roman" w:hAnsi="Times New Roman" w:cs="Times New Roman"/>
+          <w:sz w:val="24"/>
+          <w:szCs w:val="24"/>
+          <w:lang w:val="en-US"/>
+        </w:rPr>
+        <w:t>=</w:t>
+      </w:r>
+      <w:r>
+        <w:rPr>
+          <w:rFonts w:ascii="Times New Roman" w:hAnsi="Times New Roman" w:cs="Times New Roman"/>
+          <w:sz w:val="24"/>
+          <w:szCs w:val="24"/>
+          <w:lang w:val="en-US"/>
+        </w:rPr>
+        <w:t xml:space="preserve"> 0.</w:t>
+      </w:r>
+      <w:r>
+        <w:rPr>
+          <w:rFonts w:ascii="Times New Roman" w:hAnsi="Times New Roman" w:cs="Times New Roman"/>
+          <w:sz w:val="24"/>
+          <w:szCs w:val="24"/>
+          <w:lang w:val="en-US"/>
+        </w:rPr>
+        <w:t>16</w:t>
+      </w:r>
+      <w:r>
+        <w:rPr>
+          <w:rFonts w:ascii="Times New Roman" w:hAnsi="Times New Roman" w:cs="Times New Roman"/>
+          <w:sz w:val="24"/>
+          <w:szCs w:val="24"/>
+          <w:lang w:val="en-US"/>
+        </w:rPr>
+        <w:t xml:space="preserve">, </w:t>
+      </w:r>
+      <w:r>
+        <w:rPr>
+          <w:rFonts w:ascii="Times New Roman" w:hAnsi="Times New Roman" w:cs="Times New Roman"/>
+          <w:i/>
+          <w:iCs/>
+          <w:sz w:val="24"/>
+          <w:szCs w:val="24"/>
+          <w:lang w:val="en-US"/>
+        </w:rPr>
+        <w:t>R²</w:t>
+      </w:r>
+      <w:r>
+        <w:rPr>
+          <w:rFonts w:ascii="Times New Roman" w:hAnsi="Times New Roman" w:cs="Times New Roman"/>
+          <w:sz w:val="24"/>
+          <w:szCs w:val="24"/>
+          <w:lang w:val="en-US"/>
+        </w:rPr>
+        <w:t xml:space="preserve"> = 0.</w:t>
+      </w:r>
+      <w:r>
+        <w:rPr>
+          <w:rFonts w:ascii="Times New Roman" w:hAnsi="Times New Roman" w:cs="Times New Roman"/>
+          <w:sz w:val="24"/>
+          <w:szCs w:val="24"/>
+          <w:lang w:val="en-US"/>
+        </w:rPr>
+        <w:t>03</w:t>
+      </w:r>
+      <w:r>
+        <w:rPr>
+          <w:rFonts w:ascii="Times New Roman" w:hAnsi="Times New Roman" w:cs="Times New Roman"/>
+          <w:sz w:val="24"/>
+          <w:szCs w:val="24"/>
+          <w:lang w:val="en-US"/>
+        </w:rPr>
+        <w:t>)</w:t>
+      </w:r>
+      <w:r>
+        <w:rPr>
+          <w:rFonts w:ascii="Times New Roman" w:hAnsi="Times New Roman" w:cs="Times New Roman"/>
+          <w:sz w:val="24"/>
+          <w:szCs w:val="24"/>
+          <w:lang w:val="en-US"/>
+        </w:rPr>
+        <w:t>, trial × treatment</w:t>
+      </w:r>
+      <w:r>
+        <w:rPr>
+          <w:rFonts w:ascii="Times New Roman" w:hAnsi="Times New Roman" w:cs="Times New Roman"/>
+          <w:sz w:val="24"/>
+          <w:szCs w:val="24"/>
+          <w:lang w:val="en-US"/>
+        </w:rPr>
+        <w:t xml:space="preserve"> </w:t>
+      </w:r>
+      <w:r>
+        <w:rPr>
+          <w:rFonts w:ascii="Times New Roman" w:hAnsi="Times New Roman" w:cs="Times New Roman"/>
+          <w:sz w:val="24"/>
+          <w:szCs w:val="24"/>
+          <w:lang w:val="en-US"/>
+        </w:rPr>
+        <w:t>(</w:t>
+      </w:r>
+      <w:r>
+        <w:rPr>
+          <w:rFonts w:ascii="Times New Roman" w:hAnsi="Times New Roman" w:cs="Times New Roman"/>
+          <w:i/>
+          <w:iCs/>
+          <w:sz w:val="24"/>
+          <w:szCs w:val="24"/>
+          <w:lang w:val="en-US"/>
+        </w:rPr>
+        <w:t>t</w:t>
+      </w:r>
+      <w:r>
+        <w:rPr>
+          <w:rFonts w:ascii="Times New Roman" w:hAnsi="Times New Roman" w:cs="Times New Roman"/>
+          <w:sz w:val="24"/>
+          <w:szCs w:val="24"/>
+          <w:lang w:val="en-US"/>
+        </w:rPr>
+        <w:t xml:space="preserve">(30) = </w:t>
+      </w:r>
+      <w:r>
+        <w:rPr>
+          <w:rFonts w:ascii="Times New Roman" w:hAnsi="Times New Roman" w:cs="Times New Roman"/>
+          <w:sz w:val="24"/>
+          <w:szCs w:val="24"/>
+          <w:lang w:val="en-US"/>
+        </w:rPr>
+        <w:t>-0.52</w:t>
+      </w:r>
+      <w:r>
+        <w:rPr>
+          <w:rFonts w:ascii="Times New Roman" w:hAnsi="Times New Roman" w:cs="Times New Roman"/>
+          <w:sz w:val="24"/>
+          <w:szCs w:val="24"/>
+          <w:lang w:val="en-US"/>
+        </w:rPr>
+        <w:t xml:space="preserve">, </w:t>
+      </w:r>
+      <w:r>
+        <w:rPr>
+          <w:rFonts w:ascii="Times New Roman" w:hAnsi="Times New Roman" w:cs="Times New Roman"/>
+          <w:i/>
+          <w:iCs/>
+          <w:sz w:val="24"/>
+          <w:szCs w:val="24"/>
+          <w:lang w:val="en-US"/>
+        </w:rPr>
+        <w:t xml:space="preserve">p </w:t>
+      </w:r>
+      <w:r>
+        <w:rPr>
+          <w:rFonts w:ascii="Times New Roman" w:hAnsi="Times New Roman" w:cs="Times New Roman"/>
+          <w:sz w:val="24"/>
+          <w:szCs w:val="24"/>
+          <w:lang w:val="en-US"/>
+        </w:rPr>
+        <w:t>= 0.61</w:t>
+      </w:r>
+      <w:r>
+        <w:rPr>
+          <w:rFonts w:ascii="Times New Roman" w:hAnsi="Times New Roman" w:cs="Times New Roman"/>
+          <w:sz w:val="24"/>
+          <w:szCs w:val="24"/>
+          <w:lang w:val="en-US"/>
+        </w:rPr>
+        <w:t xml:space="preserve">, </w:t>
+      </w:r>
+      <w:r>
+        <w:rPr>
+          <w:rFonts w:ascii="Times New Roman" w:hAnsi="Times New Roman" w:cs="Times New Roman"/>
+          <w:i/>
+          <w:iCs/>
+          <w:sz w:val="24"/>
+          <w:szCs w:val="24"/>
+          <w:lang w:val="en-US"/>
+        </w:rPr>
+        <w:t>R²</w:t>
+      </w:r>
+      <w:r>
+        <w:rPr>
+          <w:rFonts w:ascii="Times New Roman" w:hAnsi="Times New Roman" w:cs="Times New Roman"/>
+          <w:sz w:val="24"/>
+          <w:szCs w:val="24"/>
+          <w:lang w:val="en-US"/>
+        </w:rPr>
+        <w:t xml:space="preserve"> = 0.</w:t>
+      </w:r>
+      <w:r>
+        <w:rPr>
+          <w:rFonts w:ascii="Times New Roman" w:hAnsi="Times New Roman" w:cs="Times New Roman"/>
+          <w:sz w:val="24"/>
+          <w:szCs w:val="24"/>
+          <w:lang w:val="en-US"/>
+        </w:rPr>
+        <w:t>004</w:t>
+      </w:r>
+      <w:r>
+        <w:rPr>
+          <w:rFonts w:ascii="Times New Roman" w:hAnsi="Times New Roman" w:cs="Times New Roman"/>
+          <w:sz w:val="24"/>
+          <w:szCs w:val="24"/>
+          <w:lang w:val="en-US"/>
+        </w:rPr>
+        <w:t>)</w:t>
+      </w:r>
+      <w:r>
+        <w:rPr>
+          <w:rFonts w:ascii="Times New Roman" w:hAnsi="Times New Roman" w:cs="Times New Roman"/>
+          <w:sz w:val="24"/>
+          <w:szCs w:val="24"/>
+          <w:lang w:val="en-US"/>
+        </w:rPr>
+        <w:t>, or environment × treatment</w:t>
+      </w:r>
+      <w:r>
+        <w:rPr>
+          <w:rFonts w:ascii="Times New Roman" w:hAnsi="Times New Roman" w:cs="Times New Roman"/>
+          <w:sz w:val="24"/>
+          <w:szCs w:val="24"/>
+          <w:lang w:val="en-US"/>
+        </w:rPr>
+        <w:t xml:space="preserve"> </w:t>
+      </w:r>
+      <w:r>
+        <w:rPr>
+          <w:rFonts w:ascii="Times New Roman" w:hAnsi="Times New Roman" w:cs="Times New Roman"/>
+          <w:sz w:val="24"/>
+          <w:szCs w:val="24"/>
+          <w:lang w:val="en-US"/>
+        </w:rPr>
+        <w:t>(</w:t>
+      </w:r>
+      <w:r>
+        <w:rPr>
+          <w:rFonts w:ascii="Times New Roman" w:hAnsi="Times New Roman" w:cs="Times New Roman"/>
+          <w:i/>
+          <w:iCs/>
+          <w:sz w:val="24"/>
+          <w:szCs w:val="24"/>
+          <w:lang w:val="en-US"/>
+        </w:rPr>
+        <w:t>t</w:t>
+      </w:r>
+      <w:r>
+        <w:rPr>
+          <w:rFonts w:ascii="Times New Roman" w:hAnsi="Times New Roman" w:cs="Times New Roman"/>
+          <w:sz w:val="24"/>
+          <w:szCs w:val="24"/>
+          <w:lang w:val="en-US"/>
+        </w:rPr>
+        <w:t xml:space="preserve">(30) = </w:t>
+      </w:r>
+      <w:r>
+        <w:rPr>
+          <w:rFonts w:ascii="Times New Roman" w:hAnsi="Times New Roman" w:cs="Times New Roman"/>
+          <w:sz w:val="24"/>
+          <w:szCs w:val="24"/>
+          <w:lang w:val="en-US"/>
+        </w:rPr>
+        <w:t>-0.10</w:t>
+      </w:r>
+      <w:r>
+        <w:rPr>
+          <w:rFonts w:ascii="Times New Roman" w:hAnsi="Times New Roman" w:cs="Times New Roman"/>
+          <w:sz w:val="24"/>
+          <w:szCs w:val="24"/>
+          <w:lang w:val="en-US"/>
+        </w:rPr>
+        <w:t xml:space="preserve">, </w:t>
+      </w:r>
+      <w:r>
+        <w:rPr>
+          <w:rFonts w:ascii="Times New Roman" w:hAnsi="Times New Roman" w:cs="Times New Roman"/>
+          <w:i/>
+          <w:iCs/>
+          <w:sz w:val="24"/>
+          <w:szCs w:val="24"/>
+          <w:lang w:val="en-US"/>
+        </w:rPr>
+        <w:t xml:space="preserve">p </w:t>
+      </w:r>
+      <w:r>
+        <w:rPr>
+          <w:rFonts w:ascii="Times New Roman" w:hAnsi="Times New Roman" w:cs="Times New Roman"/>
+          <w:sz w:val="24"/>
+          <w:szCs w:val="24"/>
+          <w:lang w:val="en-US"/>
+        </w:rPr>
+        <w:t>=</w:t>
+      </w:r>
+      <w:r>
+        <w:rPr>
+          <w:rFonts w:ascii="Times New Roman" w:hAnsi="Times New Roman" w:cs="Times New Roman"/>
+          <w:sz w:val="24"/>
+          <w:szCs w:val="24"/>
+          <w:lang w:val="en-US"/>
+        </w:rPr>
+        <w:t xml:space="preserve"> 0.</w:t>
+      </w:r>
+      <w:r>
+        <w:rPr>
+          <w:rFonts w:ascii="Times New Roman" w:hAnsi="Times New Roman" w:cs="Times New Roman"/>
+          <w:sz w:val="24"/>
+          <w:szCs w:val="24"/>
+          <w:lang w:val="en-US"/>
+        </w:rPr>
+        <w:t>92</w:t>
+      </w:r>
+      <w:r>
+        <w:rPr>
+          <w:rFonts w:ascii="Times New Roman" w:hAnsi="Times New Roman" w:cs="Times New Roman"/>
+          <w:sz w:val="24"/>
+          <w:szCs w:val="24"/>
+          <w:lang w:val="en-US"/>
+        </w:rPr>
+        <w:t xml:space="preserve">, </w:t>
+      </w:r>
+      <w:r>
+        <w:rPr>
+          <w:rFonts w:ascii="Times New Roman" w:hAnsi="Times New Roman" w:cs="Times New Roman"/>
+          <w:i/>
+          <w:iCs/>
+          <w:sz w:val="24"/>
+          <w:szCs w:val="24"/>
+          <w:lang w:val="en-US"/>
+        </w:rPr>
+        <w:t>R²</w:t>
+      </w:r>
+      <w:r>
+        <w:rPr>
+          <w:rFonts w:ascii="Times New Roman" w:hAnsi="Times New Roman" w:cs="Times New Roman"/>
+          <w:sz w:val="24"/>
+          <w:szCs w:val="24"/>
+          <w:lang w:val="en-US"/>
+        </w:rPr>
+        <w:t xml:space="preserve"> </w:t>
+      </w:r>
+      <w:r>
+        <w:rPr>
+          <w:rFonts w:ascii="Times New Roman" w:hAnsi="Times New Roman" w:cs="Times New Roman"/>
+          <w:sz w:val="24"/>
+          <w:szCs w:val="24"/>
+          <w:lang w:val="en-US"/>
+        </w:rPr>
+        <w:t>&lt;</w:t>
+      </w:r>
+      <w:r>
+        <w:rPr>
+          <w:rFonts w:ascii="Times New Roman" w:hAnsi="Times New Roman" w:cs="Times New Roman"/>
+          <w:sz w:val="24"/>
+          <w:szCs w:val="24"/>
+          <w:lang w:val="en-US"/>
+        </w:rPr>
+        <w:t xml:space="preserve"> 0.</w:t>
+      </w:r>
+      <w:r>
+        <w:rPr>
+          <w:rFonts w:ascii="Times New Roman" w:hAnsi="Times New Roman" w:cs="Times New Roman"/>
+          <w:sz w:val="24"/>
+          <w:szCs w:val="24"/>
+          <w:lang w:val="en-US"/>
+        </w:rPr>
+        <w:t>001</w:t>
+      </w:r>
+      <w:r>
+        <w:rPr>
+          <w:rFonts w:ascii="Times New Roman" w:hAnsi="Times New Roman" w:cs="Times New Roman"/>
+          <w:sz w:val="24"/>
+          <w:szCs w:val="24"/>
+          <w:lang w:val="en-US"/>
+        </w:rPr>
+        <w:t>)</w:t>
+      </w:r>
+      <w:r>
+        <w:rPr>
+          <w:rFonts w:ascii="Times New Roman" w:hAnsi="Times New Roman" w:cs="Times New Roman"/>
+          <w:sz w:val="24"/>
+          <w:szCs w:val="24"/>
+          <w:lang w:val="en-US"/>
+        </w:rPr>
+        <w:t>) reached significance. Bayesian factors similarly indicated anecdotal evidence for the absence of trial x environment</w:t>
+      </w:r>
+      <w:r>
+        <w:rPr>
+          <w:rFonts w:ascii="Times New Roman" w:hAnsi="Times New Roman" w:cs="Times New Roman"/>
+          <w:sz w:val="24"/>
+          <w:szCs w:val="24"/>
+          <w:lang w:val="en-US"/>
+        </w:rPr>
+        <w:t xml:space="preserve"> </w:t>
+      </w:r>
+      <w:r>
+        <w:rPr>
+          <w:rFonts w:ascii="Times New Roman" w:hAnsi="Times New Roman" w:cs="Times New Roman"/>
+          <w:sz w:val="24"/>
+          <w:szCs w:val="24"/>
+          <w:lang w:val="en-US"/>
+        </w:rPr>
+        <w:t>(</w:t>
+      </w:r>
+      <m:oMath>
+        <m:sSub>
+          <m:sSubPr>
+            <m:ctrlPr>
+              <w:rPr>
+                <w:rFonts w:ascii="Cambria Math" w:hAnsi="Cambria Math" w:cs="Times New Roman"/>
+                <w:i/>
+                <w:iCs/>
+                <w:sz w:val="24"/>
+                <w:szCs w:val="24"/>
+                <w:lang w:val="en-US"/>
+              </w:rPr>
+            </m:ctrlPr>
+          </m:sSubPr>
+          <m:e>
+            <m:r>
+              <w:rPr>
+                <w:rFonts w:ascii="Cambria Math" w:hAnsi="Cambria Math" w:cs="Times New Roman"/>
+                <w:sz w:val="24"/>
+                <w:szCs w:val="24"/>
+                <w:lang w:val="en-US"/>
+              </w:rPr>
+              <m:t>BF</m:t>
+            </m:r>
+          </m:e>
+          <m:sub>
+            <m:r>
+              <w:rPr>
+                <w:rFonts w:ascii="Cambria Math" w:hAnsi="Cambria Math" w:cs="Times New Roman"/>
+                <w:sz w:val="24"/>
+                <w:szCs w:val="24"/>
+                <w:lang w:val="en-US"/>
+              </w:rPr>
+              <m:t>01</m:t>
+            </m:r>
+          </m:sub>
+        </m:sSub>
+      </m:oMath>
+      <w:r>
+        <w:rPr>
+          <w:rFonts w:ascii="Times New Roman" w:hAnsi="Times New Roman" w:cs="Times New Roman"/>
+          <w:iCs/>
+          <w:sz w:val="24"/>
+          <w:szCs w:val="24"/>
+          <w:lang w:val="en-US"/>
+        </w:rPr>
+        <w:t>= 0.</w:t>
+      </w:r>
+      <w:r>
+        <w:rPr>
+          <w:rFonts w:ascii="Times New Roman" w:hAnsi="Times New Roman" w:cs="Times New Roman"/>
+          <w:iCs/>
+          <w:sz w:val="24"/>
+          <w:szCs w:val="24"/>
+          <w:lang w:val="en-US"/>
+        </w:rPr>
+        <w:t>56</w:t>
+      </w:r>
+      <w:r>
+        <w:rPr>
+          <w:rFonts w:ascii="Times New Roman" w:hAnsi="Times New Roman" w:cs="Times New Roman"/>
+          <w:sz w:val="24"/>
+          <w:szCs w:val="24"/>
+          <w:lang w:val="en-US"/>
+        </w:rPr>
+        <w:t xml:space="preserve">, </w:t>
+      </w:r>
+      <m:oMath>
+        <m:sSub>
+          <m:sSubPr>
+            <m:ctrlPr>
+              <w:rPr>
+                <w:rFonts w:ascii="Cambria Math" w:hAnsi="Cambria Math" w:cs="Times New Roman"/>
+                <w:i/>
+                <w:sz w:val="24"/>
+                <w:szCs w:val="24"/>
+              </w:rPr>
+            </m:ctrlPr>
+          </m:sSubPr>
+          <m:e>
+            <m:r>
+              <w:rPr>
+                <w:rFonts w:ascii="Cambria Math" w:hAnsi="Cambria Math" w:cs="Times New Roman"/>
+                <w:sz w:val="24"/>
+                <w:szCs w:val="24"/>
+              </w:rPr>
+              <m:t>HDI</m:t>
+            </m:r>
+          </m:e>
+          <m:sub>
+            <m:r>
+              <w:rPr>
+                <w:rFonts w:ascii="Cambria Math" w:hAnsi="Cambria Math" w:cs="Times New Roman"/>
+                <w:sz w:val="24"/>
+                <w:szCs w:val="24"/>
+                <w:lang w:val="en-US"/>
+              </w:rPr>
+              <m:t>90%</m:t>
+            </m:r>
+          </m:sub>
+        </m:sSub>
+      </m:oMath>
+      <w:r>
+        <w:rPr>
+          <w:rFonts w:ascii="Times New Roman" w:hAnsi="Times New Roman" w:cs="Times New Roman"/>
+          <w:sz w:val="24"/>
+          <w:szCs w:val="24"/>
+          <w:lang w:val="en-US"/>
+        </w:rPr>
+        <w:t>= [-0.</w:t>
+      </w:r>
+      <w:r>
+        <w:rPr>
+          <w:rFonts w:ascii="Times New Roman" w:hAnsi="Times New Roman" w:cs="Times New Roman"/>
+          <w:sz w:val="24"/>
+          <w:szCs w:val="24"/>
+          <w:lang w:val="en-US"/>
+        </w:rPr>
+        <w:t>93</w:t>
+      </w:r>
+      <w:r>
+        <w:rPr>
+          <w:rFonts w:ascii="Times New Roman" w:hAnsi="Times New Roman" w:cs="Times New Roman"/>
+          <w:sz w:val="24"/>
+          <w:szCs w:val="24"/>
+          <w:lang w:val="en-US"/>
+        </w:rPr>
+        <w:t>;0.</w:t>
+      </w:r>
+      <w:r>
+        <w:rPr>
+          <w:rFonts w:ascii="Times New Roman" w:hAnsi="Times New Roman" w:cs="Times New Roman"/>
+          <w:sz w:val="24"/>
+          <w:szCs w:val="24"/>
+          <w:lang w:val="en-US"/>
+        </w:rPr>
+        <w:t>3</w:t>
+      </w:r>
+      <w:r>
+        <w:rPr>
+          <w:rFonts w:ascii="Times New Roman" w:hAnsi="Times New Roman" w:cs="Times New Roman"/>
+          <w:sz w:val="24"/>
+          <w:szCs w:val="24"/>
+          <w:lang w:val="en-US"/>
+        </w:rPr>
+        <w:t>0</w:t>
+      </w:r>
+      <w:r>
+        <w:rPr>
+          <w:rFonts w:ascii="Times New Roman" w:hAnsi="Times New Roman" w:cs="Times New Roman"/>
+          <w:sz w:val="24"/>
+          <w:szCs w:val="24"/>
+          <w:lang w:val="en-US"/>
+        </w:rPr>
+        <w:t>])</w:t>
+      </w:r>
+      <w:r>
+        <w:rPr>
+          <w:rFonts w:ascii="Times New Roman" w:hAnsi="Times New Roman" w:cs="Times New Roman"/>
+          <w:sz w:val="24"/>
+          <w:szCs w:val="24"/>
+          <w:lang w:val="en-US"/>
+        </w:rPr>
+        <w:t xml:space="preserve">, trial x treatment </w:t>
+      </w:r>
+      <w:r>
+        <w:rPr>
+          <w:rFonts w:ascii="Times New Roman" w:hAnsi="Times New Roman" w:cs="Times New Roman"/>
+          <w:sz w:val="24"/>
+          <w:szCs w:val="24"/>
+          <w:lang w:val="en-US"/>
+        </w:rPr>
+        <w:t>(</w:t>
+      </w:r>
+      <m:oMath>
+        <m:sSub>
+          <m:sSubPr>
+            <m:ctrlPr>
+              <w:rPr>
+                <w:rFonts w:ascii="Cambria Math" w:hAnsi="Cambria Math" w:cs="Times New Roman"/>
+                <w:i/>
+                <w:iCs/>
+                <w:sz w:val="24"/>
+                <w:szCs w:val="24"/>
+                <w:lang w:val="en-US"/>
+              </w:rPr>
+            </m:ctrlPr>
+          </m:sSubPr>
+          <m:e>
+            <m:r>
+              <w:rPr>
+                <w:rFonts w:ascii="Cambria Math" w:hAnsi="Cambria Math" w:cs="Times New Roman"/>
+                <w:sz w:val="24"/>
+                <w:szCs w:val="24"/>
+                <w:lang w:val="en-US"/>
+              </w:rPr>
+              <m:t>BF</m:t>
+            </m:r>
+          </m:e>
+          <m:sub>
+            <m:r>
+              <w:rPr>
+                <w:rFonts w:ascii="Cambria Math" w:hAnsi="Cambria Math" w:cs="Times New Roman"/>
+                <w:sz w:val="24"/>
+                <w:szCs w:val="24"/>
+                <w:lang w:val="en-US"/>
+              </w:rPr>
+              <m:t>01</m:t>
+            </m:r>
+          </m:sub>
+        </m:sSub>
+      </m:oMath>
+      <w:r>
+        <w:rPr>
+          <w:rFonts w:ascii="Times New Roman" w:hAnsi="Times New Roman" w:cs="Times New Roman"/>
+          <w:iCs/>
+          <w:sz w:val="24"/>
+          <w:szCs w:val="24"/>
+          <w:lang w:val="en-US"/>
+        </w:rPr>
+        <w:t>= 0.</w:t>
+      </w:r>
+      <w:r>
+        <w:rPr>
+          <w:rFonts w:ascii="Times New Roman" w:hAnsi="Times New Roman" w:cs="Times New Roman"/>
+          <w:iCs/>
+          <w:sz w:val="24"/>
+          <w:szCs w:val="24"/>
+          <w:lang w:val="en-US"/>
+        </w:rPr>
+        <w:t>48</w:t>
+      </w:r>
+      <w:r>
+        <w:rPr>
+          <w:rFonts w:ascii="Times New Roman" w:hAnsi="Times New Roman" w:cs="Times New Roman"/>
+          <w:sz w:val="24"/>
+          <w:szCs w:val="24"/>
+          <w:lang w:val="en-US"/>
+        </w:rPr>
+        <w:t xml:space="preserve">, </w:t>
+      </w:r>
+      <m:oMath>
+        <m:sSub>
+          <m:sSubPr>
+            <m:ctrlPr>
+              <w:rPr>
+                <w:rFonts w:ascii="Cambria Math" w:hAnsi="Cambria Math" w:cs="Times New Roman"/>
+                <w:i/>
+                <w:sz w:val="24"/>
+                <w:szCs w:val="24"/>
+              </w:rPr>
+            </m:ctrlPr>
+          </m:sSubPr>
+          <m:e>
+            <m:r>
+              <w:rPr>
+                <w:rFonts w:ascii="Cambria Math" w:hAnsi="Cambria Math" w:cs="Times New Roman"/>
+                <w:sz w:val="24"/>
+                <w:szCs w:val="24"/>
+              </w:rPr>
+              <m:t>HDI</m:t>
+            </m:r>
+          </m:e>
+          <m:sub>
+            <m:r>
+              <w:rPr>
+                <w:rFonts w:ascii="Cambria Math" w:hAnsi="Cambria Math" w:cs="Times New Roman"/>
+                <w:sz w:val="24"/>
+                <w:szCs w:val="24"/>
+                <w:lang w:val="en-US"/>
+              </w:rPr>
+              <m:t>90%</m:t>
+            </m:r>
+          </m:sub>
+        </m:sSub>
+      </m:oMath>
+      <w:r>
+        <w:rPr>
+          <w:rFonts w:ascii="Times New Roman" w:hAnsi="Times New Roman" w:cs="Times New Roman"/>
+          <w:sz w:val="24"/>
+          <w:szCs w:val="24"/>
+          <w:lang w:val="en-US"/>
+        </w:rPr>
+        <w:t>= [-0.</w:t>
+      </w:r>
+      <w:r>
+        <w:rPr>
+          <w:rFonts w:ascii="Times New Roman" w:hAnsi="Times New Roman" w:cs="Times New Roman"/>
+          <w:sz w:val="24"/>
+          <w:szCs w:val="24"/>
+          <w:lang w:val="en-US"/>
+        </w:rPr>
+        <w:t>67</w:t>
+      </w:r>
+      <w:r>
+        <w:rPr>
+          <w:rFonts w:ascii="Times New Roman" w:hAnsi="Times New Roman" w:cs="Times New Roman"/>
+          <w:sz w:val="24"/>
+          <w:szCs w:val="24"/>
+          <w:lang w:val="en-US"/>
+        </w:rPr>
+        <w:t>;0.</w:t>
+      </w:r>
+      <w:r>
+        <w:rPr>
+          <w:rFonts w:ascii="Times New Roman" w:hAnsi="Times New Roman" w:cs="Times New Roman"/>
+          <w:sz w:val="24"/>
+          <w:szCs w:val="24"/>
+          <w:lang w:val="en-US"/>
+        </w:rPr>
+        <w:t>87</w:t>
+      </w:r>
+      <w:r>
+        <w:rPr>
+          <w:rFonts w:ascii="Times New Roman" w:hAnsi="Times New Roman" w:cs="Times New Roman"/>
+          <w:sz w:val="24"/>
+          <w:szCs w:val="24"/>
+          <w:lang w:val="en-US"/>
+        </w:rPr>
+        <w:t>])</w:t>
+      </w:r>
+      <w:r>
+        <w:rPr>
+          <w:rFonts w:ascii="Times New Roman" w:hAnsi="Times New Roman" w:cs="Times New Roman"/>
+          <w:b/>
+          <w:bCs/>
+          <w:sz w:val="24"/>
+          <w:szCs w:val="24"/>
+          <w:lang w:val="en-US"/>
+        </w:rPr>
+        <w:t xml:space="preserve"> </w:t>
+      </w:r>
+      <w:r>
+        <w:rPr>
+          <w:rFonts w:ascii="Times New Roman" w:hAnsi="Times New Roman" w:cs="Times New Roman"/>
+          <w:b/>
+          <w:bCs/>
+          <w:sz w:val="24"/>
+          <w:szCs w:val="24"/>
+          <w:lang w:val="en-US"/>
+        </w:rPr>
+        <w:t xml:space="preserve"> </w:t>
+      </w:r>
+      <w:r>
+        <w:rPr>
+          <w:rFonts w:ascii="Times New Roman" w:hAnsi="Times New Roman" w:cs="Times New Roman"/>
+          <w:sz w:val="24"/>
+          <w:szCs w:val="24"/>
+          <w:lang w:val="en-US"/>
+        </w:rPr>
+        <w:t>and treatment x environment effects</w:t>
+      </w:r>
+      <w:r>
+        <w:rPr>
+          <w:rFonts w:ascii="Times New Roman" w:hAnsi="Times New Roman" w:cs="Times New Roman"/>
+          <w:sz w:val="24"/>
+          <w:szCs w:val="24"/>
+          <w:lang w:val="en-US"/>
+        </w:rPr>
+        <w:t xml:space="preserve"> </w:t>
+      </w:r>
+      <w:r>
+        <w:rPr>
+          <w:rFonts w:ascii="Times New Roman" w:hAnsi="Times New Roman" w:cs="Times New Roman"/>
+          <w:sz w:val="24"/>
+          <w:szCs w:val="24"/>
+          <w:lang w:val="en-US"/>
+        </w:rPr>
+        <w:t>(</w:t>
+      </w:r>
+      <m:oMath>
+        <m:sSub>
+          <m:sSubPr>
+            <m:ctrlPr>
+              <w:rPr>
+                <w:rFonts w:ascii="Cambria Math" w:hAnsi="Cambria Math" w:cs="Times New Roman"/>
+                <w:i/>
+                <w:iCs/>
+                <w:sz w:val="24"/>
+                <w:szCs w:val="24"/>
+                <w:lang w:val="en-US"/>
+              </w:rPr>
+            </m:ctrlPr>
+          </m:sSubPr>
+          <m:e>
+            <m:r>
+              <w:rPr>
+                <w:rFonts w:ascii="Cambria Math" w:hAnsi="Cambria Math" w:cs="Times New Roman"/>
+                <w:sz w:val="24"/>
+                <w:szCs w:val="24"/>
+                <w:lang w:val="en-US"/>
+              </w:rPr>
+              <m:t>BF</m:t>
+            </m:r>
+          </m:e>
+          <m:sub>
+            <m:r>
+              <w:rPr>
+                <w:rFonts w:ascii="Cambria Math" w:hAnsi="Cambria Math" w:cs="Times New Roman"/>
+                <w:sz w:val="24"/>
+                <w:szCs w:val="24"/>
+                <w:lang w:val="en-US"/>
+              </w:rPr>
+              <m:t>01</m:t>
+            </m:r>
+          </m:sub>
+        </m:sSub>
+      </m:oMath>
+      <w:r>
+        <w:rPr>
+          <w:rFonts w:ascii="Times New Roman" w:hAnsi="Times New Roman" w:cs="Times New Roman"/>
+          <w:iCs/>
+          <w:sz w:val="24"/>
+          <w:szCs w:val="24"/>
+          <w:lang w:val="en-US"/>
+        </w:rPr>
+        <w:t>= 0.</w:t>
+      </w:r>
+      <w:r>
+        <w:rPr>
+          <w:rFonts w:ascii="Times New Roman" w:hAnsi="Times New Roman" w:cs="Times New Roman"/>
+          <w:iCs/>
+          <w:sz w:val="24"/>
+          <w:szCs w:val="24"/>
+          <w:lang w:val="en-US"/>
+        </w:rPr>
+        <w:t>53</w:t>
+      </w:r>
+      <w:r>
+        <w:rPr>
+          <w:rFonts w:ascii="Times New Roman" w:hAnsi="Times New Roman" w:cs="Times New Roman"/>
+          <w:sz w:val="24"/>
+          <w:szCs w:val="24"/>
+          <w:lang w:val="en-US"/>
+        </w:rPr>
+        <w:t xml:space="preserve">, </w:t>
+      </w:r>
+      <m:oMath>
+        <m:sSub>
+          <m:sSubPr>
+            <m:ctrlPr>
+              <w:rPr>
+                <w:rFonts w:ascii="Cambria Math" w:hAnsi="Cambria Math" w:cs="Times New Roman"/>
+                <w:i/>
+                <w:sz w:val="24"/>
+                <w:szCs w:val="24"/>
+              </w:rPr>
+            </m:ctrlPr>
+          </m:sSubPr>
+          <m:e>
+            <m:r>
+              <w:rPr>
+                <w:rFonts w:ascii="Cambria Math" w:hAnsi="Cambria Math" w:cs="Times New Roman"/>
+                <w:sz w:val="24"/>
+                <w:szCs w:val="24"/>
+              </w:rPr>
+              <m:t>HDI</m:t>
+            </m:r>
+          </m:e>
+          <m:sub>
+            <m:r>
+              <w:rPr>
+                <w:rFonts w:ascii="Cambria Math" w:hAnsi="Cambria Math" w:cs="Times New Roman"/>
+                <w:sz w:val="24"/>
+                <w:szCs w:val="24"/>
+                <w:lang w:val="en-US"/>
+              </w:rPr>
+              <m:t>90%</m:t>
+            </m:r>
+          </m:sub>
+        </m:sSub>
+      </m:oMath>
+      <w:r>
+        <w:rPr>
+          <w:rFonts w:ascii="Times New Roman" w:hAnsi="Times New Roman" w:cs="Times New Roman"/>
+          <w:sz w:val="24"/>
+          <w:szCs w:val="24"/>
+          <w:lang w:val="en-US"/>
+        </w:rPr>
+        <w:t>= [-0.</w:t>
+      </w:r>
+      <w:r>
+        <w:rPr>
+          <w:rFonts w:ascii="Times New Roman" w:hAnsi="Times New Roman" w:cs="Times New Roman"/>
+          <w:sz w:val="24"/>
+          <w:szCs w:val="24"/>
+          <w:lang w:val="en-US"/>
+        </w:rPr>
+        <w:t>52</w:t>
+      </w:r>
+      <w:r>
+        <w:rPr>
+          <w:rFonts w:ascii="Times New Roman" w:hAnsi="Times New Roman" w:cs="Times New Roman"/>
+          <w:sz w:val="24"/>
+          <w:szCs w:val="24"/>
+          <w:lang w:val="en-US"/>
+        </w:rPr>
+        <w:t>;</w:t>
+      </w:r>
+      <w:r>
+        <w:rPr>
+          <w:rFonts w:ascii="Times New Roman" w:hAnsi="Times New Roman" w:cs="Times New Roman"/>
+          <w:sz w:val="24"/>
+          <w:szCs w:val="24"/>
+          <w:lang w:val="en-US"/>
+        </w:rPr>
+        <w:t>1</w:t>
+      </w:r>
+      <w:r>
+        <w:rPr>
+          <w:rFonts w:ascii="Times New Roman" w:hAnsi="Times New Roman" w:cs="Times New Roman"/>
+          <w:sz w:val="24"/>
+          <w:szCs w:val="24"/>
+          <w:lang w:val="en-US"/>
+        </w:rPr>
+        <w:t>.</w:t>
+      </w:r>
+      <w:r>
+        <w:rPr>
+          <w:rFonts w:ascii="Times New Roman" w:hAnsi="Times New Roman" w:cs="Times New Roman"/>
+          <w:sz w:val="24"/>
+          <w:szCs w:val="24"/>
+          <w:lang w:val="en-US"/>
+        </w:rPr>
+        <w:t>00</w:t>
+      </w:r>
+      <w:r>
+        <w:rPr>
+          <w:rFonts w:ascii="Times New Roman" w:hAnsi="Times New Roman" w:cs="Times New Roman"/>
+          <w:sz w:val="24"/>
+          <w:szCs w:val="24"/>
+          <w:lang w:val="en-US"/>
+        </w:rPr>
+        <w:t>])</w:t>
+      </w:r>
+      <w:r>
+        <w:rPr>
+          <w:rFonts w:ascii="Times New Roman" w:hAnsi="Times New Roman" w:cs="Times New Roman"/>
+          <w:sz w:val="24"/>
+          <w:szCs w:val="24"/>
+          <w:lang w:val="en-US"/>
+        </w:rPr>
+        <w:t>. The three way interaction (trial × environment × treatment) was also non significant</w:t>
+      </w:r>
+      <w:r>
+        <w:rPr>
+          <w:rFonts w:ascii="Times New Roman" w:hAnsi="Times New Roman" w:cs="Times New Roman"/>
+          <w:sz w:val="24"/>
+          <w:szCs w:val="24"/>
+          <w:lang w:val="en-US"/>
+        </w:rPr>
+        <w:t xml:space="preserve"> </w:t>
+      </w:r>
+      <w:r>
+        <w:rPr>
+          <w:rFonts w:ascii="Times New Roman" w:hAnsi="Times New Roman" w:cs="Times New Roman"/>
+          <w:sz w:val="24"/>
+          <w:szCs w:val="24"/>
+          <w:lang w:val="en-US"/>
+        </w:rPr>
+        <w:t>(</w:t>
+      </w:r>
+      <w:r>
+        <w:rPr>
+          <w:rFonts w:ascii="Times New Roman" w:hAnsi="Times New Roman" w:cs="Times New Roman"/>
+          <w:i/>
+          <w:iCs/>
+          <w:sz w:val="24"/>
+          <w:szCs w:val="24"/>
+          <w:lang w:val="en-US"/>
+        </w:rPr>
+        <w:t>t</w:t>
+      </w:r>
+      <w:r>
+        <w:rPr>
+          <w:rFonts w:ascii="Times New Roman" w:hAnsi="Times New Roman" w:cs="Times New Roman"/>
+          <w:sz w:val="24"/>
+          <w:szCs w:val="24"/>
+          <w:lang w:val="en-US"/>
+        </w:rPr>
+        <w:t xml:space="preserve">(30) = </w:t>
+      </w:r>
+      <w:r>
+        <w:rPr>
+          <w:rFonts w:ascii="Times New Roman" w:hAnsi="Times New Roman" w:cs="Times New Roman"/>
+          <w:sz w:val="24"/>
+          <w:szCs w:val="24"/>
+          <w:lang w:val="en-US"/>
+        </w:rPr>
+        <w:t>1.90</w:t>
+      </w:r>
+      <w:r>
+        <w:rPr>
+          <w:rFonts w:ascii="Times New Roman" w:hAnsi="Times New Roman" w:cs="Times New Roman"/>
+          <w:sz w:val="24"/>
+          <w:szCs w:val="24"/>
+          <w:lang w:val="en-US"/>
+        </w:rPr>
+        <w:t xml:space="preserve">, </w:t>
+      </w:r>
+      <w:r>
+        <w:rPr>
+          <w:rFonts w:ascii="Times New Roman" w:hAnsi="Times New Roman" w:cs="Times New Roman"/>
+          <w:i/>
+          <w:iCs/>
+          <w:sz w:val="24"/>
+          <w:szCs w:val="24"/>
+          <w:lang w:val="en-US"/>
+        </w:rPr>
+        <w:t xml:space="preserve">p </w:t>
+      </w:r>
+      <w:r>
+        <w:rPr>
+          <w:rFonts w:ascii="Times New Roman" w:hAnsi="Times New Roman" w:cs="Times New Roman"/>
+          <w:sz w:val="24"/>
+          <w:szCs w:val="24"/>
+          <w:lang w:val="en-US"/>
+        </w:rPr>
+        <w:t>=</w:t>
+      </w:r>
+      <w:r>
+        <w:rPr>
+          <w:rFonts w:ascii="Times New Roman" w:hAnsi="Times New Roman" w:cs="Times New Roman"/>
+          <w:sz w:val="24"/>
+          <w:szCs w:val="24"/>
+          <w:lang w:val="en-US"/>
+        </w:rPr>
+        <w:t xml:space="preserve"> 0.0</w:t>
+      </w:r>
+      <w:r>
+        <w:rPr>
+          <w:rFonts w:ascii="Times New Roman" w:hAnsi="Times New Roman" w:cs="Times New Roman"/>
+          <w:sz w:val="24"/>
+          <w:szCs w:val="24"/>
+          <w:lang w:val="en-US"/>
+        </w:rPr>
+        <w:t>6</w:t>
+      </w:r>
+      <w:r>
+        <w:rPr>
+          <w:rFonts w:ascii="Times New Roman" w:hAnsi="Times New Roman" w:cs="Times New Roman"/>
+          <w:sz w:val="24"/>
+          <w:szCs w:val="24"/>
+          <w:lang w:val="en-US"/>
+        </w:rPr>
+        <w:t xml:space="preserve">, </w:t>
+      </w:r>
+      <w:r>
+        <w:rPr>
+          <w:rFonts w:ascii="Times New Roman" w:hAnsi="Times New Roman" w:cs="Times New Roman"/>
+          <w:i/>
+          <w:iCs/>
+          <w:sz w:val="24"/>
+          <w:szCs w:val="24"/>
+          <w:lang w:val="en-US"/>
+        </w:rPr>
+        <w:t>R²</w:t>
+      </w:r>
+      <w:r>
+        <w:rPr>
+          <w:rFonts w:ascii="Times New Roman" w:hAnsi="Times New Roman" w:cs="Times New Roman"/>
+          <w:sz w:val="24"/>
+          <w:szCs w:val="24"/>
+          <w:lang w:val="en-US"/>
+        </w:rPr>
+        <w:t xml:space="preserve"> = 0.</w:t>
+      </w:r>
+      <w:r>
+        <w:rPr>
+          <w:rFonts w:ascii="Times New Roman" w:hAnsi="Times New Roman" w:cs="Times New Roman"/>
+          <w:sz w:val="24"/>
+          <w:szCs w:val="24"/>
+          <w:lang w:val="en-US"/>
+        </w:rPr>
+        <w:t>05</w:t>
+      </w:r>
+      <w:r>
+        <w:rPr>
+          <w:rFonts w:ascii="Times New Roman" w:hAnsi="Times New Roman" w:cs="Times New Roman"/>
+          <w:sz w:val="24"/>
+          <w:szCs w:val="24"/>
+          <w:lang w:val="en-US"/>
+        </w:rPr>
+        <w:t>)</w:t>
+      </w:r>
+      <w:r>
+        <w:rPr>
+          <w:rFonts w:ascii="Times New Roman" w:hAnsi="Times New Roman" w:cs="Times New Roman"/>
+          <w:sz w:val="24"/>
+          <w:szCs w:val="24"/>
+          <w:lang w:val="en-US"/>
+        </w:rPr>
+        <w:t>, suggesting that enriched environment did not reliably protect against potential treatment related impairments in learning. However, the Bayes factor for this interaction indicated anecdotal evidence for the presence of the effect</w:t>
+      </w:r>
+      <w:r>
+        <w:rPr>
+          <w:rFonts w:ascii="Times New Roman" w:hAnsi="Times New Roman" w:cs="Times New Roman"/>
+          <w:sz w:val="24"/>
+          <w:szCs w:val="24"/>
+          <w:lang w:val="en-US"/>
+        </w:rPr>
+        <w:t xml:space="preserve"> </w:t>
+      </w:r>
+      <w:r>
+        <w:rPr>
+          <w:rFonts w:ascii="Times New Roman" w:hAnsi="Times New Roman" w:cs="Times New Roman"/>
+          <w:sz w:val="24"/>
+          <w:szCs w:val="24"/>
+          <w:lang w:val="en-US"/>
+        </w:rPr>
+        <w:t>(</w:t>
+      </w:r>
+      <m:oMath>
+        <m:sSub>
+          <m:sSubPr>
+            <m:ctrlPr>
+              <w:rPr>
+                <w:rFonts w:ascii="Cambria Math" w:hAnsi="Cambria Math" w:cs="Times New Roman"/>
+                <w:i/>
+                <w:iCs/>
+                <w:sz w:val="24"/>
+                <w:szCs w:val="24"/>
+                <w:lang w:val="en-US"/>
+              </w:rPr>
+            </m:ctrlPr>
+          </m:sSubPr>
+          <m:e>
+            <m:r>
+              <w:rPr>
+                <w:rFonts w:ascii="Cambria Math" w:hAnsi="Cambria Math" w:cs="Times New Roman"/>
+                <w:sz w:val="24"/>
+                <w:szCs w:val="24"/>
+                <w:lang w:val="en-US"/>
+              </w:rPr>
+              <m:t>BF</m:t>
+            </m:r>
+          </m:e>
+          <m:sub>
+            <m:r>
+              <w:rPr>
+                <w:rFonts w:ascii="Cambria Math" w:hAnsi="Cambria Math" w:cs="Times New Roman"/>
+                <w:sz w:val="24"/>
+                <w:szCs w:val="24"/>
+                <w:lang w:val="en-US"/>
+              </w:rPr>
+              <m:t>01</m:t>
+            </m:r>
+          </m:sub>
+        </m:sSub>
+      </m:oMath>
+      <w:r>
+        <w:rPr>
+          <w:rFonts w:ascii="Times New Roman" w:hAnsi="Times New Roman" w:cs="Times New Roman"/>
+          <w:iCs/>
+          <w:sz w:val="24"/>
+          <w:szCs w:val="24"/>
+          <w:lang w:val="en-US"/>
+        </w:rPr>
+        <w:t xml:space="preserve">= </w:t>
+      </w:r>
+      <w:r>
+        <w:rPr>
+          <w:rFonts w:ascii="Times New Roman" w:hAnsi="Times New Roman" w:cs="Times New Roman"/>
+          <w:iCs/>
+          <w:sz w:val="24"/>
+          <w:szCs w:val="24"/>
+          <w:lang w:val="en-US"/>
+        </w:rPr>
+        <w:t>2.25</w:t>
+      </w:r>
+      <w:r>
+        <w:rPr>
+          <w:rFonts w:ascii="Times New Roman" w:hAnsi="Times New Roman" w:cs="Times New Roman"/>
+          <w:sz w:val="24"/>
+          <w:szCs w:val="24"/>
+          <w:lang w:val="en-US"/>
+        </w:rPr>
+        <w:t xml:space="preserve">, </w:t>
+      </w:r>
+      <m:oMath>
+        <m:sSub>
+          <m:sSubPr>
+            <m:ctrlPr>
+              <w:rPr>
+                <w:rFonts w:ascii="Cambria Math" w:hAnsi="Cambria Math" w:cs="Times New Roman"/>
+                <w:i/>
+                <w:sz w:val="24"/>
+                <w:szCs w:val="24"/>
+              </w:rPr>
+            </m:ctrlPr>
+          </m:sSubPr>
+          <m:e>
+            <m:r>
+              <w:rPr>
+                <w:rFonts w:ascii="Cambria Math" w:hAnsi="Cambria Math" w:cs="Times New Roman"/>
+                <w:sz w:val="24"/>
+                <w:szCs w:val="24"/>
+              </w:rPr>
+              <m:t>HDI</m:t>
+            </m:r>
+          </m:e>
+          <m:sub>
+            <m:r>
+              <w:rPr>
+                <w:rFonts w:ascii="Cambria Math" w:hAnsi="Cambria Math" w:cs="Times New Roman"/>
+                <w:sz w:val="24"/>
+                <w:szCs w:val="24"/>
+                <w:lang w:val="en-US"/>
+              </w:rPr>
+              <m:t>90%</m:t>
+            </m:r>
+          </m:sub>
+        </m:sSub>
+      </m:oMath>
+      <w:r>
+        <w:rPr>
+          <w:rFonts w:ascii="Times New Roman" w:hAnsi="Times New Roman" w:cs="Times New Roman"/>
+          <w:sz w:val="24"/>
+          <w:szCs w:val="24"/>
+          <w:lang w:val="en-US"/>
+        </w:rPr>
+        <w:t>= [-0.</w:t>
+      </w:r>
+      <w:r>
+        <w:rPr>
+          <w:rFonts w:ascii="Times New Roman" w:hAnsi="Times New Roman" w:cs="Times New Roman"/>
+          <w:sz w:val="24"/>
+          <w:szCs w:val="24"/>
+          <w:lang w:val="en-US"/>
+        </w:rPr>
+        <w:t>02</w:t>
+      </w:r>
+      <w:r>
+        <w:rPr>
+          <w:rFonts w:ascii="Times New Roman" w:hAnsi="Times New Roman" w:cs="Times New Roman"/>
+          <w:sz w:val="24"/>
+          <w:szCs w:val="24"/>
+          <w:lang w:val="en-US"/>
+        </w:rPr>
+        <w:t>;</w:t>
+      </w:r>
+      <w:r>
+        <w:rPr>
+          <w:rFonts w:ascii="Times New Roman" w:hAnsi="Times New Roman" w:cs="Times New Roman"/>
+          <w:sz w:val="24"/>
+          <w:szCs w:val="24"/>
+          <w:lang w:val="en-US"/>
+        </w:rPr>
+        <w:t>1.88</w:t>
+      </w:r>
+      <w:r>
+        <w:rPr>
+          <w:rFonts w:ascii="Times New Roman" w:hAnsi="Times New Roman" w:cs="Times New Roman"/>
+          <w:sz w:val="24"/>
+          <w:szCs w:val="24"/>
+          <w:lang w:val="en-US"/>
+        </w:rPr>
+        <w:t>])</w:t>
+      </w:r>
+      <w:r>
+        <w:rPr>
+          <w:rFonts w:ascii="Times New Roman" w:hAnsi="Times New Roman" w:cs="Times New Roman"/>
+          <w:sz w:val="24"/>
+          <w:szCs w:val="24"/>
+          <w:lang w:val="en-US"/>
+        </w:rPr>
+        <w:t>. Taken together with the relatively small p value, these results suggest that a subtle interaction may be present but the current dataset was insufficient to detect it. Further data is needed to clarify this possibility.</w:t>
+      </w:r>
     </w:p>
     <w:p>
       <w:pPr>
@@ -34267,7 +41306,7 @@
         </w:rPr>
         <w:t xml:space="preserve">(3), 547. </w:t>
       </w:r>
-      <w:hyperlink r:id="rId22" w:history="1">
+      <w:hyperlink r:id="rId27" w:history="1">
         <w:r>
           <w:rPr>
             <w:rStyle w:val="Hyperlink"/>
@@ -34335,7 +41374,7 @@
         </w:rPr>
         <w:t xml:space="preserve">(10), 1254–1266. </w:t>
       </w:r>
-      <w:hyperlink r:id="rId23" w:history="1">
+      <w:hyperlink r:id="rId28" w:history="1">
         <w:r>
           <w:rPr>
             <w:rStyle w:val="Hyperlink"/>
@@ -34368,7 +41407,7 @@
           <w:lang w:val="en-GB"/>
         </w:rPr>
       </w:pPr>
-      <w:commentRangeStart w:id="8"/>
+      <w:commentRangeStart w:id="9"/>
       <w:r>
         <w:rPr>
           <w:rFonts w:ascii="Times New Roman" w:hAnsi="Times New Roman" w:cs="Times New Roman"/>
@@ -34414,7 +41453,7 @@
         </w:rPr>
         <w:t xml:space="preserve">[Master’s thesis, KU Leuven]. </w:t>
       </w:r>
-      <w:hyperlink r:id="rId24" w:history="1">
+      <w:hyperlink r:id="rId29" w:history="1">
         <w:r>
           <w:rPr>
             <w:rStyle w:val="Hyperlink"/>
@@ -34435,7 +41474,7 @@
         </w:rPr>
         <w:t xml:space="preserve"> (thesis CVAD)</w:t>
       </w:r>
-      <w:commentRangeEnd w:id="8"/>
+      <w:commentRangeEnd w:id="9"/>
       <w:r>
         <w:rPr>
           <w:rStyle w:val="CommentReference"/>
@@ -34444,7 +41483,7 @@
           <w:szCs w:val="24"/>
           <w:lang w:val="en-GB"/>
         </w:rPr>
-        <w:commentReference w:id="8"/>
+        <w:commentReference w:id="9"/>
       </w:r>
     </w:p>
     <w:p>
@@ -34485,7 +41524,7 @@
       <w:r>
         <w:t xml:space="preserve">(1), e53888. </w:t>
       </w:r>
-      <w:hyperlink r:id="rId25" w:history="1">
+      <w:hyperlink r:id="rId30" w:history="1">
         <w:r>
           <w:rPr>
             <w:rStyle w:val="Hyperlink"/>
@@ -34508,14 +41547,7 @@
         <w:rPr>
           <w:lang w:val="en-US"/>
         </w:rPr>
-        <w:t xml:space="preserve">Khalil, M. H. (2024). Environmental enrichment: a systematic review on the effect of a changing spatial complexity on hippocampal neurogenesis and plasticity in rodents, with considerations for translation to urban and built environments for </w:t>
-      </w:r>
-      <w:r>
-        <w:rPr>
-          <w:lang w:val="en-US"/>
-        </w:rPr>
-        <w:lastRenderedPageBreak/>
-        <w:t>humans. </w:t>
+        <w:t>Khalil, M. H. (2024). Environmental enrichment: a systematic review on the effect of a changing spatial complexity on hippocampal neurogenesis and plasticity in rodents, with considerations for translation to urban and built environments for humans. </w:t>
       </w:r>
       <w:r>
         <w:rPr>
@@ -34537,7 +41569,7 @@
       <w:r>
         <w:t>, 1368411. </w:t>
       </w:r>
-      <w:hyperlink r:id="rId26" w:history="1">
+      <w:hyperlink r:id="rId31" w:history="1">
         <w:r>
           <w:rPr>
             <w:rStyle w:val="Hyperlink"/>
@@ -34587,7 +41619,7 @@
       <w:r>
         <w:t xml:space="preserve">, 115612. </w:t>
       </w:r>
-      <w:hyperlink r:id="rId27" w:history="1">
+      <w:hyperlink r:id="rId32" w:history="1">
         <w:r>
           <w:rPr>
             <w:rStyle w:val="Hyperlink"/>
@@ -34638,7 +41670,7 @@
       <w:r>
         <w:t xml:space="preserve">(2), 233–242. </w:t>
       </w:r>
-      <w:hyperlink r:id="rId28" w:history="1">
+      <w:hyperlink r:id="rId33" w:history="1">
         <w:r>
           <w:rPr>
             <w:rStyle w:val="Hyperlink"/>
@@ -34689,7 +41721,7 @@
       <w:r>
         <w:t xml:space="preserve">. </w:t>
       </w:r>
-      <w:hyperlink r:id="rId29" w:history="1">
+      <w:hyperlink r:id="rId34" w:history="1">
         <w:r>
           <w:rPr>
             <w:rStyle w:val="Hyperlink"/>
@@ -34725,6 +41757,7 @@
           <w:lang w:val="en-US" w:eastAsia="nl-NL"/>
           <w14:ligatures w14:val="none"/>
         </w:rPr>
+        <w:lastRenderedPageBreak/>
         <w:t>Berlyne</w:t>
       </w:r>
       <w:r>
@@ -34865,7 +41898,7 @@
         </w:rPr>
         <w:t xml:space="preserve">, 2609. </w:t>
       </w:r>
-      <w:hyperlink r:id="rId30" w:history="1">
+      <w:hyperlink r:id="rId35" w:history="1">
         <w:r>
           <w:rPr>
             <w:rStyle w:val="Hyperlink"/>
@@ -34925,7 +41958,7 @@
       <w:r>
         <w:t xml:space="preserve">(5), 303–314. </w:t>
       </w:r>
-      <w:hyperlink r:id="rId31" w:history="1">
+      <w:hyperlink r:id="rId36" w:history="1">
         <w:r>
           <w:rPr>
             <w:rStyle w:val="Hyperlink"/>
@@ -34975,7 +42008,7 @@
       <w:r>
         <w:t xml:space="preserve">(12), e2897. </w:t>
       </w:r>
-      <w:hyperlink r:id="rId32" w:history="1">
+      <w:hyperlink r:id="rId37" w:history="1">
         <w:r>
           <w:rPr>
             <w:rStyle w:val="Hyperlink"/>
@@ -35031,7 +42064,7 @@
       <w:r>
         <w:t xml:space="preserve">(2), 239–260. </w:t>
       </w:r>
-      <w:hyperlink r:id="rId33" w:history="1">
+      <w:hyperlink r:id="rId38" w:history="1">
         <w:r>
           <w:rPr>
             <w:rStyle w:val="Hyperlink"/>
@@ -35091,7 +42124,7 @@
       <w:r>
         <w:t xml:space="preserve">(1), 73–111. </w:t>
       </w:r>
-      <w:hyperlink r:id="rId34" w:history="1">
+      <w:hyperlink r:id="rId39" w:history="1">
         <w:r>
           <w:rPr>
             <w:rStyle w:val="Hyperlink"/>
@@ -35147,7 +42180,7 @@
       <w:r>
         <w:t xml:space="preserve">(3), 264–280. </w:t>
       </w:r>
-      <w:hyperlink r:id="rId35" w:history="1">
+      <w:hyperlink r:id="rId40" w:history="1">
         <w:r>
           <w:rPr>
             <w:rStyle w:val="Hyperlink"/>
@@ -35189,7 +42222,6 @@
         <w:rPr>
           <w:lang w:val="en-US"/>
         </w:rPr>
-        <w:lastRenderedPageBreak/>
         <w:t xml:space="preserve">Florian, C., &amp; Roullet, P. (2004). Hippocampal CA3-region is crucial for acquisition and memory consolidation in Morris water maze task in mice. </w:t>
       </w:r>
       <w:r>
@@ -35212,7 +42244,7 @@
       <w:r>
         <w:t xml:space="preserve">(2), 365–374. </w:t>
       </w:r>
-      <w:hyperlink r:id="rId36" w:history="1">
+      <w:hyperlink r:id="rId41" w:history="1">
         <w:r>
           <w:rPr>
             <w:rStyle w:val="Hyperlink"/>
@@ -35281,7 +42313,7 @@
       <w:r>
         <w:t xml:space="preserve">. </w:t>
       </w:r>
-      <w:hyperlink r:id="rId37" w:history="1">
+      <w:hyperlink r:id="rId42" w:history="1">
         <w:r>
           <w:rPr>
             <w:rStyle w:val="Hyperlink"/>
@@ -35423,7 +42455,7 @@
         </w:rPr>
         <w:t xml:space="preserve">Springer. </w:t>
       </w:r>
-      <w:hyperlink r:id="rId38" w:history="1">
+      <w:hyperlink r:id="rId43" w:history="1">
         <w:r>
           <w:rPr>
             <w:rStyle w:val="Hyperlink"/>
@@ -35508,7 +42540,7 @@
         </w:rPr>
         <w:t xml:space="preserve">, 1. </w:t>
       </w:r>
-      <w:hyperlink r:id="rId39" w:history="1">
+      <w:hyperlink r:id="rId44" w:history="1">
         <w:r>
           <w:rPr>
             <w:rStyle w:val="Hyperlink"/>
@@ -35570,7 +42602,7 @@
       <w:r>
         <w:t xml:space="preserve">(3), 705–718. </w:t>
       </w:r>
-      <w:hyperlink r:id="rId40" w:history="1">
+      <w:hyperlink r:id="rId45" w:history="1">
         <w:r>
           <w:rPr>
             <w:rStyle w:val="Hyperlink"/>
@@ -35634,7 +42666,7 @@
       <w:r>
         <w:t xml:space="preserve">(1), 58–76. </w:t>
       </w:r>
-      <w:hyperlink r:id="rId41" w:history="1">
+      <w:hyperlink r:id="rId46" w:history="1">
         <w:r>
           <w:rPr>
             <w:rStyle w:val="Hyperlink"/>
@@ -35714,7 +42746,7 @@
       <w:r>
         <w:t xml:space="preserve">(2), 210–216. </w:t>
       </w:r>
-      <w:hyperlink r:id="rId42" w:history="1">
+      <w:hyperlink r:id="rId47" w:history="1">
         <w:r>
           <w:rPr>
             <w:rStyle w:val="Hyperlink"/>
@@ -35782,7 +42814,7 @@
       <w:r>
         <w:t xml:space="preserve">, 4077–4086 (2018). </w:t>
       </w:r>
-      <w:hyperlink r:id="rId43" w:history="1">
+      <w:hyperlink r:id="rId48" w:history="1">
         <w:r>
           <w:rPr>
             <w:rStyle w:val="Hyperlink"/>
@@ -35865,7 +42897,7 @@
 
 <file path=word/comments.xml><?xml version="1.0" encoding="utf-8"?>
 <w:comments xmlns:wpc="http://schemas.microsoft.com/office/word/2010/wordprocessingCanvas" xmlns:cx="http://schemas.microsoft.com/office/drawing/2014/chartex" xmlns:cx1="http://schemas.microsoft.com/office/drawing/2015/9/8/chartex" xmlns:cx2="http://schemas.microsoft.com/office/drawing/2015/10/21/chartex" xmlns:cx3="http://schemas.microsoft.com/office/drawing/2016/5/9/chartex" xmlns:cx4="http://schemas.microsoft.com/office/drawing/2016/5/10/chartex" xmlns:cx5="http://schemas.microsoft.com/office/drawing/2016/5/11/chartex" xmlns:cx6="http://schemas.microsoft.com/office/drawing/2016/5/12/chartex" xmlns:cx7="http://schemas.microsoft.com/office/drawing/2016/5/13/chartex" xmlns:cx8="http://schemas.microsoft.com/office/drawing/2016/5/14/chartex" xmlns:mc="http://schemas.openxmlformats.org/markup-compatibility/2006" xmlns:aink="http://schemas.microsoft.com/office/drawing/2016/ink" xmlns:am3d="http://schemas.microsoft.com/office/drawing/2017/model3d" xmlns:o="urn:schemas-microsoft-com:office:office" xmlns:oel="http://schemas.microsoft.com/office/2019/extlst" xmlns:r="http://schemas.openxmlformats.org/officeDocument/2006/relationships" xmlns:m="http://schemas.openxmlformats.org/officeDocument/2006/math" xmlns:v="urn:schemas-microsoft-com:vml" xmlns:wp14="http://schemas.microsoft.com/office/word/2010/wordprocessingDrawing" xmlns:wp="http://schemas.openxmlformats.org/drawingml/2006/wordprocessingDrawing" xmlns:w10="urn:schemas-microsoft-com:office:word" xmlns:w="http://schemas.openxmlformats.org/wordprocessingml/2006/main" xmlns:w14="http://schemas.microsoft.com/office/word/2010/wordml" xmlns:w15="http://schemas.microsoft.com/office/word/2012/wordml" xmlns:w16cex="http://schemas.microsoft.com/office/word/2018/wordml/cex" xmlns:w16cid="http://schemas.microsoft.com/office/word/2016/wordml/cid" xmlns:w16="http://schemas.microsoft.com/office/word/2018/wordml" xmlns:w16du="http://schemas.microsoft.com/office/word/2023/wordml/word16du" xmlns:w16sdtdh="http://schemas.microsoft.com/office/word/2020/wordml/sdtdatahash" xmlns:w16sdtfl="http://schemas.microsoft.com/office/word/2024/wordml/sdtformatlock" xmlns:w16se="http://schemas.microsoft.com/office/word/2015/wordml/symex" xmlns:wpg="http://schemas.microsoft.com/office/word/2010/wordprocessingGroup" xmlns:wpi="http://schemas.microsoft.com/office/word/2010/wordprocessingInk" xmlns:wne="http://schemas.microsoft.com/office/word/2006/wordml" xmlns:wps="http://schemas.microsoft.com/office/word/2010/wordprocessingShape" mc:Ignorable="w14 w15 w16se w16cid w16 w16cex w16sdtdh w16sdtfl w16du wp14">
-  <w:comment w:id="0" w:author="Siebe Everaerts" w:date="2026-04-23T12:06:00Z" w:initials="SE">
+  <w:comment w:id="1" w:author="Siebe Everaerts" w:date="2026-04-23T12:06:00Z" w:initials="SE">
     <w:p>
       <w:pPr>
         <w:pStyle w:val="CommentText"/>
@@ -35881,7 +42913,7 @@
       </w:r>
     </w:p>
   </w:comment>
-  <w:comment w:id="1" w:author="Siebe Everaerts" w:date="2025-12-14T22:52:00Z" w:initials="SE">
+  <w:comment w:id="2" w:author="Siebe Everaerts" w:date="2025-12-14T22:52:00Z" w:initials="SE">
     <w:p>
       <w:pPr>
         <w:pStyle w:val="CommentText"/>
@@ -35897,7 +42929,7 @@
       </w:r>
     </w:p>
   </w:comment>
-  <w:comment w:id="2" w:author="Siebe Everaerts" w:date="2026-03-30T21:51:00Z" w:initials="SE">
+  <w:comment w:id="3" w:author="Siebe Everaerts" w:date="2026-03-30T21:51:00Z" w:initials="SE">
     <w:p>
       <w:pPr>
         <w:pStyle w:val="CommentText"/>
@@ -35913,7 +42945,7 @@
       </w:r>
     </w:p>
   </w:comment>
-  <w:comment w:id="3" w:author="Siebe Everaerts" w:date="2025-12-31T15:29:00Z" w:initials="SE">
+  <w:comment w:id="4" w:author="Siebe Everaerts" w:date="2025-12-31T15:29:00Z" w:initials="SE">
     <w:p>
       <w:pPr>
         <w:pStyle w:val="CommentText"/>
@@ -35929,7 +42961,7 @@
       </w:r>
     </w:p>
   </w:comment>
-  <w:comment w:id="4" w:author="Siebe Everaerts" w:date="2026-03-30T11:42:00Z" w:initials="SE">
+  <w:comment w:id="5" w:author="Siebe Everaerts" w:date="2026-03-30T11:42:00Z" w:initials="SE">
     <w:p>
       <w:pPr>
         <w:pStyle w:val="CommentText"/>
@@ -35945,7 +42977,7 @@
       </w:r>
     </w:p>
   </w:comment>
-  <w:comment w:id="5" w:author="Siebe Everaerts" w:date="2025-12-30T14:58:00Z" w:initials="SE">
+  <w:comment w:id="6" w:author="Siebe Everaerts" w:date="2025-12-30T14:58:00Z" w:initials="SE">
     <w:p>
       <w:pPr>
         <w:pStyle w:val="CommentText"/>
@@ -35961,7 +42993,7 @@
       </w:r>
     </w:p>
   </w:comment>
-  <w:comment w:id="6" w:author="Siebe Everaerts" w:date="2026-03-25T22:21:00Z" w:initials="SE">
+  <w:comment w:id="7" w:author="Siebe Everaerts" w:date="2026-03-25T22:21:00Z" w:initials="SE">
     <w:p>
       <w:pPr>
         <w:pStyle w:val="CommentText"/>
@@ -35977,7 +43009,7 @@
       </w:r>
     </w:p>
   </w:comment>
-  <w:comment w:id="7" w:author="Siebe Everaerts" w:date="2026-04-28T10:43:00Z" w:initials="SE">
+  <w:comment w:id="8" w:author="Siebe Everaerts" w:date="2026-04-28T10:43:00Z" w:initials="SE">
     <w:p>
       <w:pPr>
         <w:pStyle w:val="CommentText"/>
@@ -35993,7 +43025,7 @@
       </w:r>
     </w:p>
   </w:comment>
-  <w:comment w:id="8" w:author="Siebe Everaerts" w:date="2025-12-14T22:52:00Z" w:initials="SE">
+  <w:comment w:id="9" w:author="Siebe Everaerts" w:date="2025-12-14T22:52:00Z" w:initials="SE">
     <w:p>
       <w:pPr>
         <w:pStyle w:val="CommentText"/>
@@ -36360,6 +43392,96 @@
     </w:lvl>
   </w:abstractNum>
   <w:abstractNum w:abstractNumId="3" w15:restartNumberingAfterBreak="0">
+    <w:nsid w:val="229852A8"/>
+    <w:multiLevelType w:val="hybridMultilevel"/>
+    <w:tmpl w:val="74C2A5C8"/>
+    <w:lvl w:ilvl="0" w:tplc="E9D0922A">
+      <w:start w:val="1"/>
+      <w:numFmt w:val="decimal"/>
+      <w:pStyle w:val="introduction"/>
+      <w:lvlText w:val="%1."/>
+      <w:lvlJc w:val="left"/>
+      <w:pPr>
+        <w:ind w:left="720" w:hanging="360"/>
+      </w:pPr>
+      <w:rPr>
+        <w:rFonts w:hint="default"/>
+      </w:rPr>
+    </w:lvl>
+    <w:lvl w:ilvl="1" w:tplc="04130019" w:tentative="1">
+      <w:start w:val="1"/>
+      <w:numFmt w:val="lowerLetter"/>
+      <w:lvlText w:val="%2."/>
+      <w:lvlJc w:val="left"/>
+      <w:pPr>
+        <w:ind w:left="1440" w:hanging="360"/>
+      </w:pPr>
+    </w:lvl>
+    <w:lvl w:ilvl="2" w:tplc="0413001B" w:tentative="1">
+      <w:start w:val="1"/>
+      <w:numFmt w:val="lowerRoman"/>
+      <w:lvlText w:val="%3."/>
+      <w:lvlJc w:val="right"/>
+      <w:pPr>
+        <w:ind w:left="2160" w:hanging="180"/>
+      </w:pPr>
+    </w:lvl>
+    <w:lvl w:ilvl="3" w:tplc="0413000F" w:tentative="1">
+      <w:start w:val="1"/>
+      <w:numFmt w:val="decimal"/>
+      <w:lvlText w:val="%4."/>
+      <w:lvlJc w:val="left"/>
+      <w:pPr>
+        <w:ind w:left="2880" w:hanging="360"/>
+      </w:pPr>
+    </w:lvl>
+    <w:lvl w:ilvl="4" w:tplc="04130019" w:tentative="1">
+      <w:start w:val="1"/>
+      <w:numFmt w:val="lowerLetter"/>
+      <w:lvlText w:val="%5."/>
+      <w:lvlJc w:val="left"/>
+      <w:pPr>
+        <w:ind w:left="3600" w:hanging="360"/>
+      </w:pPr>
+    </w:lvl>
+    <w:lvl w:ilvl="5" w:tplc="0413001B" w:tentative="1">
+      <w:start w:val="1"/>
+      <w:numFmt w:val="lowerRoman"/>
+      <w:lvlText w:val="%6."/>
+      <w:lvlJc w:val="right"/>
+      <w:pPr>
+        <w:ind w:left="4320" w:hanging="180"/>
+      </w:pPr>
+    </w:lvl>
+    <w:lvl w:ilvl="6" w:tplc="0413000F" w:tentative="1">
+      <w:start w:val="1"/>
+      <w:numFmt w:val="decimal"/>
+      <w:lvlText w:val="%7."/>
+      <w:lvlJc w:val="left"/>
+      <w:pPr>
+        <w:ind w:left="5040" w:hanging="360"/>
+      </w:pPr>
+    </w:lvl>
+    <w:lvl w:ilvl="7" w:tplc="04130019" w:tentative="1">
+      <w:start w:val="1"/>
+      <w:numFmt w:val="lowerLetter"/>
+      <w:lvlText w:val="%8."/>
+      <w:lvlJc w:val="left"/>
+      <w:pPr>
+        <w:ind w:left="5760" w:hanging="360"/>
+      </w:pPr>
+    </w:lvl>
+    <w:lvl w:ilvl="8" w:tplc="0413001B" w:tentative="1">
+      <w:start w:val="1"/>
+      <w:numFmt w:val="lowerRoman"/>
+      <w:lvlText w:val="%9."/>
+      <w:lvlJc w:val="right"/>
+      <w:pPr>
+        <w:ind w:left="6480" w:hanging="180"/>
+      </w:pPr>
+    </w:lvl>
+  </w:abstractNum>
+  <w:abstractNum w:abstractNumId="4" w15:restartNumberingAfterBreak="0">
     <w:nsid w:val="2C9D2F1C"/>
     <w:multiLevelType w:val="hybridMultilevel"/>
     <w:tmpl w:val="026C2872"/>
@@ -36448,7 +43570,7 @@
       </w:pPr>
     </w:lvl>
   </w:abstractNum>
-  <w:abstractNum w:abstractNumId="4" w15:restartNumberingAfterBreak="0">
+  <w:abstractNum w:abstractNumId="5" w15:restartNumberingAfterBreak="0">
     <w:nsid w:val="32C27CFB"/>
     <w:multiLevelType w:val="hybridMultilevel"/>
     <w:tmpl w:val="7344953E"/>
@@ -36535,7 +43657,7 @@
       </w:pPr>
     </w:lvl>
   </w:abstractNum>
-  <w:abstractNum w:abstractNumId="5" w15:restartNumberingAfterBreak="0">
+  <w:abstractNum w:abstractNumId="6" w15:restartNumberingAfterBreak="0">
     <w:nsid w:val="33A908C5"/>
     <w:multiLevelType w:val="multilevel"/>
     <w:tmpl w:val="7A1E5E4A"/>
@@ -36651,7 +43773,7 @@
       </w:rPr>
     </w:lvl>
   </w:abstractNum>
-  <w:abstractNum w:abstractNumId="6" w15:restartNumberingAfterBreak="0">
+  <w:abstractNum w:abstractNumId="7" w15:restartNumberingAfterBreak="0">
     <w:nsid w:val="420E49D0"/>
     <w:multiLevelType w:val="hybridMultilevel"/>
     <w:tmpl w:val="6AC4453C"/>
@@ -36740,7 +43862,7 @@
       </w:pPr>
     </w:lvl>
   </w:abstractNum>
-  <w:abstractNum w:abstractNumId="7" w15:restartNumberingAfterBreak="0">
+  <w:abstractNum w:abstractNumId="8" w15:restartNumberingAfterBreak="0">
     <w:nsid w:val="4F70431C"/>
     <w:multiLevelType w:val="hybridMultilevel"/>
     <w:tmpl w:val="935CC440"/>
@@ -36829,7 +43951,7 @@
       </w:pPr>
     </w:lvl>
   </w:abstractNum>
-  <w:abstractNum w:abstractNumId="8" w15:restartNumberingAfterBreak="0">
+  <w:abstractNum w:abstractNumId="9" w15:restartNumberingAfterBreak="0">
     <w:nsid w:val="55DB7017"/>
     <w:multiLevelType w:val="hybridMultilevel"/>
     <w:tmpl w:val="0A689F82"/>
@@ -36918,7 +44040,7 @@
       </w:pPr>
     </w:lvl>
   </w:abstractNum>
-  <w:abstractNum w:abstractNumId="9" w15:restartNumberingAfterBreak="0">
+  <w:abstractNum w:abstractNumId="10" w15:restartNumberingAfterBreak="0">
     <w:nsid w:val="5A5E13EE"/>
     <w:multiLevelType w:val="hybridMultilevel"/>
     <w:tmpl w:val="D8F6023A"/>
@@ -37007,7 +44129,7 @@
       </w:pPr>
     </w:lvl>
   </w:abstractNum>
-  <w:abstractNum w:abstractNumId="10" w15:restartNumberingAfterBreak="0">
+  <w:abstractNum w:abstractNumId="11" w15:restartNumberingAfterBreak="0">
     <w:nsid w:val="6BD76272"/>
     <w:multiLevelType w:val="hybridMultilevel"/>
     <w:tmpl w:val="8250C690"/>
@@ -37093,7 +44215,7 @@
       </w:pPr>
     </w:lvl>
   </w:abstractNum>
-  <w:abstractNum w:abstractNumId="11" w15:restartNumberingAfterBreak="0">
+  <w:abstractNum w:abstractNumId="12" w15:restartNumberingAfterBreak="0">
     <w:nsid w:val="6C375552"/>
     <w:multiLevelType w:val="hybridMultilevel"/>
     <w:tmpl w:val="01B6E024"/>
@@ -37182,7 +44304,7 @@
       </w:pPr>
     </w:lvl>
   </w:abstractNum>
-  <w:abstractNum w:abstractNumId="12" w15:restartNumberingAfterBreak="0">
+  <w:abstractNum w:abstractNumId="13" w15:restartNumberingAfterBreak="0">
     <w:nsid w:val="6D385C2B"/>
     <w:multiLevelType w:val="hybridMultilevel"/>
     <w:tmpl w:val="85FE0AD6"/>
@@ -37271,7 +44393,7 @@
       </w:pPr>
     </w:lvl>
   </w:abstractNum>
-  <w:abstractNum w:abstractNumId="13" w15:restartNumberingAfterBreak="0">
+  <w:abstractNum w:abstractNumId="14" w15:restartNumberingAfterBreak="0">
     <w:nsid w:val="6FBF3E2E"/>
     <w:multiLevelType w:val="multilevel"/>
     <w:tmpl w:val="3B8AAE6C"/>
@@ -37384,7 +44506,7 @@
       </w:pPr>
     </w:lvl>
   </w:abstractNum>
-  <w:abstractNum w:abstractNumId="14" w15:restartNumberingAfterBreak="0">
+  <w:abstractNum w:abstractNumId="15" w15:restartNumberingAfterBreak="0">
     <w:nsid w:val="714828AA"/>
     <w:multiLevelType w:val="hybridMultilevel"/>
     <w:tmpl w:val="86A4D03C"/>
@@ -37473,7 +44595,7 @@
       </w:pPr>
     </w:lvl>
   </w:abstractNum>
-  <w:abstractNum w:abstractNumId="15" w15:restartNumberingAfterBreak="0">
+  <w:abstractNum w:abstractNumId="16" w15:restartNumberingAfterBreak="0">
     <w:nsid w:val="7B037A53"/>
     <w:multiLevelType w:val="hybridMultilevel"/>
     <w:tmpl w:val="4580A6CA"/>
@@ -37560,28 +44682,28 @@
     </w:lvl>
   </w:abstractNum>
   <w:num w:numId="1" w16cid:durableId="290795250">
+    <w:abstractNumId w:val="7"/>
+  </w:num>
+  <w:num w:numId="2" w16cid:durableId="570773892">
+    <w:abstractNumId w:val="12"/>
+  </w:num>
+  <w:num w:numId="3" w16cid:durableId="1914775211">
     <w:abstractNumId w:val="6"/>
   </w:num>
-  <w:num w:numId="2" w16cid:durableId="570773892">
+  <w:num w:numId="4" w16cid:durableId="2007241016">
+    <w:abstractNumId w:val="14"/>
+  </w:num>
+  <w:num w:numId="5" w16cid:durableId="2071489433">
+    <w:abstractNumId w:val="10"/>
+  </w:num>
+  <w:num w:numId="6" w16cid:durableId="49231206">
+    <w:abstractNumId w:val="4"/>
+  </w:num>
+  <w:num w:numId="7" w16cid:durableId="1026296684">
     <w:abstractNumId w:val="11"/>
   </w:num>
-  <w:num w:numId="3" w16cid:durableId="1914775211">
-    <w:abstractNumId w:val="5"/>
-  </w:num>
-  <w:num w:numId="4" w16cid:durableId="2007241016">
-    <w:abstractNumId w:val="13"/>
-  </w:num>
-  <w:num w:numId="5" w16cid:durableId="2071489433">
-    <w:abstractNumId w:val="9"/>
-  </w:num>
-  <w:num w:numId="6" w16cid:durableId="49231206">
-    <w:abstractNumId w:val="3"/>
-  </w:num>
-  <w:num w:numId="7" w16cid:durableId="1026296684">
-    <w:abstractNumId w:val="10"/>
-  </w:num>
   <w:num w:numId="8" w16cid:durableId="52047897">
-    <w:abstractNumId w:val="15"/>
+    <w:abstractNumId w:val="16"/>
   </w:num>
   <w:num w:numId="9" w16cid:durableId="624115011">
     <w:abstractNumId w:val="2"/>
@@ -37596,7 +44718,7 @@
     <w:abstractNumId w:val="1"/>
   </w:num>
   <w:num w:numId="13" w16cid:durableId="901017902">
-    <w:abstractNumId w:val="12"/>
+    <w:abstractNumId w:val="13"/>
   </w:num>
   <w:num w:numId="14" w16cid:durableId="534120895">
     <w:abstractNumId w:val="2"/>
@@ -37617,19 +44739,22 @@
     </w:lvlOverride>
   </w:num>
   <w:num w:numId="16" w16cid:durableId="593709827">
-    <w:abstractNumId w:val="14"/>
+    <w:abstractNumId w:val="15"/>
   </w:num>
   <w:num w:numId="17" w16cid:durableId="801263626">
-    <w:abstractNumId w:val="7"/>
+    <w:abstractNumId w:val="8"/>
   </w:num>
   <w:num w:numId="18" w16cid:durableId="561063453">
-    <w:abstractNumId w:val="8"/>
+    <w:abstractNumId w:val="9"/>
   </w:num>
   <w:num w:numId="19" w16cid:durableId="159277223">
-    <w:abstractNumId w:val="4"/>
+    <w:abstractNumId w:val="5"/>
   </w:num>
   <w:num w:numId="20" w16cid:durableId="1755660078">
     <w:abstractNumId w:val="0"/>
+  </w:num>
+  <w:num w:numId="21" w16cid:durableId="1740640447">
+    <w:abstractNumId w:val="3"/>
   </w:num>
 </w:numbering>
 </file>
@@ -38243,7 +45368,6 @@
   <w:style w:type="character" w:default="1" w:styleId="DefaultParagraphFont">
     <w:name w:val="Default Paragraph Font"/>
     <w:uiPriority w:val="1"/>
-    <w:semiHidden/>
     <w:unhideWhenUsed/>
   </w:style>
   <w:style w:type="table" w:default="1" w:styleId="TableNormal">
@@ -38759,11 +45883,12 @@
     <w:basedOn w:val="ListParagraph"/>
     <w:link w:val="subheadingChar"/>
     <w:qFormat/>
-    <w:rsid w:val="00FB3448"/>
+    <w:rsid w:val="006B3F2B"/>
     <w:pPr>
       <w:numPr>
         <w:numId w:val="9"/>
       </w:numPr>
+      <w:ind w:left="357" w:hanging="357"/>
     </w:pPr>
     <w:rPr>
       <w:rFonts w:ascii="Times New Roman" w:hAnsi="Times New Roman" w:cs="Times New Roman"/>
@@ -38785,7 +45910,7 @@
     <w:name w:val="sub heading Char"/>
     <w:basedOn w:val="ListParagraphChar"/>
     <w:link w:val="subheading"/>
-    <w:rsid w:val="00FB3448"/>
+    <w:rsid w:val="006B3F2B"/>
     <w:rPr>
       <w:rFonts w:ascii="Times New Roman" w:hAnsi="Times New Roman" w:cs="Times New Roman"/>
       <w:b/>
@@ -38859,6 +45984,33 @@
     <w:basedOn w:val="SectionheadingChar"/>
     <w:link w:val="Resultsheading"/>
     <w:rsid w:val="00FB3448"/>
+    <w:rPr>
+      <w:rFonts w:ascii="Times New Roman" w:hAnsi="Times New Roman" w:cs="Times New Roman"/>
+      <w:b/>
+      <w:bCs/>
+      <w:sz w:val="24"/>
+      <w:szCs w:val="20"/>
+      <w:lang w:val="en-GB"/>
+    </w:rPr>
+  </w:style>
+  <w:style w:type="paragraph" w:customStyle="1" w:styleId="introduction">
+    <w:name w:val="introduction"/>
+    <w:basedOn w:val="Resultsheading"/>
+    <w:link w:val="introductionChar"/>
+    <w:qFormat/>
+    <w:rsid w:val="006B3F2B"/>
+    <w:pPr>
+      <w:numPr>
+        <w:numId w:val="21"/>
+      </w:numPr>
+      <w:ind w:left="357" w:hanging="357"/>
+    </w:pPr>
+  </w:style>
+  <w:style w:type="character" w:customStyle="1" w:styleId="introductionChar">
+    <w:name w:val="introduction Char"/>
+    <w:basedOn w:val="ResultsheadingChar"/>
+    <w:link w:val="introduction"/>
+    <w:rsid w:val="006B3F2B"/>
     <w:rPr>
       <w:rFonts w:ascii="Times New Roman" w:hAnsi="Times New Roman" w:cs="Times New Roman"/>
       <w:b/>

--- a/Thesis_SiebeEveraerts_draft3.docx
+++ b/Thesis_SiebeEveraerts_draft3.docx
@@ -4,216 +4,393 @@
   <w:body>
     <w:p>
       <w:pPr>
-        <w:rPr>
-          <w:rFonts w:ascii="Times New Roman" w:hAnsi="Times New Roman" w:cs="Times New Roman"/>
-          <w:b/>
-          <w:bCs/>
-          <w:sz w:val="24"/>
-          <w:szCs w:val="24"/>
-          <w:lang w:val="en-US"/>
+        <w:jc w:val="center"/>
+        <w:rPr>
+          <w:rFonts w:ascii="Times New Roman" w:hAnsi="Times New Roman" w:cs="Times New Roman"/>
+          <w:sz w:val="44"/>
+          <w:szCs w:val="44"/>
         </w:rPr>
       </w:pPr>
       <w:r>
         <w:rPr>
           <w:rFonts w:ascii="Times New Roman" w:hAnsi="Times New Roman" w:cs="Times New Roman"/>
-          <w:b/>
-          <w:bCs/>
-          <w:sz w:val="24"/>
-          <w:szCs w:val="24"/>
-          <w:lang w:val="en-US"/>
-        </w:rPr>
-        <w:t>MTX</w:t>
+          <w:sz w:val="44"/>
+          <w:szCs w:val="44"/>
+        </w:rPr>
+        <w:t>KU LEUVEN</w:t>
       </w:r>
     </w:p>
     <w:p>
       <w:pPr>
-        <w:rPr>
-          <w:rFonts w:ascii="Times New Roman" w:hAnsi="Times New Roman" w:cs="Times New Roman"/>
-          <w:sz w:val="24"/>
-          <w:szCs w:val="24"/>
-          <w:lang w:val="en-US"/>
+        <w:jc w:val="center"/>
+        <w:rPr>
+          <w:rFonts w:ascii="Times New Roman" w:hAnsi="Times New Roman" w:cs="Times New Roman"/>
+          <w:sz w:val="32"/>
+          <w:szCs w:val="32"/>
         </w:rPr>
       </w:pPr>
-      <w:r>
-        <w:rPr>
-          <w:rFonts w:ascii="Times New Roman" w:hAnsi="Times New Roman" w:cs="Times New Roman"/>
-          <w:sz w:val="24"/>
-          <w:szCs w:val="24"/>
-          <w:lang w:val="en-US"/>
-        </w:rPr>
-        <w:t>In </w:t>
-      </w:r>
-      <w:hyperlink r:id="rId5" w:history="1">
-        <w:r>
-          <w:rPr>
-            <w:rStyle w:val="Hyperlink"/>
-            <w:rFonts w:ascii="Times New Roman" w:hAnsi="Times New Roman" w:cs="Times New Roman"/>
-            <w:sz w:val="24"/>
-            <w:szCs w:val="24"/>
-            <w:lang w:val="en-US"/>
-          </w:rPr>
-          <w:t>primary central nervous system lymphoma</w:t>
-        </w:r>
-      </w:hyperlink>
-      <w:r>
-        <w:rPr>
-          <w:rFonts w:ascii="Times New Roman" w:hAnsi="Times New Roman" w:cs="Times New Roman"/>
-          <w:sz w:val="24"/>
-          <w:szCs w:val="24"/>
-          <w:lang w:val="en-US"/>
-        </w:rPr>
-        <w:t> (PNCL), MRI scans of patients undergoing chemotherapy treatment with </w:t>
-      </w:r>
-      <w:hyperlink r:id="rId6" w:history="1">
-        <w:r>
-          <w:rPr>
-            <w:rStyle w:val="Hyperlink"/>
-            <w:rFonts w:ascii="Times New Roman" w:hAnsi="Times New Roman" w:cs="Times New Roman"/>
-            <w:sz w:val="24"/>
-            <w:szCs w:val="24"/>
-            <w:lang w:val="en-US"/>
-          </w:rPr>
-          <w:t>methotrexate</w:t>
-        </w:r>
-      </w:hyperlink>
-      <w:r>
-        <w:rPr>
-          <w:rFonts w:ascii="Times New Roman" w:hAnsi="Times New Roman" w:cs="Times New Roman"/>
-          <w:sz w:val="24"/>
-          <w:szCs w:val="24"/>
-          <w:lang w:val="en-US"/>
-        </w:rPr>
-        <w:t> (MTX) showed </w:t>
-      </w:r>
-      <w:hyperlink r:id="rId7" w:history="1">
-        <w:r>
-          <w:rPr>
-            <w:rStyle w:val="Hyperlink"/>
-            <w:rFonts w:ascii="Times New Roman" w:hAnsi="Times New Roman" w:cs="Times New Roman"/>
-            <w:sz w:val="24"/>
-            <w:szCs w:val="24"/>
-            <w:lang w:val="en-US"/>
-          </w:rPr>
-          <w:t>demyelination</w:t>
-        </w:r>
-      </w:hyperlink>
-      <w:r>
-        <w:rPr>
-          <w:rFonts w:ascii="Times New Roman" w:hAnsi="Times New Roman" w:cs="Times New Roman"/>
-          <w:sz w:val="24"/>
-          <w:szCs w:val="24"/>
-          <w:lang w:val="en-US"/>
-        </w:rPr>
-        <w:t> throughout white matter tracts in the brain post treatment </w:t>
-      </w:r>
-      <w:bookmarkStart w:id="0" w:name="bb0090"/>
-      <w:r>
-        <w:rPr>
-          <w:rFonts w:ascii="Times New Roman" w:hAnsi="Times New Roman" w:cs="Times New Roman"/>
-          <w:sz w:val="24"/>
-          <w:szCs w:val="24"/>
-        </w:rPr>
-        <w:fldChar w:fldCharType="begin"/>
-      </w:r>
-      <w:r>
-        <w:rPr>
-          <w:rFonts w:ascii="Times New Roman" w:hAnsi="Times New Roman" w:cs="Times New Roman"/>
-          <w:sz w:val="24"/>
-          <w:szCs w:val="24"/>
-          <w:lang w:val="en-US"/>
-        </w:rPr>
-        <w:instrText>HYPERLINK "https://www.sciencedirect.com/science/article/pii/S030573721730155X" \l "b0090"</w:instrText>
-      </w:r>
-      <w:r>
-        <w:rPr>
-          <w:rFonts w:ascii="Times New Roman" w:hAnsi="Times New Roman" w:cs="Times New Roman"/>
-          <w:sz w:val="24"/>
-          <w:szCs w:val="24"/>
-        </w:rPr>
-      </w:r>
-      <w:r>
-        <w:rPr>
-          <w:rFonts w:ascii="Times New Roman" w:hAnsi="Times New Roman" w:cs="Times New Roman"/>
-          <w:sz w:val="24"/>
-          <w:szCs w:val="24"/>
-        </w:rPr>
-        <w:fldChar w:fldCharType="separate"/>
-      </w:r>
-      <w:r>
-        <w:rPr>
-          <w:rStyle w:val="Hyperlink"/>
-          <w:rFonts w:ascii="Times New Roman" w:hAnsi="Times New Roman" w:cs="Times New Roman"/>
-          <w:sz w:val="24"/>
-          <w:szCs w:val="24"/>
-          <w:lang w:val="en-US"/>
-        </w:rPr>
-        <w:t>[18]</w:t>
-      </w:r>
-      <w:r>
-        <w:rPr>
-          <w:rFonts w:ascii="Times New Roman" w:hAnsi="Times New Roman" w:cs="Times New Roman"/>
-          <w:sz w:val="24"/>
-          <w:szCs w:val="24"/>
-          <w:lang w:val="en-GB"/>
-        </w:rPr>
-        <w:fldChar w:fldCharType="end"/>
-      </w:r>
-      <w:bookmarkEnd w:id="0"/>
-      <w:r>
-        <w:rPr>
-          <w:rFonts w:ascii="Times New Roman" w:hAnsi="Times New Roman" w:cs="Times New Roman"/>
-          <w:sz w:val="24"/>
-          <w:szCs w:val="24"/>
-          <w:lang w:val="en-US"/>
-        </w:rPr>
-        <w:t>.</w:t>
-      </w:r>
     </w:p>
     <w:p>
       <w:pPr>
-        <w:rPr>
-          <w:rFonts w:ascii="Times New Roman" w:hAnsi="Times New Roman" w:cs="Times New Roman"/>
-          <w:sz w:val="24"/>
-          <w:szCs w:val="24"/>
-          <w:lang w:val="en-US"/>
+        <w:jc w:val="center"/>
+        <w:rPr>
+          <w:rFonts w:ascii="Times New Roman" w:hAnsi="Times New Roman" w:cs="Times New Roman"/>
+          <w:sz w:val="36"/>
+          <w:szCs w:val="36"/>
         </w:rPr>
       </w:pPr>
       <w:r>
         <w:rPr>
           <w:rFonts w:ascii="Times New Roman" w:hAnsi="Times New Roman" w:cs="Times New Roman"/>
-          <w:sz w:val="24"/>
-          <w:szCs w:val="24"/>
-          <w:lang w:val="en-US"/>
-        </w:rPr>
-        <w:tab/>
-      </w:r>
-      <w:r>
-        <w:rPr>
-          <w:rFonts w:ascii="Times New Roman" w:hAnsi="Times New Roman" w:cs="Times New Roman"/>
-          <w:sz w:val="24"/>
-          <w:szCs w:val="24"/>
-          <w:lang w:val="en-US"/>
-        </w:rPr>
-        <w:t>“</w:t>
-      </w:r>
-      <w:r>
-        <w:rPr>
-          <w:rFonts w:ascii="Times New Roman" w:hAnsi="Times New Roman" w:cs="Times New Roman"/>
-          <w:sz w:val="24"/>
-          <w:szCs w:val="24"/>
-          <w:lang w:val="en-US"/>
-        </w:rPr>
-        <w:t>MTX-induced white matter changes are associated with polymorphisms of methionine metabolism</w:t>
-      </w:r>
-      <w:r>
-        <w:rPr>
-          <w:rFonts w:ascii="Times New Roman" w:hAnsi="Times New Roman" w:cs="Times New Roman"/>
-          <w:sz w:val="24"/>
-          <w:szCs w:val="24"/>
-          <w:lang w:val="en-US"/>
-        </w:rPr>
-        <w:t>”</w:t>
-      </w:r>
+          <w:sz w:val="36"/>
+          <w:szCs w:val="36"/>
+        </w:rPr>
+        <w:t>FACULTEIT PSYCHOLOGIE EN</w:t>
+      </w:r>
+    </w:p>
+    <w:p>
+      <w:pPr>
+        <w:jc w:val="center"/>
+        <w:rPr>
+          <w:rFonts w:ascii="Times New Roman" w:hAnsi="Times New Roman" w:cs="Times New Roman"/>
+          <w:sz w:val="36"/>
+          <w:szCs w:val="36"/>
+        </w:rPr>
+      </w:pPr>
+      <w:r>
+        <w:rPr>
+          <w:rFonts w:ascii="Times New Roman" w:hAnsi="Times New Roman" w:cs="Times New Roman"/>
+          <w:sz w:val="36"/>
+          <w:szCs w:val="36"/>
+        </w:rPr>
+        <w:t xml:space="preserve"> PEDAGOGISCHE WETENSCHAPPEN</w:t>
+      </w:r>
+    </w:p>
+    <w:p>
+      <w:pPr>
+        <w:jc w:val="center"/>
+        <w:rPr>
+          <w:rFonts w:ascii="Times New Roman" w:hAnsi="Times New Roman" w:cs="Times New Roman"/>
+          <w:sz w:val="36"/>
+          <w:szCs w:val="36"/>
+        </w:rPr>
+      </w:pPr>
+    </w:p>
+    <w:p>
+      <w:pPr>
+        <w:jc w:val="center"/>
+        <w:rPr>
+          <w:rFonts w:ascii="Times New Roman" w:hAnsi="Times New Roman" w:cs="Times New Roman"/>
+          <w:sz w:val="28"/>
+          <w:szCs w:val="28"/>
+        </w:rPr>
+      </w:pPr>
+    </w:p>
+    <w:p>
+      <w:pPr>
+        <w:jc w:val="center"/>
+        <w:rPr>
+          <w:rFonts w:ascii="Times New Roman" w:hAnsi="Times New Roman" w:cs="Times New Roman"/>
+          <w:sz w:val="28"/>
+          <w:szCs w:val="28"/>
+        </w:rPr>
+      </w:pPr>
+    </w:p>
+    <w:p>
+      <w:pPr>
+        <w:jc w:val="center"/>
+        <w:rPr>
+          <w:rFonts w:ascii="Times New Roman" w:hAnsi="Times New Roman" w:cs="Times New Roman"/>
+          <w:sz w:val="28"/>
+          <w:szCs w:val="28"/>
+        </w:rPr>
+      </w:pPr>
+    </w:p>
+    <w:p>
+      <w:pPr>
+        <w:jc w:val="center"/>
+        <w:rPr>
+          <w:rFonts w:ascii="Times New Roman" w:hAnsi="Times New Roman" w:cs="Times New Roman"/>
+          <w:sz w:val="28"/>
+          <w:szCs w:val="28"/>
+        </w:rPr>
+      </w:pPr>
+    </w:p>
+    <w:p>
+      <w:pPr>
+        <w:jc w:val="center"/>
+        <w:rPr>
+          <w:rFonts w:ascii="Times New Roman" w:hAnsi="Times New Roman" w:cs="Times New Roman"/>
+          <w:b/>
+          <w:sz w:val="32"/>
+          <w:szCs w:val="32"/>
+        </w:rPr>
+      </w:pPr>
+    </w:p>
+    <w:p>
+      <w:pPr>
+        <w:jc w:val="center"/>
+        <w:rPr>
+          <w:rFonts w:ascii="Times New Roman" w:hAnsi="Times New Roman" w:cs="Times New Roman"/>
+          <w:b/>
+          <w:sz w:val="32"/>
+          <w:szCs w:val="32"/>
+        </w:rPr>
+      </w:pPr>
+      <w:r>
+        <w:rPr>
+          <w:rFonts w:ascii="Times New Roman" w:hAnsi="Times New Roman" w:cs="Times New Roman"/>
+          <w:b/>
+          <w:sz w:val="32"/>
+          <w:szCs w:val="32"/>
+        </w:rPr>
+        <w:t>TITEL VAN DE MASTERPROEF</w:t>
+      </w:r>
+    </w:p>
+    <w:p>
+      <w:pPr>
+        <w:jc w:val="center"/>
+        <w:rPr>
+          <w:rFonts w:ascii="Times New Roman" w:hAnsi="Times New Roman" w:cs="Times New Roman"/>
+          <w:sz w:val="28"/>
+          <w:szCs w:val="28"/>
+        </w:rPr>
+      </w:pPr>
+      <w:r>
+        <w:rPr>
+          <w:rFonts w:ascii="Times New Roman" w:hAnsi="Times New Roman" w:cs="Times New Roman"/>
+          <w:sz w:val="28"/>
+          <w:szCs w:val="28"/>
+        </w:rPr>
+        <w:t>Eventuele ondertitel</w:t>
+      </w:r>
+    </w:p>
+    <w:p>
+      <w:pPr>
+        <w:jc w:val="center"/>
+        <w:rPr>
+          <w:rFonts w:ascii="Times New Roman" w:hAnsi="Times New Roman" w:cs="Times New Roman"/>
+          <w:sz w:val="28"/>
+          <w:szCs w:val="28"/>
+        </w:rPr>
+      </w:pPr>
+    </w:p>
+    <w:p>
+      <w:pPr>
+        <w:jc w:val="center"/>
+        <w:rPr>
+          <w:rFonts w:ascii="Times New Roman" w:hAnsi="Times New Roman" w:cs="Times New Roman"/>
+          <w:sz w:val="28"/>
+          <w:szCs w:val="28"/>
+        </w:rPr>
+      </w:pPr>
+    </w:p>
+    <w:p>
+      <w:pPr>
+        <w:rPr>
+          <w:rFonts w:ascii="Times New Roman" w:hAnsi="Times New Roman" w:cs="Times New Roman"/>
+          <w:sz w:val="28"/>
+          <w:szCs w:val="28"/>
+        </w:rPr>
+      </w:pPr>
+    </w:p>
+    <w:p>
+      <w:pPr>
+        <w:rPr>
+          <w:rFonts w:ascii="Times New Roman" w:hAnsi="Times New Roman" w:cs="Times New Roman"/>
+          <w:sz w:val="28"/>
+          <w:szCs w:val="28"/>
+        </w:rPr>
+      </w:pPr>
+    </w:p>
+    <w:p>
+      <w:pPr>
+        <w:spacing w:line="240" w:lineRule="auto"/>
+        <w:ind w:left="4956"/>
+        <w:jc w:val="right"/>
+        <w:rPr>
+          <w:rFonts w:ascii="Times New Roman" w:hAnsi="Times New Roman" w:cs="Times New Roman"/>
+          <w:sz w:val="24"/>
+        </w:rPr>
+      </w:pPr>
+      <w:r>
+        <w:rPr>
+          <w:rFonts w:ascii="Times New Roman" w:hAnsi="Times New Roman" w:cs="Times New Roman"/>
+          <w:sz w:val="24"/>
+        </w:rPr>
+        <w:t>Masterproef aangeboden tot het verkrijgen van de graad van Master of Science in de psychologie door</w:t>
+      </w:r>
+    </w:p>
+    <w:p>
+      <w:pPr>
+        <w:spacing w:line="240" w:lineRule="auto"/>
+        <w:ind w:left="4678"/>
+        <w:jc w:val="right"/>
+        <w:rPr>
+          <w:rFonts w:ascii="Times New Roman" w:hAnsi="Times New Roman" w:cs="Times New Roman"/>
+          <w:b/>
+          <w:sz w:val="24"/>
+          <w:lang w:val="en-US"/>
+        </w:rPr>
+      </w:pPr>
+      <w:r>
+        <w:rPr>
+          <w:rFonts w:ascii="Times New Roman" w:hAnsi="Times New Roman" w:cs="Times New Roman"/>
+          <w:b/>
+          <w:sz w:val="24"/>
+          <w:lang w:val="en-US"/>
+        </w:rPr>
+        <w:t>Siebe Everaerts</w:t>
+      </w:r>
+    </w:p>
+    <w:p>
+      <w:pPr>
+        <w:spacing w:line="240" w:lineRule="auto"/>
+        <w:ind w:left="4956"/>
+        <w:jc w:val="right"/>
+        <w:rPr>
+          <w:rFonts w:ascii="Times New Roman" w:hAnsi="Times New Roman" w:cs="Times New Roman"/>
+          <w:b/>
+          <w:sz w:val="24"/>
+          <w:lang w:val="en-US"/>
+        </w:rPr>
+      </w:pPr>
+    </w:p>
+    <w:p>
+      <w:pPr>
+        <w:spacing w:line="240" w:lineRule="auto"/>
+        <w:ind w:left="2070" w:firstLine="54"/>
+        <w:jc w:val="right"/>
+        <w:rPr>
+          <w:rFonts w:ascii="Times New Roman" w:hAnsi="Times New Roman" w:cs="Times New Roman"/>
+          <w:sz w:val="24"/>
+          <w:lang w:val="en-US"/>
+        </w:rPr>
+      </w:pPr>
+      <w:r>
+        <w:rPr>
+          <w:rFonts w:ascii="Times New Roman" w:hAnsi="Times New Roman" w:cs="Times New Roman"/>
+          <w:sz w:val="24"/>
+          <w:lang w:val="en-US"/>
+        </w:rPr>
+        <w:t>promotor: Prof. Dr. Zsuzsanna Callaerts-Végh</w:t>
+      </w:r>
+    </w:p>
+    <w:p>
+      <w:pPr>
+        <w:spacing w:line="240" w:lineRule="auto"/>
+        <w:ind w:left="4242" w:firstLine="11"/>
+        <w:jc w:val="right"/>
+        <w:rPr>
+          <w:rFonts w:ascii="Times New Roman" w:hAnsi="Times New Roman" w:cs="Times New Roman"/>
+          <w:sz w:val="18"/>
+        </w:rPr>
+      </w:pPr>
+      <w:r>
+        <w:rPr>
+          <w:rFonts w:ascii="Times New Roman" w:hAnsi="Times New Roman" w:cs="Times New Roman"/>
+          <w:sz w:val="24"/>
+        </w:rPr>
+        <w:t xml:space="preserve">copromotor: </w:t>
+      </w:r>
+      <w:commentRangeStart w:id="0"/>
+      <w:r>
+        <w:rPr>
+          <w:rFonts w:ascii="Times New Roman" w:hAnsi="Times New Roman" w:cs="Times New Roman"/>
+          <w:sz w:val="24"/>
+        </w:rPr>
+        <w:t>(indien van toepassing)</w:t>
+      </w:r>
+      <w:commentRangeEnd w:id="0"/>
+      <w:r>
+        <w:rPr>
+          <w:rStyle w:val="CommentReference"/>
+          <w:rFonts w:ascii="Times New Roman" w:hAnsi="Times New Roman" w:cs="Times New Roman"/>
+          <w:sz w:val="18"/>
+          <w:szCs w:val="22"/>
+        </w:rPr>
+        <w:commentReference w:id="0"/>
+      </w:r>
+    </w:p>
+    <w:p>
+      <w:pPr>
+        <w:spacing w:line="240" w:lineRule="auto"/>
+        <w:ind w:left="4242" w:firstLine="708"/>
+        <w:jc w:val="right"/>
+        <w:rPr>
+          <w:rFonts w:ascii="Times New Roman" w:hAnsi="Times New Roman" w:cs="Times New Roman"/>
+          <w:sz w:val="14"/>
+        </w:rPr>
+      </w:pPr>
+      <w:r>
+        <w:rPr>
+          <w:rFonts w:ascii="Times New Roman" w:hAnsi="Times New Roman" w:cs="Times New Roman"/>
+          <w:sz w:val="24"/>
+        </w:rPr>
+        <w:t>m.m.v.:</w:t>
+      </w:r>
+      <w:r>
+        <w:rPr>
+          <w:rFonts w:ascii="Times New Roman" w:hAnsi="Times New Roman" w:cs="Times New Roman"/>
+          <w:sz w:val="14"/>
+        </w:rPr>
+        <w:t xml:space="preserve"> </w:t>
+      </w:r>
+      <w:r>
+        <w:rPr>
+          <w:rFonts w:ascii="Times New Roman" w:hAnsi="Times New Roman" w:cs="Times New Roman"/>
+          <w:sz w:val="24"/>
+        </w:rPr>
+        <w:t>Congcong Gao</w:t>
+      </w:r>
+    </w:p>
+    <w:p>
+      <w:pPr>
+        <w:spacing w:line="240" w:lineRule="auto"/>
+        <w:ind w:left="5670"/>
+        <w:rPr>
+          <w:rFonts w:ascii="Times New Roman" w:hAnsi="Times New Roman" w:cs="Times New Roman"/>
+          <w:sz w:val="24"/>
+        </w:rPr>
+      </w:pPr>
+    </w:p>
+    <w:p>
+      <w:pPr>
+        <w:spacing w:line="240" w:lineRule="auto"/>
+        <w:rPr>
+          <w:rFonts w:ascii="Times New Roman" w:hAnsi="Times New Roman" w:cs="Times New Roman"/>
+          <w:sz w:val="24"/>
+        </w:rPr>
+      </w:pPr>
+    </w:p>
+    <w:p>
+      <w:pPr>
+        <w:spacing w:line="240" w:lineRule="auto"/>
+        <w:jc w:val="center"/>
+        <w:rPr>
+          <w:rFonts w:ascii="Times New Roman" w:hAnsi="Times New Roman" w:cs="Times New Roman"/>
+          <w:sz w:val="24"/>
+        </w:rPr>
+      </w:pPr>
+      <w:r>
+        <w:rPr>
+          <w:rFonts w:ascii="Times New Roman" w:hAnsi="Times New Roman" w:cs="Times New Roman"/>
+          <w:sz w:val="24"/>
+        </w:rPr>
+        <w:t>2025-2026</w:t>
+      </w:r>
+    </w:p>
+    <w:p>
+      <w:pPr>
+        <w:rPr>
+          <w:rFonts w:ascii="Times New Roman" w:hAnsi="Times New Roman" w:cs="Times New Roman"/>
+          <w:b/>
+          <w:bCs/>
+          <w:sz w:val="24"/>
+          <w:szCs w:val="24"/>
+          <w:lang w:val="en-US"/>
+        </w:rPr>
+      </w:pPr>
     </w:p>
     <w:p>
       <w:pPr>
@@ -649,16 +826,7 @@
           <w:lang w:val="en-US"/>
         </w:rPr>
         <w:noBreakHyphen/>
-        <w:t>dose cytarabine</w:t>
-      </w:r>
-      <w:r>
-        <w:rPr>
-          <w:b w:val="0"/>
-          <w:bCs w:val="0"/>
-          <w:szCs w:val="24"/>
-          <w:lang w:val="en-US"/>
-        </w:rPr>
-        <w:t xml:space="preserve"> </w:t>
+        <w:t xml:space="preserve">dose cytarabine </w:t>
       </w:r>
       <w:r>
         <w:rPr>
@@ -720,7 +888,61 @@
           <w:szCs w:val="24"/>
           <w:lang w:val="en-US"/>
         </w:rPr>
-        <w:t xml:space="preserve"> The hyper-CVAD cycle consists of cyclophosphamide (CYC), vincristine (VIN), Doxorubicin (DOX), dexamethasone (DEX).</w:t>
+        <w:t xml:space="preserve"> The hyper-CVAD cycle consists of </w:t>
+      </w:r>
+      <w:r>
+        <w:rPr>
+          <w:b w:val="0"/>
+          <w:bCs w:val="0"/>
+          <w:szCs w:val="24"/>
+          <w:lang w:val="en-US"/>
+        </w:rPr>
+        <w:t>c</w:t>
+      </w:r>
+      <w:r>
+        <w:rPr>
+          <w:b w:val="0"/>
+          <w:bCs w:val="0"/>
+          <w:szCs w:val="24"/>
+          <w:lang w:val="en-US"/>
+        </w:rPr>
+        <w:t xml:space="preserve">yclophosphamide (CYC), vincristine (VIN), </w:t>
+      </w:r>
+      <w:r>
+        <w:rPr>
+          <w:b w:val="0"/>
+          <w:bCs w:val="0"/>
+          <w:szCs w:val="24"/>
+          <w:lang w:val="en-US"/>
+        </w:rPr>
+        <w:t>d</w:t>
+      </w:r>
+      <w:r>
+        <w:rPr>
+          <w:b w:val="0"/>
+          <w:bCs w:val="0"/>
+          <w:szCs w:val="24"/>
+          <w:lang w:val="en-US"/>
+        </w:rPr>
+        <w:t>oxorubicin (DOX),</w:t>
+      </w:r>
+      <w:r>
+        <w:rPr>
+          <w:b w:val="0"/>
+          <w:bCs w:val="0"/>
+          <w:szCs w:val="24"/>
+          <w:lang w:val="en-US"/>
+        </w:rPr>
+        <w:t xml:space="preserve"> and</w:t>
+      </w:r>
+      <w:r>
+        <w:rPr>
+          <w:b w:val="0"/>
+          <w:bCs w:val="0"/>
+          <w:szCs w:val="24"/>
+          <w:lang w:val="en-US"/>
+        </w:rPr>
+        <w:t xml:space="preserve"> dexamethasone (DEX).</w:t>
       </w:r>
       <w:r>
         <w:rPr>
@@ -748,7 +970,25 @@
           <w:lang w:val="en-US"/>
         </w:rPr>
         <w:noBreakHyphen/>
-        <w:t>cell malignancies such as Burkitt lymphoma, making CYC a key cytotoxic backbone in intensive ALL</w:t>
+        <w:t xml:space="preserve">cell malignancies such as Burkitt lymphoma, making </w:t>
+      </w:r>
+      <w:r>
+        <w:rPr>
+          <w:b w:val="0"/>
+          <w:bCs w:val="0"/>
+          <w:szCs w:val="24"/>
+          <w:lang w:val="en-US"/>
+        </w:rPr>
+        <w:t>it</w:t>
+      </w:r>
+      <w:r>
+        <w:rPr>
+          <w:b w:val="0"/>
+          <w:bCs w:val="0"/>
+          <w:szCs w:val="24"/>
+          <w:lang w:val="en-US"/>
+        </w:rPr>
+        <w:t xml:space="preserve"> a key cytotoxic backbone in intensive ALL</w:t>
       </w:r>
       <w:r>
         <w:rPr>
@@ -1292,7 +1532,16 @@
         <w:pStyle w:val="introduction"/>
       </w:pPr>
       <w:r>
-        <w:t>Chemobrain: Definition and Mechanisms</w:t>
+        <w:t>Chemobrain: Definition</w:t>
+      </w:r>
+      <w:r>
+        <w:t xml:space="preserve">, </w:t>
+      </w:r>
+      <w:r>
+        <w:t>Mechanisms</w:t>
+      </w:r>
+      <w:r>
+        <w:t>, and Potential Interventions</w:t>
       </w:r>
     </w:p>
     <w:p>
@@ -1676,6 +1925,34 @@
         <w:noBreakHyphen/>
         <w:t>related neurocognitive deficits.</w:t>
       </w:r>
+      <w:r>
+        <w:rPr>
+          <w:b w:val="0"/>
+          <w:bCs w:val="0"/>
+          <w:szCs w:val="24"/>
+          <w:lang w:val="en-US"/>
+        </w:rPr>
+        <w:t xml:space="preserve"> </w:t>
+      </w:r>
+      <w:r>
+        <w:rPr>
+          <w:b w:val="0"/>
+          <w:bCs w:val="0"/>
+          <w:szCs w:val="24"/>
+          <w:lang w:val="en-US"/>
+        </w:rPr>
+        <w:t>Overall, the evidence indicates that chemotherapy</w:t>
+      </w:r>
+      <w:r>
+        <w:rPr>
+          <w:b w:val="0"/>
+          <w:bCs w:val="0"/>
+          <w:szCs w:val="24"/>
+          <w:lang w:val="en-US"/>
+        </w:rPr>
+        <w:noBreakHyphen/>
+        <w:t>related cognitive impairments extend well beyond isolated test performance, affecting school participation, social relationships, and routine daily activities.</w:t>
+      </w:r>
     </w:p>
     <w:p>
       <w:pPr>
@@ -1718,16 +1995,25 @@
           <w:szCs w:val="24"/>
           <w:lang w:val="en-US"/>
         </w:rPr>
-        <w:t xml:space="preserve"> suggests that neurotoxic chemotherapeutic agents cross the blood–brain barrier (BBB), triggering excessive generation of reactive oxygen species that induce DNA damage and mitochondrial dysfunction. These processes can ultimately impair synaptic plasticity and reduce neurogenesis</w:t>
-      </w:r>
-      <w:r>
-        <w:rPr>
-          <w:b w:val="0"/>
-          <w:bCs w:val="0"/>
-          <w:szCs w:val="24"/>
-          <w:lang w:val="en-US"/>
-        </w:rPr>
-        <w:t xml:space="preserve"> </w:t>
+        <w:t xml:space="preserve"> suggests that neurotoxic chemotherapeutic agents cross the blood–brain barrier (BBB), triggering excessive generation of reactive oxygen species </w:t>
+      </w:r>
+      <w:r>
+        <w:rPr>
+          <w:b w:val="0"/>
+          <w:bCs w:val="0"/>
+          <w:szCs w:val="24"/>
+          <w:lang w:val="en-US"/>
+        </w:rPr>
+        <w:t xml:space="preserve">(ROS) </w:t>
+      </w:r>
+      <w:r>
+        <w:rPr>
+          <w:b w:val="0"/>
+          <w:bCs w:val="0"/>
+          <w:szCs w:val="24"/>
+          <w:lang w:val="en-US"/>
+        </w:rPr>
+        <w:t xml:space="preserve">that induce DNA damage and mitochondrial dysfunction. These processes can ultimately impair synaptic plasticity and reduce neurogenesis </w:t>
       </w:r>
       <w:r>
         <w:rPr>
@@ -2033,7 +2319,17 @@
           <w:lang w:val="en-US"/>
         </w:rPr>
         <w:noBreakHyphen/>
-        <w:t>related comorbidities such as elevated inflammatory biomarkers and increased cardiovascular risk</w:t>
+        <w:t xml:space="preserve">related comorbidities such as elevated inflammatory </w:t>
+      </w:r>
+      <w:r>
+        <w:rPr>
+          <w:b w:val="0"/>
+          <w:bCs w:val="0"/>
+          <w:szCs w:val="24"/>
+          <w:lang w:val="en-US"/>
+        </w:rPr>
+        <w:lastRenderedPageBreak/>
+        <w:t>biomarkers and increased cardiovascular risk</w:t>
       </w:r>
       <w:r>
         <w:rPr>
@@ -2111,17 +2407,7 @@
           <w:szCs w:val="24"/>
           <w:lang w:val="en-US"/>
         </w:rPr>
-        <w:t xml:space="preserve">When considering these possible alterations in survivors of pediatric cancer, the concern extends </w:t>
-      </w:r>
-      <w:r>
-        <w:rPr>
-          <w:b w:val="0"/>
-          <w:bCs w:val="0"/>
-          <w:szCs w:val="24"/>
-          <w:lang w:val="en-US"/>
-        </w:rPr>
-        <w:lastRenderedPageBreak/>
-        <w:t>beyond changes in brain structure to potential disruptions in typical brain development. For example, a voxel</w:t>
+        <w:t>When considering these possible alterations in survivors of pediatric cancer, the concern extends beyond changes in brain structure to potential disruptions in typical brain development. For example, a voxel</w:t>
       </w:r>
       <w:r>
         <w:rPr>
@@ -2574,7 +2860,7 @@
           <w:numId w:val="0"/>
         </w:numPr>
         <w:spacing w:line="276" w:lineRule="auto"/>
-        <w:ind w:left="360" w:hanging="360"/>
+        <w:ind w:firstLine="709"/>
         <w:rPr>
           <w:b w:val="0"/>
           <w:bCs w:val="0"/>
@@ -2582,6 +2868,155 @@
           <w:lang w:val="en-US"/>
         </w:rPr>
       </w:pPr>
+      <w:r>
+        <w:rPr>
+          <w:b w:val="0"/>
+          <w:bCs w:val="0"/>
+          <w:szCs w:val="24"/>
+          <w:lang w:val="en-US"/>
+        </w:rPr>
+        <w:t>Currently, a clear and effective treatment for CICI is still lacking. However, emerging evidence suggests that certain interventions may help reduce its impact. For example, a recent meta</w:t>
+      </w:r>
+      <w:r>
+        <w:rPr>
+          <w:b w:val="0"/>
+          <w:bCs w:val="0"/>
+          <w:szCs w:val="24"/>
+          <w:lang w:val="en-US"/>
+        </w:rPr>
+        <w:noBreakHyphen/>
+        <w:t xml:space="preserve">analysis found that pediatric cancer survivors who engaged in physical activity and exercise performed better on cognitive tests </w:t>
+      </w:r>
+      <w:r>
+        <w:rPr>
+          <w:b w:val="0"/>
+          <w:bCs w:val="0"/>
+          <w:szCs w:val="24"/>
+          <w:lang w:val="en-US"/>
+        </w:rPr>
+        <w:t xml:space="preserve">than those who did not </w:t>
+      </w:r>
+      <w:r>
+        <w:rPr>
+          <w:b w:val="0"/>
+          <w:bCs w:val="0"/>
+          <w:szCs w:val="24"/>
+          <w:lang w:val="en-US"/>
+        </w:rPr>
+        <w:t>(Bernal et al., 2022). In addition, studies of cognitive remediation programs show that childhood cancer survivors who completed such training demonstrated improved attention and academic performance compared to peers who did not receive the intervention (Butler &amp; Copeland, 2002; Butler et al., 2008).</w:t>
+      </w:r>
+      <w:r>
+        <w:rPr>
+          <w:b w:val="0"/>
+          <w:bCs w:val="0"/>
+          <w:szCs w:val="24"/>
+          <w:lang w:val="en-US"/>
+        </w:rPr>
+        <w:t xml:space="preserve"> </w:t>
+      </w:r>
+      <w:r>
+        <w:rPr>
+          <w:b w:val="0"/>
+          <w:bCs w:val="0"/>
+          <w:szCs w:val="24"/>
+          <w:lang w:val="en-US"/>
+        </w:rPr>
+        <w:t>On the social level, substantial evidence shows that social</w:t>
+      </w:r>
+      <w:r>
+        <w:rPr>
+          <w:b w:val="0"/>
+          <w:bCs w:val="0"/>
+          <w:szCs w:val="24"/>
+          <w:lang w:val="en-US"/>
+        </w:rPr>
+        <w:noBreakHyphen/>
+        <w:t>skills group interventions can enhance self</w:t>
+      </w:r>
+      <w:r>
+        <w:rPr>
+          <w:b w:val="0"/>
+          <w:bCs w:val="0"/>
+          <w:szCs w:val="24"/>
+          <w:lang w:val="en-US"/>
+        </w:rPr>
+        <w:noBreakHyphen/>
+        <w:t>control, improve social competence, and increase overall quality of life (Barrera &amp; Schulte, 2009</w:t>
+      </w:r>
+      <w:r>
+        <w:rPr>
+          <w:b w:val="0"/>
+          <w:bCs w:val="0"/>
+          <w:szCs w:val="24"/>
+          <w:lang w:val="en-US"/>
+        </w:rPr>
+        <w:t xml:space="preserve">; </w:t>
+      </w:r>
+      <w:r>
+        <w:rPr>
+          <w:b w:val="0"/>
+          <w:bCs w:val="0"/>
+          <w:szCs w:val="24"/>
+          <w:lang w:val="en-US"/>
+        </w:rPr>
+        <w:t>Die-Trill et al., 1996)</w:t>
+      </w:r>
+      <w:r>
+        <w:rPr>
+          <w:b w:val="0"/>
+          <w:bCs w:val="0"/>
+          <w:szCs w:val="24"/>
+          <w:lang w:val="en-US"/>
+        </w:rPr>
+        <w:t xml:space="preserve">. </w:t>
+      </w:r>
+      <w:r>
+        <w:rPr>
+          <w:b w:val="0"/>
+          <w:bCs w:val="0"/>
+          <w:szCs w:val="24"/>
+          <w:lang w:val="en-US"/>
+        </w:rPr>
+        <w:t xml:space="preserve">Collectively, these interventions can be </w:t>
+      </w:r>
+      <w:r>
+        <w:rPr>
+          <w:b w:val="0"/>
+          <w:bCs w:val="0"/>
+          <w:szCs w:val="24"/>
+          <w:lang w:val="en-US"/>
+        </w:rPr>
+        <w:t>grouped</w:t>
+      </w:r>
+      <w:r>
+        <w:rPr>
+          <w:b w:val="0"/>
+          <w:bCs w:val="0"/>
+          <w:szCs w:val="24"/>
+          <w:lang w:val="en-US"/>
+        </w:rPr>
+        <w:t xml:space="preserve"> within the overarching concept of an enriched environment (EE), as they each offer enhanced stimulation across cognitive, physical, psychological, or social domains. Yet, despite this shared foundation, there is little to no evidence for a multimodal EE program that integrates all components into a single intervention in human populations.</w:t>
+      </w:r>
+    </w:p>
+    <w:p>
+      <w:pPr>
+        <w:pStyle w:val="introduction"/>
+      </w:pPr>
+      <w:r>
+        <w:t xml:space="preserve">Mouse </w:t>
+      </w:r>
+      <w:r>
+        <w:t>M</w:t>
+      </w:r>
+      <w:r>
+        <w:t xml:space="preserve">odels of </w:t>
+      </w:r>
+      <w:r>
+        <w:t>H</w:t>
+      </w:r>
+      <w:r>
+        <w:t>yper-CVAD and Environmental Enrichment</w:t>
+      </w:r>
     </w:p>
     <w:p>
       <w:pPr>
@@ -2591,17 +3026,842 @@
           <w:numId w:val="0"/>
         </w:numPr>
         <w:spacing w:line="276" w:lineRule="auto"/>
-        <w:ind w:left="360" w:hanging="360"/>
-        <w:rPr>
-          <w:b w:val="0"/>
-          <w:bCs w:val="0"/>
-          <w:szCs w:val="24"/>
+        <w:ind w:firstLine="709"/>
+        <w:rPr>
+          <w:b w:val="0"/>
+          <w:bCs w:val="0"/>
+          <w:szCs w:val="24"/>
+          <w:lang w:val="en-US"/>
         </w:rPr>
       </w:pPr>
       <w:r>
         <w:rPr>
-          <w:szCs w:val="24"/>
-        </w:rPr>
+          <w:b w:val="0"/>
+          <w:bCs w:val="0"/>
+          <w:szCs w:val="24"/>
+          <w:lang w:val="en-US"/>
+        </w:rPr>
+        <w:t xml:space="preserve">To address these gaps, researchers often turn to animal models, where chemotherapy and enriched environmental conditions can be systematically </w:t>
+      </w:r>
+      <w:r>
+        <w:rPr>
+          <w:b w:val="0"/>
+          <w:bCs w:val="0"/>
+          <w:szCs w:val="24"/>
+          <w:lang w:val="en-US"/>
+        </w:rPr>
+        <w:t xml:space="preserve">manipulated </w:t>
+      </w:r>
+      <w:r>
+        <w:rPr>
+          <w:b w:val="0"/>
+          <w:bCs w:val="0"/>
+          <w:szCs w:val="24"/>
+          <w:lang w:val="en-US"/>
+        </w:rPr>
+        <w:t xml:space="preserve">to reveal causal effects on cognition. </w:t>
+      </w:r>
+      <w:r>
+        <w:rPr>
+          <w:b w:val="0"/>
+          <w:bCs w:val="0"/>
+          <w:szCs w:val="24"/>
+          <w:lang w:val="en-US"/>
+        </w:rPr>
+        <w:t xml:space="preserve">Mouse </w:t>
+      </w:r>
+      <w:r>
+        <w:rPr>
+          <w:b w:val="0"/>
+          <w:bCs w:val="0"/>
+          <w:szCs w:val="24"/>
+          <w:lang w:val="en-US"/>
+        </w:rPr>
+        <w:t>models provide a unique opportunity to isolate how components of the hyper</w:t>
+      </w:r>
+      <w:r>
+        <w:rPr>
+          <w:b w:val="0"/>
+          <w:bCs w:val="0"/>
+          <w:szCs w:val="24"/>
+          <w:lang w:val="en-US"/>
+        </w:rPr>
+        <w:noBreakHyphen/>
+        <w:t>CVAD regimen impair learning, memory, and neural plasticity, and to test whether enriched environments can buffer or reverse these deficits. This body of work forms the foundation for understanding chemotherapy</w:t>
+      </w:r>
+      <w:r>
+        <w:rPr>
+          <w:b w:val="0"/>
+          <w:bCs w:val="0"/>
+          <w:szCs w:val="24"/>
+          <w:lang w:val="en-US"/>
+        </w:rPr>
+        <w:noBreakHyphen/>
+        <w:t xml:space="preserve">related cognitive impairment at a mechanistic level. In the following sections, we first outline the </w:t>
+      </w:r>
+      <w:r>
+        <w:rPr>
+          <w:b w:val="0"/>
+          <w:bCs w:val="0"/>
+          <w:szCs w:val="24"/>
+          <w:lang w:val="en-US"/>
+        </w:rPr>
+        <w:t>neuro</w:t>
+      </w:r>
+      <w:r>
+        <w:rPr>
+          <w:b w:val="0"/>
+          <w:bCs w:val="0"/>
+          <w:szCs w:val="24"/>
+          <w:lang w:val="en-US"/>
+        </w:rPr>
+        <w:t>cognitive effects of hyper</w:t>
+      </w:r>
+      <w:r>
+        <w:rPr>
+          <w:b w:val="0"/>
+          <w:bCs w:val="0"/>
+          <w:szCs w:val="24"/>
+          <w:lang w:val="en-US"/>
+        </w:rPr>
+        <w:noBreakHyphen/>
+        <w:t>CVAD, then review evidence on EE, and finally discuss what is known about their interaction.</w:t>
+      </w:r>
+    </w:p>
+    <w:p>
+      <w:pPr>
+        <w:pStyle w:val="Resultsheading"/>
+        <w:numPr>
+          <w:ilvl w:val="0"/>
+          <w:numId w:val="22"/>
+        </w:numPr>
+        <w:spacing w:line="276" w:lineRule="auto"/>
+        <w:rPr>
+          <w:i/>
+          <w:iCs/>
+          <w:szCs w:val="24"/>
+          <w:lang w:val="en-US"/>
+        </w:rPr>
+      </w:pPr>
+      <w:r>
+        <w:rPr>
+          <w:i/>
+          <w:iCs/>
+          <w:szCs w:val="24"/>
+          <w:lang w:val="en-US"/>
+        </w:rPr>
+        <w:lastRenderedPageBreak/>
+        <w:t xml:space="preserve"> </w:t>
+      </w:r>
+      <w:r>
+        <w:rPr>
+          <w:i/>
+          <w:iCs/>
+          <w:szCs w:val="24"/>
+          <w:lang w:val="en-US"/>
+        </w:rPr>
+        <w:tab/>
+      </w:r>
+      <w:r>
+        <w:rPr>
+          <w:i/>
+          <w:iCs/>
+          <w:szCs w:val="24"/>
+          <w:lang w:val="en-US"/>
+        </w:rPr>
+        <w:t>Cyclophos</w:t>
+      </w:r>
+      <w:r>
+        <w:rPr>
+          <w:i/>
+          <w:iCs/>
+          <w:szCs w:val="24"/>
+          <w:lang w:val="en-US"/>
+        </w:rPr>
+        <w:t>phamide</w:t>
+      </w:r>
+    </w:p>
+    <w:p>
+      <w:pPr>
+        <w:pStyle w:val="Resultsheading"/>
+        <w:numPr>
+          <w:ilvl w:val="0"/>
+          <w:numId w:val="0"/>
+        </w:numPr>
+        <w:spacing w:line="276" w:lineRule="auto"/>
+        <w:ind w:firstLine="357"/>
+        <w:rPr>
+          <w:b w:val="0"/>
+          <w:bCs w:val="0"/>
+          <w:szCs w:val="24"/>
+          <w:lang w:val="en-US"/>
+        </w:rPr>
+      </w:pPr>
+      <w:r>
+        <w:rPr>
+          <w:b w:val="0"/>
+          <w:bCs w:val="0"/>
+          <w:szCs w:val="24"/>
+          <w:lang w:val="en-US"/>
+        </w:rPr>
+        <w:t xml:space="preserve">CYC is a key cytotoxic agent in the treatment of ALL, yet it is also associated with neurocognitive deficits. Several mechanisms have been proposed to underlie these impairments, including excessive production of </w:t>
+      </w:r>
+      <w:r>
+        <w:rPr>
+          <w:b w:val="0"/>
+          <w:bCs w:val="0"/>
+          <w:szCs w:val="24"/>
+          <w:lang w:val="en-US"/>
+        </w:rPr>
+        <w:t>ROS</w:t>
+      </w:r>
+      <w:r>
+        <w:rPr>
+          <w:b w:val="0"/>
+          <w:bCs w:val="0"/>
+          <w:szCs w:val="24"/>
+          <w:lang w:val="en-US"/>
+        </w:rPr>
+        <w:t xml:space="preserve"> leading to DNA damage, lipid peroxidation, and mitochondrial dysfunction, as well as sustained inflammatory responses that contribute to neurodegeneration</w:t>
+      </w:r>
+      <w:r>
+        <w:rPr>
+          <w:b w:val="0"/>
+          <w:bCs w:val="0"/>
+          <w:szCs w:val="24"/>
+          <w:lang w:val="en-US"/>
+        </w:rPr>
+        <w:t xml:space="preserve"> </w:t>
+      </w:r>
+      <w:r>
+        <w:rPr>
+          <w:b w:val="0"/>
+          <w:bCs w:val="0"/>
+          <w:szCs w:val="24"/>
+          <w:lang w:val="en-US"/>
+        </w:rPr>
+        <w:t>(Ibrahim et al., 2024)</w:t>
+      </w:r>
+      <w:r>
+        <w:rPr>
+          <w:b w:val="0"/>
+          <w:bCs w:val="0"/>
+          <w:szCs w:val="24"/>
+          <w:lang w:val="en-US"/>
+        </w:rPr>
+        <w:t xml:space="preserve">. </w:t>
+      </w:r>
+      <w:r>
+        <w:rPr>
+          <w:b w:val="0"/>
+          <w:bCs w:val="0"/>
+          <w:szCs w:val="24"/>
+          <w:lang w:val="en-US"/>
+        </w:rPr>
+        <w:t>Across studies, the hippocampus appears to be particularly vulnerable to CYC. Work in juvenile mice shows both short</w:t>
+      </w:r>
+      <w:r>
+        <w:rPr>
+          <w:b w:val="0"/>
+          <w:bCs w:val="0"/>
+          <w:szCs w:val="24"/>
+          <w:lang w:val="en-US"/>
+        </w:rPr>
+        <w:noBreakHyphen/>
+        <w:t xml:space="preserve"> and long</w:t>
+      </w:r>
+      <w:r>
+        <w:rPr>
+          <w:b w:val="0"/>
+          <w:bCs w:val="0"/>
+          <w:szCs w:val="24"/>
+          <w:lang w:val="en-US"/>
+        </w:rPr>
+        <w:noBreakHyphen/>
+        <w:t>term reductions in hippocampal neurogenesis following CYC administration (Onaka et al., 2022). This pattern is consistent with studies linking CYC</w:t>
+      </w:r>
+      <w:r>
+        <w:rPr>
+          <w:b w:val="0"/>
+          <w:bCs w:val="0"/>
+          <w:szCs w:val="24"/>
+          <w:lang w:val="en-US"/>
+        </w:rPr>
+        <w:noBreakHyphen/>
+        <w:t>induced decreases in Ki</w:t>
+      </w:r>
+      <w:r>
+        <w:rPr>
+          <w:b w:val="0"/>
+          <w:bCs w:val="0"/>
+          <w:szCs w:val="24"/>
+          <w:lang w:val="en-US"/>
+        </w:rPr>
+        <w:noBreakHyphen/>
+        <w:t>67 and DCX expression within 12–24 hours to subsequent impairments in learning and memory performance (Reiriz et al., 2006; Yang et al., 2010).</w:t>
+      </w:r>
+      <w:r>
+        <w:rPr>
+          <w:b w:val="0"/>
+          <w:bCs w:val="0"/>
+          <w:szCs w:val="24"/>
+          <w:lang w:val="en-US"/>
+        </w:rPr>
+        <w:t xml:space="preserve"> </w:t>
+      </w:r>
+      <w:r>
+        <w:rPr>
+          <w:b w:val="0"/>
+          <w:bCs w:val="0"/>
+          <w:szCs w:val="24"/>
+          <w:lang w:val="en-US"/>
+        </w:rPr>
+        <w:t xml:space="preserve">However, </w:t>
+      </w:r>
+      <w:r>
+        <w:rPr>
+          <w:b w:val="0"/>
+          <w:bCs w:val="0"/>
+          <w:szCs w:val="24"/>
+          <w:lang w:val="en-US"/>
+        </w:rPr>
+        <w:t>CYC impacts more than hippocamp</w:t>
+      </w:r>
+      <w:r>
+        <w:rPr>
+          <w:b w:val="0"/>
+          <w:bCs w:val="0"/>
+          <w:szCs w:val="24"/>
+          <w:lang w:val="en-US"/>
+        </w:rPr>
+        <w:t xml:space="preserve">us-dependent </w:t>
+      </w:r>
+      <w:r>
+        <w:rPr>
+          <w:b w:val="0"/>
+          <w:bCs w:val="0"/>
+          <w:szCs w:val="24"/>
+          <w:lang w:val="en-US"/>
+        </w:rPr>
+        <w:t>learning processes</w:t>
+      </w:r>
+      <w:r>
+        <w:rPr>
+          <w:b w:val="0"/>
+          <w:bCs w:val="0"/>
+          <w:szCs w:val="24"/>
+          <w:lang w:val="en-US"/>
+        </w:rPr>
+        <w:t>;</w:t>
+      </w:r>
+      <w:r>
+        <w:rPr>
+          <w:b w:val="0"/>
+          <w:bCs w:val="0"/>
+          <w:szCs w:val="24"/>
+          <w:lang w:val="en-US"/>
+        </w:rPr>
+        <w:t xml:space="preserve"> mice treated with CYC show reduced overall activity levels and spend less time on the treadmill compared to baseline (Crouch et al., 2017)</w:t>
+      </w:r>
+      <w:r>
+        <w:rPr>
+          <w:b w:val="0"/>
+          <w:bCs w:val="0"/>
+          <w:szCs w:val="24"/>
+          <w:lang w:val="en-US"/>
+        </w:rPr>
+        <w:t xml:space="preserve">. </w:t>
+      </w:r>
+      <w:r>
+        <w:rPr>
+          <w:b w:val="0"/>
+          <w:bCs w:val="0"/>
+          <w:szCs w:val="24"/>
+          <w:lang w:val="en-US"/>
+        </w:rPr>
+        <w:t xml:space="preserve">The researchers attribute this reduced activity to markedly lower mitochondrial function and ATP production, a pattern consistent with the </w:t>
+      </w:r>
+      <w:r>
+        <w:rPr>
+          <w:b w:val="0"/>
+          <w:bCs w:val="0"/>
+          <w:szCs w:val="24"/>
+          <w:lang w:val="en-US"/>
+        </w:rPr>
+        <w:t xml:space="preserve">elevated ROS </w:t>
+      </w:r>
+      <w:r>
+        <w:rPr>
+          <w:b w:val="0"/>
+          <w:bCs w:val="0"/>
+          <w:szCs w:val="24"/>
+          <w:lang w:val="en-US"/>
+        </w:rPr>
+        <w:t>hypothesis.</w:t>
+      </w:r>
+      <w:r>
+        <w:rPr>
+          <w:b w:val="0"/>
+          <w:bCs w:val="0"/>
+          <w:szCs w:val="24"/>
+          <w:lang w:val="en-US"/>
+        </w:rPr>
+        <w:t xml:space="preserve"> </w:t>
+      </w:r>
+      <w:r>
+        <w:rPr>
+          <w:b w:val="0"/>
+          <w:bCs w:val="0"/>
+          <w:szCs w:val="24"/>
+          <w:lang w:val="en-US"/>
+        </w:rPr>
+        <w:t>Together, these findings indicate that CYC has severe neurocognitive side effects that stretch beyond the intended cytotoxic action.</w:t>
+      </w:r>
+    </w:p>
+    <w:p>
+      <w:pPr>
+        <w:pStyle w:val="Resultsheading"/>
+        <w:numPr>
+          <w:ilvl w:val="0"/>
+          <w:numId w:val="22"/>
+        </w:numPr>
+        <w:spacing w:line="276" w:lineRule="auto"/>
+        <w:rPr>
+          <w:i/>
+          <w:iCs/>
+          <w:szCs w:val="24"/>
+          <w:lang w:val="en-US"/>
+        </w:rPr>
+      </w:pPr>
+      <w:r>
+        <w:rPr>
+          <w:i/>
+          <w:iCs/>
+          <w:szCs w:val="24"/>
+          <w:lang w:val="en-US"/>
+        </w:rPr>
+        <w:t xml:space="preserve"> </w:t>
+      </w:r>
+      <w:r>
+        <w:rPr>
+          <w:i/>
+          <w:iCs/>
+          <w:szCs w:val="24"/>
+          <w:lang w:val="en-US"/>
+        </w:rPr>
+        <w:tab/>
+      </w:r>
+      <w:r>
+        <w:rPr>
+          <w:i/>
+          <w:iCs/>
+          <w:szCs w:val="24"/>
+          <w:lang w:val="en-US"/>
+        </w:rPr>
+        <w:t>Vincristine</w:t>
+      </w:r>
+    </w:p>
+    <w:p>
+      <w:pPr>
+        <w:pStyle w:val="Resultsheading"/>
+        <w:numPr>
+          <w:ilvl w:val="0"/>
+          <w:numId w:val="0"/>
+        </w:numPr>
+        <w:spacing w:line="276" w:lineRule="auto"/>
+        <w:ind w:firstLine="709"/>
+        <w:rPr>
+          <w:b w:val="0"/>
+          <w:bCs w:val="0"/>
+          <w:szCs w:val="24"/>
+          <w:lang w:val="en-US"/>
+        </w:rPr>
+      </w:pPr>
+      <w:r>
+        <w:rPr>
+          <w:b w:val="0"/>
+          <w:bCs w:val="0"/>
+          <w:szCs w:val="24"/>
+          <w:lang w:val="en-US"/>
+        </w:rPr>
+        <w:t>VIN is another drug known for its high therapeutic efficacy but also for its pronounced neurotoxic effects. Although VIN can affect the CNS, its impact on the peripheral nervous system is particularly severe, with peripheral sensorimotor neuropathy being one of its most common side effects</w:t>
+      </w:r>
+      <w:r>
+        <w:rPr>
+          <w:b w:val="0"/>
+          <w:bCs w:val="0"/>
+          <w:szCs w:val="24"/>
+          <w:lang w:val="en-US"/>
+        </w:rPr>
+        <w:t xml:space="preserve"> </w:t>
+      </w:r>
+      <w:r>
+        <w:rPr>
+          <w:b w:val="0"/>
+          <w:bCs w:val="0"/>
+          <w:szCs w:val="24"/>
+          <w:lang w:val="en-US"/>
+        </w:rPr>
+        <w:t>(Mora et al., 2016). In rodent models, VIN administration leads to reductions in the amplitude of sensory nerve action potentials and compound muscle action potentials in the sciatic and tail nerves; these electrophysiological deficits correspond to histological evidence of axonal degeneration and demyelination, confirming the presence of neuropathy</w:t>
+      </w:r>
+      <w:r>
+        <w:rPr>
+          <w:b w:val="0"/>
+          <w:bCs w:val="0"/>
+          <w:szCs w:val="24"/>
+          <w:lang w:val="en-US"/>
+        </w:rPr>
+        <w:t xml:space="preserve"> </w:t>
+      </w:r>
+      <w:r>
+        <w:rPr>
+          <w:b w:val="0"/>
+          <w:bCs w:val="0"/>
+          <w:szCs w:val="24"/>
+          <w:lang w:val="en-US"/>
+        </w:rPr>
+        <w:t>(Ja’afer et al., 2006)</w:t>
+      </w:r>
+      <w:r>
+        <w:rPr>
+          <w:b w:val="0"/>
+          <w:bCs w:val="0"/>
+          <w:szCs w:val="24"/>
+          <w:lang w:val="en-US"/>
+        </w:rPr>
+        <w:t>.</w:t>
+      </w:r>
+      <w:r>
+        <w:rPr>
+          <w:b w:val="0"/>
+          <w:bCs w:val="0"/>
+          <w:szCs w:val="24"/>
+          <w:lang w:val="en-US"/>
+        </w:rPr>
+        <w:t xml:space="preserve"> </w:t>
+      </w:r>
+      <w:r>
+        <w:rPr>
+          <w:b w:val="0"/>
+          <w:bCs w:val="0"/>
+          <w:szCs w:val="24"/>
+          <w:lang w:val="en-US"/>
+        </w:rPr>
+        <w:t>Behaviorally, it has similar</w:t>
+      </w:r>
+      <w:r>
+        <w:rPr>
+          <w:b w:val="0"/>
+          <w:bCs w:val="0"/>
+          <w:szCs w:val="24"/>
+          <w:lang w:val="en-US"/>
+        </w:rPr>
+        <w:t xml:space="preserve">ly been shown that </w:t>
+      </w:r>
+      <w:r>
+        <w:rPr>
+          <w:b w:val="0"/>
+          <w:bCs w:val="0"/>
+          <w:szCs w:val="24"/>
+          <w:lang w:val="en-US"/>
+        </w:rPr>
+        <w:t>rats treated with VIN display pronounced hypersensitivity to mechanical and cold stimulation of the hind paw,</w:t>
+      </w:r>
+      <w:r>
+        <w:rPr>
+          <w:b w:val="0"/>
+          <w:bCs w:val="0"/>
+          <w:szCs w:val="24"/>
+          <w:lang w:val="en-US"/>
+        </w:rPr>
+        <w:t xml:space="preserve"> while</w:t>
+      </w:r>
+      <w:r>
+        <w:rPr>
+          <w:b w:val="0"/>
+          <w:bCs w:val="0"/>
+          <w:szCs w:val="24"/>
+          <w:lang w:val="en-US"/>
+        </w:rPr>
+        <w:t xml:space="preserve"> also show</w:t>
+      </w:r>
+      <w:r>
+        <w:rPr>
+          <w:b w:val="0"/>
+          <w:bCs w:val="0"/>
+          <w:szCs w:val="24"/>
+          <w:lang w:val="en-US"/>
+        </w:rPr>
+        <w:t>ing</w:t>
+      </w:r>
+      <w:r>
+        <w:rPr>
+          <w:b w:val="0"/>
+          <w:bCs w:val="0"/>
+          <w:szCs w:val="24"/>
+          <w:lang w:val="en-US"/>
+        </w:rPr>
+        <w:t xml:space="preserve"> impaired grip strength</w:t>
+      </w:r>
+      <w:r>
+        <w:rPr>
+          <w:b w:val="0"/>
+          <w:bCs w:val="0"/>
+          <w:szCs w:val="24"/>
+          <w:lang w:val="en-US"/>
+        </w:rPr>
+        <w:t xml:space="preserve"> </w:t>
+      </w:r>
+      <w:r>
+        <w:rPr>
+          <w:b w:val="0"/>
+          <w:bCs w:val="0"/>
+          <w:szCs w:val="24"/>
+          <w:lang w:val="en-US"/>
+        </w:rPr>
+        <w:t>(Li et al., 2021).</w:t>
+      </w:r>
+      <w:r>
+        <w:rPr>
+          <w:b w:val="0"/>
+          <w:bCs w:val="0"/>
+          <w:szCs w:val="24"/>
+          <w:lang w:val="en-US"/>
+        </w:rPr>
+        <w:t xml:space="preserve"> </w:t>
+      </w:r>
+      <w:r>
+        <w:rPr>
+          <w:b w:val="0"/>
+          <w:bCs w:val="0"/>
+          <w:szCs w:val="24"/>
+          <w:lang w:val="en-US"/>
+        </w:rPr>
+        <w:t>The mechanisms underlying vincristine</w:t>
+      </w:r>
+      <w:r>
+        <w:rPr>
+          <w:b w:val="0"/>
+          <w:bCs w:val="0"/>
+          <w:szCs w:val="24"/>
+          <w:lang w:val="en-US"/>
+        </w:rPr>
+        <w:noBreakHyphen/>
+        <w:t xml:space="preserve">induced neurotoxicity remain incompletely understood, but current hypotheses point to axonal injury caused by vincristine binding to </w:t>
+      </w:r>
+      <w:r>
+        <w:rPr>
+          <w:b w:val="0"/>
+          <w:bCs w:val="0"/>
+          <w:szCs w:val="24"/>
+          <w:lang w:val="nl-NL"/>
+        </w:rPr>
+        <w:t>β</w:t>
+      </w:r>
+      <w:r>
+        <w:rPr>
+          <w:b w:val="0"/>
+          <w:bCs w:val="0"/>
+          <w:szCs w:val="24"/>
+          <w:lang w:val="en-US"/>
+        </w:rPr>
+        <w:noBreakHyphen/>
+        <w:t>tubulin, leading to microtubule destabilization and axonal dysfunction. Additional proposed mechanisms include mitochondrial impairment and neuroinflammatory processes (Ahmed et al., 2025).</w:t>
+      </w:r>
+    </w:p>
+    <w:p>
+      <w:pPr>
+        <w:pStyle w:val="Resultsheading"/>
+        <w:numPr>
+          <w:ilvl w:val="0"/>
+          <w:numId w:val="0"/>
+        </w:numPr>
+        <w:spacing w:line="276" w:lineRule="auto"/>
+        <w:rPr>
+          <w:i/>
+          <w:iCs/>
+          <w:szCs w:val="24"/>
+          <w:lang w:val="en-US"/>
+        </w:rPr>
+      </w:pPr>
+    </w:p>
+    <w:p>
+      <w:pPr>
+        <w:pStyle w:val="Resultsheading"/>
+        <w:numPr>
+          <w:ilvl w:val="0"/>
+          <w:numId w:val="22"/>
+        </w:numPr>
+        <w:spacing w:line="276" w:lineRule="auto"/>
+        <w:rPr>
+          <w:i/>
+          <w:iCs/>
+          <w:szCs w:val="24"/>
+          <w:lang w:val="en-US"/>
+        </w:rPr>
+      </w:pPr>
+      <w:r>
+        <w:rPr>
+          <w:i/>
+          <w:iCs/>
+          <w:szCs w:val="24"/>
+          <w:lang w:val="en-US"/>
+        </w:rPr>
+        <w:t xml:space="preserve"> </w:t>
+      </w:r>
+      <w:r>
+        <w:rPr>
+          <w:i/>
+          <w:iCs/>
+          <w:szCs w:val="24"/>
+          <w:lang w:val="en-US"/>
+        </w:rPr>
+        <w:tab/>
+      </w:r>
+      <w:r>
+        <w:rPr>
+          <w:i/>
+          <w:iCs/>
+          <w:szCs w:val="24"/>
+          <w:lang w:val="en-US"/>
+        </w:rPr>
+        <w:t>Doxorubicin</w:t>
+      </w:r>
+    </w:p>
+    <w:p>
+      <w:pPr>
+        <w:pStyle w:val="Resultsheading"/>
+        <w:numPr>
+          <w:ilvl w:val="0"/>
+          <w:numId w:val="22"/>
+        </w:numPr>
+        <w:spacing w:line="276" w:lineRule="auto"/>
+        <w:rPr>
+          <w:i/>
+          <w:iCs/>
+          <w:szCs w:val="24"/>
+          <w:lang w:val="en-US"/>
+        </w:rPr>
+      </w:pPr>
+      <w:r>
+        <w:rPr>
+          <w:i/>
+          <w:iCs/>
+          <w:szCs w:val="24"/>
+          <w:lang w:val="en-US"/>
+        </w:rPr>
+        <w:t xml:space="preserve"> </w:t>
+      </w:r>
+      <w:r>
+        <w:rPr>
+          <w:i/>
+          <w:iCs/>
+          <w:szCs w:val="24"/>
+          <w:lang w:val="en-US"/>
+        </w:rPr>
+        <w:tab/>
+      </w:r>
+      <w:r>
+        <w:rPr>
+          <w:i/>
+          <w:iCs/>
+          <w:szCs w:val="24"/>
+          <w:lang w:val="en-US"/>
+        </w:rPr>
+        <w:t>Dexamethasone</w:t>
+      </w:r>
+    </w:p>
+    <w:p>
+      <w:pPr>
+        <w:pStyle w:val="Resultsheading"/>
+        <w:numPr>
+          <w:ilvl w:val="0"/>
+          <w:numId w:val="22"/>
+        </w:numPr>
+        <w:spacing w:line="276" w:lineRule="auto"/>
+        <w:rPr>
+          <w:i/>
+          <w:iCs/>
+          <w:szCs w:val="24"/>
+          <w:lang w:val="en-US"/>
+        </w:rPr>
+      </w:pPr>
+      <w:r>
+        <w:rPr>
+          <w:i/>
+          <w:iCs/>
+          <w:szCs w:val="24"/>
+          <w:lang w:val="en-US"/>
+        </w:rPr>
+        <w:t xml:space="preserve"> </w:t>
+      </w:r>
+      <w:r>
+        <w:rPr>
+          <w:i/>
+          <w:iCs/>
+          <w:szCs w:val="24"/>
+          <w:lang w:val="en-US"/>
+        </w:rPr>
+        <w:tab/>
+      </w:r>
+      <w:r>
+        <w:rPr>
+          <w:i/>
+          <w:iCs/>
+          <w:szCs w:val="24"/>
+          <w:lang w:val="en-US"/>
+        </w:rPr>
+        <w:t>Methotrexate</w:t>
+      </w:r>
+    </w:p>
+    <w:p>
+      <w:pPr>
+        <w:pStyle w:val="Resultsheading"/>
+        <w:numPr>
+          <w:ilvl w:val="0"/>
+          <w:numId w:val="22"/>
+        </w:numPr>
+        <w:spacing w:line="276" w:lineRule="auto"/>
+        <w:rPr>
+          <w:i/>
+          <w:iCs/>
+          <w:szCs w:val="24"/>
+          <w:lang w:val="en-US"/>
+        </w:rPr>
+      </w:pPr>
+      <w:r>
+        <w:rPr>
+          <w:i/>
+          <w:iCs/>
+          <w:szCs w:val="24"/>
+          <w:lang w:val="en-US"/>
+        </w:rPr>
+        <w:t xml:space="preserve"> </w:t>
+      </w:r>
+      <w:r>
+        <w:rPr>
+          <w:i/>
+          <w:iCs/>
+          <w:szCs w:val="24"/>
+          <w:lang w:val="en-US"/>
+        </w:rPr>
+        <w:tab/>
+      </w:r>
+      <w:r>
+        <w:rPr>
+          <w:i/>
+          <w:iCs/>
+          <w:szCs w:val="24"/>
+          <w:lang w:val="en-US"/>
+        </w:rPr>
+        <w:t>Environmental Enrichment</w:t>
+      </w:r>
+    </w:p>
+    <w:p>
+      <w:pPr>
+        <w:pStyle w:val="introduction"/>
+      </w:pPr>
+      <w:r>
         <w:t xml:space="preserve">Objective/Aim </w:t>
       </w:r>
     </w:p>
@@ -2622,6 +3882,7 @@
           <w:szCs w:val="24"/>
           <w:lang w:val="en-GB"/>
         </w:rPr>
+        <w:lastRenderedPageBreak/>
         <w:t xml:space="preserve">This thesis </w:t>
       </w:r>
       <w:r>
@@ -2766,7 +4027,7 @@
           <w:szCs w:val="24"/>
           <w:lang w:val="en-GB"/>
         </w:rPr>
-        <w:t>mploying a mouse model that mirrors the hyper-CVAD regimen used in acute lymphoblastic leukemia treatment enables us to investigate the potential neuroprotective role of environmental enrichment</w:t>
+        <w:t xml:space="preserve">mploying a mouse model that mirrors the hyper-CVAD regimen used in </w:t>
       </w:r>
       <w:r>
         <w:rPr>
@@ -2775,9 +4036,26 @@
           <w:szCs w:val="24"/>
           <w:lang w:val="en-GB"/>
         </w:rPr>
+        <w:t>ALL</w:t>
+      </w:r>
+      <w:r>
+        <w:rPr>
+          <w:rFonts w:ascii="Times New Roman" w:hAnsi="Times New Roman" w:cs="Times New Roman"/>
+          <w:sz w:val="24"/>
+          <w:szCs w:val="24"/>
+          <w:lang w:val="en-GB"/>
+        </w:rPr>
+        <w:t xml:space="preserve"> treatment enables us to investigate the potential neuroprotective role of environmental enrichment</w:t>
+      </w:r>
+      <w:r>
+        <w:rPr>
+          <w:rFonts w:ascii="Times New Roman" w:hAnsi="Times New Roman" w:cs="Times New Roman"/>
+          <w:sz w:val="24"/>
+          <w:szCs w:val="24"/>
+          <w:lang w:val="en-GB"/>
+        </w:rPr>
         <w:t xml:space="preserve"> </w:t>
       </w:r>
-      <w:commentRangeStart w:id="1"/>
       <w:r>
         <w:rPr>
           <w:rFonts w:ascii="Times New Roman" w:hAnsi="Times New Roman" w:cs="Times New Roman"/>
@@ -2811,7 +4089,7 @@
           <w:sz w:val="24"/>
           <w:lang w:val="en-US"/>
         </w:rPr>
-        <w:t>(Kantarjian et al., 2000b; Siegel et al., 2018)</w:t>
+        <w:t>(Kantarjian et al., 2000)</w:t>
       </w:r>
       <w:r>
         <w:rPr>
@@ -2822,46 +4100,14 @@
         </w:rPr>
         <w:fldChar w:fldCharType="end"/>
       </w:r>
-      <w:commentRangeEnd w:id="1"/>
-      <w:r>
-        <w:rPr>
-          <w:rStyle w:val="CommentReference"/>
+      <w:r>
+        <w:rPr>
           <w:rFonts w:ascii="Times New Roman" w:hAnsi="Times New Roman" w:cs="Times New Roman"/>
           <w:sz w:val="24"/>
           <w:szCs w:val="24"/>
           <w:lang w:val="en-GB"/>
         </w:rPr>
-        <w:commentReference w:id="1"/>
-      </w:r>
-      <w:commentRangeStart w:id="2"/>
-      <w:r>
-        <w:rPr>
-          <w:rFonts w:ascii="Times New Roman" w:hAnsi="Times New Roman" w:cs="Times New Roman"/>
-          <w:sz w:val="24"/>
-          <w:szCs w:val="24"/>
-          <w:lang w:val="en-GB"/>
-        </w:rPr>
-        <w:t>.</w:t>
-      </w:r>
-      <w:r>
-        <w:rPr>
-          <w:rFonts w:ascii="Times New Roman" w:hAnsi="Times New Roman" w:cs="Times New Roman"/>
-          <w:sz w:val="24"/>
-          <w:szCs w:val="24"/>
-          <w:lang w:val="en-GB"/>
-        </w:rPr>
-        <w:t xml:space="preserve"> </w:t>
-      </w:r>
-      <w:commentRangeEnd w:id="2"/>
-      <w:r>
-        <w:rPr>
-          <w:rStyle w:val="CommentReference"/>
-          <w:rFonts w:ascii="Times New Roman" w:hAnsi="Times New Roman" w:cs="Times New Roman"/>
-          <w:sz w:val="24"/>
-          <w:szCs w:val="24"/>
-          <w:lang w:val="en-GB"/>
-        </w:rPr>
-        <w:commentReference w:id="2"/>
+        <w:t xml:space="preserve">. </w:t>
       </w:r>
       <w:r>
         <w:rPr>
@@ -3047,6 +4293,127 @@
         </w:rPr>
         <w:t xml:space="preserve"> </w:t>
       </w:r>
+    </w:p>
+    <w:p>
+      <w:pPr>
+        <w:ind w:firstLine="708"/>
+        <w:rPr>
+          <w:rFonts w:ascii="Times New Roman" w:hAnsi="Times New Roman" w:cs="Times New Roman"/>
+          <w:sz w:val="24"/>
+          <w:szCs w:val="24"/>
+          <w:lang w:val="en-GB"/>
+        </w:rPr>
+      </w:pPr>
+    </w:p>
+    <w:p>
+      <w:pPr>
+        <w:ind w:firstLine="708"/>
+        <w:rPr>
+          <w:rFonts w:ascii="Times New Roman" w:hAnsi="Times New Roman" w:cs="Times New Roman"/>
+          <w:sz w:val="24"/>
+          <w:szCs w:val="24"/>
+          <w:lang w:val="en-GB"/>
+        </w:rPr>
+      </w:pPr>
+    </w:p>
+    <w:p>
+      <w:pPr>
+        <w:ind w:firstLine="708"/>
+        <w:rPr>
+          <w:rFonts w:ascii="Times New Roman" w:hAnsi="Times New Roman" w:cs="Times New Roman"/>
+          <w:sz w:val="24"/>
+          <w:szCs w:val="24"/>
+          <w:lang w:val="en-GB"/>
+        </w:rPr>
+      </w:pPr>
+    </w:p>
+    <w:p>
+      <w:pPr>
+        <w:ind w:firstLine="708"/>
+        <w:rPr>
+          <w:rFonts w:ascii="Times New Roman" w:hAnsi="Times New Roman" w:cs="Times New Roman"/>
+          <w:sz w:val="24"/>
+          <w:szCs w:val="24"/>
+          <w:lang w:val="en-GB"/>
+        </w:rPr>
+      </w:pPr>
+    </w:p>
+    <w:p>
+      <w:pPr>
+        <w:ind w:firstLine="708"/>
+        <w:rPr>
+          <w:rFonts w:ascii="Times New Roman" w:hAnsi="Times New Roman" w:cs="Times New Roman"/>
+          <w:sz w:val="24"/>
+          <w:szCs w:val="24"/>
+          <w:lang w:val="en-GB"/>
+        </w:rPr>
+      </w:pPr>
+    </w:p>
+    <w:p>
+      <w:pPr>
+        <w:ind w:firstLine="708"/>
+        <w:rPr>
+          <w:rFonts w:ascii="Times New Roman" w:hAnsi="Times New Roman" w:cs="Times New Roman"/>
+          <w:sz w:val="24"/>
+          <w:szCs w:val="24"/>
+          <w:lang w:val="en-GB"/>
+        </w:rPr>
+      </w:pPr>
+    </w:p>
+    <w:p>
+      <w:pPr>
+        <w:ind w:firstLine="708"/>
+        <w:rPr>
+          <w:rFonts w:ascii="Times New Roman" w:hAnsi="Times New Roman" w:cs="Times New Roman"/>
+          <w:sz w:val="24"/>
+          <w:szCs w:val="24"/>
+          <w:lang w:val="en-GB"/>
+        </w:rPr>
+      </w:pPr>
+    </w:p>
+    <w:p>
+      <w:pPr>
+        <w:ind w:firstLine="708"/>
+        <w:rPr>
+          <w:rFonts w:ascii="Times New Roman" w:hAnsi="Times New Roman" w:cs="Times New Roman"/>
+          <w:sz w:val="24"/>
+          <w:szCs w:val="24"/>
+          <w:lang w:val="en-GB"/>
+        </w:rPr>
+      </w:pPr>
+    </w:p>
+    <w:p>
+      <w:pPr>
+        <w:ind w:firstLine="708"/>
+        <w:rPr>
+          <w:rFonts w:ascii="Times New Roman" w:hAnsi="Times New Roman" w:cs="Times New Roman"/>
+          <w:sz w:val="24"/>
+          <w:szCs w:val="24"/>
+          <w:lang w:val="en-GB"/>
+        </w:rPr>
+      </w:pPr>
+    </w:p>
+    <w:p>
+      <w:pPr>
+        <w:ind w:firstLine="708"/>
+        <w:rPr>
+          <w:rFonts w:ascii="Times New Roman" w:hAnsi="Times New Roman" w:cs="Times New Roman"/>
+          <w:sz w:val="24"/>
+          <w:szCs w:val="24"/>
+          <w:lang w:val="en-GB"/>
+        </w:rPr>
+      </w:pPr>
+    </w:p>
+    <w:p>
+      <w:pPr>
+        <w:ind w:firstLine="708"/>
+        <w:rPr>
+          <w:rFonts w:ascii="Times New Roman" w:hAnsi="Times New Roman" w:cs="Times New Roman"/>
+          <w:sz w:val="24"/>
+          <w:szCs w:val="24"/>
+          <w:lang w:val="en-GB"/>
+        </w:rPr>
+      </w:pPr>
     </w:p>
     <w:p>
       <w:pPr>
@@ -3106,6 +4473,7 @@
         <w:pStyle w:val="Sectionheading"/>
       </w:pPr>
       <w:r>
+        <w:lastRenderedPageBreak/>
         <w:t>Methods and Design</w:t>
       </w:r>
     </w:p>
@@ -3953,8 +5321,8 @@
         </w:rPr>
         <w:t xml:space="preserve"> </w:t>
       </w:r>
-      <w:commentRangeStart w:id="3"/>
-      <w:commentRangeEnd w:id="3"/>
+      <w:commentRangeStart w:id="1"/>
+      <w:commentRangeEnd w:id="1"/>
       <w:r>
         <w:rPr>
           <w:rStyle w:val="CommentReference"/>
@@ -3963,7 +5331,7 @@
           <w:szCs w:val="24"/>
           <w:lang w:val="en-GB"/>
         </w:rPr>
-        <w:commentReference w:id="3"/>
+        <w:commentReference w:id="1"/>
       </w:r>
     </w:p>
     <w:p>
@@ -4282,8 +5650,103 @@
         </w:rPr>
         <w:t xml:space="preserve">; </w:t>
       </w:r>
+      <w:commentRangeStart w:id="2"/>
+      <w:commentRangeStart w:id="3"/>
+      <w:r>
+        <w:rPr>
+          <w:rFonts w:ascii="Times New Roman" w:hAnsi="Times New Roman" w:cs="Times New Roman"/>
+          <w:sz w:val="24"/>
+          <w:szCs w:val="24"/>
+          <w:lang w:val="en-GB"/>
+        </w:rPr>
+        <w:t>See appendix fig. for weight graphs</w:t>
+      </w:r>
+      <w:commentRangeEnd w:id="2"/>
+      <w:r>
+        <w:rPr>
+          <w:rStyle w:val="CommentReference"/>
+          <w:rFonts w:ascii="Times New Roman" w:hAnsi="Times New Roman" w:cs="Times New Roman"/>
+          <w:sz w:val="24"/>
+          <w:szCs w:val="24"/>
+          <w:lang w:val="en-GB"/>
+        </w:rPr>
+        <w:commentReference w:id="2"/>
+      </w:r>
+      <w:commentRangeEnd w:id="3"/>
+      <w:r>
+        <w:rPr>
+          <w:rStyle w:val="CommentReference"/>
+          <w:rFonts w:ascii="Times New Roman" w:hAnsi="Times New Roman" w:cs="Times New Roman"/>
+          <w:sz w:val="24"/>
+          <w:szCs w:val="24"/>
+          <w:lang w:val="en-GB"/>
+        </w:rPr>
+        <w:commentReference w:id="3"/>
+      </w:r>
+      <w:r>
+        <w:rPr>
+          <w:rFonts w:ascii="Times New Roman" w:hAnsi="Times New Roman" w:cs="Times New Roman"/>
+          <w:sz w:val="24"/>
+          <w:szCs w:val="24"/>
+          <w:lang w:val="en-GB"/>
+        </w:rPr>
+        <w:t>) were included in the experiment. Table 1 shows the number of mice allocated to each experimental group.</w:t>
+      </w:r>
+      <w:r>
+        <w:rPr>
+          <w:rFonts w:ascii="Times New Roman" w:hAnsi="Times New Roman" w:cs="Times New Roman"/>
+          <w:sz w:val="24"/>
+          <w:szCs w:val="24"/>
+          <w:lang w:val="en-GB"/>
+        </w:rPr>
+        <w:t xml:space="preserve"> </w:t>
+      </w:r>
+      <w:r>
+        <w:rPr>
+          <w:rFonts w:ascii="Times New Roman" w:hAnsi="Times New Roman" w:cs="Times New Roman"/>
+          <w:sz w:val="24"/>
+          <w:szCs w:val="24"/>
+          <w:lang w:val="en-GB"/>
+        </w:rPr>
+        <w:t>Animals that died before the endpoint were excluded from analysis</w:t>
+      </w:r>
+      <w:r>
+        <w:rPr>
+          <w:rFonts w:ascii="Times New Roman" w:hAnsi="Times New Roman" w:cs="Times New Roman"/>
+          <w:sz w:val="24"/>
+          <w:szCs w:val="24"/>
+          <w:lang w:val="en-GB"/>
+        </w:rPr>
+        <w:t xml:space="preserve"> (n = </w:t>
+      </w:r>
+      <w:r>
+        <w:rPr>
+          <w:rFonts w:ascii="Times New Roman" w:hAnsi="Times New Roman" w:cs="Times New Roman"/>
+          <w:sz w:val="24"/>
+          <w:szCs w:val="24"/>
+          <w:lang w:val="en-GB"/>
+        </w:rPr>
+        <w:t>1</w:t>
+      </w:r>
+      <w:r>
+        <w:rPr>
+          <w:rFonts w:ascii="Times New Roman" w:hAnsi="Times New Roman" w:cs="Times New Roman"/>
+          <w:sz w:val="24"/>
+          <w:szCs w:val="24"/>
+          <w:lang w:val="en-GB"/>
+        </w:rPr>
+        <w:t>)</w:t>
+      </w:r>
+      <w:r>
+        <w:rPr>
+          <w:rFonts w:ascii="Times New Roman" w:hAnsi="Times New Roman" w:cs="Times New Roman"/>
+          <w:sz w:val="24"/>
+          <w:szCs w:val="24"/>
+          <w:lang w:val="en-GB"/>
+        </w:rPr>
+        <w:t xml:space="preserve">. </w:t>
+      </w:r>
       <w:commentRangeStart w:id="4"/>
-      <w:commentRangeStart w:id="5"/>
       <w:r>
         <w:rPr>
           <w:rFonts w:ascii="Times New Roman" w:hAnsi="Times New Roman" w:cs="Times New Roman"/>
@@ -4291,7 +5754,16 @@
           <w:szCs w:val="24"/>
           <w:lang w:val="en-GB"/>
         </w:rPr>
-        <w:t>See appendix fig. for weight graphs</w:t>
+        <w:t>Humane endpoints were applied in accordance with institutional guidelines.</w:t>
+      </w:r>
+      <w:r>
+        <w:rPr>
+          <w:rFonts w:ascii="Times New Roman" w:hAnsi="Times New Roman" w:cs="Times New Roman"/>
+          <w:sz w:val="24"/>
+          <w:szCs w:val="24"/>
+          <w:lang w:val="en-GB"/>
+        </w:rPr>
+        <w:t xml:space="preserve"> </w:t>
       </w:r>
       <w:commentRangeEnd w:id="4"/>
       <w:r>
@@ -4303,110 +5775,6 @@
           <w:lang w:val="en-GB"/>
         </w:rPr>
         <w:commentReference w:id="4"/>
-      </w:r>
-      <w:commentRangeEnd w:id="5"/>
-      <w:r>
-        <w:rPr>
-          <w:rStyle w:val="CommentReference"/>
-          <w:rFonts w:ascii="Times New Roman" w:hAnsi="Times New Roman" w:cs="Times New Roman"/>
-          <w:sz w:val="24"/>
-          <w:szCs w:val="24"/>
-          <w:lang w:val="en-GB"/>
-        </w:rPr>
-        <w:commentReference w:id="5"/>
-      </w:r>
-      <w:r>
-        <w:rPr>
-          <w:rFonts w:ascii="Times New Roman" w:hAnsi="Times New Roman" w:cs="Times New Roman"/>
-          <w:sz w:val="24"/>
-          <w:szCs w:val="24"/>
-          <w:lang w:val="en-GB"/>
-        </w:rPr>
-        <w:t>) were included in the experiment. Table 1 shows the number of mice allocated to each experimental group.</w:t>
-      </w:r>
-      <w:r>
-        <w:rPr>
-          <w:rFonts w:ascii="Times New Roman" w:hAnsi="Times New Roman" w:cs="Times New Roman"/>
-          <w:sz w:val="24"/>
-          <w:szCs w:val="24"/>
-          <w:lang w:val="en-GB"/>
-        </w:rPr>
-        <w:t xml:space="preserve"> </w:t>
-      </w:r>
-      <w:r>
-        <w:rPr>
-          <w:rFonts w:ascii="Times New Roman" w:hAnsi="Times New Roman" w:cs="Times New Roman"/>
-          <w:sz w:val="24"/>
-          <w:szCs w:val="24"/>
-          <w:lang w:val="en-GB"/>
-        </w:rPr>
-        <w:t>Animals that died before the endpoint were excluded from analysis</w:t>
-      </w:r>
-      <w:r>
-        <w:rPr>
-          <w:rFonts w:ascii="Times New Roman" w:hAnsi="Times New Roman" w:cs="Times New Roman"/>
-          <w:sz w:val="24"/>
-          <w:szCs w:val="24"/>
-          <w:lang w:val="en-GB"/>
-        </w:rPr>
-        <w:t xml:space="preserve"> (n = </w:t>
-      </w:r>
-      <w:r>
-        <w:rPr>
-          <w:rFonts w:ascii="Times New Roman" w:hAnsi="Times New Roman" w:cs="Times New Roman"/>
-          <w:sz w:val="24"/>
-          <w:szCs w:val="24"/>
-          <w:lang w:val="en-GB"/>
-        </w:rPr>
-        <w:t>1</w:t>
-      </w:r>
-      <w:r>
-        <w:rPr>
-          <w:rFonts w:ascii="Times New Roman" w:hAnsi="Times New Roman" w:cs="Times New Roman"/>
-          <w:sz w:val="24"/>
-          <w:szCs w:val="24"/>
-          <w:lang w:val="en-GB"/>
-        </w:rPr>
-        <w:t>)</w:t>
-      </w:r>
-      <w:r>
-        <w:rPr>
-          <w:rFonts w:ascii="Times New Roman" w:hAnsi="Times New Roman" w:cs="Times New Roman"/>
-          <w:sz w:val="24"/>
-          <w:szCs w:val="24"/>
-          <w:lang w:val="en-GB"/>
-        </w:rPr>
-        <w:t xml:space="preserve">. </w:t>
-      </w:r>
-      <w:commentRangeStart w:id="6"/>
-      <w:r>
-        <w:rPr>
-          <w:rFonts w:ascii="Times New Roman" w:hAnsi="Times New Roman" w:cs="Times New Roman"/>
-          <w:sz w:val="24"/>
-          <w:szCs w:val="24"/>
-          <w:lang w:val="en-GB"/>
-        </w:rPr>
-        <w:t>Humane endpoints were applied in accordance with institutional guidelines.</w:t>
-      </w:r>
-      <w:r>
-        <w:rPr>
-          <w:rFonts w:ascii="Times New Roman" w:hAnsi="Times New Roman" w:cs="Times New Roman"/>
-          <w:sz w:val="24"/>
-          <w:szCs w:val="24"/>
-          <w:lang w:val="en-GB"/>
-        </w:rPr>
-        <w:t xml:space="preserve"> </w:t>
-      </w:r>
-      <w:commentRangeEnd w:id="6"/>
-      <w:r>
-        <w:rPr>
-          <w:rStyle w:val="CommentReference"/>
-          <w:rFonts w:ascii="Times New Roman" w:hAnsi="Times New Roman" w:cs="Times New Roman"/>
-          <w:sz w:val="24"/>
-          <w:szCs w:val="24"/>
-          <w:lang w:val="en-GB"/>
-        </w:rPr>
-        <w:commentReference w:id="6"/>
       </w:r>
       <w:r>
         <w:rPr>
@@ -4549,35 +5917,44 @@
           <w:szCs w:val="24"/>
           <w:lang w:val="en-GB"/>
         </w:rPr>
+        <w:t>To test our hypotheses, we used a 4x4 between</w:t>
+      </w:r>
+      <w:r>
+        <w:rPr>
+          <w:rFonts w:ascii="Times New Roman" w:hAnsi="Times New Roman" w:cs="Times New Roman"/>
+          <w:sz w:val="24"/>
+          <w:szCs w:val="24"/>
+          <w:lang w:val="en-GB"/>
+        </w:rPr>
+        <w:t>-</w:t>
+      </w:r>
+      <w:r>
+        <w:rPr>
+          <w:rFonts w:ascii="Times New Roman" w:hAnsi="Times New Roman" w:cs="Times New Roman"/>
+          <w:sz w:val="24"/>
+          <w:szCs w:val="24"/>
+          <w:lang w:val="en-GB"/>
+        </w:rPr>
+        <w:t xml:space="preserve">subject design meaning that each mouse only belonged to one experimental group. </w:t>
+      </w:r>
+      <w:r>
+        <w:rPr>
+          <w:rFonts w:ascii="Times New Roman" w:hAnsi="Times New Roman" w:cs="Times New Roman"/>
+          <w:sz w:val="24"/>
+          <w:szCs w:val="24"/>
+          <w:lang w:val="en-US"/>
+        </w:rPr>
+        <w:t xml:space="preserve">The experiment included two manipulated </w:t>
+      </w:r>
+      <w:r>
+        <w:rPr>
+          <w:rFonts w:ascii="Times New Roman" w:hAnsi="Times New Roman" w:cs="Times New Roman"/>
+          <w:sz w:val="24"/>
+          <w:szCs w:val="24"/>
+          <w:lang w:val="en-US"/>
+        </w:rPr>
         <w:lastRenderedPageBreak/>
-        <w:t>To test our hypotheses, we used a 4x4 between</w:t>
-      </w:r>
-      <w:r>
-        <w:rPr>
-          <w:rFonts w:ascii="Times New Roman" w:hAnsi="Times New Roman" w:cs="Times New Roman"/>
-          <w:sz w:val="24"/>
-          <w:szCs w:val="24"/>
-          <w:lang w:val="en-GB"/>
-        </w:rPr>
-        <w:t>-</w:t>
-      </w:r>
-      <w:r>
-        <w:rPr>
-          <w:rFonts w:ascii="Times New Roman" w:hAnsi="Times New Roman" w:cs="Times New Roman"/>
-          <w:sz w:val="24"/>
-          <w:szCs w:val="24"/>
-          <w:lang w:val="en-GB"/>
-        </w:rPr>
-        <w:t xml:space="preserve">subject design meaning that each mouse only belonged to one experimental group. </w:t>
-      </w:r>
-      <w:r>
-        <w:rPr>
-          <w:rFonts w:ascii="Times New Roman" w:hAnsi="Times New Roman" w:cs="Times New Roman"/>
-          <w:sz w:val="24"/>
-          <w:szCs w:val="24"/>
-          <w:lang w:val="en-US"/>
-        </w:rPr>
-        <w:t xml:space="preserve">The experiment included two manipulated factors: treatment and environment. </w:t>
+        <w:t xml:space="preserve">factors: treatment and environment. </w:t>
       </w:r>
       <w:r>
         <w:rPr>
@@ -4897,7 +6274,7 @@
           <w:lang w:val="en-US"/>
         </w:rPr>
         <w:drawing>
-          <wp:inline distT="0" distB="0" distL="0" distR="0" wp14:anchorId="2DC578DB" wp14:editId="1EC8204B">
+          <wp:inline distT="0" distB="0" distL="0" distR="0" wp14:anchorId="2DC578DB" wp14:editId="20DA9F1D">
             <wp:extent cx="5760720" cy="904576"/>
             <wp:effectExtent l="0" t="0" r="0" b="0"/>
             <wp:docPr id="490171308" name="Picture 2"/>
@@ -4914,7 +6291,7 @@
                     </pic:cNvPicPr>
                   </pic:nvPicPr>
                   <pic:blipFill rotWithShape="1">
-                    <a:blip r:embed="rId12" cstate="print">
+                    <a:blip r:embed="rId11" cstate="print">
                       <a:extLst>
                         <a:ext uri="{28A0092B-C50C-407E-A947-70E740481C1C}">
                           <a14:useLocalDpi xmlns:a14="http://schemas.microsoft.com/office/drawing/2010/main" val="0"/>
@@ -5522,17 +6899,7 @@
           <w:szCs w:val="24"/>
           <w:lang w:val="en-US"/>
         </w:rPr>
-        <w:t xml:space="preserve"> cages were </w:t>
-      </w:r>
-      <w:r>
-        <w:rPr>
-          <w:rFonts w:ascii="Times New Roman" w:hAnsi="Times New Roman" w:cs="Times New Roman"/>
-          <w:sz w:val="24"/>
-          <w:szCs w:val="24"/>
-          <w:lang w:val="en-US"/>
-        </w:rPr>
-        <w:lastRenderedPageBreak/>
-        <w:t>available, mice in the enriched</w:t>
+        <w:t xml:space="preserve"> cages were available, mice in the enriched</w:t>
       </w:r>
       <w:r>
         <w:rPr>
@@ -5560,7 +6927,17 @@
           <w:szCs w:val="24"/>
           <w:lang w:val="en-US"/>
         </w:rPr>
-        <w:t xml:space="preserve"> cage and two weeks in an alternative enriched environment. The alternative enriched environment consisted of a larger transparent cage equipped with additional running wheels, marbles, and hiding boxes. The order in which mice experienced the two enrichment setups was counterbalanced to minimize order effects.</w:t>
+        <w:t xml:space="preserve"> cage and two weeks in an alternative enriched environment. The alternative </w:t>
+      </w:r>
+      <w:r>
+        <w:rPr>
+          <w:rFonts w:ascii="Times New Roman" w:hAnsi="Times New Roman" w:cs="Times New Roman"/>
+          <w:sz w:val="24"/>
+          <w:szCs w:val="24"/>
+          <w:lang w:val="en-US"/>
+        </w:rPr>
+        <w:lastRenderedPageBreak/>
+        <w:t>enriched environment consisted of a larger transparent cage equipped with additional running wheels, marbles, and hiding boxes. The order in which mice experienced the two enrichment setups was counterbalanced to minimize order effects.</w:t>
       </w:r>
       <w:r>
         <w:rPr>
@@ -5708,7 +7085,7 @@
                     </pic:cNvPicPr>
                   </pic:nvPicPr>
                   <pic:blipFill rotWithShape="1">
-                    <a:blip r:embed="rId13" cstate="print">
+                    <a:blip r:embed="rId12" cstate="print">
                       <a:extLst>
                         <a:ext uri="{28A0092B-C50C-407E-A947-70E740481C1C}">
                           <a14:useLocalDpi xmlns:a14="http://schemas.microsoft.com/office/drawing/2010/main" val="0"/>
@@ -6091,7 +7468,7 @@
                     </pic:cNvPicPr>
                   </pic:nvPicPr>
                   <pic:blipFill>
-                    <a:blip r:embed="rId14" cstate="print">
+                    <a:blip r:embed="rId13" cstate="print">
                       <a:extLst>
                         <a:ext uri="{28A0092B-C50C-407E-A947-70E740481C1C}">
                           <a14:useLocalDpi xmlns:a14="http://schemas.microsoft.com/office/drawing/2010/main" val="0"/>
@@ -6448,7 +7825,7 @@
           <w:lang w:val="en-US"/>
         </w:rPr>
         <w:drawing>
-          <wp:inline distT="0" distB="0" distL="0" distR="0" wp14:anchorId="1D443C78" wp14:editId="2CC8649A">
+          <wp:inline distT="0" distB="0" distL="0" distR="0" wp14:anchorId="1D443C78" wp14:editId="0F112C3B">
             <wp:extent cx="1751162" cy="1670485"/>
             <wp:effectExtent l="0" t="0" r="1905" b="6350"/>
             <wp:docPr id="1430163639" name="Picture 4"/>
@@ -6465,7 +7842,7 @@
                     </pic:cNvPicPr>
                   </pic:nvPicPr>
                   <pic:blipFill rotWithShape="1">
-                    <a:blip r:embed="rId15" cstate="print">
+                    <a:blip r:embed="rId14" cstate="print">
                       <a:extLst>
                         <a:ext uri="{28A0092B-C50C-407E-A947-70E740481C1C}">
                           <a14:useLocalDpi xmlns:a14="http://schemas.microsoft.com/office/drawing/2010/main" val="0"/>
@@ -8004,7 +9381,7 @@
                     </pic:cNvPicPr>
                   </pic:nvPicPr>
                   <pic:blipFill rotWithShape="1">
-                    <a:blip r:embed="rId16">
+                    <a:blip r:embed="rId15">
                       <a:extLst>
                         <a:ext uri="{28A0092B-C50C-407E-A947-70E740481C1C}">
                           <a14:useLocalDpi xmlns:a14="http://schemas.microsoft.com/office/drawing/2010/main" val="0"/>
@@ -8206,7 +9583,7 @@
         </w:rPr>
         <w:t xml:space="preserve">The rotarod task assesses motor coordination and balance by placing mice on a rotating </w:t>
       </w:r>
-      <w:commentRangeStart w:id="7"/>
+      <w:commentRangeStart w:id="5"/>
       <w:r>
         <w:rPr>
           <w:rFonts w:ascii="Times New Roman" w:hAnsi="Times New Roman" w:cs="Times New Roman"/>
@@ -8216,7 +9593,7 @@
         </w:rPr>
         <w:t>rod</w:t>
       </w:r>
-      <w:commentRangeEnd w:id="7"/>
+      <w:commentRangeEnd w:id="5"/>
       <w:r>
         <w:rPr>
           <w:rStyle w:val="CommentReference"/>
@@ -8225,7 +9602,7 @@
           <w:szCs w:val="24"/>
           <w:lang w:val="en-US"/>
         </w:rPr>
-        <w:commentReference w:id="7"/>
+        <w:commentReference w:id="5"/>
       </w:r>
       <w:r>
         <w:rPr>
@@ -9671,7 +11048,7 @@
                     </pic:cNvPicPr>
                   </pic:nvPicPr>
                   <pic:blipFill rotWithShape="1">
-                    <a:blip r:embed="rId17">
+                    <a:blip r:embed="rId16">
                       <a:extLst>
                         <a:ext uri="{28A0092B-C50C-407E-A947-70E740481C1C}">
                           <a14:useLocalDpi xmlns:a14="http://schemas.microsoft.com/office/drawing/2010/main" val="0"/>
@@ -10491,7 +11868,7 @@
                     </pic:cNvPicPr>
                   </pic:nvPicPr>
                   <pic:blipFill rotWithShape="1">
-                    <a:blip r:embed="rId18">
+                    <a:blip r:embed="rId17">
                       <a:extLst>
                         <a:ext uri="{28A0092B-C50C-407E-A947-70E740481C1C}">
                           <a14:useLocalDpi xmlns:a14="http://schemas.microsoft.com/office/drawing/2010/main" val="0"/>
@@ -13623,7 +15000,7 @@
                     </pic:cNvPicPr>
                   </pic:nvPicPr>
                   <pic:blipFill rotWithShape="1">
-                    <a:blip r:embed="rId19">
+                    <a:blip r:embed="rId18">
                       <a:extLst>
                         <a:ext uri="{28A0092B-C50C-407E-A947-70E740481C1C}">
                           <a14:useLocalDpi xmlns:a14="http://schemas.microsoft.com/office/drawing/2010/main" val="0"/>
@@ -15815,7 +17192,7 @@
                     </pic:cNvPicPr>
                   </pic:nvPicPr>
                   <pic:blipFill rotWithShape="1">
-                    <a:blip r:embed="rId20">
+                    <a:blip r:embed="rId19">
                       <a:extLst>
                         <a:ext uri="{28A0092B-C50C-407E-A947-70E740481C1C}">
                           <a14:useLocalDpi xmlns:a14="http://schemas.microsoft.com/office/drawing/2010/main" val="0"/>
@@ -17723,7 +19100,7 @@
                     </pic:cNvPicPr>
                   </pic:nvPicPr>
                   <pic:blipFill rotWithShape="1">
-                    <a:blip r:embed="rId21">
+                    <a:blip r:embed="rId20">
                       <a:extLst>
                         <a:ext uri="{28A0092B-C50C-407E-A947-70E740481C1C}">
                           <a14:useLocalDpi xmlns:a14="http://schemas.microsoft.com/office/drawing/2010/main" val="0"/>
@@ -24254,7 +25631,7 @@
                     </pic:cNvPicPr>
                   </pic:nvPicPr>
                   <pic:blipFill rotWithShape="1">
-                    <a:blip r:embed="rId22" cstate="print">
+                    <a:blip r:embed="rId21" cstate="print">
                       <a:extLst>
                         <a:ext uri="{28A0092B-C50C-407E-A947-70E740481C1C}">
                           <a14:useLocalDpi xmlns:a14="http://schemas.microsoft.com/office/drawing/2010/main" val="0"/>
@@ -25930,7 +27307,7 @@
                     </pic:cNvPicPr>
                   </pic:nvPicPr>
                   <pic:blipFill rotWithShape="1">
-                    <a:blip r:embed="rId23">
+                    <a:blip r:embed="rId22">
                       <a:extLst>
                         <a:ext uri="{28A0092B-C50C-407E-A947-70E740481C1C}">
                           <a14:useLocalDpi xmlns:a14="http://schemas.microsoft.com/office/drawing/2010/main" val="0"/>
@@ -27827,7 +29204,7 @@
                     </pic:cNvPicPr>
                   </pic:nvPicPr>
                   <pic:blipFill>
-                    <a:blip r:embed="rId24" cstate="print">
+                    <a:blip r:embed="rId23" cstate="print">
                       <a:extLst>
                         <a:ext uri="{28A0092B-C50C-407E-A947-70E740481C1C}">
                           <a14:useLocalDpi xmlns:a14="http://schemas.microsoft.com/office/drawing/2010/main" val="0"/>
@@ -29907,7 +31284,7 @@
                     </pic:cNvPicPr>
                   </pic:nvPicPr>
                   <pic:blipFill rotWithShape="1">
-                    <a:blip r:embed="rId25">
+                    <a:blip r:embed="rId24">
                       <a:extLst>
                         <a:ext uri="{28A0092B-C50C-407E-A947-70E740481C1C}">
                           <a14:useLocalDpi xmlns:a14="http://schemas.microsoft.com/office/drawing/2010/main" val="0"/>
@@ -30883,7 +32260,7 @@
                     </pic:cNvPicPr>
                   </pic:nvPicPr>
                   <pic:blipFill rotWithShape="1">
-                    <a:blip r:embed="rId26">
+                    <a:blip r:embed="rId25">
                       <a:extLst>
                         <a:ext uri="{28A0092B-C50C-407E-A947-70E740481C1C}">
                           <a14:useLocalDpi xmlns:a14="http://schemas.microsoft.com/office/drawing/2010/main" val="0"/>
@@ -30947,61 +32324,7 @@
           <w:szCs w:val="24"/>
           <w:lang w:val="en-US"/>
         </w:rPr>
-        <w:t>(A) Duration in the target quadrant during the first probe trial (Day 6). (B)</w:t>
-      </w:r>
-      <w:r>
-        <w:rPr>
-          <w:rFonts w:ascii="Times New Roman" w:hAnsi="Times New Roman" w:cs="Times New Roman"/>
-          <w:sz w:val="24"/>
-          <w:szCs w:val="24"/>
-          <w:lang w:val="en-US"/>
-        </w:rPr>
-        <w:t xml:space="preserve"> Duration in the target quadrant during the </w:t>
-      </w:r>
-      <w:r>
-        <w:rPr>
-          <w:rFonts w:ascii="Times New Roman" w:hAnsi="Times New Roman" w:cs="Times New Roman"/>
-          <w:sz w:val="24"/>
-          <w:szCs w:val="24"/>
-          <w:lang w:val="en-US"/>
-        </w:rPr>
-        <w:t>second</w:t>
-      </w:r>
-      <w:r>
-        <w:rPr>
-          <w:rFonts w:ascii="Times New Roman" w:hAnsi="Times New Roman" w:cs="Times New Roman"/>
-          <w:sz w:val="24"/>
-          <w:szCs w:val="24"/>
-          <w:lang w:val="en-US"/>
-        </w:rPr>
-        <w:t xml:space="preserve"> probe trial (Day </w:t>
-      </w:r>
-      <w:r>
-        <w:rPr>
-          <w:rFonts w:ascii="Times New Roman" w:hAnsi="Times New Roman" w:cs="Times New Roman"/>
-          <w:sz w:val="24"/>
-          <w:szCs w:val="24"/>
-          <w:lang w:val="en-US"/>
-        </w:rPr>
-        <w:t>11</w:t>
-      </w:r>
-      <w:r>
-        <w:rPr>
-          <w:rFonts w:ascii="Times New Roman" w:hAnsi="Times New Roman" w:cs="Times New Roman"/>
-          <w:sz w:val="24"/>
-          <w:szCs w:val="24"/>
-          <w:lang w:val="en-US"/>
-        </w:rPr>
-        <w:t>).</w:t>
-      </w:r>
-      <w:r>
-        <w:rPr>
-          <w:rFonts w:ascii="Times New Roman" w:hAnsi="Times New Roman" w:cs="Times New Roman"/>
-          <w:sz w:val="24"/>
-          <w:szCs w:val="24"/>
-          <w:lang w:val="en-US"/>
-        </w:rPr>
-        <w:t xml:space="preserve"> </w:t>
+        <w:t xml:space="preserve">(A) Duration in the target quadrant during the first probe trial (Day 6). (B) Duration in the target quadrant during the second probe trial (Day 11). </w:t>
       </w:r>
       <w:r>
         <w:rPr>
@@ -31032,7 +32355,7 @@
         </w:rPr>
         <w:t xml:space="preserve">To quantify </w:t>
       </w:r>
-      <w:commentRangeStart w:id="8"/>
+      <w:commentRangeStart w:id="6"/>
       <w:r>
         <w:rPr>
           <w:rFonts w:ascii="Times New Roman" w:hAnsi="Times New Roman" w:cs="Times New Roman"/>
@@ -31044,7 +32367,7 @@
         </w:rPr>
         <w:t>spatial memory retention</w:t>
       </w:r>
-      <w:commentRangeEnd w:id="8"/>
+      <w:commentRangeEnd w:id="6"/>
       <w:r>
         <w:rPr>
           <w:rStyle w:val="CommentReference"/>
@@ -31053,7 +32376,7 @@
           <w:szCs w:val="24"/>
           <w:lang w:val="en-US"/>
         </w:rPr>
-        <w:commentReference w:id="8"/>
+        <w:commentReference w:id="6"/>
       </w:r>
       <w:r>
         <w:rPr>
@@ -33698,7 +35021,25 @@
           <w:lang w:val="en-US"/>
         </w:rPr>
         <w:lastRenderedPageBreak/>
-        <w:t>flexibility, as mice were required to abandon the previously learned platform location and acquire a new spatial contingency. The mixed</w:t>
+        <w:t>flexibility, as mice were required to abandon the previously learned platform location and acquire a new spatial contingency</w:t>
+      </w:r>
+      <w:r>
+        <w:rPr>
+          <w:rFonts w:ascii="Times New Roman" w:hAnsi="Times New Roman" w:cs="Times New Roman"/>
+          <w:sz w:val="24"/>
+          <w:szCs w:val="24"/>
+          <w:lang w:val="en-US"/>
+        </w:rPr>
+        <w:t xml:space="preserve"> (Figure 16A)</w:t>
+      </w:r>
+      <w:r>
+        <w:rPr>
+          <w:rFonts w:ascii="Times New Roman" w:hAnsi="Times New Roman" w:cs="Times New Roman"/>
+          <w:sz w:val="24"/>
+          <w:szCs w:val="24"/>
+          <w:lang w:val="en-US"/>
+        </w:rPr>
+        <w:t>. The mixed</w:t>
       </w:r>
       <w:r>
         <w:rPr>
@@ -34796,7 +36137,43 @@
           <w:szCs w:val="24"/>
           <w:lang w:val="en-US"/>
         </w:rPr>
-        <w:t xml:space="preserve">The same analysis was repeated for distance to target, and again only Day reached significance (see Appendix). </w:t>
+        <w:t>The same analysis was repeated for distance to target, and again only Day reached significance (</w:t>
+      </w:r>
+      <w:r>
+        <w:rPr>
+          <w:rFonts w:ascii="Times New Roman" w:hAnsi="Times New Roman" w:cs="Times New Roman"/>
+          <w:sz w:val="24"/>
+          <w:szCs w:val="24"/>
+          <w:lang w:val="en-US"/>
+        </w:rPr>
+        <w:t xml:space="preserve">Figure 16B; </w:t>
+      </w:r>
+      <w:r>
+        <w:rPr>
+          <w:rFonts w:ascii="Times New Roman" w:hAnsi="Times New Roman" w:cs="Times New Roman"/>
+          <w:sz w:val="24"/>
+          <w:szCs w:val="24"/>
+          <w:lang w:val="en-US"/>
+        </w:rPr>
+        <w:t>see Appendix</w:t>
+      </w:r>
+      <w:r>
+        <w:rPr>
+          <w:rFonts w:ascii="Times New Roman" w:hAnsi="Times New Roman" w:cs="Times New Roman"/>
+          <w:sz w:val="24"/>
+          <w:szCs w:val="24"/>
+          <w:lang w:val="en-US"/>
+        </w:rPr>
+        <w:t xml:space="preserve"> for detailed results</w:t>
+      </w:r>
+      <w:r>
+        <w:rPr>
+          <w:rFonts w:ascii="Times New Roman" w:hAnsi="Times New Roman" w:cs="Times New Roman"/>
+          <w:sz w:val="24"/>
+          <w:szCs w:val="24"/>
+          <w:lang w:val="en-US"/>
+        </w:rPr>
+        <w:t xml:space="preserve">). </w:t>
       </w:r>
       <w:r>
         <w:rPr>
@@ -34842,6 +36219,211 @@
           <w:lang w:val="en-US"/>
         </w:rPr>
         <w:t xml:space="preserve"> </w:t>
+      </w:r>
+    </w:p>
+    <w:p>
+      <w:pPr>
+        <w:rPr>
+          <w:rFonts w:ascii="Times New Roman" w:hAnsi="Times New Roman" w:cs="Times New Roman"/>
+          <w:b/>
+          <w:bCs/>
+          <w:sz w:val="24"/>
+          <w:szCs w:val="24"/>
+          <w:lang w:val="en-US"/>
+        </w:rPr>
+      </w:pPr>
+      <w:r>
+        <w:rPr>
+          <w:rFonts w:ascii="Times New Roman" w:hAnsi="Times New Roman" w:cs="Times New Roman"/>
+          <w:b/>
+          <w:bCs/>
+          <w:sz w:val="24"/>
+          <w:szCs w:val="24"/>
+          <w:lang w:val="en-US"/>
+        </w:rPr>
+        <w:t>Figure 16</w:t>
+      </w:r>
+    </w:p>
+    <w:p>
+      <w:pPr>
+        <w:rPr>
+          <w:rFonts w:ascii="Times New Roman" w:hAnsi="Times New Roman" w:cs="Times New Roman"/>
+          <w:i/>
+          <w:iCs/>
+          <w:sz w:val="24"/>
+          <w:szCs w:val="24"/>
+          <w:lang w:val="en-US"/>
+        </w:rPr>
+      </w:pPr>
+      <w:r>
+        <w:rPr>
+          <w:rFonts w:ascii="Times New Roman" w:hAnsi="Times New Roman" w:cs="Times New Roman"/>
+          <w:i/>
+          <w:iCs/>
+          <w:sz w:val="24"/>
+          <w:szCs w:val="24"/>
+          <w:lang w:val="en-US"/>
+        </w:rPr>
+        <w:t xml:space="preserve">Results from the reversal acquisition phase  </w:t>
+      </w:r>
+    </w:p>
+    <w:p>
+      <w:pPr>
+        <w:jc w:val="center"/>
+        <w:rPr>
+          <w:rFonts w:ascii="Times New Roman" w:hAnsi="Times New Roman" w:cs="Times New Roman"/>
+          <w:sz w:val="24"/>
+          <w:szCs w:val="24"/>
+          <w:lang w:val="en-US"/>
+        </w:rPr>
+      </w:pPr>
+      <w:r>
+        <w:rPr>
+          <w:rFonts w:ascii="Times New Roman" w:hAnsi="Times New Roman" w:cs="Times New Roman"/>
+          <w:noProof/>
+          <w:sz w:val="24"/>
+          <w:szCs w:val="24"/>
+          <w:lang w:val="en-US"/>
+        </w:rPr>
+        <w:drawing>
+          <wp:inline distT="0" distB="0" distL="0" distR="0" wp14:anchorId="310C1BEA" wp14:editId="1C0BE306">
+            <wp:extent cx="4686300" cy="2321333"/>
+            <wp:effectExtent l="0" t="0" r="0" b="3175"/>
+            <wp:docPr id="2112177372" name="Picture 1"/>
+            <wp:cNvGraphicFramePr>
+              <a:graphicFrameLocks xmlns:a="http://schemas.openxmlformats.org/drawingml/2006/main" noChangeAspect="1"/>
+            </wp:cNvGraphicFramePr>
+            <a:graphic xmlns:a="http://schemas.openxmlformats.org/drawingml/2006/main">
+              <a:graphicData uri="http://schemas.openxmlformats.org/drawingml/2006/picture">
+                <pic:pic xmlns:pic="http://schemas.openxmlformats.org/drawingml/2006/picture">
+                  <pic:nvPicPr>
+                    <pic:cNvPr id="0" name="Picture 1"/>
+                    <pic:cNvPicPr>
+                      <a:picLocks noChangeAspect="1" noChangeArrowheads="1"/>
+                    </pic:cNvPicPr>
+                  </pic:nvPicPr>
+                  <pic:blipFill rotWithShape="1">
+                    <a:blip r:embed="rId26" cstate="print">
+                      <a:extLst>
+                        <a:ext uri="{28A0092B-C50C-407E-A947-70E740481C1C}">
+                          <a14:useLocalDpi xmlns:a14="http://schemas.microsoft.com/office/drawing/2010/main" val="0"/>
+                        </a:ext>
+                      </a:extLst>
+                    </a:blip>
+                    <a:srcRect l="6425" t="6146" r="5107" b="16005"/>
+                    <a:stretch>
+                      <a:fillRect/>
+                    </a:stretch>
+                  </pic:blipFill>
+                  <pic:spPr bwMode="auto">
+                    <a:xfrm>
+                      <a:off x="0" y="0"/>
+                      <a:ext cx="4694191" cy="2325242"/>
+                    </a:xfrm>
+                    <a:prstGeom prst="rect">
+                      <a:avLst/>
+                    </a:prstGeom>
+                    <a:noFill/>
+                    <a:ln>
+                      <a:noFill/>
+                    </a:ln>
+                    <a:extLst>
+                      <a:ext uri="{53640926-AAD7-44D8-BBD7-CCE9431645EC}">
+                        <a14:shadowObscured xmlns:a14="http://schemas.microsoft.com/office/drawing/2010/main"/>
+                      </a:ext>
+                    </a:extLst>
+                  </pic:spPr>
+                </pic:pic>
+              </a:graphicData>
+            </a:graphic>
+          </wp:inline>
+        </w:drawing>
+      </w:r>
+    </w:p>
+    <w:p>
+      <w:pPr>
+        <w:rPr>
+          <w:rFonts w:ascii="Times New Roman" w:hAnsi="Times New Roman" w:cs="Times New Roman"/>
+          <w:sz w:val="24"/>
+          <w:szCs w:val="24"/>
+          <w:lang w:val="en-US"/>
+        </w:rPr>
+      </w:pPr>
+      <w:r>
+        <w:rPr>
+          <w:rFonts w:ascii="Times New Roman" w:hAnsi="Times New Roman" w:cs="Times New Roman"/>
+          <w:i/>
+          <w:iCs/>
+          <w:sz w:val="24"/>
+          <w:szCs w:val="24"/>
+          <w:lang w:val="en-US"/>
+        </w:rPr>
+        <w:t xml:space="preserve">Note. </w:t>
+      </w:r>
+      <w:r>
+        <w:rPr>
+          <w:rFonts w:ascii="Times New Roman" w:hAnsi="Times New Roman" w:cs="Times New Roman"/>
+          <w:sz w:val="24"/>
+          <w:szCs w:val="24"/>
+          <w:lang w:val="en-US"/>
+        </w:rPr>
+        <w:t xml:space="preserve">(A) Total path length decreased over days; the black box highlights that </w:t>
+      </w:r>
+      <w:r>
+        <w:rPr>
+          <w:rFonts w:ascii="Times New Roman" w:hAnsi="Times New Roman" w:cs="Times New Roman"/>
+          <w:sz w:val="24"/>
+          <w:szCs w:val="24"/>
+          <w:lang w:val="en-US"/>
+        </w:rPr>
+        <w:t>only the environment</w:t>
+      </w:r>
+      <w:r>
+        <w:rPr>
+          <w:rFonts w:ascii="Times New Roman" w:hAnsi="Times New Roman" w:cs="Times New Roman"/>
+          <w:sz w:val="24"/>
+          <w:szCs w:val="24"/>
+          <w:lang w:val="en-US"/>
+        </w:rPr>
+        <w:t xml:space="preserve"> group differences were present on Day 1</w:t>
+      </w:r>
+      <w:r>
+        <w:rPr>
+          <w:rFonts w:ascii="Times New Roman" w:hAnsi="Times New Roman" w:cs="Times New Roman"/>
+          <w:sz w:val="24"/>
+          <w:szCs w:val="24"/>
+          <w:lang w:val="en-US"/>
+        </w:rPr>
+        <w:t>5</w:t>
+      </w:r>
+      <w:r>
+        <w:rPr>
+          <w:rFonts w:ascii="Times New Roman" w:hAnsi="Times New Roman" w:cs="Times New Roman"/>
+          <w:sz w:val="24"/>
+          <w:szCs w:val="24"/>
+          <w:lang w:val="en-US"/>
+        </w:rPr>
+        <w:t>. (B) Distance</w:t>
+      </w:r>
+      <w:r>
+        <w:rPr>
+          <w:rFonts w:ascii="Times New Roman" w:hAnsi="Times New Roman" w:cs="Times New Roman"/>
+          <w:sz w:val="24"/>
+          <w:szCs w:val="24"/>
+          <w:lang w:val="en-US"/>
+        </w:rPr>
+        <w:noBreakHyphen/>
+        <w:t>to</w:t>
+      </w:r>
+      <w:r>
+        <w:rPr>
+          <w:rFonts w:ascii="Times New Roman" w:hAnsi="Times New Roman" w:cs="Times New Roman"/>
+          <w:sz w:val="24"/>
+          <w:szCs w:val="24"/>
+          <w:lang w:val="en-US"/>
+        </w:rPr>
+        <w:noBreakHyphen/>
+        <w:t>target scores also declined over time. Dots represent group means for each day.</w:t>
       </w:r>
     </w:p>
     <w:p>
@@ -34861,7 +36443,26 @@
           <w:szCs w:val="24"/>
           <w:lang w:val="en-US"/>
         </w:rPr>
-        <w:t xml:space="preserve">model on total path length. This analysis revealed a significant main effect of </w:t>
+        <w:t>To assess learning success during the reversal acquisition phase, a mixed</w:t>
+      </w:r>
+      <w:r>
+        <w:rPr>
+          <w:rFonts w:ascii="Times New Roman" w:hAnsi="Times New Roman" w:cs="Times New Roman"/>
+          <w:sz w:val="24"/>
+          <w:szCs w:val="24"/>
+          <w:lang w:val="en-US"/>
+        </w:rPr>
+        <w:noBreakHyphen/>
+        <w:t>effects model was fitted to total path length on the final day</w:t>
+      </w:r>
+      <w:r>
+        <w:rPr>
+          <w:rFonts w:ascii="Times New Roman" w:hAnsi="Times New Roman" w:cs="Times New Roman"/>
+          <w:sz w:val="24"/>
+          <w:szCs w:val="24"/>
+          <w:lang w:val="en-US"/>
+        </w:rPr>
+        <w:t xml:space="preserve">. This analysis revealed a significant main effect of </w:t>
       </w:r>
       <w:r>
         <w:rPr>
@@ -37600,6 +39201,9 @@
           </m:sSubPr>
           <m:e>
             <m:r>
+              <m:rPr>
+                <m:sty m:val="bi"/>
+              </m:rPr>
               <w:rPr>
                 <w:rFonts w:ascii="Cambria Math" w:hAnsi="Cambria Math"/>
                 <w:szCs w:val="24"/>
@@ -37610,6 +39214,9 @@
           </m:e>
           <m:sub>
             <m:r>
+              <m:rPr>
+                <m:sty m:val="bi"/>
+              </m:rPr>
               <w:rPr>
                 <w:rFonts w:ascii="Cambria Math" w:hAnsi="Cambria Math"/>
                 <w:szCs w:val="24"/>
@@ -37655,6 +39262,9 @@
           </m:sSubPr>
           <m:e>
             <m:r>
+              <m:rPr>
+                <m:sty m:val="bi"/>
+              </m:rPr>
               <w:rPr>
                 <w:rFonts w:ascii="Cambria Math" w:hAnsi="Cambria Math"/>
                 <w:szCs w:val="24"/>
@@ -37664,6 +39274,9 @@
           </m:e>
           <m:sub>
             <m:r>
+              <m:rPr>
+                <m:sty m:val="bi"/>
+              </m:rPr>
               <w:rPr>
                 <w:rFonts w:ascii="Cambria Math" w:hAnsi="Cambria Math"/>
                 <w:szCs w:val="24"/>
@@ -37720,6 +39333,9 @@
           </m:sSubPr>
           <m:e>
             <m:r>
+              <m:rPr>
+                <m:sty m:val="bi"/>
+              </m:rPr>
               <w:rPr>
                 <w:rFonts w:ascii="Cambria Math" w:hAnsi="Cambria Math"/>
                 <w:szCs w:val="24"/>
@@ -37730,6 +39346,9 @@
           </m:e>
           <m:sub>
             <m:r>
+              <m:rPr>
+                <m:sty m:val="bi"/>
+              </m:rPr>
               <w:rPr>
                 <w:rFonts w:ascii="Cambria Math" w:hAnsi="Cambria Math"/>
                 <w:szCs w:val="24"/>
@@ -37775,6 +39394,9 @@
           </m:sSubPr>
           <m:e>
             <m:r>
+              <m:rPr>
+                <m:sty m:val="bi"/>
+              </m:rPr>
               <w:rPr>
                 <w:rFonts w:ascii="Cambria Math" w:hAnsi="Cambria Math"/>
                 <w:szCs w:val="24"/>
@@ -37784,6 +39406,9 @@
           </m:e>
           <m:sub>
             <m:r>
+              <m:rPr>
+                <m:sty m:val="bi"/>
+              </m:rPr>
               <w:rPr>
                 <w:rFonts w:ascii="Cambria Math" w:hAnsi="Cambria Math"/>
                 <w:szCs w:val="24"/>
@@ -37840,6 +39465,9 @@
           </m:sSubPr>
           <m:e>
             <m:r>
+              <m:rPr>
+                <m:sty m:val="bi"/>
+              </m:rPr>
               <w:rPr>
                 <w:rFonts w:ascii="Cambria Math" w:hAnsi="Cambria Math"/>
                 <w:szCs w:val="24"/>
@@ -37850,6 +39478,9 @@
           </m:e>
           <m:sub>
             <m:r>
+              <m:rPr>
+                <m:sty m:val="bi"/>
+              </m:rPr>
               <w:rPr>
                 <w:rFonts w:ascii="Cambria Math" w:hAnsi="Cambria Math"/>
                 <w:szCs w:val="24"/>
@@ -37895,6 +39526,9 @@
           </m:sSubPr>
           <m:e>
             <m:r>
+              <m:rPr>
+                <m:sty m:val="bi"/>
+              </m:rPr>
               <w:rPr>
                 <w:rFonts w:ascii="Cambria Math" w:hAnsi="Cambria Math"/>
                 <w:szCs w:val="24"/>
@@ -37904,6 +39538,9 @@
           </m:e>
           <m:sub>
             <m:r>
+              <m:rPr>
+                <m:sty m:val="bi"/>
+              </m:rPr>
               <w:rPr>
                 <w:rFonts w:ascii="Cambria Math" w:hAnsi="Cambria Math"/>
                 <w:szCs w:val="24"/>
@@ -37957,7 +39594,6 @@
           <w:szCs w:val="24"/>
           <w:lang w:val="en-US"/>
         </w:rPr>
-        <w:lastRenderedPageBreak/>
         <w:t>To assess spatial working memory, we computed the novel arm preference (NAP) as the proportion of time spent in the novel arm relative to the total time spent in both arms (</w:t>
       </w:r>
       <w:r>
@@ -38226,6 +39862,9 @@
           </m:sSubPr>
           <m:e>
             <m:r>
+              <m:rPr>
+                <m:sty m:val="bi"/>
+              </m:rPr>
               <w:rPr>
                 <w:rFonts w:ascii="Cambria Math" w:hAnsi="Cambria Math"/>
                 <w:szCs w:val="24"/>
@@ -38236,6 +39875,9 @@
           </m:e>
           <m:sub>
             <m:r>
+              <m:rPr>
+                <m:sty m:val="bi"/>
+              </m:rPr>
               <w:rPr>
                 <w:rFonts w:ascii="Cambria Math" w:hAnsi="Cambria Math"/>
                 <w:szCs w:val="24"/>
@@ -38281,6 +39923,9 @@
           </m:sSubPr>
           <m:e>
             <m:r>
+              <m:rPr>
+                <m:sty m:val="bi"/>
+              </m:rPr>
               <w:rPr>
                 <w:rFonts w:ascii="Cambria Math" w:hAnsi="Cambria Math"/>
                 <w:szCs w:val="24"/>
@@ -38290,6 +39935,9 @@
           </m:e>
           <m:sub>
             <m:r>
+              <m:rPr>
+                <m:sty m:val="bi"/>
+              </m:rPr>
               <w:rPr>
                 <w:rFonts w:ascii="Cambria Math" w:hAnsi="Cambria Math"/>
                 <w:szCs w:val="24"/>
@@ -38346,6 +39994,9 @@
           </m:sSubPr>
           <m:e>
             <m:r>
+              <m:rPr>
+                <m:sty m:val="bi"/>
+              </m:rPr>
               <w:rPr>
                 <w:rFonts w:ascii="Cambria Math" w:hAnsi="Cambria Math"/>
                 <w:szCs w:val="24"/>
@@ -38356,6 +40007,9 @@
           </m:e>
           <m:sub>
             <m:r>
+              <m:rPr>
+                <m:sty m:val="bi"/>
+              </m:rPr>
               <w:rPr>
                 <w:rFonts w:ascii="Cambria Math" w:hAnsi="Cambria Math"/>
                 <w:szCs w:val="24"/>
@@ -38401,6 +40055,9 @@
           </m:sSubPr>
           <m:e>
             <m:r>
+              <m:rPr>
+                <m:sty m:val="bi"/>
+              </m:rPr>
               <w:rPr>
                 <w:rFonts w:ascii="Cambria Math" w:hAnsi="Cambria Math"/>
                 <w:szCs w:val="24"/>
@@ -38410,6 +40067,9 @@
           </m:e>
           <m:sub>
             <m:r>
+              <m:rPr>
+                <m:sty m:val="bi"/>
+              </m:rPr>
               <w:rPr>
                 <w:rFonts w:ascii="Cambria Math" w:hAnsi="Cambria Math"/>
                 <w:szCs w:val="24"/>
@@ -38466,6 +40126,9 @@
           </m:sSubPr>
           <m:e>
             <m:r>
+              <m:rPr>
+                <m:sty m:val="bi"/>
+              </m:rPr>
               <w:rPr>
                 <w:rFonts w:ascii="Cambria Math" w:hAnsi="Cambria Math"/>
                 <w:szCs w:val="24"/>
@@ -38476,6 +40139,9 @@
           </m:e>
           <m:sub>
             <m:r>
+              <m:rPr>
+                <m:sty m:val="bi"/>
+              </m:rPr>
               <w:rPr>
                 <w:rFonts w:ascii="Cambria Math" w:hAnsi="Cambria Math"/>
                 <w:szCs w:val="24"/>
@@ -38521,6 +40187,9 @@
           </m:sSubPr>
           <m:e>
             <m:r>
+              <m:rPr>
+                <m:sty m:val="bi"/>
+              </m:rPr>
               <w:rPr>
                 <w:rFonts w:ascii="Cambria Math" w:hAnsi="Cambria Math"/>
                 <w:szCs w:val="24"/>
@@ -38530,6 +40199,9 @@
           </m:e>
           <m:sub>
             <m:r>
+              <m:rPr>
+                <m:sty m:val="bi"/>
+              </m:rPr>
               <w:rPr>
                 <w:rFonts w:ascii="Cambria Math" w:hAnsi="Cambria Math"/>
                 <w:szCs w:val="24"/>
@@ -38769,6 +40441,73 @@
           <w:szCs w:val="24"/>
           <w:lang w:val="en-US"/>
         </w:rPr>
+        <w:t xml:space="preserve"> (</w:t>
+      </w:r>
+      <w:r>
+        <w:rPr>
+          <w:rFonts w:ascii="Times New Roman" w:hAnsi="Times New Roman" w:cs="Times New Roman"/>
+          <w:i/>
+          <w:iCs/>
+          <w:sz w:val="24"/>
+          <w:szCs w:val="24"/>
+          <w:lang w:val="en-US"/>
+        </w:rPr>
+        <w:t>t</w:t>
+      </w:r>
+      <w:r>
+        <w:rPr>
+          <w:rFonts w:ascii="Times New Roman" w:hAnsi="Times New Roman" w:cs="Times New Roman"/>
+          <w:sz w:val="24"/>
+          <w:szCs w:val="24"/>
+          <w:lang w:val="en-US"/>
+        </w:rPr>
+        <w:t xml:space="preserve">(30) = </w:t>
+      </w:r>
+      <w:r>
+        <w:rPr>
+          <w:rFonts w:ascii="Times New Roman" w:hAnsi="Times New Roman" w:cs="Times New Roman"/>
+          <w:sz w:val="24"/>
+          <w:szCs w:val="24"/>
+          <w:lang w:val="en-US"/>
+        </w:rPr>
+        <w:t>0.06</w:t>
+      </w:r>
+      <w:r>
+        <w:rPr>
+          <w:rFonts w:ascii="Times New Roman" w:hAnsi="Times New Roman" w:cs="Times New Roman"/>
+          <w:sz w:val="24"/>
+          <w:szCs w:val="24"/>
+          <w:lang w:val="en-US"/>
+        </w:rPr>
+        <w:t xml:space="preserve">, </w:t>
+      </w:r>
+      <w:r>
+        <w:rPr>
+          <w:rFonts w:ascii="Times New Roman" w:hAnsi="Times New Roman" w:cs="Times New Roman"/>
+          <w:i/>
+          <w:iCs/>
+          <w:sz w:val="24"/>
+          <w:szCs w:val="24"/>
+          <w:lang w:val="en-US"/>
+        </w:rPr>
+        <w:t xml:space="preserve">p </w:t>
+      </w:r>
+      <w:r>
+        <w:rPr>
+          <w:rFonts w:ascii="Times New Roman" w:hAnsi="Times New Roman" w:cs="Times New Roman"/>
+          <w:sz w:val="24"/>
+          <w:szCs w:val="24"/>
+          <w:lang w:val="en-US"/>
+        </w:rPr>
+        <w:t>=</w:t>
+      </w:r>
+      <w:r>
+        <w:rPr>
+          <w:rFonts w:ascii="Times New Roman" w:hAnsi="Times New Roman" w:cs="Times New Roman"/>
+          <w:sz w:val="24"/>
+          <w:szCs w:val="24"/>
+          <w:lang w:val="en-US"/>
+        </w:rPr>
         <w:t xml:space="preserve"> </w:t>
       </w:r>
       <w:r>
@@ -38778,36 +40517,7 @@
           <w:szCs w:val="24"/>
           <w:lang w:val="en-US"/>
         </w:rPr>
-        <w:t>(</w:t>
-      </w:r>
-      <w:r>
-        <w:rPr>
-          <w:rFonts w:ascii="Times New Roman" w:hAnsi="Times New Roman" w:cs="Times New Roman"/>
-          <w:i/>
-          <w:iCs/>
-          <w:sz w:val="24"/>
-          <w:szCs w:val="24"/>
-          <w:lang w:val="en-US"/>
-        </w:rPr>
-        <w:t>t</w:t>
-      </w:r>
-      <w:r>
-        <w:rPr>
-          <w:rFonts w:ascii="Times New Roman" w:hAnsi="Times New Roman" w:cs="Times New Roman"/>
-          <w:sz w:val="24"/>
-          <w:szCs w:val="24"/>
-          <w:lang w:val="en-US"/>
-        </w:rPr>
-        <w:t xml:space="preserve">(30) = </w:t>
-      </w:r>
-      <w:r>
-        <w:rPr>
-          <w:rFonts w:ascii="Times New Roman" w:hAnsi="Times New Roman" w:cs="Times New Roman"/>
-          <w:sz w:val="24"/>
-          <w:szCs w:val="24"/>
-          <w:lang w:val="en-US"/>
-        </w:rPr>
-        <w:t>0.06</w:t>
+        <w:t>0.95</w:t>
       </w:r>
       <w:r>
         <w:rPr>
@@ -38827,16 +40537,7 @@
           <w:szCs w:val="24"/>
           <w:lang w:val="en-US"/>
         </w:rPr>
-        <w:t xml:space="preserve">p </w:t>
-      </w:r>
-      <w:r>
-        <w:rPr>
-          <w:rFonts w:ascii="Times New Roman" w:hAnsi="Times New Roman" w:cs="Times New Roman"/>
-          <w:sz w:val="24"/>
-          <w:szCs w:val="24"/>
-          <w:lang w:val="en-US"/>
-        </w:rPr>
-        <w:t>=</w:t>
+        <w:t>R²</w:t>
       </w:r>
       <w:r>
         <w:rPr>
@@ -38854,44 +40555,6 @@
           <w:szCs w:val="24"/>
           <w:lang w:val="en-US"/>
         </w:rPr>
-        <w:t>0.95</w:t>
-      </w:r>
-      <w:r>
-        <w:rPr>
-          <w:rFonts w:ascii="Times New Roman" w:hAnsi="Times New Roman" w:cs="Times New Roman"/>
-          <w:sz w:val="24"/>
-          <w:szCs w:val="24"/>
-          <w:lang w:val="en-US"/>
-        </w:rPr>
-        <w:t xml:space="preserve">, </w:t>
-      </w:r>
-      <w:r>
-        <w:rPr>
-          <w:rFonts w:ascii="Times New Roman" w:hAnsi="Times New Roman" w:cs="Times New Roman"/>
-          <w:i/>
-          <w:iCs/>
-          <w:sz w:val="24"/>
-          <w:szCs w:val="24"/>
-          <w:lang w:val="en-US"/>
-        </w:rPr>
-        <w:t>R²</w:t>
-      </w:r>
-      <w:r>
-        <w:rPr>
-          <w:rFonts w:ascii="Times New Roman" w:hAnsi="Times New Roman" w:cs="Times New Roman"/>
-          <w:sz w:val="24"/>
-          <w:szCs w:val="24"/>
-          <w:lang w:val="en-US"/>
-        </w:rPr>
-        <w:t xml:space="preserve"> </w:t>
-      </w:r>
-      <w:r>
-        <w:rPr>
-          <w:rFonts w:ascii="Times New Roman" w:hAnsi="Times New Roman" w:cs="Times New Roman"/>
-          <w:sz w:val="24"/>
-          <w:szCs w:val="24"/>
-          <w:lang w:val="en-US"/>
-        </w:rPr>
         <w:t>&lt;</w:t>
       </w:r>
       <w:r>
@@ -38937,16 +40600,7 @@
           <w:szCs w:val="24"/>
           <w:lang w:val="en-US"/>
         </w:rPr>
-        <w:t xml:space="preserve"> </w:t>
-      </w:r>
-      <w:r>
-        <w:rPr>
-          <w:rFonts w:ascii="Times New Roman" w:hAnsi="Times New Roman" w:cs="Times New Roman"/>
-          <w:sz w:val="24"/>
-          <w:szCs w:val="24"/>
-          <w:lang w:val="en-US"/>
-        </w:rPr>
-        <w:t>(</w:t>
+        <w:t xml:space="preserve"> (</w:t>
       </w:r>
       <w:r>
         <w:rPr>
@@ -39263,7 +40917,17 @@
           <w:szCs w:val="24"/>
           <w:lang w:val="en-US"/>
         </w:rPr>
-        <w:t>and only anecdotal evidence for the absence of a treatment effect</w:t>
+        <w:t xml:space="preserve">and only anecdotal evidence for the </w:t>
+      </w:r>
+      <w:r>
+        <w:rPr>
+          <w:rFonts w:ascii="Times New Roman" w:hAnsi="Times New Roman" w:cs="Times New Roman"/>
+          <w:sz w:val="24"/>
+          <w:szCs w:val="24"/>
+          <w:lang w:val="en-US"/>
+        </w:rPr>
+        <w:lastRenderedPageBreak/>
+        <w:t>absence of a treatment effect</w:t>
       </w:r>
       <w:r>
         <w:rPr>
@@ -39446,16 +41110,7 @@
           <w:szCs w:val="24"/>
           <w:lang w:val="en-US"/>
         </w:rPr>
-        <w:t xml:space="preserve"> </w:t>
-      </w:r>
-      <w:r>
-        <w:rPr>
-          <w:rFonts w:ascii="Times New Roman" w:hAnsi="Times New Roman" w:cs="Times New Roman"/>
-          <w:sz w:val="24"/>
-          <w:szCs w:val="24"/>
-          <w:lang w:val="en-US"/>
-        </w:rPr>
-        <w:t>(</w:t>
+        <w:t xml:space="preserve"> (</w:t>
       </w:r>
       <w:r>
         <w:rPr>
@@ -39596,16 +41251,7 @@
           <w:szCs w:val="24"/>
           <w:lang w:val="en-US"/>
         </w:rPr>
-        <w:t xml:space="preserve"> </w:t>
-      </w:r>
-      <w:r>
-        <w:rPr>
-          <w:rFonts w:ascii="Times New Roman" w:hAnsi="Times New Roman" w:cs="Times New Roman"/>
-          <w:sz w:val="24"/>
-          <w:szCs w:val="24"/>
-          <w:lang w:val="en-US"/>
-        </w:rPr>
-        <w:t>(</w:t>
+        <w:t xml:space="preserve"> (</w:t>
       </w:r>
       <w:r>
         <w:rPr>
@@ -39728,16 +41374,7 @@
           <w:szCs w:val="24"/>
           <w:lang w:val="en-US"/>
         </w:rPr>
-        <w:t xml:space="preserve"> </w:t>
-      </w:r>
-      <w:r>
-        <w:rPr>
-          <w:rFonts w:ascii="Times New Roman" w:hAnsi="Times New Roman" w:cs="Times New Roman"/>
-          <w:sz w:val="24"/>
-          <w:szCs w:val="24"/>
-          <w:lang w:val="en-US"/>
-        </w:rPr>
-        <w:t>(</w:t>
+        <w:t xml:space="preserve"> (</w:t>
       </w:r>
       <w:r>
         <w:rPr>
@@ -40458,16 +42095,7 @@
           <w:szCs w:val="24"/>
           <w:lang w:val="en-US"/>
         </w:rPr>
-        <w:t xml:space="preserve"> </w:t>
-      </w:r>
-      <w:r>
-        <w:rPr>
-          <w:rFonts w:ascii="Times New Roman" w:hAnsi="Times New Roman" w:cs="Times New Roman"/>
-          <w:sz w:val="24"/>
-          <w:szCs w:val="24"/>
-          <w:lang w:val="en-US"/>
-        </w:rPr>
-        <w:t>(</w:t>
+        <w:t xml:space="preserve"> (</w:t>
       </w:r>
       <w:r>
         <w:rPr>
@@ -41337,194 +42965,36 @@
         </w:numPr>
         <w:spacing w:before="0" w:beforeAutospacing="0" w:after="0" w:afterAutospacing="0" w:line="276" w:lineRule="auto"/>
         <w:rPr>
-          <w:lang w:val="en-GB"/>
+          <w:rStyle w:val="url"/>
         </w:rPr>
       </w:pPr>
       <w:r>
         <w:rPr>
-          <w:lang w:val="en-GB"/>
-        </w:rPr>
-        <w:t xml:space="preserve">Siegel, S. E., Advani, A., Seibel, N., Muffly, L., Stock, W., Luger, S., Shah, B., DeAngelo, D. J., Freyer, D. R., Douer, D., Johnson, R. H., Hayes‐Lattin, B., Lewis, M., Jaboin, J. J., Coccia, P. F., &amp; Bleyer, A. (2018). Treatment of young adults with Philadelphia‐negative acute lymphoblastic leukemia and lymphoblastic lymphoma: Hyper‐CVAD vs. pediatric‐inspired regimens. </w:t>
-      </w:r>
-      <w:r>
-        <w:rPr>
-          <w:i/>
-          <w:iCs/>
-          <w:lang w:val="en-GB"/>
-        </w:rPr>
-        <w:t>American Journal of Hematology</w:t>
-      </w:r>
-      <w:r>
-        <w:rPr>
-          <w:lang w:val="en-GB"/>
-        </w:rPr>
+          <w:lang w:val="en-US"/>
+        </w:rPr>
+        <w:t xml:space="preserve">Fares, R. P., Belmeguenai, A., Sanchez, P. E., Kouchi, H. Y., Bodennec, J., Morales, A., Georges, B., Bonnet, C., Bouvard, S., Sloviter, R. S., &amp; Bezin, L. (2013). Standardized Environmental Enrichment Supports Enhanced Brain Plasticity in Healthy Rats and Prevents Cognitive Impairment in Epileptic Rats. </w:t>
+      </w:r>
+      <w:r>
+        <w:rPr>
+          <w:i/>
+          <w:iCs/>
+        </w:rPr>
+        <w:t>PLoS ONE</w:t>
+      </w:r>
+      <w:r>
         <w:t xml:space="preserve">, </w:t>
       </w:r>
       <w:r>
         <w:rPr>
           <w:i/>
           <w:iCs/>
-          <w:lang w:val="en-GB"/>
-        </w:rPr>
-        <w:t>93</w:t>
-      </w:r>
-      <w:r>
-        <w:rPr>
-          <w:lang w:val="en-GB"/>
-        </w:rPr>
-        <w:t xml:space="preserve">(10), 1254–1266. </w:t>
+        </w:rPr>
+        <w:t>8</w:t>
+      </w:r>
+      <w:r>
+        <w:t xml:space="preserve">(1), e53888. </w:t>
       </w:r>
       <w:hyperlink r:id="rId28" w:history="1">
-        <w:r>
-          <w:rPr>
-            <w:rStyle w:val="Hyperlink"/>
-            <w:rFonts w:eastAsiaTheme="majorEastAsia"/>
-            <w:lang w:val="en-GB"/>
-          </w:rPr>
-          <w:t>https://doi.org/10.1002/ajh.25229</w:t>
-        </w:r>
-      </w:hyperlink>
-      <w:r>
-        <w:rPr>
-          <w:rStyle w:val="url"/>
-          <w:rFonts w:eastAsiaTheme="majorEastAsia"/>
-          <w:lang w:val="en-GB"/>
-        </w:rPr>
-        <w:t xml:space="preserve"> (hyper-CVAD in YA)</w:t>
-      </w:r>
-    </w:p>
-    <w:p>
-      <w:pPr>
-        <w:pStyle w:val="ListParagraph"/>
-        <w:numPr>
-          <w:ilvl w:val="0"/>
-          <w:numId w:val="1"/>
-        </w:numPr>
-        <w:rPr>
-          <w:rFonts w:ascii="Times New Roman" w:hAnsi="Times New Roman" w:cs="Times New Roman"/>
-          <w:sz w:val="24"/>
-          <w:szCs w:val="24"/>
-          <w:lang w:val="en-GB"/>
-        </w:rPr>
-      </w:pPr>
-      <w:commentRangeStart w:id="9"/>
-      <w:r>
-        <w:rPr>
-          <w:rFonts w:ascii="Times New Roman" w:hAnsi="Times New Roman" w:cs="Times New Roman"/>
-          <w:sz w:val="24"/>
-          <w:szCs w:val="24"/>
-          <w:lang w:val="en-GB"/>
-        </w:rPr>
-        <w:t>Gültekin, Z., D’Hooge, R., &amp; Callaer</w:t>
-      </w:r>
-      <w:r>
-        <w:rPr>
-          <w:rFonts w:ascii="Times New Roman" w:hAnsi="Times New Roman" w:cs="Times New Roman"/>
-          <w:sz w:val="24"/>
-          <w:szCs w:val="24"/>
-          <w:lang w:val="en-GB"/>
-        </w:rPr>
-        <w:t xml:space="preserve">ts-Végh, Z. (2023). </w:t>
-      </w:r>
-      <w:r>
-        <w:rPr>
-          <w:rFonts w:ascii="Times New Roman" w:hAnsi="Times New Roman" w:cs="Times New Roman"/>
-          <w:sz w:val="24"/>
-          <w:szCs w:val="24"/>
-          <w:lang w:val="en-GB"/>
-        </w:rPr>
-        <w:t>A new juvenile mouse model of early childhood chemotherapy</w:t>
-      </w:r>
-      <w:r>
-        <w:rPr>
-          <w:rFonts w:ascii="Times New Roman" w:hAnsi="Times New Roman" w:cs="Times New Roman"/>
-          <w:sz w:val="24"/>
-          <w:szCs w:val="24"/>
-          <w:lang w:val="en-GB"/>
-        </w:rPr>
-        <w:t xml:space="preserve"> </w:t>
-      </w:r>
-      <w:r>
-        <w:rPr>
-          <w:rFonts w:ascii="Times New Roman" w:hAnsi="Times New Roman" w:cs="Times New Roman"/>
-          <w:sz w:val="24"/>
-          <w:szCs w:val="24"/>
-          <w:lang w:val="en-GB"/>
-        </w:rPr>
-        <w:t xml:space="preserve">[Master’s thesis, KU Leuven]. </w:t>
-      </w:r>
-      <w:hyperlink r:id="rId29" w:history="1">
-        <w:r>
-          <w:rPr>
-            <w:rStyle w:val="Hyperlink"/>
-            <w:rFonts w:ascii="Times New Roman" w:hAnsi="Times New Roman" w:cs="Times New Roman"/>
-            <w:sz w:val="24"/>
-            <w:szCs w:val="24"/>
-            <w:lang w:val="en-GB"/>
-          </w:rPr>
-          <w:t>https://repository-teneo-libis-be.kuleuven.e-bronnen.be/delivery/DeliveryManagerServlet?dps_pid=IE17918495</w:t>
-        </w:r>
-      </w:hyperlink>
-      <w:r>
-        <w:rPr>
-          <w:rFonts w:ascii="Times New Roman" w:hAnsi="Times New Roman" w:cs="Times New Roman"/>
-          <w:sz w:val="24"/>
-          <w:szCs w:val="24"/>
-          <w:lang w:val="en-GB"/>
-        </w:rPr>
-        <w:t xml:space="preserve"> (thesis CVAD)</w:t>
-      </w:r>
-      <w:commentRangeEnd w:id="9"/>
-      <w:r>
-        <w:rPr>
-          <w:rStyle w:val="CommentReference"/>
-          <w:rFonts w:ascii="Times New Roman" w:hAnsi="Times New Roman" w:cs="Times New Roman"/>
-          <w:sz w:val="24"/>
-          <w:szCs w:val="24"/>
-          <w:lang w:val="en-GB"/>
-        </w:rPr>
-        <w:commentReference w:id="9"/>
-      </w:r>
-    </w:p>
-    <w:p>
-      <w:pPr>
-        <w:pStyle w:val="NormalWeb"/>
-        <w:numPr>
-          <w:ilvl w:val="0"/>
-          <w:numId w:val="1"/>
-        </w:numPr>
-        <w:spacing w:before="0" w:beforeAutospacing="0" w:after="0" w:afterAutospacing="0" w:line="276" w:lineRule="auto"/>
-        <w:rPr>
-          <w:rStyle w:val="url"/>
-        </w:rPr>
-      </w:pPr>
-      <w:r>
-        <w:rPr>
-          <w:lang w:val="en-US"/>
-        </w:rPr>
-        <w:t xml:space="preserve">Fares, R. P., Belmeguenai, A., Sanchez, P. E., Kouchi, H. Y., Bodennec, J., Morales, A., Georges, B., Bonnet, C., Bouvard, S., Sloviter, R. S., &amp; Bezin, L. (2013). Standardized Environmental Enrichment Supports Enhanced Brain Plasticity in Healthy Rats and Prevents Cognitive Impairment in Epileptic Rats. </w:t>
-      </w:r>
-      <w:r>
-        <w:rPr>
-          <w:i/>
-          <w:iCs/>
-        </w:rPr>
-        <w:t>PLoS ONE</w:t>
-      </w:r>
-      <w:r>
-        <w:t xml:space="preserve">, </w:t>
-      </w:r>
-      <w:r>
-        <w:rPr>
-          <w:i/>
-          <w:iCs/>
-        </w:rPr>
-        <w:t>8</w:t>
-      </w:r>
-      <w:r>
-        <w:t xml:space="preserve">(1), e53888. </w:t>
-      </w:r>
-      <w:hyperlink r:id="rId30" w:history="1">
         <w:r>
           <w:rPr>
             <w:rStyle w:val="Hyperlink"/>
@@ -41569,7 +43039,7 @@
       <w:r>
         <w:t>, 1368411. </w:t>
       </w:r>
-      <w:hyperlink r:id="rId31" w:history="1">
+      <w:hyperlink r:id="rId29" w:history="1">
         <w:r>
           <w:rPr>
             <w:rStyle w:val="Hyperlink"/>
@@ -41597,7 +43067,14 @@
         <w:rPr>
           <w:lang w:val="en-US"/>
         </w:rPr>
-        <w:t xml:space="preserve">Contribution of distinctive outcome measures to the assessment of anxiety in the open field: A meta-analysis of factors mediating open-field test variability in rodent models of anxiety. </w:t>
+        <w:t>Contribution of distinctive outcome measures to the assessment of anxiety in the open field: A meta-</w:t>
+      </w:r>
+      <w:r>
+        <w:rPr>
+          <w:lang w:val="en-US"/>
+        </w:rPr>
+        <w:lastRenderedPageBreak/>
+        <w:t xml:space="preserve">analysis of factors mediating open-field test variability in rodent models of anxiety. </w:t>
       </w:r>
       <w:r>
         <w:rPr>
@@ -41619,7 +43096,7 @@
       <w:r>
         <w:t xml:space="preserve">, 115612. </w:t>
       </w:r>
-      <w:hyperlink r:id="rId32" w:history="1">
+      <w:hyperlink r:id="rId30" w:history="1">
         <w:r>
           <w:rPr>
             <w:rStyle w:val="Hyperlink"/>
@@ -41670,7 +43147,7 @@
       <w:r>
         <w:t xml:space="preserve">(2), 233–242. </w:t>
       </w:r>
-      <w:hyperlink r:id="rId33" w:history="1">
+      <w:hyperlink r:id="rId31" w:history="1">
         <w:r>
           <w:rPr>
             <w:rStyle w:val="Hyperlink"/>
@@ -41721,7 +43198,7 @@
       <w:r>
         <w:t xml:space="preserve">. </w:t>
       </w:r>
-      <w:hyperlink r:id="rId34" w:history="1">
+      <w:hyperlink r:id="rId32" w:history="1">
         <w:r>
           <w:rPr>
             <w:rStyle w:val="Hyperlink"/>
@@ -41757,7 +43234,6 @@
           <w:lang w:val="en-US" w:eastAsia="nl-NL"/>
           <w14:ligatures w14:val="none"/>
         </w:rPr>
-        <w:lastRenderedPageBreak/>
         <w:t>Berlyne</w:t>
       </w:r>
       <w:r>
@@ -41898,7 +43374,7 @@
         </w:rPr>
         <w:t xml:space="preserve">, 2609. </w:t>
       </w:r>
-      <w:hyperlink r:id="rId35" w:history="1">
+      <w:hyperlink r:id="rId33" w:history="1">
         <w:r>
           <w:rPr>
             <w:rStyle w:val="Hyperlink"/>
@@ -41958,7 +43434,7 @@
       <w:r>
         <w:t xml:space="preserve">(5), 303–314. </w:t>
       </w:r>
-      <w:hyperlink r:id="rId36" w:history="1">
+      <w:hyperlink r:id="rId34" w:history="1">
         <w:r>
           <w:rPr>
             <w:rStyle w:val="Hyperlink"/>
@@ -42008,7 +43484,7 @@
       <w:r>
         <w:t xml:space="preserve">(12), e2897. </w:t>
       </w:r>
-      <w:hyperlink r:id="rId37" w:history="1">
+      <w:hyperlink r:id="rId35" w:history="1">
         <w:r>
           <w:rPr>
             <w:rStyle w:val="Hyperlink"/>
@@ -42064,7 +43540,7 @@
       <w:r>
         <w:t xml:space="preserve">(2), 239–260. </w:t>
       </w:r>
-      <w:hyperlink r:id="rId38" w:history="1">
+      <w:hyperlink r:id="rId36" w:history="1">
         <w:r>
           <w:rPr>
             <w:rStyle w:val="Hyperlink"/>
@@ -42124,7 +43600,7 @@
       <w:r>
         <w:t xml:space="preserve">(1), 73–111. </w:t>
       </w:r>
-      <w:hyperlink r:id="rId39" w:history="1">
+      <w:hyperlink r:id="rId37" w:history="1">
         <w:r>
           <w:rPr>
             <w:rStyle w:val="Hyperlink"/>
@@ -42180,7 +43656,7 @@
       <w:r>
         <w:t xml:space="preserve">(3), 264–280. </w:t>
       </w:r>
-      <w:hyperlink r:id="rId40" w:history="1">
+      <w:hyperlink r:id="rId38" w:history="1">
         <w:r>
           <w:rPr>
             <w:rStyle w:val="Hyperlink"/>
@@ -42244,7 +43720,7 @@
       <w:r>
         <w:t xml:space="preserve">(2), 365–374. </w:t>
       </w:r>
-      <w:hyperlink r:id="rId41" w:history="1">
+      <w:hyperlink r:id="rId39" w:history="1">
         <w:r>
           <w:rPr>
             <w:rStyle w:val="Hyperlink"/>
@@ -42282,7 +43758,14 @@
         <w:rPr>
           <w:lang w:val="en-US"/>
         </w:rPr>
-        <w:t xml:space="preserve">D’Isa, R., Comi, G., &amp; Leocani, L. (2021). Apparatus design and behavioural testing protocol for the evaluation of spatial working memory in mice through the spontaneous alternation T-maze. </w:t>
+        <w:t xml:space="preserve">D’Isa, R., Comi, G., &amp; Leocani, L. (2021). Apparatus design and behavioural testing protocol for the evaluation of spatial working memory in mice through the </w:t>
+      </w:r>
+      <w:r>
+        <w:rPr>
+          <w:lang w:val="en-US"/>
+        </w:rPr>
+        <w:lastRenderedPageBreak/>
+        <w:t xml:space="preserve">spontaneous alternation T-maze. </w:t>
       </w:r>
       <w:r>
         <w:rPr>
@@ -42313,7 +43796,7 @@
       <w:r>
         <w:t xml:space="preserve">. </w:t>
       </w:r>
-      <w:hyperlink r:id="rId42" w:history="1">
+      <w:hyperlink r:id="rId40" w:history="1">
         <w:r>
           <w:rPr>
             <w:rStyle w:val="Hyperlink"/>
@@ -42455,7 +43938,7 @@
         </w:rPr>
         <w:t xml:space="preserve">Springer. </w:t>
       </w:r>
-      <w:hyperlink r:id="rId43" w:history="1">
+      <w:hyperlink r:id="rId41" w:history="1">
         <w:r>
           <w:rPr>
             <w:rStyle w:val="Hyperlink"/>
@@ -42540,7 +44023,7 @@
         </w:rPr>
         <w:t xml:space="preserve">, 1. </w:t>
       </w:r>
-      <w:hyperlink r:id="rId44" w:history="1">
+      <w:hyperlink r:id="rId42" w:history="1">
         <w:r>
           <w:rPr>
             <w:rStyle w:val="Hyperlink"/>
@@ -42602,7 +44085,7 @@
       <w:r>
         <w:t xml:space="preserve">(3), 705–718. </w:t>
       </w:r>
-      <w:hyperlink r:id="rId45" w:history="1">
+      <w:hyperlink r:id="rId43" w:history="1">
         <w:r>
           <w:rPr>
             <w:rStyle w:val="Hyperlink"/>
@@ -42666,7 +44149,7 @@
       <w:r>
         <w:t xml:space="preserve">(1), 58–76. </w:t>
       </w:r>
-      <w:hyperlink r:id="rId46" w:history="1">
+      <w:hyperlink r:id="rId44" w:history="1">
         <w:r>
           <w:rPr>
             <w:rStyle w:val="Hyperlink"/>
@@ -42746,7 +44229,7 @@
       <w:r>
         <w:t xml:space="preserve">(2), 210–216. </w:t>
       </w:r>
-      <w:hyperlink r:id="rId47" w:history="1">
+      <w:hyperlink r:id="rId45" w:history="1">
         <w:r>
           <w:rPr>
             <w:rStyle w:val="Hyperlink"/>
@@ -42814,7 +44297,7 @@
       <w:r>
         <w:t xml:space="preserve">, 4077–4086 (2018). </w:t>
       </w:r>
-      <w:hyperlink r:id="rId48" w:history="1">
+      <w:hyperlink r:id="rId46" w:history="1">
         <w:r>
           <w:rPr>
             <w:rStyle w:val="Hyperlink"/>
@@ -42886,6 +44369,9 @@
       </w:pPr>
     </w:p>
     <w:sectPr>
+      <w:headerReference w:type="default" r:id="rId47"/>
+      <w:footerReference w:type="default" r:id="rId48"/>
+      <w:headerReference w:type="first" r:id="rId49"/>
       <w:pgSz w:w="11906" w:h="16838"/>
       <w:pgMar w:top="1417" w:right="1417" w:bottom="1417" w:left="1417" w:header="708" w:footer="708" w:gutter="0"/>
       <w:cols w:space="708"/>
@@ -42897,7 +44383,7 @@
 
 <file path=word/comments.xml><?xml version="1.0" encoding="utf-8"?>
 <w:comments xmlns:wpc="http://schemas.microsoft.com/office/word/2010/wordprocessingCanvas" xmlns:cx="http://schemas.microsoft.com/office/drawing/2014/chartex" xmlns:cx1="http://schemas.microsoft.com/office/drawing/2015/9/8/chartex" xmlns:cx2="http://schemas.microsoft.com/office/drawing/2015/10/21/chartex" xmlns:cx3="http://schemas.microsoft.com/office/drawing/2016/5/9/chartex" xmlns:cx4="http://schemas.microsoft.com/office/drawing/2016/5/10/chartex" xmlns:cx5="http://schemas.microsoft.com/office/drawing/2016/5/11/chartex" xmlns:cx6="http://schemas.microsoft.com/office/drawing/2016/5/12/chartex" xmlns:cx7="http://schemas.microsoft.com/office/drawing/2016/5/13/chartex" xmlns:cx8="http://schemas.microsoft.com/office/drawing/2016/5/14/chartex" xmlns:mc="http://schemas.openxmlformats.org/markup-compatibility/2006" xmlns:aink="http://schemas.microsoft.com/office/drawing/2016/ink" xmlns:am3d="http://schemas.microsoft.com/office/drawing/2017/model3d" xmlns:o="urn:schemas-microsoft-com:office:office" xmlns:oel="http://schemas.microsoft.com/office/2019/extlst" xmlns:r="http://schemas.openxmlformats.org/officeDocument/2006/relationships" xmlns:m="http://schemas.openxmlformats.org/officeDocument/2006/math" xmlns:v="urn:schemas-microsoft-com:vml" xmlns:wp14="http://schemas.microsoft.com/office/word/2010/wordprocessingDrawing" xmlns:wp="http://schemas.openxmlformats.org/drawingml/2006/wordprocessingDrawing" xmlns:w10="urn:schemas-microsoft-com:office:word" xmlns:w="http://schemas.openxmlformats.org/wordprocessingml/2006/main" xmlns:w14="http://schemas.microsoft.com/office/word/2010/wordml" xmlns:w15="http://schemas.microsoft.com/office/word/2012/wordml" xmlns:w16cex="http://schemas.microsoft.com/office/word/2018/wordml/cex" xmlns:w16cid="http://schemas.microsoft.com/office/word/2016/wordml/cid" xmlns:w16="http://schemas.microsoft.com/office/word/2018/wordml" xmlns:w16du="http://schemas.microsoft.com/office/word/2023/wordml/word16du" xmlns:w16sdtdh="http://schemas.microsoft.com/office/word/2020/wordml/sdtdatahash" xmlns:w16sdtfl="http://schemas.microsoft.com/office/word/2024/wordml/sdtformatlock" xmlns:w16se="http://schemas.microsoft.com/office/word/2015/wordml/symex" xmlns:wpg="http://schemas.microsoft.com/office/word/2010/wordprocessingGroup" xmlns:wpi="http://schemas.microsoft.com/office/word/2010/wordprocessingInk" xmlns:wne="http://schemas.microsoft.com/office/word/2006/wordml" xmlns:wps="http://schemas.microsoft.com/office/word/2010/wordprocessingShape" mc:Ignorable="w14 w15 w16se w16cid w16 w16cex w16sdtdh w16sdtfl w16du wp14">
-  <w:comment w:id="1" w:author="Siebe Everaerts" w:date="2026-04-23T12:06:00Z" w:initials="SE">
+  <w:comment w:id="0" w:author="Siebe Everaerts" w:date="2026-04-20T16:38:00Z" w:initials="SE">
     <w:p>
       <w:pPr>
         <w:pStyle w:val="CommentText"/>
@@ -42909,11 +44395,11 @@
         <w:annotationRef/>
       </w:r>
       <w:r>
-        <w:t>Add the 3rd citation</w:t>
+        <w:t>Should I put Prof. D’Hooge here or just delete the line?</w:t>
       </w:r>
     </w:p>
   </w:comment>
-  <w:comment w:id="2" w:author="Siebe Everaerts" w:date="2025-12-14T22:52:00Z" w:initials="SE">
+  <w:comment w:id="1" w:author="Siebe Everaerts" w:date="2026-03-30T21:51:00Z" w:initials="SE">
     <w:p>
       <w:pPr>
         <w:pStyle w:val="CommentText"/>
@@ -42925,11 +44411,11 @@
         <w:annotationRef/>
       </w:r>
       <w:r>
-        <w:t>Will be put in introduction but here as a reminder for now</w:t>
+        <w:t>In the end I will convert everything to Rmarkdown so that the table aligns with the tekst in terms of color, alignment etc.</w:t>
       </w:r>
     </w:p>
   </w:comment>
-  <w:comment w:id="3" w:author="Siebe Everaerts" w:date="2026-03-30T21:51:00Z" w:initials="SE">
+  <w:comment w:id="2" w:author="Siebe Everaerts" w:date="2025-12-31T15:29:00Z" w:initials="SE">
     <w:p>
       <w:pPr>
         <w:pStyle w:val="CommentText"/>
@@ -42941,11 +44427,11 @@
         <w:annotationRef/>
       </w:r>
       <w:r>
-        <w:t>In the end I will convert everything to Rmarkdown so that the table aligns with the tekst in terms of color, alignment etc.</w:t>
+        <w:t>Idea to include 1 graph with subplains for the weights, is this a good idea?</w:t>
       </w:r>
     </w:p>
   </w:comment>
-  <w:comment w:id="4" w:author="Siebe Everaerts" w:date="2025-12-31T15:29:00Z" w:initials="SE">
+  <w:comment w:id="3" w:author="Siebe Everaerts" w:date="2026-03-30T11:42:00Z" w:initials="SE">
     <w:p>
       <w:pPr>
         <w:pStyle w:val="CommentText"/>
@@ -42957,11 +44443,11 @@
         <w:annotationRef/>
       </w:r>
       <w:r>
-        <w:t>Idea to include 1 graph with subplains for the weights, is this a good idea?</w:t>
+        <w:t>Each cage gets a line plot showing the trajectory of weights</w:t>
       </w:r>
     </w:p>
   </w:comment>
-  <w:comment w:id="5" w:author="Siebe Everaerts" w:date="2026-03-30T11:42:00Z" w:initials="SE">
+  <w:comment w:id="4" w:author="Siebe Everaerts" w:date="2025-12-30T14:58:00Z" w:initials="SE">
     <w:p>
       <w:pPr>
         <w:pStyle w:val="CommentText"/>
@@ -42973,11 +44459,11 @@
         <w:annotationRef/>
       </w:r>
       <w:r>
-        <w:t>Each cage gets a line plot showing the trajectory of weights</w:t>
+        <w:t xml:space="preserve">Add humane endpoints in appendix? </w:t>
       </w:r>
     </w:p>
   </w:comment>
-  <w:comment w:id="6" w:author="Siebe Everaerts" w:date="2025-12-30T14:58:00Z" w:initials="SE">
+  <w:comment w:id="5" w:author="Siebe Everaerts" w:date="2026-03-25T22:21:00Z" w:initials="SE">
     <w:p>
       <w:pPr>
         <w:pStyle w:val="CommentText"/>
@@ -42989,11 +44475,11 @@
         <w:annotationRef/>
       </w:r>
       <w:r>
-        <w:t xml:space="preserve">Add humane endpoints in appendix? </w:t>
+        <w:t>Figure?</w:t>
       </w:r>
     </w:p>
   </w:comment>
-  <w:comment w:id="7" w:author="Siebe Everaerts" w:date="2026-03-25T22:21:00Z" w:initials="SE">
+  <w:comment w:id="6" w:author="Siebe Everaerts" w:date="2026-04-28T10:43:00Z" w:initials="SE">
     <w:p>
       <w:pPr>
         <w:pStyle w:val="CommentText"/>
@@ -43005,39 +44491,7 @@
         <w:annotationRef/>
       </w:r>
       <w:r>
-        <w:t>Figure?</w:t>
-      </w:r>
-    </w:p>
-  </w:comment>
-  <w:comment w:id="8" w:author="Siebe Everaerts" w:date="2026-04-28T10:43:00Z" w:initials="SE">
-    <w:p>
-      <w:pPr>
-        <w:pStyle w:val="CommentText"/>
-      </w:pPr>
-      <w:r>
-        <w:rPr>
-          <w:rStyle w:val="CommentReference"/>
-        </w:rPr>
-        <w:annotationRef/>
-      </w:r>
-      <w:r>
         <w:t>I used Q ACQ cumulative duration, is that correct?</w:t>
-      </w:r>
-    </w:p>
-  </w:comment>
-  <w:comment w:id="9" w:author="Siebe Everaerts" w:date="2025-12-14T22:52:00Z" w:initials="SE">
-    <w:p>
-      <w:pPr>
-        <w:pStyle w:val="CommentText"/>
-      </w:pPr>
-      <w:r>
-        <w:rPr>
-          <w:rStyle w:val="CommentReference"/>
-        </w:rPr>
-        <w:annotationRef/>
-      </w:r>
-      <w:r>
-        <w:t>Can you cite a thesis in a thesis??</w:t>
       </w:r>
     </w:p>
   </w:comment>
@@ -43046,44 +44500,187 @@
 
 <file path=word/commentsExtended.xml><?xml version="1.0" encoding="utf-8"?>
 <w15:commentsEx xmlns:wpc="http://schemas.microsoft.com/office/word/2010/wordprocessingCanvas" xmlns:cx="http://schemas.microsoft.com/office/drawing/2014/chartex" xmlns:cx1="http://schemas.microsoft.com/office/drawing/2015/9/8/chartex" xmlns:cx2="http://schemas.microsoft.com/office/drawing/2015/10/21/chartex" xmlns:cx3="http://schemas.microsoft.com/office/drawing/2016/5/9/chartex" xmlns:cx4="http://schemas.microsoft.com/office/drawing/2016/5/10/chartex" xmlns:cx5="http://schemas.microsoft.com/office/drawing/2016/5/11/chartex" xmlns:cx6="http://schemas.microsoft.com/office/drawing/2016/5/12/chartex" xmlns:cx7="http://schemas.microsoft.com/office/drawing/2016/5/13/chartex" xmlns:cx8="http://schemas.microsoft.com/office/drawing/2016/5/14/chartex" xmlns:mc="http://schemas.openxmlformats.org/markup-compatibility/2006" xmlns:aink="http://schemas.microsoft.com/office/drawing/2016/ink" xmlns:am3d="http://schemas.microsoft.com/office/drawing/2017/model3d" xmlns:o="urn:schemas-microsoft-com:office:office" xmlns:oel="http://schemas.microsoft.com/office/2019/extlst" xmlns:r="http://schemas.openxmlformats.org/officeDocument/2006/relationships" xmlns:m="http://schemas.openxmlformats.org/officeDocument/2006/math" xmlns:v="urn:schemas-microsoft-com:vml" xmlns:wp14="http://schemas.microsoft.com/office/word/2010/wordprocessingDrawing" xmlns:wp="http://schemas.openxmlformats.org/drawingml/2006/wordprocessingDrawing" xmlns:w10="urn:schemas-microsoft-com:office:word" xmlns:w="http://schemas.openxmlformats.org/wordprocessingml/2006/main" xmlns:w14="http://schemas.microsoft.com/office/word/2010/wordml" xmlns:w15="http://schemas.microsoft.com/office/word/2012/wordml" xmlns:w16cex="http://schemas.microsoft.com/office/word/2018/wordml/cex" xmlns:w16cid="http://schemas.microsoft.com/office/word/2016/wordml/cid" xmlns:w16="http://schemas.microsoft.com/office/word/2018/wordml" xmlns:w16du="http://schemas.microsoft.com/office/word/2023/wordml/word16du" xmlns:w16sdtdh="http://schemas.microsoft.com/office/word/2020/wordml/sdtdatahash" xmlns:w16sdtfl="http://schemas.microsoft.com/office/word/2024/wordml/sdtformatlock" xmlns:w16se="http://schemas.microsoft.com/office/word/2015/wordml/symex" xmlns:wpg="http://schemas.microsoft.com/office/word/2010/wordprocessingGroup" xmlns:wpi="http://schemas.microsoft.com/office/word/2010/wordprocessingInk" xmlns:wne="http://schemas.microsoft.com/office/word/2006/wordml" xmlns:wps="http://schemas.microsoft.com/office/word/2010/wordprocessingShape" mc:Ignorable="w14 w15 w16se w16cid w16 w16cex w16sdtdh w16sdtfl w16du wp14">
-  <w15:commentEx w15:paraId="6504BE32" w15:done="0"/>
-  <w15:commentEx w15:paraId="1F21F751" w15:done="1"/>
+  <w15:commentEx w15:paraId="28A4F178" w15:done="0"/>
   <w15:commentEx w15:paraId="278E5D73" w15:done="1"/>
   <w15:commentEx w15:paraId="3D572181" w15:done="0"/>
   <w15:commentEx w15:paraId="433231D9" w15:paraIdParent="3D572181" w15:done="0"/>
   <w15:commentEx w15:paraId="77185E49" w15:done="0"/>
   <w15:commentEx w15:paraId="7E054862" w15:done="1"/>
   <w15:commentEx w15:paraId="10DD7EAC" w15:done="0"/>
-  <w15:commentEx w15:paraId="47BCA6E9" w15:done="0"/>
 </w15:commentsEx>
 </file>
 
 <file path=word/commentsExtensible.xml><?xml version="1.0" encoding="utf-8"?>
 <w16cex:commentsExtensible xmlns:wpc="http://schemas.microsoft.com/office/word/2010/wordprocessingCanvas" xmlns:cx="http://schemas.microsoft.com/office/drawing/2014/chartex" xmlns:cx1="http://schemas.microsoft.com/office/drawing/2015/9/8/chartex" xmlns:cx2="http://schemas.microsoft.com/office/drawing/2015/10/21/chartex" xmlns:cx3="http://schemas.microsoft.com/office/drawing/2016/5/9/chartex" xmlns:cx4="http://schemas.microsoft.com/office/drawing/2016/5/10/chartex" xmlns:cx5="http://schemas.microsoft.com/office/drawing/2016/5/11/chartex" xmlns:cx6="http://schemas.microsoft.com/office/drawing/2016/5/12/chartex" xmlns:cx7="http://schemas.microsoft.com/office/drawing/2016/5/13/chartex" xmlns:cx8="http://schemas.microsoft.com/office/drawing/2016/5/14/chartex" xmlns:cr="http://schemas.microsoft.com/office/comments/2020/reactions" xmlns:mc="http://schemas.openxmlformats.org/markup-compatibility/2006" xmlns:aink="http://schemas.microsoft.com/office/drawing/2016/ink" xmlns:am3d="http://schemas.microsoft.com/office/drawing/2017/model3d" xmlns:o="urn:schemas-microsoft-com:office:office" xmlns:oel="http://schemas.microsoft.com/office/2019/extlst" xmlns:r="http://schemas.openxmlformats.org/officeDocument/2006/relationships" xmlns:m="http://schemas.openxmlformats.org/officeDocument/2006/math" xmlns:v="urn:schemas-microsoft-com:vml" xmlns:wp14="http://schemas.microsoft.com/office/word/2010/wordprocessingDrawing" xmlns:wp="http://schemas.openxmlformats.org/drawingml/2006/wordprocessingDrawing" xmlns:w10="urn:schemas-microsoft-com:office:word" xmlns:w="http://schemas.openxmlformats.org/wordprocessingml/2006/main" xmlns:w14="http://schemas.microsoft.com/office/word/2010/wordml" xmlns:w15="http://schemas.microsoft.com/office/word/2012/wordml" xmlns:w16cex="http://schemas.microsoft.com/office/word/2018/wordml/cex" xmlns:w16cid="http://schemas.microsoft.com/office/word/2016/wordml/cid" xmlns:w16="http://schemas.microsoft.com/office/word/2018/wordml" xmlns:w16du="http://schemas.microsoft.com/office/word/2023/wordml/word16du" xmlns:w16sdtdh="http://schemas.microsoft.com/office/word/2020/wordml/sdtdatahash" xmlns:w16sdtfl="http://schemas.microsoft.com/office/word/2024/wordml/sdtformatlock" xmlns:w16se="http://schemas.microsoft.com/office/word/2015/wordml/symex" xmlns:wpg="http://schemas.microsoft.com/office/word/2010/wordprocessingGroup" xmlns:wpi="http://schemas.microsoft.com/office/word/2010/wordprocessingInk" xmlns:wne="http://schemas.microsoft.com/office/word/2006/wordml" xmlns:wps="http://schemas.microsoft.com/office/word/2010/wordprocessingShape" mc:Ignorable="w14 w15 w16se w16cid w16 w16cex w16sdtdh w16sdtfl cr w16du wp14">
-  <w16cex:commentExtensible w16cex:durableId="0129A634" w16cex:dateUtc="2026-04-23T10:06:00Z"/>
-  <w16cex:commentExtensible w16cex:durableId="78417D0F" w16cex:dateUtc="2025-12-14T21:52:00Z"/>
+  <w16cex:commentExtensible w16cex:durableId="26FB8593" w16cex:dateUtc="2026-04-20T14:38:00Z"/>
   <w16cex:commentExtensible w16cex:durableId="486FA5EB" w16cex:dateUtc="2026-03-30T19:51:00Z"/>
   <w16cex:commentExtensible w16cex:durableId="29B81969" w16cex:dateUtc="2025-12-31T14:29:00Z"/>
   <w16cex:commentExtensible w16cex:durableId="34D8A559" w16cex:dateUtc="2026-03-30T09:42:00Z"/>
   <w16cex:commentExtensible w16cex:durableId="2E2493B1" w16cex:dateUtc="2025-12-30T13:58:00Z"/>
   <w16cex:commentExtensible w16cex:durableId="768468CE" w16cex:dateUtc="2026-03-25T21:21:00Z"/>
   <w16cex:commentExtensible w16cex:durableId="3C4AE3C2" w16cex:dateUtc="2026-04-28T08:43:00Z"/>
-  <w16cex:commentExtensible w16cex:durableId="23A945F6" w16cex:dateUtc="2025-12-14T21:52:00Z"/>
 </w16cex:commentsExtensible>
 </file>
 
 <file path=word/commentsIds.xml><?xml version="1.0" encoding="utf-8"?>
 <w16cid:commentsIds xmlns:wpc="http://schemas.microsoft.com/office/word/2010/wordprocessingCanvas" xmlns:cx="http://schemas.microsoft.com/office/drawing/2014/chartex" xmlns:cx1="http://schemas.microsoft.com/office/drawing/2015/9/8/chartex" xmlns:cx2="http://schemas.microsoft.com/office/drawing/2015/10/21/chartex" xmlns:cx3="http://schemas.microsoft.com/office/drawing/2016/5/9/chartex" xmlns:cx4="http://schemas.microsoft.com/office/drawing/2016/5/10/chartex" xmlns:cx5="http://schemas.microsoft.com/office/drawing/2016/5/11/chartex" xmlns:cx6="http://schemas.microsoft.com/office/drawing/2016/5/12/chartex" xmlns:cx7="http://schemas.microsoft.com/office/drawing/2016/5/13/chartex" xmlns:cx8="http://schemas.microsoft.com/office/drawing/2016/5/14/chartex" xmlns:mc="http://schemas.openxmlformats.org/markup-compatibility/2006" xmlns:aink="http://schemas.microsoft.com/office/drawing/2016/ink" xmlns:am3d="http://schemas.microsoft.com/office/drawing/2017/model3d" xmlns:o="urn:schemas-microsoft-com:office:office" xmlns:oel="http://schemas.microsoft.com/office/2019/extlst" xmlns:r="http://schemas.openxmlformats.org/officeDocument/2006/relationships" xmlns:m="http://schemas.openxmlformats.org/officeDocument/2006/math" xmlns:v="urn:schemas-microsoft-com:vml" xmlns:wp14="http://schemas.microsoft.com/office/word/2010/wordprocessingDrawing" xmlns:wp="http://schemas.openxmlformats.org/drawingml/2006/wordprocessingDrawing" xmlns:w10="urn:schemas-microsoft-com:office:word" xmlns:w="http://schemas.openxmlformats.org/wordprocessingml/2006/main" xmlns:w14="http://schemas.microsoft.com/office/word/2010/wordml" xmlns:w15="http://schemas.microsoft.com/office/word/2012/wordml" xmlns:w16cex="http://schemas.microsoft.com/office/word/2018/wordml/cex" xmlns:w16cid="http://schemas.microsoft.com/office/word/2016/wordml/cid" xmlns:w16="http://schemas.microsoft.com/office/word/2018/wordml" xmlns:w16du="http://schemas.microsoft.com/office/word/2023/wordml/word16du" xmlns:w16sdtdh="http://schemas.microsoft.com/office/word/2020/wordml/sdtdatahash" xmlns:w16sdtfl="http://schemas.microsoft.com/office/word/2024/wordml/sdtformatlock" xmlns:w16se="http://schemas.microsoft.com/office/word/2015/wordml/symex" xmlns:wpg="http://schemas.microsoft.com/office/word/2010/wordprocessingGroup" xmlns:wpi="http://schemas.microsoft.com/office/word/2010/wordprocessingInk" xmlns:wne="http://schemas.microsoft.com/office/word/2006/wordml" xmlns:wps="http://schemas.microsoft.com/office/word/2010/wordprocessingShape" mc:Ignorable="w14 w15 w16se w16cid w16 w16cex w16sdtdh w16sdtfl w16du wp14">
-  <w16cid:commentId w16cid:paraId="6504BE32" w16cid:durableId="0129A634"/>
-  <w16cid:commentId w16cid:paraId="1F21F751" w16cid:durableId="78417D0F"/>
+  <w16cid:commentId w16cid:paraId="28A4F178" w16cid:durableId="26FB8593"/>
   <w16cid:commentId w16cid:paraId="278E5D73" w16cid:durableId="486FA5EB"/>
   <w16cid:commentId w16cid:paraId="3D572181" w16cid:durableId="29B81969"/>
   <w16cid:commentId w16cid:paraId="433231D9" w16cid:durableId="34D8A559"/>
   <w16cid:commentId w16cid:paraId="77185E49" w16cid:durableId="2E2493B1"/>
   <w16cid:commentId w16cid:paraId="7E054862" w16cid:durableId="768468CE"/>
   <w16cid:commentId w16cid:paraId="10DD7EAC" w16cid:durableId="3C4AE3C2"/>
-  <w16cid:commentId w16cid:paraId="47BCA6E9" w16cid:durableId="23A945F6"/>
 </w16cid:commentsIds>
+</file>
+
+<file path=word/endnotes.xml><?xml version="1.0" encoding="utf-8"?>
+<w:endnotes xmlns:wpc="http://schemas.microsoft.com/office/word/2010/wordprocessingCanvas" xmlns:cx="http://schemas.microsoft.com/office/drawing/2014/chartex" xmlns:cx1="http://schemas.microsoft.com/office/drawing/2015/9/8/chartex" xmlns:cx2="http://schemas.microsoft.com/office/drawing/2015/10/21/chartex" xmlns:cx3="http://schemas.microsoft.com/office/drawing/2016/5/9/chartex" xmlns:cx4="http://schemas.microsoft.com/office/drawing/2016/5/10/chartex" xmlns:cx5="http://schemas.microsoft.com/office/drawing/2016/5/11/chartex" xmlns:cx6="http://schemas.microsoft.com/office/drawing/2016/5/12/chartex" xmlns:cx7="http://schemas.microsoft.com/office/drawing/2016/5/13/chartex" xmlns:cx8="http://schemas.microsoft.com/office/drawing/2016/5/14/chartex" xmlns:mc="http://schemas.openxmlformats.org/markup-compatibility/2006" xmlns:aink="http://schemas.microsoft.com/office/drawing/2016/ink" xmlns:am3d="http://schemas.microsoft.com/office/drawing/2017/model3d" xmlns:o="urn:schemas-microsoft-com:office:office" xmlns:oel="http://schemas.microsoft.com/office/2019/extlst" xmlns:r="http://schemas.openxmlformats.org/officeDocument/2006/relationships" xmlns:m="http://schemas.openxmlformats.org/officeDocument/2006/math" xmlns:v="urn:schemas-microsoft-com:vml" xmlns:wp14="http://schemas.microsoft.com/office/word/2010/wordprocessingDrawing" xmlns:wp="http://schemas.openxmlformats.org/drawingml/2006/wordprocessingDrawing" xmlns:w10="urn:schemas-microsoft-com:office:word" xmlns:w="http://schemas.openxmlformats.org/wordprocessingml/2006/main" xmlns:w14="http://schemas.microsoft.com/office/word/2010/wordml" xmlns:w15="http://schemas.microsoft.com/office/word/2012/wordml" xmlns:w16cex="http://schemas.microsoft.com/office/word/2018/wordml/cex" xmlns:w16cid="http://schemas.microsoft.com/office/word/2016/wordml/cid" xmlns:w16="http://schemas.microsoft.com/office/word/2018/wordml" xmlns:w16du="http://schemas.microsoft.com/office/word/2023/wordml/word16du" xmlns:w16sdtdh="http://schemas.microsoft.com/office/word/2020/wordml/sdtdatahash" xmlns:w16sdtfl="http://schemas.microsoft.com/office/word/2024/wordml/sdtformatlock" xmlns:w16se="http://schemas.microsoft.com/office/word/2015/wordml/symex" xmlns:wpg="http://schemas.microsoft.com/office/word/2010/wordprocessingGroup" xmlns:wpi="http://schemas.microsoft.com/office/word/2010/wordprocessingInk" xmlns:wne="http://schemas.microsoft.com/office/word/2006/wordml" xmlns:wps="http://schemas.microsoft.com/office/word/2010/wordprocessingShape" mc:Ignorable="w14 w15 w16se w16cid w16 w16cex w16sdtdh w16sdtfl w16du wp14">
+  <w:endnote w:type="separator" w:id="-1">
+    <w:p>
+      <w:pPr>
+        <w:spacing w:after="0" w:line="240" w:lineRule="auto"/>
+      </w:pPr>
+      <w:r>
+        <w:separator/>
+      </w:r>
+    </w:p>
+  </w:endnote>
+  <w:endnote w:type="continuationSeparator" w:id="0">
+    <w:p>
+      <w:pPr>
+        <w:spacing w:after="0" w:line="240" w:lineRule="auto"/>
+      </w:pPr>
+      <w:r>
+        <w:continuationSeparator/>
+      </w:r>
+    </w:p>
+  </w:endnote>
+</w:endnotes>
+</file>
+
+<file path=word/footer1.xml><?xml version="1.0" encoding="utf-8"?>
+<w:ftr xmlns:wpc="http://schemas.microsoft.com/office/word/2010/wordprocessingCanvas" xmlns:cx="http://schemas.microsoft.com/office/drawing/2014/chartex" xmlns:cx1="http://schemas.microsoft.com/office/drawing/2015/9/8/chartex" xmlns:cx2="http://schemas.microsoft.com/office/drawing/2015/10/21/chartex" xmlns:cx3="http://schemas.microsoft.com/office/drawing/2016/5/9/chartex" xmlns:cx4="http://schemas.microsoft.com/office/drawing/2016/5/10/chartex" xmlns:cx5="http://schemas.microsoft.com/office/drawing/2016/5/11/chartex" xmlns:cx6="http://schemas.microsoft.com/office/drawing/2016/5/12/chartex" xmlns:cx7="http://schemas.microsoft.com/office/drawing/2016/5/13/chartex" xmlns:cx8="http://schemas.microsoft.com/office/drawing/2016/5/14/chartex" xmlns:mc="http://schemas.openxmlformats.org/markup-compatibility/2006" xmlns:aink="http://schemas.microsoft.com/office/drawing/2016/ink" xmlns:am3d="http://schemas.microsoft.com/office/drawing/2017/model3d" xmlns:o="urn:schemas-microsoft-com:office:office" xmlns:oel="http://schemas.microsoft.com/office/2019/extlst" xmlns:r="http://schemas.openxmlformats.org/officeDocument/2006/relationships" xmlns:m="http://schemas.openxmlformats.org/officeDocument/2006/math" xmlns:v="urn:schemas-microsoft-com:vml" xmlns:wp14="http://schemas.microsoft.com/office/word/2010/wordprocessingDrawing" xmlns:wp="http://schemas.openxmlformats.org/drawingml/2006/wordprocessingDrawing" xmlns:w10="urn:schemas-microsoft-com:office:word" xmlns:w="http://schemas.openxmlformats.org/wordprocessingml/2006/main" xmlns:w14="http://schemas.microsoft.com/office/word/2010/wordml" xmlns:w15="http://schemas.microsoft.com/office/word/2012/wordml" xmlns:w16cex="http://schemas.microsoft.com/office/word/2018/wordml/cex" xmlns:w16cid="http://schemas.microsoft.com/office/word/2016/wordml/cid" xmlns:w16="http://schemas.microsoft.com/office/word/2018/wordml" xmlns:w16du="http://schemas.microsoft.com/office/word/2023/wordml/word16du" xmlns:w16sdtdh="http://schemas.microsoft.com/office/word/2020/wordml/sdtdatahash" xmlns:w16sdtfl="http://schemas.microsoft.com/office/word/2024/wordml/sdtformatlock" xmlns:w16se="http://schemas.microsoft.com/office/word/2015/wordml/symex" xmlns:wpg="http://schemas.microsoft.com/office/word/2010/wordprocessingGroup" xmlns:wpi="http://schemas.microsoft.com/office/word/2010/wordprocessingInk" xmlns:wne="http://schemas.microsoft.com/office/word/2006/wordml" xmlns:wps="http://schemas.microsoft.com/office/word/2010/wordprocessingShape" mc:Ignorable="w14 w15 w16se w16cid w16 w16cex w16sdtdh w16sdtfl w16du wp14">
+  <w:p>
+    <w:pPr>
+      <w:pStyle w:val="Footer"/>
+    </w:pPr>
+  </w:p>
+  <w:p>
+    <w:pPr>
+      <w:pStyle w:val="Footer"/>
+    </w:pPr>
+  </w:p>
+</w:ftr>
+</file>
+
+<file path=word/footnotes.xml><?xml version="1.0" encoding="utf-8"?>
+<w:footnotes xmlns:wpc="http://schemas.microsoft.com/office/word/2010/wordprocessingCanvas" xmlns:cx="http://schemas.microsoft.com/office/drawing/2014/chartex" xmlns:cx1="http://schemas.microsoft.com/office/drawing/2015/9/8/chartex" xmlns:cx2="http://schemas.microsoft.com/office/drawing/2015/10/21/chartex" xmlns:cx3="http://schemas.microsoft.com/office/drawing/2016/5/9/chartex" xmlns:cx4="http://schemas.microsoft.com/office/drawing/2016/5/10/chartex" xmlns:cx5="http://schemas.microsoft.com/office/drawing/2016/5/11/chartex" xmlns:cx6="http://schemas.microsoft.com/office/drawing/2016/5/12/chartex" xmlns:cx7="http://schemas.microsoft.com/office/drawing/2016/5/13/chartex" xmlns:cx8="http://schemas.microsoft.com/office/drawing/2016/5/14/chartex" xmlns:mc="http://schemas.openxmlformats.org/markup-compatibility/2006" xmlns:aink="http://schemas.microsoft.com/office/drawing/2016/ink" xmlns:am3d="http://schemas.microsoft.com/office/drawing/2017/model3d" xmlns:o="urn:schemas-microsoft-com:office:office" xmlns:oel="http://schemas.microsoft.com/office/2019/extlst" xmlns:r="http://schemas.openxmlformats.org/officeDocument/2006/relationships" xmlns:m="http://schemas.openxmlformats.org/officeDocument/2006/math" xmlns:v="urn:schemas-microsoft-com:vml" xmlns:wp14="http://schemas.microsoft.com/office/word/2010/wordprocessingDrawing" xmlns:wp="http://schemas.openxmlformats.org/drawingml/2006/wordprocessingDrawing" xmlns:w10="urn:schemas-microsoft-com:office:word" xmlns:w="http://schemas.openxmlformats.org/wordprocessingml/2006/main" xmlns:w14="http://schemas.microsoft.com/office/word/2010/wordml" xmlns:w15="http://schemas.microsoft.com/office/word/2012/wordml" xmlns:w16cex="http://schemas.microsoft.com/office/word/2018/wordml/cex" xmlns:w16cid="http://schemas.microsoft.com/office/word/2016/wordml/cid" xmlns:w16="http://schemas.microsoft.com/office/word/2018/wordml" xmlns:w16du="http://schemas.microsoft.com/office/word/2023/wordml/word16du" xmlns:w16sdtdh="http://schemas.microsoft.com/office/word/2020/wordml/sdtdatahash" xmlns:w16sdtfl="http://schemas.microsoft.com/office/word/2024/wordml/sdtformatlock" xmlns:w16se="http://schemas.microsoft.com/office/word/2015/wordml/symex" xmlns:wpg="http://schemas.microsoft.com/office/word/2010/wordprocessingGroup" xmlns:wpi="http://schemas.microsoft.com/office/word/2010/wordprocessingInk" xmlns:wne="http://schemas.microsoft.com/office/word/2006/wordml" xmlns:wps="http://schemas.microsoft.com/office/word/2010/wordprocessingShape" mc:Ignorable="w14 w15 w16se w16cid w16 w16cex w16sdtdh w16sdtfl w16du wp14">
+  <w:footnote w:type="separator" w:id="-1">
+    <w:p>
+      <w:pPr>
+        <w:spacing w:after="0" w:line="240" w:lineRule="auto"/>
+      </w:pPr>
+      <w:r>
+        <w:separator/>
+      </w:r>
+    </w:p>
+  </w:footnote>
+  <w:footnote w:type="continuationSeparator" w:id="0">
+    <w:p>
+      <w:pPr>
+        <w:spacing w:after="0" w:line="240" w:lineRule="auto"/>
+      </w:pPr>
+      <w:r>
+        <w:continuationSeparator/>
+      </w:r>
+    </w:p>
+  </w:footnote>
+</w:footnotes>
+</file>
+
+<file path=word/header1.xml><?xml version="1.0" encoding="utf-8"?>
+<w:hdr xmlns:wpc="http://schemas.microsoft.com/office/word/2010/wordprocessingCanvas" xmlns:cx="http://schemas.microsoft.com/office/drawing/2014/chartex" xmlns:cx1="http://schemas.microsoft.com/office/drawing/2015/9/8/chartex" xmlns:cx2="http://schemas.microsoft.com/office/drawing/2015/10/21/chartex" xmlns:cx3="http://schemas.microsoft.com/office/drawing/2016/5/9/chartex" xmlns:cx4="http://schemas.microsoft.com/office/drawing/2016/5/10/chartex" xmlns:cx5="http://schemas.microsoft.com/office/drawing/2016/5/11/chartex" xmlns:cx6="http://schemas.microsoft.com/office/drawing/2016/5/12/chartex" xmlns:cx7="http://schemas.microsoft.com/office/drawing/2016/5/13/chartex" xmlns:cx8="http://schemas.microsoft.com/office/drawing/2016/5/14/chartex" xmlns:mc="http://schemas.openxmlformats.org/markup-compatibility/2006" xmlns:aink="http://schemas.microsoft.com/office/drawing/2016/ink" xmlns:am3d="http://schemas.microsoft.com/office/drawing/2017/model3d" xmlns:o="urn:schemas-microsoft-com:office:office" xmlns:oel="http://schemas.microsoft.com/office/2019/extlst" xmlns:r="http://schemas.openxmlformats.org/officeDocument/2006/relationships" xmlns:m="http://schemas.openxmlformats.org/officeDocument/2006/math" xmlns:v="urn:schemas-microsoft-com:vml" xmlns:wp14="http://schemas.microsoft.com/office/word/2010/wordprocessingDrawing" xmlns:wp="http://schemas.openxmlformats.org/drawingml/2006/wordprocessingDrawing" xmlns:w10="urn:schemas-microsoft-com:office:word" xmlns:w="http://schemas.openxmlformats.org/wordprocessingml/2006/main" xmlns:w14="http://schemas.microsoft.com/office/word/2010/wordml" xmlns:w15="http://schemas.microsoft.com/office/word/2012/wordml" xmlns:w16cex="http://schemas.microsoft.com/office/word/2018/wordml/cex" xmlns:w16cid="http://schemas.microsoft.com/office/word/2016/wordml/cid" xmlns:w16="http://schemas.microsoft.com/office/word/2018/wordml" xmlns:w16du="http://schemas.microsoft.com/office/word/2023/wordml/word16du" xmlns:w16sdtdh="http://schemas.microsoft.com/office/word/2020/wordml/sdtdatahash" xmlns:w16sdtfl="http://schemas.microsoft.com/office/word/2024/wordml/sdtformatlock" xmlns:w16se="http://schemas.microsoft.com/office/word/2015/wordml/symex" xmlns:wpg="http://schemas.microsoft.com/office/word/2010/wordprocessingGroup" xmlns:wpi="http://schemas.microsoft.com/office/word/2010/wordprocessingInk" xmlns:wne="http://schemas.microsoft.com/office/word/2006/wordml" xmlns:wps="http://schemas.microsoft.com/office/word/2010/wordprocessingShape" mc:Ignorable="w14 w15 w16se w16cid w16 w16cex w16sdtdh w16sdtfl w16du wp14">
+  <w:sdt>
+    <w:sdtPr>
+      <w:id w:val="-1752729475"/>
+      <w:docPartObj>
+        <w:docPartGallery w:val="Page Numbers (Top of Page)"/>
+        <w:docPartUnique/>
+      </w:docPartObj>
+    </w:sdtPr>
+    <w:sdtContent>
+      <w:p>
+        <w:pPr>
+          <w:pStyle w:val="Header"/>
+          <w:jc w:val="right"/>
+        </w:pPr>
+        <w:r>
+          <w:fldChar w:fldCharType="begin"/>
+        </w:r>
+        <w:r>
+          <w:instrText>PAGE   \* MERGEFORMAT</w:instrText>
+        </w:r>
+        <w:r>
+          <w:fldChar w:fldCharType="separate"/>
+        </w:r>
+        <w:r>
+          <w:t>2</w:t>
+        </w:r>
+        <w:r>
+          <w:fldChar w:fldCharType="end"/>
+        </w:r>
+      </w:p>
+    </w:sdtContent>
+  </w:sdt>
+  <w:p>
+    <w:pPr>
+      <w:pStyle w:val="Header"/>
+    </w:pPr>
+  </w:p>
+</w:hdr>
+</file>
+
+<file path=word/header2.xml><?xml version="1.0" encoding="utf-8"?>
+<w:hdr xmlns:wpc="http://schemas.microsoft.com/office/word/2010/wordprocessingCanvas" xmlns:cx="http://schemas.microsoft.com/office/drawing/2014/chartex" xmlns:cx1="http://schemas.microsoft.com/office/drawing/2015/9/8/chartex" xmlns:cx2="http://schemas.microsoft.com/office/drawing/2015/10/21/chartex" xmlns:cx3="http://schemas.microsoft.com/office/drawing/2016/5/9/chartex" xmlns:cx4="http://schemas.microsoft.com/office/drawing/2016/5/10/chartex" xmlns:cx5="http://schemas.microsoft.com/office/drawing/2016/5/11/chartex" xmlns:cx6="http://schemas.microsoft.com/office/drawing/2016/5/12/chartex" xmlns:cx7="http://schemas.microsoft.com/office/drawing/2016/5/13/chartex" xmlns:cx8="http://schemas.microsoft.com/office/drawing/2016/5/14/chartex" xmlns:mc="http://schemas.openxmlformats.org/markup-compatibility/2006" xmlns:aink="http://schemas.microsoft.com/office/drawing/2016/ink" xmlns:am3d="http://schemas.microsoft.com/office/drawing/2017/model3d" xmlns:o="urn:schemas-microsoft-com:office:office" xmlns:oel="http://schemas.microsoft.com/office/2019/extlst" xmlns:r="http://schemas.openxmlformats.org/officeDocument/2006/relationships" xmlns:m="http://schemas.openxmlformats.org/officeDocument/2006/math" xmlns:v="urn:schemas-microsoft-com:vml" xmlns:wp14="http://schemas.microsoft.com/office/word/2010/wordprocessingDrawing" xmlns:wp="http://schemas.openxmlformats.org/drawingml/2006/wordprocessingDrawing" xmlns:w10="urn:schemas-microsoft-com:office:word" xmlns:w="http://schemas.openxmlformats.org/wordprocessingml/2006/main" xmlns:w14="http://schemas.microsoft.com/office/word/2010/wordml" xmlns:w15="http://schemas.microsoft.com/office/word/2012/wordml" xmlns:w16cex="http://schemas.microsoft.com/office/word/2018/wordml/cex" xmlns:w16cid="http://schemas.microsoft.com/office/word/2016/wordml/cid" xmlns:w16="http://schemas.microsoft.com/office/word/2018/wordml" xmlns:w16du="http://schemas.microsoft.com/office/word/2023/wordml/word16du" xmlns:w16sdtdh="http://schemas.microsoft.com/office/word/2020/wordml/sdtdatahash" xmlns:w16sdtfl="http://schemas.microsoft.com/office/word/2024/wordml/sdtformatlock" xmlns:w16se="http://schemas.microsoft.com/office/word/2015/wordml/symex" xmlns:wpg="http://schemas.microsoft.com/office/word/2010/wordprocessingGroup" xmlns:wpi="http://schemas.microsoft.com/office/word/2010/wordprocessingInk" xmlns:wne="http://schemas.microsoft.com/office/word/2006/wordml" xmlns:wps="http://schemas.microsoft.com/office/word/2010/wordprocessingShape" mc:Ignorable="w14 w15 w16se w16cid w16 w16cex w16sdtdh w16sdtfl w16du wp14">
+  <w:sdt>
+    <w:sdtPr>
+      <w:id w:val="2065989739"/>
+      <w:docPartObj>
+        <w:docPartGallery w:val="Page Numbers (Top of Page)"/>
+        <w:docPartUnique/>
+      </w:docPartObj>
+    </w:sdtPr>
+    <w:sdtContent>
+      <w:p>
+        <w:pPr>
+          <w:pStyle w:val="Header"/>
+          <w:jc w:val="right"/>
+        </w:pPr>
+        <w:r>
+          <w:fldChar w:fldCharType="begin"/>
+        </w:r>
+        <w:r>
+          <w:instrText>PAGE   \* MERGEFORMAT</w:instrText>
+        </w:r>
+        <w:r>
+          <w:fldChar w:fldCharType="separate"/>
+        </w:r>
+        <w:r>
+          <w:t>2</w:t>
+        </w:r>
+        <w:r>
+          <w:fldChar w:fldCharType="end"/>
+        </w:r>
+      </w:p>
+    </w:sdtContent>
+  </w:sdt>
+  <w:p>
+    <w:pPr>
+      <w:pStyle w:val="Header"/>
+    </w:pPr>
+  </w:p>
+</w:hdr>
 </file>
 
 <file path=word/numbering.xml><?xml version="1.0" encoding="utf-8"?>
@@ -43863,6 +45460,119 @@
     </w:lvl>
   </w:abstractNum>
   <w:abstractNum w:abstractNumId="8" w15:restartNumberingAfterBreak="0">
+    <w:nsid w:val="46927F89"/>
+    <w:multiLevelType w:val="multilevel"/>
+    <w:tmpl w:val="7EA64E1C"/>
+    <w:lvl w:ilvl="0">
+      <w:start w:val="1"/>
+      <w:numFmt w:val="decimal"/>
+      <w:lvlText w:val="3.%1."/>
+      <w:lvlJc w:val="left"/>
+      <w:pPr>
+        <w:ind w:left="360" w:hanging="360"/>
+      </w:pPr>
+      <w:rPr>
+        <w:rFonts w:hint="default"/>
+      </w:rPr>
+    </w:lvl>
+    <w:lvl w:ilvl="1">
+      <w:start w:val="1"/>
+      <w:numFmt w:val="lowerLetter"/>
+      <w:lvlText w:val="%2)"/>
+      <w:lvlJc w:val="left"/>
+      <w:pPr>
+        <w:ind w:left="720" w:hanging="360"/>
+      </w:pPr>
+      <w:rPr>
+        <w:rFonts w:hint="default"/>
+      </w:rPr>
+    </w:lvl>
+    <w:lvl w:ilvl="2">
+      <w:start w:val="1"/>
+      <w:numFmt w:val="lowerRoman"/>
+      <w:lvlText w:val="%3)"/>
+      <w:lvlJc w:val="left"/>
+      <w:pPr>
+        <w:ind w:left="1080" w:hanging="360"/>
+      </w:pPr>
+      <w:rPr>
+        <w:rFonts w:hint="default"/>
+      </w:rPr>
+    </w:lvl>
+    <w:lvl w:ilvl="3">
+      <w:start w:val="1"/>
+      <w:numFmt w:val="decimal"/>
+      <w:lvlText w:val="(%4)"/>
+      <w:lvlJc w:val="left"/>
+      <w:pPr>
+        <w:ind w:left="1440" w:hanging="360"/>
+      </w:pPr>
+      <w:rPr>
+        <w:rFonts w:hint="default"/>
+      </w:rPr>
+    </w:lvl>
+    <w:lvl w:ilvl="4">
+      <w:start w:val="1"/>
+      <w:numFmt w:val="lowerLetter"/>
+      <w:lvlText w:val="(%5)"/>
+      <w:lvlJc w:val="left"/>
+      <w:pPr>
+        <w:ind w:left="1800" w:hanging="360"/>
+      </w:pPr>
+      <w:rPr>
+        <w:rFonts w:hint="default"/>
+      </w:rPr>
+    </w:lvl>
+    <w:lvl w:ilvl="5">
+      <w:start w:val="1"/>
+      <w:numFmt w:val="lowerRoman"/>
+      <w:lvlText w:val="(%6)"/>
+      <w:lvlJc w:val="left"/>
+      <w:pPr>
+        <w:ind w:left="2160" w:hanging="360"/>
+      </w:pPr>
+      <w:rPr>
+        <w:rFonts w:hint="default"/>
+      </w:rPr>
+    </w:lvl>
+    <w:lvl w:ilvl="6">
+      <w:start w:val="1"/>
+      <w:numFmt w:val="decimal"/>
+      <w:lvlText w:val="%7."/>
+      <w:lvlJc w:val="left"/>
+      <w:pPr>
+        <w:ind w:left="2520" w:hanging="360"/>
+      </w:pPr>
+      <w:rPr>
+        <w:rFonts w:hint="default"/>
+      </w:rPr>
+    </w:lvl>
+    <w:lvl w:ilvl="7">
+      <w:start w:val="1"/>
+      <w:numFmt w:val="lowerLetter"/>
+      <w:lvlText w:val="%8."/>
+      <w:lvlJc w:val="left"/>
+      <w:pPr>
+        <w:ind w:left="2880" w:hanging="360"/>
+      </w:pPr>
+      <w:rPr>
+        <w:rFonts w:hint="default"/>
+      </w:rPr>
+    </w:lvl>
+    <w:lvl w:ilvl="8">
+      <w:start w:val="1"/>
+      <w:numFmt w:val="lowerRoman"/>
+      <w:lvlText w:val="%9."/>
+      <w:lvlJc w:val="left"/>
+      <w:pPr>
+        <w:ind w:left="3240" w:hanging="360"/>
+      </w:pPr>
+      <w:rPr>
+        <w:rFonts w:hint="default"/>
+      </w:rPr>
+    </w:lvl>
+  </w:abstractNum>
+  <w:abstractNum w:abstractNumId="9" w15:restartNumberingAfterBreak="0">
     <w:nsid w:val="4F70431C"/>
     <w:multiLevelType w:val="hybridMultilevel"/>
     <w:tmpl w:val="935CC440"/>
@@ -43951,7 +45661,120 @@
       </w:pPr>
     </w:lvl>
   </w:abstractNum>
-  <w:abstractNum w:abstractNumId="9" w15:restartNumberingAfterBreak="0">
+  <w:abstractNum w:abstractNumId="10" w15:restartNumberingAfterBreak="0">
+    <w:nsid w:val="536D3C48"/>
+    <w:multiLevelType w:val="multilevel"/>
+    <w:tmpl w:val="7EA64E1C"/>
+    <w:lvl w:ilvl="0">
+      <w:start w:val="1"/>
+      <w:numFmt w:val="decimal"/>
+      <w:lvlText w:val="3.%1."/>
+      <w:lvlJc w:val="left"/>
+      <w:pPr>
+        <w:ind w:left="360" w:hanging="360"/>
+      </w:pPr>
+      <w:rPr>
+        <w:rFonts w:hint="default"/>
+      </w:rPr>
+    </w:lvl>
+    <w:lvl w:ilvl="1">
+      <w:start w:val="1"/>
+      <w:numFmt w:val="lowerLetter"/>
+      <w:lvlText w:val="%2)"/>
+      <w:lvlJc w:val="left"/>
+      <w:pPr>
+        <w:ind w:left="720" w:hanging="360"/>
+      </w:pPr>
+      <w:rPr>
+        <w:rFonts w:hint="default"/>
+      </w:rPr>
+    </w:lvl>
+    <w:lvl w:ilvl="2">
+      <w:start w:val="1"/>
+      <w:numFmt w:val="lowerRoman"/>
+      <w:lvlText w:val="%3)"/>
+      <w:lvlJc w:val="left"/>
+      <w:pPr>
+        <w:ind w:left="1080" w:hanging="360"/>
+      </w:pPr>
+      <w:rPr>
+        <w:rFonts w:hint="default"/>
+      </w:rPr>
+    </w:lvl>
+    <w:lvl w:ilvl="3">
+      <w:start w:val="1"/>
+      <w:numFmt w:val="decimal"/>
+      <w:lvlText w:val="(%4)"/>
+      <w:lvlJc w:val="left"/>
+      <w:pPr>
+        <w:ind w:left="1440" w:hanging="360"/>
+      </w:pPr>
+      <w:rPr>
+        <w:rFonts w:hint="default"/>
+      </w:rPr>
+    </w:lvl>
+    <w:lvl w:ilvl="4">
+      <w:start w:val="1"/>
+      <w:numFmt w:val="lowerLetter"/>
+      <w:lvlText w:val="(%5)"/>
+      <w:lvlJc w:val="left"/>
+      <w:pPr>
+        <w:ind w:left="1800" w:hanging="360"/>
+      </w:pPr>
+      <w:rPr>
+        <w:rFonts w:hint="default"/>
+      </w:rPr>
+    </w:lvl>
+    <w:lvl w:ilvl="5">
+      <w:start w:val="1"/>
+      <w:numFmt w:val="lowerRoman"/>
+      <w:lvlText w:val="(%6)"/>
+      <w:lvlJc w:val="left"/>
+      <w:pPr>
+        <w:ind w:left="2160" w:hanging="360"/>
+      </w:pPr>
+      <w:rPr>
+        <w:rFonts w:hint="default"/>
+      </w:rPr>
+    </w:lvl>
+    <w:lvl w:ilvl="6">
+      <w:start w:val="1"/>
+      <w:numFmt w:val="decimal"/>
+      <w:lvlText w:val="%7."/>
+      <w:lvlJc w:val="left"/>
+      <w:pPr>
+        <w:ind w:left="2520" w:hanging="360"/>
+      </w:pPr>
+      <w:rPr>
+        <w:rFonts w:hint="default"/>
+      </w:rPr>
+    </w:lvl>
+    <w:lvl w:ilvl="7">
+      <w:start w:val="1"/>
+      <w:numFmt w:val="lowerLetter"/>
+      <w:lvlText w:val="%8."/>
+      <w:lvlJc w:val="left"/>
+      <w:pPr>
+        <w:ind w:left="2880" w:hanging="360"/>
+      </w:pPr>
+      <w:rPr>
+        <w:rFonts w:hint="default"/>
+      </w:rPr>
+    </w:lvl>
+    <w:lvl w:ilvl="8">
+      <w:start w:val="1"/>
+      <w:numFmt w:val="lowerRoman"/>
+      <w:lvlText w:val="%9."/>
+      <w:lvlJc w:val="left"/>
+      <w:pPr>
+        <w:ind w:left="3240" w:hanging="360"/>
+      </w:pPr>
+      <w:rPr>
+        <w:rFonts w:hint="default"/>
+      </w:rPr>
+    </w:lvl>
+  </w:abstractNum>
+  <w:abstractNum w:abstractNumId="11" w15:restartNumberingAfterBreak="0">
     <w:nsid w:val="55DB7017"/>
     <w:multiLevelType w:val="hybridMultilevel"/>
     <w:tmpl w:val="0A689F82"/>
@@ -44040,7 +45863,7 @@
       </w:pPr>
     </w:lvl>
   </w:abstractNum>
-  <w:abstractNum w:abstractNumId="10" w15:restartNumberingAfterBreak="0">
+  <w:abstractNum w:abstractNumId="12" w15:restartNumberingAfterBreak="0">
     <w:nsid w:val="5A5E13EE"/>
     <w:multiLevelType w:val="hybridMultilevel"/>
     <w:tmpl w:val="D8F6023A"/>
@@ -44129,7 +45952,7 @@
       </w:pPr>
     </w:lvl>
   </w:abstractNum>
-  <w:abstractNum w:abstractNumId="11" w15:restartNumberingAfterBreak="0">
+  <w:abstractNum w:abstractNumId="13" w15:restartNumberingAfterBreak="0">
     <w:nsid w:val="6BD76272"/>
     <w:multiLevelType w:val="hybridMultilevel"/>
     <w:tmpl w:val="8250C690"/>
@@ -44215,7 +46038,7 @@
       </w:pPr>
     </w:lvl>
   </w:abstractNum>
-  <w:abstractNum w:abstractNumId="12" w15:restartNumberingAfterBreak="0">
+  <w:abstractNum w:abstractNumId="14" w15:restartNumberingAfterBreak="0">
     <w:nsid w:val="6C375552"/>
     <w:multiLevelType w:val="hybridMultilevel"/>
     <w:tmpl w:val="01B6E024"/>
@@ -44304,7 +46127,7 @@
       </w:pPr>
     </w:lvl>
   </w:abstractNum>
-  <w:abstractNum w:abstractNumId="13" w15:restartNumberingAfterBreak="0">
+  <w:abstractNum w:abstractNumId="15" w15:restartNumberingAfterBreak="0">
     <w:nsid w:val="6D385C2B"/>
     <w:multiLevelType w:val="hybridMultilevel"/>
     <w:tmpl w:val="85FE0AD6"/>
@@ -44393,7 +46216,7 @@
       </w:pPr>
     </w:lvl>
   </w:abstractNum>
-  <w:abstractNum w:abstractNumId="14" w15:restartNumberingAfterBreak="0">
+  <w:abstractNum w:abstractNumId="16" w15:restartNumberingAfterBreak="0">
     <w:nsid w:val="6FBF3E2E"/>
     <w:multiLevelType w:val="multilevel"/>
     <w:tmpl w:val="3B8AAE6C"/>
@@ -44506,7 +46329,7 @@
       </w:pPr>
     </w:lvl>
   </w:abstractNum>
-  <w:abstractNum w:abstractNumId="15" w15:restartNumberingAfterBreak="0">
+  <w:abstractNum w:abstractNumId="17" w15:restartNumberingAfterBreak="0">
     <w:nsid w:val="714828AA"/>
     <w:multiLevelType w:val="hybridMultilevel"/>
     <w:tmpl w:val="86A4D03C"/>
@@ -44595,7 +46418,7 @@
       </w:pPr>
     </w:lvl>
   </w:abstractNum>
-  <w:abstractNum w:abstractNumId="16" w15:restartNumberingAfterBreak="0">
+  <w:abstractNum w:abstractNumId="18" w15:restartNumberingAfterBreak="0">
     <w:nsid w:val="7B037A53"/>
     <w:multiLevelType w:val="hybridMultilevel"/>
     <w:tmpl w:val="4580A6CA"/>
@@ -44685,25 +46508,25 @@
     <w:abstractNumId w:val="7"/>
   </w:num>
   <w:num w:numId="2" w16cid:durableId="570773892">
-    <w:abstractNumId w:val="12"/>
+    <w:abstractNumId w:val="14"/>
   </w:num>
   <w:num w:numId="3" w16cid:durableId="1914775211">
     <w:abstractNumId w:val="6"/>
   </w:num>
   <w:num w:numId="4" w16cid:durableId="2007241016">
-    <w:abstractNumId w:val="14"/>
+    <w:abstractNumId w:val="16"/>
   </w:num>
   <w:num w:numId="5" w16cid:durableId="2071489433">
-    <w:abstractNumId w:val="10"/>
+    <w:abstractNumId w:val="12"/>
   </w:num>
   <w:num w:numId="6" w16cid:durableId="49231206">
     <w:abstractNumId w:val="4"/>
   </w:num>
   <w:num w:numId="7" w16cid:durableId="1026296684">
-    <w:abstractNumId w:val="11"/>
+    <w:abstractNumId w:val="13"/>
   </w:num>
   <w:num w:numId="8" w16cid:durableId="52047897">
-    <w:abstractNumId w:val="16"/>
+    <w:abstractNumId w:val="18"/>
   </w:num>
   <w:num w:numId="9" w16cid:durableId="624115011">
     <w:abstractNumId w:val="2"/>
@@ -44718,7 +46541,7 @@
     <w:abstractNumId w:val="1"/>
   </w:num>
   <w:num w:numId="13" w16cid:durableId="901017902">
-    <w:abstractNumId w:val="13"/>
+    <w:abstractNumId w:val="15"/>
   </w:num>
   <w:num w:numId="14" w16cid:durableId="534120895">
     <w:abstractNumId w:val="2"/>
@@ -44739,13 +46562,13 @@
     </w:lvlOverride>
   </w:num>
   <w:num w:numId="16" w16cid:durableId="593709827">
-    <w:abstractNumId w:val="15"/>
+    <w:abstractNumId w:val="17"/>
   </w:num>
   <w:num w:numId="17" w16cid:durableId="801263626">
-    <w:abstractNumId w:val="8"/>
+    <w:abstractNumId w:val="9"/>
   </w:num>
   <w:num w:numId="18" w16cid:durableId="561063453">
-    <w:abstractNumId w:val="9"/>
+    <w:abstractNumId w:val="11"/>
   </w:num>
   <w:num w:numId="19" w16cid:durableId="159277223">
     <w:abstractNumId w:val="5"/>
@@ -44755,6 +46578,12 @@
   </w:num>
   <w:num w:numId="21" w16cid:durableId="1740640447">
     <w:abstractNumId w:val="3"/>
+  </w:num>
+  <w:num w:numId="22" w16cid:durableId="186405110">
+    <w:abstractNumId w:val="8"/>
+  </w:num>
+  <w:num w:numId="23" w16cid:durableId="981270916">
+    <w:abstractNumId w:val="10"/>
   </w:num>
 </w:numbering>
 </file>
@@ -45368,6 +47197,7 @@
   <w:style w:type="character" w:default="1" w:styleId="DefaultParagraphFont">
     <w:name w:val="Default Paragraph Font"/>
     <w:uiPriority w:val="1"/>
+    <w:semiHidden/>
     <w:unhideWhenUsed/>
   </w:style>
   <w:style w:type="table" w:default="1" w:styleId="TableNormal">
@@ -46020,6 +47850,50 @@
       <w:lang w:val="en-GB"/>
     </w:rPr>
   </w:style>
+  <w:style w:type="paragraph" w:styleId="Header">
+    <w:name w:val="header"/>
+    <w:basedOn w:val="Normal"/>
+    <w:link w:val="HeaderChar"/>
+    <w:uiPriority w:val="99"/>
+    <w:unhideWhenUsed/>
+    <w:rsid w:val="009C66FA"/>
+    <w:pPr>
+      <w:tabs>
+        <w:tab w:val="center" w:pos="4536"/>
+        <w:tab w:val="right" w:pos="9072"/>
+      </w:tabs>
+      <w:spacing w:after="0" w:line="240" w:lineRule="auto"/>
+    </w:pPr>
+  </w:style>
+  <w:style w:type="character" w:customStyle="1" w:styleId="HeaderChar">
+    <w:name w:val="Header Char"/>
+    <w:basedOn w:val="DefaultParagraphFont"/>
+    <w:link w:val="Header"/>
+    <w:uiPriority w:val="99"/>
+    <w:rsid w:val="009C66FA"/>
+  </w:style>
+  <w:style w:type="paragraph" w:styleId="Footer">
+    <w:name w:val="footer"/>
+    <w:basedOn w:val="Normal"/>
+    <w:link w:val="FooterChar"/>
+    <w:uiPriority w:val="99"/>
+    <w:unhideWhenUsed/>
+    <w:rsid w:val="009C66FA"/>
+    <w:pPr>
+      <w:tabs>
+        <w:tab w:val="center" w:pos="4536"/>
+        <w:tab w:val="right" w:pos="9072"/>
+      </w:tabs>
+      <w:spacing w:after="0" w:line="240" w:lineRule="auto"/>
+    </w:pPr>
+  </w:style>
+  <w:style w:type="character" w:customStyle="1" w:styleId="FooterChar">
+    <w:name w:val="Footer Char"/>
+    <w:basedOn w:val="DefaultParagraphFont"/>
+    <w:link w:val="Footer"/>
+    <w:uiPriority w:val="99"/>
+    <w:rsid w:val="009C66FA"/>
+  </w:style>
 </w:styles>
 </file>
 

--- a/Thesis_SiebeEveraerts_draft3.docx
+++ b/Thesis_SiebeEveraerts_draft3.docx
@@ -3003,7 +3003,10 @@
         <w:pStyle w:val="introduction"/>
       </w:pPr>
       <w:r>
-        <w:t xml:space="preserve">Mouse </w:t>
+        <w:t>Rodent</w:t>
+      </w:r>
+      <w:r>
+        <w:t xml:space="preserve"> </w:t>
       </w:r>
       <w:r>
         <w:t>M</w:t>
@@ -3068,7 +3071,16 @@
           <w:szCs w:val="24"/>
           <w:lang w:val="en-US"/>
         </w:rPr>
-        <w:t xml:space="preserve">Mouse </w:t>
+        <w:t>Rodent</w:t>
+      </w:r>
+      <w:r>
+        <w:rPr>
+          <w:b w:val="0"/>
+          <w:bCs w:val="0"/>
+          <w:szCs w:val="24"/>
+          <w:lang w:val="en-US"/>
+        </w:rPr>
+        <w:t xml:space="preserve"> </w:t>
       </w:r>
       <w:r>
         <w:rPr>
@@ -3674,16 +3686,311 @@
         <w:pStyle w:val="Resultsheading"/>
         <w:numPr>
           <w:ilvl w:val="0"/>
+          <w:numId w:val="22"/>
+        </w:numPr>
+        <w:spacing w:line="276" w:lineRule="auto"/>
+        <w:rPr>
+          <w:i/>
+          <w:iCs/>
+          <w:szCs w:val="24"/>
+          <w:lang w:val="en-US"/>
+        </w:rPr>
+      </w:pPr>
+      <w:r>
+        <w:rPr>
+          <w:i/>
+          <w:iCs/>
+          <w:szCs w:val="24"/>
+          <w:lang w:val="en-US"/>
+        </w:rPr>
+        <w:t xml:space="preserve"> </w:t>
+      </w:r>
+      <w:r>
+        <w:rPr>
+          <w:i/>
+          <w:iCs/>
+          <w:szCs w:val="24"/>
+          <w:lang w:val="en-US"/>
+        </w:rPr>
+        <w:tab/>
+      </w:r>
+      <w:r>
+        <w:rPr>
+          <w:i/>
+          <w:iCs/>
+          <w:szCs w:val="24"/>
+          <w:lang w:val="en-US"/>
+        </w:rPr>
+        <w:t>Doxorubicin</w:t>
+      </w:r>
+    </w:p>
+    <w:p>
+      <w:pPr>
+        <w:pStyle w:val="Resultsheading"/>
+        <w:numPr>
+          <w:ilvl w:val="0"/>
           <w:numId w:val="0"/>
         </w:numPr>
         <w:spacing w:line="276" w:lineRule="auto"/>
-        <w:rPr>
-          <w:i/>
-          <w:iCs/>
+        <w:ind w:firstLine="709"/>
+        <w:rPr>
+          <w:b w:val="0"/>
+          <w:bCs w:val="0"/>
           <w:szCs w:val="24"/>
           <w:lang w:val="en-US"/>
         </w:rPr>
       </w:pPr>
+      <w:r>
+        <w:rPr>
+          <w:b w:val="0"/>
+          <w:bCs w:val="0"/>
+          <w:szCs w:val="24"/>
+          <w:lang w:val="en-US"/>
+        </w:rPr>
+        <w:t>Doxorubicin (DOX) is an anthracycline anticancer agent with a well</w:t>
+      </w:r>
+      <w:r>
+        <w:rPr>
+          <w:b w:val="0"/>
+          <w:bCs w:val="0"/>
+          <w:szCs w:val="24"/>
+          <w:lang w:val="en-US"/>
+        </w:rPr>
+        <w:noBreakHyphen/>
+        <w:t>documented profile of neurotoxic side effects, including robust neurocognitive impairments. Preclinical work demonstrates consistent deficits in hippocampal</w:t>
+      </w:r>
+      <w:r>
+        <w:rPr>
+          <w:b w:val="0"/>
+          <w:bCs w:val="0"/>
+          <w:szCs w:val="24"/>
+          <w:lang w:val="en-US"/>
+        </w:rPr>
+        <w:noBreakHyphen/>
+        <w:t>dependent memory: Alharbi et al. (2020) reported reduced Y</w:t>
+      </w:r>
+      <w:r>
+        <w:rPr>
+          <w:b w:val="0"/>
+          <w:bCs w:val="0"/>
+          <w:szCs w:val="24"/>
+          <w:lang w:val="en-US"/>
+        </w:rPr>
+        <w:noBreakHyphen/>
+        <w:t>maze performance indicative of short</w:t>
+      </w:r>
+      <w:r>
+        <w:rPr>
+          <w:b w:val="0"/>
+          <w:bCs w:val="0"/>
+          <w:szCs w:val="24"/>
+          <w:lang w:val="en-US"/>
+        </w:rPr>
+        <w:noBreakHyphen/>
+        <w:t xml:space="preserve"> and long</w:t>
+      </w:r>
+      <w:r>
+        <w:rPr>
+          <w:b w:val="0"/>
+          <w:bCs w:val="0"/>
+          <w:szCs w:val="24"/>
+          <w:lang w:val="en-US"/>
+        </w:rPr>
+        <w:noBreakHyphen/>
+        <w:t>term memory impairments</w:t>
+      </w:r>
+      <w:r>
+        <w:rPr>
+          <w:b w:val="0"/>
+          <w:bCs w:val="0"/>
+          <w:szCs w:val="24"/>
+          <w:lang w:val="en-US"/>
+        </w:rPr>
+        <w:t xml:space="preserve">. Similarly, Moretti et al. (2021) replicated this effect </w:t>
+      </w:r>
+      <w:r>
+        <w:rPr>
+          <w:b w:val="0"/>
+          <w:bCs w:val="0"/>
+          <w:szCs w:val="24"/>
+          <w:lang w:val="en-US"/>
+        </w:rPr>
+        <w:t>using the novel object recognition task. Beyond memory, DOX also affects affective behavior. Research indicates that DOX increases anxiety</w:t>
+      </w:r>
+      <w:r>
+        <w:rPr>
+          <w:b w:val="0"/>
+          <w:bCs w:val="0"/>
+          <w:szCs w:val="24"/>
+          <w:lang w:val="en-US"/>
+        </w:rPr>
+        <w:noBreakHyphen/>
+        <w:t xml:space="preserve">like behavior, </w:t>
+      </w:r>
+      <w:r>
+        <w:rPr>
+          <w:b w:val="0"/>
+          <w:bCs w:val="0"/>
+          <w:szCs w:val="24"/>
+          <w:lang w:val="en-US"/>
+        </w:rPr>
+        <w:t>possibly</w:t>
+      </w:r>
+      <w:r>
+        <w:rPr>
+          <w:b w:val="0"/>
+          <w:bCs w:val="0"/>
+          <w:szCs w:val="24"/>
+          <w:lang w:val="en-US"/>
+        </w:rPr>
+        <w:t xml:space="preserve"> driven by DOX</w:t>
+      </w:r>
+      <w:r>
+        <w:rPr>
+          <w:b w:val="0"/>
+          <w:bCs w:val="0"/>
+          <w:szCs w:val="24"/>
+          <w:lang w:val="en-US"/>
+        </w:rPr>
+        <w:noBreakHyphen/>
+        <w:t>induced hippocampal gene</w:t>
+      </w:r>
+      <w:r>
+        <w:rPr>
+          <w:b w:val="0"/>
+          <w:bCs w:val="0"/>
+          <w:szCs w:val="24"/>
+          <w:lang w:val="en-US"/>
+        </w:rPr>
+        <w:noBreakHyphen/>
+        <w:t>expression changes</w:t>
+      </w:r>
+      <w:r>
+        <w:rPr>
+          <w:szCs w:val="24"/>
+          <w:lang w:val="en-US"/>
+        </w:rPr>
+        <w:t xml:space="preserve"> </w:t>
+      </w:r>
+      <w:r>
+        <w:rPr>
+          <w:b w:val="0"/>
+          <w:bCs w:val="0"/>
+          <w:szCs w:val="24"/>
+          <w:lang w:val="en-US"/>
+        </w:rPr>
+        <w:t>(Kitamura et al., 2015</w:t>
+      </w:r>
+      <w:r>
+        <w:rPr>
+          <w:b w:val="0"/>
+          <w:bCs w:val="0"/>
+          <w:szCs w:val="24"/>
+          <w:lang w:val="en-US"/>
+        </w:rPr>
+        <w:t>; Moretti et al., 2021</w:t>
+      </w:r>
+      <w:r>
+        <w:rPr>
+          <w:b w:val="0"/>
+          <w:bCs w:val="0"/>
+          <w:szCs w:val="24"/>
+          <w:lang w:val="en-US"/>
+        </w:rPr>
+        <w:t xml:space="preserve">). In addition to its </w:t>
+      </w:r>
+      <w:r>
+        <w:rPr>
+          <w:b w:val="0"/>
+          <w:bCs w:val="0"/>
+          <w:szCs w:val="24"/>
+          <w:lang w:val="en-US"/>
+        </w:rPr>
+        <w:lastRenderedPageBreak/>
+        <w:t>neurotoxicity, DOX is well known for its cardiotoxic effects (Olson &amp; Mushlin, 1990). Although historically assumed not to cross the BBB, current evidence indicates that DOX exhibits reduced</w:t>
+      </w:r>
+      <w:r>
+        <w:rPr>
+          <w:b w:val="0"/>
+          <w:bCs w:val="0"/>
+          <w:szCs w:val="24"/>
+          <w:lang w:val="en-US"/>
+        </w:rPr>
+        <w:t xml:space="preserve"> BBB</w:t>
+      </w:r>
+      <w:r>
+        <w:rPr>
+          <w:b w:val="0"/>
+          <w:bCs w:val="0"/>
+          <w:szCs w:val="24"/>
+          <w:lang w:val="en-US"/>
+        </w:rPr>
+        <w:t xml:space="preserve"> permeability</w:t>
+      </w:r>
+      <w:r>
+        <w:rPr>
+          <w:b w:val="0"/>
+          <w:bCs w:val="0"/>
+          <w:szCs w:val="24"/>
+          <w:lang w:val="en-US"/>
+        </w:rPr>
+        <w:t xml:space="preserve">. This </w:t>
+      </w:r>
+      <w:r>
+        <w:rPr>
+          <w:b w:val="0"/>
+          <w:bCs w:val="0"/>
+          <w:szCs w:val="24"/>
+          <w:lang w:val="en-US"/>
+        </w:rPr>
+        <w:t>complic</w:t>
+      </w:r>
+      <w:r>
+        <w:rPr>
+          <w:b w:val="0"/>
+          <w:bCs w:val="0"/>
+          <w:szCs w:val="24"/>
+          <w:lang w:val="en-US"/>
+        </w:rPr>
+        <w:t>ates clear</w:t>
+      </w:r>
+      <w:r>
+        <w:rPr>
+          <w:b w:val="0"/>
+          <w:bCs w:val="0"/>
+          <w:szCs w:val="24"/>
+          <w:lang w:val="en-US"/>
+        </w:rPr>
+        <w:t xml:space="preserve"> mechanistic interpretations of its central</w:t>
+      </w:r>
+      <w:r>
+        <w:rPr>
+          <w:b w:val="0"/>
+          <w:bCs w:val="0"/>
+          <w:szCs w:val="24"/>
+          <w:lang w:val="en-US"/>
+        </w:rPr>
+        <w:t xml:space="preserve"> neurotoxic</w:t>
+      </w:r>
+      <w:r>
+        <w:rPr>
+          <w:b w:val="0"/>
+          <w:bCs w:val="0"/>
+          <w:szCs w:val="24"/>
+          <w:lang w:val="en-US"/>
+        </w:rPr>
+        <w:t xml:space="preserve"> effects. Proposed mechanisms emphasize hippocampal vulnerability, including impaired neurotransmission, apoptosis, and lipid peroxidation (Alhowail et al., 2019). These processes appear to be driven by elevated reactive oxygen species (ROS) and DOX</w:t>
+      </w:r>
+      <w:r>
+        <w:rPr>
+          <w:b w:val="0"/>
+          <w:bCs w:val="0"/>
+          <w:szCs w:val="24"/>
+          <w:lang w:val="en-US"/>
+        </w:rPr>
+        <w:noBreakHyphen/>
+        <w:t xml:space="preserve">induced DNA damage (Ren et al., 2019). Complementing these findings, DOX has also been shown to slow glutamate uptake in the prefrontal cortex (Thomas et al., 2017), suggesting broader disruptions to cortical excitatory signaling. </w:t>
+      </w:r>
     </w:p>
     <w:p>
       <w:pPr>
@@ -3707,25 +4014,301 @@
           <w:szCs w:val="24"/>
           <w:lang w:val="en-US"/>
         </w:rPr>
+        <w:tab/>
+      </w:r>
+      <w:r>
+        <w:rPr>
+          <w:i/>
+          <w:iCs/>
+          <w:szCs w:val="24"/>
+          <w:lang w:val="en-US"/>
+        </w:rPr>
+        <w:t>Dexamethasone</w:t>
+      </w:r>
+    </w:p>
+    <w:p>
+      <w:pPr>
+        <w:pStyle w:val="Resultsheading"/>
+        <w:numPr>
+          <w:ilvl w:val="0"/>
+          <w:numId w:val="0"/>
+        </w:numPr>
+        <w:spacing w:line="276" w:lineRule="auto"/>
+        <w:ind w:firstLine="709"/>
+        <w:rPr>
+          <w:b w:val="0"/>
+          <w:bCs w:val="0"/>
+          <w:szCs w:val="24"/>
+          <w:lang w:val="en-US"/>
+        </w:rPr>
+      </w:pPr>
+      <w:r>
+        <w:rPr>
+          <w:b w:val="0"/>
+          <w:bCs w:val="0"/>
+          <w:szCs w:val="24"/>
+          <w:lang w:val="en-US"/>
+        </w:rPr>
+        <w:t xml:space="preserve">In contrast to </w:t>
+      </w:r>
+      <w:r>
+        <w:rPr>
+          <w:b w:val="0"/>
+          <w:bCs w:val="0"/>
+          <w:szCs w:val="24"/>
+          <w:lang w:val="en-US"/>
+        </w:rPr>
+        <w:t>DOX</w:t>
+      </w:r>
+      <w:r>
+        <w:rPr>
+          <w:b w:val="0"/>
+          <w:bCs w:val="0"/>
+          <w:szCs w:val="24"/>
+          <w:lang w:val="en-US"/>
+        </w:rPr>
+        <w:t xml:space="preserve">, </w:t>
+      </w:r>
+      <w:r>
+        <w:rPr>
+          <w:b w:val="0"/>
+          <w:bCs w:val="0"/>
+          <w:szCs w:val="24"/>
+          <w:lang w:val="en-US"/>
+        </w:rPr>
+        <w:t>DEX</w:t>
+      </w:r>
+      <w:r>
+        <w:rPr>
+          <w:b w:val="0"/>
+          <w:bCs w:val="0"/>
+          <w:szCs w:val="24"/>
+          <w:lang w:val="en-US"/>
+        </w:rPr>
+        <w:t xml:space="preserve"> is highly permeable across the blood–brain barrier and has a long biological half</w:t>
+      </w:r>
+      <w:r>
+        <w:rPr>
+          <w:b w:val="0"/>
+          <w:bCs w:val="0"/>
+          <w:szCs w:val="24"/>
+          <w:lang w:val="en-US"/>
+        </w:rPr>
+        <w:noBreakHyphen/>
+        <w:t xml:space="preserve">life. However, this does not mean that the neurotoxic mechanisms of glucocorticoids are fully understood. A systematic review of preclinical studies shows that DEX disproportionately affects the hippocampus and prefrontal cortex, producing reduced neuron density, disrupted dopaminergic, serotonergic, and GABAergic signaling, decreased neural proliferation, and increased apoptosis (van der Merwe et al., 2020). The amygdala also appears to be affected, although to a lesser extent. Mechanistically, glucocorticoid receptors </w:t>
+      </w:r>
+      <w:r>
+        <w:rPr>
+          <w:b w:val="0"/>
+          <w:bCs w:val="0"/>
+          <w:szCs w:val="24"/>
+          <w:lang w:val="en-US"/>
+        </w:rPr>
+        <w:t>could prove to play a</w:t>
+      </w:r>
+      <w:r>
+        <w:rPr>
+          <w:b w:val="0"/>
+          <w:bCs w:val="0"/>
+          <w:szCs w:val="24"/>
+          <w:lang w:val="en-US"/>
+        </w:rPr>
+        <w:t>n important</w:t>
+      </w:r>
+      <w:r>
+        <w:rPr>
+          <w:b w:val="0"/>
+          <w:bCs w:val="0"/>
+          <w:szCs w:val="24"/>
+          <w:lang w:val="en-US"/>
+        </w:rPr>
+        <w:t xml:space="preserve"> role in the neurotoxic effects of DEX</w:t>
+      </w:r>
+      <w:r>
+        <w:rPr>
+          <w:b w:val="0"/>
+          <w:bCs w:val="0"/>
+          <w:szCs w:val="24"/>
+          <w:lang w:val="en-US"/>
+        </w:rPr>
+        <w:t xml:space="preserve">. This has been </w:t>
+      </w:r>
+      <w:r>
+        <w:rPr>
+          <w:b w:val="0"/>
+          <w:bCs w:val="0"/>
+          <w:szCs w:val="24"/>
+          <w:lang w:val="en-US"/>
+        </w:rPr>
+        <w:t>shown</w:t>
+      </w:r>
+      <w:r>
+        <w:rPr>
+          <w:b w:val="0"/>
+          <w:bCs w:val="0"/>
+          <w:szCs w:val="24"/>
+          <w:lang w:val="en-US"/>
+        </w:rPr>
+        <w:t xml:space="preserve"> experimentally: administering RU486, a </w:t>
+      </w:r>
+      <w:r>
+        <w:rPr>
+          <w:b w:val="0"/>
+          <w:bCs w:val="0"/>
+          <w:szCs w:val="24"/>
+          <w:lang w:val="en-US"/>
+        </w:rPr>
+        <w:t xml:space="preserve">glucocorticoid </w:t>
+      </w:r>
+      <w:r>
+        <w:rPr>
+          <w:b w:val="0"/>
+          <w:bCs w:val="0"/>
+          <w:szCs w:val="24"/>
+          <w:lang w:val="en-US"/>
+        </w:rPr>
+        <w:t>antagonist, to DEX</w:t>
+      </w:r>
+      <w:r>
+        <w:rPr>
+          <w:b w:val="0"/>
+          <w:bCs w:val="0"/>
+          <w:szCs w:val="24"/>
+          <w:lang w:val="en-US"/>
+        </w:rPr>
+        <w:noBreakHyphen/>
+        <w:t>treated pups reduces DEX</w:t>
+      </w:r>
+      <w:r>
+        <w:rPr>
+          <w:b w:val="0"/>
+          <w:bCs w:val="0"/>
+          <w:szCs w:val="24"/>
+          <w:lang w:val="en-US"/>
+        </w:rPr>
+        <w:noBreakHyphen/>
+        <w:t>induced apoptosis by approximately 60% compared to untreated controls (Sze et al., 2013), indicating that</w:t>
+      </w:r>
+      <w:r>
+        <w:rPr>
+          <w:b w:val="0"/>
+          <w:bCs w:val="0"/>
+          <w:szCs w:val="24"/>
+          <w:lang w:val="en-US"/>
+        </w:rPr>
         <w:t xml:space="preserve"> </w:t>
       </w:r>
       <w:r>
         <w:rPr>
-          <w:i/>
-          <w:iCs/>
-          <w:szCs w:val="24"/>
-          <w:lang w:val="en-US"/>
-        </w:rPr>
-        <w:tab/>
-      </w:r>
-      <w:r>
-        <w:rPr>
-          <w:i/>
-          <w:iCs/>
-          <w:szCs w:val="24"/>
-          <w:lang w:val="en-US"/>
-        </w:rPr>
-        <w:t>Doxorubicin</w:t>
+          <w:b w:val="0"/>
+          <w:bCs w:val="0"/>
+          <w:szCs w:val="24"/>
+          <w:lang w:val="en-US"/>
+        </w:rPr>
+        <w:t>glucocorticoid receptor</w:t>
+      </w:r>
+      <w:r>
+        <w:rPr>
+          <w:b w:val="0"/>
+          <w:bCs w:val="0"/>
+          <w:szCs w:val="24"/>
+          <w:lang w:val="en-US"/>
+        </w:rPr>
+        <w:t xml:space="preserve"> overactivation </w:t>
+      </w:r>
+      <w:r>
+        <w:rPr>
+          <w:b w:val="0"/>
+          <w:bCs w:val="0"/>
+          <w:szCs w:val="24"/>
+          <w:lang w:val="en-US"/>
+        </w:rPr>
+        <w:t>could be</w:t>
+      </w:r>
+      <w:r>
+        <w:rPr>
+          <w:b w:val="0"/>
+          <w:bCs w:val="0"/>
+          <w:szCs w:val="24"/>
+          <w:lang w:val="en-US"/>
+        </w:rPr>
+        <w:t xml:space="preserve"> a central driver of neurotoxicity. Behaviorally, DEX induces anxiety</w:t>
+      </w:r>
+      <w:r>
+        <w:rPr>
+          <w:b w:val="0"/>
+          <w:bCs w:val="0"/>
+          <w:szCs w:val="24"/>
+          <w:lang w:val="en-US"/>
+        </w:rPr>
+        <w:noBreakHyphen/>
+        <w:t>like behavior and reduces locomotion, as shown in open</w:t>
+      </w:r>
+      <w:r>
+        <w:rPr>
+          <w:b w:val="0"/>
+          <w:bCs w:val="0"/>
+          <w:szCs w:val="24"/>
+          <w:lang w:val="en-US"/>
+        </w:rPr>
+        <w:noBreakHyphen/>
+        <w:t>field and elevated</w:t>
+      </w:r>
+      <w:r>
+        <w:rPr>
+          <w:b w:val="0"/>
+          <w:bCs w:val="0"/>
+          <w:szCs w:val="24"/>
+          <w:lang w:val="en-US"/>
+        </w:rPr>
+        <w:noBreakHyphen/>
+        <w:t>plus</w:t>
+      </w:r>
+      <w:r>
+        <w:rPr>
+          <w:b w:val="0"/>
+          <w:bCs w:val="0"/>
+          <w:szCs w:val="24"/>
+          <w:lang w:val="en-US"/>
+        </w:rPr>
+        <w:noBreakHyphen/>
+        <w:t xml:space="preserve">maze </w:t>
+      </w:r>
+      <w:r>
+        <w:rPr>
+          <w:b w:val="0"/>
+          <w:bCs w:val="0"/>
+          <w:szCs w:val="24"/>
+          <w:lang w:val="en-US"/>
+        </w:rPr>
+        <w:t>tasks</w:t>
+      </w:r>
+      <w:r>
+        <w:rPr>
+          <w:b w:val="0"/>
+          <w:bCs w:val="0"/>
+          <w:szCs w:val="24"/>
+          <w:lang w:val="en-US"/>
+        </w:rPr>
+        <w:t xml:space="preserve"> (Hiroi et al., 2016; Oliveira et al., 2006)</w:t>
+      </w:r>
+      <w:r>
+        <w:rPr>
+          <w:b w:val="0"/>
+          <w:bCs w:val="0"/>
+          <w:szCs w:val="24"/>
+          <w:lang w:val="en-US"/>
+        </w:rPr>
+        <w:t>. Additionally, it has been shown to</w:t>
+      </w:r>
+      <w:r>
+        <w:rPr>
+          <w:b w:val="0"/>
+          <w:bCs w:val="0"/>
+          <w:szCs w:val="24"/>
+          <w:lang w:val="en-US"/>
+        </w:rPr>
+        <w:t xml:space="preserve"> impair spatial memory performance (Yılmaz et al., 2015). </w:t>
       </w:r>
     </w:p>
     <w:p>
@@ -3768,7 +4351,33 @@
           <w:szCs w:val="24"/>
           <w:lang w:val="en-US"/>
         </w:rPr>
-        <w:t>Dexamethasone</w:t>
+        <w:t>Methotrexate</w:t>
+      </w:r>
+    </w:p>
+    <w:p>
+      <w:pPr>
+        <w:pStyle w:val="Resultsheading"/>
+        <w:numPr>
+          <w:ilvl w:val="0"/>
+          <w:numId w:val="0"/>
+        </w:numPr>
+        <w:spacing w:line="276" w:lineRule="auto"/>
+        <w:ind w:firstLine="709"/>
+        <w:rPr>
+          <w:i/>
+          <w:iCs/>
+          <w:szCs w:val="24"/>
+          <w:lang w:val="en-US"/>
+        </w:rPr>
+      </w:pPr>
+      <w:r>
+        <w:rPr>
+          <w:b w:val="0"/>
+          <w:bCs w:val="0"/>
+          <w:szCs w:val="24"/>
+          <w:lang w:val="en-US"/>
+        </w:rPr>
+        <w:t>MTX is among the most extensively studied anticancer drugs, largely due to its long clinical history.</w:t>
       </w:r>
     </w:p>
     <w:p>
@@ -3811,49 +4420,6 @@
           <w:szCs w:val="24"/>
           <w:lang w:val="en-US"/>
         </w:rPr>
-        <w:t>Methotrexate</w:t>
-      </w:r>
-    </w:p>
-    <w:p>
-      <w:pPr>
-        <w:pStyle w:val="Resultsheading"/>
-        <w:numPr>
-          <w:ilvl w:val="0"/>
-          <w:numId w:val="22"/>
-        </w:numPr>
-        <w:spacing w:line="276" w:lineRule="auto"/>
-        <w:rPr>
-          <w:i/>
-          <w:iCs/>
-          <w:szCs w:val="24"/>
-          <w:lang w:val="en-US"/>
-        </w:rPr>
-      </w:pPr>
-      <w:r>
-        <w:rPr>
-          <w:i/>
-          <w:iCs/>
-          <w:szCs w:val="24"/>
-          <w:lang w:val="en-US"/>
-        </w:rPr>
-        <w:t xml:space="preserve"> </w:t>
-      </w:r>
-      <w:r>
-        <w:rPr>
-          <w:i/>
-          <w:iCs/>
-          <w:szCs w:val="24"/>
-          <w:lang w:val="en-US"/>
-        </w:rPr>
-        <w:tab/>
-      </w:r>
-      <w:r>
-        <w:rPr>
-          <w:i/>
-          <w:iCs/>
-          <w:szCs w:val="24"/>
-          <w:lang w:val="en-US"/>
-        </w:rPr>
         <w:t>Environmental Enrichment</w:t>
       </w:r>
     </w:p>
@@ -3882,7 +4448,6 @@
           <w:szCs w:val="24"/>
           <w:lang w:val="en-GB"/>
         </w:rPr>
-        <w:lastRenderedPageBreak/>
         <w:t xml:space="preserve">This thesis </w:t>
       </w:r>
       <w:r>
@@ -4217,7 +4782,17 @@
           <w:szCs w:val="24"/>
           <w:lang w:val="en-GB"/>
         </w:rPr>
-        <w:t xml:space="preserve"> are as follows. First, we hypothesize that hyper-CVAD treatment will lead to a reduction in overall cognitive ability. These changes are expected to manifest as a main effect of treatment on a test battery assessing memory, cognitive flexibility, anxiety, social interaction, and attention. Second, we hypothesize that environmental enrichment will enhance cognitive performance regardless of treatment condition, observable as a main effect of environment on the same test battery. F</w:t>
+        <w:t xml:space="preserve"> are as follows. First, we hypothesize that hyper-CVAD treatment will lead to a reduction in overall cognitive ability. These changes are expected to manifest as a main effect of treatment on a test battery assessing memory, cognitive flexibility, anxiety, social interaction, and attention. Second, we hypothesize that </w:t>
+      </w:r>
+      <w:r>
+        <w:rPr>
+          <w:rFonts w:ascii="Times New Roman" w:hAnsi="Times New Roman" w:cs="Times New Roman"/>
+          <w:sz w:val="24"/>
+          <w:szCs w:val="24"/>
+          <w:lang w:val="en-GB"/>
+        </w:rPr>
+        <w:lastRenderedPageBreak/>
+        <w:t>environmental enrichment will enhance cognitive performance regardless of treatment condition, observable as a main effect of environment on the same test battery. F</w:t>
       </w:r>
       <w:r>
         <w:rPr>
@@ -4473,7 +5048,6 @@
         <w:pStyle w:val="Sectionheading"/>
       </w:pPr>
       <w:r>
-        <w:lastRenderedPageBreak/>
         <w:t>Methods and Design</w:t>
       </w:r>
     </w:p>
@@ -4598,6 +5172,7 @@
           <w:szCs w:val="24"/>
           <w:lang w:val="en-US"/>
         </w:rPr>
+        <w:lastRenderedPageBreak/>
         <w:t>Distribution of mice across treatment, environment, and sex.</w:t>
       </w:r>
     </w:p>
@@ -5944,17 +6519,7 @@
           <w:szCs w:val="24"/>
           <w:lang w:val="en-US"/>
         </w:rPr>
-        <w:t xml:space="preserve">The experiment included two manipulated </w:t>
-      </w:r>
-      <w:r>
-        <w:rPr>
-          <w:rFonts w:ascii="Times New Roman" w:hAnsi="Times New Roman" w:cs="Times New Roman"/>
-          <w:sz w:val="24"/>
-          <w:szCs w:val="24"/>
-          <w:lang w:val="en-US"/>
-        </w:rPr>
-        <w:lastRenderedPageBreak/>
-        <w:t xml:space="preserve">factors: treatment and environment. </w:t>
+        <w:t xml:space="preserve">The experiment included two manipulated factors: treatment and environment. </w:t>
       </w:r>
       <w:r>
         <w:rPr>
@@ -6126,7 +6691,17 @@
           <w:szCs w:val="24"/>
           <w:lang w:val="en-US"/>
         </w:rPr>
-        <w:t xml:space="preserve"> at 1% body weight</w:t>
+        <w:t xml:space="preserve"> at 1% </w:t>
+      </w:r>
+      <w:r>
+        <w:rPr>
+          <w:rFonts w:ascii="Times New Roman" w:hAnsi="Times New Roman" w:cs="Times New Roman"/>
+          <w:sz w:val="24"/>
+          <w:szCs w:val="24"/>
+          <w:lang w:val="en-US"/>
+        </w:rPr>
+        <w:lastRenderedPageBreak/>
+        <w:t>body weight</w:t>
       </w:r>
       <w:r>
         <w:rPr>
@@ -6274,7 +6849,7 @@
           <w:lang w:val="en-US"/>
         </w:rPr>
         <w:drawing>
-          <wp:inline distT="0" distB="0" distL="0" distR="0" wp14:anchorId="2DC578DB" wp14:editId="20DA9F1D">
+          <wp:inline distT="0" distB="0" distL="0" distR="0" wp14:anchorId="2DC578DB" wp14:editId="7584785B">
             <wp:extent cx="5760720" cy="904576"/>
             <wp:effectExtent l="0" t="0" r="0" b="0"/>
             <wp:docPr id="490171308" name="Picture 2"/>
@@ -6927,17 +7502,7 @@
           <w:szCs w:val="24"/>
           <w:lang w:val="en-US"/>
         </w:rPr>
-        <w:t xml:space="preserve"> cage and two weeks in an alternative enriched environment. The alternative </w:t>
-      </w:r>
-      <w:r>
-        <w:rPr>
-          <w:rFonts w:ascii="Times New Roman" w:hAnsi="Times New Roman" w:cs="Times New Roman"/>
-          <w:sz w:val="24"/>
-          <w:szCs w:val="24"/>
-          <w:lang w:val="en-US"/>
-        </w:rPr>
-        <w:lastRenderedPageBreak/>
-        <w:t>enriched environment consisted of a larger transparent cage equipped with additional running wheels, marbles, and hiding boxes. The order in which mice experienced the two enrichment setups was counterbalanced to minimize order effects.</w:t>
+        <w:t xml:space="preserve"> cage and two weeks in an alternative enriched environment. The alternative enriched environment consisted of a larger transparent cage equipped with additional running wheels, marbles, and hiding boxes. The order in which mice experienced the two enrichment setups was counterbalanced to minimize order effects.</w:t>
       </w:r>
       <w:r>
         <w:rPr>
@@ -7067,6 +7632,7 @@
         <w:rPr>
           <w:noProof/>
         </w:rPr>
+        <w:lastRenderedPageBreak/>
         <w:drawing>
           <wp:inline distT="0" distB="0" distL="0" distR="0" wp14:anchorId="20768093" wp14:editId="1F290D17">
             <wp:extent cx="4561556" cy="2686050"/>
@@ -7450,6 +8016,7 @@
           <w:szCs w:val="24"/>
           <w:lang w:val="en-US"/>
         </w:rPr>
+        <w:lastRenderedPageBreak/>
         <w:drawing>
           <wp:inline distT="0" distB="0" distL="0" distR="0" wp14:anchorId="024483C9" wp14:editId="65ECC470">
             <wp:extent cx="5657850" cy="3179618"/>
@@ -7825,7 +8392,7 @@
           <w:lang w:val="en-US"/>
         </w:rPr>
         <w:drawing>
-          <wp:inline distT="0" distB="0" distL="0" distR="0" wp14:anchorId="1D443C78" wp14:editId="0F112C3B">
+          <wp:inline distT="0" distB="0" distL="0" distR="0" wp14:anchorId="1D443C78" wp14:editId="34F9FDA5">
             <wp:extent cx="1751162" cy="1670485"/>
             <wp:effectExtent l="0" t="0" r="1905" b="6350"/>
             <wp:docPr id="1430163639" name="Picture 4"/>
@@ -7897,7 +8464,6 @@
           <w:szCs w:val="24"/>
           <w:lang w:val="en-US"/>
         </w:rPr>
-        <w:lastRenderedPageBreak/>
         <w:t xml:space="preserve">Note. </w:t>
       </w:r>
       <w:r>
@@ -7973,7 +8539,17 @@
           <w:lang w:val="en-US"/>
         </w:rPr>
         <w:noBreakHyphen/>
-        <w:t>left corner of the arena and allowed to habituate for 1 minute before beginning a 10</w:t>
+        <w:t xml:space="preserve">left corner of the arena and allowed to habituate for 1 minute before beginning a </w:t>
+      </w:r>
+      <w:r>
+        <w:rPr>
+          <w:rFonts w:ascii="Times New Roman" w:hAnsi="Times New Roman" w:cs="Times New Roman"/>
+          <w:sz w:val="24"/>
+          <w:szCs w:val="24"/>
+          <w:lang w:val="en-US"/>
+        </w:rPr>
+        <w:lastRenderedPageBreak/>
+        <w:t>10</w:t>
       </w:r>
       <w:r>
         <w:rPr>
@@ -9119,17 +9695,7 @@
           <w:szCs w:val="24"/>
           <w:lang w:val="en-US"/>
         </w:rPr>
-        <w:t xml:space="preserve">Total exploration time was also recorded as an index of locomotor activity and general exploratory behavior. Animals that spent fewer than 15 seconds exploring during the training phase were excluded, </w:t>
-      </w:r>
-      <w:r>
-        <w:rPr>
-          <w:rFonts w:ascii="Times New Roman" w:hAnsi="Times New Roman" w:cs="Times New Roman"/>
-          <w:sz w:val="24"/>
-          <w:szCs w:val="24"/>
-          <w:lang w:val="en-US"/>
-        </w:rPr>
-        <w:lastRenderedPageBreak/>
-        <w:t>as insufficient engagement prevents meaningful interpretation of performance during the testing phase.</w:t>
+        <w:t>Total exploration time was also recorded as an index of locomotor activity and general exploratory behavior. Animals that spent fewer than 15 seconds exploring during the training phase were excluded, as insufficient engagement prevents meaningful interpretation of performance during the testing phase.</w:t>
       </w:r>
     </w:p>
     <w:p>
@@ -9186,6 +9752,7 @@
           <w:szCs w:val="24"/>
           <w:lang w:val="en-US"/>
         </w:rPr>
+        <w:lastRenderedPageBreak/>
         <w:t xml:space="preserve">Novel </w:t>
       </w:r>
       <w:r>
@@ -10533,7 +11100,268 @@
           <w:szCs w:val="24"/>
           <w:lang w:val="en-US"/>
         </w:rPr>
-        <w:t xml:space="preserve">First, the test mouse was placed in the middle compartment and </w:t>
+        <w:t>First, the test mouse was placed in the middle compartment and given five minutes to habituate to the environment</w:t>
+      </w:r>
+      <w:r>
+        <w:rPr>
+          <w:rFonts w:ascii="Times New Roman" w:hAnsi="Times New Roman" w:cs="Times New Roman"/>
+          <w:sz w:val="24"/>
+          <w:szCs w:val="24"/>
+          <w:lang w:val="en-US"/>
+        </w:rPr>
+        <w:t xml:space="preserve">. </w:t>
+      </w:r>
+      <w:r>
+        <w:rPr>
+          <w:rFonts w:ascii="Times New Roman" w:hAnsi="Times New Roman" w:cs="Times New Roman"/>
+          <w:sz w:val="24"/>
+          <w:szCs w:val="24"/>
+          <w:lang w:val="en-US"/>
+        </w:rPr>
+        <w:t>Next</w:t>
+      </w:r>
+      <w:r>
+        <w:rPr>
+          <w:rFonts w:ascii="Times New Roman" w:hAnsi="Times New Roman" w:cs="Times New Roman"/>
+          <w:sz w:val="24"/>
+          <w:szCs w:val="24"/>
+          <w:lang w:val="en-US"/>
+        </w:rPr>
+        <w:t xml:space="preserve">, a stranger mouse was </w:t>
+      </w:r>
+      <w:r>
+        <w:rPr>
+          <w:rFonts w:ascii="Times New Roman" w:hAnsi="Times New Roman" w:cs="Times New Roman"/>
+          <w:sz w:val="24"/>
+          <w:szCs w:val="24"/>
+          <w:lang w:val="en-US"/>
+        </w:rPr>
+        <w:t>introduced</w:t>
+      </w:r>
+      <w:r>
+        <w:rPr>
+          <w:rFonts w:ascii="Times New Roman" w:hAnsi="Times New Roman" w:cs="Times New Roman"/>
+          <w:sz w:val="24"/>
+          <w:szCs w:val="24"/>
+          <w:lang w:val="en-US"/>
+        </w:rPr>
+        <w:t xml:space="preserve"> </w:t>
+      </w:r>
+      <w:r>
+        <w:rPr>
+          <w:rFonts w:ascii="Times New Roman" w:hAnsi="Times New Roman" w:cs="Times New Roman"/>
+          <w:sz w:val="24"/>
+          <w:szCs w:val="24"/>
+          <w:lang w:val="en-US"/>
+        </w:rPr>
+        <w:t>in</w:t>
+      </w:r>
+      <w:r>
+        <w:rPr>
+          <w:rFonts w:ascii="Times New Roman" w:hAnsi="Times New Roman" w:cs="Times New Roman"/>
+          <w:sz w:val="24"/>
+          <w:szCs w:val="24"/>
+          <w:lang w:val="en-US"/>
+        </w:rPr>
+        <w:t>to one of the two possible side chambers</w:t>
+      </w:r>
+      <w:r>
+        <w:rPr>
+          <w:rFonts w:ascii="Times New Roman" w:hAnsi="Times New Roman" w:cs="Times New Roman"/>
+          <w:sz w:val="24"/>
+          <w:szCs w:val="24"/>
+          <w:lang w:val="en-US"/>
+        </w:rPr>
+        <w:t>,</w:t>
+      </w:r>
+      <w:r>
+        <w:rPr>
+          <w:rFonts w:ascii="Times New Roman" w:hAnsi="Times New Roman" w:cs="Times New Roman"/>
+          <w:sz w:val="24"/>
+          <w:szCs w:val="24"/>
+          <w:lang w:val="en-US"/>
+        </w:rPr>
+        <w:t xml:space="preserve"> and the test mouse was given </w:t>
+      </w:r>
+      <w:r>
+        <w:rPr>
+          <w:rFonts w:ascii="Times New Roman" w:hAnsi="Times New Roman" w:cs="Times New Roman"/>
+          <w:sz w:val="24"/>
+          <w:szCs w:val="24"/>
+          <w:lang w:val="en-US"/>
+        </w:rPr>
+        <w:t>ten</w:t>
+      </w:r>
+      <w:r>
+        <w:rPr>
+          <w:rFonts w:ascii="Times New Roman" w:hAnsi="Times New Roman" w:cs="Times New Roman"/>
+          <w:sz w:val="24"/>
+          <w:szCs w:val="24"/>
+          <w:lang w:val="en-US"/>
+        </w:rPr>
+        <w:t xml:space="preserve"> minutes to explore</w:t>
+      </w:r>
+      <w:r>
+        <w:rPr>
+          <w:rFonts w:ascii="Times New Roman" w:hAnsi="Times New Roman" w:cs="Times New Roman"/>
+          <w:sz w:val="24"/>
+          <w:szCs w:val="24"/>
+          <w:lang w:val="en-US"/>
+        </w:rPr>
+        <w:t xml:space="preserve"> (Figure 6A)</w:t>
+      </w:r>
+      <w:r>
+        <w:rPr>
+          <w:rFonts w:ascii="Times New Roman" w:hAnsi="Times New Roman" w:cs="Times New Roman"/>
+          <w:sz w:val="24"/>
+          <w:szCs w:val="24"/>
+          <w:lang w:val="en-US"/>
+        </w:rPr>
+        <w:t>.</w:t>
+      </w:r>
+      <w:r>
+        <w:rPr>
+          <w:rFonts w:ascii="Times New Roman" w:hAnsi="Times New Roman" w:cs="Times New Roman"/>
+          <w:sz w:val="24"/>
+          <w:szCs w:val="24"/>
+          <w:lang w:val="en-US"/>
+        </w:rPr>
+        <w:t xml:space="preserve"> </w:t>
+      </w:r>
+      <w:r>
+        <w:rPr>
+          <w:rFonts w:ascii="Times New Roman" w:hAnsi="Times New Roman" w:cs="Times New Roman"/>
+          <w:sz w:val="24"/>
+          <w:szCs w:val="24"/>
+          <w:lang w:val="en-US"/>
+        </w:rPr>
+        <w:t>Time spent interacting with this stranger mouse served as a measure of general sociability</w:t>
+      </w:r>
+      <w:r>
+        <w:rPr>
+          <w:rFonts w:ascii="Times New Roman" w:hAnsi="Times New Roman" w:cs="Times New Roman"/>
+          <w:sz w:val="24"/>
+          <w:szCs w:val="24"/>
+          <w:lang w:val="en-US"/>
+        </w:rPr>
+        <w:t>. After the first exploration phase, a</w:t>
+      </w:r>
+      <w:r>
+        <w:rPr>
+          <w:rFonts w:ascii="Times New Roman" w:hAnsi="Times New Roman" w:cs="Times New Roman"/>
+          <w:sz w:val="24"/>
+          <w:szCs w:val="24"/>
+          <w:lang w:val="en-US"/>
+        </w:rPr>
+        <w:t xml:space="preserve"> second </w:t>
+      </w:r>
+      <w:r>
+        <w:rPr>
+          <w:rFonts w:ascii="Times New Roman" w:hAnsi="Times New Roman" w:cs="Times New Roman"/>
+          <w:sz w:val="24"/>
+          <w:szCs w:val="24"/>
+          <w:lang w:val="en-US"/>
+        </w:rPr>
+        <w:t xml:space="preserve">stranger mouse was </w:t>
+      </w:r>
+      <w:r>
+        <w:rPr>
+          <w:rFonts w:ascii="Times New Roman" w:hAnsi="Times New Roman" w:cs="Times New Roman"/>
+          <w:sz w:val="24"/>
+          <w:szCs w:val="24"/>
+          <w:lang w:val="en-US"/>
+        </w:rPr>
+        <w:t>placed</w:t>
+      </w:r>
+      <w:r>
+        <w:rPr>
+          <w:rFonts w:ascii="Times New Roman" w:hAnsi="Times New Roman" w:cs="Times New Roman"/>
+          <w:sz w:val="24"/>
+          <w:szCs w:val="24"/>
+          <w:lang w:val="en-US"/>
+        </w:rPr>
+        <w:t xml:space="preserve"> in the </w:t>
+      </w:r>
+      <w:r>
+        <w:rPr>
+          <w:rFonts w:ascii="Times New Roman" w:hAnsi="Times New Roman" w:cs="Times New Roman"/>
+          <w:sz w:val="24"/>
+          <w:szCs w:val="24"/>
+          <w:lang w:val="en-US"/>
+        </w:rPr>
+        <w:t>other</w:t>
+      </w:r>
+      <w:r>
+        <w:rPr>
+          <w:rFonts w:ascii="Times New Roman" w:hAnsi="Times New Roman" w:cs="Times New Roman"/>
+          <w:sz w:val="24"/>
+          <w:szCs w:val="24"/>
+          <w:lang w:val="en-US"/>
+        </w:rPr>
+        <w:t xml:space="preserve"> side compartment</w:t>
+      </w:r>
+      <w:r>
+        <w:rPr>
+          <w:rFonts w:ascii="Times New Roman" w:hAnsi="Times New Roman" w:cs="Times New Roman"/>
+          <w:sz w:val="24"/>
+          <w:szCs w:val="24"/>
+          <w:lang w:val="en-US"/>
+        </w:rPr>
+        <w:t xml:space="preserve"> (Figure 6B)</w:t>
+      </w:r>
+      <w:r>
+        <w:rPr>
+          <w:rFonts w:ascii="Times New Roman" w:hAnsi="Times New Roman" w:cs="Times New Roman"/>
+          <w:sz w:val="24"/>
+          <w:szCs w:val="24"/>
+          <w:lang w:val="en-US"/>
+        </w:rPr>
+        <w:t>. The test</w:t>
+      </w:r>
+      <w:r>
+        <w:rPr>
+          <w:rFonts w:ascii="Times New Roman" w:hAnsi="Times New Roman" w:cs="Times New Roman"/>
+          <w:sz w:val="24"/>
+          <w:szCs w:val="24"/>
+          <w:lang w:val="en-US"/>
+        </w:rPr>
+        <w:t xml:space="preserve"> </w:t>
+      </w:r>
+      <w:r>
+        <w:rPr>
+          <w:rFonts w:ascii="Times New Roman" w:hAnsi="Times New Roman" w:cs="Times New Roman"/>
+          <w:sz w:val="24"/>
+          <w:szCs w:val="24"/>
+          <w:lang w:val="en-US"/>
+        </w:rPr>
+        <w:t>mouse was again given 10 minutes to explo</w:t>
+      </w:r>
+      <w:r>
+        <w:rPr>
+          <w:rFonts w:ascii="Times New Roman" w:hAnsi="Times New Roman" w:cs="Times New Roman"/>
+          <w:sz w:val="24"/>
+          <w:szCs w:val="24"/>
+          <w:lang w:val="en-US"/>
+        </w:rPr>
+        <w:t>re</w:t>
+      </w:r>
+      <w:r>
+        <w:rPr>
+          <w:rFonts w:ascii="Times New Roman" w:hAnsi="Times New Roman" w:cs="Times New Roman"/>
+          <w:sz w:val="24"/>
+          <w:szCs w:val="24"/>
+          <w:lang w:val="en-US"/>
+        </w:rPr>
+        <w:t xml:space="preserve"> its environment freely. </w:t>
+      </w:r>
+      <w:r>
+        <w:rPr>
+          <w:rFonts w:ascii="Times New Roman" w:hAnsi="Times New Roman" w:cs="Times New Roman"/>
+          <w:sz w:val="24"/>
+          <w:szCs w:val="24"/>
+          <w:lang w:val="en-US"/>
+        </w:rPr>
+        <w:t xml:space="preserve">Following the same rationale described for the novel object </w:t>
       </w:r>
       <w:r>
         <w:rPr>
@@ -10543,268 +11371,7 @@
           <w:lang w:val="en-US"/>
         </w:rPr>
         <w:lastRenderedPageBreak/>
-        <w:t>given five minutes to habituate to the environment</w:t>
-      </w:r>
-      <w:r>
-        <w:rPr>
-          <w:rFonts w:ascii="Times New Roman" w:hAnsi="Times New Roman" w:cs="Times New Roman"/>
-          <w:sz w:val="24"/>
-          <w:szCs w:val="24"/>
-          <w:lang w:val="en-US"/>
-        </w:rPr>
-        <w:t xml:space="preserve">. </w:t>
-      </w:r>
-      <w:r>
-        <w:rPr>
-          <w:rFonts w:ascii="Times New Roman" w:hAnsi="Times New Roman" w:cs="Times New Roman"/>
-          <w:sz w:val="24"/>
-          <w:szCs w:val="24"/>
-          <w:lang w:val="en-US"/>
-        </w:rPr>
-        <w:t>Next</w:t>
-      </w:r>
-      <w:r>
-        <w:rPr>
-          <w:rFonts w:ascii="Times New Roman" w:hAnsi="Times New Roman" w:cs="Times New Roman"/>
-          <w:sz w:val="24"/>
-          <w:szCs w:val="24"/>
-          <w:lang w:val="en-US"/>
-        </w:rPr>
-        <w:t xml:space="preserve">, a stranger mouse was </w:t>
-      </w:r>
-      <w:r>
-        <w:rPr>
-          <w:rFonts w:ascii="Times New Roman" w:hAnsi="Times New Roman" w:cs="Times New Roman"/>
-          <w:sz w:val="24"/>
-          <w:szCs w:val="24"/>
-          <w:lang w:val="en-US"/>
-        </w:rPr>
-        <w:t>introduced</w:t>
-      </w:r>
-      <w:r>
-        <w:rPr>
-          <w:rFonts w:ascii="Times New Roman" w:hAnsi="Times New Roman" w:cs="Times New Roman"/>
-          <w:sz w:val="24"/>
-          <w:szCs w:val="24"/>
-          <w:lang w:val="en-US"/>
-        </w:rPr>
-        <w:t xml:space="preserve"> </w:t>
-      </w:r>
-      <w:r>
-        <w:rPr>
-          <w:rFonts w:ascii="Times New Roman" w:hAnsi="Times New Roman" w:cs="Times New Roman"/>
-          <w:sz w:val="24"/>
-          <w:szCs w:val="24"/>
-          <w:lang w:val="en-US"/>
-        </w:rPr>
-        <w:t>in</w:t>
-      </w:r>
-      <w:r>
-        <w:rPr>
-          <w:rFonts w:ascii="Times New Roman" w:hAnsi="Times New Roman" w:cs="Times New Roman"/>
-          <w:sz w:val="24"/>
-          <w:szCs w:val="24"/>
-          <w:lang w:val="en-US"/>
-        </w:rPr>
-        <w:t>to one of the two possible side chambers</w:t>
-      </w:r>
-      <w:r>
-        <w:rPr>
-          <w:rFonts w:ascii="Times New Roman" w:hAnsi="Times New Roman" w:cs="Times New Roman"/>
-          <w:sz w:val="24"/>
-          <w:szCs w:val="24"/>
-          <w:lang w:val="en-US"/>
-        </w:rPr>
-        <w:t>,</w:t>
-      </w:r>
-      <w:r>
-        <w:rPr>
-          <w:rFonts w:ascii="Times New Roman" w:hAnsi="Times New Roman" w:cs="Times New Roman"/>
-          <w:sz w:val="24"/>
-          <w:szCs w:val="24"/>
-          <w:lang w:val="en-US"/>
-        </w:rPr>
-        <w:t xml:space="preserve"> and the test mouse was given </w:t>
-      </w:r>
-      <w:r>
-        <w:rPr>
-          <w:rFonts w:ascii="Times New Roman" w:hAnsi="Times New Roman" w:cs="Times New Roman"/>
-          <w:sz w:val="24"/>
-          <w:szCs w:val="24"/>
-          <w:lang w:val="en-US"/>
-        </w:rPr>
-        <w:t>ten</w:t>
-      </w:r>
-      <w:r>
-        <w:rPr>
-          <w:rFonts w:ascii="Times New Roman" w:hAnsi="Times New Roman" w:cs="Times New Roman"/>
-          <w:sz w:val="24"/>
-          <w:szCs w:val="24"/>
-          <w:lang w:val="en-US"/>
-        </w:rPr>
-        <w:t xml:space="preserve"> minutes to explore</w:t>
-      </w:r>
-      <w:r>
-        <w:rPr>
-          <w:rFonts w:ascii="Times New Roman" w:hAnsi="Times New Roman" w:cs="Times New Roman"/>
-          <w:sz w:val="24"/>
-          <w:szCs w:val="24"/>
-          <w:lang w:val="en-US"/>
-        </w:rPr>
-        <w:t xml:space="preserve"> (Figure 6A)</w:t>
-      </w:r>
-      <w:r>
-        <w:rPr>
-          <w:rFonts w:ascii="Times New Roman" w:hAnsi="Times New Roman" w:cs="Times New Roman"/>
-          <w:sz w:val="24"/>
-          <w:szCs w:val="24"/>
-          <w:lang w:val="en-US"/>
-        </w:rPr>
-        <w:t>.</w:t>
-      </w:r>
-      <w:r>
-        <w:rPr>
-          <w:rFonts w:ascii="Times New Roman" w:hAnsi="Times New Roman" w:cs="Times New Roman"/>
-          <w:sz w:val="24"/>
-          <w:szCs w:val="24"/>
-          <w:lang w:val="en-US"/>
-        </w:rPr>
-        <w:t xml:space="preserve"> </w:t>
-      </w:r>
-      <w:r>
-        <w:rPr>
-          <w:rFonts w:ascii="Times New Roman" w:hAnsi="Times New Roman" w:cs="Times New Roman"/>
-          <w:sz w:val="24"/>
-          <w:szCs w:val="24"/>
-          <w:lang w:val="en-US"/>
-        </w:rPr>
-        <w:t>Time spent interacting with this stranger mouse served as a measure of general sociability</w:t>
-      </w:r>
-      <w:r>
-        <w:rPr>
-          <w:rFonts w:ascii="Times New Roman" w:hAnsi="Times New Roman" w:cs="Times New Roman"/>
-          <w:sz w:val="24"/>
-          <w:szCs w:val="24"/>
-          <w:lang w:val="en-US"/>
-        </w:rPr>
-        <w:t>. After the first exploration phase, a</w:t>
-      </w:r>
-      <w:r>
-        <w:rPr>
-          <w:rFonts w:ascii="Times New Roman" w:hAnsi="Times New Roman" w:cs="Times New Roman"/>
-          <w:sz w:val="24"/>
-          <w:szCs w:val="24"/>
-          <w:lang w:val="en-US"/>
-        </w:rPr>
-        <w:t xml:space="preserve"> second </w:t>
-      </w:r>
-      <w:r>
-        <w:rPr>
-          <w:rFonts w:ascii="Times New Roman" w:hAnsi="Times New Roman" w:cs="Times New Roman"/>
-          <w:sz w:val="24"/>
-          <w:szCs w:val="24"/>
-          <w:lang w:val="en-US"/>
-        </w:rPr>
-        <w:t xml:space="preserve">stranger mouse was </w:t>
-      </w:r>
-      <w:r>
-        <w:rPr>
-          <w:rFonts w:ascii="Times New Roman" w:hAnsi="Times New Roman" w:cs="Times New Roman"/>
-          <w:sz w:val="24"/>
-          <w:szCs w:val="24"/>
-          <w:lang w:val="en-US"/>
-        </w:rPr>
-        <w:t>placed</w:t>
-      </w:r>
-      <w:r>
-        <w:rPr>
-          <w:rFonts w:ascii="Times New Roman" w:hAnsi="Times New Roman" w:cs="Times New Roman"/>
-          <w:sz w:val="24"/>
-          <w:szCs w:val="24"/>
-          <w:lang w:val="en-US"/>
-        </w:rPr>
-        <w:t xml:space="preserve"> in the </w:t>
-      </w:r>
-      <w:r>
-        <w:rPr>
-          <w:rFonts w:ascii="Times New Roman" w:hAnsi="Times New Roman" w:cs="Times New Roman"/>
-          <w:sz w:val="24"/>
-          <w:szCs w:val="24"/>
-          <w:lang w:val="en-US"/>
-        </w:rPr>
-        <w:t>other</w:t>
-      </w:r>
-      <w:r>
-        <w:rPr>
-          <w:rFonts w:ascii="Times New Roman" w:hAnsi="Times New Roman" w:cs="Times New Roman"/>
-          <w:sz w:val="24"/>
-          <w:szCs w:val="24"/>
-          <w:lang w:val="en-US"/>
-        </w:rPr>
-        <w:t xml:space="preserve"> side compartment</w:t>
-      </w:r>
-      <w:r>
-        <w:rPr>
-          <w:rFonts w:ascii="Times New Roman" w:hAnsi="Times New Roman" w:cs="Times New Roman"/>
-          <w:sz w:val="24"/>
-          <w:szCs w:val="24"/>
-          <w:lang w:val="en-US"/>
-        </w:rPr>
-        <w:t xml:space="preserve"> (Figure 6B)</w:t>
-      </w:r>
-      <w:r>
-        <w:rPr>
-          <w:rFonts w:ascii="Times New Roman" w:hAnsi="Times New Roman" w:cs="Times New Roman"/>
-          <w:sz w:val="24"/>
-          <w:szCs w:val="24"/>
-          <w:lang w:val="en-US"/>
-        </w:rPr>
-        <w:t>. The test</w:t>
-      </w:r>
-      <w:r>
-        <w:rPr>
-          <w:rFonts w:ascii="Times New Roman" w:hAnsi="Times New Roman" w:cs="Times New Roman"/>
-          <w:sz w:val="24"/>
-          <w:szCs w:val="24"/>
-          <w:lang w:val="en-US"/>
-        </w:rPr>
-        <w:t xml:space="preserve"> </w:t>
-      </w:r>
-      <w:r>
-        <w:rPr>
-          <w:rFonts w:ascii="Times New Roman" w:hAnsi="Times New Roman" w:cs="Times New Roman"/>
-          <w:sz w:val="24"/>
-          <w:szCs w:val="24"/>
-          <w:lang w:val="en-US"/>
-        </w:rPr>
-        <w:t>mouse was again given 10 minutes to explo</w:t>
-      </w:r>
-      <w:r>
-        <w:rPr>
-          <w:rFonts w:ascii="Times New Roman" w:hAnsi="Times New Roman" w:cs="Times New Roman"/>
-          <w:sz w:val="24"/>
-          <w:szCs w:val="24"/>
-          <w:lang w:val="en-US"/>
-        </w:rPr>
-        <w:t>re</w:t>
-      </w:r>
-      <w:r>
-        <w:rPr>
-          <w:rFonts w:ascii="Times New Roman" w:hAnsi="Times New Roman" w:cs="Times New Roman"/>
-          <w:sz w:val="24"/>
-          <w:szCs w:val="24"/>
-          <w:lang w:val="en-US"/>
-        </w:rPr>
-        <w:t xml:space="preserve"> its environment freely. </w:t>
-      </w:r>
-      <w:r>
-        <w:rPr>
-          <w:rFonts w:ascii="Times New Roman" w:hAnsi="Times New Roman" w:cs="Times New Roman"/>
-          <w:sz w:val="24"/>
-          <w:szCs w:val="24"/>
-          <w:lang w:val="en-US"/>
-        </w:rPr>
-        <w:t xml:space="preserve">Following the same rationale described for the novel object recognition task regarding novelty preference (see </w:t>
+        <w:t xml:space="preserve">recognition task regarding novelty preference (see </w:t>
       </w:r>
       <w:r>
         <w:rPr>
@@ -11459,17 +12026,7 @@
           <w:szCs w:val="24"/>
           <w:lang w:val="en-US"/>
         </w:rPr>
-        <w:t xml:space="preserve">. Since then, it has become </w:t>
-      </w:r>
-      <w:r>
-        <w:rPr>
-          <w:rFonts w:ascii="Times New Roman" w:hAnsi="Times New Roman" w:cs="Times New Roman"/>
-          <w:sz w:val="24"/>
-          <w:szCs w:val="24"/>
-          <w:lang w:val="en-US"/>
-        </w:rPr>
-        <w:lastRenderedPageBreak/>
-        <w:t>a widely used behavioral paradigm for assessing hippocampus</w:t>
+        <w:t>. Since then, it has become a widely used behavioral paradigm for assessing hippocampus</w:t>
       </w:r>
       <w:r>
         <w:rPr>
@@ -11623,7 +12180,17 @@
           <w:szCs w:val="24"/>
           <w:lang w:val="en-US"/>
         </w:rPr>
-        <w:t xml:space="preserve">. Water temperature was measured daily to ensure stability, as deviations toward colder or warmer temperatures can impair both learning and locomotion. The pool was divided into four virtual quadrants, which served as the starting positions during the experiment (Figure 7A). One of these quadrants was designated as the target quadrant and contained a hidden escape platform that mice were required to locate to exit the water. Because the water was rendered opaque, the platform was minimally visible, increasing reliance on learned spatial cues rather than direct visual detection and thereby promoting learning. The quadrant directly opposite the original target quadrant was designated as the reversal target quadrant and was used in later stages of the protocol to assess reversal learning. </w:t>
+        <w:t xml:space="preserve">. Water temperature was measured daily to ensure stability, as deviations toward colder or warmer temperatures can impair both learning and locomotion. The pool was divided into four virtual quadrants, which served as </w:t>
+      </w:r>
+      <w:r>
+        <w:rPr>
+          <w:rFonts w:ascii="Times New Roman" w:hAnsi="Times New Roman" w:cs="Times New Roman"/>
+          <w:sz w:val="24"/>
+          <w:szCs w:val="24"/>
+          <w:lang w:val="en-US"/>
+        </w:rPr>
+        <w:lastRenderedPageBreak/>
+        <w:t xml:space="preserve">the starting positions during the experiment (Figure 7A). One of these quadrants was designated as the target quadrant and contained a hidden escape platform that mice were required to locate to exit the water. Because the water was rendered opaque, the platform was minimally visible, increasing reliance on learned spatial cues rather than direct visual detection and thereby promoting learning. The quadrant directly opposite the original target quadrant was designated as the reversal target quadrant and was used in later stages of the protocol to assess reversal learning. </w:t>
       </w:r>
     </w:p>
     <w:p>
@@ -11849,7 +12416,6 @@
         <w:rPr>
           <w:noProof/>
         </w:rPr>
-        <w:lastRenderedPageBreak/>
         <w:drawing>
           <wp:inline distT="0" distB="0" distL="0" distR="0" wp14:anchorId="7AC43901" wp14:editId="54CBC888">
             <wp:extent cx="5755624" cy="1953202"/>
@@ -11923,6 +12489,7 @@
           <w:szCs w:val="24"/>
           <w:lang w:val="en-US"/>
         </w:rPr>
+        <w:lastRenderedPageBreak/>
         <w:t xml:space="preserve">Note. </w:t>
       </w:r>
       <w:r>
@@ -12455,17 +13022,7 @@
           <w:szCs w:val="24"/>
           <w:lang w:val="en-US"/>
         </w:rPr>
-        <w:t xml:space="preserve">The experiment used a passive avoidance apparatus with two compartments: a brightly lit compartment and a dark compartment connected by a trap door. Mice always started in the illuminated compartment, which induces mild anxiety and creates an incentive to enter the darker compartment. Each mouse was placed in the bright compartment with the trap door closed and allowed to explore for 5 seconds, after which the door opened. When the mouse entered the dark compartment, the door closed and four mild foot shocks were delivered through the grid floor (0.3 mA, 2 seconds each). The procedure was repeated 24 hours later, </w:t>
-      </w:r>
-      <w:r>
-        <w:rPr>
-          <w:rFonts w:ascii="Times New Roman" w:hAnsi="Times New Roman" w:cs="Times New Roman"/>
-          <w:sz w:val="24"/>
-          <w:szCs w:val="24"/>
-          <w:lang w:val="en-US"/>
-        </w:rPr>
-        <w:lastRenderedPageBreak/>
-        <w:t>but no shock was administered during the second session. If a mouse did not enter the dark compartment within 300 seconds, the trial was terminated and a maximum latency of 300 seconds was recorded. Latency to enter the dark compartment was measured on both days as the primary outcome.</w:t>
+        <w:t>The experiment used a passive avoidance apparatus with two compartments: a brightly lit compartment and a dark compartment connected by a trap door. Mice always started in the illuminated compartment, which induces mild anxiety and creates an incentive to enter the darker compartment. Each mouse was placed in the bright compartment with the trap door closed and allowed to explore for 5 seconds, after which the door opened. When the mouse entered the dark compartment, the door closed and four mild foot shocks were delivered through the grid floor (0.3 mA, 2 seconds each). The procedure was repeated 24 hours later, but no shock was administered during the second session. If a mouse did not enter the dark compartment within 300 seconds, the trial was terminated and a maximum latency of 300 seconds was recorded. Latency to enter the dark compartment was measured on both days as the primary outcome.</w:t>
       </w:r>
     </w:p>
     <w:p>
@@ -12584,7 +13141,17 @@
           <w:szCs w:val="24"/>
           <w:lang w:val="en-GB"/>
         </w:rPr>
-        <w:t xml:space="preserve">on each outcome variable. When measurements were repeated within subjects, repeated‑measures ANOVAs were used to account for within‑subject dependency. In cases where the data exhibited hierarchical or </w:t>
+        <w:t xml:space="preserve">on each outcome variable. </w:t>
+      </w:r>
+      <w:r>
+        <w:rPr>
+          <w:rFonts w:ascii="Times New Roman" w:hAnsi="Times New Roman" w:cs="Times New Roman"/>
+          <w:sz w:val="24"/>
+          <w:szCs w:val="24"/>
+          <w:lang w:val="en-GB"/>
+        </w:rPr>
+        <w:lastRenderedPageBreak/>
+        <w:t xml:space="preserve">When measurements were repeated within subjects, repeated‑measures ANOVAs were used to account for within‑subject dependency. In cases where the data exhibited hierarchical or </w:t>
       </w:r>
       <w:r>
         <w:rPr>
@@ -13610,7 +14177,17 @@
           <w:szCs w:val="24"/>
           <w:lang w:val="en-US"/>
         </w:rPr>
-        <w:t>.35). We also observed a significant main effect of treatment (</w:t>
+        <w:t xml:space="preserve">.35). We also observed a </w:t>
+      </w:r>
+      <w:r>
+        <w:rPr>
+          <w:rFonts w:ascii="Times New Roman" w:hAnsi="Times New Roman" w:cs="Times New Roman"/>
+          <w:sz w:val="24"/>
+          <w:szCs w:val="24"/>
+          <w:lang w:val="en-US"/>
+        </w:rPr>
+        <w:lastRenderedPageBreak/>
+        <w:t>significant main effect of treatment (</w:t>
       </w:r>
       <w:r>
         <w:rPr>
@@ -15055,7 +15632,6 @@
           <w:szCs w:val="24"/>
           <w:lang w:val="en-US"/>
         </w:rPr>
-        <w:lastRenderedPageBreak/>
         <w:t xml:space="preserve">Note. </w:t>
       </w:r>
       <w:r>
@@ -15919,7 +16495,17 @@
           <w:szCs w:val="24"/>
           <w:lang w:val="en-US"/>
         </w:rPr>
-        <w:t xml:space="preserve">, the main effect of treatment did not reach significance for either peripheral </w:t>
+        <w:t xml:space="preserve">, the main effect of treatment did not reach </w:t>
+      </w:r>
+      <w:r>
+        <w:rPr>
+          <w:rFonts w:ascii="Times New Roman" w:hAnsi="Times New Roman" w:cs="Times New Roman"/>
+          <w:sz w:val="24"/>
+          <w:szCs w:val="24"/>
+          <w:lang w:val="en-US"/>
+        </w:rPr>
+        <w:lastRenderedPageBreak/>
+        <w:t xml:space="preserve">significance for either peripheral </w:t>
       </w:r>
       <w:r>
         <w:rPr>
@@ -17173,7 +17759,6 @@
           <w:iCs/>
           <w:noProof/>
         </w:rPr>
-        <w:lastRenderedPageBreak/>
         <w:drawing>
           <wp:inline distT="0" distB="0" distL="0" distR="0" wp14:anchorId="684044DD" wp14:editId="30B023B0">
             <wp:extent cx="4160520" cy="2423160"/>
@@ -17763,6 +18348,7 @@
           <w:szCs w:val="24"/>
           <w:lang w:val="en-US"/>
         </w:rPr>
+        <w:lastRenderedPageBreak/>
         <w:t xml:space="preserve">nor the </w:t>
       </w:r>
       <w:r>
@@ -19081,7 +19667,6 @@
           <w:szCs w:val="24"/>
           <w:lang w:val="en-US"/>
         </w:rPr>
-        <w:lastRenderedPageBreak/>
         <w:drawing>
           <wp:inline distT="0" distB="0" distL="0" distR="0" wp14:anchorId="47E205B8" wp14:editId="59E142B6">
             <wp:extent cx="3848100" cy="2307739"/>
@@ -21042,7 +21627,17 @@
           <w:szCs w:val="24"/>
           <w:lang w:val="en-US"/>
         </w:rPr>
-        <w:t xml:space="preserve">The Bayesian follow-up analyses provided moderate evidence for the absence of both a treatment effect </w:t>
+        <w:t xml:space="preserve">The </w:t>
+      </w:r>
+      <w:r>
+        <w:rPr>
+          <w:rFonts w:ascii="Times New Roman" w:hAnsi="Times New Roman" w:cs="Times New Roman"/>
+          <w:sz w:val="24"/>
+          <w:szCs w:val="24"/>
+          <w:lang w:val="en-US"/>
+        </w:rPr>
+        <w:lastRenderedPageBreak/>
+        <w:t xml:space="preserve">Bayesian follow-up analyses provided moderate evidence for the absence of both a treatment effect </w:t>
       </w:r>
       <w:r>
         <w:rPr>
@@ -22062,7 +22657,6 @@
           <w:szCs w:val="24"/>
           <w:lang w:val="en-US"/>
         </w:rPr>
-        <w:lastRenderedPageBreak/>
         <w:t xml:space="preserve">To analyze the effects of treatment and environment on </w:t>
       </w:r>
       <w:r>
@@ -25550,6 +26144,7 @@
           <w:szCs w:val="24"/>
           <w:lang w:val="en-US"/>
         </w:rPr>
+        <w:lastRenderedPageBreak/>
         <w:t>Figure 1</w:t>
       </w:r>
       <w:r>
@@ -25686,7 +26281,6 @@
           <w:szCs w:val="24"/>
           <w:lang w:val="en-US"/>
         </w:rPr>
-        <w:lastRenderedPageBreak/>
         <w:t>Note.</w:t>
       </w:r>
       <w:r>
@@ -27362,6 +27956,7 @@
           <w:szCs w:val="24"/>
           <w:lang w:val="en-US"/>
         </w:rPr>
+        <w:lastRenderedPageBreak/>
         <w:t xml:space="preserve">Note. </w:t>
       </w:r>
       <w:r>
@@ -28576,17 +29171,7 @@
           <w:lang w:val="en-US"/>
         </w:rPr>
         <w:noBreakHyphen/>
-        <w:t xml:space="preserve">treated mice spent more </w:t>
-      </w:r>
-      <w:r>
-        <w:rPr>
-          <w:rFonts w:ascii="Times New Roman" w:hAnsi="Times New Roman" w:cs="Times New Roman"/>
-          <w:sz w:val="24"/>
-          <w:szCs w:val="24"/>
-          <w:lang w:val="en-US"/>
-        </w:rPr>
-        <w:lastRenderedPageBreak/>
-        <w:t>time near the novel stranger mouse than chemotherapy</w:t>
+        <w:t>treated mice spent more time near the novel stranger mouse than chemotherapy</w:t>
       </w:r>
       <w:r>
         <w:rPr>
@@ -29679,7 +30264,17 @@
           <w:szCs w:val="24"/>
           <w:lang w:val="en-US"/>
         </w:rPr>
-        <w:t>. There was also no interaction effect observed</w:t>
+        <w:t xml:space="preserve">. There was also no interaction effect </w:t>
+      </w:r>
+      <w:r>
+        <w:rPr>
+          <w:rFonts w:ascii="Times New Roman" w:hAnsi="Times New Roman" w:cs="Times New Roman"/>
+          <w:sz w:val="24"/>
+          <w:szCs w:val="24"/>
+          <w:lang w:val="en-US"/>
+        </w:rPr>
+        <w:lastRenderedPageBreak/>
+        <w:t>observed</w:t>
       </w:r>
       <w:r>
         <w:rPr>
@@ -30409,17 +31004,7 @@
           <w:lang w:val="en-US"/>
         </w:rPr>
         <w:noBreakHyphen/>
-        <w:t xml:space="preserve">way interactions were also included to assess whether learning trajectories differed between groups. One mouse was excluded because it missed 19 swims (due to the effects of chemotherapy), </w:t>
-      </w:r>
-      <w:r>
-        <w:rPr>
-          <w:rFonts w:ascii="Times New Roman" w:hAnsi="Times New Roman" w:cs="Times New Roman"/>
-          <w:sz w:val="24"/>
-          <w:szCs w:val="24"/>
-          <w:lang w:val="en-US"/>
-        </w:rPr>
-        <w:lastRenderedPageBreak/>
-        <w:t>meaning it did not receive a comparable opportunity to learn. Including this animal would have introduced bias into the estimation of group</w:t>
+        <w:t>way interactions were also included to assess whether learning trajectories differed between groups. One mouse was excluded because it missed 19 swims (due to the effects of chemotherapy), meaning it did not receive a comparable opportunity to learn. Including this animal would have introduced bias into the estimation of group</w:t>
       </w:r>
       <w:r>
         <w:rPr>
@@ -31266,6 +31851,7 @@
           <w:szCs w:val="24"/>
           <w:lang w:val="en-US"/>
         </w:rPr>
+        <w:lastRenderedPageBreak/>
         <w:drawing>
           <wp:inline distT="0" distB="0" distL="0" distR="0" wp14:anchorId="027D00A2" wp14:editId="20471B8D">
             <wp:extent cx="5133975" cy="2324100"/>
@@ -31573,17 +32159,7 @@
           <w:szCs w:val="24"/>
           <w:lang w:val="en-US"/>
         </w:rPr>
-        <w:t xml:space="preserve"> = 0.02). The interaction term also failed </w:t>
-      </w:r>
-      <w:r>
-        <w:rPr>
-          <w:rFonts w:ascii="Times New Roman" w:hAnsi="Times New Roman" w:cs="Times New Roman"/>
-          <w:sz w:val="24"/>
-          <w:szCs w:val="24"/>
-          <w:lang w:val="en-US"/>
-        </w:rPr>
-        <w:lastRenderedPageBreak/>
-        <w:t>to reach significance (</w:t>
+        <w:t xml:space="preserve"> = 0.02). The interaction term also failed to reach significance (</w:t>
       </w:r>
       <w:r>
         <w:rPr>
@@ -32242,6 +32818,7 @@
           <w:szCs w:val="24"/>
           <w:lang w:val="en-US"/>
         </w:rPr>
+        <w:lastRenderedPageBreak/>
         <w:drawing>
           <wp:inline distT="0" distB="0" distL="0" distR="0" wp14:anchorId="5E5D1558" wp14:editId="3408C33C">
             <wp:extent cx="3524250" cy="2228850"/>
@@ -32942,17 +33519,7 @@
           <w:szCs w:val="24"/>
           <w:lang w:val="en-GB"/>
         </w:rPr>
-        <w:t xml:space="preserve">. Post‑hoc comparisons were conducted to clarify the direction of the environmental effect. Within saline‑treated mice, EE animals spent more time in the target </w:t>
-      </w:r>
-      <w:r>
-        <w:rPr>
-          <w:rFonts w:ascii="Times New Roman" w:hAnsi="Times New Roman" w:cs="Times New Roman"/>
-          <w:sz w:val="24"/>
-          <w:szCs w:val="24"/>
-          <w:lang w:val="en-GB"/>
-        </w:rPr>
-        <w:lastRenderedPageBreak/>
-        <w:t xml:space="preserve">quadrant than PE animals </w:t>
+        <w:t xml:space="preserve">. Post‑hoc comparisons were conducted to clarify the direction of the environmental effect. Within saline‑treated mice, EE animals spent more time in the target quadrant than PE animals </w:t>
       </w:r>
       <w:r>
         <w:rPr>
@@ -33894,7 +34461,17 @@
           <w:lang w:val="en-US"/>
         </w:rPr>
         <w:noBreakHyphen/>
-        <w:t>induced deficit in the initial starting value, indicating that EE supported overall activity levels before learning had occurred</w:t>
+        <w:t xml:space="preserve">induced deficit in the initial starting </w:t>
+      </w:r>
+      <w:r>
+        <w:rPr>
+          <w:rFonts w:ascii="Times New Roman" w:hAnsi="Times New Roman" w:cs="Times New Roman"/>
+          <w:sz w:val="24"/>
+          <w:szCs w:val="24"/>
+          <w:lang w:val="en-US"/>
+        </w:rPr>
+        <w:lastRenderedPageBreak/>
+        <w:t>value, indicating that EE supported overall activity levels before learning had occurred</w:t>
       </w:r>
       <w:r>
         <w:rPr>
@@ -35011,17 +35588,7 @@
           <w:szCs w:val="24"/>
           <w:lang w:val="en-US"/>
         </w:rPr>
-        <w:t xml:space="preserve">During the reversal acquisition phase, the same procedure and analysis used in the initial acquisition phase were applied. In this phase, total path length quantified cognitive </w:t>
-      </w:r>
-      <w:r>
-        <w:rPr>
-          <w:rFonts w:ascii="Times New Roman" w:hAnsi="Times New Roman" w:cs="Times New Roman"/>
-          <w:sz w:val="24"/>
-          <w:szCs w:val="24"/>
-          <w:lang w:val="en-US"/>
-        </w:rPr>
-        <w:lastRenderedPageBreak/>
-        <w:t>flexibility, as mice were required to abandon the previously learned platform location and acquire a new spatial contingency</w:t>
+        <w:t>During the reversal acquisition phase, the same procedure and analysis used in the initial acquisition phase were applied. In this phase, total path length quantified cognitive flexibility, as mice were required to abandon the previously learned platform location and acquire a new spatial contingency</w:t>
       </w:r>
       <w:r>
         <w:rPr>
@@ -36285,8 +36852,9 @@
           <w:szCs w:val="24"/>
           <w:lang w:val="en-US"/>
         </w:rPr>
+        <w:lastRenderedPageBreak/>
         <w:drawing>
-          <wp:inline distT="0" distB="0" distL="0" distR="0" wp14:anchorId="310C1BEA" wp14:editId="1C0BE306">
+          <wp:inline distT="0" distB="0" distL="0" distR="0" wp14:anchorId="310C1BEA" wp14:editId="281B28D3">
             <wp:extent cx="4686300" cy="2321333"/>
             <wp:effectExtent l="0" t="0" r="0" b="3175"/>
             <wp:docPr id="2112177372" name="Picture 1"/>
@@ -38985,7 +39553,17 @@
           <w:szCs w:val="24"/>
           <w:lang w:val="en-US"/>
         </w:rPr>
-        <w:t>. Overall, chemotherapy-treated mice explored less than saline-treated mice. The environment × treatment interaction was also non</w:t>
+        <w:t xml:space="preserve">. Overall, chemotherapy-treated mice explored less than saline-treated mice. The environment × treatment interaction </w:t>
+      </w:r>
+      <w:r>
+        <w:rPr>
+          <w:b w:val="0"/>
+          <w:bCs w:val="0"/>
+          <w:szCs w:val="24"/>
+          <w:lang w:val="en-US"/>
+        </w:rPr>
+        <w:lastRenderedPageBreak/>
+        <w:t>was also non</w:t>
       </w:r>
       <w:r>
         <w:rPr>
@@ -40917,17 +41495,7 @@
           <w:szCs w:val="24"/>
           <w:lang w:val="en-US"/>
         </w:rPr>
-        <w:t xml:space="preserve">and only anecdotal evidence for the </w:t>
-      </w:r>
-      <w:r>
-        <w:rPr>
-          <w:rFonts w:ascii="Times New Roman" w:hAnsi="Times New Roman" w:cs="Times New Roman"/>
-          <w:sz w:val="24"/>
-          <w:szCs w:val="24"/>
-          <w:lang w:val="en-US"/>
-        </w:rPr>
-        <w:lastRenderedPageBreak/>
-        <w:t>absence of a treatment effect</w:t>
+        <w:t>and only anecdotal evidence for the absence of a treatment effect</w:t>
       </w:r>
       <w:r>
         <w:rPr>
@@ -43067,14 +43635,7 @@
         <w:rPr>
           <w:lang w:val="en-US"/>
         </w:rPr>
-        <w:t>Contribution of distinctive outcome measures to the assessment of anxiety in the open field: A meta-</w:t>
-      </w:r>
-      <w:r>
-        <w:rPr>
-          <w:lang w:val="en-US"/>
-        </w:rPr>
-        <w:lastRenderedPageBreak/>
-        <w:t xml:space="preserve">analysis of factors mediating open-field test variability in rodent models of anxiety. </w:t>
+        <w:t xml:space="preserve">Contribution of distinctive outcome measures to the assessment of anxiety in the open field: A meta-analysis of factors mediating open-field test variability in rodent models of anxiety. </w:t>
       </w:r>
       <w:r>
         <w:rPr>
@@ -43412,6 +43973,7 @@
         <w:rPr>
           <w:lang w:val="en-US"/>
         </w:rPr>
+        <w:lastRenderedPageBreak/>
         <w:t xml:space="preserve">Nadler, J. J., Moy, S. S., Dold, G., Trang, D., Simmons, N., Perez, A., Young, N. B., Barbaro, R. P., Piven, J., Magnuson, T. R., &amp; Crawley, J. N. (2004). Automated apparatus for quantitation of social approach behaviors in mice. </w:t>
       </w:r>
       <w:r>
@@ -43758,14 +44320,7 @@
         <w:rPr>
           <w:lang w:val="en-US"/>
         </w:rPr>
-        <w:t xml:space="preserve">D’Isa, R., Comi, G., &amp; Leocani, L. (2021). Apparatus design and behavioural testing protocol for the evaluation of spatial working memory in mice through the </w:t>
-      </w:r>
-      <w:r>
-        <w:rPr>
-          <w:lang w:val="en-US"/>
-        </w:rPr>
-        <w:lastRenderedPageBreak/>
-        <w:t xml:space="preserve">spontaneous alternation T-maze. </w:t>
+        <w:t xml:space="preserve">D’Isa, R., Comi, G., &amp; Leocani, L. (2021). Apparatus design and behavioural testing protocol for the evaluation of spatial working memory in mice through the spontaneous alternation T-maze. </w:t>
       </w:r>
       <w:r>
         <w:rPr>
@@ -44121,6 +44676,7 @@
         <w:spacing w:before="0" w:beforeAutospacing="0" w:after="0" w:afterAutospacing="0" w:line="276" w:lineRule="auto"/>
       </w:pPr>
       <w:r>
+        <w:lastRenderedPageBreak/>
         <w:t xml:space="preserve">Wagenmakers, E., Love, J., Marsman, M., Jamil, T., Ly, A., Verhagen, J., Selker, R., Gronau, Q. F., Dropmann, D., Boutin, B., Meerhoff, F., Knight, P., Raj, A., Van Kesteren, E., Van Doorn, J., Šmíra, M., Epskamp, S., Etz, A., Matzke, D., . . . </w:t>
       </w:r>
       <w:r>
@@ -47197,7 +47753,6 @@
   <w:style w:type="character" w:default="1" w:styleId="DefaultParagraphFont">
     <w:name w:val="Default Paragraph Font"/>
     <w:uiPriority w:val="1"/>
-    <w:semiHidden/>
     <w:unhideWhenUsed/>
   </w:style>
   <w:style w:type="table" w:default="1" w:styleId="TableNormal">
